--- a/2026-Q1/Resources/1Timothy2-Exegesis.docx
+++ b/2026-Q1/Resources/1Timothy2-Exegesis.docx
@@ -23,7 +23,7 @@
         <w:jc w:val="center"/>
       </w:pPr>
       <w:r>
-        <w:t>1/31/2026</w:t>
+        <w:t>February, 2026</w:t>
       </w:r>
     </w:p>
     <w:p/>
@@ -696,18 +696,7 @@
           <w:szCs w:val="22"/>
           <w14:ligatures w14:val="none"/>
         </w:rPr>
-        <w:t xml:space="preserve"> Paul left Timothy in Ephesus to confront false teaching and to re-stabilize church life (1 Tim 1:3–7). That includes (a) sound teaching, (b) public worship, (c) qualified leadership, and (d) a community life that fits “godliness” (</w:t>
-      </w:r>
-      <w:proofErr w:type="spellStart"/>
-      <w:r>
-        <w:rPr>
-          <w:rFonts w:eastAsia="Times New Roman" w:cs="Calibri"/>
-          <w:kern w:val="0"/>
-          <w:sz w:val="22"/>
-          <w:szCs w:val="22"/>
-          <w14:ligatures w14:val="none"/>
-        </w:rPr>
-        <w:t>ε</w:t>
+        <w:t xml:space="preserve"> Paul left Timothy in Ephesus to confront false teaching and to re-stabilize church life (1 Tim 1:3–7). That includes (a) sound teaching, (b) public worship, (c) qualified leadership, and (d) a community life that fits “godliness” (ε</w:t>
       </w:r>
       <w:r>
         <w:rPr>
@@ -727,50 +716,17 @@
           <w:szCs w:val="22"/>
           <w14:ligatures w14:val="none"/>
         </w:rPr>
-        <w:t>σέ</w:t>
-      </w:r>
-      <w:proofErr w:type="spellEnd"/>
-      <w:r>
-        <w:rPr>
-          <w:rFonts w:ascii="Aptos" w:eastAsia="Times New Roman" w:hAnsi="Aptos" w:cs="Aptos"/>
-          <w:kern w:val="0"/>
-          <w:sz w:val="22"/>
-          <w:szCs w:val="22"/>
-          <w14:ligatures w14:val="none"/>
-        </w:rPr>
-        <w:t>βεια</w:t>
-      </w:r>
-      <w:r>
-        <w:rPr>
-          <w:rFonts w:eastAsia="Times New Roman" w:cs="Calibri"/>
-          <w:kern w:val="0"/>
-          <w:sz w:val="22"/>
-          <w:szCs w:val="22"/>
-          <w14:ligatures w14:val="none"/>
-        </w:rPr>
-        <w:t xml:space="preserve">, </w:t>
-      </w:r>
-      <w:proofErr w:type="spellStart"/>
-      <w:r>
-        <w:rPr>
-          <w:rFonts w:eastAsia="Times New Roman" w:cs="Calibri"/>
-          <w:kern w:val="0"/>
-          <w:sz w:val="22"/>
-          <w:szCs w:val="22"/>
-          <w14:ligatures w14:val="none"/>
-        </w:rPr>
-        <w:t>eusebeia</w:t>
-      </w:r>
-      <w:proofErr w:type="spellEnd"/>
-      <w:r>
-        <w:rPr>
-          <w:rFonts w:eastAsia="Times New Roman" w:cs="Calibri"/>
-          <w:kern w:val="0"/>
-          <w:sz w:val="22"/>
-          <w:szCs w:val="22"/>
-          <w14:ligatures w14:val="none"/>
-        </w:rPr>
-        <w:t>).</w:t>
+        <w:t>σέβεια</w:t>
+      </w:r>
+      <w:r>
+        <w:rPr>
+          <w:rFonts w:eastAsia="Times New Roman" w:cs="Calibri"/>
+          <w:kern w:val="0"/>
+          <w:sz w:val="22"/>
+          <w:szCs w:val="22"/>
+          <w14:ligatures w14:val="none"/>
+        </w:rPr>
+        <w:t>, eusebeia).</w:t>
       </w:r>
     </w:p>
     <w:p>
@@ -1091,7 +1047,6 @@
         <w:lastRenderedPageBreak/>
         <w:t>“Likewise” (</w:t>
       </w:r>
-      <w:proofErr w:type="spellStart"/>
       <w:r>
         <w:rPr>
           <w:rFonts w:ascii="Arial" w:eastAsia="Times New Roman" w:hAnsi="Arial" w:cs="Arial"/>
@@ -1110,18 +1065,7 @@
           <w:szCs w:val="22"/>
           <w14:ligatures w14:val="none"/>
         </w:rPr>
-        <w:t>σ</w:t>
-      </w:r>
-      <w:proofErr w:type="spellEnd"/>
-      <w:r>
-        <w:rPr>
-          <w:rFonts w:ascii="Aptos" w:eastAsia="Times New Roman" w:hAnsi="Aptos" w:cs="Aptos"/>
-          <w:kern w:val="0"/>
-          <w:sz w:val="22"/>
-          <w:szCs w:val="22"/>
-          <w14:ligatures w14:val="none"/>
-        </w:rPr>
-        <w:t>αύτως</w:t>
+        <w:t>σαύτως</w:t>
       </w:r>
       <w:r>
         <w:rPr>
@@ -1133,7 +1077,6 @@
         </w:rPr>
         <w:t xml:space="preserve">, </w:t>
       </w:r>
-      <w:proofErr w:type="spellStart"/>
       <w:r>
         <w:rPr>
           <w:rFonts w:eastAsia="Times New Roman" w:cs="Calibri"/>
@@ -1146,7 +1089,6 @@
         </w:rPr>
         <w:t>hōsautōs</w:t>
       </w:r>
-      <w:proofErr w:type="spellEnd"/>
       <w:r>
         <w:rPr>
           <w:rFonts w:eastAsia="Times New Roman" w:cs="Calibri"/>
@@ -1220,31 +1162,8 @@
           <w:szCs w:val="22"/>
           <w14:ligatures w14:val="none"/>
         </w:rPr>
-        <w:t>“Suitable/proper” (κατα</w:t>
-      </w:r>
-      <w:proofErr w:type="spellStart"/>
-      <w:r>
-        <w:rPr>
-          <w:rFonts w:eastAsia="Times New Roman" w:cs="Calibri"/>
-          <w:kern w:val="0"/>
-          <w:sz w:val="22"/>
-          <w:szCs w:val="22"/>
-          <w14:ligatures w14:val="none"/>
-        </w:rPr>
-        <w:t>στολή</w:t>
-      </w:r>
-      <w:proofErr w:type="spellEnd"/>
-      <w:r>
-        <w:rPr>
-          <w:rFonts w:eastAsia="Times New Roman" w:cs="Calibri"/>
-          <w:kern w:val="0"/>
-          <w:sz w:val="22"/>
-          <w:szCs w:val="22"/>
-          <w14:ligatures w14:val="none"/>
-        </w:rPr>
-        <w:t xml:space="preserve">, </w:t>
-      </w:r>
-      <w:proofErr w:type="spellStart"/>
+        <w:t xml:space="preserve">“Suitable/proper” (καταστολή, </w:t>
+      </w:r>
       <w:r>
         <w:rPr>
           <w:rFonts w:eastAsia="Times New Roman" w:cs="Calibri"/>
@@ -1257,7 +1176,6 @@
         </w:rPr>
         <w:t>katastolē</w:t>
       </w:r>
-      <w:proofErr w:type="spellEnd"/>
       <w:r>
         <w:rPr>
           <w:rFonts w:eastAsia="Times New Roman" w:cs="Calibri"/>
@@ -1317,7 +1235,6 @@
         </w:rPr>
         <w:t>“Modesty” (α</w:t>
       </w:r>
-      <w:proofErr w:type="spellStart"/>
       <w:r>
         <w:rPr>
           <w:rFonts w:ascii="Arial" w:eastAsia="Times New Roman" w:hAnsi="Arial" w:cs="Arial"/>
@@ -1338,7 +1255,6 @@
         </w:rPr>
         <w:t>δώς</w:t>
       </w:r>
-      <w:proofErr w:type="spellEnd"/>
       <w:r>
         <w:rPr>
           <w:rFonts w:eastAsia="Times New Roman" w:cs="Calibri"/>
@@ -1349,7 +1265,6 @@
         </w:rPr>
         <w:t xml:space="preserve">, </w:t>
       </w:r>
-      <w:proofErr w:type="spellStart"/>
       <w:r>
         <w:rPr>
           <w:rFonts w:eastAsia="Times New Roman" w:cs="Calibri"/>
@@ -1362,7 +1277,6 @@
         </w:rPr>
         <w:t>aidōs</w:t>
       </w:r>
-      <w:proofErr w:type="spellEnd"/>
       <w:r>
         <w:rPr>
           <w:rFonts w:eastAsia="Times New Roman" w:cs="Calibri"/>
@@ -1383,22 +1297,8 @@
           <w:szCs w:val="22"/>
           <w14:ligatures w14:val="none"/>
         </w:rPr>
-        <w:t>propriety/</w:t>
-      </w:r>
-      <w:proofErr w:type="spellStart"/>
-      <w:r>
-        <w:rPr>
-          <w:rFonts w:eastAsia="Times New Roman" w:cs="Calibri"/>
-          <w:b/>
-          <w:bCs/>
-          <w:kern w:val="0"/>
-          <w:sz w:val="22"/>
-          <w:szCs w:val="22"/>
-          <w14:ligatures w14:val="none"/>
-        </w:rPr>
-        <w:t>shamefastness</w:t>
-      </w:r>
-      <w:proofErr w:type="spellEnd"/>
+        <w:t>propriety/shamefastness</w:t>
+      </w:r>
       <w:r>
         <w:rPr>
           <w:rFonts w:eastAsia="Times New Roman" w:cs="Calibri"/>
@@ -1434,31 +1334,8 @@
           <w:szCs w:val="22"/>
           <w14:ligatures w14:val="none"/>
         </w:rPr>
-        <w:t>“Self-control” (</w:t>
-      </w:r>
-      <w:proofErr w:type="spellStart"/>
-      <w:r>
-        <w:rPr>
-          <w:rFonts w:eastAsia="Times New Roman" w:cs="Calibri"/>
-          <w:kern w:val="0"/>
-          <w:sz w:val="22"/>
-          <w:szCs w:val="22"/>
-          <w14:ligatures w14:val="none"/>
-        </w:rPr>
-        <w:t>σωφροσύνη</w:t>
-      </w:r>
-      <w:proofErr w:type="spellEnd"/>
-      <w:r>
-        <w:rPr>
-          <w:rFonts w:eastAsia="Times New Roman" w:cs="Calibri"/>
-          <w:kern w:val="0"/>
-          <w:sz w:val="22"/>
-          <w:szCs w:val="22"/>
-          <w14:ligatures w14:val="none"/>
-        </w:rPr>
-        <w:t xml:space="preserve">, </w:t>
-      </w:r>
-      <w:proofErr w:type="spellStart"/>
+        <w:t xml:space="preserve">“Self-control” (σωφροσύνη, </w:t>
+      </w:r>
       <w:r>
         <w:rPr>
           <w:rFonts w:eastAsia="Times New Roman" w:cs="Calibri"/>
@@ -1471,7 +1348,6 @@
         </w:rPr>
         <w:t>sōphrosynē</w:t>
       </w:r>
-      <w:proofErr w:type="spellEnd"/>
       <w:r>
         <w:rPr>
           <w:rFonts w:eastAsia="Times New Roman" w:cs="Calibri"/>
@@ -1883,7 +1759,6 @@
         </w:rPr>
         <w:t>“quietly” (</w:t>
       </w:r>
-      <w:proofErr w:type="spellStart"/>
       <w:r>
         <w:rPr>
           <w:rFonts w:ascii="Arial" w:eastAsia="Times New Roman" w:hAnsi="Arial" w:cs="Arial"/>
@@ -1904,7 +1779,6 @@
         </w:rPr>
         <w:t>ν</w:t>
       </w:r>
-      <w:proofErr w:type="spellEnd"/>
       <w:r>
         <w:rPr>
           <w:rFonts w:eastAsia="Times New Roman" w:cs="Calibri"/>
@@ -1915,7 +1789,6 @@
         </w:rPr>
         <w:t xml:space="preserve"> </w:t>
       </w:r>
-      <w:proofErr w:type="spellStart"/>
       <w:r>
         <w:rPr>
           <w:rFonts w:ascii="Arial" w:eastAsia="Times New Roman" w:hAnsi="Arial" w:cs="Arial"/>
@@ -1946,7 +1819,6 @@
         </w:rPr>
         <w:t>ᾳ</w:t>
       </w:r>
-      <w:proofErr w:type="spellEnd"/>
       <w:r>
         <w:rPr>
           <w:rFonts w:eastAsia="Times New Roman" w:cs="Calibri"/>
@@ -1957,7 +1829,6 @@
         </w:rPr>
         <w:t xml:space="preserve">, </w:t>
       </w:r>
-      <w:proofErr w:type="spellStart"/>
       <w:r>
         <w:rPr>
           <w:rFonts w:eastAsia="Times New Roman" w:cs="Calibri"/>
@@ -1968,35 +1839,8 @@
           <w:szCs w:val="22"/>
           <w14:ligatures w14:val="none"/>
         </w:rPr>
-        <w:t>en</w:t>
-      </w:r>
-      <w:proofErr w:type="spellEnd"/>
-      <w:r>
-        <w:rPr>
-          <w:rFonts w:eastAsia="Times New Roman" w:cs="Calibri"/>
-          <w:i/>
-          <w:iCs/>
-          <w:kern w:val="0"/>
-          <w:sz w:val="22"/>
-          <w:szCs w:val="22"/>
-          <w14:ligatures w14:val="none"/>
-        </w:rPr>
-        <w:t xml:space="preserve"> </w:t>
-      </w:r>
-      <w:proofErr w:type="spellStart"/>
-      <w:r>
-        <w:rPr>
-          <w:rFonts w:eastAsia="Times New Roman" w:cs="Calibri"/>
-          <w:i/>
-          <w:iCs/>
-          <w:kern w:val="0"/>
-          <w:sz w:val="22"/>
-          <w:szCs w:val="22"/>
-          <w14:ligatures w14:val="none"/>
-        </w:rPr>
-        <w:t>hēsychia</w:t>
-      </w:r>
-      <w:proofErr w:type="spellEnd"/>
+        <w:t>en hēsychia</w:t>
+      </w:r>
       <w:r>
         <w:rPr>
           <w:rFonts w:eastAsia="Times New Roman" w:cs="Calibri"/>
@@ -2018,7 +1862,6 @@
         <w:br/>
         <w:t xml:space="preserve">This word often means </w:t>
       </w:r>
-      <w:proofErr w:type="spellStart"/>
       <w:r>
         <w:rPr>
           <w:rFonts w:eastAsia="Times New Roman" w:cs="Calibri"/>
@@ -2029,20 +1872,7 @@
           <w:szCs w:val="22"/>
           <w14:ligatures w14:val="none"/>
         </w:rPr>
-        <w:t>settledness</w:t>
-      </w:r>
-      <w:proofErr w:type="spellEnd"/>
-      <w:r>
-        <w:rPr>
-          <w:rFonts w:eastAsia="Times New Roman" w:cs="Calibri"/>
-          <w:b/>
-          <w:bCs/>
-          <w:kern w:val="0"/>
-          <w:sz w:val="22"/>
-          <w:szCs w:val="22"/>
-          <w14:ligatures w14:val="none"/>
-        </w:rPr>
-        <w:t>, calm, non-disruptiveness</w:t>
+        <w:t>settledness, calm, non-disruptiveness</w:t>
       </w:r>
       <w:r>
         <w:rPr>
@@ -2081,7 +1911,6 @@
         </w:rPr>
         <w:t>“with all submissiveness” (</w:t>
       </w:r>
-      <w:proofErr w:type="spellStart"/>
       <w:r>
         <w:rPr>
           <w:rFonts w:ascii="Arial" w:eastAsia="Times New Roman" w:hAnsi="Arial" w:cs="Arial"/>
@@ -2102,7 +1931,6 @@
         </w:rPr>
         <w:t>ν</w:t>
       </w:r>
-      <w:proofErr w:type="spellEnd"/>
       <w:r>
         <w:rPr>
           <w:rFonts w:eastAsia="Times New Roman" w:cs="Calibri"/>
@@ -2121,9 +1949,38 @@
           <w:szCs w:val="22"/>
           <w14:ligatures w14:val="none"/>
         </w:rPr>
-        <w:t>π</w:t>
-      </w:r>
-      <w:proofErr w:type="spellStart"/>
+        <w:t>πάσ</w:t>
+      </w:r>
+      <w:r>
+        <w:rPr>
+          <w:rFonts w:ascii="Arial" w:eastAsia="Times New Roman" w:hAnsi="Arial" w:cs="Arial"/>
+          <w:kern w:val="0"/>
+          <w:sz w:val="22"/>
+          <w:szCs w:val="22"/>
+          <w14:ligatures w14:val="none"/>
+        </w:rPr>
+        <w:t>ῃ</w:t>
+      </w:r>
+      <w:r>
+        <w:rPr>
+          <w:rFonts w:eastAsia="Times New Roman" w:cs="Calibri"/>
+          <w:kern w:val="0"/>
+          <w:sz w:val="22"/>
+          <w:szCs w:val="22"/>
+          <w14:ligatures w14:val="none"/>
+        </w:rPr>
+        <w:t xml:space="preserve"> </w:t>
+      </w:r>
+      <w:r>
+        <w:rPr>
+          <w:rFonts w:ascii="Arial" w:eastAsia="Times New Roman" w:hAnsi="Arial" w:cs="Arial"/>
+          <w:kern w:val="0"/>
+          <w:sz w:val="22"/>
+          <w:szCs w:val="22"/>
+          <w14:ligatures w14:val="none"/>
+        </w:rPr>
+        <w:t>ὑ</w:t>
+      </w:r>
       <w:r>
         <w:rPr>
           <w:rFonts w:ascii="Aptos" w:eastAsia="Times New Roman" w:hAnsi="Aptos" w:cs="Aptos"/>
@@ -2132,7 +1989,7 @@
           <w:szCs w:val="22"/>
           <w14:ligatures w14:val="none"/>
         </w:rPr>
-        <w:t>άσ</w:t>
+        <w:t>ποταγ</w:t>
       </w:r>
       <w:r>
         <w:rPr>
@@ -2142,69 +1999,6 @@
           <w:szCs w:val="22"/>
           <w14:ligatures w14:val="none"/>
         </w:rPr>
-        <w:t>ῃ</w:t>
-      </w:r>
-      <w:proofErr w:type="spellEnd"/>
-      <w:r>
-        <w:rPr>
-          <w:rFonts w:eastAsia="Times New Roman" w:cs="Calibri"/>
-          <w:kern w:val="0"/>
-          <w:sz w:val="22"/>
-          <w:szCs w:val="22"/>
-          <w14:ligatures w14:val="none"/>
-        </w:rPr>
-        <w:t xml:space="preserve"> </w:t>
-      </w:r>
-      <w:r>
-        <w:rPr>
-          <w:rFonts w:ascii="Arial" w:eastAsia="Times New Roman" w:hAnsi="Arial" w:cs="Arial"/>
-          <w:kern w:val="0"/>
-          <w:sz w:val="22"/>
-          <w:szCs w:val="22"/>
-          <w14:ligatures w14:val="none"/>
-        </w:rPr>
-        <w:t>ὑ</w:t>
-      </w:r>
-      <w:r>
-        <w:rPr>
-          <w:rFonts w:ascii="Aptos" w:eastAsia="Times New Roman" w:hAnsi="Aptos" w:cs="Aptos"/>
-          <w:kern w:val="0"/>
-          <w:sz w:val="22"/>
-          <w:szCs w:val="22"/>
-          <w14:ligatures w14:val="none"/>
-        </w:rPr>
-        <w:t>π</w:t>
-      </w:r>
-      <w:proofErr w:type="spellStart"/>
-      <w:r>
-        <w:rPr>
-          <w:rFonts w:ascii="Aptos" w:eastAsia="Times New Roman" w:hAnsi="Aptos" w:cs="Aptos"/>
-          <w:kern w:val="0"/>
-          <w:sz w:val="22"/>
-          <w:szCs w:val="22"/>
-          <w14:ligatures w14:val="none"/>
-        </w:rPr>
-        <w:t>οτ</w:t>
-      </w:r>
-      <w:proofErr w:type="spellEnd"/>
-      <w:r>
-        <w:rPr>
-          <w:rFonts w:ascii="Aptos" w:eastAsia="Times New Roman" w:hAnsi="Aptos" w:cs="Aptos"/>
-          <w:kern w:val="0"/>
-          <w:sz w:val="22"/>
-          <w:szCs w:val="22"/>
-          <w14:ligatures w14:val="none"/>
-        </w:rPr>
-        <w:t>αγ</w:t>
-      </w:r>
-      <w:r>
-        <w:rPr>
-          <w:rFonts w:ascii="Arial" w:eastAsia="Times New Roman" w:hAnsi="Arial" w:cs="Arial"/>
-          <w:kern w:val="0"/>
-          <w:sz w:val="22"/>
-          <w:szCs w:val="22"/>
-          <w14:ligatures w14:val="none"/>
-        </w:rPr>
         <w:t>ῇ</w:t>
       </w:r>
       <w:r>
@@ -2217,7 +2011,6 @@
         </w:rPr>
         <w:t xml:space="preserve">, </w:t>
       </w:r>
-      <w:proofErr w:type="spellStart"/>
       <w:r>
         <w:rPr>
           <w:rFonts w:eastAsia="Times New Roman" w:cs="Calibri"/>
@@ -2228,9 +2021,28 @@
           <w:szCs w:val="22"/>
           <w14:ligatures w14:val="none"/>
         </w:rPr>
-        <w:t>en</w:t>
-      </w:r>
-      <w:proofErr w:type="spellEnd"/>
+        <w:t>en pasē hypotagē</w:t>
+      </w:r>
+      <w:r>
+        <w:rPr>
+          <w:rFonts w:eastAsia="Times New Roman" w:cs="Calibri"/>
+          <w:kern w:val="0"/>
+          <w:sz w:val="22"/>
+          <w:szCs w:val="22"/>
+          <w14:ligatures w14:val="none"/>
+        </w:rPr>
+        <w:t>)</w:t>
+      </w:r>
+      <w:r>
+        <w:rPr>
+          <w:rFonts w:eastAsia="Times New Roman" w:cs="Calibri"/>
+          <w:kern w:val="0"/>
+          <w:sz w:val="22"/>
+          <w:szCs w:val="22"/>
+          <w14:ligatures w14:val="none"/>
+        </w:rPr>
+        <w:br/>
+      </w:r>
       <w:r>
         <w:rPr>
           <w:rFonts w:eastAsia="Times New Roman" w:cs="Calibri"/>
@@ -2241,82 +2053,8 @@
           <w:szCs w:val="22"/>
           <w14:ligatures w14:val="none"/>
         </w:rPr>
-        <w:t xml:space="preserve"> </w:t>
-      </w:r>
-      <w:proofErr w:type="spellStart"/>
-      <w:r>
-        <w:rPr>
-          <w:rFonts w:eastAsia="Times New Roman" w:cs="Calibri"/>
-          <w:i/>
-          <w:iCs/>
-          <w:kern w:val="0"/>
-          <w:sz w:val="22"/>
-          <w:szCs w:val="22"/>
-          <w14:ligatures w14:val="none"/>
-        </w:rPr>
-        <w:t>pasē</w:t>
-      </w:r>
-      <w:proofErr w:type="spellEnd"/>
-      <w:r>
-        <w:rPr>
-          <w:rFonts w:eastAsia="Times New Roman" w:cs="Calibri"/>
-          <w:i/>
-          <w:iCs/>
-          <w:kern w:val="0"/>
-          <w:sz w:val="22"/>
-          <w:szCs w:val="22"/>
-          <w14:ligatures w14:val="none"/>
-        </w:rPr>
-        <w:t xml:space="preserve"> </w:t>
-      </w:r>
-      <w:proofErr w:type="spellStart"/>
-      <w:r>
-        <w:rPr>
-          <w:rFonts w:eastAsia="Times New Roman" w:cs="Calibri"/>
-          <w:i/>
-          <w:iCs/>
-          <w:kern w:val="0"/>
-          <w:sz w:val="22"/>
-          <w:szCs w:val="22"/>
-          <w14:ligatures w14:val="none"/>
-        </w:rPr>
-        <w:t>hypotagē</w:t>
-      </w:r>
-      <w:proofErr w:type="spellEnd"/>
-      <w:r>
-        <w:rPr>
-          <w:rFonts w:eastAsia="Times New Roman" w:cs="Calibri"/>
-          <w:kern w:val="0"/>
-          <w:sz w:val="22"/>
-          <w:szCs w:val="22"/>
-          <w14:ligatures w14:val="none"/>
-        </w:rPr>
-        <w:t>)</w:t>
-      </w:r>
-      <w:r>
-        <w:rPr>
-          <w:rFonts w:eastAsia="Times New Roman" w:cs="Calibri"/>
-          <w:kern w:val="0"/>
-          <w:sz w:val="22"/>
-          <w:szCs w:val="22"/>
-          <w14:ligatures w14:val="none"/>
-        </w:rPr>
-        <w:br/>
-      </w:r>
-      <w:proofErr w:type="spellStart"/>
-      <w:r>
-        <w:rPr>
-          <w:rFonts w:eastAsia="Times New Roman" w:cs="Calibri"/>
-          <w:i/>
-          <w:iCs/>
-          <w:kern w:val="0"/>
-          <w:sz w:val="22"/>
-          <w:szCs w:val="22"/>
-          <w14:ligatures w14:val="none"/>
-        </w:rPr>
         <w:t>Hypotagē</w:t>
       </w:r>
-      <w:proofErr w:type="spellEnd"/>
       <w:r>
         <w:rPr>
           <w:rFonts w:eastAsia="Times New Roman" w:cs="Calibri"/>
@@ -2460,18 +2198,26 @@
           <w14:ligatures w14:val="none"/>
         </w:rPr>
       </w:pPr>
-      <w:proofErr w:type="spellStart"/>
-      <w:r>
-        <w:rPr>
-          <w:rFonts w:eastAsia="Times New Roman" w:cs="Calibri"/>
-          <w:kern w:val="0"/>
-          <w:sz w:val="22"/>
-          <w:szCs w:val="22"/>
-          <w14:ligatures w14:val="none"/>
-        </w:rPr>
-        <w:t>διδάσκειν</w:t>
-      </w:r>
-      <w:proofErr w:type="spellEnd"/>
+      <w:r>
+        <w:rPr>
+          <w:rFonts w:eastAsia="Times New Roman" w:cs="Calibri"/>
+          <w:kern w:val="0"/>
+          <w:sz w:val="22"/>
+          <w:szCs w:val="22"/>
+          <w14:ligatures w14:val="none"/>
+        </w:rPr>
+        <w:t>διδάσκειν δ</w:t>
+      </w:r>
+      <w:r>
+        <w:rPr>
+          <w:rFonts w:ascii="Arial" w:eastAsia="Times New Roman" w:hAnsi="Arial" w:cs="Arial"/>
+          <w:kern w:val="0"/>
+          <w:sz w:val="22"/>
+          <w:szCs w:val="22"/>
+          <w14:ligatures w14:val="none"/>
+        </w:rPr>
+        <w:t>ὲ</w:t>
+      </w:r>
       <w:r>
         <w:rPr>
           <w:rFonts w:eastAsia="Times New Roman" w:cs="Calibri"/>
@@ -2482,16 +2228,15 @@
         </w:rPr>
         <w:t xml:space="preserve"> </w:t>
       </w:r>
-      <w:proofErr w:type="spellStart"/>
-      <w:r>
-        <w:rPr>
-          <w:rFonts w:eastAsia="Times New Roman" w:cs="Calibri"/>
-          <w:kern w:val="0"/>
-          <w:sz w:val="22"/>
-          <w:szCs w:val="22"/>
-          <w14:ligatures w14:val="none"/>
-        </w:rPr>
-        <w:t>δ</w:t>
+      <w:r>
+        <w:rPr>
+          <w:rFonts w:ascii="Aptos" w:eastAsia="Times New Roman" w:hAnsi="Aptos" w:cs="Aptos"/>
+          <w:kern w:val="0"/>
+          <w:sz w:val="22"/>
+          <w:szCs w:val="22"/>
+          <w14:ligatures w14:val="none"/>
+        </w:rPr>
+        <w:t>γυναικ</w:t>
       </w:r>
       <w:r>
         <w:rPr>
@@ -2501,9 +2246,8 @@
           <w:szCs w:val="22"/>
           <w14:ligatures w14:val="none"/>
         </w:rPr>
-        <w:t>ὲ</w:t>
-      </w:r>
-      <w:proofErr w:type="spellEnd"/>
+        <w:t>ὶ</w:t>
+      </w:r>
       <w:r>
         <w:rPr>
           <w:rFonts w:eastAsia="Times New Roman" w:cs="Calibri"/>
@@ -2514,7 +2258,6 @@
         </w:rPr>
         <w:t xml:space="preserve"> </w:t>
       </w:r>
-      <w:proofErr w:type="spellStart"/>
       <w:r>
         <w:rPr>
           <w:rFonts w:ascii="Aptos" w:eastAsia="Times New Roman" w:hAnsi="Aptos" w:cs="Aptos"/>
@@ -2523,9 +2266,18 @@
           <w:szCs w:val="22"/>
           <w14:ligatures w14:val="none"/>
         </w:rPr>
-        <w:t>γυν</w:t>
-      </w:r>
-      <w:proofErr w:type="spellEnd"/>
+        <w:t>ο</w:t>
+      </w:r>
+      <w:r>
+        <w:rPr>
+          <w:rFonts w:ascii="Arial" w:eastAsia="Times New Roman" w:hAnsi="Arial" w:cs="Arial"/>
+          <w:kern w:val="0"/>
+          <w:sz w:val="22"/>
+          <w:szCs w:val="22"/>
+          <w14:ligatures w14:val="none"/>
+        </w:rPr>
+        <w:t>ὐ</w:t>
+      </w:r>
       <w:r>
         <w:rPr>
           <w:rFonts w:ascii="Aptos" w:eastAsia="Times New Roman" w:hAnsi="Aptos" w:cs="Aptos"/>
@@ -2534,7 +2286,17 @@
           <w:szCs w:val="22"/>
           <w14:ligatures w14:val="none"/>
         </w:rPr>
-        <w:t>αικ</w:t>
+        <w:t>κ</w:t>
+      </w:r>
+      <w:r>
+        <w:rPr>
+          <w:rFonts w:eastAsia="Times New Roman" w:cs="Calibri"/>
+          <w:kern w:val="0"/>
+          <w:sz w:val="22"/>
+          <w:szCs w:val="22"/>
+          <w14:ligatures w14:val="none"/>
+        </w:rPr>
+        <w:t xml:space="preserve"> </w:t>
       </w:r>
       <w:r>
         <w:rPr>
@@ -2544,7 +2306,17 @@
           <w:szCs w:val="22"/>
           <w14:ligatures w14:val="none"/>
         </w:rPr>
-        <w:t>ὶ</w:t>
+        <w:t>ἐ</w:t>
+      </w:r>
+      <w:r>
+        <w:rPr>
+          <w:rFonts w:ascii="Aptos" w:eastAsia="Times New Roman" w:hAnsi="Aptos" w:cs="Aptos"/>
+          <w:kern w:val="0"/>
+          <w:sz w:val="22"/>
+          <w:szCs w:val="22"/>
+          <w14:ligatures w14:val="none"/>
+        </w:rPr>
+        <w:t>πιτρέπω</w:t>
       </w:r>
       <w:r>
         <w:rPr>
@@ -2556,101 +2328,6 @@
         </w:rPr>
         <w:t xml:space="preserve"> </w:t>
       </w:r>
-      <w:proofErr w:type="spellStart"/>
-      <w:r>
-        <w:rPr>
-          <w:rFonts w:ascii="Aptos" w:eastAsia="Times New Roman" w:hAnsi="Aptos" w:cs="Aptos"/>
-          <w:kern w:val="0"/>
-          <w:sz w:val="22"/>
-          <w:szCs w:val="22"/>
-          <w14:ligatures w14:val="none"/>
-        </w:rPr>
-        <w:t>ο</w:t>
-      </w:r>
-      <w:r>
-        <w:rPr>
-          <w:rFonts w:ascii="Arial" w:eastAsia="Times New Roman" w:hAnsi="Arial" w:cs="Arial"/>
-          <w:kern w:val="0"/>
-          <w:sz w:val="22"/>
-          <w:szCs w:val="22"/>
-          <w14:ligatures w14:val="none"/>
-        </w:rPr>
-        <w:t>ὐ</w:t>
-      </w:r>
-      <w:r>
-        <w:rPr>
-          <w:rFonts w:ascii="Aptos" w:eastAsia="Times New Roman" w:hAnsi="Aptos" w:cs="Aptos"/>
-          <w:kern w:val="0"/>
-          <w:sz w:val="22"/>
-          <w:szCs w:val="22"/>
-          <w14:ligatures w14:val="none"/>
-        </w:rPr>
-        <w:t>κ</w:t>
-      </w:r>
-      <w:proofErr w:type="spellEnd"/>
-      <w:r>
-        <w:rPr>
-          <w:rFonts w:eastAsia="Times New Roman" w:cs="Calibri"/>
-          <w:kern w:val="0"/>
-          <w:sz w:val="22"/>
-          <w:szCs w:val="22"/>
-          <w14:ligatures w14:val="none"/>
-        </w:rPr>
-        <w:t xml:space="preserve"> </w:t>
-      </w:r>
-      <w:r>
-        <w:rPr>
-          <w:rFonts w:ascii="Arial" w:eastAsia="Times New Roman" w:hAnsi="Arial" w:cs="Arial"/>
-          <w:kern w:val="0"/>
-          <w:sz w:val="22"/>
-          <w:szCs w:val="22"/>
-          <w14:ligatures w14:val="none"/>
-        </w:rPr>
-        <w:t>ἐ</w:t>
-      </w:r>
-      <w:r>
-        <w:rPr>
-          <w:rFonts w:ascii="Aptos" w:eastAsia="Times New Roman" w:hAnsi="Aptos" w:cs="Aptos"/>
-          <w:kern w:val="0"/>
-          <w:sz w:val="22"/>
-          <w:szCs w:val="22"/>
-          <w14:ligatures w14:val="none"/>
-        </w:rPr>
-        <w:t>π</w:t>
-      </w:r>
-      <w:proofErr w:type="spellStart"/>
-      <w:r>
-        <w:rPr>
-          <w:rFonts w:ascii="Aptos" w:eastAsia="Times New Roman" w:hAnsi="Aptos" w:cs="Aptos"/>
-          <w:kern w:val="0"/>
-          <w:sz w:val="22"/>
-          <w:szCs w:val="22"/>
-          <w14:ligatures w14:val="none"/>
-        </w:rPr>
-        <w:t>ιτρέ</w:t>
-      </w:r>
-      <w:proofErr w:type="spellEnd"/>
-      <w:r>
-        <w:rPr>
-          <w:rFonts w:ascii="Aptos" w:eastAsia="Times New Roman" w:hAnsi="Aptos" w:cs="Aptos"/>
-          <w:kern w:val="0"/>
-          <w:sz w:val="22"/>
-          <w:szCs w:val="22"/>
-          <w14:ligatures w14:val="none"/>
-        </w:rPr>
-        <w:t>πω</w:t>
-      </w:r>
-      <w:r>
-        <w:rPr>
-          <w:rFonts w:eastAsia="Times New Roman" w:cs="Calibri"/>
-          <w:kern w:val="0"/>
-          <w:sz w:val="22"/>
-          <w:szCs w:val="22"/>
-          <w14:ligatures w14:val="none"/>
-        </w:rPr>
-        <w:t xml:space="preserve"> </w:t>
-      </w:r>
-      <w:proofErr w:type="spellStart"/>
       <w:r>
         <w:rPr>
           <w:rFonts w:eastAsia="Times New Roman" w:cs="Calibri"/>
@@ -2699,7 +2376,6 @@
         </w:rPr>
         <w:t>ὲ</w:t>
       </w:r>
-      <w:proofErr w:type="spellEnd"/>
       <w:r>
         <w:rPr>
           <w:rFonts w:eastAsia="Times New Roman" w:cs="Calibri"/>
@@ -2710,7 +2386,6 @@
         </w:rPr>
         <w:t xml:space="preserve"> α</w:t>
       </w:r>
-      <w:proofErr w:type="spellStart"/>
       <w:r>
         <w:rPr>
           <w:rFonts w:ascii="Arial" w:eastAsia="Times New Roman" w:hAnsi="Arial" w:cs="Arial"/>
@@ -2751,7 +2426,6 @@
         </w:rPr>
         <w:t>ν</w:t>
       </w:r>
-      <w:proofErr w:type="spellEnd"/>
       <w:r>
         <w:rPr>
           <w:rFonts w:eastAsia="Times New Roman" w:cs="Calibri"/>
@@ -2762,7 +2436,6 @@
         </w:rPr>
         <w:t xml:space="preserve"> </w:t>
       </w:r>
-      <w:proofErr w:type="spellStart"/>
       <w:r>
         <w:rPr>
           <w:rFonts w:ascii="Arial" w:eastAsia="Times New Roman" w:hAnsi="Arial" w:cs="Arial"/>
@@ -2783,7 +2456,6 @@
         </w:rPr>
         <w:t>νδρός</w:t>
       </w:r>
-      <w:proofErr w:type="spellEnd"/>
       <w:r>
         <w:rPr>
           <w:rFonts w:eastAsia="Times New Roman" w:cs="Calibri"/>
@@ -2794,7 +2466,6 @@
         </w:rPr>
         <w:t xml:space="preserve">, </w:t>
       </w:r>
-      <w:proofErr w:type="spellStart"/>
       <w:r>
         <w:rPr>
           <w:rFonts w:ascii="Arial" w:eastAsia="Times New Roman" w:hAnsi="Arial" w:cs="Arial"/>
@@ -2813,9 +2484,18 @@
           <w:szCs w:val="22"/>
           <w14:ligatures w14:val="none"/>
         </w:rPr>
-        <w:t>λλ</w:t>
-      </w:r>
-      <w:proofErr w:type="spellEnd"/>
+        <w:t>λλ’</w:t>
+      </w:r>
+      <w:r>
+        <w:rPr>
+          <w:rFonts w:eastAsia="Times New Roman" w:cs="Calibri"/>
+          <w:kern w:val="0"/>
+          <w:sz w:val="22"/>
+          <w:szCs w:val="22"/>
+          <w14:ligatures w14:val="none"/>
+        </w:rPr>
+        <w:t xml:space="preserve"> </w:t>
+      </w:r>
       <w:r>
         <w:rPr>
           <w:rFonts w:ascii="Aptos" w:eastAsia="Times New Roman" w:hAnsi="Aptos" w:cs="Aptos"/>
@@ -2824,7 +2504,27 @@
           <w:szCs w:val="22"/>
           <w14:ligatures w14:val="none"/>
         </w:rPr>
-        <w:t>’</w:t>
+        <w:t>ε</w:t>
+      </w:r>
+      <w:r>
+        <w:rPr>
+          <w:rFonts w:ascii="Arial" w:eastAsia="Times New Roman" w:hAnsi="Arial" w:cs="Arial"/>
+          <w:kern w:val="0"/>
+          <w:sz w:val="22"/>
+          <w:szCs w:val="22"/>
+          <w14:ligatures w14:val="none"/>
+        </w:rPr>
+        <w:t>ἶ</w:t>
+      </w:r>
+      <w:r>
+        <w:rPr>
+          <w:rFonts w:ascii="Aptos" w:eastAsia="Times New Roman" w:hAnsi="Aptos" w:cs="Aptos"/>
+          <w:kern w:val="0"/>
+          <w:sz w:val="22"/>
+          <w:szCs w:val="22"/>
+          <w14:ligatures w14:val="none"/>
+        </w:rPr>
+        <w:t>ναι</w:t>
       </w:r>
       <w:r>
         <w:rPr>
@@ -2836,7 +2536,16 @@
         </w:rPr>
         <w:t xml:space="preserve"> </w:t>
       </w:r>
-      <w:proofErr w:type="spellStart"/>
+      <w:r>
+        <w:rPr>
+          <w:rFonts w:ascii="Arial" w:eastAsia="Times New Roman" w:hAnsi="Arial" w:cs="Arial"/>
+          <w:kern w:val="0"/>
+          <w:sz w:val="22"/>
+          <w:szCs w:val="22"/>
+          <w14:ligatures w14:val="none"/>
+        </w:rPr>
+        <w:t>ἐ</w:t>
+      </w:r>
       <w:r>
         <w:rPr>
           <w:rFonts w:ascii="Aptos" w:eastAsia="Times New Roman" w:hAnsi="Aptos" w:cs="Aptos"/>
@@ -2845,7 +2554,17 @@
           <w:szCs w:val="22"/>
           <w14:ligatures w14:val="none"/>
         </w:rPr>
-        <w:t>ε</w:t>
+        <w:t>ν</w:t>
+      </w:r>
+      <w:r>
+        <w:rPr>
+          <w:rFonts w:eastAsia="Times New Roman" w:cs="Calibri"/>
+          <w:kern w:val="0"/>
+          <w:sz w:val="22"/>
+          <w:szCs w:val="22"/>
+          <w14:ligatures w14:val="none"/>
+        </w:rPr>
+        <w:t xml:space="preserve"> </w:t>
       </w:r>
       <w:r>
         <w:rPr>
@@ -2855,7 +2574,7 @@
           <w:szCs w:val="22"/>
           <w14:ligatures w14:val="none"/>
         </w:rPr>
-        <w:t>ἶ</w:t>
+        <w:t>ἡ</w:t>
       </w:r>
       <w:r>
         <w:rPr>
@@ -2865,30 +2584,8 @@
           <w:szCs w:val="22"/>
           <w14:ligatures w14:val="none"/>
         </w:rPr>
-        <w:t>ν</w:t>
-      </w:r>
-      <w:proofErr w:type="spellEnd"/>
-      <w:r>
-        <w:rPr>
-          <w:rFonts w:ascii="Aptos" w:eastAsia="Times New Roman" w:hAnsi="Aptos" w:cs="Aptos"/>
-          <w:kern w:val="0"/>
-          <w:sz w:val="22"/>
-          <w:szCs w:val="22"/>
-          <w14:ligatures w14:val="none"/>
-        </w:rPr>
-        <w:t>αι</w:t>
-      </w:r>
-      <w:r>
-        <w:rPr>
-          <w:rFonts w:eastAsia="Times New Roman" w:cs="Calibri"/>
-          <w:kern w:val="0"/>
-          <w:sz w:val="22"/>
-          <w:szCs w:val="22"/>
-          <w14:ligatures w14:val="none"/>
-        </w:rPr>
-        <w:t xml:space="preserve"> </w:t>
-      </w:r>
-      <w:proofErr w:type="spellStart"/>
+        <w:t>συχί</w:t>
+      </w:r>
       <w:r>
         <w:rPr>
           <w:rFonts w:ascii="Arial" w:eastAsia="Times New Roman" w:hAnsi="Arial" w:cs="Arial"/>
@@ -2897,61 +2594,8 @@
           <w:szCs w:val="22"/>
           <w14:ligatures w14:val="none"/>
         </w:rPr>
-        <w:t>ἐ</w:t>
-      </w:r>
-      <w:r>
-        <w:rPr>
-          <w:rFonts w:ascii="Aptos" w:eastAsia="Times New Roman" w:hAnsi="Aptos" w:cs="Aptos"/>
-          <w:kern w:val="0"/>
-          <w:sz w:val="22"/>
-          <w:szCs w:val="22"/>
-          <w14:ligatures w14:val="none"/>
-        </w:rPr>
-        <w:t>ν</w:t>
-      </w:r>
-      <w:proofErr w:type="spellEnd"/>
-      <w:r>
-        <w:rPr>
-          <w:rFonts w:eastAsia="Times New Roman" w:cs="Calibri"/>
-          <w:kern w:val="0"/>
-          <w:sz w:val="22"/>
-          <w:szCs w:val="22"/>
-          <w14:ligatures w14:val="none"/>
-        </w:rPr>
-        <w:t xml:space="preserve"> </w:t>
-      </w:r>
-      <w:proofErr w:type="spellStart"/>
-      <w:r>
-        <w:rPr>
-          <w:rFonts w:ascii="Arial" w:eastAsia="Times New Roman" w:hAnsi="Arial" w:cs="Arial"/>
-          <w:kern w:val="0"/>
-          <w:sz w:val="22"/>
-          <w:szCs w:val="22"/>
-          <w14:ligatures w14:val="none"/>
-        </w:rPr>
-        <w:t>ἡ</w:t>
-      </w:r>
-      <w:r>
-        <w:rPr>
-          <w:rFonts w:ascii="Aptos" w:eastAsia="Times New Roman" w:hAnsi="Aptos" w:cs="Aptos"/>
-          <w:kern w:val="0"/>
-          <w:sz w:val="22"/>
-          <w:szCs w:val="22"/>
-          <w14:ligatures w14:val="none"/>
-        </w:rPr>
-        <w:t>συχί</w:t>
-      </w:r>
-      <w:r>
-        <w:rPr>
-          <w:rFonts w:ascii="Arial" w:eastAsia="Times New Roman" w:hAnsi="Arial" w:cs="Arial"/>
-          <w:kern w:val="0"/>
-          <w:sz w:val="22"/>
-          <w:szCs w:val="22"/>
-          <w14:ligatures w14:val="none"/>
-        </w:rPr>
         <w:t>ᾳ</w:t>
       </w:r>
-      <w:proofErr w:type="spellEnd"/>
       <w:r>
         <w:rPr>
           <w:rFonts w:eastAsia="Times New Roman" w:cs="Calibri"/>
@@ -2979,7 +2623,6 @@
           <w14:ligatures w14:val="none"/>
         </w:rPr>
       </w:pPr>
-      <w:proofErr w:type="spellStart"/>
       <w:r>
         <w:rPr>
           <w:rFonts w:eastAsia="Times New Roman" w:cs="Calibri"/>
@@ -2992,7 +2635,6 @@
         </w:rPr>
         <w:t>διδάσκειν</w:t>
       </w:r>
-      <w:proofErr w:type="spellEnd"/>
       <w:r>
         <w:rPr>
           <w:rFonts w:eastAsia="Times New Roman" w:cs="Calibri"/>
@@ -3003,7 +2645,6 @@
         </w:rPr>
         <w:t xml:space="preserve"> (</w:t>
       </w:r>
-      <w:proofErr w:type="spellStart"/>
       <w:r>
         <w:rPr>
           <w:rFonts w:eastAsia="Times New Roman" w:cs="Calibri"/>
@@ -3016,7 +2657,6 @@
         </w:rPr>
         <w:t>didaskein</w:t>
       </w:r>
-      <w:proofErr w:type="spellEnd"/>
       <w:r>
         <w:rPr>
           <w:rFonts w:eastAsia="Times New Roman" w:cs="Calibri"/>
@@ -3044,7 +2684,6 @@
           <w14:ligatures w14:val="none"/>
         </w:rPr>
       </w:pPr>
-      <w:proofErr w:type="spellStart"/>
       <w:r>
         <w:rPr>
           <w:rFonts w:eastAsia="Times New Roman" w:cs="Calibri"/>
@@ -3082,7 +2721,6 @@
         </w:rPr>
         <w:t>κ</w:t>
       </w:r>
-      <w:proofErr w:type="spellEnd"/>
       <w:r>
         <w:rPr>
           <w:rFonts w:eastAsia="Times New Roman" w:cs="Calibri"/>
@@ -3117,33 +2755,7 @@
           <w:szCs w:val="22"/>
           <w14:ligatures w14:val="none"/>
         </w:rPr>
-        <w:t>π</w:t>
-      </w:r>
-      <w:proofErr w:type="spellStart"/>
-      <w:r>
-        <w:rPr>
-          <w:rFonts w:ascii="Aptos" w:eastAsia="Times New Roman" w:hAnsi="Aptos" w:cs="Aptos"/>
-          <w:b/>
-          <w:bCs/>
-          <w:kern w:val="0"/>
-          <w:sz w:val="22"/>
-          <w:szCs w:val="22"/>
-          <w14:ligatures w14:val="none"/>
-        </w:rPr>
-        <w:t>ιτρέ</w:t>
-      </w:r>
-      <w:proofErr w:type="spellEnd"/>
-      <w:r>
-        <w:rPr>
-          <w:rFonts w:ascii="Aptos" w:eastAsia="Times New Roman" w:hAnsi="Aptos" w:cs="Aptos"/>
-          <w:b/>
-          <w:bCs/>
-          <w:kern w:val="0"/>
-          <w:sz w:val="22"/>
-          <w:szCs w:val="22"/>
-          <w14:ligatures w14:val="none"/>
-        </w:rPr>
-        <w:t>πω</w:t>
+        <w:t>πιτρέπω</w:t>
       </w:r>
       <w:r>
         <w:rPr>
@@ -3155,7 +2767,6 @@
         </w:rPr>
         <w:t xml:space="preserve"> (</w:t>
       </w:r>
-      <w:proofErr w:type="spellStart"/>
       <w:r>
         <w:rPr>
           <w:rFonts w:eastAsia="Times New Roman" w:cs="Calibri"/>
@@ -3166,35 +2777,8 @@
           <w:szCs w:val="22"/>
           <w14:ligatures w14:val="none"/>
         </w:rPr>
-        <w:t>ouk</w:t>
-      </w:r>
-      <w:proofErr w:type="spellEnd"/>
-      <w:r>
-        <w:rPr>
-          <w:rFonts w:eastAsia="Times New Roman" w:cs="Calibri"/>
-          <w:i/>
-          <w:iCs/>
-          <w:kern w:val="0"/>
-          <w:sz w:val="22"/>
-          <w:szCs w:val="22"/>
-          <w14:ligatures w14:val="none"/>
-        </w:rPr>
-        <w:t xml:space="preserve"> </w:t>
-      </w:r>
-      <w:proofErr w:type="spellStart"/>
-      <w:r>
-        <w:rPr>
-          <w:rFonts w:eastAsia="Times New Roman" w:cs="Calibri"/>
-          <w:i/>
-          <w:iCs/>
-          <w:kern w:val="0"/>
-          <w:sz w:val="22"/>
-          <w:szCs w:val="22"/>
-          <w14:ligatures w14:val="none"/>
-        </w:rPr>
-        <w:t>epitrepo</w:t>
-      </w:r>
-      <w:proofErr w:type="spellEnd"/>
+        <w:t>ouk epitrepo</w:t>
+      </w:r>
       <w:r>
         <w:rPr>
           <w:rFonts w:eastAsia="Times New Roman" w:cs="Calibri"/>
@@ -3222,7 +2806,6 @@
           <w14:ligatures w14:val="none"/>
         </w:rPr>
       </w:pPr>
-      <w:proofErr w:type="spellStart"/>
       <w:r>
         <w:rPr>
           <w:rFonts w:eastAsia="Times New Roman" w:cs="Calibri"/>
@@ -3271,7 +2854,6 @@
         </w:rPr>
         <w:t>ὲ</w:t>
       </w:r>
-      <w:proofErr w:type="spellEnd"/>
       <w:r>
         <w:rPr>
           <w:rFonts w:eastAsia="Times New Roman" w:cs="Calibri"/>
@@ -3282,7 +2864,6 @@
         </w:rPr>
         <w:t xml:space="preserve"> (</w:t>
       </w:r>
-      <w:proofErr w:type="spellStart"/>
       <w:r>
         <w:rPr>
           <w:rFonts w:eastAsia="Times New Roman" w:cs="Calibri"/>
@@ -3295,7 +2876,6 @@
         </w:rPr>
         <w:t>oude</w:t>
       </w:r>
-      <w:proofErr w:type="spellEnd"/>
       <w:r>
         <w:rPr>
           <w:rFonts w:eastAsia="Times New Roman" w:cs="Calibri"/>
@@ -3335,7 +2915,6 @@
         </w:rPr>
         <w:t>α</w:t>
       </w:r>
-      <w:proofErr w:type="spellStart"/>
       <w:r>
         <w:rPr>
           <w:rFonts w:ascii="Arial" w:eastAsia="Times New Roman" w:hAnsi="Arial" w:cs="Arial"/>
@@ -3384,7 +2963,6 @@
         </w:rPr>
         <w:t>ν</w:t>
       </w:r>
-      <w:proofErr w:type="spellEnd"/>
       <w:r>
         <w:rPr>
           <w:rFonts w:eastAsia="Times New Roman" w:cs="Calibri"/>
@@ -3395,7 +2973,6 @@
         </w:rPr>
         <w:t xml:space="preserve"> (</w:t>
       </w:r>
-      <w:proofErr w:type="spellStart"/>
       <w:r>
         <w:rPr>
           <w:rFonts w:eastAsia="Times New Roman" w:cs="Calibri"/>
@@ -3408,7 +2985,6 @@
         </w:rPr>
         <w:t>authentein</w:t>
       </w:r>
-      <w:proofErr w:type="spellEnd"/>
       <w:r>
         <w:rPr>
           <w:rFonts w:eastAsia="Times New Roman" w:cs="Calibri"/>
@@ -3436,7 +3012,6 @@
           <w14:ligatures w14:val="none"/>
         </w:rPr>
       </w:pPr>
-      <w:proofErr w:type="spellStart"/>
       <w:r>
         <w:rPr>
           <w:rFonts w:ascii="Arial" w:eastAsia="Times New Roman" w:hAnsi="Arial" w:cs="Arial"/>
@@ -3461,7 +3036,6 @@
         </w:rPr>
         <w:t>νδρός</w:t>
       </w:r>
-      <w:proofErr w:type="spellEnd"/>
       <w:r>
         <w:rPr>
           <w:rFonts w:eastAsia="Times New Roman" w:cs="Calibri"/>
@@ -3472,7 +3046,6 @@
         </w:rPr>
         <w:t xml:space="preserve"> (</w:t>
       </w:r>
-      <w:proofErr w:type="spellStart"/>
       <w:r>
         <w:rPr>
           <w:rFonts w:eastAsia="Times New Roman" w:cs="Calibri"/>
@@ -3485,7 +3058,6 @@
         </w:rPr>
         <w:t>andros</w:t>
       </w:r>
-      <w:proofErr w:type="spellEnd"/>
       <w:r>
         <w:rPr>
           <w:rFonts w:eastAsia="Times New Roman" w:cs="Calibri"/>
@@ -3513,7 +3085,6 @@
           <w14:ligatures w14:val="none"/>
         </w:rPr>
       </w:pPr>
-      <w:proofErr w:type="spellStart"/>
       <w:r>
         <w:rPr>
           <w:rFonts w:ascii="Arial" w:eastAsia="Times New Roman" w:hAnsi="Arial" w:cs="Arial"/>
@@ -3536,9 +3107,20 @@
           <w:szCs w:val="22"/>
           <w14:ligatures w14:val="none"/>
         </w:rPr>
-        <w:t>λλ</w:t>
-      </w:r>
-      <w:proofErr w:type="spellEnd"/>
+        <w:t>λλ’</w:t>
+      </w:r>
+      <w:r>
+        <w:rPr>
+          <w:rFonts w:eastAsia="Times New Roman" w:cs="Calibri"/>
+          <w:b/>
+          <w:bCs/>
+          <w:kern w:val="0"/>
+          <w:sz w:val="22"/>
+          <w:szCs w:val="22"/>
+          <w14:ligatures w14:val="none"/>
+        </w:rPr>
+        <w:t xml:space="preserve"> </w:t>
+      </w:r>
       <w:r>
         <w:rPr>
           <w:rFonts w:ascii="Aptos" w:eastAsia="Times New Roman" w:hAnsi="Aptos" w:cs="Aptos"/>
@@ -3549,11 +3131,11 @@
           <w:szCs w:val="22"/>
           <w14:ligatures w14:val="none"/>
         </w:rPr>
-        <w:t>’</w:t>
-      </w:r>
-      <w:r>
-        <w:rPr>
-          <w:rFonts w:eastAsia="Times New Roman" w:cs="Calibri"/>
+        <w:t>ε</w:t>
+      </w:r>
+      <w:r>
+        <w:rPr>
+          <w:rFonts w:ascii="Arial" w:eastAsia="Times New Roman" w:hAnsi="Arial" w:cs="Arial"/>
           <w:b/>
           <w:bCs/>
           <w:kern w:val="0"/>
@@ -3561,9 +3143,8 @@
           <w:szCs w:val="22"/>
           <w14:ligatures w14:val="none"/>
         </w:rPr>
-        <w:t xml:space="preserve"> </w:t>
-      </w:r>
-      <w:proofErr w:type="spellStart"/>
+        <w:t>ἶ</w:t>
+      </w:r>
       <w:r>
         <w:rPr>
           <w:rFonts w:ascii="Aptos" w:eastAsia="Times New Roman" w:hAnsi="Aptos" w:cs="Aptos"/>
@@ -3574,7 +3155,19 @@
           <w:szCs w:val="22"/>
           <w14:ligatures w14:val="none"/>
         </w:rPr>
-        <w:t>ε</w:t>
+        <w:t>ναι</w:t>
+      </w:r>
+      <w:r>
+        <w:rPr>
+          <w:rFonts w:eastAsia="Times New Roman" w:cs="Calibri"/>
+          <w:b/>
+          <w:bCs/>
+          <w:kern w:val="0"/>
+          <w:sz w:val="22"/>
+          <w:szCs w:val="22"/>
+          <w14:ligatures w14:val="none"/>
+        </w:rPr>
+        <w:t xml:space="preserve"> </w:t>
       </w:r>
       <w:r>
         <w:rPr>
@@ -3586,7 +3179,7 @@
           <w:szCs w:val="22"/>
           <w14:ligatures w14:val="none"/>
         </w:rPr>
-        <w:t>ἶ</w:t>
+        <w:t>ἐ</w:t>
       </w:r>
       <w:r>
         <w:rPr>
@@ -3600,7 +3193,30 @@
         </w:rPr>
         <w:t>ν</w:t>
       </w:r>
-      <w:proofErr w:type="spellEnd"/>
+      <w:r>
+        <w:rPr>
+          <w:rFonts w:eastAsia="Times New Roman" w:cs="Calibri"/>
+          <w:b/>
+          <w:bCs/>
+          <w:kern w:val="0"/>
+          <w:sz w:val="22"/>
+          <w:szCs w:val="22"/>
+          <w14:ligatures w14:val="none"/>
+        </w:rPr>
+        <w:t xml:space="preserve"> </w:t>
+      </w:r>
+      <w:r>
+        <w:rPr>
+          <w:rFonts w:ascii="Arial" w:eastAsia="Times New Roman" w:hAnsi="Arial" w:cs="Arial"/>
+          <w:b/>
+          <w:bCs/>
+          <w:kern w:val="0"/>
+          <w:sz w:val="22"/>
+          <w:szCs w:val="22"/>
+          <w14:ligatures w14:val="none"/>
+        </w:rPr>
+        <w:t>ἡ</w:t>
+      </w:r>
       <w:r>
         <w:rPr>
           <w:rFonts w:ascii="Aptos" w:eastAsia="Times New Roman" w:hAnsi="Aptos" w:cs="Aptos"/>
@@ -3611,21 +3227,8 @@
           <w:szCs w:val="22"/>
           <w14:ligatures w14:val="none"/>
         </w:rPr>
-        <w:t>αι</w:t>
-      </w:r>
-      <w:r>
-        <w:rPr>
-          <w:rFonts w:eastAsia="Times New Roman" w:cs="Calibri"/>
-          <w:b/>
-          <w:bCs/>
-          <w:kern w:val="0"/>
-          <w:sz w:val="22"/>
-          <w:szCs w:val="22"/>
-          <w14:ligatures w14:val="none"/>
-        </w:rPr>
-        <w:t xml:space="preserve"> </w:t>
-      </w:r>
-      <w:proofErr w:type="spellStart"/>
+        <w:t>συχί</w:t>
+      </w:r>
       <w:r>
         <w:rPr>
           <w:rFonts w:ascii="Arial" w:eastAsia="Times New Roman" w:hAnsi="Arial" w:cs="Arial"/>
@@ -3636,166 +3239,55 @@
           <w:szCs w:val="22"/>
           <w14:ligatures w14:val="none"/>
         </w:rPr>
-        <w:t>ἐ</w:t>
-      </w:r>
-      <w:r>
-        <w:rPr>
-          <w:rFonts w:ascii="Aptos" w:eastAsia="Times New Roman" w:hAnsi="Aptos" w:cs="Aptos"/>
+        <w:t>ᾳ</w:t>
+      </w:r>
+      <w:r>
+        <w:rPr>
+          <w:rFonts w:eastAsia="Times New Roman" w:cs="Calibri"/>
+          <w:kern w:val="0"/>
+          <w:sz w:val="22"/>
+          <w:szCs w:val="22"/>
+          <w14:ligatures w14:val="none"/>
+        </w:rPr>
+        <w:t xml:space="preserve"> = “but to be in quietness/settledness” (returns to v11’s posture).</w:t>
+      </w:r>
+    </w:p>
+    <w:p>
+      <w:pPr>
+        <w:spacing w:after="0" w:line="240" w:lineRule="auto"/>
+        <w:rPr>
+          <w:rFonts w:eastAsia="Times New Roman" w:cs="Calibri"/>
           <w:b/>
           <w:bCs/>
           <w:kern w:val="0"/>
-          <w:sz w:val="22"/>
-          <w:szCs w:val="22"/>
-          <w14:ligatures w14:val="none"/>
-        </w:rPr>
-        <w:t>ν</w:t>
-      </w:r>
-      <w:proofErr w:type="spellEnd"/>
+          <w:sz w:val="32"/>
+          <w:szCs w:val="32"/>
+          <w14:ligatures w14:val="none"/>
+        </w:rPr>
+      </w:pPr>
+    </w:p>
+    <w:p>
+      <w:pPr>
+        <w:spacing w:after="0" w:line="240" w:lineRule="auto"/>
+        <w:rPr>
+          <w:rFonts w:eastAsia="Times New Roman" w:cs="Calibri"/>
+          <w:kern w:val="0"/>
+          <w:sz w:val="28"/>
+          <w:szCs w:val="28"/>
+          <w14:ligatures w14:val="none"/>
+        </w:rPr>
+      </w:pPr>
       <w:r>
         <w:rPr>
           <w:rFonts w:eastAsia="Times New Roman" w:cs="Calibri"/>
           <w:b/>
           <w:bCs/>
           <w:kern w:val="0"/>
-          <w:sz w:val="22"/>
-          <w:szCs w:val="22"/>
-          <w14:ligatures w14:val="none"/>
-        </w:rPr>
-        <w:t xml:space="preserve"> </w:t>
-      </w:r>
-      <w:proofErr w:type="spellStart"/>
-      <w:r>
-        <w:rPr>
-          <w:rFonts w:ascii="Arial" w:eastAsia="Times New Roman" w:hAnsi="Arial" w:cs="Arial"/>
-          <w:b/>
-          <w:bCs/>
-          <w:kern w:val="0"/>
-          <w:sz w:val="22"/>
-          <w:szCs w:val="22"/>
-          <w14:ligatures w14:val="none"/>
-        </w:rPr>
-        <w:t>ἡ</w:t>
-      </w:r>
-      <w:r>
-        <w:rPr>
-          <w:rFonts w:ascii="Aptos" w:eastAsia="Times New Roman" w:hAnsi="Aptos" w:cs="Aptos"/>
-          <w:b/>
-          <w:bCs/>
-          <w:kern w:val="0"/>
-          <w:sz w:val="22"/>
-          <w:szCs w:val="22"/>
-          <w14:ligatures w14:val="none"/>
-        </w:rPr>
-        <w:t>συχί</w:t>
-      </w:r>
-      <w:r>
-        <w:rPr>
-          <w:rFonts w:ascii="Arial" w:eastAsia="Times New Roman" w:hAnsi="Arial" w:cs="Arial"/>
-          <w:b/>
-          <w:bCs/>
-          <w:kern w:val="0"/>
-          <w:sz w:val="22"/>
-          <w:szCs w:val="22"/>
-          <w14:ligatures w14:val="none"/>
-        </w:rPr>
-        <w:t>ᾳ</w:t>
-      </w:r>
-      <w:proofErr w:type="spellEnd"/>
-      <w:r>
-        <w:rPr>
-          <w:rFonts w:eastAsia="Times New Roman" w:cs="Calibri"/>
-          <w:kern w:val="0"/>
-          <w:sz w:val="22"/>
-          <w:szCs w:val="22"/>
-          <w14:ligatures w14:val="none"/>
-        </w:rPr>
-        <w:t xml:space="preserve"> = “but to be in quietness/</w:t>
-      </w:r>
-      <w:proofErr w:type="spellStart"/>
-      <w:r>
-        <w:rPr>
-          <w:rFonts w:eastAsia="Times New Roman" w:cs="Calibri"/>
-          <w:kern w:val="0"/>
-          <w:sz w:val="22"/>
-          <w:szCs w:val="22"/>
-          <w14:ligatures w14:val="none"/>
-        </w:rPr>
-        <w:t>settledness</w:t>
-      </w:r>
-      <w:proofErr w:type="spellEnd"/>
-      <w:r>
-        <w:rPr>
-          <w:rFonts w:eastAsia="Times New Roman" w:cs="Calibri"/>
-          <w:kern w:val="0"/>
-          <w:sz w:val="22"/>
-          <w:szCs w:val="22"/>
-          <w14:ligatures w14:val="none"/>
-        </w:rPr>
-        <w:t>” (returns to v11’s posture).</w:t>
-      </w:r>
-    </w:p>
-    <w:p>
-      <w:pPr>
-        <w:spacing w:after="0" w:line="240" w:lineRule="auto"/>
-        <w:rPr>
-          <w:rFonts w:eastAsia="Times New Roman" w:cs="Calibri"/>
-          <w:b/>
-          <w:bCs/>
-          <w:kern w:val="0"/>
-          <w:sz w:val="32"/>
-          <w:szCs w:val="32"/>
-          <w14:ligatures w14:val="none"/>
-        </w:rPr>
-      </w:pPr>
-    </w:p>
-    <w:p>
-      <w:pPr>
-        <w:spacing w:after="0" w:line="240" w:lineRule="auto"/>
-        <w:rPr>
-          <w:rFonts w:eastAsia="Times New Roman" w:cs="Calibri"/>
-          <w:kern w:val="0"/>
           <w:sz w:val="28"/>
           <w:szCs w:val="28"/>
           <w14:ligatures w14:val="none"/>
         </w:rPr>
-      </w:pPr>
-      <w:r>
-        <w:rPr>
-          <w:rFonts w:eastAsia="Times New Roman" w:cs="Calibri"/>
-          <w:b/>
-          <w:bCs/>
-          <w:kern w:val="0"/>
-          <w:sz w:val="28"/>
-          <w:szCs w:val="28"/>
-          <w14:ligatures w14:val="none"/>
-        </w:rPr>
-        <w:t xml:space="preserve">What does </w:t>
-      </w:r>
-      <w:proofErr w:type="spellStart"/>
-      <w:r>
-        <w:rPr>
-          <w:rFonts w:eastAsia="Times New Roman" w:cs="Calibri"/>
-          <w:b/>
-          <w:bCs/>
-          <w:kern w:val="0"/>
-          <w:sz w:val="28"/>
-          <w:szCs w:val="28"/>
-          <w14:ligatures w14:val="none"/>
-        </w:rPr>
-        <w:t>authentein</w:t>
-      </w:r>
-      <w:proofErr w:type="spellEnd"/>
-      <w:r>
-        <w:rPr>
-          <w:rFonts w:eastAsia="Times New Roman" w:cs="Calibri"/>
-          <w:b/>
-          <w:bCs/>
-          <w:kern w:val="0"/>
-          <w:sz w:val="28"/>
-          <w:szCs w:val="28"/>
-          <w14:ligatures w14:val="none"/>
-        </w:rPr>
-        <w:t xml:space="preserve"> mean?</w:t>
+        <w:t>What does authentein mean?</w:t>
       </w:r>
     </w:p>
     <w:p>
@@ -4051,22 +3543,8 @@
           <w14:ligatures w14:val="none"/>
         </w:rPr>
         <w:br/>
-        <w:t xml:space="preserve">nor to </w:t>
-      </w:r>
-      <w:proofErr w:type="spellStart"/>
-      <w:r>
-        <w:rPr>
-          <w:rFonts w:eastAsia="Times New Roman" w:cs="Calibri"/>
-          <w:b/>
-          <w:bCs/>
-          <w:kern w:val="0"/>
-          <w:sz w:val="22"/>
-          <w:szCs w:val="22"/>
-          <w14:ligatures w14:val="none"/>
-        </w:rPr>
-        <w:t>authentein</w:t>
-      </w:r>
-      <w:proofErr w:type="spellEnd"/>
+        <w:t>nor to authentein</w:t>
+      </w:r>
       <w:r>
         <w:rPr>
           <w:rFonts w:eastAsia="Times New Roman" w:cs="Calibri"/>
@@ -4173,29 +3651,7 @@
           <w:szCs w:val="22"/>
           <w14:ligatures w14:val="none"/>
         </w:rPr>
-        <w:t>Are “teach” and “</w:t>
-      </w:r>
-      <w:proofErr w:type="spellStart"/>
-      <w:r>
-        <w:rPr>
-          <w:rFonts w:eastAsia="Times New Roman" w:cs="Calibri"/>
-          <w:kern w:val="0"/>
-          <w:sz w:val="22"/>
-          <w:szCs w:val="22"/>
-          <w14:ligatures w14:val="none"/>
-        </w:rPr>
-        <w:t>authentein</w:t>
-      </w:r>
-      <w:proofErr w:type="spellEnd"/>
-      <w:r>
-        <w:rPr>
-          <w:rFonts w:eastAsia="Times New Roman" w:cs="Calibri"/>
-          <w:kern w:val="0"/>
-          <w:sz w:val="22"/>
-          <w:szCs w:val="22"/>
-          <w14:ligatures w14:val="none"/>
-        </w:rPr>
-        <w:t>” two separate prohibitions?</w:t>
+        <w:t>Are “teach” and “authentein” two separate prohibitions?</w:t>
       </w:r>
       <w:r>
         <w:rPr>
@@ -4531,29 +3987,7 @@
           <w:szCs w:val="22"/>
           <w14:ligatures w14:val="none"/>
         </w:rPr>
-        <w:t>: untrained women (or certain women) asserting themselves as teachers and taking control, spreading error or creating upheaval. Under that reading, “</w:t>
-      </w:r>
-      <w:proofErr w:type="spellStart"/>
-      <w:r>
-        <w:rPr>
-          <w:rFonts w:eastAsia="Times New Roman" w:cs="Calibri"/>
-          <w:kern w:val="0"/>
-          <w:sz w:val="22"/>
-          <w:szCs w:val="22"/>
-          <w14:ligatures w14:val="none"/>
-        </w:rPr>
-        <w:t>authentein</w:t>
-      </w:r>
-      <w:proofErr w:type="spellEnd"/>
-      <w:r>
-        <w:rPr>
-          <w:rFonts w:eastAsia="Times New Roman" w:cs="Calibri"/>
-          <w:kern w:val="0"/>
-          <w:sz w:val="22"/>
-          <w:szCs w:val="22"/>
-          <w14:ligatures w14:val="none"/>
-        </w:rPr>
-        <w:t xml:space="preserve">” is more like </w:t>
+        <w:t xml:space="preserve">: untrained women (or certain women) asserting themselves as teachers and taking control, spreading error or creating upheaval. Under that reading, “authentein” is more like </w:t>
       </w:r>
       <w:r>
         <w:rPr>
@@ -5219,31 +4653,8 @@
           <w:szCs w:val="22"/>
           <w14:ligatures w14:val="none"/>
         </w:rPr>
-        <w:t>The verb (</w:t>
-      </w:r>
-      <w:proofErr w:type="spellStart"/>
-      <w:r>
-        <w:rPr>
-          <w:rFonts w:eastAsia="Times New Roman" w:cs="Calibri"/>
-          <w:kern w:val="0"/>
-          <w:sz w:val="22"/>
-          <w:szCs w:val="22"/>
-          <w14:ligatures w14:val="none"/>
-        </w:rPr>
-        <w:t>σωθήσετ</w:t>
-      </w:r>
-      <w:proofErr w:type="spellEnd"/>
-      <w:r>
-        <w:rPr>
-          <w:rFonts w:eastAsia="Times New Roman" w:cs="Calibri"/>
-          <w:kern w:val="0"/>
-          <w:sz w:val="22"/>
-          <w:szCs w:val="22"/>
-          <w14:ligatures w14:val="none"/>
-        </w:rPr>
-        <w:t xml:space="preserve">αι, </w:t>
-      </w:r>
-      <w:proofErr w:type="spellStart"/>
+        <w:t xml:space="preserve">The verb (σωθήσεται, </w:t>
+      </w:r>
       <w:r>
         <w:rPr>
           <w:rFonts w:eastAsia="Times New Roman" w:cs="Calibri"/>
@@ -5256,7 +4667,6 @@
         </w:rPr>
         <w:t>sōthēsetai</w:t>
       </w:r>
-      <w:proofErr w:type="spellEnd"/>
       <w:r>
         <w:rPr>
           <w:rFonts w:eastAsia="Times New Roman" w:cs="Calibri"/>
@@ -5314,18 +4724,7 @@
           <w:szCs w:val="22"/>
           <w14:ligatures w14:val="none"/>
         </w:rPr>
-        <w:t>“Through childbearing” (</w:t>
-      </w:r>
-      <w:proofErr w:type="spellStart"/>
-      <w:r>
-        <w:rPr>
-          <w:rFonts w:eastAsia="Times New Roman" w:cs="Calibri"/>
-          <w:kern w:val="0"/>
-          <w:sz w:val="22"/>
-          <w:szCs w:val="22"/>
-          <w14:ligatures w14:val="none"/>
-        </w:rPr>
-        <w:t>δι</w:t>
+        <w:t>“Through childbearing” (δι</w:t>
       </w:r>
       <w:r>
         <w:rPr>
@@ -5337,7 +4736,6 @@
         </w:rPr>
         <w:t>ὰ</w:t>
       </w:r>
-      <w:proofErr w:type="spellEnd"/>
       <w:r>
         <w:rPr>
           <w:rFonts w:eastAsia="Times New Roman" w:cs="Calibri"/>
@@ -5348,7 +4746,6 @@
         </w:rPr>
         <w:t xml:space="preserve"> </w:t>
       </w:r>
-      <w:proofErr w:type="spellStart"/>
       <w:r>
         <w:rPr>
           <w:rFonts w:ascii="Aptos" w:eastAsia="Times New Roman" w:hAnsi="Aptos" w:cs="Aptos"/>
@@ -5379,7 +4776,6 @@
         </w:rPr>
         <w:t>ς</w:t>
       </w:r>
-      <w:proofErr w:type="spellEnd"/>
       <w:r>
         <w:rPr>
           <w:rFonts w:eastAsia="Times New Roman" w:cs="Calibri"/>
@@ -5390,7 +4786,6 @@
         </w:rPr>
         <w:t xml:space="preserve"> </w:t>
       </w:r>
-      <w:proofErr w:type="spellStart"/>
       <w:r>
         <w:rPr>
           <w:rFonts w:ascii="Aptos" w:eastAsia="Times New Roman" w:hAnsi="Aptos" w:cs="Aptos"/>
@@ -5399,18 +4794,7 @@
           <w:szCs w:val="22"/>
           <w14:ligatures w14:val="none"/>
         </w:rPr>
-        <w:t>τεκνογονί</w:t>
-      </w:r>
-      <w:proofErr w:type="spellEnd"/>
-      <w:r>
-        <w:rPr>
-          <w:rFonts w:ascii="Aptos" w:eastAsia="Times New Roman" w:hAnsi="Aptos" w:cs="Aptos"/>
-          <w:kern w:val="0"/>
-          <w:sz w:val="22"/>
-          <w:szCs w:val="22"/>
-          <w14:ligatures w14:val="none"/>
-        </w:rPr>
-        <w:t>ας</w:t>
+        <w:t>τεκνογονίας</w:t>
       </w:r>
       <w:r>
         <w:rPr>
@@ -5422,7 +4806,6 @@
         </w:rPr>
         <w:t xml:space="preserve">, </w:t>
       </w:r>
-      <w:proofErr w:type="spellStart"/>
       <w:r>
         <w:rPr>
           <w:rFonts w:eastAsia="Times New Roman" w:cs="Calibri"/>
@@ -5433,61 +4816,8 @@
           <w:szCs w:val="22"/>
           <w14:ligatures w14:val="none"/>
         </w:rPr>
-        <w:t>dia</w:t>
-      </w:r>
-      <w:proofErr w:type="spellEnd"/>
-      <w:r>
-        <w:rPr>
-          <w:rFonts w:eastAsia="Times New Roman" w:cs="Calibri"/>
-          <w:i/>
-          <w:iCs/>
-          <w:kern w:val="0"/>
-          <w:sz w:val="22"/>
-          <w:szCs w:val="22"/>
-          <w14:ligatures w14:val="none"/>
-        </w:rPr>
-        <w:t xml:space="preserve"> </w:t>
-      </w:r>
-      <w:proofErr w:type="spellStart"/>
-      <w:r>
-        <w:rPr>
-          <w:rFonts w:eastAsia="Times New Roman" w:cs="Calibri"/>
-          <w:i/>
-          <w:iCs/>
-          <w:kern w:val="0"/>
-          <w:sz w:val="22"/>
-          <w:szCs w:val="22"/>
-          <w14:ligatures w14:val="none"/>
-        </w:rPr>
-        <w:t>tēs</w:t>
-      </w:r>
-      <w:proofErr w:type="spellEnd"/>
-      <w:r>
-        <w:rPr>
-          <w:rFonts w:eastAsia="Times New Roman" w:cs="Calibri"/>
-          <w:i/>
-          <w:iCs/>
-          <w:kern w:val="0"/>
-          <w:sz w:val="22"/>
-          <w:szCs w:val="22"/>
-          <w14:ligatures w14:val="none"/>
-        </w:rPr>
-        <w:t xml:space="preserve"> </w:t>
-      </w:r>
-      <w:proofErr w:type="spellStart"/>
-      <w:r>
-        <w:rPr>
-          <w:rFonts w:eastAsia="Times New Roman" w:cs="Calibri"/>
-          <w:i/>
-          <w:iCs/>
-          <w:kern w:val="0"/>
-          <w:sz w:val="22"/>
-          <w:szCs w:val="22"/>
-          <w14:ligatures w14:val="none"/>
-        </w:rPr>
-        <w:t>teknogonias</w:t>
-      </w:r>
-      <w:proofErr w:type="spellEnd"/>
+        <w:t>dia tēs teknogonias</w:t>
+      </w:r>
       <w:r>
         <w:rPr>
           <w:rFonts w:eastAsia="Times New Roman" w:cs="Calibri"/>
@@ -7003,7 +6333,6 @@
       <w:r>
         <w:t xml:space="preserve">The syntax of 2:12 is blunt: Paul’s “I do not permit” governs two infinitives joined by </w:t>
       </w:r>
-      <w:proofErr w:type="spellStart"/>
       <w:r>
         <w:rPr>
           <w:b/>
@@ -7034,33 +6363,15 @@
         </w:rPr>
         <w:t>ὲ</w:t>
       </w:r>
-      <w:proofErr w:type="spellEnd"/>
       <w:r>
         <w:t xml:space="preserve"> (“not…nor”): </w:t>
       </w:r>
-      <w:proofErr w:type="spellStart"/>
       <w:r>
         <w:rPr>
           <w:b/>
           <w:bCs/>
         </w:rPr>
-        <w:t>διδάσκειν</w:t>
-      </w:r>
-      <w:proofErr w:type="spellEnd"/>
-      <w:r>
-        <w:rPr>
-          <w:b/>
-          <w:bCs/>
-        </w:rPr>
-        <w:t>…</w:t>
-      </w:r>
-      <w:proofErr w:type="spellStart"/>
-      <w:r>
-        <w:rPr>
-          <w:b/>
-          <w:bCs/>
-        </w:rPr>
-        <w:t>ο</w:t>
+        <w:t>διδάσκειν…ο</w:t>
       </w:r>
       <w:r>
         <w:rPr>
@@ -7085,7 +6396,6 @@
         </w:rPr>
         <w:t>ὲ</w:t>
       </w:r>
-      <w:proofErr w:type="spellEnd"/>
       <w:r>
         <w:rPr>
           <w:b/>
@@ -7093,7 +6403,6 @@
         </w:rPr>
         <w:t xml:space="preserve"> α</w:t>
       </w:r>
-      <w:proofErr w:type="spellStart"/>
       <w:r>
         <w:rPr>
           <w:rFonts w:ascii="Arial" w:hAnsi="Arial" w:cs="Arial"/>
@@ -7122,17 +6431,8 @@
           <w:b/>
           <w:bCs/>
         </w:rPr>
-        <w:t>ν</w:t>
-      </w:r>
-      <w:proofErr w:type="spellEnd"/>
-      <w:r>
-        <w:rPr>
-          <w:b/>
-          <w:bCs/>
-        </w:rPr>
-        <w:t xml:space="preserve"> </w:t>
-      </w:r>
-      <w:proofErr w:type="spellStart"/>
+        <w:t xml:space="preserve">ν </w:t>
+      </w:r>
       <w:r>
         <w:rPr>
           <w:rFonts w:ascii="Arial" w:hAnsi="Arial" w:cs="Arial"/>
@@ -7148,11 +6448,9 @@
         </w:rPr>
         <w:t>νδρός</w:t>
       </w:r>
-      <w:proofErr w:type="spellEnd"/>
       <w:r>
         <w:t xml:space="preserve">, followed by </w:t>
       </w:r>
-      <w:proofErr w:type="spellStart"/>
       <w:r>
         <w:rPr>
           <w:rFonts w:ascii="Arial" w:hAnsi="Arial" w:cs="Arial"/>
@@ -7166,23 +6464,7 @@
           <w:b/>
           <w:bCs/>
         </w:rPr>
-        <w:t>λλ</w:t>
-      </w:r>
-      <w:proofErr w:type="spellEnd"/>
-      <w:r>
-        <w:rPr>
-          <w:b/>
-          <w:bCs/>
-        </w:rPr>
-        <w:t xml:space="preserve">’ </w:t>
-      </w:r>
-      <w:proofErr w:type="spellStart"/>
-      <w:r>
-        <w:rPr>
-          <w:b/>
-          <w:bCs/>
-        </w:rPr>
-        <w:t>ε</w:t>
+        <w:t>λλ’ ε</w:t>
       </w:r>
       <w:r>
         <w:rPr>
@@ -7197,17 +6479,8 @@
           <w:b/>
           <w:bCs/>
         </w:rPr>
-        <w:t>ν</w:t>
-      </w:r>
-      <w:proofErr w:type="spellEnd"/>
-      <w:r>
-        <w:rPr>
-          <w:b/>
-          <w:bCs/>
-        </w:rPr>
-        <w:t xml:space="preserve">αι </w:t>
-      </w:r>
-      <w:proofErr w:type="spellStart"/>
+        <w:t xml:space="preserve">ναι </w:t>
+      </w:r>
       <w:r>
         <w:rPr>
           <w:rFonts w:ascii="Arial" w:hAnsi="Arial" w:cs="Arial"/>
@@ -7221,17 +6494,8 @@
           <w:b/>
           <w:bCs/>
         </w:rPr>
-        <w:t>ν</w:t>
-      </w:r>
-      <w:proofErr w:type="spellEnd"/>
-      <w:r>
-        <w:rPr>
-          <w:b/>
-          <w:bCs/>
-        </w:rPr>
-        <w:t xml:space="preserve"> </w:t>
-      </w:r>
-      <w:proofErr w:type="spellStart"/>
+        <w:t xml:space="preserve">ν </w:t>
+      </w:r>
       <w:r>
         <w:rPr>
           <w:rFonts w:ascii="Arial" w:hAnsi="Arial" w:cs="Arial"/>
@@ -7255,7 +6519,6 @@
         </w:rPr>
         <w:t>ᾳ</w:t>
       </w:r>
-      <w:proofErr w:type="spellEnd"/>
       <w:r>
         <w:t xml:space="preserve"> (“but to be in quietness”). </w:t>
       </w:r>
@@ -7270,7 +6533,6 @@
       <w:r>
         <w:t xml:space="preserve"> Lexically, </w:t>
       </w:r>
-      <w:proofErr w:type="spellStart"/>
       <w:r>
         <w:rPr>
           <w:b/>
@@ -7278,7 +6540,6 @@
         </w:rPr>
         <w:t>διδάσκω</w:t>
       </w:r>
-      <w:proofErr w:type="spellEnd"/>
       <w:r>
         <w:t xml:space="preserve"> is “to teach” (broadly: instruct/serve as teacher), </w:t>
       </w:r>
@@ -7289,7 +6550,6 @@
         </w:rPr>
         <w:t>α</w:t>
       </w:r>
-      <w:proofErr w:type="spellStart"/>
       <w:r>
         <w:rPr>
           <w:rFonts w:ascii="Arial" w:hAnsi="Arial" w:cs="Arial"/>
@@ -7305,11 +6565,9 @@
         </w:rPr>
         <w:t>θεντέω</w:t>
       </w:r>
-      <w:proofErr w:type="spellEnd"/>
       <w:r>
         <w:t xml:space="preserve"> has a semantic profile of acting on one’s own authority / “dominate…usurp authority over,” and </w:t>
       </w:r>
-      <w:proofErr w:type="spellStart"/>
       <w:r>
         <w:rPr>
           <w:rFonts w:ascii="Arial" w:hAnsi="Arial" w:cs="Arial"/>
@@ -7323,15 +6581,7 @@
           <w:b/>
           <w:bCs/>
         </w:rPr>
-        <w:t>συχί</w:t>
-      </w:r>
-      <w:proofErr w:type="spellEnd"/>
-      <w:r>
-        <w:rPr>
-          <w:b/>
-          <w:bCs/>
-        </w:rPr>
-        <w:t>α</w:t>
+        <w:t>συχία</w:t>
       </w:r>
       <w:r>
         <w:t xml:space="preserve"> denotes “stillness…quietness/silence” (not bustling/meddling). </w:t>
@@ -7360,23 +6610,7 @@
           <w:b/>
           <w:bCs/>
         </w:rPr>
-        <w:t>π</w:t>
-      </w:r>
-      <w:proofErr w:type="spellStart"/>
-      <w:r>
-        <w:rPr>
-          <w:b/>
-          <w:bCs/>
-        </w:rPr>
-        <w:t>οτ</w:t>
-      </w:r>
-      <w:proofErr w:type="spellEnd"/>
-      <w:r>
-        <w:rPr>
-          <w:b/>
-          <w:bCs/>
-        </w:rPr>
-        <w:t>αγή</w:t>
+        <w:t>ποταγή</w:t>
       </w:r>
       <w:r>
         <w:t xml:space="preserve">” (submission/subjection) in 2:11. </w:t>
@@ -7397,7 +6631,6 @@
       <w:r>
         <w:t xml:space="preserve">Most decisively, Paul then supplies explicit </w:t>
       </w:r>
-      <w:proofErr w:type="spellStart"/>
       <w:r>
         <w:rPr>
           <w:b/>
@@ -7405,7 +6638,6 @@
         </w:rPr>
         <w:t>γάρ</w:t>
       </w:r>
-      <w:proofErr w:type="spellEnd"/>
       <w:r>
         <w:t xml:space="preserve">-reasons (2:13–14): </w:t>
       </w:r>
@@ -7504,15 +6736,7 @@
         <w:t>purpose statement about God’s household and truth</w:t>
       </w:r>
       <w:r>
-        <w:t xml:space="preserve"> (3:15) → renewed emphasis on deceptive teaching and disciplined instruction (</w:t>
-      </w:r>
-      <w:proofErr w:type="spellStart"/>
-      <w:r>
-        <w:t>chs</w:t>
-      </w:r>
-      <w:proofErr w:type="spellEnd"/>
-      <w:r>
-        <w:t xml:space="preserve">. 4–6). </w:t>
+        <w:t xml:space="preserve"> (3:15) → renewed emphasis on deceptive teaching and disciplined instruction (chs. 4–6). </w:t>
       </w:r>
       <w:hyperlink r:id="rId21">
         <w:r>
@@ -7855,11 +7079,7 @@
               <w:pStyle w:val="Compact"/>
             </w:pPr>
             <w:r>
-              <w:t>General syntactic rule (</w:t>
-            </w:r>
-            <w:proofErr w:type="spellStart"/>
-            <w:r>
-              <w:t>ο</w:t>
+              <w:t>General syntactic rule (ο</w:t>
             </w:r>
             <w:r>
               <w:rPr>
@@ -7876,11 +7096,9 @@
               </w:rPr>
               <w:t>ὲ</w:t>
             </w:r>
-            <w:proofErr w:type="spellEnd"/>
             <w:r>
               <w:t>…</w:t>
             </w:r>
-            <w:proofErr w:type="spellStart"/>
             <w:r>
               <w:rPr>
                 <w:rFonts w:ascii="Arial" w:hAnsi="Arial" w:cs="Arial"/>
@@ -7888,11 +7106,7 @@
               <w:t>ἀ</w:t>
             </w:r>
             <w:r>
-              <w:t>λλ</w:t>
-            </w:r>
-            <w:proofErr w:type="spellEnd"/>
-            <w:r>
-              <w:t>’)</w:t>
+              <w:t>λλ’)</w:t>
             </w:r>
           </w:p>
         </w:tc>
@@ -8151,11 +7365,7 @@
         <w:t>Primarily theological/trans-local</w:t>
       </w:r>
       <w:r>
-        <w:t xml:space="preserve"> (strongest internal case): v.12 is framed as a straightforward prohibition and posture command (</w:t>
-      </w:r>
-      <w:proofErr w:type="spellStart"/>
-      <w:r>
-        <w:t>ο</w:t>
+        <w:t xml:space="preserve"> (strongest internal case): v.12 is framed as a straightforward prohibition and posture command (ο</w:t>
       </w:r>
       <w:r>
         <w:rPr>
@@ -8164,11 +7374,7 @@
         <w:t>ὐ</w:t>
       </w:r>
       <w:r>
-        <w:t>κ</w:t>
-      </w:r>
-      <w:proofErr w:type="spellEnd"/>
-      <w:r>
-        <w:t xml:space="preserve"> </w:t>
+        <w:t xml:space="preserve">κ </w:t>
       </w:r>
       <w:r>
         <w:rPr>
@@ -8177,15 +7383,7 @@
         <w:t>ἐ</w:t>
       </w:r>
       <w:r>
-        <w:t>π</w:t>
-      </w:r>
-      <w:proofErr w:type="spellStart"/>
-      <w:r>
-        <w:t>ιτρέ</w:t>
-      </w:r>
-      <w:proofErr w:type="spellEnd"/>
-      <w:r>
-        <w:t>πω…ο</w:t>
+        <w:t>πιτρέπω…ο</w:t>
       </w:r>
       <w:r>
         <w:rPr>
@@ -8282,23 +7480,7 @@
           <w:b/>
           <w:bCs/>
         </w:rPr>
-        <w:t>theological grounding (Genesis) + ecclesial-structure placement (</w:t>
-      </w:r>
-      <w:proofErr w:type="spellStart"/>
-      <w:r>
-        <w:rPr>
-          <w:b/>
-          <w:bCs/>
-        </w:rPr>
-        <w:t>ch.</w:t>
-      </w:r>
-      <w:proofErr w:type="spellEnd"/>
-      <w:r>
-        <w:rPr>
-          <w:b/>
-          <w:bCs/>
-        </w:rPr>
-        <w:t xml:space="preserve"> 3)</w:t>
+        <w:t>theological grounding (Genesis) + ecclesial-structure placement (ch. 3)</w:t>
       </w:r>
       <w:r>
         <w:t>, with local factors plausibly shaping urgency and application rather than constituting Paul’s stated rationale.</w:t>
@@ -8676,15 +7858,7 @@
         </w:r>
       </w:hyperlink>
       <w:r>
-        <w:t xml:space="preserve"> G1321 - </w:t>
-      </w:r>
-      <w:proofErr w:type="spellStart"/>
-      <w:r>
-        <w:t>didaskō</w:t>
-      </w:r>
-      <w:proofErr w:type="spellEnd"/>
-      <w:r>
-        <w:t xml:space="preserve"> - Strong's Greek Lexicon (NASB20)</w:t>
+        <w:t xml:space="preserve"> G1321 - didaskō - Strong's Greek Lexicon (NASB20)</w:t>
       </w:r>
     </w:p>
     <w:p>
@@ -9004,15 +8178,7 @@
         <w:spacing w:before="0" w:line="240" w:lineRule="auto"/>
       </w:pPr>
       <w:r>
-        <w:t>“I do not permit a woman to teach (</w:t>
-      </w:r>
-      <w:proofErr w:type="spellStart"/>
-      <w:r>
-        <w:t>didaskein</w:t>
-      </w:r>
-      <w:proofErr w:type="spellEnd"/>
-      <w:r>
-        <w:t>) or to exercise authority over a man…”</w:t>
+        <w:t>“I do not permit a woman to teach (didaskein) or to exercise authority over a man…”</w:t>
       </w:r>
     </w:p>
     <w:p>
@@ -9024,7 +8190,6 @@
       <w:r>
         <w:t xml:space="preserve">Is </w:t>
       </w:r>
-      <w:proofErr w:type="spellStart"/>
       <w:r>
         <w:rPr>
           <w:i/>
@@ -9032,7 +8197,6 @@
         </w:rPr>
         <w:t>didaskein</w:t>
       </w:r>
-      <w:proofErr w:type="spellEnd"/>
       <w:r>
         <w:t>:</w:t>
       </w:r>
@@ -9066,6 +8230,12 @@
       <w:r>
         <w:t>B) the authoritative, governing doctrinal instruction of the church?</w:t>
       </w:r>
+    </w:p>
+    <w:p>
+      <w:pPr>
+        <w:pStyle w:val="Heading3"/>
+        <w:spacing w:before="0" w:line="240" w:lineRule="auto"/>
+      </w:pPr>
     </w:p>
     <w:p>
       <w:pPr>
@@ -9684,7 +8854,6 @@
           <w:kern w:val="0"/>
           <w14:ligatures w14:val="none"/>
         </w:rPr>
-        <w:lastRenderedPageBreak/>
         <w:t>That links teaching to overseer function.</w:t>
       </w:r>
       <w:r>
@@ -10437,25 +9606,8 @@
           <w:kern w:val="0"/>
           <w14:ligatures w14:val="none"/>
         </w:rPr>
-        <w:t>Same verb root (</w:t>
-      </w:r>
-      <w:proofErr w:type="spellStart"/>
-      <w:r>
-        <w:rPr>
-          <w:rFonts w:eastAsia="Times New Roman" w:cs="Calibri"/>
-          <w:kern w:val="0"/>
-          <w14:ligatures w14:val="none"/>
-        </w:rPr>
-        <w:t>didask</w:t>
-      </w:r>
-      <w:proofErr w:type="spellEnd"/>
-      <w:r>
-        <w:rPr>
-          <w:rFonts w:eastAsia="Times New Roman" w:cs="Calibri"/>
-          <w:kern w:val="0"/>
-          <w14:ligatures w14:val="none"/>
-        </w:rPr>
-        <w:t>-).</w:t>
+        <w:lastRenderedPageBreak/>
+        <w:t>Same verb root (didask-).</w:t>
       </w:r>
     </w:p>
     <w:p>
@@ -10593,7 +9745,6 @@
           <w14:ligatures w14:val="none"/>
         </w:rPr>
       </w:pPr>
-      <w:proofErr w:type="spellStart"/>
       <w:r>
         <w:rPr>
           <w:rFonts w:eastAsia="Times New Roman" w:cs="Calibri"/>
@@ -10604,7 +9755,6 @@
         </w:rPr>
         <w:t>didaskein</w:t>
       </w:r>
-      <w:proofErr w:type="spellEnd"/>
       <w:r>
         <w:rPr>
           <w:rFonts w:eastAsia="Times New Roman" w:cs="Calibri"/>
@@ -10681,7 +9831,6 @@
         </w:rPr>
         <w:t xml:space="preserve"> </w:t>
       </w:r>
-      <w:proofErr w:type="spellStart"/>
       <w:r>
         <w:rPr>
           <w:rFonts w:eastAsia="Times New Roman" w:cs="Calibri"/>
@@ -10692,7 +9841,6 @@
         </w:rPr>
         <w:t>didaskein</w:t>
       </w:r>
-      <w:proofErr w:type="spellEnd"/>
       <w:r>
         <w:rPr>
           <w:rFonts w:eastAsia="Times New Roman" w:cs="Calibri"/>
@@ -11243,6 +10391,7 @@
           <w:kern w:val="0"/>
           <w14:ligatures w14:val="none"/>
         </w:rPr>
+        <w:lastRenderedPageBreak/>
         <w:t>Not every public explanation of Scripture.</w:t>
       </w:r>
     </w:p>
@@ -11265,7 +10414,6 @@
           <w:szCs w:val="22"/>
           <w14:ligatures w14:val="none"/>
         </w:rPr>
-        <w:lastRenderedPageBreak/>
         <w:t> </w:t>
       </w:r>
     </w:p>
@@ -12653,15 +11801,14 @@
       </w:r>
     </w:p>
     <w:p>
-      <w:r>
+      <w:pPr>
         <w:rPr>
           <w:rFonts w:eastAsiaTheme="majorEastAsia" w:cstheme="majorBidi"/>
           <w:color w:val="0F4761" w:themeColor="accent1" w:themeShade="BF"/>
           <w:sz w:val="28"/>
           <w:szCs w:val="28"/>
         </w:rPr>
-        <w:t xml:space="preserve">Consider this topic from the perspective of "What does God want for both man and woman?". </w:t>
-      </w:r>
+      </w:pPr>
       <w:r>
         <w:rPr>
           <w:rFonts w:eastAsiaTheme="majorEastAsia" w:cstheme="majorBidi"/>
@@ -12669,7 +11816,7 @@
           <w:sz w:val="28"/>
           <w:szCs w:val="28"/>
         </w:rPr>
-        <w:t xml:space="preserve"> </w:t>
+        <w:t>Consider this topic from the perspective of "What does God want for both man and woman</w:t>
       </w:r>
       <w:r>
         <w:rPr>
@@ -12678,7 +11825,7 @@
           <w:sz w:val="28"/>
           <w:szCs w:val="28"/>
         </w:rPr>
-        <w:t xml:space="preserve">What is God's will in the situation of order and roles within </w:t>
+        <w:t xml:space="preserve"> within the context of church-order</w:t>
       </w:r>
       <w:r>
         <w:rPr>
@@ -12687,7 +11834,7 @@
           <w:sz w:val="28"/>
           <w:szCs w:val="28"/>
         </w:rPr>
-        <w:t xml:space="preserve">His </w:t>
+        <w:t>?</w:t>
       </w:r>
       <w:r>
         <w:rPr>
@@ -12696,7 +11843,7 @@
           <w:sz w:val="28"/>
           <w:szCs w:val="28"/>
         </w:rPr>
-        <w:t xml:space="preserve">church? </w:t>
+        <w:t xml:space="preserve">” </w:t>
       </w:r>
       <w:r>
         <w:rPr>
@@ -12714,7 +11861,7 @@
           <w:sz w:val="28"/>
           <w:szCs w:val="28"/>
         </w:rPr>
-        <w:t xml:space="preserve">How does </w:t>
+        <w:t xml:space="preserve"> </w:t>
       </w:r>
       <w:r>
         <w:rPr>
@@ -12723,7 +11870,7 @@
           <w:sz w:val="28"/>
           <w:szCs w:val="28"/>
         </w:rPr>
-        <w:t>Paul’s</w:t>
+        <w:t xml:space="preserve">How </w:t>
       </w:r>
       <w:r>
         <w:rPr>
@@ -12732,7 +11879,7 @@
           <w:sz w:val="28"/>
           <w:szCs w:val="28"/>
         </w:rPr>
-        <w:t xml:space="preserve"> appeal to </w:t>
+        <w:t>might</w:t>
       </w:r>
       <w:r>
         <w:rPr>
@@ -12741,7 +11888,7 @@
           <w:sz w:val="28"/>
           <w:szCs w:val="28"/>
         </w:rPr>
-        <w:t>both C</w:t>
+        <w:t xml:space="preserve"> </w:t>
       </w:r>
       <w:r>
         <w:rPr>
@@ -12750,7 +11897,7 @@
           <w:sz w:val="28"/>
           <w:szCs w:val="28"/>
         </w:rPr>
-        <w:t xml:space="preserve">reation and the </w:t>
+        <w:t>Paul’s</w:t>
       </w:r>
       <w:r>
         <w:rPr>
@@ -12759,7 +11906,7 @@
           <w:sz w:val="28"/>
           <w:szCs w:val="28"/>
         </w:rPr>
-        <w:t>F</w:t>
+        <w:t xml:space="preserve"> appeal to </w:t>
       </w:r>
       <w:r>
         <w:rPr>
@@ -12768,7 +11915,7 @@
           <w:sz w:val="28"/>
           <w:szCs w:val="28"/>
         </w:rPr>
-        <w:t xml:space="preserve">all </w:t>
+        <w:t xml:space="preserve">both </w:t>
       </w:r>
       <w:r>
         <w:rPr>
@@ -12777,7 +11924,7 @@
           <w:sz w:val="28"/>
           <w:szCs w:val="28"/>
         </w:rPr>
-        <w:t>correspond</w:t>
+        <w:t xml:space="preserve">the </w:t>
       </w:r>
       <w:r>
         <w:rPr>
@@ -12786,7 +11933,7 @@
           <w:sz w:val="28"/>
           <w:szCs w:val="28"/>
         </w:rPr>
-        <w:t xml:space="preserve"> or correlate to God's will? </w:t>
+        <w:t>C</w:t>
       </w:r>
       <w:r>
         <w:rPr>
@@ -12795,7 +11942,7 @@
           <w:sz w:val="28"/>
           <w:szCs w:val="28"/>
         </w:rPr>
-        <w:t xml:space="preserve"> </w:t>
+        <w:t xml:space="preserve">reation and the </w:t>
       </w:r>
       <w:r>
         <w:rPr>
@@ -12804,7 +11951,7 @@
           <w:sz w:val="28"/>
           <w:szCs w:val="28"/>
         </w:rPr>
-        <w:t xml:space="preserve">Perhaps what God wants is reflected in His historical response to both angelic and human rebellion? </w:t>
+        <w:t>F</w:t>
       </w:r>
       <w:r>
         <w:rPr>
@@ -12813,7 +11960,7 @@
           <w:sz w:val="28"/>
           <w:szCs w:val="28"/>
         </w:rPr>
-        <w:t xml:space="preserve"> </w:t>
+        <w:t xml:space="preserve">all correlate </w:t>
       </w:r>
       <w:r>
         <w:rPr>
@@ -12822,7 +11969,7 @@
           <w:sz w:val="28"/>
           <w:szCs w:val="28"/>
         </w:rPr>
-        <w:t xml:space="preserve">Perhaps what God wants is to restore His original creation and commune as family with </w:t>
+        <w:t>with</w:t>
       </w:r>
       <w:r>
         <w:rPr>
@@ -12831,7 +11978,7 @@
           <w:sz w:val="28"/>
           <w:szCs w:val="28"/>
         </w:rPr>
-        <w:t>mankind</w:t>
+        <w:t xml:space="preserve"> God's will? </w:t>
       </w:r>
       <w:r>
         <w:rPr>
@@ -12840,10 +11987,9 @@
           <w:sz w:val="28"/>
           <w:szCs w:val="28"/>
         </w:rPr>
-        <w:t>?</w:t>
-      </w:r>
-    </w:p>
-    <w:p/>
+        <w:t xml:space="preserve"> </w:t>
+      </w:r>
+    </w:p>
     <w:p>
       <w:pPr>
         <w:rPr>
@@ -12860,17 +12006,41 @@
           <w:sz w:val="28"/>
           <w:szCs w:val="28"/>
         </w:rPr>
-        <w:t>Let’s consider</w:t>
-      </w:r>
-      <w:r>
+        <w:t>Let’s consider this question in the way it’s framed, not just as a policy question, but as a theology-of-God question.</w:t>
+      </w:r>
+    </w:p>
+    <w:p>
+      <w:pPr>
+        <w:rPr>
+          <w:rFonts w:eastAsiaTheme="majorEastAsia" w:cstheme="majorBidi"/>
+          <w:i/>
+          <w:iCs/>
+          <w:color w:val="0F4761" w:themeColor="accent1" w:themeShade="BF"/>
+          <w:sz w:val="28"/>
+          <w:szCs w:val="28"/>
+        </w:rPr>
+      </w:pPr>
+      <w:r>
+        <w:rPr>
+          <w:rFonts w:eastAsiaTheme="majorEastAsia" w:cstheme="majorBidi"/>
+          <w:i/>
+          <w:iCs/>
+          <w:color w:val="0F4761" w:themeColor="accent1" w:themeShade="BF"/>
+          <w:sz w:val="28"/>
+          <w:szCs w:val="28"/>
+        </w:rPr>
+        <w:t>What does God want?</w:t>
+      </w:r>
+    </w:p>
+    <w:p>
+      <w:pPr>
         <w:rPr>
           <w:rFonts w:eastAsiaTheme="majorEastAsia" w:cstheme="majorBidi"/>
           <w:color w:val="0F4761" w:themeColor="accent1" w:themeShade="BF"/>
           <w:sz w:val="28"/>
           <w:szCs w:val="28"/>
         </w:rPr>
-        <w:t xml:space="preserve"> this </w:t>
-      </w:r>
+      </w:pPr>
       <w:r>
         <w:rPr>
           <w:rFonts w:eastAsiaTheme="majorEastAsia" w:cstheme="majorBidi"/>
@@ -12878,7 +12048,7 @@
           <w:sz w:val="28"/>
           <w:szCs w:val="28"/>
         </w:rPr>
-        <w:t xml:space="preserve">question </w:t>
+        <w:t>If we step back from the narrow debate and look at the whole storyline of Scripture, a pattern emerges.</w:t>
       </w:r>
       <w:r>
         <w:rPr>
@@ -12887,17 +12057,18 @@
           <w:sz w:val="28"/>
           <w:szCs w:val="28"/>
         </w:rPr>
-        <w:t xml:space="preserve">in the way </w:t>
-      </w:r>
-      <w:r>
+        <w:t xml:space="preserve">  God’s historical response to both angelic and human rebellion indicate that God wants to restore His original creation and commune with mankind as family.</w:t>
+      </w:r>
+    </w:p>
+    <w:p>
+      <w:pPr>
         <w:rPr>
           <w:rFonts w:eastAsiaTheme="majorEastAsia" w:cstheme="majorBidi"/>
           <w:color w:val="0F4761" w:themeColor="accent1" w:themeShade="BF"/>
           <w:sz w:val="28"/>
           <w:szCs w:val="28"/>
         </w:rPr>
-        <w:t xml:space="preserve">it’s framed, </w:t>
-      </w:r>
+      </w:pPr>
       <w:r>
         <w:rPr>
           <w:rFonts w:eastAsiaTheme="majorEastAsia" w:cstheme="majorBidi"/>
@@ -12905,18 +12076,17 @@
           <w:sz w:val="28"/>
           <w:szCs w:val="28"/>
         </w:rPr>
-        <w:t>not just as a policy question, but as a theology-of-God question.</w:t>
-      </w:r>
-    </w:p>
-    <w:p>
-      <w:pPr>
+        <w:t xml:space="preserve">The Bible presents rebellion as both human and angelic.  Genesis 6 introduces “sons of God” who cross boundaries.  Psalm 82 shows heavenly rulers judged for injustice.  Isaiah 24 speaks of heavenly powers imprisoned for later judgment.  Second Temple literature like 1 Enoch connects these pieces.  Angelic </w:t>
+      </w:r>
+      <w:r>
         <w:rPr>
           <w:rFonts w:eastAsiaTheme="majorEastAsia" w:cstheme="majorBidi"/>
           <w:color w:val="0F4761" w:themeColor="accent1" w:themeShade="BF"/>
           <w:sz w:val="28"/>
           <w:szCs w:val="28"/>
         </w:rPr>
-      </w:pPr>
+        <w:t>beings</w:t>
+      </w:r>
       <w:r>
         <w:rPr>
           <w:rFonts w:eastAsiaTheme="majorEastAsia" w:cstheme="majorBidi"/>
@@ -12924,36 +12094,37 @@
           <w:sz w:val="28"/>
           <w:szCs w:val="28"/>
         </w:rPr>
-        <w:t>W</w:t>
-      </w:r>
-      <w:r>
+        <w:t xml:space="preserve"> rebel.  Corruption spreads.  Judgment is promised but not yet complete.</w:t>
+      </w:r>
+    </w:p>
+    <w:p>
+      <w:pPr>
         <w:rPr>
           <w:rFonts w:eastAsiaTheme="majorEastAsia" w:cstheme="majorBidi"/>
           <w:color w:val="0F4761" w:themeColor="accent1" w:themeShade="BF"/>
           <w:sz w:val="28"/>
           <w:szCs w:val="28"/>
         </w:rPr>
-        <w:t>hat does God want?</w:t>
-      </w:r>
-    </w:p>
-    <w:p>
-      <w:pPr>
+      </w:pPr>
+      <w:r>
         <w:rPr>
           <w:rFonts w:eastAsiaTheme="majorEastAsia" w:cstheme="majorBidi"/>
           <w:color w:val="0F4761" w:themeColor="accent1" w:themeShade="BF"/>
           <w:sz w:val="28"/>
           <w:szCs w:val="28"/>
         </w:rPr>
-      </w:pPr>
-      <w:r>
+        <w:t>The New Testament declares that Jesus reverses this order.  Through the Resurrection, Jesus defeats death, which was the operating sphere of rebellious powers (Heb 2:14).  He is raised and enthroned “far above every ruler and authority” (Eph 1:20–21).  Colossians 2:15 says he disarmed those rulers and made a public spectacle of them.</w:t>
+      </w:r>
+    </w:p>
+    <w:p>
+      <w:pPr>
         <w:rPr>
           <w:rFonts w:eastAsiaTheme="majorEastAsia" w:cstheme="majorBidi"/>
           <w:color w:val="0F4761" w:themeColor="accent1" w:themeShade="BF"/>
           <w:sz w:val="28"/>
           <w:szCs w:val="28"/>
         </w:rPr>
-        <w:t>I</w:t>
-      </w:r>
+      </w:pPr>
       <w:r>
         <w:rPr>
           <w:rFonts w:eastAsiaTheme="majorEastAsia" w:cstheme="majorBidi"/>
@@ -12961,7 +12132,73 @@
           <w:sz w:val="28"/>
           <w:szCs w:val="28"/>
         </w:rPr>
-        <w:t>f we step back from the narrow debate and look at the whole storyline of Scripture, a pattern emerges.</w:t>
+        <w:t>But the reversal does not stop with Christ alone.  Believers are called “sons of God” (Rom 8:14; Gal 3:26; 1 John 3:1).  Romans 8 says creation waits for their revealing.  This is public vindication language.</w:t>
+      </w:r>
+    </w:p>
+    <w:p>
+      <w:pPr>
+        <w:rPr>
+          <w:rFonts w:eastAsiaTheme="majorEastAsia" w:cstheme="majorBidi"/>
+          <w:color w:val="0F4761" w:themeColor="accent1" w:themeShade="BF"/>
+          <w:sz w:val="28"/>
+          <w:szCs w:val="28"/>
+        </w:rPr>
+      </w:pPr>
+      <w:r>
+        <w:rPr>
+          <w:rFonts w:eastAsiaTheme="majorEastAsia" w:cstheme="majorBidi"/>
+          <w:color w:val="0F4761" w:themeColor="accent1" w:themeShade="BF"/>
+          <w:sz w:val="28"/>
+          <w:szCs w:val="28"/>
+        </w:rPr>
+        <w:lastRenderedPageBreak/>
+        <w:t>Then Paul says something direct: “Do you not know that we will judge angels?” (1 Cor 6:3).  Daniel 7 had already said that judgment would be given to the saints.  Revelation shows the saints seated on thrones and given authority to judge (Rev 20:4).</w:t>
+      </w:r>
+    </w:p>
+    <w:p>
+      <w:pPr>
+        <w:rPr>
+          <w:rFonts w:eastAsiaTheme="majorEastAsia" w:cstheme="majorBidi"/>
+          <w:color w:val="0F4761" w:themeColor="accent1" w:themeShade="BF"/>
+          <w:sz w:val="28"/>
+          <w:szCs w:val="28"/>
+        </w:rPr>
+      </w:pPr>
+      <w:r>
+        <w:rPr>
+          <w:rFonts w:eastAsiaTheme="majorEastAsia" w:cstheme="majorBidi"/>
+          <w:color w:val="0F4761" w:themeColor="accent1" w:themeShade="BF"/>
+          <w:sz w:val="28"/>
+          <w:szCs w:val="28"/>
+        </w:rPr>
+        <w:t>So,</w:t>
+      </w:r>
+      <w:r>
+        <w:rPr>
+          <w:rFonts w:eastAsiaTheme="majorEastAsia" w:cstheme="majorBidi"/>
+          <w:color w:val="0F4761" w:themeColor="accent1" w:themeShade="BF"/>
+          <w:sz w:val="28"/>
+          <w:szCs w:val="28"/>
+        </w:rPr>
+        <w:t xml:space="preserve"> the arc is clear. Heavenly beings once called “sons of God” fail in their stewardship (Ps 82).  They are sentenced. Christ, the true Son, is enthroned. Those united to him are adopted as sons. And in the age to come, they participate in </w:t>
+      </w:r>
+      <w:r>
+        <w:rPr>
+          <w:rFonts w:eastAsiaTheme="majorEastAsia" w:cstheme="majorBidi"/>
+          <w:color w:val="0F4761" w:themeColor="accent1" w:themeShade="BF"/>
+          <w:sz w:val="28"/>
+          <w:szCs w:val="28"/>
+        </w:rPr>
+        <w:t>judgment,</w:t>
+      </w:r>
+      <w:r>
+        <w:rPr>
+          <w:rFonts w:eastAsiaTheme="majorEastAsia" w:cstheme="majorBidi"/>
+          <w:color w:val="0F4761" w:themeColor="accent1" w:themeShade="BF"/>
+          <w:sz w:val="28"/>
+          <w:szCs w:val="28"/>
+        </w:rPr>
+        <w:t xml:space="preserve"> even over angels. The authority that was corrupted is reassigned. The hierarchy is reversed.  The Resurrection marks the turning point.</w:t>
       </w:r>
     </w:p>
     <w:p/>
@@ -13040,19 +12277,7 @@
         <w:ind w:left="360"/>
       </w:pPr>
       <w:r>
-        <w:t>God’s original design is not rivalry.</w:t>
-      </w:r>
-      <w:r>
-        <w:t xml:space="preserve">  N</w:t>
-      </w:r>
-      <w:r>
-        <w:t>ot hierarchy for domination.</w:t>
-      </w:r>
-      <w:r>
-        <w:t xml:space="preserve">  N</w:t>
-      </w:r>
-      <w:r>
-        <w:t>ot suspicion.</w:t>
+        <w:t>God’s original design is not rivalry.  Not hierarchy for domination.  Not suspicion.</w:t>
       </w:r>
     </w:p>
     <w:p>
@@ -13084,8 +12309,17 @@
         </w:numPr>
       </w:pPr>
       <w:r>
-        <w:lastRenderedPageBreak/>
-        <w:t>Eve is formed from him.</w:t>
+        <w:t xml:space="preserve">Eve is formed </w:t>
+      </w:r>
+      <w:r>
+        <w:rPr>
+          <w:i/>
+          <w:iCs/>
+        </w:rPr>
+        <w:t>from</w:t>
+      </w:r>
+      <w:r>
+        <w:t xml:space="preserve"> him.</w:t>
       </w:r>
     </w:p>
     <w:p>
@@ -13097,16 +12331,7 @@
         </w:numPr>
       </w:pPr>
       <w:r>
-        <w:t>S</w:t>
-      </w:r>
-      <w:r>
-        <w:t>he is called “helper corresponding to him”</w:t>
-      </w:r>
-      <w:r>
-        <w:t xml:space="preserve">, </w:t>
-      </w:r>
-      <w:r>
-        <w:t>not assistant, but strong ally.</w:t>
+        <w:t>She is called “helper corresponding to him”, not assistant, but strong ally.</w:t>
       </w:r>
     </w:p>
     <w:p>
@@ -13177,6 +12402,7 @@
         <w:rPr>
           <w:rFonts w:eastAsia="Times New Roman"/>
         </w:rPr>
+        <w:lastRenderedPageBreak/>
         <w:t xml:space="preserve">2. </w:t>
       </w:r>
       <w:r>
@@ -13197,13 +12423,7 @@
         <w:ind w:left="360"/>
       </w:pPr>
       <w:r>
-        <w:t>Genesis 3 is not just about eating fruit.</w:t>
-      </w:r>
-      <w:r>
-        <w:t xml:space="preserve">  It</w:t>
-      </w:r>
-      <w:r>
-        <w:t xml:space="preserve"> is about:</w:t>
+        <w:t>Genesis 3 is not just about eating fruit.  It is about:</w:t>
       </w:r>
     </w:p>
     <w:p>
@@ -13265,10 +12485,19 @@
         <w:ind w:left="360"/>
       </w:pPr>
       <w:r>
-        <w:t>T</w:t>
-      </w:r>
-      <w:r>
-        <w:t>he rebellion — angelic and human — is always the same pattern:</w:t>
+        <w:t>The rebellion</w:t>
+      </w:r>
+      <w:r>
+        <w:t>,</w:t>
+      </w:r>
+      <w:r>
+        <w:t xml:space="preserve"> angelic and human</w:t>
+      </w:r>
+      <w:r>
+        <w:t xml:space="preserve">, </w:t>
+      </w:r>
+      <w:r>
+        <w:t>is always the same pattern:</w:t>
       </w:r>
     </w:p>
     <w:p>
@@ -13324,10 +12553,7 @@
         <w:ind w:left="360"/>
       </w:pPr>
       <w:r>
-        <w:t>T</w:t>
-      </w:r>
-      <w:r>
-        <w:t>his pattern shows up again:</w:t>
+        <w:t>This pattern shows up again:</w:t>
       </w:r>
     </w:p>
     <w:p>
@@ -13339,18 +12565,7 @@
         </w:numPr>
       </w:pPr>
       <w:r>
-        <w:t xml:space="preserve">the Watchers in </w:t>
-      </w:r>
-      <w:proofErr w:type="spellStart"/>
-      <w:r>
-        <w:t>Enochic</w:t>
-      </w:r>
-      <w:proofErr w:type="spellEnd"/>
-      <w:r>
-        <w:t xml:space="preserve"> tradition</w:t>
-      </w:r>
-      <w:r>
-        <w:t xml:space="preserve"> (Genesis 6, Deuteronomy 32)</w:t>
+        <w:t>the Watchers in Enochic tradition (Genesis 6, Deuteronomy 32)</w:t>
       </w:r>
     </w:p>
     <w:p>
@@ -13416,12 +12631,17 @@
     <w:p>
       <w:pPr>
         <w:ind w:left="360"/>
-      </w:pPr>
-      <w:r>
-        <w:t>R</w:t>
-      </w:r>
-      <w:r>
-        <w:t>ebellion in Scripture is almost always a disordering of role under God.</w:t>
+        <w:rPr>
+          <w:b/>
+          <w:bCs/>
+        </w:rPr>
+      </w:pPr>
+      <w:r>
+        <w:rPr>
+          <w:b/>
+          <w:bCs/>
+        </w:rPr>
+        <w:t>Rebellion in Scripture is almost always a disordering of role under God.</w:t>
       </w:r>
     </w:p>
     <w:p/>
@@ -13524,6 +12744,7 @@
         </w:numPr>
       </w:pPr>
       <w:r>
+        <w:lastRenderedPageBreak/>
         <w:t>the head of the church</w:t>
       </w:r>
     </w:p>
@@ -13763,7 +12984,6 @@
         </w:numPr>
       </w:pPr>
       <w:r>
-        <w:lastRenderedPageBreak/>
         <w:t>sacrifice defines it</w:t>
       </w:r>
     </w:p>
@@ -13892,6 +13112,7 @@
         </w:numPr>
       </w:pPr>
       <w:r>
+        <w:lastRenderedPageBreak/>
         <w:t>Eve deceived → warning about disorder under deception</w:t>
       </w:r>
     </w:p>
@@ -13936,7 +13157,13 @@
         </w:numPr>
       </w:pPr>
       <w:r>
-        <w:t>but because the fall involved</w:t>
+        <w:t xml:space="preserve">but because the </w:t>
+      </w:r>
+      <w:r>
+        <w:t>F</w:t>
+      </w:r>
+      <w:r>
+        <w:t>all involved</w:t>
       </w:r>
     </w:p>
     <w:p>
@@ -13978,14 +13205,30 @@
     <w:p>
       <w:pPr>
         <w:ind w:left="360"/>
-      </w:pPr>
-      <w:r>
+        <w:rPr>
+          <w:b/>
+          <w:bCs/>
+        </w:rPr>
+      </w:pPr>
+      <w:r>
+        <w:rPr>
+          <w:b/>
+          <w:bCs/>
+        </w:rPr>
         <w:t>God’s will is not dominance.</w:t>
       </w:r>
       <w:r>
+        <w:rPr>
+          <w:b/>
+          <w:bCs/>
+        </w:rPr>
         <w:t xml:space="preserve">  </w:t>
       </w:r>
       <w:r>
+        <w:rPr>
+          <w:b/>
+          <w:bCs/>
+        </w:rPr>
         <w:t>It is guarded, loving order that protects communion.</w:t>
       </w:r>
     </w:p>
@@ -14133,7 +13376,6 @@
         </w:numPr>
       </w:pPr>
       <w:r>
-        <w:lastRenderedPageBreak/>
         <w:t>rulers</w:t>
       </w:r>
     </w:p>
@@ -14226,6 +13468,7 @@
         <w:ind w:left="360"/>
       </w:pPr>
       <w:r>
+        <w:lastRenderedPageBreak/>
         <w:t>Not silence for one and dominance for the other.</w:t>
       </w:r>
     </w:p>
@@ -14448,7 +13691,6 @@
         </w:numPr>
       </w:pPr>
       <w:r>
-        <w:lastRenderedPageBreak/>
         <w:t>God intends visible order in the gathered church that reflects His creational design and redemptive pattern.</w:t>
       </w:r>
     </w:p>
@@ -14481,13 +13723,13 @@
     </w:p>
     <w:p>
       <w:r>
-        <w:t>Not control.</w:t>
-      </w:r>
-      <w:r>
-        <w:t xml:space="preserve">  </w:t>
-      </w:r>
-      <w:r>
-        <w:t>Communion.</w:t>
+        <w:t>Not control</w:t>
+      </w:r>
+      <w:r>
+        <w:t>, but rather c</w:t>
+      </w:r>
+      <w:r>
+        <w:t>ommunion.</w:t>
       </w:r>
       <w:r>
         <w:t xml:space="preserve">  </w:t>
@@ -14521,6 +13763,7 @@
     </w:p>
     <w:p>
       <w:r>
+        <w:lastRenderedPageBreak/>
         <w:t>So,</w:t>
       </w:r>
       <w:r>
@@ -14530,7 +13773,10 @@
         <w:t xml:space="preserve"> </w:t>
       </w:r>
       <w:r>
-        <w:t>“What does God want?” —</w:t>
+        <w:t>“What does God want?”</w:t>
+      </w:r>
+      <w:r>
+        <w:t>,</w:t>
       </w:r>
       <w:r>
         <w:t xml:space="preserve"> </w:t>
@@ -24607,6 +23853,7 @@
   <w:style w:type="character" w:default="1" w:styleId="DefaultParagraphFont">
     <w:name w:val="Default Paragraph Font"/>
     <w:uiPriority w:val="1"/>
+    <w:semiHidden/>
     <w:unhideWhenUsed/>
   </w:style>
   <w:style w:type="table" w:default="1" w:styleId="TableNormal">

--- a/2026-Q1/Resources/1Timothy2-Exegesis.docx
+++ b/2026-Q1/Resources/1Timothy2-Exegesis.docx
@@ -7494,7 +7494,7 @@
         <w:rPr>
           <w:noProof/>
         </w:rPr>
-        <w:pict w14:anchorId="7AB39FA3">
+        <w:pict w14:anchorId="3CA63E63">
           <v:rect id="_x0000_i1025" alt="" style="width:468pt;height:.05pt;mso-width-percent:0;mso-height-percent:0;mso-width-percent:0;mso-height-percent:0" o:hralign="center" o:hrstd="t" o:hr="t"/>
         </w:pict>
       </w:r>
@@ -12238,11 +12238,58 @@
     </w:p>
     <w:p>
       <w:pPr>
+        <w:pStyle w:val="ListParagraph"/>
+        <w:numPr>
+          <w:ilvl w:val="0"/>
+          <w:numId w:val="72"/>
+        </w:numPr>
+      </w:pPr>
+      <w:r>
+        <w:t>male and female created in God’s image</w:t>
+      </w:r>
+    </w:p>
+    <w:p>
+      <w:pPr>
+        <w:pStyle w:val="ListParagraph"/>
+        <w:numPr>
+          <w:ilvl w:val="0"/>
+          <w:numId w:val="72"/>
+        </w:numPr>
+      </w:pPr>
+      <w:r>
+        <w:t>both given dominion</w:t>
+      </w:r>
+    </w:p>
+    <w:p>
+      <w:pPr>
+        <w:pStyle w:val="ListParagraph"/>
+        <w:numPr>
+          <w:ilvl w:val="0"/>
+          <w:numId w:val="72"/>
+        </w:numPr>
+      </w:pPr>
+      <w:r>
+        <w:t>both called “very good”</w:t>
+      </w:r>
+    </w:p>
+    <w:p>
+      <w:pPr>
+        <w:pStyle w:val="ListParagraph"/>
+        <w:numPr>
+          <w:ilvl w:val="0"/>
+          <w:numId w:val="72"/>
+        </w:numPr>
+      </w:pPr>
+      <w:r>
+        <w:t>both designed for communion with God</w:t>
+      </w:r>
+    </w:p>
+    <w:p>
+      <w:pPr>
         <w:ind w:left="360"/>
       </w:pPr>
       <w:r>
-        <w:tab/>
-        <w:t>• male and female created in God’s image</w:t>
+        <w:t>God’s original design is not rivalry.  Not hierarchy for domination.  Not suspicion.</w:t>
       </w:r>
     </w:p>
     <w:p>
@@ -12250,42 +12297,10 @@
         <w:ind w:left="360"/>
       </w:pPr>
       <w:r>
-        <w:tab/>
-        <w:t>• both given dominion</w:t>
-      </w:r>
-    </w:p>
-    <w:p>
-      <w:pPr>
-        <w:ind w:left="360"/>
-      </w:pPr>
-      <w:r>
-        <w:tab/>
-        <w:t>• both called “very good”</w:t>
-      </w:r>
-    </w:p>
-    <w:p>
-      <w:pPr>
-        <w:ind w:left="360"/>
-      </w:pPr>
-      <w:r>
-        <w:tab/>
-        <w:t>• both designed for communion with God</w:t>
-      </w:r>
-    </w:p>
-    <w:p>
-      <w:pPr>
-        <w:ind w:left="360"/>
-      </w:pPr>
-      <w:r>
-        <w:t>God’s original design is not rivalry.  Not hierarchy for domination.  Not suspicion.</w:t>
-      </w:r>
-    </w:p>
-    <w:p>
-      <w:pPr>
-        <w:ind w:left="360"/>
-      </w:pPr>
-      <w:r>
-        <w:t>it is ordered partnership under God.</w:t>
+        <w:t>I</w:t>
+      </w:r>
+      <w:r>
+        <w:t>t is ordered partnership under God.</w:t>
       </w:r>
     </w:p>
     <w:p>
@@ -12428,56 +12443,74 @@
     </w:p>
     <w:p>
       <w:pPr>
-        <w:ind w:left="360"/>
-      </w:pPr>
-      <w:r>
-        <w:tab/>
-        <w:t>• the serpent bypassing God’s word</w:t>
-      </w:r>
-    </w:p>
-    <w:p>
-      <w:pPr>
-        <w:ind w:left="360"/>
-      </w:pPr>
-      <w:r>
-        <w:tab/>
-        <w:t>• the man failing to guard</w:t>
-      </w:r>
-    </w:p>
-    <w:p>
-      <w:pPr>
-        <w:ind w:left="360"/>
-      </w:pPr>
-      <w:r>
-        <w:tab/>
-        <w:t>• the woman deceived</w:t>
-      </w:r>
-    </w:p>
-    <w:p>
-      <w:pPr>
-        <w:ind w:left="360"/>
-      </w:pPr>
-      <w:r>
-        <w:tab/>
-        <w:t>• trust collapsing</w:t>
-      </w:r>
-    </w:p>
-    <w:p>
-      <w:pPr>
-        <w:ind w:left="360"/>
-      </w:pPr>
-      <w:r>
-        <w:tab/>
-        <w:t>• blame shifting</w:t>
-      </w:r>
-    </w:p>
-    <w:p>
-      <w:pPr>
-        <w:ind w:left="360"/>
-      </w:pPr>
-      <w:r>
-        <w:tab/>
-        <w:t>• communion breaking</w:t>
+        <w:pStyle w:val="ListParagraph"/>
+        <w:numPr>
+          <w:ilvl w:val="0"/>
+          <w:numId w:val="71"/>
+        </w:numPr>
+      </w:pPr>
+      <w:r>
+        <w:t>the serpent bypassing God’s word</w:t>
+      </w:r>
+    </w:p>
+    <w:p>
+      <w:pPr>
+        <w:pStyle w:val="ListParagraph"/>
+        <w:numPr>
+          <w:ilvl w:val="0"/>
+          <w:numId w:val="71"/>
+        </w:numPr>
+      </w:pPr>
+      <w:r>
+        <w:t>the man failing to guard</w:t>
+      </w:r>
+    </w:p>
+    <w:p>
+      <w:pPr>
+        <w:pStyle w:val="ListParagraph"/>
+        <w:numPr>
+          <w:ilvl w:val="0"/>
+          <w:numId w:val="71"/>
+        </w:numPr>
+      </w:pPr>
+      <w:r>
+        <w:t>the woman deceived</w:t>
+      </w:r>
+    </w:p>
+    <w:p>
+      <w:pPr>
+        <w:pStyle w:val="ListParagraph"/>
+        <w:numPr>
+          <w:ilvl w:val="0"/>
+          <w:numId w:val="71"/>
+        </w:numPr>
+      </w:pPr>
+      <w:r>
+        <w:t>trust collapsing</w:t>
+      </w:r>
+    </w:p>
+    <w:p>
+      <w:pPr>
+        <w:pStyle w:val="ListParagraph"/>
+        <w:numPr>
+          <w:ilvl w:val="0"/>
+          <w:numId w:val="71"/>
+        </w:numPr>
+      </w:pPr>
+      <w:r>
+        <w:t>blame shifting</w:t>
+      </w:r>
+    </w:p>
+    <w:p>
+      <w:pPr>
+        <w:pStyle w:val="ListParagraph"/>
+        <w:numPr>
+          <w:ilvl w:val="0"/>
+          <w:numId w:val="71"/>
+        </w:numPr>
+      </w:pPr>
+      <w:r>
+        <w:t>communion breaking</w:t>
       </w:r>
     </w:p>
     <w:p>
@@ -12744,7 +12777,6 @@
         </w:numPr>
       </w:pPr>
       <w:r>
-        <w:lastRenderedPageBreak/>
         <w:t>the head of the church</w:t>
       </w:r>
     </w:p>
@@ -12765,6 +12797,7 @@
         <w:ind w:left="360"/>
       </w:pPr>
       <w:r>
+        <w:lastRenderedPageBreak/>
         <w:t>Jesus does not grasp autonomy (Phil</w:t>
       </w:r>
       <w:r>
@@ -13112,7 +13145,6 @@
         </w:numPr>
       </w:pPr>
       <w:r>
-        <w:lastRenderedPageBreak/>
         <w:t>Eve deceived → warning about disorder under deception</w:t>
       </w:r>
     </w:p>
@@ -13133,6 +13165,7 @@
         </w:numPr>
       </w:pPr>
       <w:r>
+        <w:lastRenderedPageBreak/>
         <w:t>the church must not reenact Genesis 3.</w:t>
       </w:r>
     </w:p>
@@ -13356,14 +13389,30 @@
     <w:p>
       <w:pPr>
         <w:ind w:left="360"/>
-      </w:pPr>
-      <w:r>
+        <w:rPr>
+          <w:b/>
+          <w:bCs/>
+        </w:rPr>
+      </w:pPr>
+      <w:r>
+        <w:rPr>
+          <w:b/>
+          <w:bCs/>
+        </w:rPr>
         <w:t>The resurrection of Christ is the ultimate reversal of rebellious authority structures.</w:t>
       </w:r>
       <w:r>
+        <w:rPr>
+          <w:b/>
+          <w:bCs/>
+        </w:rPr>
         <w:t xml:space="preserve">  </w:t>
       </w:r>
       <w:r>
+        <w:rPr>
+          <w:b/>
+          <w:bCs/>
+        </w:rPr>
         <w:t>He defeats:</w:t>
       </w:r>
     </w:p>
@@ -13374,8 +13423,16 @@
           <w:ilvl w:val="0"/>
           <w:numId w:val="66"/>
         </w:numPr>
-      </w:pPr>
-      <w:r>
+        <w:rPr>
+          <w:b/>
+          <w:bCs/>
+        </w:rPr>
+      </w:pPr>
+      <w:r>
+        <w:rPr>
+          <w:b/>
+          <w:bCs/>
+        </w:rPr>
         <w:t>rulers</w:t>
       </w:r>
     </w:p>
@@ -13386,8 +13443,16 @@
           <w:ilvl w:val="0"/>
           <w:numId w:val="66"/>
         </w:numPr>
-      </w:pPr>
-      <w:r>
+        <w:rPr>
+          <w:b/>
+          <w:bCs/>
+        </w:rPr>
+      </w:pPr>
+      <w:r>
+        <w:rPr>
+          <w:b/>
+          <w:bCs/>
+        </w:rPr>
         <w:t>powers</w:t>
       </w:r>
     </w:p>
@@ -13398,25 +13463,53 @@
           <w:ilvl w:val="0"/>
           <w:numId w:val="66"/>
         </w:numPr>
-      </w:pPr>
-      <w:r>
+        <w:rPr>
+          <w:b/>
+          <w:bCs/>
+        </w:rPr>
+      </w:pPr>
+      <w:r>
+        <w:rPr>
+          <w:b/>
+          <w:bCs/>
+        </w:rPr>
         <w:t>principalities</w:t>
       </w:r>
     </w:p>
     <w:p>
       <w:pPr>
         <w:ind w:left="360"/>
-      </w:pPr>
-      <w:r>
+        <w:rPr>
+          <w:b/>
+          <w:bCs/>
+        </w:rPr>
+      </w:pPr>
+      <w:r>
+        <w:rPr>
+          <w:b/>
+          <w:bCs/>
+        </w:rPr>
         <w:t>A</w:t>
       </w:r>
       <w:r>
+        <w:rPr>
+          <w:b/>
+          <w:bCs/>
+        </w:rPr>
         <w:t>nd</w:t>
       </w:r>
       <w:r>
+        <w:rPr>
+          <w:b/>
+          <w:bCs/>
+        </w:rPr>
         <w:t xml:space="preserve"> </w:t>
       </w:r>
       <w:r>
+        <w:rPr>
+          <w:b/>
+          <w:bCs/>
+        </w:rPr>
         <w:t>restores humanity as sons and daughters of God.</w:t>
       </w:r>
     </w:p>
@@ -13444,7 +13537,13 @@
         <w:rPr>
           <w:rFonts w:eastAsia="Times New Roman"/>
         </w:rPr>
-        <w:t>o what does God want for man and woman?</w:t>
+        <w:t>o,</w:t>
+      </w:r>
+      <w:r>
+        <w:rPr>
+          <w:rFonts w:eastAsia="Times New Roman"/>
+        </w:rPr>
+        <w:t xml:space="preserve"> what does God want for man and woman?</w:t>
       </w:r>
     </w:p>
     <w:p>
@@ -13468,7 +13567,6 @@
         <w:ind w:left="360"/>
       </w:pPr>
       <w:r>
-        <w:lastRenderedPageBreak/>
         <w:t>Not silence for one and dominance for the other.</w:t>
       </w:r>
     </w:p>
@@ -13489,6 +13587,7 @@
         </w:numPr>
       </w:pPr>
       <w:r>
+        <w:lastRenderedPageBreak/>
         <w:t>image-bearing partnership</w:t>
       </w:r>
     </w:p>
@@ -13543,8 +13642,16 @@
     <w:p>
       <w:pPr>
         <w:ind w:left="360"/>
-      </w:pPr>
-      <w:r>
+        <w:rPr>
+          <w:b/>
+          <w:bCs/>
+        </w:rPr>
+      </w:pPr>
+      <w:r>
+        <w:rPr>
+          <w:b/>
+          <w:bCs/>
+        </w:rPr>
         <w:t>The church becomes a visible rehearsal of restored creation.</w:t>
       </w:r>
     </w:p>
@@ -13689,8 +13796,16 @@
           <w:ilvl w:val="0"/>
           <w:numId w:val="70"/>
         </w:numPr>
-      </w:pPr>
-      <w:r>
+        <w:rPr>
+          <w:b/>
+          <w:bCs/>
+        </w:rPr>
+      </w:pPr>
+      <w:r>
+        <w:rPr>
+          <w:b/>
+          <w:bCs/>
+        </w:rPr>
         <w:t>God intends visible order in the gathered church that reflects His creational design and redemptive pattern.</w:t>
       </w:r>
     </w:p>
@@ -13718,7 +13833,19 @@
         <w:rPr>
           <w:rFonts w:eastAsia="Times New Roman"/>
         </w:rPr>
-        <w:t>hat is the ultimate goal?</w:t>
+        <w:t xml:space="preserve">hat is the </w:t>
+      </w:r>
+      <w:r>
+        <w:rPr>
+          <w:rFonts w:eastAsia="Times New Roman"/>
+        </w:rPr>
+        <w:t>goal</w:t>
+      </w:r>
+      <w:r>
+        <w:rPr>
+          <w:rFonts w:eastAsia="Times New Roman"/>
+        </w:rPr>
+        <w:t>?</w:t>
       </w:r>
     </w:p>
     <w:p>
@@ -13755,6 +13882,9 @@
       <w:r>
         <w:t>“Behold, the dwelling of God is with man.”</w:t>
       </w:r>
+      <w:r>
+        <w:t xml:space="preserve">  (Revelation 21:3)</w:t>
+      </w:r>
     </w:p>
     <w:p>
       <w:r>
@@ -13763,7 +13893,6 @@
     </w:p>
     <w:p>
       <w:r>
-        <w:lastRenderedPageBreak/>
         <w:t>So,</w:t>
       </w:r>
       <w:r>
@@ -13806,6 +13935,7 @@
         </w:numPr>
       </w:pPr>
       <w:r>
+        <w:lastRenderedPageBreak/>
         <w:t>under Christ the faithful head,</w:t>
       </w:r>
     </w:p>
@@ -16775,6 +16905,119 @@
     </w:lvl>
   </w:abstractNum>
   <w:abstractNum w:abstractNumId="22" w15:restartNumberingAfterBreak="0">
+    <w:nsid w:val="2ACE557E"/>
+    <w:multiLevelType w:val="hybridMultilevel"/>
+    <w:tmpl w:val="3272CEF8"/>
+    <w:lvl w:ilvl="0" w:tplc="04090001">
+      <w:start w:val="1"/>
+      <w:numFmt w:val="bullet"/>
+      <w:lvlText w:val=""/>
+      <w:lvlJc w:val="left"/>
+      <w:pPr>
+        <w:ind w:left="1080" w:hanging="360"/>
+      </w:pPr>
+      <w:rPr>
+        <w:rFonts w:ascii="Symbol" w:hAnsi="Symbol" w:hint="default"/>
+      </w:rPr>
+    </w:lvl>
+    <w:lvl w:ilvl="1" w:tplc="04090003" w:tentative="1">
+      <w:start w:val="1"/>
+      <w:numFmt w:val="bullet"/>
+      <w:lvlText w:val="o"/>
+      <w:lvlJc w:val="left"/>
+      <w:pPr>
+        <w:ind w:left="1800" w:hanging="360"/>
+      </w:pPr>
+      <w:rPr>
+        <w:rFonts w:ascii="Courier New" w:hAnsi="Courier New" w:cs="Courier New" w:hint="default"/>
+      </w:rPr>
+    </w:lvl>
+    <w:lvl w:ilvl="2" w:tplc="04090005" w:tentative="1">
+      <w:start w:val="1"/>
+      <w:numFmt w:val="bullet"/>
+      <w:lvlText w:val=""/>
+      <w:lvlJc w:val="left"/>
+      <w:pPr>
+        <w:ind w:left="2520" w:hanging="360"/>
+      </w:pPr>
+      <w:rPr>
+        <w:rFonts w:ascii="Wingdings" w:hAnsi="Wingdings" w:hint="default"/>
+      </w:rPr>
+    </w:lvl>
+    <w:lvl w:ilvl="3" w:tplc="04090001" w:tentative="1">
+      <w:start w:val="1"/>
+      <w:numFmt w:val="bullet"/>
+      <w:lvlText w:val=""/>
+      <w:lvlJc w:val="left"/>
+      <w:pPr>
+        <w:ind w:left="3240" w:hanging="360"/>
+      </w:pPr>
+      <w:rPr>
+        <w:rFonts w:ascii="Symbol" w:hAnsi="Symbol" w:hint="default"/>
+      </w:rPr>
+    </w:lvl>
+    <w:lvl w:ilvl="4" w:tplc="04090003" w:tentative="1">
+      <w:start w:val="1"/>
+      <w:numFmt w:val="bullet"/>
+      <w:lvlText w:val="o"/>
+      <w:lvlJc w:val="left"/>
+      <w:pPr>
+        <w:ind w:left="3960" w:hanging="360"/>
+      </w:pPr>
+      <w:rPr>
+        <w:rFonts w:ascii="Courier New" w:hAnsi="Courier New" w:cs="Courier New" w:hint="default"/>
+      </w:rPr>
+    </w:lvl>
+    <w:lvl w:ilvl="5" w:tplc="04090005" w:tentative="1">
+      <w:start w:val="1"/>
+      <w:numFmt w:val="bullet"/>
+      <w:lvlText w:val=""/>
+      <w:lvlJc w:val="left"/>
+      <w:pPr>
+        <w:ind w:left="4680" w:hanging="360"/>
+      </w:pPr>
+      <w:rPr>
+        <w:rFonts w:ascii="Wingdings" w:hAnsi="Wingdings" w:hint="default"/>
+      </w:rPr>
+    </w:lvl>
+    <w:lvl w:ilvl="6" w:tplc="04090001" w:tentative="1">
+      <w:start w:val="1"/>
+      <w:numFmt w:val="bullet"/>
+      <w:lvlText w:val=""/>
+      <w:lvlJc w:val="left"/>
+      <w:pPr>
+        <w:ind w:left="5400" w:hanging="360"/>
+      </w:pPr>
+      <w:rPr>
+        <w:rFonts w:ascii="Symbol" w:hAnsi="Symbol" w:hint="default"/>
+      </w:rPr>
+    </w:lvl>
+    <w:lvl w:ilvl="7" w:tplc="04090003" w:tentative="1">
+      <w:start w:val="1"/>
+      <w:numFmt w:val="bullet"/>
+      <w:lvlText w:val="o"/>
+      <w:lvlJc w:val="left"/>
+      <w:pPr>
+        <w:ind w:left="6120" w:hanging="360"/>
+      </w:pPr>
+      <w:rPr>
+        <w:rFonts w:ascii="Courier New" w:hAnsi="Courier New" w:cs="Courier New" w:hint="default"/>
+      </w:rPr>
+    </w:lvl>
+    <w:lvl w:ilvl="8" w:tplc="04090005" w:tentative="1">
+      <w:start w:val="1"/>
+      <w:numFmt w:val="bullet"/>
+      <w:lvlText w:val=""/>
+      <w:lvlJc w:val="left"/>
+      <w:pPr>
+        <w:ind w:left="6840" w:hanging="360"/>
+      </w:pPr>
+      <w:rPr>
+        <w:rFonts w:ascii="Wingdings" w:hAnsi="Wingdings" w:hint="default"/>
+      </w:rPr>
+    </w:lvl>
+  </w:abstractNum>
+  <w:abstractNum w:abstractNumId="23" w15:restartNumberingAfterBreak="0">
     <w:nsid w:val="2C79629E"/>
     <w:multiLevelType w:val="hybridMultilevel"/>
     <w:tmpl w:val="0C08FB82"/>
@@ -16887,7 +17130,7 @@
       </w:rPr>
     </w:lvl>
   </w:abstractNum>
-  <w:abstractNum w:abstractNumId="23" w15:restartNumberingAfterBreak="0">
+  <w:abstractNum w:abstractNumId="24" w15:restartNumberingAfterBreak="0">
     <w:nsid w:val="2E717392"/>
     <w:multiLevelType w:val="hybridMultilevel"/>
     <w:tmpl w:val="EDBAB0A2"/>
@@ -17000,7 +17243,7 @@
       </w:rPr>
     </w:lvl>
   </w:abstractNum>
-  <w:abstractNum w:abstractNumId="24" w15:restartNumberingAfterBreak="0">
+  <w:abstractNum w:abstractNumId="25" w15:restartNumberingAfterBreak="0">
     <w:nsid w:val="2E884B3E"/>
     <w:multiLevelType w:val="hybridMultilevel"/>
     <w:tmpl w:val="B8EA9E52"/>
@@ -17113,7 +17356,7 @@
       </w:rPr>
     </w:lvl>
   </w:abstractNum>
-  <w:abstractNum w:abstractNumId="25" w15:restartNumberingAfterBreak="0">
+  <w:abstractNum w:abstractNumId="26" w15:restartNumberingAfterBreak="0">
     <w:nsid w:val="308105AD"/>
     <w:multiLevelType w:val="multilevel"/>
     <w:tmpl w:val="D8B05454"/>
@@ -17262,7 +17505,7 @@
       </w:rPr>
     </w:lvl>
   </w:abstractNum>
-  <w:abstractNum w:abstractNumId="26" w15:restartNumberingAfterBreak="0">
+  <w:abstractNum w:abstractNumId="27" w15:restartNumberingAfterBreak="0">
     <w:nsid w:val="310D0F88"/>
     <w:multiLevelType w:val="multilevel"/>
     <w:tmpl w:val="077A28B2"/>
@@ -17411,7 +17654,7 @@
       </w:rPr>
     </w:lvl>
   </w:abstractNum>
-  <w:abstractNum w:abstractNumId="27" w15:restartNumberingAfterBreak="0">
+  <w:abstractNum w:abstractNumId="28" w15:restartNumberingAfterBreak="0">
     <w:nsid w:val="31A4295C"/>
     <w:multiLevelType w:val="hybridMultilevel"/>
     <w:tmpl w:val="E3B2E550"/>
@@ -17524,7 +17767,7 @@
       </w:rPr>
     </w:lvl>
   </w:abstractNum>
-  <w:abstractNum w:abstractNumId="28" w15:restartNumberingAfterBreak="0">
+  <w:abstractNum w:abstractNumId="29" w15:restartNumberingAfterBreak="0">
     <w:nsid w:val="323F6689"/>
     <w:multiLevelType w:val="multilevel"/>
     <w:tmpl w:val="D04A6476"/>
@@ -17637,7 +17880,7 @@
       </w:pPr>
     </w:lvl>
   </w:abstractNum>
-  <w:abstractNum w:abstractNumId="29" w15:restartNumberingAfterBreak="0">
+  <w:abstractNum w:abstractNumId="30" w15:restartNumberingAfterBreak="0">
     <w:nsid w:val="32A220C9"/>
     <w:multiLevelType w:val="multilevel"/>
     <w:tmpl w:val="ECE81956"/>
@@ -17786,7 +18029,7 @@
       </w:rPr>
     </w:lvl>
   </w:abstractNum>
-  <w:abstractNum w:abstractNumId="30" w15:restartNumberingAfterBreak="0">
+  <w:abstractNum w:abstractNumId="31" w15:restartNumberingAfterBreak="0">
     <w:nsid w:val="33045701"/>
     <w:multiLevelType w:val="multilevel"/>
     <w:tmpl w:val="159ED2A0"/>
@@ -17935,7 +18178,7 @@
       </w:rPr>
     </w:lvl>
   </w:abstractNum>
-  <w:abstractNum w:abstractNumId="31" w15:restartNumberingAfterBreak="0">
+  <w:abstractNum w:abstractNumId="32" w15:restartNumberingAfterBreak="0">
     <w:nsid w:val="33E23558"/>
     <w:multiLevelType w:val="multilevel"/>
     <w:tmpl w:val="46FCA54A"/>
@@ -18084,7 +18327,7 @@
       </w:rPr>
     </w:lvl>
   </w:abstractNum>
-  <w:abstractNum w:abstractNumId="32" w15:restartNumberingAfterBreak="0">
+  <w:abstractNum w:abstractNumId="33" w15:restartNumberingAfterBreak="0">
     <w:nsid w:val="34171811"/>
     <w:multiLevelType w:val="hybridMultilevel"/>
     <w:tmpl w:val="FF0C3DAC"/>
@@ -18197,7 +18440,7 @@
       </w:rPr>
     </w:lvl>
   </w:abstractNum>
-  <w:abstractNum w:abstractNumId="33" w15:restartNumberingAfterBreak="0">
+  <w:abstractNum w:abstractNumId="34" w15:restartNumberingAfterBreak="0">
     <w:nsid w:val="35293435"/>
     <w:multiLevelType w:val="hybridMultilevel"/>
     <w:tmpl w:val="A240D88E"/>
@@ -18310,7 +18553,7 @@
       </w:rPr>
     </w:lvl>
   </w:abstractNum>
-  <w:abstractNum w:abstractNumId="34" w15:restartNumberingAfterBreak="0">
+  <w:abstractNum w:abstractNumId="35" w15:restartNumberingAfterBreak="0">
     <w:nsid w:val="35CE5976"/>
     <w:multiLevelType w:val="multilevel"/>
     <w:tmpl w:val="9EBAB0D2"/>
@@ -18459,7 +18702,7 @@
       </w:rPr>
     </w:lvl>
   </w:abstractNum>
-  <w:abstractNum w:abstractNumId="35" w15:restartNumberingAfterBreak="0">
+  <w:abstractNum w:abstractNumId="36" w15:restartNumberingAfterBreak="0">
     <w:nsid w:val="386661D3"/>
     <w:multiLevelType w:val="hybridMultilevel"/>
     <w:tmpl w:val="67B27FB6"/>
@@ -18572,7 +18815,7 @@
       </w:rPr>
     </w:lvl>
   </w:abstractNum>
-  <w:abstractNum w:abstractNumId="36" w15:restartNumberingAfterBreak="0">
+  <w:abstractNum w:abstractNumId="37" w15:restartNumberingAfterBreak="0">
     <w:nsid w:val="3C443A6C"/>
     <w:multiLevelType w:val="multilevel"/>
     <w:tmpl w:val="DCAEC29E"/>
@@ -18721,7 +18964,7 @@
       </w:rPr>
     </w:lvl>
   </w:abstractNum>
-  <w:abstractNum w:abstractNumId="37" w15:restartNumberingAfterBreak="0">
+  <w:abstractNum w:abstractNumId="38" w15:restartNumberingAfterBreak="0">
     <w:nsid w:val="483E3DDD"/>
     <w:multiLevelType w:val="hybridMultilevel"/>
     <w:tmpl w:val="FC8ACE5A"/>
@@ -18834,7 +19077,7 @@
       </w:rPr>
     </w:lvl>
   </w:abstractNum>
-  <w:abstractNum w:abstractNumId="38" w15:restartNumberingAfterBreak="0">
+  <w:abstractNum w:abstractNumId="39" w15:restartNumberingAfterBreak="0">
     <w:nsid w:val="4B4C76A1"/>
     <w:multiLevelType w:val="multilevel"/>
     <w:tmpl w:val="B95218CC"/>
@@ -18983,7 +19226,7 @@
       </w:rPr>
     </w:lvl>
   </w:abstractNum>
-  <w:abstractNum w:abstractNumId="39" w15:restartNumberingAfterBreak="0">
+  <w:abstractNum w:abstractNumId="40" w15:restartNumberingAfterBreak="0">
     <w:nsid w:val="4C1628AF"/>
     <w:multiLevelType w:val="hybridMultilevel"/>
     <w:tmpl w:val="178E2948"/>
@@ -19096,7 +19339,7 @@
       </w:rPr>
     </w:lvl>
   </w:abstractNum>
-  <w:abstractNum w:abstractNumId="40" w15:restartNumberingAfterBreak="0">
+  <w:abstractNum w:abstractNumId="41" w15:restartNumberingAfterBreak="0">
     <w:nsid w:val="4D307754"/>
     <w:multiLevelType w:val="multilevel"/>
     <w:tmpl w:val="6934879E"/>
@@ -19245,7 +19488,7 @@
       </w:rPr>
     </w:lvl>
   </w:abstractNum>
-  <w:abstractNum w:abstractNumId="41" w15:restartNumberingAfterBreak="0">
+  <w:abstractNum w:abstractNumId="42" w15:restartNumberingAfterBreak="0">
     <w:nsid w:val="4D765F5A"/>
     <w:multiLevelType w:val="multilevel"/>
     <w:tmpl w:val="A8A201D4"/>
@@ -19358,7 +19601,7 @@
       </w:pPr>
     </w:lvl>
   </w:abstractNum>
-  <w:abstractNum w:abstractNumId="42" w15:restartNumberingAfterBreak="0">
+  <w:abstractNum w:abstractNumId="43" w15:restartNumberingAfterBreak="0">
     <w:nsid w:val="4DFA2B5D"/>
     <w:multiLevelType w:val="hybridMultilevel"/>
     <w:tmpl w:val="9788A9E6"/>
@@ -19471,7 +19714,7 @@
       </w:rPr>
     </w:lvl>
   </w:abstractNum>
-  <w:abstractNum w:abstractNumId="43" w15:restartNumberingAfterBreak="0">
+  <w:abstractNum w:abstractNumId="44" w15:restartNumberingAfterBreak="0">
     <w:nsid w:val="4FE4287D"/>
     <w:multiLevelType w:val="multilevel"/>
     <w:tmpl w:val="FC0E28CC"/>
@@ -19620,7 +19863,7 @@
       </w:rPr>
     </w:lvl>
   </w:abstractNum>
-  <w:abstractNum w:abstractNumId="44" w15:restartNumberingAfterBreak="0">
+  <w:abstractNum w:abstractNumId="45" w15:restartNumberingAfterBreak="0">
     <w:nsid w:val="50AD479A"/>
     <w:multiLevelType w:val="multilevel"/>
     <w:tmpl w:val="3A60C1F8"/>
@@ -19769,7 +20012,7 @@
       </w:rPr>
     </w:lvl>
   </w:abstractNum>
-  <w:abstractNum w:abstractNumId="45" w15:restartNumberingAfterBreak="0">
+  <w:abstractNum w:abstractNumId="46" w15:restartNumberingAfterBreak="0">
     <w:nsid w:val="53220919"/>
     <w:multiLevelType w:val="hybridMultilevel"/>
     <w:tmpl w:val="45A675F0"/>
@@ -19882,7 +20125,7 @@
       </w:rPr>
     </w:lvl>
   </w:abstractNum>
-  <w:abstractNum w:abstractNumId="46" w15:restartNumberingAfterBreak="0">
+  <w:abstractNum w:abstractNumId="47" w15:restartNumberingAfterBreak="0">
     <w:nsid w:val="53BF1D51"/>
     <w:multiLevelType w:val="hybridMultilevel"/>
     <w:tmpl w:val="CC24F6C8"/>
@@ -19995,7 +20238,7 @@
       </w:rPr>
     </w:lvl>
   </w:abstractNum>
-  <w:abstractNum w:abstractNumId="47" w15:restartNumberingAfterBreak="0">
+  <w:abstractNum w:abstractNumId="48" w15:restartNumberingAfterBreak="0">
     <w:nsid w:val="5B4D56DE"/>
     <w:multiLevelType w:val="hybridMultilevel"/>
     <w:tmpl w:val="73029296"/>
@@ -20108,7 +20351,7 @@
       </w:rPr>
     </w:lvl>
   </w:abstractNum>
-  <w:abstractNum w:abstractNumId="48" w15:restartNumberingAfterBreak="0">
+  <w:abstractNum w:abstractNumId="49" w15:restartNumberingAfterBreak="0">
     <w:nsid w:val="5D7D5148"/>
     <w:multiLevelType w:val="multilevel"/>
     <w:tmpl w:val="E5523208"/>
@@ -20257,7 +20500,7 @@
       </w:rPr>
     </w:lvl>
   </w:abstractNum>
-  <w:abstractNum w:abstractNumId="49" w15:restartNumberingAfterBreak="0">
+  <w:abstractNum w:abstractNumId="50" w15:restartNumberingAfterBreak="0">
     <w:nsid w:val="5F6F5E42"/>
     <w:multiLevelType w:val="multilevel"/>
     <w:tmpl w:val="C32863CE"/>
@@ -20406,7 +20649,7 @@
       </w:rPr>
     </w:lvl>
   </w:abstractNum>
-  <w:abstractNum w:abstractNumId="50" w15:restartNumberingAfterBreak="0">
+  <w:abstractNum w:abstractNumId="51" w15:restartNumberingAfterBreak="0">
     <w:nsid w:val="5FCC5794"/>
     <w:multiLevelType w:val="hybridMultilevel"/>
     <w:tmpl w:val="1D34AA24"/>
@@ -20519,7 +20762,7 @@
       </w:rPr>
     </w:lvl>
   </w:abstractNum>
-  <w:abstractNum w:abstractNumId="51" w15:restartNumberingAfterBreak="0">
+  <w:abstractNum w:abstractNumId="52" w15:restartNumberingAfterBreak="0">
     <w:nsid w:val="600209F9"/>
     <w:multiLevelType w:val="multilevel"/>
     <w:tmpl w:val="9FE478D6"/>
@@ -20668,7 +20911,7 @@
       </w:rPr>
     </w:lvl>
   </w:abstractNum>
-  <w:abstractNum w:abstractNumId="52" w15:restartNumberingAfterBreak="0">
+  <w:abstractNum w:abstractNumId="53" w15:restartNumberingAfterBreak="0">
     <w:nsid w:val="6237172F"/>
     <w:multiLevelType w:val="hybridMultilevel"/>
     <w:tmpl w:val="28BAB394"/>
@@ -20781,7 +21024,7 @@
       </w:rPr>
     </w:lvl>
   </w:abstractNum>
-  <w:abstractNum w:abstractNumId="53" w15:restartNumberingAfterBreak="0">
+  <w:abstractNum w:abstractNumId="54" w15:restartNumberingAfterBreak="0">
     <w:nsid w:val="62EC40E6"/>
     <w:multiLevelType w:val="multilevel"/>
     <w:tmpl w:val="FCCCABE0"/>
@@ -20930,7 +21173,7 @@
       </w:rPr>
     </w:lvl>
   </w:abstractNum>
-  <w:abstractNum w:abstractNumId="54" w15:restartNumberingAfterBreak="0">
+  <w:abstractNum w:abstractNumId="55" w15:restartNumberingAfterBreak="0">
     <w:nsid w:val="63C66BF6"/>
     <w:multiLevelType w:val="multilevel"/>
     <w:tmpl w:val="0F045FF6"/>
@@ -21079,7 +21322,7 @@
       </w:rPr>
     </w:lvl>
   </w:abstractNum>
-  <w:abstractNum w:abstractNumId="55" w15:restartNumberingAfterBreak="0">
+  <w:abstractNum w:abstractNumId="56" w15:restartNumberingAfterBreak="0">
     <w:nsid w:val="67B9787A"/>
     <w:multiLevelType w:val="multilevel"/>
     <w:tmpl w:val="479A34D8"/>
@@ -21228,7 +21471,7 @@
       </w:rPr>
     </w:lvl>
   </w:abstractNum>
-  <w:abstractNum w:abstractNumId="56" w15:restartNumberingAfterBreak="0">
+  <w:abstractNum w:abstractNumId="57" w15:restartNumberingAfterBreak="0">
     <w:nsid w:val="689F7604"/>
     <w:multiLevelType w:val="hybridMultilevel"/>
     <w:tmpl w:val="8244E6AA"/>
@@ -21341,7 +21584,7 @@
       </w:rPr>
     </w:lvl>
   </w:abstractNum>
-  <w:abstractNum w:abstractNumId="57" w15:restartNumberingAfterBreak="0">
+  <w:abstractNum w:abstractNumId="58" w15:restartNumberingAfterBreak="0">
     <w:nsid w:val="6B4F054D"/>
     <w:multiLevelType w:val="multilevel"/>
     <w:tmpl w:val="0EF2B75E"/>
@@ -21490,7 +21733,7 @@
       </w:rPr>
     </w:lvl>
   </w:abstractNum>
-  <w:abstractNum w:abstractNumId="58" w15:restartNumberingAfterBreak="0">
+  <w:abstractNum w:abstractNumId="59" w15:restartNumberingAfterBreak="0">
     <w:nsid w:val="6C8A30FA"/>
     <w:multiLevelType w:val="multilevel"/>
     <w:tmpl w:val="68A4BE86"/>
@@ -21639,7 +21882,7 @@
       </w:rPr>
     </w:lvl>
   </w:abstractNum>
-  <w:abstractNum w:abstractNumId="59" w15:restartNumberingAfterBreak="0">
+  <w:abstractNum w:abstractNumId="60" w15:restartNumberingAfterBreak="0">
     <w:nsid w:val="6CF70537"/>
     <w:multiLevelType w:val="hybridMultilevel"/>
     <w:tmpl w:val="60529780"/>
@@ -21752,7 +21995,7 @@
       </w:rPr>
     </w:lvl>
   </w:abstractNum>
-  <w:abstractNum w:abstractNumId="60" w15:restartNumberingAfterBreak="0">
+  <w:abstractNum w:abstractNumId="61" w15:restartNumberingAfterBreak="0">
     <w:nsid w:val="6D0B0C9C"/>
     <w:multiLevelType w:val="multilevel"/>
     <w:tmpl w:val="FC4CAA22"/>
@@ -21901,7 +22144,7 @@
       </w:rPr>
     </w:lvl>
   </w:abstractNum>
-  <w:abstractNum w:abstractNumId="61" w15:restartNumberingAfterBreak="0">
+  <w:abstractNum w:abstractNumId="62" w15:restartNumberingAfterBreak="0">
     <w:nsid w:val="6FEF04F0"/>
     <w:multiLevelType w:val="hybridMultilevel"/>
     <w:tmpl w:val="4BC65996"/>
@@ -22014,7 +22257,7 @@
       </w:rPr>
     </w:lvl>
   </w:abstractNum>
-  <w:abstractNum w:abstractNumId="62" w15:restartNumberingAfterBreak="0">
+  <w:abstractNum w:abstractNumId="63" w15:restartNumberingAfterBreak="0">
     <w:nsid w:val="706947E4"/>
     <w:multiLevelType w:val="hybridMultilevel"/>
     <w:tmpl w:val="927AE01A"/>
@@ -22127,7 +22370,7 @@
       </w:rPr>
     </w:lvl>
   </w:abstractNum>
-  <w:abstractNum w:abstractNumId="63" w15:restartNumberingAfterBreak="0">
+  <w:abstractNum w:abstractNumId="64" w15:restartNumberingAfterBreak="0">
     <w:nsid w:val="709E1E66"/>
     <w:multiLevelType w:val="multilevel"/>
     <w:tmpl w:val="CA885734"/>
@@ -22276,7 +22519,7 @@
       </w:rPr>
     </w:lvl>
   </w:abstractNum>
-  <w:abstractNum w:abstractNumId="64" w15:restartNumberingAfterBreak="0">
+  <w:abstractNum w:abstractNumId="65" w15:restartNumberingAfterBreak="0">
     <w:nsid w:val="7237025E"/>
     <w:multiLevelType w:val="multilevel"/>
     <w:tmpl w:val="1A2EDD60"/>
@@ -22425,7 +22668,7 @@
       </w:rPr>
     </w:lvl>
   </w:abstractNum>
-  <w:abstractNum w:abstractNumId="65" w15:restartNumberingAfterBreak="0">
+  <w:abstractNum w:abstractNumId="66" w15:restartNumberingAfterBreak="0">
     <w:nsid w:val="738916AF"/>
     <w:multiLevelType w:val="hybridMultilevel"/>
     <w:tmpl w:val="FB047B68"/>
@@ -22538,7 +22781,7 @@
       </w:rPr>
     </w:lvl>
   </w:abstractNum>
-  <w:abstractNum w:abstractNumId="66" w15:restartNumberingAfterBreak="0">
+  <w:abstractNum w:abstractNumId="67" w15:restartNumberingAfterBreak="0">
     <w:nsid w:val="753A788C"/>
     <w:multiLevelType w:val="hybridMultilevel"/>
     <w:tmpl w:val="C47AF512"/>
@@ -22651,7 +22894,7 @@
       </w:rPr>
     </w:lvl>
   </w:abstractNum>
-  <w:abstractNum w:abstractNumId="67" w15:restartNumberingAfterBreak="0">
+  <w:abstractNum w:abstractNumId="68" w15:restartNumberingAfterBreak="0">
     <w:nsid w:val="78E4123F"/>
     <w:multiLevelType w:val="multilevel"/>
     <w:tmpl w:val="73E0CBDC"/>
@@ -22800,7 +23043,120 @@
       </w:rPr>
     </w:lvl>
   </w:abstractNum>
-  <w:abstractNum w:abstractNumId="68" w15:restartNumberingAfterBreak="0">
+  <w:abstractNum w:abstractNumId="69" w15:restartNumberingAfterBreak="0">
+    <w:nsid w:val="7A706F81"/>
+    <w:multiLevelType w:val="hybridMultilevel"/>
+    <w:tmpl w:val="CB88AA00"/>
+    <w:lvl w:ilvl="0" w:tplc="04090001">
+      <w:start w:val="1"/>
+      <w:numFmt w:val="bullet"/>
+      <w:lvlText w:val=""/>
+      <w:lvlJc w:val="left"/>
+      <w:pPr>
+        <w:ind w:left="1080" w:hanging="360"/>
+      </w:pPr>
+      <w:rPr>
+        <w:rFonts w:ascii="Symbol" w:hAnsi="Symbol" w:hint="default"/>
+      </w:rPr>
+    </w:lvl>
+    <w:lvl w:ilvl="1" w:tplc="04090003" w:tentative="1">
+      <w:start w:val="1"/>
+      <w:numFmt w:val="bullet"/>
+      <w:lvlText w:val="o"/>
+      <w:lvlJc w:val="left"/>
+      <w:pPr>
+        <w:ind w:left="1800" w:hanging="360"/>
+      </w:pPr>
+      <w:rPr>
+        <w:rFonts w:ascii="Courier New" w:hAnsi="Courier New" w:cs="Courier New" w:hint="default"/>
+      </w:rPr>
+    </w:lvl>
+    <w:lvl w:ilvl="2" w:tplc="04090005" w:tentative="1">
+      <w:start w:val="1"/>
+      <w:numFmt w:val="bullet"/>
+      <w:lvlText w:val=""/>
+      <w:lvlJc w:val="left"/>
+      <w:pPr>
+        <w:ind w:left="2520" w:hanging="360"/>
+      </w:pPr>
+      <w:rPr>
+        <w:rFonts w:ascii="Wingdings" w:hAnsi="Wingdings" w:hint="default"/>
+      </w:rPr>
+    </w:lvl>
+    <w:lvl w:ilvl="3" w:tplc="04090001" w:tentative="1">
+      <w:start w:val="1"/>
+      <w:numFmt w:val="bullet"/>
+      <w:lvlText w:val=""/>
+      <w:lvlJc w:val="left"/>
+      <w:pPr>
+        <w:ind w:left="3240" w:hanging="360"/>
+      </w:pPr>
+      <w:rPr>
+        <w:rFonts w:ascii="Symbol" w:hAnsi="Symbol" w:hint="default"/>
+      </w:rPr>
+    </w:lvl>
+    <w:lvl w:ilvl="4" w:tplc="04090003" w:tentative="1">
+      <w:start w:val="1"/>
+      <w:numFmt w:val="bullet"/>
+      <w:lvlText w:val="o"/>
+      <w:lvlJc w:val="left"/>
+      <w:pPr>
+        <w:ind w:left="3960" w:hanging="360"/>
+      </w:pPr>
+      <w:rPr>
+        <w:rFonts w:ascii="Courier New" w:hAnsi="Courier New" w:cs="Courier New" w:hint="default"/>
+      </w:rPr>
+    </w:lvl>
+    <w:lvl w:ilvl="5" w:tplc="04090005" w:tentative="1">
+      <w:start w:val="1"/>
+      <w:numFmt w:val="bullet"/>
+      <w:lvlText w:val=""/>
+      <w:lvlJc w:val="left"/>
+      <w:pPr>
+        <w:ind w:left="4680" w:hanging="360"/>
+      </w:pPr>
+      <w:rPr>
+        <w:rFonts w:ascii="Wingdings" w:hAnsi="Wingdings" w:hint="default"/>
+      </w:rPr>
+    </w:lvl>
+    <w:lvl w:ilvl="6" w:tplc="04090001" w:tentative="1">
+      <w:start w:val="1"/>
+      <w:numFmt w:val="bullet"/>
+      <w:lvlText w:val=""/>
+      <w:lvlJc w:val="left"/>
+      <w:pPr>
+        <w:ind w:left="5400" w:hanging="360"/>
+      </w:pPr>
+      <w:rPr>
+        <w:rFonts w:ascii="Symbol" w:hAnsi="Symbol" w:hint="default"/>
+      </w:rPr>
+    </w:lvl>
+    <w:lvl w:ilvl="7" w:tplc="04090003" w:tentative="1">
+      <w:start w:val="1"/>
+      <w:numFmt w:val="bullet"/>
+      <w:lvlText w:val="o"/>
+      <w:lvlJc w:val="left"/>
+      <w:pPr>
+        <w:ind w:left="6120" w:hanging="360"/>
+      </w:pPr>
+      <w:rPr>
+        <w:rFonts w:ascii="Courier New" w:hAnsi="Courier New" w:cs="Courier New" w:hint="default"/>
+      </w:rPr>
+    </w:lvl>
+    <w:lvl w:ilvl="8" w:tplc="04090005" w:tentative="1">
+      <w:start w:val="1"/>
+      <w:numFmt w:val="bullet"/>
+      <w:lvlText w:val=""/>
+      <w:lvlJc w:val="left"/>
+      <w:pPr>
+        <w:ind w:left="6840" w:hanging="360"/>
+      </w:pPr>
+      <w:rPr>
+        <w:rFonts w:ascii="Wingdings" w:hAnsi="Wingdings" w:hint="default"/>
+      </w:rPr>
+    </w:lvl>
+  </w:abstractNum>
+  <w:abstractNum w:abstractNumId="70" w15:restartNumberingAfterBreak="0">
     <w:nsid w:val="7D353214"/>
     <w:multiLevelType w:val="hybridMultilevel"/>
     <w:tmpl w:val="CF98B528"/>
@@ -22913,7 +23269,7 @@
       </w:rPr>
     </w:lvl>
   </w:abstractNum>
-  <w:abstractNum w:abstractNumId="69" w15:restartNumberingAfterBreak="0">
+  <w:abstractNum w:abstractNumId="71" w15:restartNumberingAfterBreak="0">
     <w:nsid w:val="7E2528D5"/>
     <w:multiLevelType w:val="hybridMultilevel"/>
     <w:tmpl w:val="7F821CC6"/>
@@ -23027,22 +23383,22 @@
     </w:lvl>
   </w:abstractNum>
   <w:num w:numId="1" w16cid:durableId="1299529444">
-    <w:abstractNumId w:val="43"/>
+    <w:abstractNumId w:val="44"/>
   </w:num>
   <w:num w:numId="2" w16cid:durableId="755832445">
-    <w:abstractNumId w:val="53"/>
+    <w:abstractNumId w:val="54"/>
   </w:num>
   <w:num w:numId="3" w16cid:durableId="1965889192">
-    <w:abstractNumId w:val="48"/>
+    <w:abstractNumId w:val="49"/>
   </w:num>
   <w:num w:numId="4" w16cid:durableId="1888492114">
-    <w:abstractNumId w:val="54"/>
+    <w:abstractNumId w:val="55"/>
   </w:num>
   <w:num w:numId="5" w16cid:durableId="889073047">
-    <w:abstractNumId w:val="49"/>
+    <w:abstractNumId w:val="50"/>
   </w:num>
   <w:num w:numId="6" w16cid:durableId="1015381404">
-    <w:abstractNumId w:val="25"/>
+    <w:abstractNumId w:val="26"/>
   </w:num>
   <w:num w:numId="7" w16cid:durableId="1098066853">
     <w:abstractNumId w:val="18"/>
@@ -23054,25 +23410,25 @@
     </w:lvlOverride>
   </w:num>
   <w:num w:numId="9" w16cid:durableId="1314875142">
-    <w:abstractNumId w:val="55"/>
+    <w:abstractNumId w:val="56"/>
   </w:num>
   <w:num w:numId="10" w16cid:durableId="1002854685">
-    <w:abstractNumId w:val="26"/>
+    <w:abstractNumId w:val="27"/>
   </w:num>
   <w:num w:numId="11" w16cid:durableId="991300420">
     <w:abstractNumId w:val="2"/>
   </w:num>
   <w:num w:numId="12" w16cid:durableId="916279949">
-    <w:abstractNumId w:val="64"/>
+    <w:abstractNumId w:val="65"/>
   </w:num>
   <w:num w:numId="13" w16cid:durableId="1916088287">
-    <w:abstractNumId w:val="36"/>
+    <w:abstractNumId w:val="37"/>
   </w:num>
   <w:num w:numId="14" w16cid:durableId="1293098226">
-    <w:abstractNumId w:val="38"/>
+    <w:abstractNumId w:val="39"/>
   </w:num>
   <w:num w:numId="15" w16cid:durableId="2043627147">
-    <w:abstractNumId w:val="28"/>
+    <w:abstractNumId w:val="29"/>
     <w:lvlOverride w:ilvl="0">
       <w:startOverride w:val="1"/>
     </w:lvlOverride>
@@ -23084,28 +23440,28 @@
     </w:lvlOverride>
   </w:num>
   <w:num w:numId="17" w16cid:durableId="622150428">
-    <w:abstractNumId w:val="57"/>
+    <w:abstractNumId w:val="58"/>
   </w:num>
   <w:num w:numId="18" w16cid:durableId="1593663517">
-    <w:abstractNumId w:val="41"/>
+    <w:abstractNumId w:val="42"/>
     <w:lvlOverride w:ilvl="0">
       <w:startOverride w:val="2"/>
     </w:lvlOverride>
   </w:num>
   <w:num w:numId="19" w16cid:durableId="64960212">
-    <w:abstractNumId w:val="34"/>
+    <w:abstractNumId w:val="35"/>
   </w:num>
   <w:num w:numId="20" w16cid:durableId="305357454">
     <w:abstractNumId w:val="19"/>
   </w:num>
   <w:num w:numId="21" w16cid:durableId="745808480">
-    <w:abstractNumId w:val="29"/>
+    <w:abstractNumId w:val="30"/>
   </w:num>
   <w:num w:numId="22" w16cid:durableId="1240405972">
-    <w:abstractNumId w:val="58"/>
+    <w:abstractNumId w:val="59"/>
   </w:num>
   <w:num w:numId="23" w16cid:durableId="713848152">
-    <w:abstractNumId w:val="40"/>
+    <w:abstractNumId w:val="41"/>
   </w:num>
   <w:num w:numId="24" w16cid:durableId="258605272">
     <w:abstractNumId w:val="4"/>
@@ -23117,16 +23473,16 @@
     <w:abstractNumId w:val="21"/>
   </w:num>
   <w:num w:numId="27" w16cid:durableId="779834821">
-    <w:abstractNumId w:val="67"/>
+    <w:abstractNumId w:val="68"/>
   </w:num>
   <w:num w:numId="28" w16cid:durableId="1144390122">
-    <w:abstractNumId w:val="31"/>
+    <w:abstractNumId w:val="32"/>
   </w:num>
   <w:num w:numId="29" w16cid:durableId="448551716">
     <w:abstractNumId w:val="5"/>
   </w:num>
   <w:num w:numId="30" w16cid:durableId="88740886">
-    <w:abstractNumId w:val="46"/>
+    <w:abstractNumId w:val="47"/>
   </w:num>
   <w:num w:numId="31" w16cid:durableId="1153642008">
     <w:abstractNumId w:val="3"/>
@@ -23138,106 +23494,106 @@
     <w:abstractNumId w:val="11"/>
   </w:num>
   <w:num w:numId="34" w16cid:durableId="160898366">
-    <w:abstractNumId w:val="68"/>
+    <w:abstractNumId w:val="70"/>
   </w:num>
   <w:num w:numId="35" w16cid:durableId="603614301">
-    <w:abstractNumId w:val="66"/>
+    <w:abstractNumId w:val="67"/>
   </w:num>
   <w:num w:numId="36" w16cid:durableId="1312447282">
-    <w:abstractNumId w:val="39"/>
+    <w:abstractNumId w:val="40"/>
   </w:num>
   <w:num w:numId="37" w16cid:durableId="2076319705">
-    <w:abstractNumId w:val="59"/>
+    <w:abstractNumId w:val="60"/>
   </w:num>
   <w:num w:numId="38" w16cid:durableId="1956053824">
-    <w:abstractNumId w:val="42"/>
+    <w:abstractNumId w:val="43"/>
   </w:num>
   <w:num w:numId="39" w16cid:durableId="1207991992">
-    <w:abstractNumId w:val="24"/>
+    <w:abstractNumId w:val="25"/>
   </w:num>
   <w:num w:numId="40" w16cid:durableId="1036731518">
-    <w:abstractNumId w:val="52"/>
+    <w:abstractNumId w:val="53"/>
   </w:num>
   <w:num w:numId="41" w16cid:durableId="1883712643">
-    <w:abstractNumId w:val="30"/>
+    <w:abstractNumId w:val="31"/>
   </w:num>
   <w:num w:numId="42" w16cid:durableId="1599603742">
-    <w:abstractNumId w:val="44"/>
+    <w:abstractNumId w:val="45"/>
   </w:num>
   <w:num w:numId="43" w16cid:durableId="978147876">
     <w:abstractNumId w:val="9"/>
   </w:num>
   <w:num w:numId="44" w16cid:durableId="143743731">
-    <w:abstractNumId w:val="51"/>
+    <w:abstractNumId w:val="52"/>
   </w:num>
   <w:num w:numId="45" w16cid:durableId="1733040418">
-    <w:abstractNumId w:val="63"/>
+    <w:abstractNumId w:val="64"/>
   </w:num>
   <w:num w:numId="46" w16cid:durableId="793136257">
-    <w:abstractNumId w:val="60"/>
+    <w:abstractNumId w:val="61"/>
   </w:num>
   <w:num w:numId="47" w16cid:durableId="1928268410">
     <w:abstractNumId w:val="7"/>
   </w:num>
   <w:num w:numId="48" w16cid:durableId="93864601">
-    <w:abstractNumId w:val="27"/>
+    <w:abstractNumId w:val="28"/>
   </w:num>
   <w:num w:numId="49" w16cid:durableId="80833677">
     <w:abstractNumId w:val="14"/>
   </w:num>
   <w:num w:numId="50" w16cid:durableId="1359163941">
-    <w:abstractNumId w:val="62"/>
+    <w:abstractNumId w:val="63"/>
   </w:num>
   <w:num w:numId="51" w16cid:durableId="2062287721">
     <w:abstractNumId w:val="10"/>
   </w:num>
   <w:num w:numId="52" w16cid:durableId="1609964985">
-    <w:abstractNumId w:val="65"/>
+    <w:abstractNumId w:val="66"/>
   </w:num>
   <w:num w:numId="53" w16cid:durableId="1726829911">
-    <w:abstractNumId w:val="32"/>
+    <w:abstractNumId w:val="33"/>
   </w:num>
   <w:num w:numId="54" w16cid:durableId="545409222">
     <w:abstractNumId w:val="16"/>
   </w:num>
   <w:num w:numId="55" w16cid:durableId="987436704">
-    <w:abstractNumId w:val="23"/>
+    <w:abstractNumId w:val="24"/>
   </w:num>
   <w:num w:numId="56" w16cid:durableId="327563921">
-    <w:abstractNumId w:val="69"/>
+    <w:abstractNumId w:val="71"/>
   </w:num>
   <w:num w:numId="57" w16cid:durableId="142547506">
     <w:abstractNumId w:val="20"/>
   </w:num>
   <w:num w:numId="58" w16cid:durableId="137721961">
-    <w:abstractNumId w:val="22"/>
+    <w:abstractNumId w:val="23"/>
   </w:num>
   <w:num w:numId="59" w16cid:durableId="662438916">
-    <w:abstractNumId w:val="37"/>
+    <w:abstractNumId w:val="38"/>
   </w:num>
   <w:num w:numId="60" w16cid:durableId="1975482592">
-    <w:abstractNumId w:val="61"/>
+    <w:abstractNumId w:val="62"/>
   </w:num>
   <w:num w:numId="61" w16cid:durableId="350912206">
-    <w:abstractNumId w:val="56"/>
+    <w:abstractNumId w:val="57"/>
   </w:num>
   <w:num w:numId="62" w16cid:durableId="576016668">
-    <w:abstractNumId w:val="50"/>
+    <w:abstractNumId w:val="51"/>
   </w:num>
   <w:num w:numId="63" w16cid:durableId="814838419">
-    <w:abstractNumId w:val="35"/>
+    <w:abstractNumId w:val="36"/>
   </w:num>
   <w:num w:numId="64" w16cid:durableId="1769303781">
     <w:abstractNumId w:val="8"/>
   </w:num>
   <w:num w:numId="65" w16cid:durableId="874578725">
-    <w:abstractNumId w:val="47"/>
+    <w:abstractNumId w:val="48"/>
   </w:num>
   <w:num w:numId="66" w16cid:durableId="525102530">
     <w:abstractNumId w:val="0"/>
   </w:num>
   <w:num w:numId="67" w16cid:durableId="1362779207">
-    <w:abstractNumId w:val="45"/>
+    <w:abstractNumId w:val="46"/>
   </w:num>
   <w:num w:numId="68" w16cid:durableId="929117371">
     <w:abstractNumId w:val="15"/>
@@ -23246,7 +23602,13 @@
     <w:abstractNumId w:val="6"/>
   </w:num>
   <w:num w:numId="70" w16cid:durableId="1573350598">
-    <w:abstractNumId w:val="33"/>
+    <w:abstractNumId w:val="34"/>
+  </w:num>
+  <w:num w:numId="71" w16cid:durableId="24261488">
+    <w:abstractNumId w:val="69"/>
+  </w:num>
+  <w:num w:numId="72" w16cid:durableId="349261719">
+    <w:abstractNumId w:val="22"/>
   </w:num>
 </w:numbering>
 </file>

--- a/2026-Q1/Resources/1Timothy2-Exegesis.docx
+++ b/2026-Q1/Resources/1Timothy2-Exegesis.docx
@@ -568,53 +568,161 @@
     </w:p>
     <w:p>
       <w:pPr>
+        <w:pStyle w:val="NormalWeb"/>
+        <w:spacing w:before="0" w:beforeAutospacing="0" w:after="0" w:afterAutospacing="0"/>
+        <w:rPr>
+          <w:rFonts w:asciiTheme="minorHAnsi" w:hAnsiTheme="minorHAnsi" w:cs="Calibri"/>
+          <w:sz w:val="22"/>
+          <w:szCs w:val="22"/>
+        </w:rPr>
+      </w:pPr>
+      <w:r>
+        <w:rPr>
+          <w:rFonts w:asciiTheme="minorHAnsi" w:hAnsiTheme="minorHAnsi" w:cs="Calibri"/>
+          <w:sz w:val="22"/>
+          <w:szCs w:val="22"/>
+        </w:rPr>
+        <w:t>Here is a</w:t>
+      </w:r>
+      <w:r>
+        <w:rPr>
+          <w:rFonts w:asciiTheme="minorHAnsi" w:hAnsiTheme="minorHAnsi" w:cs="Calibri"/>
+          <w:sz w:val="22"/>
+          <w:szCs w:val="22"/>
+        </w:rPr>
+        <w:t xml:space="preserve"> one-sentence attempt to capture the sentiment</w:t>
+      </w:r>
+      <w:r>
+        <w:rPr>
+          <w:rFonts w:asciiTheme="minorHAnsi" w:hAnsiTheme="minorHAnsi" w:cs="Calibri"/>
+          <w:sz w:val="22"/>
+          <w:szCs w:val="22"/>
+        </w:rPr>
+        <w:t xml:space="preserve"> of this scriptural passage</w:t>
+      </w:r>
+      <w:r>
+        <w:rPr>
+          <w:rFonts w:asciiTheme="minorHAnsi" w:hAnsiTheme="minorHAnsi" w:cs="Calibri"/>
+          <w:sz w:val="22"/>
+          <w:szCs w:val="22"/>
+        </w:rPr>
+        <w:t>:</w:t>
+      </w:r>
+    </w:p>
+    <w:p>
+      <w:pPr>
+        <w:pStyle w:val="NormalWeb"/>
+        <w:spacing w:before="0" w:beforeAutospacing="0" w:after="0" w:afterAutospacing="0"/>
+        <w:rPr>
+          <w:rFonts w:asciiTheme="minorHAnsi" w:hAnsiTheme="minorHAnsi" w:cs="Calibri"/>
+          <w:sz w:val="22"/>
+          <w:szCs w:val="22"/>
+        </w:rPr>
+      </w:pPr>
+    </w:p>
+    <w:p>
+      <w:pPr>
+        <w:ind w:left="720"/>
         <w:rPr>
           <w:b/>
           <w:bCs/>
         </w:rPr>
       </w:pPr>
+      <w:r>
+        <w:rPr>
+          <w:b/>
+          <w:bCs/>
+        </w:rPr>
+        <w:t>So, if Paul regulates order in the assembly, it likely reflects not anxiety about women, but a vision of restored creation order under Christ.</w:t>
+      </w:r>
+    </w:p>
+    <w:p>
+      <w:pPr>
+        <w:pStyle w:val="Heading1"/>
+      </w:pPr>
+      <w:r>
+        <w:t>What does God want and why?</w:t>
+      </w:r>
     </w:p>
     <w:p>
       <w:pPr>
         <w:pStyle w:val="NormalWeb"/>
         <w:spacing w:before="0" w:beforeAutospacing="0" w:after="0" w:afterAutospacing="0"/>
         <w:rPr>
-          <w:rFonts w:asciiTheme="minorHAnsi" w:hAnsiTheme="minorHAnsi" w:cs="Calibri"/>
-          <w:sz w:val="22"/>
-          <w:szCs w:val="22"/>
-        </w:rPr>
-      </w:pPr>
-      <w:r>
-        <w:rPr>
-          <w:rFonts w:asciiTheme="minorHAnsi" w:hAnsiTheme="minorHAnsi" w:cs="Calibri"/>
-          <w:sz w:val="22"/>
-          <w:szCs w:val="22"/>
-        </w:rPr>
-        <w:t>Here is a</w:t>
-      </w:r>
-      <w:r>
-        <w:rPr>
-          <w:rFonts w:asciiTheme="minorHAnsi" w:hAnsiTheme="minorHAnsi" w:cs="Calibri"/>
-          <w:sz w:val="22"/>
-          <w:szCs w:val="22"/>
-        </w:rPr>
-        <w:t xml:space="preserve"> one-sentence attempt to capture the sentiment</w:t>
-      </w:r>
-      <w:r>
-        <w:rPr>
-          <w:rFonts w:asciiTheme="minorHAnsi" w:hAnsiTheme="minorHAnsi" w:cs="Calibri"/>
-          <w:sz w:val="22"/>
-          <w:szCs w:val="22"/>
-        </w:rPr>
-        <w:t xml:space="preserve"> of this scriptural passage</w:t>
-      </w:r>
-      <w:r>
-        <w:rPr>
-          <w:rFonts w:asciiTheme="minorHAnsi" w:hAnsiTheme="minorHAnsi" w:cs="Calibri"/>
-          <w:sz w:val="22"/>
-          <w:szCs w:val="22"/>
-        </w:rPr>
-        <w:t>:</w:t>
+          <w:rFonts w:ascii="Calibri" w:hAnsi="Calibri" w:cs="Calibri"/>
+          <w:sz w:val="22"/>
+          <w:szCs w:val="22"/>
+        </w:rPr>
+      </w:pPr>
+      <w:r>
+        <w:rPr>
+          <w:rFonts w:ascii="Calibri" w:hAnsi="Calibri" w:cs="Calibri"/>
+          <w:sz w:val="22"/>
+          <w:szCs w:val="22"/>
+        </w:rPr>
+        <w:t xml:space="preserve">The biblical discussion of roles in the church must be understood within the larger storyline of Scripture: </w:t>
+      </w:r>
+      <w:r>
+        <w:rPr>
+          <w:rFonts w:ascii="Calibri" w:hAnsi="Calibri" w:cs="Calibri"/>
+          <w:b/>
+          <w:bCs/>
+          <w:sz w:val="22"/>
+          <w:szCs w:val="22"/>
+        </w:rPr>
+        <w:t>creation, fall, redemption, and new creation</w:t>
+      </w:r>
+      <w:r>
+        <w:rPr>
+          <w:rFonts w:ascii="Calibri" w:hAnsi="Calibri" w:cs="Calibri"/>
+          <w:sz w:val="22"/>
+          <w:szCs w:val="22"/>
+        </w:rPr>
+        <w:t xml:space="preserve">. In Genesis 1–2, men and women are created equally in the image of God and share the mandate to rule the earth. At the same time, the creation narrative introduces an </w:t>
+      </w:r>
+      <w:r>
+        <w:rPr>
+          <w:rFonts w:ascii="Calibri" w:hAnsi="Calibri" w:cs="Calibri"/>
+          <w:b/>
+          <w:bCs/>
+          <w:sz w:val="22"/>
+          <w:szCs w:val="22"/>
+        </w:rPr>
+        <w:t>ordered partnership</w:t>
+      </w:r>
+      <w:r>
+        <w:rPr>
+          <w:rFonts w:ascii="Calibri" w:hAnsi="Calibri" w:cs="Calibri"/>
+          <w:sz w:val="22"/>
+          <w:szCs w:val="22"/>
+        </w:rPr>
+        <w:t xml:space="preserve">, </w:t>
+      </w:r>
+      <w:r>
+        <w:rPr>
+          <w:rFonts w:ascii="Calibri" w:hAnsi="Calibri" w:cs="Calibri"/>
+          <w:sz w:val="22"/>
+          <w:szCs w:val="22"/>
+        </w:rPr>
+        <w:t xml:space="preserve">Adam is formed first and Eve is created from him as a corresponding helper. This differentiation exists </w:t>
+      </w:r>
+      <w:r>
+        <w:rPr>
+          <w:rFonts w:ascii="Calibri" w:hAnsi="Calibri" w:cs="Calibri"/>
+          <w:b/>
+          <w:bCs/>
+          <w:sz w:val="22"/>
+          <w:szCs w:val="22"/>
+        </w:rPr>
+        <w:t>before the fall</w:t>
+      </w:r>
+      <w:r>
+        <w:rPr>
+          <w:rFonts w:ascii="Calibri" w:hAnsi="Calibri" w:cs="Calibri"/>
+          <w:sz w:val="22"/>
+          <w:szCs w:val="22"/>
+        </w:rPr>
+        <w:t>, indicating that male–female distinction is part of God’s good design rather than a product of sin.</w:t>
       </w:r>
     </w:p>
     <w:p>
@@ -622,33 +730,269 @@
         <w:pStyle w:val="NormalWeb"/>
         <w:spacing w:before="0" w:beforeAutospacing="0" w:after="0" w:afterAutospacing="0"/>
         <w:rPr>
-          <w:rFonts w:asciiTheme="minorHAnsi" w:hAnsiTheme="minorHAnsi" w:cs="Calibri"/>
-          <w:sz w:val="22"/>
-          <w:szCs w:val="22"/>
-        </w:rPr>
-      </w:pPr>
-    </w:p>
-    <w:p>
-      <w:pPr>
-        <w:ind w:left="720"/>
-        <w:rPr>
+          <w:rFonts w:ascii="Calibri" w:hAnsi="Calibri" w:cs="Calibri"/>
+          <w:sz w:val="22"/>
+          <w:szCs w:val="22"/>
+        </w:rPr>
+      </w:pPr>
+      <w:r>
+        <w:rPr>
+          <w:rFonts w:ascii="Calibri" w:hAnsi="Calibri" w:cs="Calibri"/>
+          <w:sz w:val="22"/>
+          <w:szCs w:val="22"/>
+        </w:rPr>
+        <w:t> </w:t>
+      </w:r>
+    </w:p>
+    <w:p>
+      <w:pPr>
+        <w:pStyle w:val="NormalWeb"/>
+        <w:spacing w:before="0" w:beforeAutospacing="0" w:after="0" w:afterAutospacing="0"/>
+        <w:rPr>
+          <w:rFonts w:ascii="Calibri" w:hAnsi="Calibri" w:cs="Calibri"/>
+          <w:sz w:val="22"/>
+          <w:szCs w:val="22"/>
+        </w:rPr>
+      </w:pPr>
+      <w:r>
+        <w:rPr>
+          <w:rFonts w:ascii="Calibri" w:hAnsi="Calibri" w:cs="Calibri"/>
+          <w:sz w:val="22"/>
+          <w:szCs w:val="22"/>
+        </w:rPr>
+        <w:t xml:space="preserve">The fall in Genesis 3 introduces disorder into this relationship. The serpent deceives Eve, Adam fails to guard, and the created harmony collapses into mistrust and domination. Subsequent angelic rebellions leverage similar disordering tactics (Gen 6; Gen 11). Paul later appeals to this narrative (1 Tim 2:13–14) not to assert female inferiority but to illustrate how </w:t>
+      </w:r>
+      <w:r>
+        <w:rPr>
+          <w:rFonts w:ascii="Calibri" w:hAnsi="Calibri" w:cs="Calibri"/>
           <w:b/>
           <w:bCs/>
-        </w:rPr>
-      </w:pPr>
-      <w:r>
-        <w:rPr>
+          <w:sz w:val="22"/>
+          <w:szCs w:val="22"/>
+        </w:rPr>
+        <w:t>deception and disorder can enter when God’s design is disrupted</w:t>
+      </w:r>
+      <w:r>
+        <w:rPr>
+          <w:rFonts w:ascii="Calibri" w:hAnsi="Calibri" w:cs="Calibri"/>
+          <w:sz w:val="22"/>
+          <w:szCs w:val="22"/>
+        </w:rPr>
+        <w:t>. In the church, where false teaching threatens the community, Paul emphasizes guarding doctrinal authority and maintaining ordered relationships.</w:t>
+      </w:r>
+    </w:p>
+    <w:p>
+      <w:pPr>
+        <w:pStyle w:val="NormalWeb"/>
+        <w:spacing w:before="0" w:beforeAutospacing="0" w:after="0" w:afterAutospacing="0"/>
+        <w:rPr>
+          <w:rFonts w:ascii="Calibri" w:hAnsi="Calibri" w:cs="Calibri"/>
+          <w:sz w:val="22"/>
+          <w:szCs w:val="22"/>
+        </w:rPr>
+      </w:pPr>
+      <w:r>
+        <w:rPr>
+          <w:rFonts w:ascii="Calibri" w:hAnsi="Calibri" w:cs="Calibri"/>
+          <w:sz w:val="22"/>
+          <w:szCs w:val="22"/>
+        </w:rPr>
+        <w:t> </w:t>
+      </w:r>
+    </w:p>
+    <w:p>
+      <w:pPr>
+        <w:pStyle w:val="NormalWeb"/>
+        <w:spacing w:before="0" w:beforeAutospacing="0" w:after="0" w:afterAutospacing="0"/>
+        <w:rPr>
+          <w:rFonts w:ascii="Calibri" w:hAnsi="Calibri" w:cs="Calibri"/>
+          <w:sz w:val="22"/>
+          <w:szCs w:val="22"/>
+        </w:rPr>
+      </w:pPr>
+      <w:r>
+        <w:rPr>
+          <w:rFonts w:ascii="Calibri" w:hAnsi="Calibri" w:cs="Calibri"/>
+          <w:sz w:val="22"/>
+          <w:szCs w:val="22"/>
+        </w:rPr>
+        <w:t xml:space="preserve">Paul’s theology also frames Adam as a </w:t>
+      </w:r>
+      <w:r>
+        <w:rPr>
+          <w:rFonts w:ascii="Calibri" w:hAnsi="Calibri" w:cs="Calibri"/>
           <w:b/>
           <w:bCs/>
-        </w:rPr>
-        <w:t>So, if Paul regulates order in the assembly, it likely reflects not anxiety about women, but a vision of restored creation order under Christ.</w:t>
-      </w:r>
-    </w:p>
-    <w:p>
-      <w:pPr>
-        <w:pStyle w:val="Heading1"/>
-      </w:pPr>
-    </w:p>
+          <w:sz w:val="22"/>
+          <w:szCs w:val="22"/>
+        </w:rPr>
+        <w:t>type of Christ</w:t>
+      </w:r>
+      <w:r>
+        <w:rPr>
+          <w:rFonts w:ascii="Calibri" w:hAnsi="Calibri" w:cs="Calibri"/>
+          <w:sz w:val="22"/>
+          <w:szCs w:val="22"/>
+        </w:rPr>
+        <w:t xml:space="preserve"> (Rom 5:14), the “last Adam” who restores humanity through obedience. In Ephesians 5, Paul connects the Genesis marriage pattern to </w:t>
+      </w:r>
+      <w:r>
+        <w:rPr>
+          <w:rFonts w:ascii="Calibri" w:hAnsi="Calibri" w:cs="Calibri"/>
+          <w:b/>
+          <w:bCs/>
+          <w:sz w:val="22"/>
+          <w:szCs w:val="22"/>
+        </w:rPr>
+        <w:t>Christ and the church</w:t>
+      </w:r>
+      <w:r>
+        <w:rPr>
+          <w:rFonts w:ascii="Calibri" w:hAnsi="Calibri" w:cs="Calibri"/>
+          <w:sz w:val="22"/>
+          <w:szCs w:val="22"/>
+        </w:rPr>
+        <w:t>, suggesting that the original relationship between Adam and Eve symbolically anticipates the union between Christ (the head) and His people (the bride). From this perspective, some aspects of church order may intentionally reflect this creational and redemptive pattern.</w:t>
+      </w:r>
+    </w:p>
+    <w:p>
+      <w:pPr>
+        <w:pStyle w:val="NormalWeb"/>
+        <w:spacing w:before="0" w:beforeAutospacing="0" w:after="0" w:afterAutospacing="0"/>
+        <w:rPr>
+          <w:rFonts w:ascii="Calibri" w:hAnsi="Calibri" w:cs="Calibri"/>
+          <w:sz w:val="22"/>
+          <w:szCs w:val="22"/>
+        </w:rPr>
+      </w:pPr>
+      <w:r>
+        <w:rPr>
+          <w:rFonts w:ascii="Calibri" w:hAnsi="Calibri" w:cs="Calibri"/>
+          <w:sz w:val="22"/>
+          <w:szCs w:val="22"/>
+        </w:rPr>
+        <w:t> </w:t>
+      </w:r>
+    </w:p>
+    <w:p>
+      <w:pPr>
+        <w:pStyle w:val="NormalWeb"/>
+        <w:spacing w:before="0" w:beforeAutospacing="0" w:after="0" w:afterAutospacing="0"/>
+        <w:rPr>
+          <w:rFonts w:ascii="Calibri" w:hAnsi="Calibri" w:cs="Calibri"/>
+          <w:sz w:val="22"/>
+          <w:szCs w:val="22"/>
+        </w:rPr>
+      </w:pPr>
+      <w:r>
+        <w:rPr>
+          <w:rFonts w:ascii="Calibri" w:hAnsi="Calibri" w:cs="Calibri"/>
+          <w:sz w:val="22"/>
+          <w:szCs w:val="22"/>
+        </w:rPr>
+        <w:t xml:space="preserve">Scripture shows that God’s desire for His people is ordered unity, where men and women together reflect His image and serve His purposes under His authority. From the beginning, God designed humanity to live and work in partnership while honoring the order He established in creation. In the life of the church, this order protects the community from confusion and deception and keeps the focus on </w:t>
+      </w:r>
+      <w:r>
+        <w:rPr>
+          <w:rFonts w:ascii="Calibri" w:hAnsi="Calibri" w:cs="Calibri"/>
+          <w:sz w:val="22"/>
+          <w:szCs w:val="22"/>
+        </w:rPr>
+        <w:lastRenderedPageBreak/>
+        <w:t xml:space="preserve">faithfulness to God’s truth. The instruction in 1 Timothy 2 is therefore best understood not as silencing participation, but as guarding the responsibility of </w:t>
+      </w:r>
+      <w:r>
+        <w:rPr>
+          <w:rFonts w:ascii="Calibri" w:hAnsi="Calibri" w:cs="Calibri"/>
+          <w:b/>
+          <w:bCs/>
+          <w:sz w:val="22"/>
+          <w:szCs w:val="22"/>
+        </w:rPr>
+        <w:t>authoritative doctrinal oversight</w:t>
+      </w:r>
+      <w:r>
+        <w:rPr>
+          <w:rFonts w:ascii="Calibri" w:hAnsi="Calibri" w:cs="Calibri"/>
+          <w:sz w:val="22"/>
+          <w:szCs w:val="22"/>
+        </w:rPr>
+        <w:t xml:space="preserve"> within the gathered church. In this way, the church’s life reflects God’s intention for harmony, trust, and faithful stewardship of His word.</w:t>
+      </w:r>
+    </w:p>
+    <w:p>
+      <w:pPr>
+        <w:pStyle w:val="NormalWeb"/>
+        <w:spacing w:before="0" w:beforeAutospacing="0" w:after="0" w:afterAutospacing="0"/>
+        <w:rPr>
+          <w:rFonts w:ascii="Calibri" w:hAnsi="Calibri" w:cs="Calibri"/>
+          <w:sz w:val="22"/>
+          <w:szCs w:val="22"/>
+        </w:rPr>
+      </w:pPr>
+      <w:r>
+        <w:rPr>
+          <w:rFonts w:ascii="Calibri" w:hAnsi="Calibri" w:cs="Calibri"/>
+          <w:sz w:val="22"/>
+          <w:szCs w:val="22"/>
+        </w:rPr>
+        <w:t> </w:t>
+      </w:r>
+    </w:p>
+    <w:p>
+      <w:pPr>
+        <w:pStyle w:val="NormalWeb"/>
+        <w:spacing w:before="0" w:beforeAutospacing="0" w:after="0" w:afterAutospacing="0"/>
+        <w:rPr>
+          <w:rFonts w:ascii="Calibri" w:hAnsi="Calibri" w:cs="Calibri"/>
+          <w:sz w:val="22"/>
+          <w:szCs w:val="22"/>
+        </w:rPr>
+      </w:pPr>
+      <w:r>
+        <w:rPr>
+          <w:rFonts w:ascii="Calibri" w:hAnsi="Calibri" w:cs="Calibri"/>
+          <w:sz w:val="22"/>
+          <w:szCs w:val="22"/>
+        </w:rPr>
+        <w:t xml:space="preserve">Finally, the Bible’s trajectory points toward the </w:t>
+      </w:r>
+      <w:r>
+        <w:rPr>
+          <w:rFonts w:ascii="Calibri" w:hAnsi="Calibri" w:cs="Calibri"/>
+          <w:b/>
+          <w:bCs/>
+          <w:sz w:val="22"/>
+          <w:szCs w:val="22"/>
+        </w:rPr>
+        <w:t>new creation</w:t>
+      </w:r>
+      <w:r>
+        <w:rPr>
+          <w:rFonts w:ascii="Calibri" w:hAnsi="Calibri" w:cs="Calibri"/>
+          <w:sz w:val="22"/>
+          <w:szCs w:val="22"/>
+        </w:rPr>
+        <w:t xml:space="preserve">, where redeemed humanity shares in Christ’s reign (Rev 22:5) and perfect communion with God is restored. Present structures of authority may function as safeguards and signs within a fallen world, pointing toward God’s </w:t>
+      </w:r>
+      <w:r>
+        <w:rPr>
+          <w:rFonts w:ascii="Calibri" w:hAnsi="Calibri" w:cs="Calibri"/>
+          <w:sz w:val="22"/>
+          <w:szCs w:val="22"/>
+        </w:rPr>
+        <w:t>goal</w:t>
+      </w:r>
+      <w:r>
+        <w:rPr>
+          <w:rFonts w:ascii="Calibri" w:hAnsi="Calibri" w:cs="Calibri"/>
+          <w:sz w:val="22"/>
+          <w:szCs w:val="22"/>
+        </w:rPr>
+        <w:t>: a restored family of sons and daughters living in ordered love under Christ.</w:t>
+      </w:r>
+    </w:p>
+    <w:p/>
     <w:p>
       <w:pPr>
         <w:pStyle w:val="Heading1"/>
@@ -1044,7 +1388,6 @@
           <w:szCs w:val="22"/>
           <w14:ligatures w14:val="none"/>
         </w:rPr>
-        <w:lastRenderedPageBreak/>
         <w:t>“Likewise” (</w:t>
       </w:r>
       <w:r>
@@ -1438,6 +1781,7 @@
           <w:szCs w:val="22"/>
           <w14:ligatures w14:val="none"/>
         </w:rPr>
+        <w:lastRenderedPageBreak/>
         <w:t xml:space="preserve">This is best read like other biblical “not X but Y” constructions: </w:t>
       </w:r>
       <w:r>
@@ -2694,7 +3038,6 @@
           <w:szCs w:val="22"/>
           <w14:ligatures w14:val="none"/>
         </w:rPr>
-        <w:lastRenderedPageBreak/>
         <w:t>ο</w:t>
       </w:r>
       <w:r>
@@ -3409,6 +3752,7 @@
           <w:szCs w:val="22"/>
           <w14:ligatures w14:val="none"/>
         </w:rPr>
+        <w:lastRenderedPageBreak/>
         <w:t xml:space="preserve">A lexicon-level summary often comes out like: “to assume a stance of independent authority,” sometimes with the nuance “to dominate.” The problem is not that the word is unknowable; it’s that </w:t>
       </w:r>
       <w:r>
@@ -4060,7 +4404,6 @@
           <w:szCs w:val="22"/>
           <w14:ligatures w14:val="none"/>
         </w:rPr>
-        <w:lastRenderedPageBreak/>
         <w:t>Paul restricts something in the gathered-church teaching/authority dynamic between women and adult men.</w:t>
       </w:r>
     </w:p>
@@ -4191,6 +4534,7 @@
           <w:szCs w:val="22"/>
           <w14:ligatures w14:val="none"/>
         </w:rPr>
+        <w:lastRenderedPageBreak/>
         <w:t xml:space="preserve">Paul appeals to </w:t>
       </w:r>
       <w:r>
@@ -4950,7 +5294,6 @@
           <w:szCs w:val="22"/>
           <w14:ligatures w14:val="none"/>
         </w:rPr>
-        <w:lastRenderedPageBreak/>
         <w:t xml:space="preserve">Some read it as: “she (woman) will be saved through </w:t>
       </w:r>
       <w:r>
@@ -5071,6 +5414,7 @@
           <w:szCs w:val="28"/>
           <w14:ligatures w14:val="none"/>
         </w:rPr>
+        <w:lastRenderedPageBreak/>
         <w:t>Option C: salvation worked out in the embraced calling, not in role-seizing</w:t>
       </w:r>
     </w:p>
@@ -5828,7 +6172,6 @@
           <w:szCs w:val="22"/>
           <w14:ligatures w14:val="none"/>
         </w:rPr>
-        <w:lastRenderedPageBreak/>
         <w:t>an insistence that women be taught as learners,</w:t>
       </w:r>
     </w:p>
@@ -5960,6 +6303,7 @@
       <w:bookmarkStart w:id="2" w:name="content"/>
       <w:bookmarkEnd w:id="0"/>
       <w:r>
+        <w:lastRenderedPageBreak/>
         <w:t>The “Ephesus-culture” hypothesis for 1 Timothy 2:12</w:t>
       </w:r>
     </w:p>
@@ -6261,7 +6605,6 @@
         <w:pStyle w:val="BodyText"/>
       </w:pPr>
       <w:r>
-        <w:lastRenderedPageBreak/>
         <w:t xml:space="preserve">Later, 5:13–15 describes younger widows “going about from house to house…gossips and busybodies…saying what they should not,” with the sobering note that “some have already turned aside after Satan” (5:13–15). </w:t>
       </w:r>
       <w:hyperlink r:id="rId13">
@@ -6302,7 +6645,11 @@
         <w:pStyle w:val="BodyText"/>
       </w:pPr>
       <w:r>
-        <w:t xml:space="preserve">By contrast, the letter’s teaching/authority material is framed as durable guardianship: overseers must be “able to teach” (3:2), elders who “rule well” are worthy of honor, “especially those who labor in…teaching” (5:17), and Timothy is repeatedly charged to “command and teach” sound doctrine (4:11), while false teachers are to be resisted (6:3). </w:t>
+        <w:t xml:space="preserve">By contrast, the letter’s teaching/authority material is framed as durable guardianship: overseers must be “able to teach” (3:2), elders who “rule well” are worthy of honor, </w:t>
+      </w:r>
+      <w:r>
+        <w:lastRenderedPageBreak/>
+        <w:t xml:space="preserve">“especially those who labor in…teaching” (5:17), and Timothy is repeatedly charged to “command and teach” sound doctrine (4:11), while false teachers are to be resisted (6:3). </w:t>
       </w:r>
       <w:hyperlink r:id="rId15">
         <w:r>
@@ -6765,7 +7112,6 @@
       <w:bookmarkStart w:id="8" w:name="X60847470c1ed11a8e8644bfaf0356f354c93bcf"/>
       <w:bookmarkEnd w:id="7"/>
       <w:r>
-        <w:lastRenderedPageBreak/>
         <w:t>Pastoral Epistles-only comparison for “local vs universal” reasoning patterns</w:t>
       </w:r>
     </w:p>
@@ -6836,6 +7182,7 @@
       <w:bookmarkStart w:id="9" w:name="passage-map-table"/>
       <w:bookmarkEnd w:id="8"/>
       <w:r>
+        <w:lastRenderedPageBreak/>
         <w:t>Passage map table</w:t>
       </w:r>
     </w:p>
@@ -7361,7 +7708,6 @@
           <w:b/>
           <w:bCs/>
         </w:rPr>
-        <w:lastRenderedPageBreak/>
         <w:t>Primarily theological/trans-local</w:t>
       </w:r>
       <w:r>
@@ -7494,7 +7840,7 @@
         <w:rPr>
           <w:noProof/>
         </w:rPr>
-        <w:pict w14:anchorId="3CA63E63">
+        <w:pict w14:anchorId="0F580E38">
           <v:rect id="_x0000_i1025" alt="" style="width:468pt;height:.05pt;mso-width-percent:0;mso-height-percent:0;mso-width-percent:0;mso-height-percent:0" o:hralign="center" o:hrstd="t" o:hr="t"/>
         </w:pict>
       </w:r>
@@ -7505,6 +7851,7 @@
         <w:pStyle w:val="FirstParagraph"/>
       </w:pPr>
       <w:r>
+        <w:lastRenderedPageBreak/>
         <w:fldChar w:fldCharType="begin"/>
       </w:r>
       <w:r>
@@ -8015,6 +8362,7 @@
           <w:lang w:val="en"/>
           <w14:ligatures w14:val="none"/>
         </w:rPr>
+        <w:lastRenderedPageBreak/>
         <w:t>[18]</w:t>
       </w:r>
       <w:r>

--- a/2026-Q1/Resources/1Timothy2-Exegesis.docx
+++ b/2026-Q1/Resources/1Timothy2-Exegesis.docx
@@ -13,7 +13,19 @@
         <w:rPr>
           <w:rFonts w:asciiTheme="minorHAnsi" w:hAnsiTheme="minorHAnsi"/>
         </w:rPr>
-        <w:t>Yet another analysis of 1 Timothy 2:8-15</w:t>
+        <w:t>Yet another analysis of 1 Timothy 2:</w:t>
+      </w:r>
+      <w:r>
+        <w:rPr>
+          <w:rFonts w:asciiTheme="minorHAnsi" w:hAnsiTheme="minorHAnsi"/>
+        </w:rPr>
+        <w:t>9</w:t>
+      </w:r>
+      <w:r>
+        <w:rPr>
+          <w:rFonts w:asciiTheme="minorHAnsi" w:hAnsiTheme="minorHAnsi"/>
+        </w:rPr>
+        <w:t>-15</w:t>
       </w:r>
     </w:p>
     <w:p/>
@@ -24,6 +36,14 @@
       </w:pPr>
       <w:r>
         <w:t>February, 2026</w:t>
+      </w:r>
+    </w:p>
+    <w:p>
+      <w:pPr>
+        <w:jc w:val="center"/>
+      </w:pPr>
+      <w:r>
+        <w:t>Phil@UsefulEngines.com</w:t>
       </w:r>
     </w:p>
     <w:p/>
@@ -332,6 +352,7 @@
           <w:sz w:val="22"/>
           <w:szCs w:val="22"/>
         </w:rPr>
+        <w:lastRenderedPageBreak/>
         <w:t> </w:t>
       </w:r>
     </w:p>
@@ -356,7 +377,6 @@
           <w:sz w:val="22"/>
           <w:szCs w:val="22"/>
         </w:rPr>
-        <w:lastRenderedPageBreak/>
         <w:t>“In the same way, women are to adorn themselves in proper clothing, with modesty and self-control, not with braided hair and gold or pearls or costly garments, but with good works, which is fitting for women who profess reverence for God.</w:t>
       </w:r>
     </w:p>
@@ -696,15 +716,7 @@
           <w:sz w:val="22"/>
           <w:szCs w:val="22"/>
         </w:rPr>
-        <w:t xml:space="preserve">, </w:t>
-      </w:r>
-      <w:r>
-        <w:rPr>
-          <w:rFonts w:ascii="Calibri" w:hAnsi="Calibri" w:cs="Calibri"/>
-          <w:sz w:val="22"/>
-          <w:szCs w:val="22"/>
-        </w:rPr>
-        <w:t xml:space="preserve">Adam is formed first and Eve is created from him as a corresponding helper. This differentiation exists </w:t>
+        <w:t xml:space="preserve">, Adam is formed first and Eve is created from him as a corresponding helper. This differentiation exists </w:t>
       </w:r>
       <w:r>
         <w:rPr>
@@ -890,7 +902,7 @@
           <w:sz w:val="22"/>
           <w:szCs w:val="22"/>
         </w:rPr>
-        <w:t xml:space="preserve">Scripture shows that God’s desire for His people is ordered unity, where men and women together reflect His image and serve His purposes under His authority. From the beginning, God designed humanity to live and work in partnership while honoring the order He established in creation. In the life of the church, this order protects the community from confusion and deception and keeps the focus on </w:t>
+        <w:t xml:space="preserve">Scripture shows that God’s desire for His people is ordered unity, where men and women together reflect His image and serve His purposes under His authority. From the beginning, God designed humanity to live and work in partnership while honoring the order He established in creation. In the life </w:t>
       </w:r>
       <w:r>
         <w:rPr>
@@ -899,7 +911,7 @@
           <w:szCs w:val="22"/>
         </w:rPr>
         <w:lastRenderedPageBreak/>
-        <w:t xml:space="preserve">faithfulness to God’s truth. The instruction in 1 Timothy 2 is therefore best understood not as silencing participation, but as guarding the responsibility of </w:t>
+        <w:t xml:space="preserve">of the church, this order protects the community from confusion and deception and keeps the focus on faithfulness to God’s truth. The instruction in 1 Timothy 2 is therefore best understood not as silencing participation, but as guarding the responsibility of </w:t>
       </w:r>
       <w:r>
         <w:rPr>
@@ -973,23 +985,7 @@
           <w:sz w:val="22"/>
           <w:szCs w:val="22"/>
         </w:rPr>
-        <w:t xml:space="preserve">, where redeemed humanity shares in Christ’s reign (Rev 22:5) and perfect communion with God is restored. Present structures of authority may function as safeguards and signs within a fallen world, pointing toward God’s </w:t>
-      </w:r>
-      <w:r>
-        <w:rPr>
-          <w:rFonts w:ascii="Calibri" w:hAnsi="Calibri" w:cs="Calibri"/>
-          <w:sz w:val="22"/>
-          <w:szCs w:val="22"/>
-        </w:rPr>
-        <w:t>goal</w:t>
-      </w:r>
-      <w:r>
-        <w:rPr>
-          <w:rFonts w:ascii="Calibri" w:hAnsi="Calibri" w:cs="Calibri"/>
-          <w:sz w:val="22"/>
-          <w:szCs w:val="22"/>
-        </w:rPr>
-        <w:t>: a restored family of sons and daughters living in ordered love under Christ.</w:t>
+        <w:t>, where redeemed humanity shares in Christ’s reign (Rev 22:5) and perfect communion with God is restored. Present structures of authority may function as safeguards and signs within a fallen world, pointing toward God’s goal: a restored family of sons and daughters living in ordered love under Christ.</w:t>
       </w:r>
     </w:p>
     <w:p/>
@@ -7840,8 +7836,13 @@
         <w:rPr>
           <w:noProof/>
         </w:rPr>
-        <w:pict w14:anchorId="0F580E38">
-          <v:rect id="_x0000_i1025" alt="" style="width:468pt;height:.05pt;mso-width-percent:0;mso-height-percent:0;mso-width-percent:0;mso-height-percent:0" o:hralign="center" o:hrstd="t" o:hr="t"/>
+      </w:r>
+      <w:r>
+        <w:pict w14:anchorId="19B3AAEF">
+          <v:rect id="Rectangle 1" o:spid="_x0000_s1026" style="width:468pt;height:.05pt;visibility:visible;mso-wrap-style:square;mso-left-percent:-10001;mso-top-percent:-10001;mso-position-horizontal:absolute;mso-position-horizontal-relative:char;mso-position-vertical:absolute;mso-position-vertical-relative:line;mso-left-percent:-10001;mso-top-percent:-10001;v-text-anchor:top" o:gfxdata="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" filled="f">
+            <o:lock v:ext="edit" aspectratio="t"/>
+            <w10:anchorlock/>
+          </v:rect>
         </w:pict>
       </w:r>
     </w:p>

--- a/2026-Q1/Resources/1Timothy2-Exegesis.docx
+++ b/2026-Q1/Resources/1Timothy2-Exegesis.docx
@@ -7833,13 +7833,8 @@
     <w:bookmarkEnd w:id="10"/>
     <w:p>
       <w:r>
-        <w:rPr>
-          <w:noProof/>
-        </w:rPr>
-      </w:r>
-      <w:r>
-        <w:pict w14:anchorId="19B3AAEF">
-          <v:rect id="Rectangle 1" o:spid="_x0000_s1026" style="width:468pt;height:.05pt;visibility:visible;mso-wrap-style:square;mso-left-percent:-10001;mso-top-percent:-10001;mso-position-horizontal:absolute;mso-position-horizontal-relative:char;mso-position-vertical:absolute;mso-position-vertical-relative:line;mso-left-percent:-10001;mso-top-percent:-10001;v-text-anchor:top" o:gfxdata="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" filled="f">
+        <w:pict w14:anchorId="70D450ED">
+          <v:rect id="Rectangle 1" o:spid="_x0000_s2050" alt="" style="width:468pt;height:.05pt;visibility:visible;mso-wrap-style:square;mso-width-percent:0;mso-height-percent:0;mso-left-percent:-10001;mso-top-percent:-10001;mso-position-horizontal:absolute;mso-position-horizontal-relative:char;mso-position-vertical:absolute;mso-position-vertical-relative:line;mso-width-percent:0;mso-height-percent:0;mso-left-percent:-10001;mso-top-percent:-10001;v-text-anchor:top" filled="f">
             <o:lock v:ext="edit" aspectratio="t"/>
             <w10:anchorlock/>
           </v:rect>
@@ -8403,7 +8398,17 @@
         <w:t>[19]</w:t>
       </w:r>
       <w:r>
-        <w:t xml:space="preserve"> Egalitarian versus Complementarian – Which one is correct? </w:t>
+        <w:t xml:space="preserve"> </w:t>
+      </w:r>
+      <w:r>
+        <w:rPr>
+          <w:b/>
+          <w:bCs/>
+        </w:rPr>
+        <w:t>Egalitarian versus Complementarian – Which one is correct?</w:t>
+      </w:r>
+      <w:r>
+        <w:t xml:space="preserve"> </w:t>
       </w:r>
     </w:p>
     <w:p>
@@ -8412,7 +8417,19 @@
           <w:rPr>
             <w:rStyle w:val="Hyperlink"/>
           </w:rPr>
-          <w:t>https://www.youtube.com/watch?v=PFwvdeUjt5s</w:t>
+          <w:t>https://www.youtube.com</w:t>
+        </w:r>
+        <w:r>
+          <w:rPr>
+            <w:rStyle w:val="Hyperlink"/>
+          </w:rPr>
+          <w:t>/</w:t>
+        </w:r>
+        <w:r>
+          <w:rPr>
+            <w:rStyle w:val="Hyperlink"/>
+          </w:rPr>
+          <w:t>watch?v=PFwvdeUjt5s</w:t>
         </w:r>
       </w:hyperlink>
     </w:p>
@@ -8427,7 +8444,14 @@
         <w:t>[20]</w:t>
       </w:r>
       <w:r>
-        <w:t xml:space="preserve"> Women’s Role in the Church</w:t>
+        <w:t xml:space="preserve"> </w:t>
+      </w:r>
+      <w:r>
+        <w:rPr>
+          <w:b/>
+          <w:bCs/>
+        </w:rPr>
+        <w:t>Women’s Role in the Church</w:t>
       </w:r>
     </w:p>
     <w:p>
@@ -8436,7 +8460,19 @@
           <w:rPr>
             <w:rStyle w:val="Hyperlink"/>
           </w:rPr>
-          <w:t>https://www.youtube.com/watch?v=4N9ecgseQ80</w:t>
+          <w:t>https://www.youtube.com/wa</w:t>
+        </w:r>
+        <w:r>
+          <w:rPr>
+            <w:rStyle w:val="Hyperlink"/>
+          </w:rPr>
+          <w:t>t</w:t>
+        </w:r>
+        <w:r>
+          <w:rPr>
+            <w:rStyle w:val="Hyperlink"/>
+          </w:rPr>
+          <w:t>ch?v=4N9ecgseQ80</w:t>
         </w:r>
       </w:hyperlink>
     </w:p>
@@ -8481,6 +8517,9 @@
         <w:t>John Piper – 1 Timothy 2:11-15, Part 1</w:t>
       </w:r>
       <w:r>
+        <w:t xml:space="preserve"> (also see Part 2 and Part 3)</w:t>
+      </w:r>
+      <w:r>
         <w:br/>
       </w:r>
       <w:hyperlink r:id="rId72" w:history="1">
@@ -14313,7 +14352,12 @@
       </w:r>
     </w:p>
     <w:sectPr>
-      <w:footerReference w:type="default" r:id="rId73"/>
+      <w:headerReference w:type="even" r:id="rId73"/>
+      <w:headerReference w:type="default" r:id="rId74"/>
+      <w:footerReference w:type="even" r:id="rId75"/>
+      <w:footerReference w:type="default" r:id="rId76"/>
+      <w:headerReference w:type="first" r:id="rId77"/>
+      <w:footerReference w:type="first" r:id="rId78"/>
       <w:pgSz w:w="12240" w:h="15840"/>
       <w:pgMar w:top="1440" w:right="1440" w:bottom="1440" w:left="1440" w:header="720" w:footer="720" w:gutter="0"/>
       <w:cols w:space="720"/>
@@ -14352,6 +14396,16 @@
 <w:ftr xmlns:wpc="http://schemas.microsoft.com/office/word/2010/wordprocessingCanvas" xmlns:cx="http://schemas.microsoft.com/office/drawing/2014/chartex" xmlns:cx1="http://schemas.microsoft.com/office/drawing/2015/9/8/chartex" xmlns:cx2="http://schemas.microsoft.com/office/drawing/2015/10/21/chartex" xmlns:cx3="http://schemas.microsoft.com/office/drawing/2016/5/9/chartex" xmlns:cx4="http://schemas.microsoft.com/office/drawing/2016/5/10/chartex" xmlns:cx5="http://schemas.microsoft.com/office/drawing/2016/5/11/chartex" xmlns:cx6="http://schemas.microsoft.com/office/drawing/2016/5/12/chartex" xmlns:cx7="http://schemas.microsoft.com/office/drawing/2016/5/13/chartex" xmlns:cx8="http://schemas.microsoft.com/office/drawing/2016/5/14/chartex" xmlns:mc="http://schemas.openxmlformats.org/markup-compatibility/2006" xmlns:aink="http://schemas.microsoft.com/office/drawing/2016/ink" xmlns:am3d="http://schemas.microsoft.com/office/drawing/2017/model3d" xmlns:o="urn:schemas-microsoft-com:office:office" xmlns:oel="http://schemas.microsoft.com/office/2019/extlst" xmlns:r="http://schemas.openxmlformats.org/officeDocument/2006/relationships" xmlns:m="http://schemas.openxmlformats.org/officeDocument/2006/math" xmlns:v="urn:schemas-microsoft-com:vml" xmlns:wp14="http://schemas.microsoft.com/office/word/2010/wordprocessingDrawing" xmlns:wp="http://schemas.openxmlformats.org/drawingml/2006/wordprocessingDrawing" xmlns:w10="urn:schemas-microsoft-com:office:word" xmlns:w="http://schemas.openxmlformats.org/wordprocessingml/2006/main" xmlns:w14="http://schemas.microsoft.com/office/word/2010/wordml" xmlns:w15="http://schemas.microsoft.com/office/word/2012/wordml" xmlns:w16cex="http://schemas.microsoft.com/office/word/2018/wordml/cex" xmlns:w16cid="http://schemas.microsoft.com/office/word/2016/wordml/cid" xmlns:w16="http://schemas.microsoft.com/office/word/2018/wordml" xmlns:w16du="http://schemas.microsoft.com/office/word/2023/wordml/word16du" xmlns:w16sdtdh="http://schemas.microsoft.com/office/word/2020/wordml/sdtdatahash" xmlns:w16sdtfl="http://schemas.microsoft.com/office/word/2024/wordml/sdtformatlock" xmlns:w16se="http://schemas.microsoft.com/office/word/2015/wordml/symex" xmlns:wpg="http://schemas.microsoft.com/office/word/2010/wordprocessingGroup" xmlns:wpi="http://schemas.microsoft.com/office/word/2010/wordprocessingInk" xmlns:wne="http://schemas.microsoft.com/office/word/2006/wordml" xmlns:wps="http://schemas.microsoft.com/office/word/2010/wordprocessingShape" mc:Ignorable="w14 w15 w16se w16cid w16 w16cex w16sdtdh w16sdtfl w16du wp14">
   <w:p>
     <w:pPr>
+      <w:pStyle w:val="Footer"/>
+    </w:pPr>
+  </w:p>
+</w:ftr>
+</file>
+
+<file path=word/footer2.xml><?xml version="1.0" encoding="utf-8"?>
+<w:ftr xmlns:wpc="http://schemas.microsoft.com/office/word/2010/wordprocessingCanvas" xmlns:cx="http://schemas.microsoft.com/office/drawing/2014/chartex" xmlns:cx1="http://schemas.microsoft.com/office/drawing/2015/9/8/chartex" xmlns:cx2="http://schemas.microsoft.com/office/drawing/2015/10/21/chartex" xmlns:cx3="http://schemas.microsoft.com/office/drawing/2016/5/9/chartex" xmlns:cx4="http://schemas.microsoft.com/office/drawing/2016/5/10/chartex" xmlns:cx5="http://schemas.microsoft.com/office/drawing/2016/5/11/chartex" xmlns:cx6="http://schemas.microsoft.com/office/drawing/2016/5/12/chartex" xmlns:cx7="http://schemas.microsoft.com/office/drawing/2016/5/13/chartex" xmlns:cx8="http://schemas.microsoft.com/office/drawing/2016/5/14/chartex" xmlns:mc="http://schemas.openxmlformats.org/markup-compatibility/2006" xmlns:aink="http://schemas.microsoft.com/office/drawing/2016/ink" xmlns:am3d="http://schemas.microsoft.com/office/drawing/2017/model3d" xmlns:o="urn:schemas-microsoft-com:office:office" xmlns:oel="http://schemas.microsoft.com/office/2019/extlst" xmlns:r="http://schemas.openxmlformats.org/officeDocument/2006/relationships" xmlns:m="http://schemas.openxmlformats.org/officeDocument/2006/math" xmlns:v="urn:schemas-microsoft-com:vml" xmlns:wp14="http://schemas.microsoft.com/office/word/2010/wordprocessingDrawing" xmlns:wp="http://schemas.openxmlformats.org/drawingml/2006/wordprocessingDrawing" xmlns:w10="urn:schemas-microsoft-com:office:word" xmlns:w="http://schemas.openxmlformats.org/wordprocessingml/2006/main" xmlns:w14="http://schemas.microsoft.com/office/word/2010/wordml" xmlns:w15="http://schemas.microsoft.com/office/word/2012/wordml" xmlns:w16cex="http://schemas.microsoft.com/office/word/2018/wordml/cex" xmlns:w16cid="http://schemas.microsoft.com/office/word/2016/wordml/cid" xmlns:w16="http://schemas.microsoft.com/office/word/2018/wordml" xmlns:w16du="http://schemas.microsoft.com/office/word/2023/wordml/word16du" xmlns:w16sdtdh="http://schemas.microsoft.com/office/word/2020/wordml/sdtdatahash" xmlns:w16sdtfl="http://schemas.microsoft.com/office/word/2024/wordml/sdtformatlock" xmlns:w16se="http://schemas.microsoft.com/office/word/2015/wordml/symex" xmlns:wpg="http://schemas.microsoft.com/office/word/2010/wordprocessingGroup" xmlns:wpi="http://schemas.microsoft.com/office/word/2010/wordprocessingInk" xmlns:wne="http://schemas.microsoft.com/office/word/2006/wordml" xmlns:wps="http://schemas.microsoft.com/office/word/2010/wordprocessingShape" mc:Ignorable="w14 w15 w16se w16cid w16 w16cex w16sdtdh w16sdtfl w16du wp14">
+  <w:p>
+    <w:pPr>
       <w:tabs>
         <w:tab w:val="center" w:pos="4550"/>
         <w:tab w:val="left" w:pos="5818"/>
@@ -14452,6 +14506,16 @@
 </w:ftr>
 </file>
 
+<file path=word/footer3.xml><?xml version="1.0" encoding="utf-8"?>
+<w:ftr xmlns:wpc="http://schemas.microsoft.com/office/word/2010/wordprocessingCanvas" xmlns:cx="http://schemas.microsoft.com/office/drawing/2014/chartex" xmlns:cx1="http://schemas.microsoft.com/office/drawing/2015/9/8/chartex" xmlns:cx2="http://schemas.microsoft.com/office/drawing/2015/10/21/chartex" xmlns:cx3="http://schemas.microsoft.com/office/drawing/2016/5/9/chartex" xmlns:cx4="http://schemas.microsoft.com/office/drawing/2016/5/10/chartex" xmlns:cx5="http://schemas.microsoft.com/office/drawing/2016/5/11/chartex" xmlns:cx6="http://schemas.microsoft.com/office/drawing/2016/5/12/chartex" xmlns:cx7="http://schemas.microsoft.com/office/drawing/2016/5/13/chartex" xmlns:cx8="http://schemas.microsoft.com/office/drawing/2016/5/14/chartex" xmlns:mc="http://schemas.openxmlformats.org/markup-compatibility/2006" xmlns:aink="http://schemas.microsoft.com/office/drawing/2016/ink" xmlns:am3d="http://schemas.microsoft.com/office/drawing/2017/model3d" xmlns:o="urn:schemas-microsoft-com:office:office" xmlns:oel="http://schemas.microsoft.com/office/2019/extlst" xmlns:r="http://schemas.openxmlformats.org/officeDocument/2006/relationships" xmlns:m="http://schemas.openxmlformats.org/officeDocument/2006/math" xmlns:v="urn:schemas-microsoft-com:vml" xmlns:wp14="http://schemas.microsoft.com/office/word/2010/wordprocessingDrawing" xmlns:wp="http://schemas.openxmlformats.org/drawingml/2006/wordprocessingDrawing" xmlns:w10="urn:schemas-microsoft-com:office:word" xmlns:w="http://schemas.openxmlformats.org/wordprocessingml/2006/main" xmlns:w14="http://schemas.microsoft.com/office/word/2010/wordml" xmlns:w15="http://schemas.microsoft.com/office/word/2012/wordml" xmlns:w16cex="http://schemas.microsoft.com/office/word/2018/wordml/cex" xmlns:w16cid="http://schemas.microsoft.com/office/word/2016/wordml/cid" xmlns:w16="http://schemas.microsoft.com/office/word/2018/wordml" xmlns:w16du="http://schemas.microsoft.com/office/word/2023/wordml/word16du" xmlns:w16sdtdh="http://schemas.microsoft.com/office/word/2020/wordml/sdtdatahash" xmlns:w16sdtfl="http://schemas.microsoft.com/office/word/2024/wordml/sdtformatlock" xmlns:w16se="http://schemas.microsoft.com/office/word/2015/wordml/symex" xmlns:wpg="http://schemas.microsoft.com/office/word/2010/wordprocessingGroup" xmlns:wpi="http://schemas.microsoft.com/office/word/2010/wordprocessingInk" xmlns:wne="http://schemas.microsoft.com/office/word/2006/wordml" xmlns:wps="http://schemas.microsoft.com/office/word/2010/wordprocessingShape" mc:Ignorable="w14 w15 w16se w16cid w16 w16cex w16sdtdh w16sdtfl w16du wp14">
+  <w:p>
+    <w:pPr>
+      <w:pStyle w:val="Footer"/>
+    </w:pPr>
+  </w:p>
+</w:ftr>
+</file>
+
 <file path=word/footnotes.xml><?xml version="1.0" encoding="utf-8"?>
 <w:footnotes xmlns:wpc="http://schemas.microsoft.com/office/word/2010/wordprocessingCanvas" xmlns:cx="http://schemas.microsoft.com/office/drawing/2014/chartex" xmlns:cx1="http://schemas.microsoft.com/office/drawing/2015/9/8/chartex" xmlns:cx2="http://schemas.microsoft.com/office/drawing/2015/10/21/chartex" xmlns:cx3="http://schemas.microsoft.com/office/drawing/2016/5/9/chartex" xmlns:cx4="http://schemas.microsoft.com/office/drawing/2016/5/10/chartex" xmlns:cx5="http://schemas.microsoft.com/office/drawing/2016/5/11/chartex" xmlns:cx6="http://schemas.microsoft.com/office/drawing/2016/5/12/chartex" xmlns:cx7="http://schemas.microsoft.com/office/drawing/2016/5/13/chartex" xmlns:cx8="http://schemas.microsoft.com/office/drawing/2016/5/14/chartex" xmlns:mc="http://schemas.openxmlformats.org/markup-compatibility/2006" xmlns:aink="http://schemas.microsoft.com/office/drawing/2016/ink" xmlns:am3d="http://schemas.microsoft.com/office/drawing/2017/model3d" xmlns:o="urn:schemas-microsoft-com:office:office" xmlns:oel="http://schemas.microsoft.com/office/2019/extlst" xmlns:r="http://schemas.openxmlformats.org/officeDocument/2006/relationships" xmlns:m="http://schemas.openxmlformats.org/officeDocument/2006/math" xmlns:v="urn:schemas-microsoft-com:vml" xmlns:wp14="http://schemas.microsoft.com/office/word/2010/wordprocessingDrawing" xmlns:wp="http://schemas.openxmlformats.org/drawingml/2006/wordprocessingDrawing" xmlns:w10="urn:schemas-microsoft-com:office:word" xmlns:w="http://schemas.openxmlformats.org/wordprocessingml/2006/main" xmlns:w14="http://schemas.microsoft.com/office/word/2010/wordml" xmlns:w15="http://schemas.microsoft.com/office/word/2012/wordml" xmlns:w16cex="http://schemas.microsoft.com/office/word/2018/wordml/cex" xmlns:w16cid="http://schemas.microsoft.com/office/word/2016/wordml/cid" xmlns:w16="http://schemas.microsoft.com/office/word/2018/wordml" xmlns:w16du="http://schemas.microsoft.com/office/word/2023/wordml/word16du" xmlns:w16sdtdh="http://schemas.microsoft.com/office/word/2020/wordml/sdtdatahash" xmlns:w16sdtfl="http://schemas.microsoft.com/office/word/2024/wordml/sdtformatlock" xmlns:w16se="http://schemas.microsoft.com/office/word/2015/wordml/symex" xmlns:wpg="http://schemas.microsoft.com/office/word/2010/wordprocessingGroup" xmlns:wpi="http://schemas.microsoft.com/office/word/2010/wordprocessingInk" xmlns:wne="http://schemas.microsoft.com/office/word/2006/wordml" xmlns:wps="http://schemas.microsoft.com/office/word/2010/wordprocessingShape" mc:Ignorable="w14 w15 w16se w16cid w16 w16cex w16sdtdh w16sdtfl w16du wp14">
   <w:footnote w:type="separator" w:id="-1">
@@ -14475,6 +14539,138 @@
     </w:p>
   </w:footnote>
 </w:footnotes>
+</file>
+
+<file path=word/header1.xml><?xml version="1.0" encoding="utf-8"?>
+<w:hdr xmlns:wpc="http://schemas.microsoft.com/office/word/2010/wordprocessingCanvas" xmlns:cx="http://schemas.microsoft.com/office/drawing/2014/chartex" xmlns:cx1="http://schemas.microsoft.com/office/drawing/2015/9/8/chartex" xmlns:cx2="http://schemas.microsoft.com/office/drawing/2015/10/21/chartex" xmlns:cx3="http://schemas.microsoft.com/office/drawing/2016/5/9/chartex" xmlns:cx4="http://schemas.microsoft.com/office/drawing/2016/5/10/chartex" xmlns:cx5="http://schemas.microsoft.com/office/drawing/2016/5/11/chartex" xmlns:cx6="http://schemas.microsoft.com/office/drawing/2016/5/12/chartex" xmlns:cx7="http://schemas.microsoft.com/office/drawing/2016/5/13/chartex" xmlns:cx8="http://schemas.microsoft.com/office/drawing/2016/5/14/chartex" xmlns:mc="http://schemas.openxmlformats.org/markup-compatibility/2006" xmlns:aink="http://schemas.microsoft.com/office/drawing/2016/ink" xmlns:am3d="http://schemas.microsoft.com/office/drawing/2017/model3d" xmlns:o="urn:schemas-microsoft-com:office:office" xmlns:oel="http://schemas.microsoft.com/office/2019/extlst" xmlns:r="http://schemas.openxmlformats.org/officeDocument/2006/relationships" xmlns:m="http://schemas.openxmlformats.org/officeDocument/2006/math" xmlns:v="urn:schemas-microsoft-com:vml" xmlns:wp14="http://schemas.microsoft.com/office/word/2010/wordprocessingDrawing" xmlns:wp="http://schemas.openxmlformats.org/drawingml/2006/wordprocessingDrawing" xmlns:w10="urn:schemas-microsoft-com:office:word" xmlns:w="http://schemas.openxmlformats.org/wordprocessingml/2006/main" xmlns:w14="http://schemas.microsoft.com/office/word/2010/wordml" xmlns:w15="http://schemas.microsoft.com/office/word/2012/wordml" xmlns:w16cex="http://schemas.microsoft.com/office/word/2018/wordml/cex" xmlns:w16cid="http://schemas.microsoft.com/office/word/2016/wordml/cid" xmlns:w16="http://schemas.microsoft.com/office/word/2018/wordml" xmlns:w16du="http://schemas.microsoft.com/office/word/2023/wordml/word16du" xmlns:w16sdtdh="http://schemas.microsoft.com/office/word/2020/wordml/sdtdatahash" xmlns:w16sdtfl="http://schemas.microsoft.com/office/word/2024/wordml/sdtformatlock" xmlns:w16se="http://schemas.microsoft.com/office/word/2015/wordml/symex" xmlns:wpg="http://schemas.microsoft.com/office/word/2010/wordprocessingGroup" xmlns:wpi="http://schemas.microsoft.com/office/word/2010/wordprocessingInk" xmlns:wne="http://schemas.microsoft.com/office/word/2006/wordml" xmlns:wps="http://schemas.microsoft.com/office/word/2010/wordprocessingShape" mc:Ignorable="w14 w15 w16se w16cid w16 w16cex w16sdtdh w16sdtfl w16du wp14">
+  <w:p>
+    <w:pPr>
+      <w:pStyle w:val="Header"/>
+    </w:pPr>
+    <w:r>
+      <w:rPr>
+        <w:noProof/>
+      </w:rPr>
+      <w:pict w14:anchorId="4329F7D7">
+        <v:shapetype id="_x0000_t136" coordsize="21600,21600" o:spt="136" adj="10800" path="m@7,l@8,m@5,21600l@6,21600e">
+          <v:formulas>
+            <v:f eqn="sum #0 0 10800"/>
+            <v:f eqn="prod #0 2 1"/>
+            <v:f eqn="sum 21600 0 @1"/>
+            <v:f eqn="sum 0 0 @2"/>
+            <v:f eqn="sum 21600 0 @3"/>
+            <v:f eqn="if @0 @3 0"/>
+            <v:f eqn="if @0 21600 @1"/>
+            <v:f eqn="if @0 0 @2"/>
+            <v:f eqn="if @0 @4 21600"/>
+            <v:f eqn="mid @5 @6"/>
+            <v:f eqn="mid @8 @5"/>
+            <v:f eqn="mid @7 @8"/>
+            <v:f eqn="mid @6 @7"/>
+            <v:f eqn="sum @6 0 @5"/>
+          </v:formulas>
+          <v:path textpathok="t" o:connecttype="custom" o:connectlocs="@9,0;@10,10800;@11,21600;@12,10800" o:connectangles="270,180,90,0"/>
+          <v:textpath on="t" fitshape="t"/>
+          <v:handles>
+            <v:h position="#0,bottomRight" xrange="6629,14971"/>
+          </v:handles>
+          <o:lock v:ext="edit" text="t" shapetype="t"/>
+        </v:shapetype>
+        <v:shape id="PowerPlusWaterMarkObject81475891" o:spid="_x0000_s1027" type="#_x0000_t136" alt="" style="position:absolute;margin-left:0;margin-top:0;width:527.5pt;height:131.85pt;rotation:315;z-index:-251651072;mso-wrap-edited:f;mso-width-percent:0;mso-height-percent:0;mso-position-horizontal:center;mso-position-horizontal-relative:margin;mso-position-vertical:center;mso-position-vertical-relative:margin;mso-width-percent:0;mso-height-percent:0" o:allowincell="f" fillcolor="silver" stroked="f">
+          <v:textpath style="font-family:&quot;Calibri&quot;;font-size:1pt" string="Pennington"/>
+        </v:shape>
+      </w:pict>
+    </w:r>
+  </w:p>
+</w:hdr>
+</file>
+
+<file path=word/header2.xml><?xml version="1.0" encoding="utf-8"?>
+<w:hdr xmlns:wpc="http://schemas.microsoft.com/office/word/2010/wordprocessingCanvas" xmlns:cx="http://schemas.microsoft.com/office/drawing/2014/chartex" xmlns:cx1="http://schemas.microsoft.com/office/drawing/2015/9/8/chartex" xmlns:cx2="http://schemas.microsoft.com/office/drawing/2015/10/21/chartex" xmlns:cx3="http://schemas.microsoft.com/office/drawing/2016/5/9/chartex" xmlns:cx4="http://schemas.microsoft.com/office/drawing/2016/5/10/chartex" xmlns:cx5="http://schemas.microsoft.com/office/drawing/2016/5/11/chartex" xmlns:cx6="http://schemas.microsoft.com/office/drawing/2016/5/12/chartex" xmlns:cx7="http://schemas.microsoft.com/office/drawing/2016/5/13/chartex" xmlns:cx8="http://schemas.microsoft.com/office/drawing/2016/5/14/chartex" xmlns:mc="http://schemas.openxmlformats.org/markup-compatibility/2006" xmlns:aink="http://schemas.microsoft.com/office/drawing/2016/ink" xmlns:am3d="http://schemas.microsoft.com/office/drawing/2017/model3d" xmlns:o="urn:schemas-microsoft-com:office:office" xmlns:oel="http://schemas.microsoft.com/office/2019/extlst" xmlns:r="http://schemas.openxmlformats.org/officeDocument/2006/relationships" xmlns:m="http://schemas.openxmlformats.org/officeDocument/2006/math" xmlns:v="urn:schemas-microsoft-com:vml" xmlns:wp14="http://schemas.microsoft.com/office/word/2010/wordprocessingDrawing" xmlns:wp="http://schemas.openxmlformats.org/drawingml/2006/wordprocessingDrawing" xmlns:w10="urn:schemas-microsoft-com:office:word" xmlns:w="http://schemas.openxmlformats.org/wordprocessingml/2006/main" xmlns:w14="http://schemas.microsoft.com/office/word/2010/wordml" xmlns:w15="http://schemas.microsoft.com/office/word/2012/wordml" xmlns:w16cex="http://schemas.microsoft.com/office/word/2018/wordml/cex" xmlns:w16cid="http://schemas.microsoft.com/office/word/2016/wordml/cid" xmlns:w16="http://schemas.microsoft.com/office/word/2018/wordml" xmlns:w16du="http://schemas.microsoft.com/office/word/2023/wordml/word16du" xmlns:w16sdtdh="http://schemas.microsoft.com/office/word/2020/wordml/sdtdatahash" xmlns:w16sdtfl="http://schemas.microsoft.com/office/word/2024/wordml/sdtformatlock" xmlns:w16se="http://schemas.microsoft.com/office/word/2015/wordml/symex" xmlns:wpg="http://schemas.microsoft.com/office/word/2010/wordprocessingGroup" xmlns:wpi="http://schemas.microsoft.com/office/word/2010/wordprocessingInk" xmlns:wne="http://schemas.microsoft.com/office/word/2006/wordml" xmlns:wps="http://schemas.microsoft.com/office/word/2010/wordprocessingShape" mc:Ignorable="w14 w15 w16se w16cid w16 w16cex w16sdtdh w16sdtfl w16du wp14">
+  <w:p>
+    <w:pPr>
+      <w:pStyle w:val="Header"/>
+    </w:pPr>
+    <w:r>
+      <w:rPr>
+        <w:noProof/>
+      </w:rPr>
+      <w:pict w14:anchorId="1C056F1E">
+        <v:shapetype id="_x0000_t136" coordsize="21600,21600" o:spt="136" adj="10800" path="m@7,l@8,m@5,21600l@6,21600e">
+          <v:formulas>
+            <v:f eqn="sum #0 0 10800"/>
+            <v:f eqn="prod #0 2 1"/>
+            <v:f eqn="sum 21600 0 @1"/>
+            <v:f eqn="sum 0 0 @2"/>
+            <v:f eqn="sum 21600 0 @3"/>
+            <v:f eqn="if @0 @3 0"/>
+            <v:f eqn="if @0 21600 @1"/>
+            <v:f eqn="if @0 0 @2"/>
+            <v:f eqn="if @0 @4 21600"/>
+            <v:f eqn="mid @5 @6"/>
+            <v:f eqn="mid @8 @5"/>
+            <v:f eqn="mid @7 @8"/>
+            <v:f eqn="mid @6 @7"/>
+            <v:f eqn="sum @6 0 @5"/>
+          </v:formulas>
+          <v:path textpathok="t" o:connecttype="custom" o:connectlocs="@9,0;@10,10800;@11,21600;@12,10800" o:connectangles="270,180,90,0"/>
+          <v:textpath on="t" fitshape="t"/>
+          <v:handles>
+            <v:h position="#0,bottomRight" xrange="6629,14971"/>
+          </v:handles>
+          <o:lock v:ext="edit" text="t" shapetype="t"/>
+        </v:shapetype>
+        <v:shape id="PowerPlusWaterMarkObject81475892" o:spid="_x0000_s1026" type="#_x0000_t136" alt="" style="position:absolute;margin-left:0;margin-top:0;width:527.5pt;height:131.85pt;rotation:315;z-index:-251646976;mso-wrap-edited:f;mso-width-percent:0;mso-height-percent:0;mso-position-horizontal:center;mso-position-horizontal-relative:margin;mso-position-vertical:center;mso-position-vertical-relative:margin;mso-width-percent:0;mso-height-percent:0" o:allowincell="f" fillcolor="silver" stroked="f">
+          <v:textpath style="font-family:&quot;Calibri&quot;;font-size:1pt" string="Pennington"/>
+        </v:shape>
+      </w:pict>
+    </w:r>
+  </w:p>
+</w:hdr>
+</file>
+
+<file path=word/header3.xml><?xml version="1.0" encoding="utf-8"?>
+<w:hdr xmlns:wpc="http://schemas.microsoft.com/office/word/2010/wordprocessingCanvas" xmlns:cx="http://schemas.microsoft.com/office/drawing/2014/chartex" xmlns:cx1="http://schemas.microsoft.com/office/drawing/2015/9/8/chartex" xmlns:cx2="http://schemas.microsoft.com/office/drawing/2015/10/21/chartex" xmlns:cx3="http://schemas.microsoft.com/office/drawing/2016/5/9/chartex" xmlns:cx4="http://schemas.microsoft.com/office/drawing/2016/5/10/chartex" xmlns:cx5="http://schemas.microsoft.com/office/drawing/2016/5/11/chartex" xmlns:cx6="http://schemas.microsoft.com/office/drawing/2016/5/12/chartex" xmlns:cx7="http://schemas.microsoft.com/office/drawing/2016/5/13/chartex" xmlns:cx8="http://schemas.microsoft.com/office/drawing/2016/5/14/chartex" xmlns:mc="http://schemas.openxmlformats.org/markup-compatibility/2006" xmlns:aink="http://schemas.microsoft.com/office/drawing/2016/ink" xmlns:am3d="http://schemas.microsoft.com/office/drawing/2017/model3d" xmlns:o="urn:schemas-microsoft-com:office:office" xmlns:oel="http://schemas.microsoft.com/office/2019/extlst" xmlns:r="http://schemas.openxmlformats.org/officeDocument/2006/relationships" xmlns:m="http://schemas.openxmlformats.org/officeDocument/2006/math" xmlns:v="urn:schemas-microsoft-com:vml" xmlns:wp14="http://schemas.microsoft.com/office/word/2010/wordprocessingDrawing" xmlns:wp="http://schemas.openxmlformats.org/drawingml/2006/wordprocessingDrawing" xmlns:w10="urn:schemas-microsoft-com:office:word" xmlns:w="http://schemas.openxmlformats.org/wordprocessingml/2006/main" xmlns:w14="http://schemas.microsoft.com/office/word/2010/wordml" xmlns:w15="http://schemas.microsoft.com/office/word/2012/wordml" xmlns:w16cex="http://schemas.microsoft.com/office/word/2018/wordml/cex" xmlns:w16cid="http://schemas.microsoft.com/office/word/2016/wordml/cid" xmlns:w16="http://schemas.microsoft.com/office/word/2018/wordml" xmlns:w16du="http://schemas.microsoft.com/office/word/2023/wordml/word16du" xmlns:w16sdtdh="http://schemas.microsoft.com/office/word/2020/wordml/sdtdatahash" xmlns:w16sdtfl="http://schemas.microsoft.com/office/word/2024/wordml/sdtformatlock" xmlns:w16se="http://schemas.microsoft.com/office/word/2015/wordml/symex" xmlns:wpg="http://schemas.microsoft.com/office/word/2010/wordprocessingGroup" xmlns:wpi="http://schemas.microsoft.com/office/word/2010/wordprocessingInk" xmlns:wne="http://schemas.microsoft.com/office/word/2006/wordml" xmlns:wps="http://schemas.microsoft.com/office/word/2010/wordprocessingShape" mc:Ignorable="w14 w15 w16se w16cid w16 w16cex w16sdtdh w16sdtfl w16du wp14">
+  <w:p>
+    <w:pPr>
+      <w:pStyle w:val="Header"/>
+    </w:pPr>
+    <w:r>
+      <w:rPr>
+        <w:noProof/>
+      </w:rPr>
+      <w:pict w14:anchorId="0423C48E">
+        <v:shapetype id="_x0000_t136" coordsize="21600,21600" o:spt="136" adj="10800" path="m@7,l@8,m@5,21600l@6,21600e">
+          <v:formulas>
+            <v:f eqn="sum #0 0 10800"/>
+            <v:f eqn="prod #0 2 1"/>
+            <v:f eqn="sum 21600 0 @1"/>
+            <v:f eqn="sum 0 0 @2"/>
+            <v:f eqn="sum 21600 0 @3"/>
+            <v:f eqn="if @0 @3 0"/>
+            <v:f eqn="if @0 21600 @1"/>
+            <v:f eqn="if @0 0 @2"/>
+            <v:f eqn="if @0 @4 21600"/>
+            <v:f eqn="mid @5 @6"/>
+            <v:f eqn="mid @8 @5"/>
+            <v:f eqn="mid @7 @8"/>
+            <v:f eqn="mid @6 @7"/>
+            <v:f eqn="sum @6 0 @5"/>
+          </v:formulas>
+          <v:path textpathok="t" o:connecttype="custom" o:connectlocs="@9,0;@10,10800;@11,21600;@12,10800" o:connectangles="270,180,90,0"/>
+          <v:textpath on="t" fitshape="t"/>
+          <v:handles>
+            <v:h position="#0,bottomRight" xrange="6629,14971"/>
+          </v:handles>
+          <o:lock v:ext="edit" text="t" shapetype="t"/>
+        </v:shapetype>
+        <v:shape id="PowerPlusWaterMarkObject81475890" o:spid="_x0000_s1025" type="#_x0000_t136" alt="" style="position:absolute;margin-left:0;margin-top:0;width:527.5pt;height:131.85pt;rotation:315;z-index:-251655168;mso-wrap-edited:f;mso-width-percent:0;mso-height-percent:0;mso-position-horizontal:center;mso-position-horizontal-relative:margin;mso-position-vertical:center;mso-position-vertical-relative:margin;mso-width-percent:0;mso-height-percent:0" o:allowincell="f" fillcolor="silver" stroked="f">
+          <v:textpath style="font-family:&quot;Calibri&quot;;font-size:1pt" string="Pennington"/>
+        </v:shape>
+      </w:pict>
+    </w:r>
+  </w:p>
+</w:hdr>
 </file>
 
 <file path=word/numbering.xml><?xml version="1.0" encoding="utf-8"?>

--- a/2026-Q1/Resources/1Timothy2-Exegesis.docx
+++ b/2026-Q1/Resources/1Timothy2-Exegesis.docx
@@ -43,6 +43,14 @@
         <w:jc w:val="center"/>
       </w:pPr>
       <w:r>
+        <w:t>Phil Pennington</w:t>
+      </w:r>
+    </w:p>
+    <w:p>
+      <w:pPr>
+        <w:jc w:val="center"/>
+      </w:pPr>
+      <w:r>
         <w:t>Phil@UsefulEngines.com</w:t>
       </w:r>
     </w:p>
@@ -333,6 +341,7 @@
           <w:sz w:val="22"/>
           <w:szCs w:val="22"/>
         </w:rPr>
+        <w:lastRenderedPageBreak/>
         <w:t>Here is a stripped-down paraphrase that follows the Greek structure and keeps interpretive smoothing to a minimum:</w:t>
       </w:r>
     </w:p>
@@ -352,7 +361,6 @@
           <w:sz w:val="22"/>
           <w:szCs w:val="22"/>
         </w:rPr>
-        <w:lastRenderedPageBreak/>
         <w:t> </w:t>
       </w:r>
     </w:p>
@@ -902,16 +910,8 @@
           <w:sz w:val="22"/>
           <w:szCs w:val="22"/>
         </w:rPr>
-        <w:t xml:space="preserve">Scripture shows that God’s desire for His people is ordered unity, where men and women together reflect His image and serve His purposes under His authority. From the beginning, God designed humanity to live and work in partnership while honoring the order He established in creation. In the life </w:t>
-      </w:r>
-      <w:r>
-        <w:rPr>
-          <w:rFonts w:ascii="Calibri" w:hAnsi="Calibri" w:cs="Calibri"/>
-          <w:sz w:val="22"/>
-          <w:szCs w:val="22"/>
-        </w:rPr>
         <w:lastRenderedPageBreak/>
-        <w:t xml:space="preserve">of the church, this order protects the community from confusion and deception and keeps the focus on faithfulness to God’s truth. The instruction in 1 Timothy 2 is therefore best understood not as silencing participation, but as guarding the responsibility of </w:t>
+        <w:t xml:space="preserve">Scripture shows that God’s desire for His people is ordered unity, where men and women together reflect His image and serve His purposes under His authority. From the beginning, God designed humanity to live and work in partnership while honoring the order He established in creation. In the life of the church, this order protects the community from confusion and deception and keeps the focus on faithfulness to God’s truth. The instruction in 1 Timothy 2 is therefore best understood not as silencing participation, but as guarding the responsibility of </w:t>
       </w:r>
       <w:r>
         <w:rPr>
@@ -995,6 +995,129 @@
       </w:pPr>
       <w:r>
         <w:t>Passage Context Analysis</w:t>
+      </w:r>
+    </w:p>
+    <w:p>
+      <w:pPr>
+        <w:rPr>
+          <w:rFonts w:ascii="Calibri" w:eastAsia="Times New Roman" w:hAnsi="Calibri" w:cs="Calibri"/>
+          <w:kern w:val="0"/>
+          <w:sz w:val="22"/>
+          <w:szCs w:val="22"/>
+          <w14:ligatures w14:val="none"/>
+        </w:rPr>
+      </w:pPr>
+      <w:r>
+        <w:rPr>
+          <w:rFonts w:ascii="Calibri" w:eastAsia="Times New Roman" w:hAnsi="Calibri" w:cs="Calibri"/>
+          <w:kern w:val="0"/>
+          <w:sz w:val="22"/>
+          <w:szCs w:val="22"/>
+          <w14:ligatures w14:val="none"/>
+        </w:rPr>
+        <w:t xml:space="preserve">Note:  The following exegesis was conducted using OpenAI research automation tools.  </w:t>
+      </w:r>
+      <w:r>
+        <w:rPr>
+          <w:rFonts w:ascii="Calibri" w:eastAsia="Times New Roman" w:hAnsi="Calibri" w:cs="Calibri"/>
+          <w:kern w:val="0"/>
+          <w:sz w:val="22"/>
+          <w:szCs w:val="22"/>
+          <w14:ligatures w14:val="none"/>
+        </w:rPr>
+        <w:t>Topical</w:t>
+      </w:r>
+      <w:r>
+        <w:rPr>
+          <w:rFonts w:ascii="Calibri" w:eastAsia="Times New Roman" w:hAnsi="Calibri" w:cs="Calibri"/>
+          <w:kern w:val="0"/>
+          <w:sz w:val="22"/>
+          <w:szCs w:val="22"/>
+          <w14:ligatures w14:val="none"/>
+        </w:rPr>
+        <w:t xml:space="preserve"> search constraints included:</w:t>
+      </w:r>
+    </w:p>
+    <w:p>
+      <w:pPr>
+        <w:pStyle w:val="ListParagraph"/>
+        <w:numPr>
+          <w:ilvl w:val="0"/>
+          <w:numId w:val="73"/>
+        </w:numPr>
+        <w:rPr>
+          <w:rFonts w:ascii="Calibri" w:eastAsia="Times New Roman" w:hAnsi="Calibri" w:cs="Calibri"/>
+          <w:kern w:val="0"/>
+          <w:sz w:val="22"/>
+          <w:szCs w:val="22"/>
+          <w14:ligatures w14:val="none"/>
+        </w:rPr>
+      </w:pPr>
+      <w:r>
+        <w:rPr>
+          <w:rFonts w:ascii="Calibri" w:eastAsia="Times New Roman" w:hAnsi="Calibri" w:cs="Calibri"/>
+          <w:kern w:val="0"/>
+          <w:sz w:val="22"/>
+          <w:szCs w:val="22"/>
+          <w14:ligatures w14:val="none"/>
+        </w:rPr>
+        <w:t xml:space="preserve">For Bible references, use the New English Translation (NET) version. Utilize the Bible as </w:t>
+      </w:r>
+      <w:r>
+        <w:rPr>
+          <w:rFonts w:ascii="Calibri" w:eastAsia="Times New Roman" w:hAnsi="Calibri" w:cs="Calibri"/>
+          <w:kern w:val="0"/>
+          <w:sz w:val="22"/>
+          <w:szCs w:val="22"/>
+          <w14:ligatures w14:val="none"/>
+        </w:rPr>
+        <w:t>the</w:t>
+      </w:r>
+      <w:r>
+        <w:rPr>
+          <w:rFonts w:ascii="Calibri" w:eastAsia="Times New Roman" w:hAnsi="Calibri" w:cs="Calibri"/>
+          <w:kern w:val="0"/>
+          <w:sz w:val="22"/>
+          <w:szCs w:val="22"/>
+          <w14:ligatures w14:val="none"/>
+        </w:rPr>
+        <w:t xml:space="preserve"> primary reference source. As secondary reference resources, use Christian theological concepts and doctrine derived directly from Apostolic teaching. Prefer theological interpretations as understood by Early Christian and Restoration Theology writers. </w:t>
+      </w:r>
+    </w:p>
+    <w:p>
+      <w:pPr>
+        <w:pStyle w:val="ListParagraph"/>
+        <w:numPr>
+          <w:ilvl w:val="0"/>
+          <w:numId w:val="73"/>
+        </w:numPr>
+        <w:rPr>
+          <w:rFonts w:ascii="Calibri" w:eastAsia="Times New Roman" w:hAnsi="Calibri" w:cs="Calibri"/>
+          <w:kern w:val="0"/>
+          <w:sz w:val="22"/>
+          <w:szCs w:val="22"/>
+          <w14:ligatures w14:val="none"/>
+        </w:rPr>
+      </w:pPr>
+      <w:r>
+        <w:rPr>
+          <w:rFonts w:ascii="Calibri" w:eastAsia="Times New Roman" w:hAnsi="Calibri" w:cs="Calibri"/>
+          <w:kern w:val="0"/>
+          <w:sz w:val="22"/>
+          <w:szCs w:val="22"/>
+          <w14:ligatures w14:val="none"/>
+        </w:rPr>
+        <w:t>Topically</w:t>
+      </w:r>
+      <w:r>
+        <w:rPr>
+          <w:rFonts w:ascii="Calibri" w:eastAsia="Times New Roman" w:hAnsi="Calibri" w:cs="Calibri"/>
+          <w:kern w:val="0"/>
+          <w:sz w:val="22"/>
+          <w:szCs w:val="22"/>
+          <w14:ligatures w14:val="none"/>
+        </w:rPr>
+        <w:t>, remain first within the context of the referenced Bible book.  Then expand to the context of all the author’s writings.  Subsequently utilize the context of the entirety of scripture.  Lastly, leverage any extra-biblical resources as needed.</w:t>
       </w:r>
     </w:p>
     <w:p>
@@ -1384,6 +1507,7 @@
           <w:szCs w:val="22"/>
           <w14:ligatures w14:val="none"/>
         </w:rPr>
+        <w:lastRenderedPageBreak/>
         <w:t>“Likewise” (</w:t>
       </w:r>
       <w:r>
@@ -1777,7 +1901,6 @@
           <w:szCs w:val="22"/>
           <w14:ligatures w14:val="none"/>
         </w:rPr>
-        <w:lastRenderedPageBreak/>
         <w:t xml:space="preserve">This is best read like other biblical “not X but Y” constructions: </w:t>
       </w:r>
       <w:r>
@@ -3034,6 +3157,7 @@
           <w:szCs w:val="22"/>
           <w14:ligatures w14:val="none"/>
         </w:rPr>
+        <w:lastRenderedPageBreak/>
         <w:t>ο</w:t>
       </w:r>
       <w:r>
@@ -3748,7 +3872,6 @@
           <w:szCs w:val="22"/>
           <w14:ligatures w14:val="none"/>
         </w:rPr>
-        <w:lastRenderedPageBreak/>
         <w:t xml:space="preserve">A lexicon-level summary often comes out like: “to assume a stance of independent authority,” sometimes with the nuance “to dominate.” The problem is not that the word is unknowable; it’s that </w:t>
       </w:r>
       <w:r>
@@ -4400,6 +4523,7 @@
           <w:szCs w:val="22"/>
           <w14:ligatures w14:val="none"/>
         </w:rPr>
+        <w:lastRenderedPageBreak/>
         <w:t>Paul restricts something in the gathered-church teaching/authority dynamic between women and adult men.</w:t>
       </w:r>
     </w:p>
@@ -4530,7 +4654,6 @@
           <w:szCs w:val="22"/>
           <w14:ligatures w14:val="none"/>
         </w:rPr>
-        <w:lastRenderedPageBreak/>
         <w:t xml:space="preserve">Paul appeals to </w:t>
       </w:r>
       <w:r>
@@ -5290,6 +5413,7 @@
           <w:szCs w:val="22"/>
           <w14:ligatures w14:val="none"/>
         </w:rPr>
+        <w:lastRenderedPageBreak/>
         <w:t xml:space="preserve">Some read it as: “she (woman) will be saved through </w:t>
       </w:r>
       <w:r>
@@ -5410,7 +5534,6 @@
           <w:szCs w:val="28"/>
           <w14:ligatures w14:val="none"/>
         </w:rPr>
-        <w:lastRenderedPageBreak/>
         <w:t>Option C: salvation worked out in the embraced calling, not in role-seizing</w:t>
       </w:r>
     </w:p>
@@ -6168,6 +6291,7 @@
           <w:szCs w:val="22"/>
           <w14:ligatures w14:val="none"/>
         </w:rPr>
+        <w:lastRenderedPageBreak/>
         <w:t>an insistence that women be taught as learners,</w:t>
       </w:r>
     </w:p>
@@ -6299,7 +6423,6 @@
       <w:bookmarkStart w:id="2" w:name="content"/>
       <w:bookmarkEnd w:id="0"/>
       <w:r>
-        <w:lastRenderedPageBreak/>
         <w:t>The “Ephesus-culture” hypothesis for 1 Timothy 2:12</w:t>
       </w:r>
     </w:p>
@@ -6601,6 +6724,7 @@
         <w:pStyle w:val="BodyText"/>
       </w:pPr>
       <w:r>
+        <w:lastRenderedPageBreak/>
         <w:t xml:space="preserve">Later, 5:13–15 describes younger widows “going about from house to house…gossips and busybodies…saying what they should not,” with the sobering note that “some have already turned aside after Satan” (5:13–15). </w:t>
       </w:r>
       <w:hyperlink r:id="rId13">
@@ -6641,11 +6765,7 @@
         <w:pStyle w:val="BodyText"/>
       </w:pPr>
       <w:r>
-        <w:t xml:space="preserve">By contrast, the letter’s teaching/authority material is framed as durable guardianship: overseers must be “able to teach” (3:2), elders who “rule well” are worthy of honor, </w:t>
-      </w:r>
-      <w:r>
-        <w:lastRenderedPageBreak/>
-        <w:t xml:space="preserve">“especially those who labor in…teaching” (5:17), and Timothy is repeatedly charged to “command and teach” sound doctrine (4:11), while false teachers are to be resisted (6:3). </w:t>
+        <w:t xml:space="preserve">By contrast, the letter’s teaching/authority material is framed as durable guardianship: overseers must be “able to teach” (3:2), elders who “rule well” are worthy of honor, “especially those who labor in…teaching” (5:17), and Timothy is repeatedly charged to “command and teach” sound doctrine (4:11), while false teachers are to be resisted (6:3). </w:t>
       </w:r>
       <w:hyperlink r:id="rId15">
         <w:r>
@@ -7108,6 +7228,7 @@
       <w:bookmarkStart w:id="8" w:name="X60847470c1ed11a8e8644bfaf0356f354c93bcf"/>
       <w:bookmarkEnd w:id="7"/>
       <w:r>
+        <w:lastRenderedPageBreak/>
         <w:t>Pastoral Epistles-only comparison for “local vs universal” reasoning patterns</w:t>
       </w:r>
     </w:p>
@@ -7178,7 +7299,6 @@
       <w:bookmarkStart w:id="9" w:name="passage-map-table"/>
       <w:bookmarkEnd w:id="8"/>
       <w:r>
-        <w:lastRenderedPageBreak/>
         <w:t>Passage map table</w:t>
       </w:r>
     </w:p>
@@ -7704,6 +7824,7 @@
           <w:b/>
           <w:bCs/>
         </w:rPr>
+        <w:lastRenderedPageBreak/>
         <w:t>Primarily theological/trans-local</w:t>
       </w:r>
       <w:r>
@@ -7833,7 +7954,7 @@
     <w:bookmarkEnd w:id="10"/>
     <w:p>
       <w:r>
-        <w:pict w14:anchorId="70D450ED">
+        <w:pict w14:anchorId="45FB5AFE">
           <v:rect id="Rectangle 1" o:spid="_x0000_s2050" alt="" style="width:468pt;height:.05pt;visibility:visible;mso-wrap-style:square;mso-width-percent:0;mso-height-percent:0;mso-left-percent:-10001;mso-top-percent:-10001;mso-position-horizontal:absolute;mso-position-horizontal-relative:char;mso-position-vertical:absolute;mso-position-vertical-relative:line;mso-width-percent:0;mso-height-percent:0;mso-left-percent:-10001;mso-top-percent:-10001;v-text-anchor:top" filled="f">
             <o:lock v:ext="edit" aspectratio="t"/>
             <w10:anchorlock/>
@@ -7847,7 +7968,6 @@
         <w:pStyle w:val="FirstParagraph"/>
       </w:pPr>
       <w:r>
-        <w:lastRenderedPageBreak/>
         <w:fldChar w:fldCharType="begin"/>
       </w:r>
       <w:r>
@@ -8358,7 +8478,6 @@
           <w:lang w:val="en"/>
           <w14:ligatures w14:val="none"/>
         </w:rPr>
-        <w:lastRenderedPageBreak/>
         <w:t>[18]</w:t>
       </w:r>
       <w:r>
@@ -8417,19 +8536,7 @@
           <w:rPr>
             <w:rStyle w:val="Hyperlink"/>
           </w:rPr>
-          <w:t>https://www.youtube.com</w:t>
-        </w:r>
-        <w:r>
-          <w:rPr>
-            <w:rStyle w:val="Hyperlink"/>
-          </w:rPr>
-          <w:t>/</w:t>
-        </w:r>
-        <w:r>
-          <w:rPr>
-            <w:rStyle w:val="Hyperlink"/>
-          </w:rPr>
-          <w:t>watch?v=PFwvdeUjt5s</w:t>
+          <w:t>https://www.youtube.com/watch?v=PFwvdeUjt5s</w:t>
         </w:r>
       </w:hyperlink>
     </w:p>
@@ -8460,19 +8567,7 @@
           <w:rPr>
             <w:rStyle w:val="Hyperlink"/>
           </w:rPr>
-          <w:t>https://www.youtube.com/wa</w:t>
-        </w:r>
-        <w:r>
-          <w:rPr>
-            <w:rStyle w:val="Hyperlink"/>
-          </w:rPr>
-          <w:t>t</w:t>
-        </w:r>
-        <w:r>
-          <w:rPr>
-            <w:rStyle w:val="Hyperlink"/>
-          </w:rPr>
-          <w:t>ch?v=4N9ecgseQ80</w:t>
+          <w:t>https://www.youtube.com/watch?v=4N9ecgseQ80</w:t>
         </w:r>
       </w:hyperlink>
     </w:p>
@@ -14547,40 +14642,6 @@
     <w:pPr>
       <w:pStyle w:val="Header"/>
     </w:pPr>
-    <w:r>
-      <w:rPr>
-        <w:noProof/>
-      </w:rPr>
-      <w:pict w14:anchorId="4329F7D7">
-        <v:shapetype id="_x0000_t136" coordsize="21600,21600" o:spt="136" adj="10800" path="m@7,l@8,m@5,21600l@6,21600e">
-          <v:formulas>
-            <v:f eqn="sum #0 0 10800"/>
-            <v:f eqn="prod #0 2 1"/>
-            <v:f eqn="sum 21600 0 @1"/>
-            <v:f eqn="sum 0 0 @2"/>
-            <v:f eqn="sum 21600 0 @3"/>
-            <v:f eqn="if @0 @3 0"/>
-            <v:f eqn="if @0 21600 @1"/>
-            <v:f eqn="if @0 0 @2"/>
-            <v:f eqn="if @0 @4 21600"/>
-            <v:f eqn="mid @5 @6"/>
-            <v:f eqn="mid @8 @5"/>
-            <v:f eqn="mid @7 @8"/>
-            <v:f eqn="mid @6 @7"/>
-            <v:f eqn="sum @6 0 @5"/>
-          </v:formulas>
-          <v:path textpathok="t" o:connecttype="custom" o:connectlocs="@9,0;@10,10800;@11,21600;@12,10800" o:connectangles="270,180,90,0"/>
-          <v:textpath on="t" fitshape="t"/>
-          <v:handles>
-            <v:h position="#0,bottomRight" xrange="6629,14971"/>
-          </v:handles>
-          <o:lock v:ext="edit" text="t" shapetype="t"/>
-        </v:shapetype>
-        <v:shape id="PowerPlusWaterMarkObject81475891" o:spid="_x0000_s1027" type="#_x0000_t136" alt="" style="position:absolute;margin-left:0;margin-top:0;width:527.5pt;height:131.85pt;rotation:315;z-index:-251651072;mso-wrap-edited:f;mso-width-percent:0;mso-height-percent:0;mso-position-horizontal:center;mso-position-horizontal-relative:margin;mso-position-vertical:center;mso-position-vertical-relative:margin;mso-width-percent:0;mso-height-percent:0" o:allowincell="f" fillcolor="silver" stroked="f">
-          <v:textpath style="font-family:&quot;Calibri&quot;;font-size:1pt" string="Pennington"/>
-        </v:shape>
-      </w:pict>
-    </w:r>
   </w:p>
 </w:hdr>
 </file>
@@ -14591,40 +14652,6 @@
     <w:pPr>
       <w:pStyle w:val="Header"/>
     </w:pPr>
-    <w:r>
-      <w:rPr>
-        <w:noProof/>
-      </w:rPr>
-      <w:pict w14:anchorId="1C056F1E">
-        <v:shapetype id="_x0000_t136" coordsize="21600,21600" o:spt="136" adj="10800" path="m@7,l@8,m@5,21600l@6,21600e">
-          <v:formulas>
-            <v:f eqn="sum #0 0 10800"/>
-            <v:f eqn="prod #0 2 1"/>
-            <v:f eqn="sum 21600 0 @1"/>
-            <v:f eqn="sum 0 0 @2"/>
-            <v:f eqn="sum 21600 0 @3"/>
-            <v:f eqn="if @0 @3 0"/>
-            <v:f eqn="if @0 21600 @1"/>
-            <v:f eqn="if @0 0 @2"/>
-            <v:f eqn="if @0 @4 21600"/>
-            <v:f eqn="mid @5 @6"/>
-            <v:f eqn="mid @8 @5"/>
-            <v:f eqn="mid @7 @8"/>
-            <v:f eqn="mid @6 @7"/>
-            <v:f eqn="sum @6 0 @5"/>
-          </v:formulas>
-          <v:path textpathok="t" o:connecttype="custom" o:connectlocs="@9,0;@10,10800;@11,21600;@12,10800" o:connectangles="270,180,90,0"/>
-          <v:textpath on="t" fitshape="t"/>
-          <v:handles>
-            <v:h position="#0,bottomRight" xrange="6629,14971"/>
-          </v:handles>
-          <o:lock v:ext="edit" text="t" shapetype="t"/>
-        </v:shapetype>
-        <v:shape id="PowerPlusWaterMarkObject81475892" o:spid="_x0000_s1026" type="#_x0000_t136" alt="" style="position:absolute;margin-left:0;margin-top:0;width:527.5pt;height:131.85pt;rotation:315;z-index:-251646976;mso-wrap-edited:f;mso-width-percent:0;mso-height-percent:0;mso-position-horizontal:center;mso-position-horizontal-relative:margin;mso-position-vertical:center;mso-position-vertical-relative:margin;mso-width-percent:0;mso-height-percent:0" o:allowincell="f" fillcolor="silver" stroked="f">
-          <v:textpath style="font-family:&quot;Calibri&quot;;font-size:1pt" string="Pennington"/>
-        </v:shape>
-      </w:pict>
-    </w:r>
   </w:p>
 </w:hdr>
 </file>
@@ -14635,40 +14662,6 @@
     <w:pPr>
       <w:pStyle w:val="Header"/>
     </w:pPr>
-    <w:r>
-      <w:rPr>
-        <w:noProof/>
-      </w:rPr>
-      <w:pict w14:anchorId="0423C48E">
-        <v:shapetype id="_x0000_t136" coordsize="21600,21600" o:spt="136" adj="10800" path="m@7,l@8,m@5,21600l@6,21600e">
-          <v:formulas>
-            <v:f eqn="sum #0 0 10800"/>
-            <v:f eqn="prod #0 2 1"/>
-            <v:f eqn="sum 21600 0 @1"/>
-            <v:f eqn="sum 0 0 @2"/>
-            <v:f eqn="sum 21600 0 @3"/>
-            <v:f eqn="if @0 @3 0"/>
-            <v:f eqn="if @0 21600 @1"/>
-            <v:f eqn="if @0 0 @2"/>
-            <v:f eqn="if @0 @4 21600"/>
-            <v:f eqn="mid @5 @6"/>
-            <v:f eqn="mid @8 @5"/>
-            <v:f eqn="mid @7 @8"/>
-            <v:f eqn="mid @6 @7"/>
-            <v:f eqn="sum @6 0 @5"/>
-          </v:formulas>
-          <v:path textpathok="t" o:connecttype="custom" o:connectlocs="@9,0;@10,10800;@11,21600;@12,10800" o:connectangles="270,180,90,0"/>
-          <v:textpath on="t" fitshape="t"/>
-          <v:handles>
-            <v:h position="#0,bottomRight" xrange="6629,14971"/>
-          </v:handles>
-          <o:lock v:ext="edit" text="t" shapetype="t"/>
-        </v:shapetype>
-        <v:shape id="PowerPlusWaterMarkObject81475890" o:spid="_x0000_s1025" type="#_x0000_t136" alt="" style="position:absolute;margin-left:0;margin-top:0;width:527.5pt;height:131.85pt;rotation:315;z-index:-251655168;mso-wrap-edited:f;mso-width-percent:0;mso-height-percent:0;mso-position-horizontal:center;mso-position-horizontal-relative:margin;mso-position-vertical:center;mso-position-vertical-relative:margin;mso-width-percent:0;mso-height-percent:0" o:allowincell="f" fillcolor="silver" stroked="f">
-          <v:textpath style="font-family:&quot;Calibri&quot;;font-size:1pt" string="Pennington"/>
-        </v:shape>
-      </w:pict>
-    </w:r>
   </w:p>
 </w:hdr>
 </file>
@@ -19248,6 +19241,119 @@
     </w:lvl>
   </w:abstractNum>
   <w:abstractNum w:abstractNumId="36" w15:restartNumberingAfterBreak="0">
+    <w:nsid w:val="36BC15A4"/>
+    <w:multiLevelType w:val="hybridMultilevel"/>
+    <w:tmpl w:val="CE10C4C0"/>
+    <w:lvl w:ilvl="0" w:tplc="04090001">
+      <w:start w:val="1"/>
+      <w:numFmt w:val="bullet"/>
+      <w:lvlText w:val=""/>
+      <w:lvlJc w:val="left"/>
+      <w:pPr>
+        <w:ind w:left="720" w:hanging="360"/>
+      </w:pPr>
+      <w:rPr>
+        <w:rFonts w:ascii="Symbol" w:hAnsi="Symbol" w:hint="default"/>
+      </w:rPr>
+    </w:lvl>
+    <w:lvl w:ilvl="1" w:tplc="04090003" w:tentative="1">
+      <w:start w:val="1"/>
+      <w:numFmt w:val="bullet"/>
+      <w:lvlText w:val="o"/>
+      <w:lvlJc w:val="left"/>
+      <w:pPr>
+        <w:ind w:left="1440" w:hanging="360"/>
+      </w:pPr>
+      <w:rPr>
+        <w:rFonts w:ascii="Courier New" w:hAnsi="Courier New" w:cs="Courier New" w:hint="default"/>
+      </w:rPr>
+    </w:lvl>
+    <w:lvl w:ilvl="2" w:tplc="04090005" w:tentative="1">
+      <w:start w:val="1"/>
+      <w:numFmt w:val="bullet"/>
+      <w:lvlText w:val=""/>
+      <w:lvlJc w:val="left"/>
+      <w:pPr>
+        <w:ind w:left="2160" w:hanging="360"/>
+      </w:pPr>
+      <w:rPr>
+        <w:rFonts w:ascii="Wingdings" w:hAnsi="Wingdings" w:hint="default"/>
+      </w:rPr>
+    </w:lvl>
+    <w:lvl w:ilvl="3" w:tplc="04090001" w:tentative="1">
+      <w:start w:val="1"/>
+      <w:numFmt w:val="bullet"/>
+      <w:lvlText w:val=""/>
+      <w:lvlJc w:val="left"/>
+      <w:pPr>
+        <w:ind w:left="2880" w:hanging="360"/>
+      </w:pPr>
+      <w:rPr>
+        <w:rFonts w:ascii="Symbol" w:hAnsi="Symbol" w:hint="default"/>
+      </w:rPr>
+    </w:lvl>
+    <w:lvl w:ilvl="4" w:tplc="04090003" w:tentative="1">
+      <w:start w:val="1"/>
+      <w:numFmt w:val="bullet"/>
+      <w:lvlText w:val="o"/>
+      <w:lvlJc w:val="left"/>
+      <w:pPr>
+        <w:ind w:left="3600" w:hanging="360"/>
+      </w:pPr>
+      <w:rPr>
+        <w:rFonts w:ascii="Courier New" w:hAnsi="Courier New" w:cs="Courier New" w:hint="default"/>
+      </w:rPr>
+    </w:lvl>
+    <w:lvl w:ilvl="5" w:tplc="04090005" w:tentative="1">
+      <w:start w:val="1"/>
+      <w:numFmt w:val="bullet"/>
+      <w:lvlText w:val=""/>
+      <w:lvlJc w:val="left"/>
+      <w:pPr>
+        <w:ind w:left="4320" w:hanging="360"/>
+      </w:pPr>
+      <w:rPr>
+        <w:rFonts w:ascii="Wingdings" w:hAnsi="Wingdings" w:hint="default"/>
+      </w:rPr>
+    </w:lvl>
+    <w:lvl w:ilvl="6" w:tplc="04090001" w:tentative="1">
+      <w:start w:val="1"/>
+      <w:numFmt w:val="bullet"/>
+      <w:lvlText w:val=""/>
+      <w:lvlJc w:val="left"/>
+      <w:pPr>
+        <w:ind w:left="5040" w:hanging="360"/>
+      </w:pPr>
+      <w:rPr>
+        <w:rFonts w:ascii="Symbol" w:hAnsi="Symbol" w:hint="default"/>
+      </w:rPr>
+    </w:lvl>
+    <w:lvl w:ilvl="7" w:tplc="04090003" w:tentative="1">
+      <w:start w:val="1"/>
+      <w:numFmt w:val="bullet"/>
+      <w:lvlText w:val="o"/>
+      <w:lvlJc w:val="left"/>
+      <w:pPr>
+        <w:ind w:left="5760" w:hanging="360"/>
+      </w:pPr>
+      <w:rPr>
+        <w:rFonts w:ascii="Courier New" w:hAnsi="Courier New" w:cs="Courier New" w:hint="default"/>
+      </w:rPr>
+    </w:lvl>
+    <w:lvl w:ilvl="8" w:tplc="04090005" w:tentative="1">
+      <w:start w:val="1"/>
+      <w:numFmt w:val="bullet"/>
+      <w:lvlText w:val=""/>
+      <w:lvlJc w:val="left"/>
+      <w:pPr>
+        <w:ind w:left="6480" w:hanging="360"/>
+      </w:pPr>
+      <w:rPr>
+        <w:rFonts w:ascii="Wingdings" w:hAnsi="Wingdings" w:hint="default"/>
+      </w:rPr>
+    </w:lvl>
+  </w:abstractNum>
+  <w:abstractNum w:abstractNumId="37" w15:restartNumberingAfterBreak="0">
     <w:nsid w:val="386661D3"/>
     <w:multiLevelType w:val="hybridMultilevel"/>
     <w:tmpl w:val="67B27FB6"/>
@@ -19360,7 +19466,7 @@
       </w:rPr>
     </w:lvl>
   </w:abstractNum>
-  <w:abstractNum w:abstractNumId="37" w15:restartNumberingAfterBreak="0">
+  <w:abstractNum w:abstractNumId="38" w15:restartNumberingAfterBreak="0">
     <w:nsid w:val="3C443A6C"/>
     <w:multiLevelType w:val="multilevel"/>
     <w:tmpl w:val="DCAEC29E"/>
@@ -19509,7 +19615,7 @@
       </w:rPr>
     </w:lvl>
   </w:abstractNum>
-  <w:abstractNum w:abstractNumId="38" w15:restartNumberingAfterBreak="0">
+  <w:abstractNum w:abstractNumId="39" w15:restartNumberingAfterBreak="0">
     <w:nsid w:val="483E3DDD"/>
     <w:multiLevelType w:val="hybridMultilevel"/>
     <w:tmpl w:val="FC8ACE5A"/>
@@ -19622,7 +19728,7 @@
       </w:rPr>
     </w:lvl>
   </w:abstractNum>
-  <w:abstractNum w:abstractNumId="39" w15:restartNumberingAfterBreak="0">
+  <w:abstractNum w:abstractNumId="40" w15:restartNumberingAfterBreak="0">
     <w:nsid w:val="4B4C76A1"/>
     <w:multiLevelType w:val="multilevel"/>
     <w:tmpl w:val="B95218CC"/>
@@ -19771,7 +19877,7 @@
       </w:rPr>
     </w:lvl>
   </w:abstractNum>
-  <w:abstractNum w:abstractNumId="40" w15:restartNumberingAfterBreak="0">
+  <w:abstractNum w:abstractNumId="41" w15:restartNumberingAfterBreak="0">
     <w:nsid w:val="4C1628AF"/>
     <w:multiLevelType w:val="hybridMultilevel"/>
     <w:tmpl w:val="178E2948"/>
@@ -19884,7 +19990,7 @@
       </w:rPr>
     </w:lvl>
   </w:abstractNum>
-  <w:abstractNum w:abstractNumId="41" w15:restartNumberingAfterBreak="0">
+  <w:abstractNum w:abstractNumId="42" w15:restartNumberingAfterBreak="0">
     <w:nsid w:val="4D307754"/>
     <w:multiLevelType w:val="multilevel"/>
     <w:tmpl w:val="6934879E"/>
@@ -20033,7 +20139,7 @@
       </w:rPr>
     </w:lvl>
   </w:abstractNum>
-  <w:abstractNum w:abstractNumId="42" w15:restartNumberingAfterBreak="0">
+  <w:abstractNum w:abstractNumId="43" w15:restartNumberingAfterBreak="0">
     <w:nsid w:val="4D765F5A"/>
     <w:multiLevelType w:val="multilevel"/>
     <w:tmpl w:val="A8A201D4"/>
@@ -20146,7 +20252,7 @@
       </w:pPr>
     </w:lvl>
   </w:abstractNum>
-  <w:abstractNum w:abstractNumId="43" w15:restartNumberingAfterBreak="0">
+  <w:abstractNum w:abstractNumId="44" w15:restartNumberingAfterBreak="0">
     <w:nsid w:val="4DFA2B5D"/>
     <w:multiLevelType w:val="hybridMultilevel"/>
     <w:tmpl w:val="9788A9E6"/>
@@ -20259,7 +20365,7 @@
       </w:rPr>
     </w:lvl>
   </w:abstractNum>
-  <w:abstractNum w:abstractNumId="44" w15:restartNumberingAfterBreak="0">
+  <w:abstractNum w:abstractNumId="45" w15:restartNumberingAfterBreak="0">
     <w:nsid w:val="4FE4287D"/>
     <w:multiLevelType w:val="multilevel"/>
     <w:tmpl w:val="FC0E28CC"/>
@@ -20408,7 +20514,7 @@
       </w:rPr>
     </w:lvl>
   </w:abstractNum>
-  <w:abstractNum w:abstractNumId="45" w15:restartNumberingAfterBreak="0">
+  <w:abstractNum w:abstractNumId="46" w15:restartNumberingAfterBreak="0">
     <w:nsid w:val="50AD479A"/>
     <w:multiLevelType w:val="multilevel"/>
     <w:tmpl w:val="3A60C1F8"/>
@@ -20557,7 +20663,7 @@
       </w:rPr>
     </w:lvl>
   </w:abstractNum>
-  <w:abstractNum w:abstractNumId="46" w15:restartNumberingAfterBreak="0">
+  <w:abstractNum w:abstractNumId="47" w15:restartNumberingAfterBreak="0">
     <w:nsid w:val="53220919"/>
     <w:multiLevelType w:val="hybridMultilevel"/>
     <w:tmpl w:val="45A675F0"/>
@@ -20670,7 +20776,7 @@
       </w:rPr>
     </w:lvl>
   </w:abstractNum>
-  <w:abstractNum w:abstractNumId="47" w15:restartNumberingAfterBreak="0">
+  <w:abstractNum w:abstractNumId="48" w15:restartNumberingAfterBreak="0">
     <w:nsid w:val="53BF1D51"/>
     <w:multiLevelType w:val="hybridMultilevel"/>
     <w:tmpl w:val="CC24F6C8"/>
@@ -20783,7 +20889,7 @@
       </w:rPr>
     </w:lvl>
   </w:abstractNum>
-  <w:abstractNum w:abstractNumId="48" w15:restartNumberingAfterBreak="0">
+  <w:abstractNum w:abstractNumId="49" w15:restartNumberingAfterBreak="0">
     <w:nsid w:val="5B4D56DE"/>
     <w:multiLevelType w:val="hybridMultilevel"/>
     <w:tmpl w:val="73029296"/>
@@ -20896,7 +21002,7 @@
       </w:rPr>
     </w:lvl>
   </w:abstractNum>
-  <w:abstractNum w:abstractNumId="49" w15:restartNumberingAfterBreak="0">
+  <w:abstractNum w:abstractNumId="50" w15:restartNumberingAfterBreak="0">
     <w:nsid w:val="5D7D5148"/>
     <w:multiLevelType w:val="multilevel"/>
     <w:tmpl w:val="E5523208"/>
@@ -21045,7 +21151,7 @@
       </w:rPr>
     </w:lvl>
   </w:abstractNum>
-  <w:abstractNum w:abstractNumId="50" w15:restartNumberingAfterBreak="0">
+  <w:abstractNum w:abstractNumId="51" w15:restartNumberingAfterBreak="0">
     <w:nsid w:val="5F6F5E42"/>
     <w:multiLevelType w:val="multilevel"/>
     <w:tmpl w:val="C32863CE"/>
@@ -21194,7 +21300,7 @@
       </w:rPr>
     </w:lvl>
   </w:abstractNum>
-  <w:abstractNum w:abstractNumId="51" w15:restartNumberingAfterBreak="0">
+  <w:abstractNum w:abstractNumId="52" w15:restartNumberingAfterBreak="0">
     <w:nsid w:val="5FCC5794"/>
     <w:multiLevelType w:val="hybridMultilevel"/>
     <w:tmpl w:val="1D34AA24"/>
@@ -21307,7 +21413,7 @@
       </w:rPr>
     </w:lvl>
   </w:abstractNum>
-  <w:abstractNum w:abstractNumId="52" w15:restartNumberingAfterBreak="0">
+  <w:abstractNum w:abstractNumId="53" w15:restartNumberingAfterBreak="0">
     <w:nsid w:val="600209F9"/>
     <w:multiLevelType w:val="multilevel"/>
     <w:tmpl w:val="9FE478D6"/>
@@ -21456,7 +21562,7 @@
       </w:rPr>
     </w:lvl>
   </w:abstractNum>
-  <w:abstractNum w:abstractNumId="53" w15:restartNumberingAfterBreak="0">
+  <w:abstractNum w:abstractNumId="54" w15:restartNumberingAfterBreak="0">
     <w:nsid w:val="6237172F"/>
     <w:multiLevelType w:val="hybridMultilevel"/>
     <w:tmpl w:val="28BAB394"/>
@@ -21569,7 +21675,7 @@
       </w:rPr>
     </w:lvl>
   </w:abstractNum>
-  <w:abstractNum w:abstractNumId="54" w15:restartNumberingAfterBreak="0">
+  <w:abstractNum w:abstractNumId="55" w15:restartNumberingAfterBreak="0">
     <w:nsid w:val="62EC40E6"/>
     <w:multiLevelType w:val="multilevel"/>
     <w:tmpl w:val="FCCCABE0"/>
@@ -21718,7 +21824,7 @@
       </w:rPr>
     </w:lvl>
   </w:abstractNum>
-  <w:abstractNum w:abstractNumId="55" w15:restartNumberingAfterBreak="0">
+  <w:abstractNum w:abstractNumId="56" w15:restartNumberingAfterBreak="0">
     <w:nsid w:val="63C66BF6"/>
     <w:multiLevelType w:val="multilevel"/>
     <w:tmpl w:val="0F045FF6"/>
@@ -21867,7 +21973,7 @@
       </w:rPr>
     </w:lvl>
   </w:abstractNum>
-  <w:abstractNum w:abstractNumId="56" w15:restartNumberingAfterBreak="0">
+  <w:abstractNum w:abstractNumId="57" w15:restartNumberingAfterBreak="0">
     <w:nsid w:val="67B9787A"/>
     <w:multiLevelType w:val="multilevel"/>
     <w:tmpl w:val="479A34D8"/>
@@ -22016,7 +22122,7 @@
       </w:rPr>
     </w:lvl>
   </w:abstractNum>
-  <w:abstractNum w:abstractNumId="57" w15:restartNumberingAfterBreak="0">
+  <w:abstractNum w:abstractNumId="58" w15:restartNumberingAfterBreak="0">
     <w:nsid w:val="689F7604"/>
     <w:multiLevelType w:val="hybridMultilevel"/>
     <w:tmpl w:val="8244E6AA"/>
@@ -22129,7 +22235,7 @@
       </w:rPr>
     </w:lvl>
   </w:abstractNum>
-  <w:abstractNum w:abstractNumId="58" w15:restartNumberingAfterBreak="0">
+  <w:abstractNum w:abstractNumId="59" w15:restartNumberingAfterBreak="0">
     <w:nsid w:val="6B4F054D"/>
     <w:multiLevelType w:val="multilevel"/>
     <w:tmpl w:val="0EF2B75E"/>
@@ -22278,7 +22384,7 @@
       </w:rPr>
     </w:lvl>
   </w:abstractNum>
-  <w:abstractNum w:abstractNumId="59" w15:restartNumberingAfterBreak="0">
+  <w:abstractNum w:abstractNumId="60" w15:restartNumberingAfterBreak="0">
     <w:nsid w:val="6C8A30FA"/>
     <w:multiLevelType w:val="multilevel"/>
     <w:tmpl w:val="68A4BE86"/>
@@ -22427,7 +22533,7 @@
       </w:rPr>
     </w:lvl>
   </w:abstractNum>
-  <w:abstractNum w:abstractNumId="60" w15:restartNumberingAfterBreak="0">
+  <w:abstractNum w:abstractNumId="61" w15:restartNumberingAfterBreak="0">
     <w:nsid w:val="6CF70537"/>
     <w:multiLevelType w:val="hybridMultilevel"/>
     <w:tmpl w:val="60529780"/>
@@ -22540,7 +22646,7 @@
       </w:rPr>
     </w:lvl>
   </w:abstractNum>
-  <w:abstractNum w:abstractNumId="61" w15:restartNumberingAfterBreak="0">
+  <w:abstractNum w:abstractNumId="62" w15:restartNumberingAfterBreak="0">
     <w:nsid w:val="6D0B0C9C"/>
     <w:multiLevelType w:val="multilevel"/>
     <w:tmpl w:val="FC4CAA22"/>
@@ -22689,7 +22795,7 @@
       </w:rPr>
     </w:lvl>
   </w:abstractNum>
-  <w:abstractNum w:abstractNumId="62" w15:restartNumberingAfterBreak="0">
+  <w:abstractNum w:abstractNumId="63" w15:restartNumberingAfterBreak="0">
     <w:nsid w:val="6FEF04F0"/>
     <w:multiLevelType w:val="hybridMultilevel"/>
     <w:tmpl w:val="4BC65996"/>
@@ -22802,7 +22908,7 @@
       </w:rPr>
     </w:lvl>
   </w:abstractNum>
-  <w:abstractNum w:abstractNumId="63" w15:restartNumberingAfterBreak="0">
+  <w:abstractNum w:abstractNumId="64" w15:restartNumberingAfterBreak="0">
     <w:nsid w:val="706947E4"/>
     <w:multiLevelType w:val="hybridMultilevel"/>
     <w:tmpl w:val="927AE01A"/>
@@ -22915,7 +23021,7 @@
       </w:rPr>
     </w:lvl>
   </w:abstractNum>
-  <w:abstractNum w:abstractNumId="64" w15:restartNumberingAfterBreak="0">
+  <w:abstractNum w:abstractNumId="65" w15:restartNumberingAfterBreak="0">
     <w:nsid w:val="709E1E66"/>
     <w:multiLevelType w:val="multilevel"/>
     <w:tmpl w:val="CA885734"/>
@@ -23064,7 +23170,7 @@
       </w:rPr>
     </w:lvl>
   </w:abstractNum>
-  <w:abstractNum w:abstractNumId="65" w15:restartNumberingAfterBreak="0">
+  <w:abstractNum w:abstractNumId="66" w15:restartNumberingAfterBreak="0">
     <w:nsid w:val="7237025E"/>
     <w:multiLevelType w:val="multilevel"/>
     <w:tmpl w:val="1A2EDD60"/>
@@ -23213,7 +23319,7 @@
       </w:rPr>
     </w:lvl>
   </w:abstractNum>
-  <w:abstractNum w:abstractNumId="66" w15:restartNumberingAfterBreak="0">
+  <w:abstractNum w:abstractNumId="67" w15:restartNumberingAfterBreak="0">
     <w:nsid w:val="738916AF"/>
     <w:multiLevelType w:val="hybridMultilevel"/>
     <w:tmpl w:val="FB047B68"/>
@@ -23326,7 +23432,7 @@
       </w:rPr>
     </w:lvl>
   </w:abstractNum>
-  <w:abstractNum w:abstractNumId="67" w15:restartNumberingAfterBreak="0">
+  <w:abstractNum w:abstractNumId="68" w15:restartNumberingAfterBreak="0">
     <w:nsid w:val="753A788C"/>
     <w:multiLevelType w:val="hybridMultilevel"/>
     <w:tmpl w:val="C47AF512"/>
@@ -23439,7 +23545,7 @@
       </w:rPr>
     </w:lvl>
   </w:abstractNum>
-  <w:abstractNum w:abstractNumId="68" w15:restartNumberingAfterBreak="0">
+  <w:abstractNum w:abstractNumId="69" w15:restartNumberingAfterBreak="0">
     <w:nsid w:val="78E4123F"/>
     <w:multiLevelType w:val="multilevel"/>
     <w:tmpl w:val="73E0CBDC"/>
@@ -23588,7 +23694,7 @@
       </w:rPr>
     </w:lvl>
   </w:abstractNum>
-  <w:abstractNum w:abstractNumId="69" w15:restartNumberingAfterBreak="0">
+  <w:abstractNum w:abstractNumId="70" w15:restartNumberingAfterBreak="0">
     <w:nsid w:val="7A706F81"/>
     <w:multiLevelType w:val="hybridMultilevel"/>
     <w:tmpl w:val="CB88AA00"/>
@@ -23701,7 +23807,7 @@
       </w:rPr>
     </w:lvl>
   </w:abstractNum>
-  <w:abstractNum w:abstractNumId="70" w15:restartNumberingAfterBreak="0">
+  <w:abstractNum w:abstractNumId="71" w15:restartNumberingAfterBreak="0">
     <w:nsid w:val="7D353214"/>
     <w:multiLevelType w:val="hybridMultilevel"/>
     <w:tmpl w:val="CF98B528"/>
@@ -23814,7 +23920,7 @@
       </w:rPr>
     </w:lvl>
   </w:abstractNum>
-  <w:abstractNum w:abstractNumId="71" w15:restartNumberingAfterBreak="0">
+  <w:abstractNum w:abstractNumId="72" w15:restartNumberingAfterBreak="0">
     <w:nsid w:val="7E2528D5"/>
     <w:multiLevelType w:val="hybridMultilevel"/>
     <w:tmpl w:val="7F821CC6"/>
@@ -23928,19 +24034,19 @@
     </w:lvl>
   </w:abstractNum>
   <w:num w:numId="1" w16cid:durableId="1299529444">
-    <w:abstractNumId w:val="44"/>
+    <w:abstractNumId w:val="45"/>
   </w:num>
   <w:num w:numId="2" w16cid:durableId="755832445">
-    <w:abstractNumId w:val="54"/>
+    <w:abstractNumId w:val="55"/>
   </w:num>
   <w:num w:numId="3" w16cid:durableId="1965889192">
-    <w:abstractNumId w:val="49"/>
+    <w:abstractNumId w:val="50"/>
   </w:num>
   <w:num w:numId="4" w16cid:durableId="1888492114">
-    <w:abstractNumId w:val="55"/>
+    <w:abstractNumId w:val="56"/>
   </w:num>
   <w:num w:numId="5" w16cid:durableId="889073047">
-    <w:abstractNumId w:val="50"/>
+    <w:abstractNumId w:val="51"/>
   </w:num>
   <w:num w:numId="6" w16cid:durableId="1015381404">
     <w:abstractNumId w:val="26"/>
@@ -23955,7 +24061,7 @@
     </w:lvlOverride>
   </w:num>
   <w:num w:numId="9" w16cid:durableId="1314875142">
-    <w:abstractNumId w:val="56"/>
+    <w:abstractNumId w:val="57"/>
   </w:num>
   <w:num w:numId="10" w16cid:durableId="1002854685">
     <w:abstractNumId w:val="27"/>
@@ -23964,13 +24070,13 @@
     <w:abstractNumId w:val="2"/>
   </w:num>
   <w:num w:numId="12" w16cid:durableId="916279949">
-    <w:abstractNumId w:val="65"/>
+    <w:abstractNumId w:val="66"/>
   </w:num>
   <w:num w:numId="13" w16cid:durableId="1916088287">
-    <w:abstractNumId w:val="37"/>
+    <w:abstractNumId w:val="38"/>
   </w:num>
   <w:num w:numId="14" w16cid:durableId="1293098226">
-    <w:abstractNumId w:val="39"/>
+    <w:abstractNumId w:val="40"/>
   </w:num>
   <w:num w:numId="15" w16cid:durableId="2043627147">
     <w:abstractNumId w:val="29"/>
@@ -23985,10 +24091,10 @@
     </w:lvlOverride>
   </w:num>
   <w:num w:numId="17" w16cid:durableId="622150428">
-    <w:abstractNumId w:val="58"/>
+    <w:abstractNumId w:val="59"/>
   </w:num>
   <w:num w:numId="18" w16cid:durableId="1593663517">
-    <w:abstractNumId w:val="42"/>
+    <w:abstractNumId w:val="43"/>
     <w:lvlOverride w:ilvl="0">
       <w:startOverride w:val="2"/>
     </w:lvlOverride>
@@ -24003,10 +24109,10 @@
     <w:abstractNumId w:val="30"/>
   </w:num>
   <w:num w:numId="22" w16cid:durableId="1240405972">
-    <w:abstractNumId w:val="59"/>
+    <w:abstractNumId w:val="60"/>
   </w:num>
   <w:num w:numId="23" w16cid:durableId="713848152">
-    <w:abstractNumId w:val="41"/>
+    <w:abstractNumId w:val="42"/>
   </w:num>
   <w:num w:numId="24" w16cid:durableId="258605272">
     <w:abstractNumId w:val="4"/>
@@ -24018,7 +24124,7 @@
     <w:abstractNumId w:val="21"/>
   </w:num>
   <w:num w:numId="27" w16cid:durableId="779834821">
-    <w:abstractNumId w:val="68"/>
+    <w:abstractNumId w:val="69"/>
   </w:num>
   <w:num w:numId="28" w16cid:durableId="1144390122">
     <w:abstractNumId w:val="32"/>
@@ -24027,7 +24133,7 @@
     <w:abstractNumId w:val="5"/>
   </w:num>
   <w:num w:numId="30" w16cid:durableId="88740886">
-    <w:abstractNumId w:val="47"/>
+    <w:abstractNumId w:val="48"/>
   </w:num>
   <w:num w:numId="31" w16cid:durableId="1153642008">
     <w:abstractNumId w:val="3"/>
@@ -24039,43 +24145,43 @@
     <w:abstractNumId w:val="11"/>
   </w:num>
   <w:num w:numId="34" w16cid:durableId="160898366">
-    <w:abstractNumId w:val="70"/>
+    <w:abstractNumId w:val="71"/>
   </w:num>
   <w:num w:numId="35" w16cid:durableId="603614301">
-    <w:abstractNumId w:val="67"/>
+    <w:abstractNumId w:val="68"/>
   </w:num>
   <w:num w:numId="36" w16cid:durableId="1312447282">
-    <w:abstractNumId w:val="40"/>
+    <w:abstractNumId w:val="41"/>
   </w:num>
   <w:num w:numId="37" w16cid:durableId="2076319705">
-    <w:abstractNumId w:val="60"/>
+    <w:abstractNumId w:val="61"/>
   </w:num>
   <w:num w:numId="38" w16cid:durableId="1956053824">
-    <w:abstractNumId w:val="43"/>
+    <w:abstractNumId w:val="44"/>
   </w:num>
   <w:num w:numId="39" w16cid:durableId="1207991992">
     <w:abstractNumId w:val="25"/>
   </w:num>
   <w:num w:numId="40" w16cid:durableId="1036731518">
-    <w:abstractNumId w:val="53"/>
+    <w:abstractNumId w:val="54"/>
   </w:num>
   <w:num w:numId="41" w16cid:durableId="1883712643">
     <w:abstractNumId w:val="31"/>
   </w:num>
   <w:num w:numId="42" w16cid:durableId="1599603742">
-    <w:abstractNumId w:val="45"/>
+    <w:abstractNumId w:val="46"/>
   </w:num>
   <w:num w:numId="43" w16cid:durableId="978147876">
     <w:abstractNumId w:val="9"/>
   </w:num>
   <w:num w:numId="44" w16cid:durableId="143743731">
-    <w:abstractNumId w:val="52"/>
+    <w:abstractNumId w:val="53"/>
   </w:num>
   <w:num w:numId="45" w16cid:durableId="1733040418">
-    <w:abstractNumId w:val="64"/>
+    <w:abstractNumId w:val="65"/>
   </w:num>
   <w:num w:numId="46" w16cid:durableId="793136257">
-    <w:abstractNumId w:val="61"/>
+    <w:abstractNumId w:val="62"/>
   </w:num>
   <w:num w:numId="47" w16cid:durableId="1928268410">
     <w:abstractNumId w:val="7"/>
@@ -24087,13 +24193,13 @@
     <w:abstractNumId w:val="14"/>
   </w:num>
   <w:num w:numId="50" w16cid:durableId="1359163941">
-    <w:abstractNumId w:val="63"/>
+    <w:abstractNumId w:val="64"/>
   </w:num>
   <w:num w:numId="51" w16cid:durableId="2062287721">
     <w:abstractNumId w:val="10"/>
   </w:num>
   <w:num w:numId="52" w16cid:durableId="1609964985">
-    <w:abstractNumId w:val="66"/>
+    <w:abstractNumId w:val="67"/>
   </w:num>
   <w:num w:numId="53" w16cid:durableId="1726829911">
     <w:abstractNumId w:val="33"/>
@@ -24105,7 +24211,7 @@
     <w:abstractNumId w:val="24"/>
   </w:num>
   <w:num w:numId="56" w16cid:durableId="327563921">
-    <w:abstractNumId w:val="71"/>
+    <w:abstractNumId w:val="72"/>
   </w:num>
   <w:num w:numId="57" w16cid:durableId="142547506">
     <w:abstractNumId w:val="20"/>
@@ -24114,31 +24220,31 @@
     <w:abstractNumId w:val="23"/>
   </w:num>
   <w:num w:numId="59" w16cid:durableId="662438916">
-    <w:abstractNumId w:val="38"/>
+    <w:abstractNumId w:val="39"/>
   </w:num>
   <w:num w:numId="60" w16cid:durableId="1975482592">
-    <w:abstractNumId w:val="62"/>
+    <w:abstractNumId w:val="63"/>
   </w:num>
   <w:num w:numId="61" w16cid:durableId="350912206">
-    <w:abstractNumId w:val="57"/>
+    <w:abstractNumId w:val="58"/>
   </w:num>
   <w:num w:numId="62" w16cid:durableId="576016668">
-    <w:abstractNumId w:val="51"/>
+    <w:abstractNumId w:val="52"/>
   </w:num>
   <w:num w:numId="63" w16cid:durableId="814838419">
-    <w:abstractNumId w:val="36"/>
+    <w:abstractNumId w:val="37"/>
   </w:num>
   <w:num w:numId="64" w16cid:durableId="1769303781">
     <w:abstractNumId w:val="8"/>
   </w:num>
   <w:num w:numId="65" w16cid:durableId="874578725">
-    <w:abstractNumId w:val="48"/>
+    <w:abstractNumId w:val="49"/>
   </w:num>
   <w:num w:numId="66" w16cid:durableId="525102530">
     <w:abstractNumId w:val="0"/>
   </w:num>
   <w:num w:numId="67" w16cid:durableId="1362779207">
-    <w:abstractNumId w:val="46"/>
+    <w:abstractNumId w:val="47"/>
   </w:num>
   <w:num w:numId="68" w16cid:durableId="929117371">
     <w:abstractNumId w:val="15"/>
@@ -24150,10 +24256,13 @@
     <w:abstractNumId w:val="34"/>
   </w:num>
   <w:num w:numId="71" w16cid:durableId="24261488">
-    <w:abstractNumId w:val="69"/>
+    <w:abstractNumId w:val="70"/>
   </w:num>
   <w:num w:numId="72" w16cid:durableId="349261719">
     <w:abstractNumId w:val="22"/>
+  </w:num>
+  <w:num w:numId="73" w16cid:durableId="347759930">
+    <w:abstractNumId w:val="36"/>
   </w:num>
 </w:numbering>
 </file>

--- a/2026-Q1/Resources/1Timothy2-Exegesis.docx
+++ b/2026-Q1/Resources/1Timothy2-Exegesis.docx
@@ -35,7 +35,10 @@
         <w:jc w:val="center"/>
       </w:pPr>
       <w:r>
-        <w:t>February, 2026</w:t>
+        <w:t>April</w:t>
+      </w:r>
+      <w:r>
+        <w:t>, 2026</w:t>
       </w:r>
     </w:p>
     <w:p>
@@ -50,8 +53,21 @@
       <w:pPr>
         <w:jc w:val="center"/>
       </w:pPr>
-      <w:r>
-        <w:t>Phil@UsefulEngines.com</w:t>
+      <w:hyperlink r:id="rId7" w:history="1">
+        <w:r>
+          <w:rPr>
+            <w:rStyle w:val="Hyperlink"/>
+          </w:rPr>
+          <w:t>Phil@UsefulEngines.com</w:t>
+        </w:r>
+      </w:hyperlink>
+    </w:p>
+    <w:p>
+      <w:pPr>
+        <w:jc w:val="center"/>
+      </w:pPr>
+      <w:r>
+        <w:t>https://tinyurl.com/RightWithGod/Resources</w:t>
       </w:r>
     </w:p>
     <w:p/>
@@ -311,7 +327,18 @@
           <w:sz w:val="22"/>
           <w:szCs w:val="22"/>
         </w:rPr>
-        <w:t>“In the same way, women should dress in a way that fits reverence for God, marked by modesty and self-control, not drawing attention through wealth or display, but through good works. A woman is to learn in a quiet, settled manner, with full submission to the church’s order. I am not permitting a woman to teach or to exercise authority over a man; rather, she is to remain in that quiet posture. This instruction rests on the pattern of creation, Adam was formed first, then Eve.  And, on the account of the fall, where the woman was deceived and fell into transgression.  Yet she will be saved through childbearing, if they continue in faith, love, holiness, and self-control.”</w:t>
+        <w:t xml:space="preserve">“In the same way, women should dress in a way that fits reverence for God, marked by modesty and self-control, not drawing attention through wealth or display, but through good works. A woman is to learn in a quiet, settled manner, with full submission to the church’s order. I am not permitting a woman to teach or to exercise authority over a man; rather, she is to remain in that quiet posture. This instruction rests on the pattern of creation, Adam was formed first, then Eve.  </w:t>
+      </w:r>
+      <w:r>
+        <w:rPr>
+          <w:rFonts w:ascii="Calibri" w:hAnsi="Calibri" w:cs="Calibri"/>
+          <w:i/>
+          <w:iCs/>
+          <w:sz w:val="22"/>
+          <w:szCs w:val="22"/>
+        </w:rPr>
+        <w:lastRenderedPageBreak/>
+        <w:t>And, on the account of the fall, where the woman was deceived and fell into transgression.  Yet she will be saved through childbearing, if they continue in faith, love, holiness, and self-control.”</w:t>
       </w:r>
     </w:p>
     <w:p>
@@ -341,7 +368,6 @@
           <w:sz w:val="22"/>
           <w:szCs w:val="22"/>
         </w:rPr>
-        <w:lastRenderedPageBreak/>
         <w:t>Here is a stripped-down paraphrase that follows the Greek structure and keeps interpretive smoothing to a minimum:</w:t>
       </w:r>
     </w:p>
@@ -872,7 +898,16 @@
           <w:sz w:val="22"/>
           <w:szCs w:val="22"/>
         </w:rPr>
-        <w:t>, suggesting that the original relationship between Adam and Eve symbolically anticipates the union between Christ (the head) and His people (the bride). From this perspective, some aspects of church order may intentionally reflect this creational and redemptive pattern.</w:t>
+        <w:t xml:space="preserve">, suggesting that the original relationship between Adam and Eve symbolically anticipates the </w:t>
+      </w:r>
+      <w:r>
+        <w:rPr>
+          <w:rFonts w:ascii="Calibri" w:hAnsi="Calibri" w:cs="Calibri"/>
+          <w:sz w:val="22"/>
+          <w:szCs w:val="22"/>
+        </w:rPr>
+        <w:lastRenderedPageBreak/>
+        <w:t>union between Christ (the head) and His people (the bride). From this perspective, some aspects of church order may intentionally reflect this creational and redemptive pattern.</w:t>
       </w:r>
     </w:p>
     <w:p>
@@ -910,7 +945,6 @@
           <w:sz w:val="22"/>
           <w:szCs w:val="22"/>
         </w:rPr>
-        <w:lastRenderedPageBreak/>
         <w:t xml:space="preserve">Scripture shows that God’s desire for His people is ordered unity, where men and women together reflect His image and serve His purposes under His authority. From the beginning, God designed humanity to live and work in partnership while honoring the order He established in creation. In the life of the church, this order protects the community from confusion and deception and keeps the focus on faithfulness to God’s truth. The instruction in 1 Timothy 2 is therefore best understood not as silencing participation, but as guarding the responsibility of </w:t>
       </w:r>
       <w:r>
@@ -1061,27 +1095,7 @@
           <w:szCs w:val="22"/>
           <w14:ligatures w14:val="none"/>
         </w:rPr>
-        <w:t xml:space="preserve">For Bible references, use the New English Translation (NET) version. Utilize the Bible as </w:t>
-      </w:r>
-      <w:r>
-        <w:rPr>
-          <w:rFonts w:ascii="Calibri" w:eastAsia="Times New Roman" w:hAnsi="Calibri" w:cs="Calibri"/>
-          <w:kern w:val="0"/>
-          <w:sz w:val="22"/>
-          <w:szCs w:val="22"/>
-          <w14:ligatures w14:val="none"/>
-        </w:rPr>
-        <w:t>the</w:t>
-      </w:r>
-      <w:r>
-        <w:rPr>
-          <w:rFonts w:ascii="Calibri" w:eastAsia="Times New Roman" w:hAnsi="Calibri" w:cs="Calibri"/>
-          <w:kern w:val="0"/>
-          <w:sz w:val="22"/>
-          <w:szCs w:val="22"/>
-          <w14:ligatures w14:val="none"/>
-        </w:rPr>
-        <w:t xml:space="preserve"> primary reference source. As secondary reference resources, use Christian theological concepts and doctrine derived directly from Apostolic teaching. Prefer theological interpretations as understood by Early Christian and Restoration Theology writers. </w:t>
+        <w:t>For Bible references, use the New English Translation (NET) version. Utilize the Bible as the primary reference source. As secondary reference resources, use Christian theological concepts and doctrine derived directly from Apostolic teaching. Prefer theological interpretations as understood by Early Christian and Restoration Theology writers. </w:t>
       </w:r>
     </w:p>
     <w:p>
@@ -1465,6 +1479,7 @@
         <w:pStyle w:val="Heading2"/>
       </w:pPr>
       <w:r>
+        <w:lastRenderedPageBreak/>
         <w:t>2) Verses 9–10: clothing, modesty, and “good works”</w:t>
       </w:r>
     </w:p>
@@ -1507,7 +1522,6 @@
           <w:szCs w:val="22"/>
           <w14:ligatures w14:val="none"/>
         </w:rPr>
-        <w:lastRenderedPageBreak/>
         <w:t>“Likewise” (</w:t>
       </w:r>
       <w:r>
@@ -2622,6 +2636,7 @@
         <w:pStyle w:val="Heading2"/>
       </w:pPr>
       <w:r>
+        <w:lastRenderedPageBreak/>
         <w:t>4) Verse 12: the crux (lexicon and syntax)</w:t>
       </w:r>
     </w:p>
@@ -3157,7 +3172,6 @@
           <w:szCs w:val="22"/>
           <w14:ligatures w14:val="none"/>
         </w:rPr>
-        <w:lastRenderedPageBreak/>
         <w:t>ο</w:t>
       </w:r>
       <w:r>
@@ -4428,6 +4442,7 @@
           <w:szCs w:val="22"/>
           <w14:ligatures w14:val="none"/>
         </w:rPr>
+        <w:lastRenderedPageBreak/>
         <w:t xml:space="preserve">v12 addresses a </w:t>
       </w:r>
       <w:r>
@@ -4523,7 +4538,6 @@
           <w:szCs w:val="22"/>
           <w14:ligatures w14:val="none"/>
         </w:rPr>
-        <w:lastRenderedPageBreak/>
         <w:t>Paul restricts something in the gathered-church teaching/authority dynamic between women and adult men.</w:t>
       </w:r>
     </w:p>
@@ -5413,7 +5427,6 @@
           <w:szCs w:val="22"/>
           <w14:ligatures w14:val="none"/>
         </w:rPr>
-        <w:lastRenderedPageBreak/>
         <w:t xml:space="preserve">Some read it as: “she (woman) will be saved through </w:t>
       </w:r>
       <w:r>
@@ -6152,6 +6165,7 @@
           <w:szCs w:val="22"/>
           <w14:ligatures w14:val="none"/>
         </w:rPr>
+        <w:lastRenderedPageBreak/>
         <w:t>Redemption:</w:t>
       </w:r>
       <w:r>
@@ -6291,7 +6305,6 @@
           <w:szCs w:val="22"/>
           <w14:ligatures w14:val="none"/>
         </w:rPr>
-        <w:lastRenderedPageBreak/>
         <w:t>an insistence that women be taught as learners,</w:t>
       </w:r>
     </w:p>
@@ -6454,7 +6467,7 @@
       <w:r>
         <w:t xml:space="preserve"> (1:3) and to order the church’s public life as “God’s household…pillar and foundation of the truth” (3:15). </w:t>
       </w:r>
-      <w:hyperlink r:id="rId7">
+      <w:hyperlink r:id="rId8">
         <w:r>
           <w:rPr>
             <w:rStyle w:val="Hyperlink"/>
@@ -6515,7 +6528,7 @@
       <w:r>
         <w:t xml:space="preserve"> (2:13–14). </w:t>
       </w:r>
-      <w:hyperlink r:id="rId8">
+      <w:hyperlink r:id="rId9">
         <w:r>
           <w:rPr>
             <w:rStyle w:val="Hyperlink"/>
@@ -6614,7 +6627,7 @@
       <w:r>
         <w:t xml:space="preserve">. </w:t>
       </w:r>
-      <w:hyperlink r:id="rId9">
+      <w:hyperlink r:id="rId10">
         <w:r>
           <w:rPr>
             <w:rStyle w:val="Hyperlink"/>
@@ -6650,7 +6663,7 @@
       <w:r>
         <w:t xml:space="preserve">” to command certain persons “not to teach different doctrine” (1:3), and he repeatedly frames threats as doctrinal corruption and conscience-ruin (1:7; 1:19–20; 4:1; 6:3; 6:20). </w:t>
       </w:r>
-      <w:hyperlink r:id="rId10">
+      <w:hyperlink r:id="rId11">
         <w:r>
           <w:rPr>
             <w:rStyle w:val="Hyperlink"/>
@@ -6671,7 +6684,7 @@
       <w:r>
         <w:t xml:space="preserve"> (false teaching in that congregation), but the rhetoric tends to universalize the remedy: Paul aims at “how one ought to behave in God’s household” (3:15), moving from problem to enduring ecclesial norms. </w:t>
       </w:r>
-      <w:hyperlink r:id="rId11">
+      <w:hyperlink r:id="rId12">
         <w:r>
           <w:rPr>
             <w:rStyle w:val="Hyperlink"/>
@@ -6685,6 +6698,7 @@
         <w:pStyle w:val="BodyText"/>
       </w:pPr>
       <w:r>
+        <w:lastRenderedPageBreak/>
         <w:t xml:space="preserve">In 2:9–10 Paul targets women’s adornment using culturally recognizable markers of </w:t>
       </w:r>
       <w:r>
@@ -6697,7 +6711,7 @@
       <w:r>
         <w:t xml:space="preserve"> (“braided hair…gold…pearls…costly”), contrasting external display with “good works” (2:9). </w:t>
       </w:r>
-      <w:hyperlink r:id="rId12">
+      <w:hyperlink r:id="rId13">
         <w:r>
           <w:rPr>
             <w:rStyle w:val="Hyperlink"/>
@@ -6724,10 +6738,9 @@
         <w:pStyle w:val="BodyText"/>
       </w:pPr>
       <w:r>
-        <w:lastRenderedPageBreak/>
         <w:t xml:space="preserve">Later, 5:13–15 describes younger widows “going about from house to house…gossips and busybodies…saying what they should not,” with the sobering note that “some have already turned aside after Satan” (5:13–15). </w:t>
       </w:r>
-      <w:hyperlink r:id="rId13">
+      <w:hyperlink r:id="rId14">
         <w:r>
           <w:rPr>
             <w:rStyle w:val="Hyperlink"/>
@@ -6738,7 +6751,7 @@
       <w:r>
         <w:t xml:space="preserve"> That portrait is not overtly “Ephesus-culture,” but it is a situational management of a specific vulnerable subgroup in that church (cf. 5:14’s pragmatic aim: deny “the adversary occasion for slander”). </w:t>
       </w:r>
-      <w:hyperlink r:id="rId14">
+      <w:hyperlink r:id="rId15">
         <w:r>
           <w:rPr>
             <w:rStyle w:val="Hyperlink"/>
@@ -6767,7 +6780,7 @@
       <w:r>
         <w:t xml:space="preserve">By contrast, the letter’s teaching/authority material is framed as durable guardianship: overseers must be “able to teach” (3:2), elders who “rule well” are worthy of honor, “especially those who labor in…teaching” (5:17), and Timothy is repeatedly charged to “command and teach” sound doctrine (4:11), while false teachers are to be resisted (6:3). </w:t>
       </w:r>
-      <w:hyperlink r:id="rId15">
+      <w:hyperlink r:id="rId16">
         <w:r>
           <w:rPr>
             <w:rStyle w:val="Hyperlink"/>
@@ -6985,7 +6998,7 @@
       <w:r>
         <w:t xml:space="preserve"> (“but to be in quietness”). </w:t>
       </w:r>
-      <w:hyperlink r:id="rId16">
+      <w:hyperlink r:id="rId17">
         <w:r>
           <w:rPr>
             <w:rStyle w:val="Hyperlink"/>
@@ -7049,7 +7062,7 @@
       <w:r>
         <w:t xml:space="preserve"> denotes “stillness…quietness/silence” (not bustling/meddling). </w:t>
       </w:r>
-      <w:hyperlink r:id="rId17">
+      <w:hyperlink r:id="rId18">
         <w:r>
           <w:rPr>
             <w:rStyle w:val="Hyperlink"/>
@@ -7078,7 +7091,7 @@
       <w:r>
         <w:t xml:space="preserve">” (submission/subjection) in 2:11. </w:t>
       </w:r>
-      <w:hyperlink r:id="rId18">
+      <w:hyperlink r:id="rId19">
         <w:r>
           <w:rPr>
             <w:rStyle w:val="Hyperlink"/>
@@ -7114,7 +7127,7 @@
       <w:r>
         <w:t xml:space="preserve">. </w:t>
       </w:r>
-      <w:hyperlink r:id="rId19">
+      <w:hyperlink r:id="rId20">
         <w:r>
           <w:rPr>
             <w:rStyle w:val="Hyperlink"/>
@@ -7145,7 +7158,7 @@
       <w:r>
         <w:t xml:space="preserve"> a culturally contingent stopgap. If Paul wanted to ground the rule in local reputation dynamics, he had nearby resources (e.g., “so that the adversary has no occasion for slander,” 5:14); he does not use that kind of rationale in 2:13–14. </w:t>
       </w:r>
-      <w:hyperlink r:id="rId20">
+      <w:hyperlink r:id="rId21">
         <w:r>
           <w:rPr>
             <w:rStyle w:val="Hyperlink"/>
@@ -7201,7 +7214,7 @@
       <w:r>
         <w:t xml:space="preserve"> (3:15) → renewed emphasis on deceptive teaching and disciplined instruction (chs. 4–6). </w:t>
       </w:r>
-      <w:hyperlink r:id="rId21">
+      <w:hyperlink r:id="rId22">
         <w:r>
           <w:rPr>
             <w:rStyle w:val="Hyperlink"/>
@@ -7210,9 +7223,13 @@
         </w:r>
       </w:hyperlink>
       <w:r>
-        <w:t xml:space="preserve"> This structure makes 2:11–12 read less like an isolated cultural accommodation and more like a boundary condition for who may occupy the congregation-shaping teaching/authority space that chapter 3 immediately regulates (“able to teach,” 3:2). </w:t>
-      </w:r>
-      <w:hyperlink r:id="rId22">
+        <w:t xml:space="preserve"> This structure makes 2:11–12 read less like an isolated cultural accommodation and more like a boundary condition </w:t>
+      </w:r>
+      <w:r>
+        <w:lastRenderedPageBreak/>
+        <w:t xml:space="preserve">for who may occupy the congregation-shaping teaching/authority space that chapter 3 immediately regulates (“able to teach,” 3:2). </w:t>
+      </w:r>
+      <w:hyperlink r:id="rId23">
         <w:r>
           <w:rPr>
             <w:rStyle w:val="Hyperlink"/>
@@ -7228,7 +7245,6 @@
       <w:bookmarkStart w:id="8" w:name="X60847470c1ed11a8e8644bfaf0356f354c93bcf"/>
       <w:bookmarkEnd w:id="7"/>
       <w:r>
-        <w:lastRenderedPageBreak/>
         <w:t>Pastoral Epistles-only comparison for “local vs universal” reasoning patterns</w:t>
       </w:r>
     </w:p>
@@ -7259,7 +7275,7 @@
       <w:r>
         <w:t xml:space="preserve">. Titus gives culturally/watchfulness-shaped rationales (“so that no one will malign the word of God,” Titus 2:3–5) while still tightly guarding overseer doctrine (“hold firm…give instruction in sound doctrine…rebuke,” Titus 1:9). </w:t>
       </w:r>
-      <w:hyperlink r:id="rId23">
+      <w:hyperlink r:id="rId24">
         <w:r>
           <w:rPr>
             <w:rStyle w:val="Hyperlink"/>
@@ -7270,7 +7286,7 @@
       <w:r>
         <w:t xml:space="preserve"> 2 Timothy likewise foregrounds transmission of teaching authority (“entrust…to faithful [men]…able to teach others,” 2 Tim 2:2) and notes that deceivers exploit household contexts and “captivate…women” (2 Tim 3:6). </w:t>
       </w:r>
-      <w:hyperlink r:id="rId24">
+      <w:hyperlink r:id="rId25">
         <w:r>
           <w:rPr>
             <w:rStyle w:val="Hyperlink"/>
@@ -7433,7 +7449,7 @@
             <w:r>
               <w:t xml:space="preserve"> of culture </w:t>
             </w:r>
-            <w:hyperlink r:id="rId25">
+            <w:hyperlink r:id="rId26">
               <w:r>
                 <w:rPr>
                   <w:rStyle w:val="Hyperlink"/>
@@ -7495,7 +7511,7 @@
             <w:r>
               <w:t xml:space="preserve">Shows Paul does address socially coded Ephesian behavior nearby </w:t>
             </w:r>
-            <w:hyperlink r:id="rId26">
+            <w:hyperlink r:id="rId27">
               <w:r>
                 <w:rPr>
                   <w:rStyle w:val="Hyperlink"/>
@@ -7584,7 +7600,7 @@
             <w:r>
               <w:t xml:space="preserve">Text itself does not invoke Ephesus; reads like ecclesial norm </w:t>
             </w:r>
-            <w:hyperlink r:id="rId27">
+            <w:hyperlink r:id="rId28">
               <w:r>
                 <w:rPr>
                   <w:rStyle w:val="Hyperlink"/>
@@ -7646,7 +7662,7 @@
             <w:r>
               <w:t xml:space="preserve">Strongest internal evidence against purely local/cultural grounding </w:t>
             </w:r>
-            <w:hyperlink r:id="rId28">
+            <w:hyperlink r:id="rId29">
               <w:r>
                 <w:rPr>
                   <w:rStyle w:val="Hyperlink"/>
@@ -7708,7 +7724,7 @@
             <w:r>
               <w:t xml:space="preserve">Pulls 2:12 toward office/gov-teaching boundary, not etiquette </w:t>
             </w:r>
-            <w:hyperlink r:id="rId29">
+            <w:hyperlink r:id="rId30">
               <w:r>
                 <w:rPr>
                   <w:rStyle w:val="Hyperlink"/>
@@ -7770,7 +7786,7 @@
             <w:r>
               <w:t xml:space="preserve">Strengthens “local disorder among some women,” but is not linked by Paul to 2:12’s Genesis reasons </w:t>
             </w:r>
-            <w:hyperlink r:id="rId30">
+            <w:hyperlink r:id="rId31">
               <w:r>
                 <w:rPr>
                   <w:rStyle w:val="Hyperlink"/>
@@ -7804,9 +7820,13 @@
         <w:t>Primarily cultural/Ephesian</w:t>
       </w:r>
       <w:r>
-        <w:t xml:space="preserve"> (strongest internal case): Ephesus is named as the site of false teaching (1:3), and the letter later depicts some women (younger widows) as enmeshed in house-to-house speech patterns that open doors to sin and satanic deviation (5:13–15); therefore 2:11–12 could be a stabilizing measure amid local deception and disorder. </w:t>
-      </w:r>
-      <w:hyperlink r:id="rId31">
+        <w:t xml:space="preserve"> (strongest internal case): Ephesus is named as the site of false teaching (1:3), and the letter later depicts some women (younger widows) as enmeshed in house-to-house speech patterns that open doors to sin and satanic deviation </w:t>
+      </w:r>
+      <w:r>
+        <w:lastRenderedPageBreak/>
+        <w:t xml:space="preserve">(5:13–15); therefore 2:11–12 could be a stabilizing measure amid local deception and disorder. </w:t>
+      </w:r>
+      <w:hyperlink r:id="rId32">
         <w:r>
           <w:rPr>
             <w:rStyle w:val="Hyperlink"/>
@@ -7824,7 +7844,6 @@
           <w:b/>
           <w:bCs/>
         </w:rPr>
-        <w:lastRenderedPageBreak/>
         <w:t>Primarily theological/trans-local</w:t>
       </w:r>
       <w:r>
@@ -7885,7 +7904,7 @@
       <w:r>
         <w:t xml:space="preserve"> (2:13–14), not Ephesian reputation or pagan cult; structurally it sits immediately before overseer qualifications centered on teaching authority (3:2) and within a letter defining church order as truth-guardianship (3:15). </w:t>
       </w:r>
-      <w:hyperlink r:id="rId32">
+      <w:hyperlink r:id="rId33">
         <w:r>
           <w:rPr>
             <w:rStyle w:val="Hyperlink"/>
@@ -7954,7 +7973,7 @@
     <w:bookmarkEnd w:id="10"/>
     <w:p>
       <w:r>
-        <w:pict w14:anchorId="45FB5AFE">
+        <w:pict w14:anchorId="26344FDE">
           <v:rect id="Rectangle 1" o:spid="_x0000_s2050" alt="" style="width:468pt;height:.05pt;visibility:visible;mso-wrap-style:square;mso-width-percent:0;mso-height-percent:0;mso-left-percent:-10001;mso-top-percent:-10001;mso-position-horizontal:absolute;mso-position-horizontal-relative:char;mso-position-vertical:absolute;mso-position-vertical-relative:line;mso-width-percent:0;mso-height-percent:0;mso-left-percent:-10001;mso-top-percent:-10001;v-text-anchor:top" filled="f">
             <o:lock v:ext="edit" aspectratio="t"/>
             <w10:anchorlock/>
@@ -7988,7 +8007,7 @@
       <w:r>
         <w:t xml:space="preserve"> </w:t>
       </w:r>
-      <w:hyperlink r:id="rId33">
+      <w:hyperlink r:id="rId34">
         <w:r>
           <w:rPr>
             <w:rStyle w:val="Hyperlink"/>
@@ -7999,7 +8018,7 @@
       <w:r>
         <w:t xml:space="preserve"> </w:t>
       </w:r>
-      <w:hyperlink r:id="rId34">
+      <w:hyperlink r:id="rId35">
         <w:r>
           <w:rPr>
             <w:rStyle w:val="Hyperlink"/>
@@ -8010,7 +8029,7 @@
       <w:r>
         <w:t xml:space="preserve"> </w:t>
       </w:r>
-      <w:hyperlink r:id="rId35">
+      <w:hyperlink r:id="rId36">
         <w:r>
           <w:rPr>
             <w:rStyle w:val="Hyperlink"/>
@@ -8021,7 +8040,7 @@
       <w:r>
         <w:t xml:space="preserve"> </w:t>
       </w:r>
-      <w:hyperlink r:id="rId36">
+      <w:hyperlink r:id="rId37">
         <w:r>
           <w:rPr>
             <w:rStyle w:val="Hyperlink"/>
@@ -8037,7 +8056,7 @@
       <w:pPr>
         <w:pStyle w:val="BodyText"/>
       </w:pPr>
-      <w:hyperlink r:id="rId37">
+      <w:hyperlink r:id="rId38">
         <w:r>
           <w:rPr>
             <w:rStyle w:val="Hyperlink"/>
@@ -8050,7 +8069,7 @@
       <w:pPr>
         <w:pStyle w:val="BodyText"/>
       </w:pPr>
-      <w:hyperlink r:id="rId38">
+      <w:hyperlink r:id="rId39">
         <w:r>
           <w:rPr>
             <w:rStyle w:val="Hyperlink"/>
@@ -8061,7 +8080,7 @@
       <w:r>
         <w:t xml:space="preserve"> </w:t>
       </w:r>
-      <w:hyperlink r:id="rId39">
+      <w:hyperlink r:id="rId40">
         <w:r>
           <w:rPr>
             <w:rStyle w:val="Hyperlink"/>
@@ -8072,7 +8091,7 @@
       <w:r>
         <w:t xml:space="preserve"> </w:t>
       </w:r>
-      <w:hyperlink r:id="rId40">
+      <w:hyperlink r:id="rId41">
         <w:r>
           <w:rPr>
             <w:rStyle w:val="Hyperlink"/>
@@ -8088,7 +8107,7 @@
       <w:pPr>
         <w:pStyle w:val="BodyText"/>
       </w:pPr>
-      <w:hyperlink r:id="rId41">
+      <w:hyperlink r:id="rId42">
         <w:r>
           <w:rPr>
             <w:rStyle w:val="Hyperlink"/>
@@ -8101,7 +8120,7 @@
       <w:pPr>
         <w:pStyle w:val="BodyText"/>
       </w:pPr>
-      <w:hyperlink r:id="rId42">
+      <w:hyperlink r:id="rId43">
         <w:r>
           <w:rPr>
             <w:rStyle w:val="Hyperlink"/>
@@ -8112,7 +8131,7 @@
       <w:r>
         <w:t xml:space="preserve"> </w:t>
       </w:r>
-      <w:hyperlink r:id="rId43">
+      <w:hyperlink r:id="rId44">
         <w:r>
           <w:rPr>
             <w:rStyle w:val="Hyperlink"/>
@@ -8128,7 +8147,7 @@
       <w:pPr>
         <w:pStyle w:val="BodyText"/>
       </w:pPr>
-      <w:hyperlink r:id="rId44">
+      <w:hyperlink r:id="rId45">
         <w:r>
           <w:rPr>
             <w:rStyle w:val="Hyperlink"/>
@@ -8141,7 +8160,7 @@
       <w:pPr>
         <w:pStyle w:val="BodyText"/>
       </w:pPr>
-      <w:hyperlink r:id="rId45">
+      <w:hyperlink r:id="rId46">
         <w:r>
           <w:rPr>
             <w:rStyle w:val="Hyperlink"/>
@@ -8152,7 +8171,7 @@
       <w:r>
         <w:t xml:space="preserve"> </w:t>
       </w:r>
-      <w:hyperlink r:id="rId46">
+      <w:hyperlink r:id="rId47">
         <w:r>
           <w:rPr>
             <w:rStyle w:val="Hyperlink"/>
@@ -8168,7 +8187,7 @@
       <w:pPr>
         <w:pStyle w:val="BodyText"/>
       </w:pPr>
-      <w:hyperlink r:id="rId47">
+      <w:hyperlink r:id="rId48">
         <w:r>
           <w:rPr>
             <w:rStyle w:val="Hyperlink"/>
@@ -8181,7 +8200,7 @@
       <w:pPr>
         <w:pStyle w:val="BodyText"/>
       </w:pPr>
-      <w:hyperlink r:id="rId48">
+      <w:hyperlink r:id="rId49">
         <w:r>
           <w:rPr>
             <w:rStyle w:val="Hyperlink"/>
@@ -8197,7 +8216,7 @@
       <w:pPr>
         <w:pStyle w:val="BodyText"/>
       </w:pPr>
-      <w:hyperlink r:id="rId49">
+      <w:hyperlink r:id="rId50">
         <w:r>
           <w:rPr>
             <w:rStyle w:val="Hyperlink"/>
@@ -8210,7 +8229,7 @@
       <w:pPr>
         <w:pStyle w:val="BodyText"/>
       </w:pPr>
-      <w:hyperlink r:id="rId50">
+      <w:hyperlink r:id="rId51">
         <w:r>
           <w:rPr>
             <w:rStyle w:val="Hyperlink"/>
@@ -8221,7 +8240,7 @@
       <w:r>
         <w:t xml:space="preserve"> </w:t>
       </w:r>
-      <w:hyperlink r:id="rId51">
+      <w:hyperlink r:id="rId52">
         <w:r>
           <w:rPr>
             <w:rStyle w:val="Hyperlink"/>
@@ -8232,7 +8251,7 @@
       <w:r>
         <w:t xml:space="preserve"> </w:t>
       </w:r>
-      <w:hyperlink r:id="rId52">
+      <w:hyperlink r:id="rId53">
         <w:r>
           <w:rPr>
             <w:rStyle w:val="Hyperlink"/>
@@ -8248,7 +8267,7 @@
       <w:pPr>
         <w:pStyle w:val="BodyText"/>
       </w:pPr>
-      <w:hyperlink r:id="rId53">
+      <w:hyperlink r:id="rId54">
         <w:r>
           <w:rPr>
             <w:rStyle w:val="Hyperlink"/>
@@ -8261,7 +8280,7 @@
       <w:pPr>
         <w:pStyle w:val="BodyText"/>
       </w:pPr>
-      <w:hyperlink r:id="rId54">
+      <w:hyperlink r:id="rId55">
         <w:r>
           <w:rPr>
             <w:rStyle w:val="Hyperlink"/>
@@ -8272,7 +8291,7 @@
       <w:r>
         <w:t xml:space="preserve"> </w:t>
       </w:r>
-      <w:hyperlink r:id="rId55">
+      <w:hyperlink r:id="rId56">
         <w:r>
           <w:rPr>
             <w:rStyle w:val="Hyperlink"/>
@@ -8283,7 +8302,7 @@
       <w:r>
         <w:t xml:space="preserve"> </w:t>
       </w:r>
-      <w:hyperlink r:id="rId56">
+      <w:hyperlink r:id="rId57">
         <w:r>
           <w:rPr>
             <w:rStyle w:val="Hyperlink"/>
@@ -8299,7 +8318,7 @@
       <w:pPr>
         <w:pStyle w:val="BodyText"/>
       </w:pPr>
-      <w:hyperlink r:id="rId57">
+      <w:hyperlink r:id="rId58">
         <w:r>
           <w:rPr>
             <w:rStyle w:val="Hyperlink"/>
@@ -8312,7 +8331,7 @@
       <w:pPr>
         <w:pStyle w:val="BodyText"/>
       </w:pPr>
-      <w:hyperlink r:id="rId58">
+      <w:hyperlink r:id="rId59">
         <w:r>
           <w:rPr>
             <w:rStyle w:val="Hyperlink"/>
@@ -8328,7 +8347,7 @@
       <w:pPr>
         <w:pStyle w:val="BodyText"/>
       </w:pPr>
-      <w:hyperlink r:id="rId59">
+      <w:hyperlink r:id="rId60">
         <w:r>
           <w:rPr>
             <w:rStyle w:val="Hyperlink"/>
@@ -8341,7 +8360,7 @@
       <w:pPr>
         <w:pStyle w:val="BodyText"/>
       </w:pPr>
-      <w:hyperlink r:id="rId60">
+      <w:hyperlink r:id="rId61">
         <w:r>
           <w:rPr>
             <w:rStyle w:val="Hyperlink"/>
@@ -8357,7 +8376,7 @@
       <w:pPr>
         <w:pStyle w:val="BodyText"/>
       </w:pPr>
-      <w:hyperlink r:id="rId61">
+      <w:hyperlink r:id="rId62">
         <w:r>
           <w:rPr>
             <w:rStyle w:val="Hyperlink"/>
@@ -8370,7 +8389,7 @@
       <w:pPr>
         <w:pStyle w:val="BodyText"/>
       </w:pPr>
-      <w:hyperlink r:id="rId62">
+      <w:hyperlink r:id="rId63">
         <w:r>
           <w:rPr>
             <w:rStyle w:val="Hyperlink"/>
@@ -8386,7 +8405,7 @@
       <w:pPr>
         <w:pStyle w:val="BodyText"/>
       </w:pPr>
-      <w:hyperlink r:id="rId63">
+      <w:hyperlink r:id="rId64">
         <w:r>
           <w:rPr>
             <w:rStyle w:val="Hyperlink"/>
@@ -8399,7 +8418,7 @@
       <w:pPr>
         <w:pStyle w:val="BodyText"/>
       </w:pPr>
-      <w:hyperlink r:id="rId64">
+      <w:hyperlink r:id="rId65">
         <w:r>
           <w:rPr>
             <w:rStyle w:val="Hyperlink"/>
@@ -8415,7 +8434,7 @@
       <w:pPr>
         <w:pStyle w:val="BodyText"/>
       </w:pPr>
-      <w:hyperlink r:id="rId65">
+      <w:hyperlink r:id="rId66">
         <w:r>
           <w:rPr>
             <w:rStyle w:val="Hyperlink"/>
@@ -8428,7 +8447,7 @@
       <w:pPr>
         <w:pStyle w:val="BodyText"/>
       </w:pPr>
-      <w:hyperlink r:id="rId66">
+      <w:hyperlink r:id="rId67">
         <w:r>
           <w:rPr>
             <w:rStyle w:val="Hyperlink"/>
@@ -8444,7 +8463,7 @@
       <w:pPr>
         <w:pStyle w:val="BodyText"/>
       </w:pPr>
-      <w:hyperlink r:id="rId67">
+      <w:hyperlink r:id="rId68">
         <w:r>
           <w:rPr>
             <w:rStyle w:val="Hyperlink"/>
@@ -8486,6 +8505,8 @@
       <w:r>
         <w:rPr>
           <w:rFonts w:asciiTheme="minorHAnsi" w:eastAsiaTheme="minorHAnsi" w:hAnsiTheme="minorHAnsi" w:cstheme="minorBidi"/>
+          <w:b/>
+          <w:bCs/>
           <w:color w:val="auto"/>
           <w:kern w:val="0"/>
           <w:sz w:val="24"/>
@@ -8497,7 +8518,7 @@
       </w:r>
     </w:p>
     <w:p>
-      <w:hyperlink r:id="rId68" w:history="1">
+      <w:hyperlink r:id="rId69" w:history="1">
         <w:r>
           <w:rPr>
             <w:rStyle w:val="Hyperlink"/>
@@ -8531,7 +8552,7 @@
       </w:r>
     </w:p>
     <w:p>
-      <w:hyperlink r:id="rId69" w:history="1">
+      <w:hyperlink r:id="rId70" w:history="1">
         <w:r>
           <w:rPr>
             <w:rStyle w:val="Hyperlink"/>
@@ -8562,7 +8583,7 @@
       </w:r>
     </w:p>
     <w:p>
-      <w:hyperlink r:id="rId70" w:history="1">
+      <w:hyperlink r:id="rId71" w:history="1">
         <w:r>
           <w:rPr>
             <w:rStyle w:val="Hyperlink"/>
@@ -8582,11 +8603,18 @@
         <w:t>[21]</w:t>
       </w:r>
       <w:r>
-        <w:t xml:space="preserve"> What they didn’t tell you about Genesis 6</w:t>
-      </w:r>
-    </w:p>
-    <w:p>
-      <w:hyperlink r:id="rId71" w:history="1">
+        <w:t xml:space="preserve"> </w:t>
+      </w:r>
+      <w:r>
+        <w:rPr>
+          <w:b/>
+          <w:bCs/>
+        </w:rPr>
+        <w:t>What they didn’t tell you about Genesis 6</w:t>
+      </w:r>
+    </w:p>
+    <w:p>
+      <w:hyperlink r:id="rId72" w:history="1">
         <w:r>
           <w:rPr>
             <w:rStyle w:val="Hyperlink"/>
@@ -8617,7 +8645,7 @@
       <w:r>
         <w:br/>
       </w:r>
-      <w:hyperlink r:id="rId72" w:history="1">
+      <w:hyperlink r:id="rId73" w:history="1">
         <w:r>
           <w:rPr>
             <w:rStyle w:val="Hyperlink"/>
@@ -14447,12 +14475,7 @@
       </w:r>
     </w:p>
     <w:sectPr>
-      <w:headerReference w:type="even" r:id="rId73"/>
-      <w:headerReference w:type="default" r:id="rId74"/>
-      <w:footerReference w:type="even" r:id="rId75"/>
-      <w:footerReference w:type="default" r:id="rId76"/>
-      <w:headerReference w:type="first" r:id="rId77"/>
-      <w:footerReference w:type="first" r:id="rId78"/>
+      <w:footerReference w:type="default" r:id="rId74"/>
       <w:pgSz w:w="12240" w:h="15840"/>
       <w:pgMar w:top="1440" w:right="1440" w:bottom="1440" w:left="1440" w:header="720" w:footer="720" w:gutter="0"/>
       <w:cols w:space="720"/>
@@ -14491,16 +14514,6 @@
 <w:ftr xmlns:wpc="http://schemas.microsoft.com/office/word/2010/wordprocessingCanvas" xmlns:cx="http://schemas.microsoft.com/office/drawing/2014/chartex" xmlns:cx1="http://schemas.microsoft.com/office/drawing/2015/9/8/chartex" xmlns:cx2="http://schemas.microsoft.com/office/drawing/2015/10/21/chartex" xmlns:cx3="http://schemas.microsoft.com/office/drawing/2016/5/9/chartex" xmlns:cx4="http://schemas.microsoft.com/office/drawing/2016/5/10/chartex" xmlns:cx5="http://schemas.microsoft.com/office/drawing/2016/5/11/chartex" xmlns:cx6="http://schemas.microsoft.com/office/drawing/2016/5/12/chartex" xmlns:cx7="http://schemas.microsoft.com/office/drawing/2016/5/13/chartex" xmlns:cx8="http://schemas.microsoft.com/office/drawing/2016/5/14/chartex" xmlns:mc="http://schemas.openxmlformats.org/markup-compatibility/2006" xmlns:aink="http://schemas.microsoft.com/office/drawing/2016/ink" xmlns:am3d="http://schemas.microsoft.com/office/drawing/2017/model3d" xmlns:o="urn:schemas-microsoft-com:office:office" xmlns:oel="http://schemas.microsoft.com/office/2019/extlst" xmlns:r="http://schemas.openxmlformats.org/officeDocument/2006/relationships" xmlns:m="http://schemas.openxmlformats.org/officeDocument/2006/math" xmlns:v="urn:schemas-microsoft-com:vml" xmlns:wp14="http://schemas.microsoft.com/office/word/2010/wordprocessingDrawing" xmlns:wp="http://schemas.openxmlformats.org/drawingml/2006/wordprocessingDrawing" xmlns:w10="urn:schemas-microsoft-com:office:word" xmlns:w="http://schemas.openxmlformats.org/wordprocessingml/2006/main" xmlns:w14="http://schemas.microsoft.com/office/word/2010/wordml" xmlns:w15="http://schemas.microsoft.com/office/word/2012/wordml" xmlns:w16cex="http://schemas.microsoft.com/office/word/2018/wordml/cex" xmlns:w16cid="http://schemas.microsoft.com/office/word/2016/wordml/cid" xmlns:w16="http://schemas.microsoft.com/office/word/2018/wordml" xmlns:w16du="http://schemas.microsoft.com/office/word/2023/wordml/word16du" xmlns:w16sdtdh="http://schemas.microsoft.com/office/word/2020/wordml/sdtdatahash" xmlns:w16sdtfl="http://schemas.microsoft.com/office/word/2024/wordml/sdtformatlock" xmlns:w16se="http://schemas.microsoft.com/office/word/2015/wordml/symex" xmlns:wpg="http://schemas.microsoft.com/office/word/2010/wordprocessingGroup" xmlns:wpi="http://schemas.microsoft.com/office/word/2010/wordprocessingInk" xmlns:wne="http://schemas.microsoft.com/office/word/2006/wordml" xmlns:wps="http://schemas.microsoft.com/office/word/2010/wordprocessingShape" mc:Ignorable="w14 w15 w16se w16cid w16 w16cex w16sdtdh w16sdtfl w16du wp14">
   <w:p>
     <w:pPr>
-      <w:pStyle w:val="Footer"/>
-    </w:pPr>
-  </w:p>
-</w:ftr>
-</file>
-
-<file path=word/footer2.xml><?xml version="1.0" encoding="utf-8"?>
-<w:ftr xmlns:wpc="http://schemas.microsoft.com/office/word/2010/wordprocessingCanvas" xmlns:cx="http://schemas.microsoft.com/office/drawing/2014/chartex" xmlns:cx1="http://schemas.microsoft.com/office/drawing/2015/9/8/chartex" xmlns:cx2="http://schemas.microsoft.com/office/drawing/2015/10/21/chartex" xmlns:cx3="http://schemas.microsoft.com/office/drawing/2016/5/9/chartex" xmlns:cx4="http://schemas.microsoft.com/office/drawing/2016/5/10/chartex" xmlns:cx5="http://schemas.microsoft.com/office/drawing/2016/5/11/chartex" xmlns:cx6="http://schemas.microsoft.com/office/drawing/2016/5/12/chartex" xmlns:cx7="http://schemas.microsoft.com/office/drawing/2016/5/13/chartex" xmlns:cx8="http://schemas.microsoft.com/office/drawing/2016/5/14/chartex" xmlns:mc="http://schemas.openxmlformats.org/markup-compatibility/2006" xmlns:aink="http://schemas.microsoft.com/office/drawing/2016/ink" xmlns:am3d="http://schemas.microsoft.com/office/drawing/2017/model3d" xmlns:o="urn:schemas-microsoft-com:office:office" xmlns:oel="http://schemas.microsoft.com/office/2019/extlst" xmlns:r="http://schemas.openxmlformats.org/officeDocument/2006/relationships" xmlns:m="http://schemas.openxmlformats.org/officeDocument/2006/math" xmlns:v="urn:schemas-microsoft-com:vml" xmlns:wp14="http://schemas.microsoft.com/office/word/2010/wordprocessingDrawing" xmlns:wp="http://schemas.openxmlformats.org/drawingml/2006/wordprocessingDrawing" xmlns:w10="urn:schemas-microsoft-com:office:word" xmlns:w="http://schemas.openxmlformats.org/wordprocessingml/2006/main" xmlns:w14="http://schemas.microsoft.com/office/word/2010/wordml" xmlns:w15="http://schemas.microsoft.com/office/word/2012/wordml" xmlns:w16cex="http://schemas.microsoft.com/office/word/2018/wordml/cex" xmlns:w16cid="http://schemas.microsoft.com/office/word/2016/wordml/cid" xmlns:w16="http://schemas.microsoft.com/office/word/2018/wordml" xmlns:w16du="http://schemas.microsoft.com/office/word/2023/wordml/word16du" xmlns:w16sdtdh="http://schemas.microsoft.com/office/word/2020/wordml/sdtdatahash" xmlns:w16sdtfl="http://schemas.microsoft.com/office/word/2024/wordml/sdtformatlock" xmlns:w16se="http://schemas.microsoft.com/office/word/2015/wordml/symex" xmlns:wpg="http://schemas.microsoft.com/office/word/2010/wordprocessingGroup" xmlns:wpi="http://schemas.microsoft.com/office/word/2010/wordprocessingInk" xmlns:wne="http://schemas.microsoft.com/office/word/2006/wordml" xmlns:wps="http://schemas.microsoft.com/office/word/2010/wordprocessingShape" mc:Ignorable="w14 w15 w16se w16cid w16 w16cex w16sdtdh w16sdtfl w16du wp14">
-  <w:p>
-    <w:pPr>
       <w:tabs>
         <w:tab w:val="center" w:pos="4550"/>
         <w:tab w:val="left" w:pos="5818"/>
@@ -14592,17 +14605,13 @@
       </w:rPr>
       <w:fldChar w:fldCharType="end"/>
     </w:r>
+    <w:r>
+      <w:rPr>
+        <w:color w:val="0A1D30" w:themeColor="text2" w:themeShade="BF"/>
+      </w:rPr>
+      <w:t xml:space="preserve">  </w:t>
+    </w:r>
   </w:p>
-  <w:p>
-    <w:pPr>
-      <w:pStyle w:val="Footer"/>
-    </w:pPr>
-  </w:p>
-</w:ftr>
-</file>
-
-<file path=word/footer3.xml><?xml version="1.0" encoding="utf-8"?>
-<w:ftr xmlns:wpc="http://schemas.microsoft.com/office/word/2010/wordprocessingCanvas" xmlns:cx="http://schemas.microsoft.com/office/drawing/2014/chartex" xmlns:cx1="http://schemas.microsoft.com/office/drawing/2015/9/8/chartex" xmlns:cx2="http://schemas.microsoft.com/office/drawing/2015/10/21/chartex" xmlns:cx3="http://schemas.microsoft.com/office/drawing/2016/5/9/chartex" xmlns:cx4="http://schemas.microsoft.com/office/drawing/2016/5/10/chartex" xmlns:cx5="http://schemas.microsoft.com/office/drawing/2016/5/11/chartex" xmlns:cx6="http://schemas.microsoft.com/office/drawing/2016/5/12/chartex" xmlns:cx7="http://schemas.microsoft.com/office/drawing/2016/5/13/chartex" xmlns:cx8="http://schemas.microsoft.com/office/drawing/2016/5/14/chartex" xmlns:mc="http://schemas.openxmlformats.org/markup-compatibility/2006" xmlns:aink="http://schemas.microsoft.com/office/drawing/2016/ink" xmlns:am3d="http://schemas.microsoft.com/office/drawing/2017/model3d" xmlns:o="urn:schemas-microsoft-com:office:office" xmlns:oel="http://schemas.microsoft.com/office/2019/extlst" xmlns:r="http://schemas.openxmlformats.org/officeDocument/2006/relationships" xmlns:m="http://schemas.openxmlformats.org/officeDocument/2006/math" xmlns:v="urn:schemas-microsoft-com:vml" xmlns:wp14="http://schemas.microsoft.com/office/word/2010/wordprocessingDrawing" xmlns:wp="http://schemas.openxmlformats.org/drawingml/2006/wordprocessingDrawing" xmlns:w10="urn:schemas-microsoft-com:office:word" xmlns:w="http://schemas.openxmlformats.org/wordprocessingml/2006/main" xmlns:w14="http://schemas.microsoft.com/office/word/2010/wordml" xmlns:w15="http://schemas.microsoft.com/office/word/2012/wordml" xmlns:w16cex="http://schemas.microsoft.com/office/word/2018/wordml/cex" xmlns:w16cid="http://schemas.microsoft.com/office/word/2016/wordml/cid" xmlns:w16="http://schemas.microsoft.com/office/word/2018/wordml" xmlns:w16du="http://schemas.microsoft.com/office/word/2023/wordml/word16du" xmlns:w16sdtdh="http://schemas.microsoft.com/office/word/2020/wordml/sdtdatahash" xmlns:w16sdtfl="http://schemas.microsoft.com/office/word/2024/wordml/sdtformatlock" xmlns:w16se="http://schemas.microsoft.com/office/word/2015/wordml/symex" xmlns:wpg="http://schemas.microsoft.com/office/word/2010/wordprocessingGroup" xmlns:wpi="http://schemas.microsoft.com/office/word/2010/wordprocessingInk" xmlns:wne="http://schemas.microsoft.com/office/word/2006/wordml" xmlns:wps="http://schemas.microsoft.com/office/word/2010/wordprocessingShape" mc:Ignorable="w14 w15 w16se w16cid w16 w16cex w16sdtdh w16sdtfl w16du wp14">
   <w:p>
     <w:pPr>
       <w:pStyle w:val="Footer"/>
@@ -14634,36 +14643,6 @@
     </w:p>
   </w:footnote>
 </w:footnotes>
-</file>
-
-<file path=word/header1.xml><?xml version="1.0" encoding="utf-8"?>
-<w:hdr xmlns:wpc="http://schemas.microsoft.com/office/word/2010/wordprocessingCanvas" xmlns:cx="http://schemas.microsoft.com/office/drawing/2014/chartex" xmlns:cx1="http://schemas.microsoft.com/office/drawing/2015/9/8/chartex" xmlns:cx2="http://schemas.microsoft.com/office/drawing/2015/10/21/chartex" xmlns:cx3="http://schemas.microsoft.com/office/drawing/2016/5/9/chartex" xmlns:cx4="http://schemas.microsoft.com/office/drawing/2016/5/10/chartex" xmlns:cx5="http://schemas.microsoft.com/office/drawing/2016/5/11/chartex" xmlns:cx6="http://schemas.microsoft.com/office/drawing/2016/5/12/chartex" xmlns:cx7="http://schemas.microsoft.com/office/drawing/2016/5/13/chartex" xmlns:cx8="http://schemas.microsoft.com/office/drawing/2016/5/14/chartex" xmlns:mc="http://schemas.openxmlformats.org/markup-compatibility/2006" xmlns:aink="http://schemas.microsoft.com/office/drawing/2016/ink" xmlns:am3d="http://schemas.microsoft.com/office/drawing/2017/model3d" xmlns:o="urn:schemas-microsoft-com:office:office" xmlns:oel="http://schemas.microsoft.com/office/2019/extlst" xmlns:r="http://schemas.openxmlformats.org/officeDocument/2006/relationships" xmlns:m="http://schemas.openxmlformats.org/officeDocument/2006/math" xmlns:v="urn:schemas-microsoft-com:vml" xmlns:wp14="http://schemas.microsoft.com/office/word/2010/wordprocessingDrawing" xmlns:wp="http://schemas.openxmlformats.org/drawingml/2006/wordprocessingDrawing" xmlns:w10="urn:schemas-microsoft-com:office:word" xmlns:w="http://schemas.openxmlformats.org/wordprocessingml/2006/main" xmlns:w14="http://schemas.microsoft.com/office/word/2010/wordml" xmlns:w15="http://schemas.microsoft.com/office/word/2012/wordml" xmlns:w16cex="http://schemas.microsoft.com/office/word/2018/wordml/cex" xmlns:w16cid="http://schemas.microsoft.com/office/word/2016/wordml/cid" xmlns:w16="http://schemas.microsoft.com/office/word/2018/wordml" xmlns:w16du="http://schemas.microsoft.com/office/word/2023/wordml/word16du" xmlns:w16sdtdh="http://schemas.microsoft.com/office/word/2020/wordml/sdtdatahash" xmlns:w16sdtfl="http://schemas.microsoft.com/office/word/2024/wordml/sdtformatlock" xmlns:w16se="http://schemas.microsoft.com/office/word/2015/wordml/symex" xmlns:wpg="http://schemas.microsoft.com/office/word/2010/wordprocessingGroup" xmlns:wpi="http://schemas.microsoft.com/office/word/2010/wordprocessingInk" xmlns:wne="http://schemas.microsoft.com/office/word/2006/wordml" xmlns:wps="http://schemas.microsoft.com/office/word/2010/wordprocessingShape" mc:Ignorable="w14 w15 w16se w16cid w16 w16cex w16sdtdh w16sdtfl w16du wp14">
-  <w:p>
-    <w:pPr>
-      <w:pStyle w:val="Header"/>
-    </w:pPr>
-  </w:p>
-</w:hdr>
-</file>
-
-<file path=word/header2.xml><?xml version="1.0" encoding="utf-8"?>
-<w:hdr xmlns:wpc="http://schemas.microsoft.com/office/word/2010/wordprocessingCanvas" xmlns:cx="http://schemas.microsoft.com/office/drawing/2014/chartex" xmlns:cx1="http://schemas.microsoft.com/office/drawing/2015/9/8/chartex" xmlns:cx2="http://schemas.microsoft.com/office/drawing/2015/10/21/chartex" xmlns:cx3="http://schemas.microsoft.com/office/drawing/2016/5/9/chartex" xmlns:cx4="http://schemas.microsoft.com/office/drawing/2016/5/10/chartex" xmlns:cx5="http://schemas.microsoft.com/office/drawing/2016/5/11/chartex" xmlns:cx6="http://schemas.microsoft.com/office/drawing/2016/5/12/chartex" xmlns:cx7="http://schemas.microsoft.com/office/drawing/2016/5/13/chartex" xmlns:cx8="http://schemas.microsoft.com/office/drawing/2016/5/14/chartex" xmlns:mc="http://schemas.openxmlformats.org/markup-compatibility/2006" xmlns:aink="http://schemas.microsoft.com/office/drawing/2016/ink" xmlns:am3d="http://schemas.microsoft.com/office/drawing/2017/model3d" xmlns:o="urn:schemas-microsoft-com:office:office" xmlns:oel="http://schemas.microsoft.com/office/2019/extlst" xmlns:r="http://schemas.openxmlformats.org/officeDocument/2006/relationships" xmlns:m="http://schemas.openxmlformats.org/officeDocument/2006/math" xmlns:v="urn:schemas-microsoft-com:vml" xmlns:wp14="http://schemas.microsoft.com/office/word/2010/wordprocessingDrawing" xmlns:wp="http://schemas.openxmlformats.org/drawingml/2006/wordprocessingDrawing" xmlns:w10="urn:schemas-microsoft-com:office:word" xmlns:w="http://schemas.openxmlformats.org/wordprocessingml/2006/main" xmlns:w14="http://schemas.microsoft.com/office/word/2010/wordml" xmlns:w15="http://schemas.microsoft.com/office/word/2012/wordml" xmlns:w16cex="http://schemas.microsoft.com/office/word/2018/wordml/cex" xmlns:w16cid="http://schemas.microsoft.com/office/word/2016/wordml/cid" xmlns:w16="http://schemas.microsoft.com/office/word/2018/wordml" xmlns:w16du="http://schemas.microsoft.com/office/word/2023/wordml/word16du" xmlns:w16sdtdh="http://schemas.microsoft.com/office/word/2020/wordml/sdtdatahash" xmlns:w16sdtfl="http://schemas.microsoft.com/office/word/2024/wordml/sdtformatlock" xmlns:w16se="http://schemas.microsoft.com/office/word/2015/wordml/symex" xmlns:wpg="http://schemas.microsoft.com/office/word/2010/wordprocessingGroup" xmlns:wpi="http://schemas.microsoft.com/office/word/2010/wordprocessingInk" xmlns:wne="http://schemas.microsoft.com/office/word/2006/wordml" xmlns:wps="http://schemas.microsoft.com/office/word/2010/wordprocessingShape" mc:Ignorable="w14 w15 w16se w16cid w16 w16cex w16sdtdh w16sdtfl w16du wp14">
-  <w:p>
-    <w:pPr>
-      <w:pStyle w:val="Header"/>
-    </w:pPr>
-  </w:p>
-</w:hdr>
-</file>
-
-<file path=word/header3.xml><?xml version="1.0" encoding="utf-8"?>
-<w:hdr xmlns:wpc="http://schemas.microsoft.com/office/word/2010/wordprocessingCanvas" xmlns:cx="http://schemas.microsoft.com/office/drawing/2014/chartex" xmlns:cx1="http://schemas.microsoft.com/office/drawing/2015/9/8/chartex" xmlns:cx2="http://schemas.microsoft.com/office/drawing/2015/10/21/chartex" xmlns:cx3="http://schemas.microsoft.com/office/drawing/2016/5/9/chartex" xmlns:cx4="http://schemas.microsoft.com/office/drawing/2016/5/10/chartex" xmlns:cx5="http://schemas.microsoft.com/office/drawing/2016/5/11/chartex" xmlns:cx6="http://schemas.microsoft.com/office/drawing/2016/5/12/chartex" xmlns:cx7="http://schemas.microsoft.com/office/drawing/2016/5/13/chartex" xmlns:cx8="http://schemas.microsoft.com/office/drawing/2016/5/14/chartex" xmlns:mc="http://schemas.openxmlformats.org/markup-compatibility/2006" xmlns:aink="http://schemas.microsoft.com/office/drawing/2016/ink" xmlns:am3d="http://schemas.microsoft.com/office/drawing/2017/model3d" xmlns:o="urn:schemas-microsoft-com:office:office" xmlns:oel="http://schemas.microsoft.com/office/2019/extlst" xmlns:r="http://schemas.openxmlformats.org/officeDocument/2006/relationships" xmlns:m="http://schemas.openxmlformats.org/officeDocument/2006/math" xmlns:v="urn:schemas-microsoft-com:vml" xmlns:wp14="http://schemas.microsoft.com/office/word/2010/wordprocessingDrawing" xmlns:wp="http://schemas.openxmlformats.org/drawingml/2006/wordprocessingDrawing" xmlns:w10="urn:schemas-microsoft-com:office:word" xmlns:w="http://schemas.openxmlformats.org/wordprocessingml/2006/main" xmlns:w14="http://schemas.microsoft.com/office/word/2010/wordml" xmlns:w15="http://schemas.microsoft.com/office/word/2012/wordml" xmlns:w16cex="http://schemas.microsoft.com/office/word/2018/wordml/cex" xmlns:w16cid="http://schemas.microsoft.com/office/word/2016/wordml/cid" xmlns:w16="http://schemas.microsoft.com/office/word/2018/wordml" xmlns:w16du="http://schemas.microsoft.com/office/word/2023/wordml/word16du" xmlns:w16sdtdh="http://schemas.microsoft.com/office/word/2020/wordml/sdtdatahash" xmlns:w16sdtfl="http://schemas.microsoft.com/office/word/2024/wordml/sdtformatlock" xmlns:w16se="http://schemas.microsoft.com/office/word/2015/wordml/symex" xmlns:wpg="http://schemas.microsoft.com/office/word/2010/wordprocessingGroup" xmlns:wpi="http://schemas.microsoft.com/office/word/2010/wordprocessingInk" xmlns:wne="http://schemas.microsoft.com/office/word/2006/wordml" xmlns:wps="http://schemas.microsoft.com/office/word/2010/wordprocessingShape" mc:Ignorable="w14 w15 w16se w16cid w16 w16cex w16sdtdh w16sdtfl w16du wp14">
-  <w:p>
-    <w:pPr>
-      <w:pStyle w:val="Header"/>
-    </w:pPr>
-  </w:p>
-</w:hdr>
 </file>
 
 <file path=word/numbering.xml><?xml version="1.0" encoding="utf-8"?>

--- a/2026-Q1/Resources/1Timothy2-Exegesis.docx
+++ b/2026-Q1/Resources/1Timothy2-Exegesis.docx
@@ -7973,7 +7973,7 @@
     <w:bookmarkEnd w:id="10"/>
     <w:p>
       <w:r>
-        <w:pict w14:anchorId="26344FDE">
+        <w:pict w14:anchorId="3BF546E3">
           <v:rect id="Rectangle 1" o:spid="_x0000_s2050" alt="" style="width:468pt;height:.05pt;visibility:visible;mso-wrap-style:square;mso-width-percent:0;mso-height-percent:0;mso-left-percent:-10001;mso-top-percent:-10001;mso-position-horizontal:absolute;mso-position-horizontal-relative:char;mso-position-vertical:absolute;mso-position-vertical-relative:line;mso-width-percent:0;mso-height-percent:0;mso-left-percent:-10001;mso-top-percent:-10001;v-text-anchor:top" filled="f">
             <o:lock v:ext="edit" aspectratio="t"/>
             <w10:anchorlock/>

--- a/2026-Q1/Resources/1Timothy2-Exegesis.docx
+++ b/2026-Q1/Resources/1Timothy2-Exegesis.docx
@@ -220,6 +220,79 @@
         <w:pStyle w:val="Heading1"/>
       </w:pPr>
       <w:r>
+        <w:t>The Big Questions</w:t>
+      </w:r>
+    </w:p>
+    <w:p>
+      <w:pPr>
+        <w:pStyle w:val="ListParagraph"/>
+        <w:numPr>
+          <w:ilvl w:val="0"/>
+          <w:numId w:val="74"/>
+        </w:numPr>
+      </w:pPr>
+      <w:r>
+        <w:t>Does the Apostle Paul herein place a prohibition on Christian women serving as teachers in a mixed-gender assembly?</w:t>
+      </w:r>
+    </w:p>
+    <w:p>
+      <w:pPr>
+        <w:pStyle w:val="ListParagraph"/>
+        <w:numPr>
+          <w:ilvl w:val="0"/>
+          <w:numId w:val="74"/>
+        </w:numPr>
+      </w:pPr>
+      <w:r>
+        <w:t>If so, is that prohibition local in time and place to the Ephesian church?</w:t>
+      </w:r>
+    </w:p>
+    <w:p>
+      <w:pPr>
+        <w:pStyle w:val="ListParagraph"/>
+        <w:numPr>
+          <w:ilvl w:val="0"/>
+          <w:numId w:val="74"/>
+        </w:numPr>
+      </w:pPr>
+      <w:r>
+        <w:t xml:space="preserve">Or, is the prohibition applicable to all Christian churches?  How did the early (e.g. prior to 300 A.D.) interpret and practice this passage?  What is the interpretive history of this passage by normative Christian </w:t>
+      </w:r>
+      <w:r>
+        <w:t>eldership?</w:t>
+      </w:r>
+    </w:p>
+    <w:p>
+      <w:pPr>
+        <w:pStyle w:val="ListParagraph"/>
+        <w:numPr>
+          <w:ilvl w:val="0"/>
+          <w:numId w:val="74"/>
+        </w:numPr>
+      </w:pPr>
+      <w:r>
+        <w:t>What is the relationship between women teaching and having authority?  Does the concept of authority modify the specific teaching scenario described?</w:t>
+      </w:r>
+    </w:p>
+    <w:p>
+      <w:pPr>
+        <w:pStyle w:val="ListParagraph"/>
+        <w:numPr>
+          <w:ilvl w:val="0"/>
+          <w:numId w:val="74"/>
+        </w:numPr>
+      </w:pPr>
+      <w:r>
+        <w:t>Contextually, what influence does this and other scripture place upon the roles of men and women in the church?</w:t>
+      </w:r>
+    </w:p>
+    <w:p/>
+    <w:p>
+      <w:pPr>
+        <w:pStyle w:val="Heading1"/>
+      </w:pPr>
+      <w:r>
+        <w:lastRenderedPageBreak/>
         <w:t>Paraphrases (not new translations, just</w:t>
       </w:r>
       <w:r>
@@ -327,9 +400,63 @@
           <w:sz w:val="22"/>
           <w:szCs w:val="22"/>
         </w:rPr>
-        <w:t xml:space="preserve">“In the same way, women should dress in a way that fits reverence for God, marked by modesty and self-control, not drawing attention through wealth or display, but through good works. A woman is to learn in a quiet, settled manner, with full submission to the church’s order. I am not permitting a woman to teach or to exercise authority over a man; rather, she is to remain in that quiet posture. This instruction rests on the pattern of creation, Adam was formed first, then Eve.  </w:t>
-      </w:r>
-      <w:r>
+        <w:t>“In the same way, women should dress in a way that fits reverence for God, marked by modesty and self-control, not drawing attention through wealth or display, but through good works. A woman is to learn in a quiet, settled manner, with full submission to the church’s order. I am not permitting a woman to teach or to exercise authority over a man; rather, she is to remain in that quiet posture. This instruction rests on the pattern of creation, Adam was formed first, then Eve.  And, on the account of the fall, where the woman was deceived and fell into transgression.  Yet she will be saved through childbearing, if they continue in faith, love, holiness, and self-control.”</w:t>
+      </w:r>
+    </w:p>
+    <w:p>
+      <w:pPr>
+        <w:pStyle w:val="NormalWeb"/>
+        <w:spacing w:before="0" w:beforeAutospacing="0" w:after="0" w:afterAutospacing="0"/>
+        <w:rPr>
+          <w:rFonts w:ascii="Calibri" w:hAnsi="Calibri" w:cs="Calibri"/>
+          <w:sz w:val="22"/>
+          <w:szCs w:val="22"/>
+        </w:rPr>
+      </w:pPr>
+    </w:p>
+    <w:p>
+      <w:pPr>
+        <w:pStyle w:val="NormalWeb"/>
+        <w:spacing w:before="0" w:beforeAutospacing="0" w:after="0" w:afterAutospacing="0"/>
+        <w:rPr>
+          <w:rFonts w:asciiTheme="minorHAnsi" w:hAnsiTheme="minorHAnsi" w:cs="Calibri"/>
+          <w:sz w:val="22"/>
+          <w:szCs w:val="22"/>
+        </w:rPr>
+      </w:pPr>
+      <w:r>
+        <w:rPr>
+          <w:rFonts w:asciiTheme="minorHAnsi" w:hAnsiTheme="minorHAnsi" w:cs="Calibri"/>
+          <w:sz w:val="22"/>
+          <w:szCs w:val="22"/>
+        </w:rPr>
+        <w:t>Here is a stripped-down paraphrase that follows the Greek structure and keeps interpretive smoothing to a minimum:</w:t>
+      </w:r>
+    </w:p>
+    <w:p>
+      <w:pPr>
+        <w:pStyle w:val="NormalWeb"/>
+        <w:spacing w:before="0" w:beforeAutospacing="0" w:after="0" w:afterAutospacing="0"/>
+        <w:rPr>
+          <w:rFonts w:ascii="Calibri" w:hAnsi="Calibri" w:cs="Calibri"/>
+          <w:sz w:val="22"/>
+          <w:szCs w:val="22"/>
+        </w:rPr>
+      </w:pPr>
+      <w:r>
+        <w:rPr>
+          <w:rFonts w:ascii="Calibri" w:hAnsi="Calibri" w:cs="Calibri"/>
+          <w:sz w:val="22"/>
+          <w:szCs w:val="22"/>
+        </w:rPr>
+        <w:t> </w:t>
+      </w:r>
+    </w:p>
+    <w:p>
+      <w:pPr>
+        <w:pStyle w:val="NormalWeb"/>
+        <w:spacing w:before="0" w:beforeAutospacing="0" w:after="0" w:afterAutospacing="0"/>
+        <w:ind w:left="720"/>
         <w:rPr>
           <w:rFonts w:ascii="Calibri" w:hAnsi="Calibri" w:cs="Calibri"/>
           <w:i/>
@@ -337,57 +464,16 @@
           <w:sz w:val="22"/>
           <w:szCs w:val="22"/>
         </w:rPr>
-        <w:lastRenderedPageBreak/>
-        <w:t>And, on the account of the fall, where the woman was deceived and fell into transgression.  Yet she will be saved through childbearing, if they continue in faith, love, holiness, and self-control.”</w:t>
-      </w:r>
-    </w:p>
-    <w:p>
-      <w:pPr>
-        <w:pStyle w:val="NormalWeb"/>
-        <w:spacing w:before="0" w:beforeAutospacing="0" w:after="0" w:afterAutospacing="0"/>
+      </w:pPr>
+      <w:r>
         <w:rPr>
           <w:rFonts w:ascii="Calibri" w:hAnsi="Calibri" w:cs="Calibri"/>
-          <w:sz w:val="22"/>
-          <w:szCs w:val="22"/>
-        </w:rPr>
-      </w:pPr>
-    </w:p>
-    <w:p>
-      <w:pPr>
-        <w:pStyle w:val="NormalWeb"/>
-        <w:spacing w:before="0" w:beforeAutospacing="0" w:after="0" w:afterAutospacing="0"/>
-        <w:rPr>
-          <w:rFonts w:asciiTheme="minorHAnsi" w:hAnsiTheme="minorHAnsi" w:cs="Calibri"/>
-          <w:sz w:val="22"/>
-          <w:szCs w:val="22"/>
-        </w:rPr>
-      </w:pPr>
-      <w:r>
-        <w:rPr>
-          <w:rFonts w:asciiTheme="minorHAnsi" w:hAnsiTheme="minorHAnsi" w:cs="Calibri"/>
-          <w:sz w:val="22"/>
-          <w:szCs w:val="22"/>
-        </w:rPr>
-        <w:t>Here is a stripped-down paraphrase that follows the Greek structure and keeps interpretive smoothing to a minimum:</w:t>
-      </w:r>
-    </w:p>
-    <w:p>
-      <w:pPr>
-        <w:pStyle w:val="NormalWeb"/>
-        <w:spacing w:before="0" w:beforeAutospacing="0" w:after="0" w:afterAutospacing="0"/>
-        <w:rPr>
-          <w:rFonts w:ascii="Calibri" w:hAnsi="Calibri" w:cs="Calibri"/>
-          <w:sz w:val="22"/>
-          <w:szCs w:val="22"/>
-        </w:rPr>
-      </w:pPr>
-      <w:r>
-        <w:rPr>
-          <w:rFonts w:ascii="Calibri" w:hAnsi="Calibri" w:cs="Calibri"/>
-          <w:sz w:val="22"/>
-          <w:szCs w:val="22"/>
-        </w:rPr>
-        <w:t> </w:t>
+          <w:i/>
+          <w:iCs/>
+          <w:sz w:val="22"/>
+          <w:szCs w:val="22"/>
+        </w:rPr>
+        <w:t>“In the same way, women are to adorn themselves in proper clothing, with modesty and self-control, not with braided hair and gold or pearls or costly garments, but with good works, which is fitting for women who profess reverence for God.</w:t>
       </w:r>
     </w:p>
     <w:p>
@@ -411,7 +497,7 @@
           <w:sz w:val="22"/>
           <w:szCs w:val="22"/>
         </w:rPr>
-        <w:t>“In the same way, women are to adorn themselves in proper clothing, with modesty and self-control, not with braided hair and gold or pearls or costly garments, but with good works, which is fitting for women who profess reverence for God.</w:t>
+        <w:t> </w:t>
       </w:r>
     </w:p>
     <w:p>
@@ -435,7 +521,7 @@
           <w:sz w:val="22"/>
           <w:szCs w:val="22"/>
         </w:rPr>
-        <w:t> </w:t>
+        <w:t>Let a woman learn in quietness, in all submission.</w:t>
       </w:r>
     </w:p>
     <w:p>
@@ -459,7 +545,7 @@
           <w:sz w:val="22"/>
           <w:szCs w:val="22"/>
         </w:rPr>
-        <w:t>Let a woman learn in quietness, in all submission.</w:t>
+        <w:t> </w:t>
       </w:r>
     </w:p>
     <w:p>
@@ -483,7 +569,7 @@
           <w:sz w:val="22"/>
           <w:szCs w:val="22"/>
         </w:rPr>
-        <w:t> </w:t>
+        <w:t>I am not permitting a woman to teach nor to exercise authority over a man, but to be in quietness.</w:t>
       </w:r>
     </w:p>
     <w:p>
@@ -507,7 +593,7 @@
           <w:sz w:val="22"/>
           <w:szCs w:val="22"/>
         </w:rPr>
-        <w:t>I am not permitting a woman to teach nor to exercise authority over a man, but to be in quietness.</w:t>
+        <w:t> </w:t>
       </w:r>
     </w:p>
     <w:p>
@@ -531,7 +617,7 @@
           <w:sz w:val="22"/>
           <w:szCs w:val="22"/>
         </w:rPr>
-        <w:t> </w:t>
+        <w:t>For Adam was formed first, then Eve. And Adam was not deceived, but the woman, having been deceived, came to be in transgression.</w:t>
       </w:r>
     </w:p>
     <w:p>
@@ -555,7 +641,7 @@
           <w:sz w:val="22"/>
           <w:szCs w:val="22"/>
         </w:rPr>
-        <w:t>For Adam was formed first, then Eve. And Adam was not deceived, but the woman, having been deceived, came to be in transgression.</w:t>
+        <w:t> </w:t>
       </w:r>
     </w:p>
     <w:p>
@@ -579,7 +665,7 @@
           <w:sz w:val="22"/>
           <w:szCs w:val="22"/>
         </w:rPr>
-        <w:t> </w:t>
+        <w:t>But she will be saved through childbearing, if they continue in faith and love and holiness with self-control.”</w:t>
       </w:r>
     </w:p>
     <w:p>
@@ -595,30 +681,49 @@
           <w:szCs w:val="22"/>
         </w:rPr>
       </w:pPr>
-      <w:r>
-        <w:rPr>
-          <w:rFonts w:ascii="Calibri" w:hAnsi="Calibri" w:cs="Calibri"/>
-          <w:i/>
-          <w:iCs/>
-          <w:sz w:val="22"/>
-          <w:szCs w:val="22"/>
-        </w:rPr>
-        <w:t>But she will be saved through childbearing, if they continue in faith and love and holiness with self-control.”</w:t>
-      </w:r>
     </w:p>
     <w:p>
       <w:pPr>
         <w:pStyle w:val="NormalWeb"/>
         <w:spacing w:before="0" w:beforeAutospacing="0" w:after="0" w:afterAutospacing="0"/>
-        <w:ind w:left="720"/>
-        <w:rPr>
-          <w:rFonts w:ascii="Calibri" w:hAnsi="Calibri" w:cs="Calibri"/>
-          <w:i/>
-          <w:iCs/>
-          <w:sz w:val="22"/>
-          <w:szCs w:val="22"/>
-        </w:rPr>
-      </w:pPr>
+        <w:rPr>
+          <w:rFonts w:asciiTheme="minorHAnsi" w:hAnsiTheme="minorHAnsi" w:cs="Calibri"/>
+          <w:sz w:val="22"/>
+          <w:szCs w:val="22"/>
+        </w:rPr>
+      </w:pPr>
+      <w:r>
+        <w:rPr>
+          <w:rFonts w:asciiTheme="minorHAnsi" w:hAnsiTheme="minorHAnsi" w:cs="Calibri"/>
+          <w:sz w:val="22"/>
+          <w:szCs w:val="22"/>
+        </w:rPr>
+        <w:t>Here is a</w:t>
+      </w:r>
+      <w:r>
+        <w:rPr>
+          <w:rFonts w:asciiTheme="minorHAnsi" w:hAnsiTheme="minorHAnsi" w:cs="Calibri"/>
+          <w:sz w:val="22"/>
+          <w:szCs w:val="22"/>
+        </w:rPr>
+        <w:t xml:space="preserve"> one-sentence attempt to capture the sentiment</w:t>
+      </w:r>
+      <w:r>
+        <w:rPr>
+          <w:rFonts w:asciiTheme="minorHAnsi" w:hAnsiTheme="minorHAnsi" w:cs="Calibri"/>
+          <w:sz w:val="22"/>
+          <w:szCs w:val="22"/>
+        </w:rPr>
+        <w:t xml:space="preserve"> of this scriptural passage</w:t>
+      </w:r>
+      <w:r>
+        <w:rPr>
+          <w:rFonts w:asciiTheme="minorHAnsi" w:hAnsiTheme="minorHAnsi" w:cs="Calibri"/>
+          <w:sz w:val="22"/>
+          <w:szCs w:val="22"/>
+        </w:rPr>
+        <w:t>:</w:t>
+      </w:r>
     </w:p>
     <w:p>
       <w:pPr>
@@ -630,49 +735,6 @@
           <w:szCs w:val="22"/>
         </w:rPr>
       </w:pPr>
-      <w:r>
-        <w:rPr>
-          <w:rFonts w:asciiTheme="minorHAnsi" w:hAnsiTheme="minorHAnsi" w:cs="Calibri"/>
-          <w:sz w:val="22"/>
-          <w:szCs w:val="22"/>
-        </w:rPr>
-        <w:t>Here is a</w:t>
-      </w:r>
-      <w:r>
-        <w:rPr>
-          <w:rFonts w:asciiTheme="minorHAnsi" w:hAnsiTheme="minorHAnsi" w:cs="Calibri"/>
-          <w:sz w:val="22"/>
-          <w:szCs w:val="22"/>
-        </w:rPr>
-        <w:t xml:space="preserve"> one-sentence attempt to capture the sentiment</w:t>
-      </w:r>
-      <w:r>
-        <w:rPr>
-          <w:rFonts w:asciiTheme="minorHAnsi" w:hAnsiTheme="minorHAnsi" w:cs="Calibri"/>
-          <w:sz w:val="22"/>
-          <w:szCs w:val="22"/>
-        </w:rPr>
-        <w:t xml:space="preserve"> of this scriptural passage</w:t>
-      </w:r>
-      <w:r>
-        <w:rPr>
-          <w:rFonts w:asciiTheme="minorHAnsi" w:hAnsiTheme="minorHAnsi" w:cs="Calibri"/>
-          <w:sz w:val="22"/>
-          <w:szCs w:val="22"/>
-        </w:rPr>
-        <w:t>:</w:t>
-      </w:r>
-    </w:p>
-    <w:p>
-      <w:pPr>
-        <w:pStyle w:val="NormalWeb"/>
-        <w:spacing w:before="0" w:beforeAutospacing="0" w:after="0" w:afterAutospacing="0"/>
-        <w:rPr>
-          <w:rFonts w:asciiTheme="minorHAnsi" w:hAnsiTheme="minorHAnsi" w:cs="Calibri"/>
-          <w:sz w:val="22"/>
-          <w:szCs w:val="22"/>
-        </w:rPr>
-      </w:pPr>
     </w:p>
     <w:p>
       <w:pPr>
@@ -695,6 +757,7 @@
         <w:pStyle w:val="Heading1"/>
       </w:pPr>
       <w:r>
+        <w:lastRenderedPageBreak/>
         <w:t>What does God want and why?</w:t>
       </w:r>
     </w:p>
@@ -898,16 +961,7 @@
           <w:sz w:val="22"/>
           <w:szCs w:val="22"/>
         </w:rPr>
-        <w:t xml:space="preserve">, suggesting that the original relationship between Adam and Eve symbolically anticipates the </w:t>
-      </w:r>
-      <w:r>
-        <w:rPr>
-          <w:rFonts w:ascii="Calibri" w:hAnsi="Calibri" w:cs="Calibri"/>
-          <w:sz w:val="22"/>
-          <w:szCs w:val="22"/>
-        </w:rPr>
-        <w:lastRenderedPageBreak/>
-        <w:t>union between Christ (the head) and His people (the bride). From this perspective, some aspects of church order may intentionally reflect this creational and redemptive pattern.</w:t>
+        <w:t>, suggesting that the original relationship between Adam and Eve symbolically anticipates the union between Christ (the head) and His people (the bride). From this perspective, some aspects of church order may intentionally reflect this creational and redemptive pattern.</w:t>
       </w:r>
     </w:p>
     <w:p>
@@ -1121,6 +1175,7 @@
           <w:szCs w:val="22"/>
           <w14:ligatures w14:val="none"/>
         </w:rPr>
+        <w:lastRenderedPageBreak/>
         <w:t>Topically</w:t>
       </w:r>
       <w:r>
@@ -1479,7 +1534,6 @@
         <w:pStyle w:val="Heading2"/>
       </w:pPr>
       <w:r>
-        <w:lastRenderedPageBreak/>
         <w:t>2) Verses 9–10: clothing, modesty, and “good works”</w:t>
       </w:r>
     </w:p>
@@ -2127,6 +2181,7 @@
         <w:pStyle w:val="Heading2"/>
       </w:pPr>
       <w:r>
+        <w:lastRenderedPageBreak/>
         <w:t>3) Verse 11: “let a woman learn” (often overlooked)</w:t>
       </w:r>
     </w:p>
@@ -2636,7 +2691,6 @@
         <w:pStyle w:val="Heading2"/>
       </w:pPr>
       <w:r>
-        <w:lastRenderedPageBreak/>
         <w:t>4) Verse 12: the crux (lexicon and syntax)</w:t>
       </w:r>
     </w:p>
@@ -4166,6 +4220,7 @@
           <w:szCs w:val="22"/>
           <w14:ligatures w14:val="none"/>
         </w:rPr>
+        <w:lastRenderedPageBreak/>
         <w:t>Does the second verb define the kind of teaching in view (a hendiadys-like effect: “teach in a domineering way”)?</w:t>
       </w:r>
       <w:r>
@@ -4442,7 +4497,6 @@
           <w:szCs w:val="22"/>
           <w14:ligatures w14:val="none"/>
         </w:rPr>
-        <w:lastRenderedPageBreak/>
         <w:t xml:space="preserve">v12 addresses a </w:t>
       </w:r>
       <w:r>
@@ -4923,6 +4977,7 @@
           <w:szCs w:val="22"/>
           <w14:ligatures w14:val="none"/>
         </w:rPr>
+        <w:lastRenderedPageBreak/>
         <w:t>then:</w:t>
       </w:r>
       <w:r>
@@ -5796,6 +5851,7 @@
           <w:szCs w:val="22"/>
           <w14:ligatures w14:val="none"/>
         </w:rPr>
+        <w:lastRenderedPageBreak/>
         <w:t>Women can pray and prophesy (1 Cor 11:5) with appropriate honor/order.</w:t>
       </w:r>
     </w:p>
@@ -6165,7 +6221,6 @@
           <w:szCs w:val="22"/>
           <w14:ligatures w14:val="none"/>
         </w:rPr>
-        <w:lastRenderedPageBreak/>
         <w:t>Redemption:</w:t>
       </w:r>
       <w:r>
@@ -6567,6 +6622,7 @@
       <w:bookmarkStart w:id="4" w:name="Xdbc9840e73b3cc4758d3d6405531703b25136a3"/>
       <w:bookmarkEnd w:id="3"/>
       <w:r>
+        <w:lastRenderedPageBreak/>
         <w:t>Internal passages bearing on teaching, authority, women, and local problems</w:t>
       </w:r>
     </w:p>
@@ -6698,7 +6754,6 @@
         <w:pStyle w:val="BodyText"/>
       </w:pPr>
       <w:r>
-        <w:lastRenderedPageBreak/>
         <w:t xml:space="preserve">In 2:9–10 Paul targets women’s adornment using culturally recognizable markers of </w:t>
       </w:r>
       <w:r>
@@ -7060,7 +7115,11 @@
         <w:t>συχία</w:t>
       </w:r>
       <w:r>
-        <w:t xml:space="preserve"> denotes “stillness…quietness/silence” (not bustling/meddling). </w:t>
+        <w:t xml:space="preserve"> denotes “stillness…quietness/silence” (not </w:t>
+      </w:r>
+      <w:r>
+        <w:lastRenderedPageBreak/>
+        <w:t xml:space="preserve">bustling/meddling). </w:t>
       </w:r>
       <w:hyperlink r:id="rId18">
         <w:r>
@@ -7223,11 +7282,7 @@
         </w:r>
       </w:hyperlink>
       <w:r>
-        <w:t xml:space="preserve"> This structure makes 2:11–12 read less like an isolated cultural accommodation and more like a boundary condition </w:t>
-      </w:r>
-      <w:r>
-        <w:lastRenderedPageBreak/>
-        <w:t xml:space="preserve">for who may occupy the congregation-shaping teaching/authority space that chapter 3 immediately regulates (“able to teach,” 3:2). </w:t>
+        <w:t xml:space="preserve"> This structure makes 2:11–12 read less like an isolated cultural accommodation and more like a boundary condition for who may occupy the congregation-shaping teaching/authority space that chapter 3 immediately regulates (“able to teach,” 3:2). </w:t>
       </w:r>
       <w:hyperlink r:id="rId23">
         <w:r>
@@ -7532,6 +7587,7 @@
               <w:pStyle w:val="Compact"/>
             </w:pPr>
             <w:r>
+              <w:lastRenderedPageBreak/>
               <w:t>2:11–12</w:t>
             </w:r>
           </w:p>
@@ -7820,11 +7876,7 @@
         <w:t>Primarily cultural/Ephesian</w:t>
       </w:r>
       <w:r>
-        <w:t xml:space="preserve"> (strongest internal case): Ephesus is named as the site of false teaching (1:3), and the letter later depicts some women (younger widows) as enmeshed in house-to-house speech patterns that open doors to sin and satanic deviation </w:t>
-      </w:r>
-      <w:r>
-        <w:lastRenderedPageBreak/>
-        <w:t xml:space="preserve">(5:13–15); therefore 2:11–12 could be a stabilizing measure amid local deception and disorder. </w:t>
+        <w:t xml:space="preserve"> (strongest internal case): Ephesus is named as the site of false teaching (1:3), and the letter later depicts some women (younger widows) as enmeshed in house-to-house speech patterns that open doors to sin and satanic deviation (5:13–15); therefore 2:11–12 could be a stabilizing measure amid local deception and disorder. </w:t>
       </w:r>
       <w:hyperlink r:id="rId32">
         <w:r>
@@ -7973,7 +8025,7 @@
     <w:bookmarkEnd w:id="10"/>
     <w:p>
       <w:r>
-        <w:pict w14:anchorId="3BF546E3">
+        <w:pict w14:anchorId="7CBD5C49">
           <v:rect id="Rectangle 1" o:spid="_x0000_s2050" alt="" style="width:468pt;height:.05pt;visibility:visible;mso-wrap-style:square;mso-width-percent:0;mso-height-percent:0;mso-left-percent:-10001;mso-top-percent:-10001;mso-position-horizontal:absolute;mso-position-horizontal-relative:char;mso-position-vertical:absolute;mso-position-vertical-relative:line;mso-width-percent:0;mso-height-percent:0;mso-left-percent:-10001;mso-top-percent:-10001;v-text-anchor:top" filled="f">
             <o:lock v:ext="edit" aspectratio="t"/>
             <w10:anchorlock/>
@@ -22215,6 +22267,119 @@
     </w:lvl>
   </w:abstractNum>
   <w:abstractNum w:abstractNumId="59" w15:restartNumberingAfterBreak="0">
+    <w:nsid w:val="6B01630B"/>
+    <w:multiLevelType w:val="hybridMultilevel"/>
+    <w:tmpl w:val="DAD6C934"/>
+    <w:lvl w:ilvl="0" w:tplc="04090001">
+      <w:start w:val="1"/>
+      <w:numFmt w:val="bullet"/>
+      <w:lvlText w:val=""/>
+      <w:lvlJc w:val="left"/>
+      <w:pPr>
+        <w:ind w:left="720" w:hanging="360"/>
+      </w:pPr>
+      <w:rPr>
+        <w:rFonts w:ascii="Symbol" w:hAnsi="Symbol" w:hint="default"/>
+      </w:rPr>
+    </w:lvl>
+    <w:lvl w:ilvl="1" w:tplc="04090003" w:tentative="1">
+      <w:start w:val="1"/>
+      <w:numFmt w:val="bullet"/>
+      <w:lvlText w:val="o"/>
+      <w:lvlJc w:val="left"/>
+      <w:pPr>
+        <w:ind w:left="1440" w:hanging="360"/>
+      </w:pPr>
+      <w:rPr>
+        <w:rFonts w:ascii="Courier New" w:hAnsi="Courier New" w:cs="Courier New" w:hint="default"/>
+      </w:rPr>
+    </w:lvl>
+    <w:lvl w:ilvl="2" w:tplc="04090005" w:tentative="1">
+      <w:start w:val="1"/>
+      <w:numFmt w:val="bullet"/>
+      <w:lvlText w:val=""/>
+      <w:lvlJc w:val="left"/>
+      <w:pPr>
+        <w:ind w:left="2160" w:hanging="360"/>
+      </w:pPr>
+      <w:rPr>
+        <w:rFonts w:ascii="Wingdings" w:hAnsi="Wingdings" w:hint="default"/>
+      </w:rPr>
+    </w:lvl>
+    <w:lvl w:ilvl="3" w:tplc="04090001" w:tentative="1">
+      <w:start w:val="1"/>
+      <w:numFmt w:val="bullet"/>
+      <w:lvlText w:val=""/>
+      <w:lvlJc w:val="left"/>
+      <w:pPr>
+        <w:ind w:left="2880" w:hanging="360"/>
+      </w:pPr>
+      <w:rPr>
+        <w:rFonts w:ascii="Symbol" w:hAnsi="Symbol" w:hint="default"/>
+      </w:rPr>
+    </w:lvl>
+    <w:lvl w:ilvl="4" w:tplc="04090003" w:tentative="1">
+      <w:start w:val="1"/>
+      <w:numFmt w:val="bullet"/>
+      <w:lvlText w:val="o"/>
+      <w:lvlJc w:val="left"/>
+      <w:pPr>
+        <w:ind w:left="3600" w:hanging="360"/>
+      </w:pPr>
+      <w:rPr>
+        <w:rFonts w:ascii="Courier New" w:hAnsi="Courier New" w:cs="Courier New" w:hint="default"/>
+      </w:rPr>
+    </w:lvl>
+    <w:lvl w:ilvl="5" w:tplc="04090005" w:tentative="1">
+      <w:start w:val="1"/>
+      <w:numFmt w:val="bullet"/>
+      <w:lvlText w:val=""/>
+      <w:lvlJc w:val="left"/>
+      <w:pPr>
+        <w:ind w:left="4320" w:hanging="360"/>
+      </w:pPr>
+      <w:rPr>
+        <w:rFonts w:ascii="Wingdings" w:hAnsi="Wingdings" w:hint="default"/>
+      </w:rPr>
+    </w:lvl>
+    <w:lvl w:ilvl="6" w:tplc="04090001" w:tentative="1">
+      <w:start w:val="1"/>
+      <w:numFmt w:val="bullet"/>
+      <w:lvlText w:val=""/>
+      <w:lvlJc w:val="left"/>
+      <w:pPr>
+        <w:ind w:left="5040" w:hanging="360"/>
+      </w:pPr>
+      <w:rPr>
+        <w:rFonts w:ascii="Symbol" w:hAnsi="Symbol" w:hint="default"/>
+      </w:rPr>
+    </w:lvl>
+    <w:lvl w:ilvl="7" w:tplc="04090003" w:tentative="1">
+      <w:start w:val="1"/>
+      <w:numFmt w:val="bullet"/>
+      <w:lvlText w:val="o"/>
+      <w:lvlJc w:val="left"/>
+      <w:pPr>
+        <w:ind w:left="5760" w:hanging="360"/>
+      </w:pPr>
+      <w:rPr>
+        <w:rFonts w:ascii="Courier New" w:hAnsi="Courier New" w:cs="Courier New" w:hint="default"/>
+      </w:rPr>
+    </w:lvl>
+    <w:lvl w:ilvl="8" w:tplc="04090005" w:tentative="1">
+      <w:start w:val="1"/>
+      <w:numFmt w:val="bullet"/>
+      <w:lvlText w:val=""/>
+      <w:lvlJc w:val="left"/>
+      <w:pPr>
+        <w:ind w:left="6480" w:hanging="360"/>
+      </w:pPr>
+      <w:rPr>
+        <w:rFonts w:ascii="Wingdings" w:hAnsi="Wingdings" w:hint="default"/>
+      </w:rPr>
+    </w:lvl>
+  </w:abstractNum>
+  <w:abstractNum w:abstractNumId="60" w15:restartNumberingAfterBreak="0">
     <w:nsid w:val="6B4F054D"/>
     <w:multiLevelType w:val="multilevel"/>
     <w:tmpl w:val="0EF2B75E"/>
@@ -22363,7 +22528,7 @@
       </w:rPr>
     </w:lvl>
   </w:abstractNum>
-  <w:abstractNum w:abstractNumId="60" w15:restartNumberingAfterBreak="0">
+  <w:abstractNum w:abstractNumId="61" w15:restartNumberingAfterBreak="0">
     <w:nsid w:val="6C8A30FA"/>
     <w:multiLevelType w:val="multilevel"/>
     <w:tmpl w:val="68A4BE86"/>
@@ -22512,7 +22677,7 @@
       </w:rPr>
     </w:lvl>
   </w:abstractNum>
-  <w:abstractNum w:abstractNumId="61" w15:restartNumberingAfterBreak="0">
+  <w:abstractNum w:abstractNumId="62" w15:restartNumberingAfterBreak="0">
     <w:nsid w:val="6CF70537"/>
     <w:multiLevelType w:val="hybridMultilevel"/>
     <w:tmpl w:val="60529780"/>
@@ -22625,7 +22790,7 @@
       </w:rPr>
     </w:lvl>
   </w:abstractNum>
-  <w:abstractNum w:abstractNumId="62" w15:restartNumberingAfterBreak="0">
+  <w:abstractNum w:abstractNumId="63" w15:restartNumberingAfterBreak="0">
     <w:nsid w:val="6D0B0C9C"/>
     <w:multiLevelType w:val="multilevel"/>
     <w:tmpl w:val="FC4CAA22"/>
@@ -22774,7 +22939,7 @@
       </w:rPr>
     </w:lvl>
   </w:abstractNum>
-  <w:abstractNum w:abstractNumId="63" w15:restartNumberingAfterBreak="0">
+  <w:abstractNum w:abstractNumId="64" w15:restartNumberingAfterBreak="0">
     <w:nsid w:val="6FEF04F0"/>
     <w:multiLevelType w:val="hybridMultilevel"/>
     <w:tmpl w:val="4BC65996"/>
@@ -22887,7 +23052,7 @@
       </w:rPr>
     </w:lvl>
   </w:abstractNum>
-  <w:abstractNum w:abstractNumId="64" w15:restartNumberingAfterBreak="0">
+  <w:abstractNum w:abstractNumId="65" w15:restartNumberingAfterBreak="0">
     <w:nsid w:val="706947E4"/>
     <w:multiLevelType w:val="hybridMultilevel"/>
     <w:tmpl w:val="927AE01A"/>
@@ -23000,7 +23165,7 @@
       </w:rPr>
     </w:lvl>
   </w:abstractNum>
-  <w:abstractNum w:abstractNumId="65" w15:restartNumberingAfterBreak="0">
+  <w:abstractNum w:abstractNumId="66" w15:restartNumberingAfterBreak="0">
     <w:nsid w:val="709E1E66"/>
     <w:multiLevelType w:val="multilevel"/>
     <w:tmpl w:val="CA885734"/>
@@ -23149,7 +23314,7 @@
       </w:rPr>
     </w:lvl>
   </w:abstractNum>
-  <w:abstractNum w:abstractNumId="66" w15:restartNumberingAfterBreak="0">
+  <w:abstractNum w:abstractNumId="67" w15:restartNumberingAfterBreak="0">
     <w:nsid w:val="7237025E"/>
     <w:multiLevelType w:val="multilevel"/>
     <w:tmpl w:val="1A2EDD60"/>
@@ -23298,7 +23463,7 @@
       </w:rPr>
     </w:lvl>
   </w:abstractNum>
-  <w:abstractNum w:abstractNumId="67" w15:restartNumberingAfterBreak="0">
+  <w:abstractNum w:abstractNumId="68" w15:restartNumberingAfterBreak="0">
     <w:nsid w:val="738916AF"/>
     <w:multiLevelType w:val="hybridMultilevel"/>
     <w:tmpl w:val="FB047B68"/>
@@ -23411,7 +23576,7 @@
       </w:rPr>
     </w:lvl>
   </w:abstractNum>
-  <w:abstractNum w:abstractNumId="68" w15:restartNumberingAfterBreak="0">
+  <w:abstractNum w:abstractNumId="69" w15:restartNumberingAfterBreak="0">
     <w:nsid w:val="753A788C"/>
     <w:multiLevelType w:val="hybridMultilevel"/>
     <w:tmpl w:val="C47AF512"/>
@@ -23524,7 +23689,7 @@
       </w:rPr>
     </w:lvl>
   </w:abstractNum>
-  <w:abstractNum w:abstractNumId="69" w15:restartNumberingAfterBreak="0">
+  <w:abstractNum w:abstractNumId="70" w15:restartNumberingAfterBreak="0">
     <w:nsid w:val="78E4123F"/>
     <w:multiLevelType w:val="multilevel"/>
     <w:tmpl w:val="73E0CBDC"/>
@@ -23673,7 +23838,7 @@
       </w:rPr>
     </w:lvl>
   </w:abstractNum>
-  <w:abstractNum w:abstractNumId="70" w15:restartNumberingAfterBreak="0">
+  <w:abstractNum w:abstractNumId="71" w15:restartNumberingAfterBreak="0">
     <w:nsid w:val="7A706F81"/>
     <w:multiLevelType w:val="hybridMultilevel"/>
     <w:tmpl w:val="CB88AA00"/>
@@ -23786,7 +23951,7 @@
       </w:rPr>
     </w:lvl>
   </w:abstractNum>
-  <w:abstractNum w:abstractNumId="71" w15:restartNumberingAfterBreak="0">
+  <w:abstractNum w:abstractNumId="72" w15:restartNumberingAfterBreak="0">
     <w:nsid w:val="7D353214"/>
     <w:multiLevelType w:val="hybridMultilevel"/>
     <w:tmpl w:val="CF98B528"/>
@@ -23899,7 +24064,7 @@
       </w:rPr>
     </w:lvl>
   </w:abstractNum>
-  <w:abstractNum w:abstractNumId="72" w15:restartNumberingAfterBreak="0">
+  <w:abstractNum w:abstractNumId="73" w15:restartNumberingAfterBreak="0">
     <w:nsid w:val="7E2528D5"/>
     <w:multiLevelType w:val="hybridMultilevel"/>
     <w:tmpl w:val="7F821CC6"/>
@@ -24049,7 +24214,7 @@
     <w:abstractNumId w:val="2"/>
   </w:num>
   <w:num w:numId="12" w16cid:durableId="916279949">
-    <w:abstractNumId w:val="66"/>
+    <w:abstractNumId w:val="67"/>
   </w:num>
   <w:num w:numId="13" w16cid:durableId="1916088287">
     <w:abstractNumId w:val="38"/>
@@ -24070,7 +24235,7 @@
     </w:lvlOverride>
   </w:num>
   <w:num w:numId="17" w16cid:durableId="622150428">
-    <w:abstractNumId w:val="59"/>
+    <w:abstractNumId w:val="60"/>
   </w:num>
   <w:num w:numId="18" w16cid:durableId="1593663517">
     <w:abstractNumId w:val="43"/>
@@ -24088,7 +24253,7 @@
     <w:abstractNumId w:val="30"/>
   </w:num>
   <w:num w:numId="22" w16cid:durableId="1240405972">
-    <w:abstractNumId w:val="60"/>
+    <w:abstractNumId w:val="61"/>
   </w:num>
   <w:num w:numId="23" w16cid:durableId="713848152">
     <w:abstractNumId w:val="42"/>
@@ -24103,7 +24268,7 @@
     <w:abstractNumId w:val="21"/>
   </w:num>
   <w:num w:numId="27" w16cid:durableId="779834821">
-    <w:abstractNumId w:val="69"/>
+    <w:abstractNumId w:val="70"/>
   </w:num>
   <w:num w:numId="28" w16cid:durableId="1144390122">
     <w:abstractNumId w:val="32"/>
@@ -24124,16 +24289,16 @@
     <w:abstractNumId w:val="11"/>
   </w:num>
   <w:num w:numId="34" w16cid:durableId="160898366">
-    <w:abstractNumId w:val="71"/>
+    <w:abstractNumId w:val="72"/>
   </w:num>
   <w:num w:numId="35" w16cid:durableId="603614301">
-    <w:abstractNumId w:val="68"/>
+    <w:abstractNumId w:val="69"/>
   </w:num>
   <w:num w:numId="36" w16cid:durableId="1312447282">
     <w:abstractNumId w:val="41"/>
   </w:num>
   <w:num w:numId="37" w16cid:durableId="2076319705">
-    <w:abstractNumId w:val="61"/>
+    <w:abstractNumId w:val="62"/>
   </w:num>
   <w:num w:numId="38" w16cid:durableId="1956053824">
     <w:abstractNumId w:val="44"/>
@@ -24157,10 +24322,10 @@
     <w:abstractNumId w:val="53"/>
   </w:num>
   <w:num w:numId="45" w16cid:durableId="1733040418">
-    <w:abstractNumId w:val="65"/>
+    <w:abstractNumId w:val="66"/>
   </w:num>
   <w:num w:numId="46" w16cid:durableId="793136257">
-    <w:abstractNumId w:val="62"/>
+    <w:abstractNumId w:val="63"/>
   </w:num>
   <w:num w:numId="47" w16cid:durableId="1928268410">
     <w:abstractNumId w:val="7"/>
@@ -24172,13 +24337,13 @@
     <w:abstractNumId w:val="14"/>
   </w:num>
   <w:num w:numId="50" w16cid:durableId="1359163941">
-    <w:abstractNumId w:val="64"/>
+    <w:abstractNumId w:val="65"/>
   </w:num>
   <w:num w:numId="51" w16cid:durableId="2062287721">
     <w:abstractNumId w:val="10"/>
   </w:num>
   <w:num w:numId="52" w16cid:durableId="1609964985">
-    <w:abstractNumId w:val="67"/>
+    <w:abstractNumId w:val="68"/>
   </w:num>
   <w:num w:numId="53" w16cid:durableId="1726829911">
     <w:abstractNumId w:val="33"/>
@@ -24190,7 +24355,7 @@
     <w:abstractNumId w:val="24"/>
   </w:num>
   <w:num w:numId="56" w16cid:durableId="327563921">
-    <w:abstractNumId w:val="72"/>
+    <w:abstractNumId w:val="73"/>
   </w:num>
   <w:num w:numId="57" w16cid:durableId="142547506">
     <w:abstractNumId w:val="20"/>
@@ -24202,7 +24367,7 @@
     <w:abstractNumId w:val="39"/>
   </w:num>
   <w:num w:numId="60" w16cid:durableId="1975482592">
-    <w:abstractNumId w:val="63"/>
+    <w:abstractNumId w:val="64"/>
   </w:num>
   <w:num w:numId="61" w16cid:durableId="350912206">
     <w:abstractNumId w:val="58"/>
@@ -24235,13 +24400,16 @@
     <w:abstractNumId w:val="34"/>
   </w:num>
   <w:num w:numId="71" w16cid:durableId="24261488">
-    <w:abstractNumId w:val="70"/>
+    <w:abstractNumId w:val="71"/>
   </w:num>
   <w:num w:numId="72" w16cid:durableId="349261719">
     <w:abstractNumId w:val="22"/>
   </w:num>
   <w:num w:numId="73" w16cid:durableId="347759930">
     <w:abstractNumId w:val="36"/>
+  </w:num>
+  <w:num w:numId="74" w16cid:durableId="793451397">
+    <w:abstractNumId w:val="59"/>
   </w:num>
 </w:numbering>
 </file>

--- a/2026-Q1/Resources/1Timothy2-Exegesis.docx
+++ b/2026-Q1/Resources/1Timothy2-Exegesis.docx
@@ -38,7 +38,7 @@
         <w:t>April</w:t>
       </w:r>
       <w:r>
-        <w:t>, 2026</w:t>
+        <w:t xml:space="preserve"> 2026</w:t>
       </w:r>
     </w:p>
     <w:p>
@@ -246,6 +246,9 @@
       <w:r>
         <w:t>If so, is that prohibition local in time and place to the Ephesian church?</w:t>
       </w:r>
+      <w:r>
+        <w:t xml:space="preserve">  Is the apparent prohibition only temporary and local or is it permanent and universal?</w:t>
+      </w:r>
     </w:p>
     <w:p>
       <w:pPr>
@@ -256,7 +259,16 @@
         </w:numPr>
       </w:pPr>
       <w:r>
-        <w:t xml:space="preserve">Or, is the prohibition applicable to all Christian churches?  How did the early (e.g. prior to 300 A.D.) interpret and practice this passage?  What is the interpretive history of this passage by normative Christian </w:t>
+        <w:t>Is</w:t>
+      </w:r>
+      <w:r>
+        <w:t xml:space="preserve"> the prohibition applicable to all Christian churches?  How did the early </w:t>
+      </w:r>
+      <w:r>
+        <w:t>church</w:t>
+      </w:r>
+      <w:r>
+        <w:t xml:space="preserve"> interpret and practice this passage?  What is the interpretive history of this passage by normative Christian </w:t>
       </w:r>
       <w:r>
         <w:t>eldership?</w:t>
@@ -311,8 +323,6 @@
           <w:i/>
           <w:iCs/>
           <w:kern w:val="0"/>
-          <w:sz w:val="22"/>
-          <w:szCs w:val="22"/>
           <w14:ligatures w14:val="none"/>
         </w:rPr>
       </w:pPr>
@@ -322,11 +332,9 @@
           <w:i/>
           <w:iCs/>
           <w:kern w:val="0"/>
-          <w:sz w:val="22"/>
-          <w:szCs w:val="22"/>
-          <w14:ligatures w14:val="none"/>
-        </w:rPr>
-        <w:t>“In the same way, women should present themselves modestly and with self-control, not showcasing wealth, but showcasing good works that match reverence for God.  A woman should receive teaching, in a calm and receptive posture.  I’m not permitting a woman to function as the teacher who authoritatively directs men (nor to domineer in any way); instead, she should remain in that calm learner posture.  This is connected to the creation pattern (Adam formed first; roles assigned to both Adam and Eve) and to the way deception played out at the Fall (with judgements placed upon both man and woman).  Women are not shut out of salvation nor honor; rather, they live out deliverance as they persevere in faith, love, holiness, and self-control, even in ordinary embodied life such as childbearing.”</w:t>
+          <w14:ligatures w14:val="none"/>
+        </w:rPr>
+        <w:t>In the same way, women should present themselves modestly and with self-control, not showcasing wealth, but showcasing good works that match reverence for God.  A woman should receive teaching, in a calm and receptive posture.  I’m not permitting a woman to function as the teacher who authoritatively directs men (nor to domineer in any way); instead, she should remain in that calm learner posture.  This is connected to the creation pattern (Adam formed first; roles assigned to both Adam and Eve) and to the way deception played out at the Fall (with judgements placed upon both man and woman).  Women are not shut out of salvation nor honor; rather, they live out deliverance as they persevere in faith, love, holiness, and self-control, even in ordinary embodied life such as childbearing.</w:t>
       </w:r>
     </w:p>
     <w:p>
@@ -335,8 +343,6 @@
         <w:rPr>
           <w:rFonts w:eastAsia="Times New Roman" w:cs="Calibri"/>
           <w:kern w:val="0"/>
-          <w:sz w:val="22"/>
-          <w:szCs w:val="22"/>
           <w14:ligatures w14:val="none"/>
         </w:rPr>
       </w:pPr>
@@ -347,15 +353,11 @@
         <w:spacing w:before="0" w:beforeAutospacing="0" w:after="0" w:afterAutospacing="0"/>
         <w:rPr>
           <w:rFonts w:asciiTheme="minorHAnsi" w:hAnsiTheme="minorHAnsi" w:cs="Calibri"/>
-          <w:sz w:val="22"/>
-          <w:szCs w:val="22"/>
         </w:rPr>
       </w:pPr>
       <w:r>
         <w:rPr>
           <w:rFonts w:asciiTheme="minorHAnsi" w:hAnsiTheme="minorHAnsi" w:cs="Calibri"/>
-          <w:sz w:val="22"/>
-          <w:szCs w:val="22"/>
         </w:rPr>
         <w:t>Here is a tighter paraphrase, keeping closer to the flow of the text and the logic of 1 Timothy:</w:t>
       </w:r>
@@ -366,15 +368,11 @@
         <w:spacing w:before="0" w:beforeAutospacing="0" w:after="0" w:afterAutospacing="0"/>
         <w:rPr>
           <w:rFonts w:ascii="Calibri" w:hAnsi="Calibri" w:cs="Calibri"/>
-          <w:sz w:val="22"/>
-          <w:szCs w:val="22"/>
         </w:rPr>
       </w:pPr>
       <w:r>
         <w:rPr>
           <w:rFonts w:ascii="Calibri" w:hAnsi="Calibri" w:cs="Calibri"/>
-          <w:sz w:val="22"/>
-          <w:szCs w:val="22"/>
         </w:rPr>
         <w:t> </w:t>
       </w:r>
@@ -388,8 +386,6 @@
           <w:rFonts w:ascii="Calibri" w:hAnsi="Calibri" w:cs="Calibri"/>
           <w:i/>
           <w:iCs/>
-          <w:sz w:val="22"/>
-          <w:szCs w:val="22"/>
         </w:rPr>
       </w:pPr>
       <w:r>
@@ -397,10 +393,16 @@
           <w:rFonts w:ascii="Calibri" w:hAnsi="Calibri" w:cs="Calibri"/>
           <w:i/>
           <w:iCs/>
-          <w:sz w:val="22"/>
-          <w:szCs w:val="22"/>
-        </w:rPr>
-        <w:t>“In the same way, women should dress in a way that fits reverence for God, marked by modesty and self-control, not drawing attention through wealth or display, but through good works. A woman is to learn in a quiet, settled manner, with full submission to the church’s order. I am not permitting a woman to teach or to exercise authority over a man; rather, she is to remain in that quiet posture. This instruction rests on the pattern of creation, Adam was formed first, then Eve.  And, on the account of the fall, where the woman was deceived and fell into transgression.  Yet she will be saved through childbearing, if they continue in faith, love, holiness, and self-control.”</w:t>
+        </w:rPr>
+        <w:t>In the same way, women should dress in a way that fits reverence for God, marked by modesty and self-control, not drawing attention through wealth or display, but through good works. A woman is to learn in a quiet, settled manner, with full submission to the church’s order. I am not permitting a woman to teach or to exercise authority over a man; rather, she is to remain in that quiet posture. This instruction rests on the pattern of creation, Adam was formed first, then Eve.  And, on the account of the fall, where the woman was deceived and fell into transgression.  Yet she will be saved through childbearing, if they continue in faith, love, holiness, and self-</w:t>
+      </w:r>
+      <w:r>
+        <w:rPr>
+          <w:rFonts w:ascii="Calibri" w:hAnsi="Calibri" w:cs="Calibri"/>
+          <w:i/>
+          <w:iCs/>
+        </w:rPr>
+        <w:t>control.</w:t>
       </w:r>
     </w:p>
     <w:p>
@@ -409,8 +411,6 @@
         <w:spacing w:before="0" w:beforeAutospacing="0" w:after="0" w:afterAutospacing="0"/>
         <w:rPr>
           <w:rFonts w:ascii="Calibri" w:hAnsi="Calibri" w:cs="Calibri"/>
-          <w:sz w:val="22"/>
-          <w:szCs w:val="22"/>
         </w:rPr>
       </w:pPr>
     </w:p>
@@ -420,15 +420,11 @@
         <w:spacing w:before="0" w:beforeAutospacing="0" w:after="0" w:afterAutospacing="0"/>
         <w:rPr>
           <w:rFonts w:asciiTheme="minorHAnsi" w:hAnsiTheme="minorHAnsi" w:cs="Calibri"/>
-          <w:sz w:val="22"/>
-          <w:szCs w:val="22"/>
         </w:rPr>
       </w:pPr>
       <w:r>
         <w:rPr>
           <w:rFonts w:asciiTheme="minorHAnsi" w:hAnsiTheme="minorHAnsi" w:cs="Calibri"/>
-          <w:sz w:val="22"/>
-          <w:szCs w:val="22"/>
         </w:rPr>
         <w:t>Here is a stripped-down paraphrase that follows the Greek structure and keeps interpretive smoothing to a minimum:</w:t>
       </w:r>
@@ -439,15 +435,11 @@
         <w:spacing w:before="0" w:beforeAutospacing="0" w:after="0" w:afterAutospacing="0"/>
         <w:rPr>
           <w:rFonts w:ascii="Calibri" w:hAnsi="Calibri" w:cs="Calibri"/>
-          <w:sz w:val="22"/>
-          <w:szCs w:val="22"/>
         </w:rPr>
       </w:pPr>
       <w:r>
         <w:rPr>
           <w:rFonts w:ascii="Calibri" w:hAnsi="Calibri" w:cs="Calibri"/>
-          <w:sz w:val="22"/>
-          <w:szCs w:val="22"/>
         </w:rPr>
         <w:t> </w:t>
       </w:r>
@@ -461,8 +453,6 @@
           <w:rFonts w:ascii="Calibri" w:hAnsi="Calibri" w:cs="Calibri"/>
           <w:i/>
           <w:iCs/>
-          <w:sz w:val="22"/>
-          <w:szCs w:val="22"/>
         </w:rPr>
       </w:pPr>
       <w:r>
@@ -470,10 +460,8 @@
           <w:rFonts w:ascii="Calibri" w:hAnsi="Calibri" w:cs="Calibri"/>
           <w:i/>
           <w:iCs/>
-          <w:sz w:val="22"/>
-          <w:szCs w:val="22"/>
-        </w:rPr>
-        <w:t>“In the same way, women are to adorn themselves in proper clothing, with modesty and self-control, not with braided hair and gold or pearls or costly garments, but with good works, which is fitting for women who profess reverence for God.</w:t>
+        </w:rPr>
+        <w:t>In the same way, women are to adorn themselves in proper clothing, with modesty and self-control, not with braided hair and gold or pearls or costly garments, but with good works, which is fitting for women who profess reverence for God.</w:t>
       </w:r>
     </w:p>
     <w:p>
@@ -485,8 +473,6 @@
           <w:rFonts w:ascii="Calibri" w:hAnsi="Calibri" w:cs="Calibri"/>
           <w:i/>
           <w:iCs/>
-          <w:sz w:val="22"/>
-          <w:szCs w:val="22"/>
         </w:rPr>
       </w:pPr>
       <w:r>
@@ -494,8 +480,6 @@
           <w:rFonts w:ascii="Calibri" w:hAnsi="Calibri" w:cs="Calibri"/>
           <w:i/>
           <w:iCs/>
-          <w:sz w:val="22"/>
-          <w:szCs w:val="22"/>
         </w:rPr>
         <w:t> </w:t>
       </w:r>
@@ -509,8 +493,6 @@
           <w:rFonts w:ascii="Calibri" w:hAnsi="Calibri" w:cs="Calibri"/>
           <w:i/>
           <w:iCs/>
-          <w:sz w:val="22"/>
-          <w:szCs w:val="22"/>
         </w:rPr>
       </w:pPr>
       <w:r>
@@ -518,8 +500,6 @@
           <w:rFonts w:ascii="Calibri" w:hAnsi="Calibri" w:cs="Calibri"/>
           <w:i/>
           <w:iCs/>
-          <w:sz w:val="22"/>
-          <w:szCs w:val="22"/>
         </w:rPr>
         <w:t>Let a woman learn in quietness, in all submission.</w:t>
       </w:r>
@@ -533,8 +513,6 @@
           <w:rFonts w:ascii="Calibri" w:hAnsi="Calibri" w:cs="Calibri"/>
           <w:i/>
           <w:iCs/>
-          <w:sz w:val="22"/>
-          <w:szCs w:val="22"/>
         </w:rPr>
       </w:pPr>
       <w:r>
@@ -542,8 +520,6 @@
           <w:rFonts w:ascii="Calibri" w:hAnsi="Calibri" w:cs="Calibri"/>
           <w:i/>
           <w:iCs/>
-          <w:sz w:val="22"/>
-          <w:szCs w:val="22"/>
         </w:rPr>
         <w:t> </w:t>
       </w:r>
@@ -557,8 +533,6 @@
           <w:rFonts w:ascii="Calibri" w:hAnsi="Calibri" w:cs="Calibri"/>
           <w:i/>
           <w:iCs/>
-          <w:sz w:val="22"/>
-          <w:szCs w:val="22"/>
         </w:rPr>
       </w:pPr>
       <w:r>
@@ -566,8 +540,6 @@
           <w:rFonts w:ascii="Calibri" w:hAnsi="Calibri" w:cs="Calibri"/>
           <w:i/>
           <w:iCs/>
-          <w:sz w:val="22"/>
-          <w:szCs w:val="22"/>
         </w:rPr>
         <w:t>I am not permitting a woman to teach nor to exercise authority over a man, but to be in quietness.</w:t>
       </w:r>
@@ -581,8 +553,6 @@
           <w:rFonts w:ascii="Calibri" w:hAnsi="Calibri" w:cs="Calibri"/>
           <w:i/>
           <w:iCs/>
-          <w:sz w:val="22"/>
-          <w:szCs w:val="22"/>
         </w:rPr>
       </w:pPr>
       <w:r>
@@ -590,8 +560,6 @@
           <w:rFonts w:ascii="Calibri" w:hAnsi="Calibri" w:cs="Calibri"/>
           <w:i/>
           <w:iCs/>
-          <w:sz w:val="22"/>
-          <w:szCs w:val="22"/>
         </w:rPr>
         <w:t> </w:t>
       </w:r>
@@ -605,8 +573,6 @@
           <w:rFonts w:ascii="Calibri" w:hAnsi="Calibri" w:cs="Calibri"/>
           <w:i/>
           <w:iCs/>
-          <w:sz w:val="22"/>
-          <w:szCs w:val="22"/>
         </w:rPr>
       </w:pPr>
       <w:r>
@@ -614,8 +580,6 @@
           <w:rFonts w:ascii="Calibri" w:hAnsi="Calibri" w:cs="Calibri"/>
           <w:i/>
           <w:iCs/>
-          <w:sz w:val="22"/>
-          <w:szCs w:val="22"/>
         </w:rPr>
         <w:t>For Adam was formed first, then Eve. And Adam was not deceived, but the woman, having been deceived, came to be in transgression.</w:t>
       </w:r>
@@ -629,8 +593,6 @@
           <w:rFonts w:ascii="Calibri" w:hAnsi="Calibri" w:cs="Calibri"/>
           <w:i/>
           <w:iCs/>
-          <w:sz w:val="22"/>
-          <w:szCs w:val="22"/>
         </w:rPr>
       </w:pPr>
       <w:r>
@@ -638,8 +600,6 @@
           <w:rFonts w:ascii="Calibri" w:hAnsi="Calibri" w:cs="Calibri"/>
           <w:i/>
           <w:iCs/>
-          <w:sz w:val="22"/>
-          <w:szCs w:val="22"/>
         </w:rPr>
         <w:t> </w:t>
       </w:r>
@@ -653,8 +613,6 @@
           <w:rFonts w:ascii="Calibri" w:hAnsi="Calibri" w:cs="Calibri"/>
           <w:i/>
           <w:iCs/>
-          <w:sz w:val="22"/>
-          <w:szCs w:val="22"/>
         </w:rPr>
       </w:pPr>
       <w:r>
@@ -662,10 +620,8 @@
           <w:rFonts w:ascii="Calibri" w:hAnsi="Calibri" w:cs="Calibri"/>
           <w:i/>
           <w:iCs/>
-          <w:sz w:val="22"/>
-          <w:szCs w:val="22"/>
-        </w:rPr>
-        <w:t>But she will be saved through childbearing, if they continue in faith and love and holiness with self-control.”</w:t>
+        </w:rPr>
+        <w:t>But she will be saved through childbearing, if they continue in faith and love and holiness with self-control.</w:t>
       </w:r>
     </w:p>
     <w:p>
@@ -677,8 +633,6 @@
           <w:rFonts w:ascii="Calibri" w:hAnsi="Calibri" w:cs="Calibri"/>
           <w:i/>
           <w:iCs/>
-          <w:sz w:val="22"/>
-          <w:szCs w:val="22"/>
         </w:rPr>
       </w:pPr>
     </w:p>
@@ -688,41 +642,78 @@
         <w:spacing w:before="0" w:beforeAutospacing="0" w:after="0" w:afterAutospacing="0"/>
         <w:rPr>
           <w:rFonts w:asciiTheme="minorHAnsi" w:hAnsiTheme="minorHAnsi" w:cs="Calibri"/>
-          <w:sz w:val="22"/>
-          <w:szCs w:val="22"/>
         </w:rPr>
       </w:pPr>
       <w:r>
         <w:rPr>
           <w:rFonts w:asciiTheme="minorHAnsi" w:hAnsiTheme="minorHAnsi" w:cs="Calibri"/>
-          <w:sz w:val="22"/>
-          <w:szCs w:val="22"/>
-        </w:rPr>
-        <w:t>Here is a</w:t>
+        </w:rPr>
+        <w:lastRenderedPageBreak/>
+        <w:t xml:space="preserve">The above paraphrases may be considered </w:t>
       </w:r>
       <w:r>
         <w:rPr>
           <w:rFonts w:asciiTheme="minorHAnsi" w:hAnsiTheme="minorHAnsi" w:cs="Calibri"/>
-          <w:sz w:val="22"/>
-          <w:szCs w:val="22"/>
-        </w:rPr>
-        <w:t xml:space="preserve"> one-sentence attempt to capture the sentiment</w:t>
+        </w:rPr>
+        <w:t xml:space="preserve">historically </w:t>
       </w:r>
       <w:r>
         <w:rPr>
           <w:rFonts w:asciiTheme="minorHAnsi" w:hAnsiTheme="minorHAnsi" w:cs="Calibri"/>
-          <w:sz w:val="22"/>
-          <w:szCs w:val="22"/>
-        </w:rPr>
-        <w:t xml:space="preserve"> of this scriptural passage</w:t>
+        </w:rPr>
+        <w:t xml:space="preserve">normative and categorically </w:t>
       </w:r>
       <w:r>
         <w:rPr>
           <w:rFonts w:asciiTheme="minorHAnsi" w:hAnsiTheme="minorHAnsi" w:cs="Calibri"/>
-          <w:sz w:val="22"/>
-          <w:szCs w:val="22"/>
-        </w:rPr>
-        <w:t>:</w:t>
+          <w:i/>
+          <w:iCs/>
+        </w:rPr>
+        <w:t>complementarian</w:t>
+      </w:r>
+      <w:r>
+        <w:rPr>
+          <w:rFonts w:asciiTheme="minorHAnsi" w:hAnsiTheme="minorHAnsi" w:cs="Calibri"/>
+        </w:rPr>
+        <w:t xml:space="preserve"> relative to the role of women in mixed-gender church assembly.  Conversely, here is a </w:t>
+      </w:r>
+      <w:r>
+        <w:rPr>
+          <w:rFonts w:asciiTheme="minorHAnsi" w:hAnsiTheme="minorHAnsi" w:cs="Calibri"/>
+        </w:rPr>
+        <w:t xml:space="preserve">modern and </w:t>
+      </w:r>
+      <w:r>
+        <w:rPr>
+          <w:rFonts w:asciiTheme="minorHAnsi" w:hAnsiTheme="minorHAnsi" w:cs="Calibri"/>
+        </w:rPr>
+        <w:t>categorically</w:t>
+      </w:r>
+      <w:r>
+        <w:rPr>
+          <w:rFonts w:asciiTheme="minorHAnsi" w:hAnsiTheme="minorHAnsi" w:cs="Calibri"/>
+        </w:rPr>
+        <w:t xml:space="preserve"> </w:t>
+      </w:r>
+      <w:r>
+        <w:rPr>
+          <w:rFonts w:asciiTheme="minorHAnsi" w:hAnsiTheme="minorHAnsi" w:cs="Calibri"/>
+          <w:i/>
+          <w:iCs/>
+        </w:rPr>
+        <w:t>egalitarian</w:t>
+      </w:r>
+      <w:r>
+        <w:rPr>
+          <w:rFonts w:asciiTheme="minorHAnsi" w:hAnsiTheme="minorHAnsi" w:cs="Calibri"/>
+        </w:rPr>
+        <w:t xml:space="preserve"> paraphrase of just verses 11-12.  By comparison, notice the shift to a temporary</w:t>
+      </w:r>
+      <w:r>
+        <w:rPr>
+          <w:rFonts w:asciiTheme="minorHAnsi" w:hAnsiTheme="minorHAnsi" w:cs="Calibri"/>
+        </w:rPr>
+        <w:t xml:space="preserve"> prohibition in this translation.</w:t>
       </w:r>
     </w:p>
     <w:p>
@@ -731,237 +722,272 @@
         <w:spacing w:before="0" w:beforeAutospacing="0" w:after="0" w:afterAutospacing="0"/>
         <w:rPr>
           <w:rFonts w:asciiTheme="minorHAnsi" w:hAnsiTheme="minorHAnsi" w:cs="Calibri"/>
-          <w:sz w:val="22"/>
-          <w:szCs w:val="22"/>
-        </w:rPr>
-      </w:pPr>
-    </w:p>
-    <w:p>
-      <w:pPr>
-        <w:ind w:left="720"/>
-        <w:rPr>
-          <w:b/>
-          <w:bCs/>
-        </w:rPr>
-      </w:pPr>
-      <w:r>
-        <w:rPr>
-          <w:b/>
-          <w:bCs/>
-        </w:rPr>
-        <w:t>So, if Paul regulates order in the assembly, it likely reflects not anxiety about women, but a vision of restored creation order under Christ.</w:t>
-      </w:r>
-    </w:p>
-    <w:p>
-      <w:pPr>
-        <w:pStyle w:val="Heading1"/>
-      </w:pPr>
-      <w:r>
-        <w:lastRenderedPageBreak/>
-        <w:t>What does God want and why?</w:t>
-      </w:r>
+        </w:rPr>
+      </w:pPr>
     </w:p>
     <w:p>
       <w:pPr>
         <w:pStyle w:val="NormalWeb"/>
         <w:spacing w:before="0" w:beforeAutospacing="0" w:after="0" w:afterAutospacing="0"/>
+        <w:ind w:left="720"/>
         <w:rPr>
           <w:rFonts w:ascii="Calibri" w:hAnsi="Calibri" w:cs="Calibri"/>
-          <w:sz w:val="22"/>
-          <w:szCs w:val="22"/>
+          <w:i/>
+          <w:iCs/>
         </w:rPr>
       </w:pPr>
       <w:r>
         <w:rPr>
           <w:rFonts w:ascii="Calibri" w:hAnsi="Calibri" w:cs="Calibri"/>
-          <w:sz w:val="22"/>
-          <w:szCs w:val="22"/>
-        </w:rPr>
-        <w:t xml:space="preserve">The biblical discussion of roles in the church must be understood within the larger storyline of Scripture: </w:t>
+          <w:i/>
+          <w:iCs/>
+        </w:rPr>
+        <w:t xml:space="preserve">Let a woman learn, with a quiet demeanor and full receptiveness to the teaching. But I am </w:t>
       </w:r>
       <w:r>
         <w:rPr>
           <w:rFonts w:ascii="Calibri" w:hAnsi="Calibri" w:cs="Calibri"/>
           <w:b/>
           <w:bCs/>
-          <w:sz w:val="22"/>
-          <w:szCs w:val="22"/>
-        </w:rPr>
-        <w:t>creation, fall, redemption, and new creation</w:t>
+          <w:i/>
+          <w:iCs/>
+        </w:rPr>
+        <w:t>not</w:t>
       </w:r>
       <w:r>
         <w:rPr>
           <w:rFonts w:ascii="Calibri" w:hAnsi="Calibri" w:cs="Calibri"/>
-          <w:sz w:val="22"/>
-          <w:szCs w:val="22"/>
-        </w:rPr>
-        <w:t xml:space="preserve">. In Genesis 1–2, men and women are created equally in the image of God and share the mandate to rule the earth. At the same time, the creation narrative introduces an </w:t>
+          <w:i/>
+          <w:iCs/>
+        </w:rPr>
+        <w:t xml:space="preserve"> </w:t>
       </w:r>
       <w:r>
         <w:rPr>
           <w:rFonts w:ascii="Calibri" w:hAnsi="Calibri" w:cs="Calibri"/>
           <w:b/>
           <w:bCs/>
-          <w:sz w:val="22"/>
-          <w:szCs w:val="22"/>
-        </w:rPr>
-        <w:t>ordered partnership</w:t>
+          <w:i/>
+          <w:iCs/>
+        </w:rPr>
+        <w:t>currently</w:t>
       </w:r>
       <w:r>
         <w:rPr>
           <w:rFonts w:ascii="Calibri" w:hAnsi="Calibri" w:cs="Calibri"/>
-          <w:sz w:val="22"/>
-          <w:szCs w:val="22"/>
-        </w:rPr>
-        <w:t xml:space="preserve">, Adam is formed first and Eve is created from him as a corresponding helper. This differentiation exists </w:t>
+          <w:i/>
+          <w:iCs/>
+        </w:rPr>
+        <w:t xml:space="preserve"> permitting a woman to teach in a domineering manner over a man, rather she is to learn receptively</w:t>
+      </w:r>
+      <w:r>
+        <w:rPr>
+          <w:rFonts w:ascii="Calibri" w:hAnsi="Calibri" w:cs="Calibri"/>
+          <w:i/>
+          <w:iCs/>
+        </w:rPr>
+        <w:t>.</w:t>
+      </w:r>
+    </w:p>
+    <w:p>
+      <w:pPr>
+        <w:pStyle w:val="NormalWeb"/>
+        <w:spacing w:before="0" w:beforeAutospacing="0" w:after="0" w:afterAutospacing="0"/>
+        <w:ind w:left="720"/>
+        <w:rPr>
+          <w:rFonts w:ascii="Calibri" w:hAnsi="Calibri" w:cs="Calibri"/>
+          <w:i/>
+          <w:iCs/>
+        </w:rPr>
+      </w:pPr>
+      <w:r>
+        <w:rPr>
+          <w:rFonts w:ascii="Calibri" w:hAnsi="Calibri" w:cs="Calibri"/>
+          <w:i/>
+          <w:iCs/>
+        </w:rPr>
+        <w:t> </w:t>
+      </w:r>
+      <w:r>
+        <w:rPr>
+          <w:rFonts w:asciiTheme="minorHAnsi" w:hAnsiTheme="minorHAnsi" w:cs="Calibri"/>
+        </w:rPr>
+        <w:t xml:space="preserve">  </w:t>
+      </w:r>
+    </w:p>
+    <w:p>
+      <w:pPr>
+        <w:pStyle w:val="NormalWeb"/>
+        <w:spacing w:before="0" w:beforeAutospacing="0" w:after="0" w:afterAutospacing="0"/>
+        <w:rPr>
+          <w:rFonts w:asciiTheme="minorHAnsi" w:hAnsiTheme="minorHAnsi" w:cs="Calibri"/>
+        </w:rPr>
+      </w:pPr>
+      <w:r>
+        <w:rPr>
+          <w:rFonts w:asciiTheme="minorHAnsi" w:hAnsiTheme="minorHAnsi" w:cs="Calibri"/>
+        </w:rPr>
+        <w:t>Here is a one-sentence attempt to capture the sentiment</w:t>
+      </w:r>
+      <w:r>
+        <w:rPr>
+          <w:rFonts w:asciiTheme="minorHAnsi" w:hAnsiTheme="minorHAnsi" w:cs="Calibri"/>
+        </w:rPr>
+        <w:t xml:space="preserve"> of this scriptural passage</w:t>
+      </w:r>
+      <w:r>
+        <w:rPr>
+          <w:rFonts w:asciiTheme="minorHAnsi" w:hAnsiTheme="minorHAnsi" w:cs="Calibri"/>
+        </w:rPr>
+        <w:t>:</w:t>
+      </w:r>
+    </w:p>
+    <w:p>
+      <w:pPr>
+        <w:pStyle w:val="NormalWeb"/>
+        <w:spacing w:before="0" w:beforeAutospacing="0" w:after="0" w:afterAutospacing="0"/>
+        <w:rPr>
+          <w:rFonts w:asciiTheme="minorHAnsi" w:hAnsiTheme="minorHAnsi" w:cs="Calibri"/>
+        </w:rPr>
+      </w:pPr>
+    </w:p>
+    <w:p>
+      <w:pPr>
+        <w:ind w:left="720"/>
+        <w:rPr>
+          <w:b/>
+          <w:bCs/>
+        </w:rPr>
+      </w:pPr>
+      <w:r>
+        <w:rPr>
+          <w:b/>
+          <w:bCs/>
+        </w:rPr>
+        <w:t>So, if Paul regulates order in the assembly, it likely reflects not anxiety about women, but a vision of restored creation order under Christ.</w:t>
+      </w:r>
+    </w:p>
+    <w:p>
+      <w:pPr>
+        <w:pStyle w:val="Heading1"/>
+      </w:pPr>
+      <w:r>
+        <w:t>What does God want and why?</w:t>
+      </w:r>
+    </w:p>
+    <w:p>
+      <w:pPr>
+        <w:pStyle w:val="NormalWeb"/>
+        <w:spacing w:before="0" w:beforeAutospacing="0" w:after="0" w:afterAutospacing="0"/>
+        <w:rPr>
+          <w:rFonts w:ascii="Calibri" w:hAnsi="Calibri" w:cs="Calibri"/>
+        </w:rPr>
+      </w:pPr>
+      <w:r>
+        <w:rPr>
+          <w:rFonts w:ascii="Calibri" w:hAnsi="Calibri" w:cs="Calibri"/>
+        </w:rPr>
+        <w:t xml:space="preserve">The biblical discussion of roles in the church must be understood within the larger storyline of Scripture: </w:t>
       </w:r>
       <w:r>
         <w:rPr>
           <w:rFonts w:ascii="Calibri" w:hAnsi="Calibri" w:cs="Calibri"/>
           <w:b/>
           <w:bCs/>
-          <w:sz w:val="22"/>
-          <w:szCs w:val="22"/>
-        </w:rPr>
-        <w:t>before the fall</w:t>
+        </w:rPr>
+        <w:t>creation, fall, redemption, and new creation</w:t>
       </w:r>
       <w:r>
         <w:rPr>
           <w:rFonts w:ascii="Calibri" w:hAnsi="Calibri" w:cs="Calibri"/>
-          <w:sz w:val="22"/>
-          <w:szCs w:val="22"/>
-        </w:rPr>
-        <w:t>, indicating that male–female distinction is part of God’s good design rather than a product of sin.</w:t>
-      </w:r>
-    </w:p>
-    <w:p>
-      <w:pPr>
-        <w:pStyle w:val="NormalWeb"/>
-        <w:spacing w:before="0" w:beforeAutospacing="0" w:after="0" w:afterAutospacing="0"/>
-        <w:rPr>
-          <w:rFonts w:ascii="Calibri" w:hAnsi="Calibri" w:cs="Calibri"/>
-          <w:sz w:val="22"/>
-          <w:szCs w:val="22"/>
-        </w:rPr>
-      </w:pPr>
-      <w:r>
-        <w:rPr>
-          <w:rFonts w:ascii="Calibri" w:hAnsi="Calibri" w:cs="Calibri"/>
-          <w:sz w:val="22"/>
-          <w:szCs w:val="22"/>
-        </w:rPr>
-        <w:t> </w:t>
-      </w:r>
-    </w:p>
-    <w:p>
-      <w:pPr>
-        <w:pStyle w:val="NormalWeb"/>
-        <w:spacing w:before="0" w:beforeAutospacing="0" w:after="0" w:afterAutospacing="0"/>
-        <w:rPr>
-          <w:rFonts w:ascii="Calibri" w:hAnsi="Calibri" w:cs="Calibri"/>
-          <w:sz w:val="22"/>
-          <w:szCs w:val="22"/>
-        </w:rPr>
-      </w:pPr>
-      <w:r>
-        <w:rPr>
-          <w:rFonts w:ascii="Calibri" w:hAnsi="Calibri" w:cs="Calibri"/>
-          <w:sz w:val="22"/>
-          <w:szCs w:val="22"/>
-        </w:rPr>
-        <w:t xml:space="preserve">The fall in Genesis 3 introduces disorder into this relationship. The serpent deceives Eve, Adam fails to guard, and the created harmony collapses into mistrust and domination. Subsequent angelic rebellions leverage similar disordering tactics (Gen 6; Gen 11). Paul later appeals to this narrative (1 Tim 2:13–14) not to assert female inferiority but to illustrate how </w:t>
+        </w:rPr>
+        <w:t xml:space="preserve">. In Genesis 1–2, men and women are created equally in the image of God and share the mandate to rule the earth. At the same time, the creation narrative introduces an </w:t>
       </w:r>
       <w:r>
         <w:rPr>
           <w:rFonts w:ascii="Calibri" w:hAnsi="Calibri" w:cs="Calibri"/>
           <w:b/>
           <w:bCs/>
-          <w:sz w:val="22"/>
-          <w:szCs w:val="22"/>
-        </w:rPr>
-        <w:t>deception and disorder can enter when God’s design is disrupted</w:t>
+        </w:rPr>
+        <w:t>ordered partnership</w:t>
       </w:r>
       <w:r>
         <w:rPr>
           <w:rFonts w:ascii="Calibri" w:hAnsi="Calibri" w:cs="Calibri"/>
-          <w:sz w:val="22"/>
-          <w:szCs w:val="22"/>
-        </w:rPr>
-        <w:t>. In the church, where false teaching threatens the community, Paul emphasizes guarding doctrinal authority and maintaining ordered relationships.</w:t>
-      </w:r>
-    </w:p>
-    <w:p>
-      <w:pPr>
-        <w:pStyle w:val="NormalWeb"/>
-        <w:spacing w:before="0" w:beforeAutospacing="0" w:after="0" w:afterAutospacing="0"/>
+        </w:rPr>
+        <w:t xml:space="preserve">, Adam is formed first and Eve is created </w:t>
+      </w:r>
+      <w:proofErr w:type="gramStart"/>
+      <w:r>
         <w:rPr>
           <w:rFonts w:ascii="Calibri" w:hAnsi="Calibri" w:cs="Calibri"/>
-          <w:sz w:val="22"/>
-          <w:szCs w:val="22"/>
-        </w:rPr>
-      </w:pPr>
+        </w:rPr>
+        <w:t>from</w:t>
+      </w:r>
+      <w:proofErr w:type="gramEnd"/>
       <w:r>
         <w:rPr>
           <w:rFonts w:ascii="Calibri" w:hAnsi="Calibri" w:cs="Calibri"/>
-          <w:sz w:val="22"/>
-          <w:szCs w:val="22"/>
-        </w:rPr>
-        <w:t> </w:t>
-      </w:r>
-    </w:p>
-    <w:p>
-      <w:pPr>
-        <w:pStyle w:val="NormalWeb"/>
-        <w:spacing w:before="0" w:beforeAutospacing="0" w:after="0" w:afterAutospacing="0"/>
-        <w:rPr>
-          <w:rFonts w:ascii="Calibri" w:hAnsi="Calibri" w:cs="Calibri"/>
-          <w:sz w:val="22"/>
-          <w:szCs w:val="22"/>
-        </w:rPr>
-      </w:pPr>
-      <w:r>
-        <w:rPr>
-          <w:rFonts w:ascii="Calibri" w:hAnsi="Calibri" w:cs="Calibri"/>
-          <w:sz w:val="22"/>
-          <w:szCs w:val="22"/>
-        </w:rPr>
-        <w:t xml:space="preserve">Paul’s theology also frames Adam as a </w:t>
+        </w:rPr>
+        <w:t xml:space="preserve"> him as a corresponding helper. This differentiation exists </w:t>
       </w:r>
       <w:r>
         <w:rPr>
           <w:rFonts w:ascii="Calibri" w:hAnsi="Calibri" w:cs="Calibri"/>
           <w:b/>
           <w:bCs/>
-          <w:sz w:val="22"/>
-          <w:szCs w:val="22"/>
-        </w:rPr>
-        <w:t>type of Christ</w:t>
+        </w:rPr>
+        <w:t>before the fall</w:t>
       </w:r>
       <w:r>
         <w:rPr>
           <w:rFonts w:ascii="Calibri" w:hAnsi="Calibri" w:cs="Calibri"/>
-          <w:sz w:val="22"/>
-          <w:szCs w:val="22"/>
-        </w:rPr>
-        <w:t xml:space="preserve"> (Rom 5:14), the “last Adam” who restores humanity through obedience. In Ephesians 5, Paul connects the Genesis marriage pattern to </w:t>
+        </w:rPr>
+        <w:t>, indicating that male–female distinction is part of God’s good design rather than a product of sin.</w:t>
+      </w:r>
+    </w:p>
+    <w:p>
+      <w:pPr>
+        <w:pStyle w:val="NormalWeb"/>
+        <w:spacing w:before="0" w:beforeAutospacing="0" w:after="0" w:afterAutospacing="0"/>
+        <w:rPr>
+          <w:rFonts w:ascii="Calibri" w:hAnsi="Calibri" w:cs="Calibri"/>
+        </w:rPr>
+      </w:pPr>
+      <w:r>
+        <w:rPr>
+          <w:rFonts w:ascii="Calibri" w:hAnsi="Calibri" w:cs="Calibri"/>
+        </w:rPr>
+        <w:t> </w:t>
+      </w:r>
+    </w:p>
+    <w:p>
+      <w:pPr>
+        <w:pStyle w:val="NormalWeb"/>
+        <w:spacing w:before="0" w:beforeAutospacing="0" w:after="0" w:afterAutospacing="0"/>
+        <w:rPr>
+          <w:rFonts w:ascii="Calibri" w:hAnsi="Calibri" w:cs="Calibri"/>
+        </w:rPr>
+      </w:pPr>
+      <w:r>
+        <w:rPr>
+          <w:rFonts w:ascii="Calibri" w:hAnsi="Calibri" w:cs="Calibri"/>
+        </w:rPr>
+        <w:t xml:space="preserve">The fall in Genesis 3 introduces disorder into this relationship. The serpent deceives Eve, Adam fails to guard, and the created harmony collapses into mistrust and domination. Subsequent angelic rebellions leverage similar disordering tactics (Gen 6; Gen 11). Paul later appeals to this narrative (1 Tim 2:13–14) not to assert female inferiority but to illustrate how </w:t>
       </w:r>
       <w:r>
         <w:rPr>
           <w:rFonts w:ascii="Calibri" w:hAnsi="Calibri" w:cs="Calibri"/>
           <w:b/>
           <w:bCs/>
-          <w:sz w:val="22"/>
-          <w:szCs w:val="22"/>
-        </w:rPr>
-        <w:t>Christ and the church</w:t>
+        </w:rPr>
+        <w:t>deception and disorder can enter when God’s design is disrupted</w:t>
       </w:r>
       <w:r>
         <w:rPr>
           <w:rFonts w:ascii="Calibri" w:hAnsi="Calibri" w:cs="Calibri"/>
-          <w:sz w:val="22"/>
-          <w:szCs w:val="22"/>
-        </w:rPr>
-        <w:t>, suggesting that the original relationship between Adam and Eve symbolically anticipates the union between Christ (the head) and His people (the bride). From this perspective, some aspects of church order may intentionally reflect this creational and redemptive pattern.</w:t>
+        </w:rPr>
+        <w:t>. In the church, where false teaching threatens the community, Paul emphasizes guarding doctrinal authority and maintaining ordered relationships.</w:t>
       </w:r>
     </w:p>
     <w:p>
@@ -970,15 +996,11 @@
         <w:spacing w:before="0" w:beforeAutospacing="0" w:after="0" w:afterAutospacing="0"/>
         <w:rPr>
           <w:rFonts w:ascii="Calibri" w:hAnsi="Calibri" w:cs="Calibri"/>
-          <w:sz w:val="22"/>
-          <w:szCs w:val="22"/>
         </w:rPr>
       </w:pPr>
       <w:r>
         <w:rPr>
           <w:rFonts w:ascii="Calibri" w:hAnsi="Calibri" w:cs="Calibri"/>
-          <w:sz w:val="22"/>
-          <w:szCs w:val="22"/>
         </w:rPr>
         <w:t> </w:t>
       </w:r>
@@ -989,89 +1011,134 @@
         <w:spacing w:before="0" w:beforeAutospacing="0" w:after="0" w:afterAutospacing="0"/>
         <w:rPr>
           <w:rFonts w:ascii="Calibri" w:hAnsi="Calibri" w:cs="Calibri"/>
-          <w:sz w:val="22"/>
-          <w:szCs w:val="22"/>
         </w:rPr>
       </w:pPr>
       <w:r>
         <w:rPr>
           <w:rFonts w:ascii="Calibri" w:hAnsi="Calibri" w:cs="Calibri"/>
-          <w:sz w:val="22"/>
-          <w:szCs w:val="22"/>
-        </w:rPr>
-        <w:t xml:space="preserve">Scripture shows that God’s desire for His people is ordered unity, where men and women together reflect His image and serve His purposes under His authority. From the beginning, God designed humanity to live and work in partnership while honoring the order He established in creation. In the life of the church, this order protects the community from confusion and deception and keeps the focus on faithfulness to God’s truth. The instruction in 1 Timothy 2 is therefore best understood not as silencing participation, but as guarding the responsibility of </w:t>
+        </w:rPr>
+        <w:t xml:space="preserve">Paul’s theology also frames Adam as a </w:t>
       </w:r>
       <w:r>
         <w:rPr>
           <w:rFonts w:ascii="Calibri" w:hAnsi="Calibri" w:cs="Calibri"/>
           <w:b/>
           <w:bCs/>
-          <w:sz w:val="22"/>
-          <w:szCs w:val="22"/>
-        </w:rPr>
-        <w:t>authoritative doctrinal oversight</w:t>
+        </w:rPr>
+        <w:t>type of Christ</w:t>
       </w:r>
       <w:r>
         <w:rPr>
           <w:rFonts w:ascii="Calibri" w:hAnsi="Calibri" w:cs="Calibri"/>
-          <w:sz w:val="22"/>
-          <w:szCs w:val="22"/>
-        </w:rPr>
-        <w:t xml:space="preserve"> within the gathered church. In this way, the church’s life reflects God’s intention for harmony, trust, and faithful stewardship of His word.</w:t>
-      </w:r>
-    </w:p>
-    <w:p>
-      <w:pPr>
-        <w:pStyle w:val="NormalWeb"/>
-        <w:spacing w:before="0" w:beforeAutospacing="0" w:after="0" w:afterAutospacing="0"/>
-        <w:rPr>
-          <w:rFonts w:ascii="Calibri" w:hAnsi="Calibri" w:cs="Calibri"/>
-          <w:sz w:val="22"/>
-          <w:szCs w:val="22"/>
-        </w:rPr>
-      </w:pPr>
-      <w:r>
-        <w:rPr>
-          <w:rFonts w:ascii="Calibri" w:hAnsi="Calibri" w:cs="Calibri"/>
-          <w:sz w:val="22"/>
-          <w:szCs w:val="22"/>
-        </w:rPr>
-        <w:t> </w:t>
-      </w:r>
-    </w:p>
-    <w:p>
-      <w:pPr>
-        <w:pStyle w:val="NormalWeb"/>
-        <w:spacing w:before="0" w:beforeAutospacing="0" w:after="0" w:afterAutospacing="0"/>
-        <w:rPr>
-          <w:rFonts w:ascii="Calibri" w:hAnsi="Calibri" w:cs="Calibri"/>
-          <w:sz w:val="22"/>
-          <w:szCs w:val="22"/>
-        </w:rPr>
-      </w:pPr>
-      <w:r>
-        <w:rPr>
-          <w:rFonts w:ascii="Calibri" w:hAnsi="Calibri" w:cs="Calibri"/>
-          <w:sz w:val="22"/>
-          <w:szCs w:val="22"/>
-        </w:rPr>
-        <w:t xml:space="preserve">Finally, the Bible’s trajectory points toward the </w:t>
+        </w:rPr>
+        <w:t xml:space="preserve"> (Rom 5:14), the “last Adam” who restores humanity through obedience. In Ephesians 5, Paul connects the Genesis marriage pattern to </w:t>
       </w:r>
       <w:r>
         <w:rPr>
           <w:rFonts w:ascii="Calibri" w:hAnsi="Calibri" w:cs="Calibri"/>
           <w:b/>
           <w:bCs/>
-          <w:sz w:val="22"/>
-          <w:szCs w:val="22"/>
+        </w:rPr>
+        <w:t>Christ and the church</w:t>
+      </w:r>
+      <w:r>
+        <w:rPr>
+          <w:rFonts w:ascii="Calibri" w:hAnsi="Calibri" w:cs="Calibri"/>
+        </w:rPr>
+        <w:t>, suggesting that the original relationship between Adam and Eve symbolically anticipates the union between Christ (the head) and His people (the bride). From this perspective, some aspects of church order may intentionally reflect this creational and redemptive pattern.</w:t>
+      </w:r>
+    </w:p>
+    <w:p>
+      <w:pPr>
+        <w:pStyle w:val="NormalWeb"/>
+        <w:spacing w:before="0" w:beforeAutospacing="0" w:after="0" w:afterAutospacing="0"/>
+        <w:rPr>
+          <w:rFonts w:ascii="Calibri" w:hAnsi="Calibri" w:cs="Calibri"/>
+        </w:rPr>
+      </w:pPr>
+      <w:r>
+        <w:rPr>
+          <w:rFonts w:ascii="Calibri" w:hAnsi="Calibri" w:cs="Calibri"/>
+        </w:rPr>
+        <w:t> </w:t>
+      </w:r>
+    </w:p>
+    <w:p>
+      <w:pPr>
+        <w:pStyle w:val="NormalWeb"/>
+        <w:spacing w:before="0" w:beforeAutospacing="0" w:after="0" w:afterAutospacing="0"/>
+        <w:rPr>
+          <w:rFonts w:ascii="Calibri" w:hAnsi="Calibri" w:cs="Calibri"/>
+        </w:rPr>
+      </w:pPr>
+      <w:r>
+        <w:rPr>
+          <w:rFonts w:ascii="Calibri" w:hAnsi="Calibri" w:cs="Calibri"/>
+        </w:rPr>
+        <w:t xml:space="preserve">Scripture shows that God’s desire for His people is ordered unity, where men and women together reflect His image and serve His purposes under His authority. From the beginning, God designed humanity to live and work in partnership while honoring the order He established in creation. In the life of the church, this order protects the community from confusion and </w:t>
+      </w:r>
+      <w:r>
+        <w:rPr>
+          <w:rFonts w:ascii="Calibri" w:hAnsi="Calibri" w:cs="Calibri"/>
+        </w:rPr>
+        <w:lastRenderedPageBreak/>
+        <w:t xml:space="preserve">deception and keeps the focus on faithfulness to God’s truth. The instruction in 1 Timothy 2 is therefore best understood not as silencing participation, but as guarding the responsibility of </w:t>
+      </w:r>
+      <w:r>
+        <w:rPr>
+          <w:rFonts w:ascii="Calibri" w:hAnsi="Calibri" w:cs="Calibri"/>
+          <w:b/>
+          <w:bCs/>
+        </w:rPr>
+        <w:t>authoritative doctrinal oversight</w:t>
+      </w:r>
+      <w:r>
+        <w:rPr>
+          <w:rFonts w:ascii="Calibri" w:hAnsi="Calibri" w:cs="Calibri"/>
+        </w:rPr>
+        <w:t xml:space="preserve"> within the gathered church. In this way, the church’s life reflects God’s intention for harmony, trust, and faithful stewardship of His word.</w:t>
+      </w:r>
+    </w:p>
+    <w:p>
+      <w:pPr>
+        <w:pStyle w:val="NormalWeb"/>
+        <w:spacing w:before="0" w:beforeAutospacing="0" w:after="0" w:afterAutospacing="0"/>
+        <w:rPr>
+          <w:rFonts w:ascii="Calibri" w:hAnsi="Calibri" w:cs="Calibri"/>
+        </w:rPr>
+      </w:pPr>
+      <w:r>
+        <w:rPr>
+          <w:rFonts w:ascii="Calibri" w:hAnsi="Calibri" w:cs="Calibri"/>
+        </w:rPr>
+        <w:t> </w:t>
+      </w:r>
+    </w:p>
+    <w:p>
+      <w:pPr>
+        <w:pStyle w:val="NormalWeb"/>
+        <w:spacing w:before="0" w:beforeAutospacing="0" w:after="0" w:afterAutospacing="0"/>
+        <w:rPr>
+          <w:rFonts w:ascii="Calibri" w:hAnsi="Calibri" w:cs="Calibri"/>
+        </w:rPr>
+      </w:pPr>
+      <w:r>
+        <w:rPr>
+          <w:rFonts w:ascii="Calibri" w:hAnsi="Calibri" w:cs="Calibri"/>
+        </w:rPr>
+        <w:t xml:space="preserve">Finally, the Bible’s trajectory points toward the </w:t>
+      </w:r>
+      <w:r>
+        <w:rPr>
+          <w:rFonts w:ascii="Calibri" w:hAnsi="Calibri" w:cs="Calibri"/>
+          <w:b/>
+          <w:bCs/>
         </w:rPr>
         <w:t>new creation</w:t>
       </w:r>
       <w:r>
         <w:rPr>
           <w:rFonts w:ascii="Calibri" w:hAnsi="Calibri" w:cs="Calibri"/>
-          <w:sz w:val="22"/>
-          <w:szCs w:val="22"/>
         </w:rPr>
         <w:t>, where redeemed humanity shares in Christ’s reign (Rev 22:5) and perfect communion with God is restored. Present structures of authority may function as safeguards and signs within a fallen world, pointing toward God’s goal: a restored family of sons and daughters living in ordered love under Christ.</w:t>
       </w:r>
@@ -1090,8 +1157,6 @@
         <w:rPr>
           <w:rFonts w:ascii="Calibri" w:eastAsia="Times New Roman" w:hAnsi="Calibri" w:cs="Calibri"/>
           <w:kern w:val="0"/>
-          <w:sz w:val="22"/>
-          <w:szCs w:val="22"/>
           <w14:ligatures w14:val="none"/>
         </w:rPr>
       </w:pPr>
@@ -1099,18 +1164,30 @@
         <w:rPr>
           <w:rFonts w:ascii="Calibri" w:eastAsia="Times New Roman" w:hAnsi="Calibri" w:cs="Calibri"/>
           <w:kern w:val="0"/>
-          <w:sz w:val="22"/>
-          <w:szCs w:val="22"/>
-          <w14:ligatures w14:val="none"/>
-        </w:rPr>
-        <w:t xml:space="preserve">Note:  The following exegesis was conducted using OpenAI research automation tools.  </w:t>
+          <w14:ligatures w14:val="none"/>
+        </w:rPr>
+        <w:t>Note</w:t>
       </w:r>
       <w:r>
         <w:rPr>
           <w:rFonts w:ascii="Calibri" w:eastAsia="Times New Roman" w:hAnsi="Calibri" w:cs="Calibri"/>
           <w:kern w:val="0"/>
-          <w:sz w:val="22"/>
-          <w:szCs w:val="22"/>
+          <w14:ligatures w14:val="none"/>
+        </w:rPr>
+        <w:t>: The</w:t>
+      </w:r>
+      <w:r>
+        <w:rPr>
+          <w:rFonts w:ascii="Calibri" w:eastAsia="Times New Roman" w:hAnsi="Calibri" w:cs="Calibri"/>
+          <w:kern w:val="0"/>
+          <w14:ligatures w14:val="none"/>
+        </w:rPr>
+        <w:t xml:space="preserve"> following exegesis was conducted using OpenAI research automation tools.  </w:t>
+      </w:r>
+      <w:r>
+        <w:rPr>
+          <w:rFonts w:ascii="Calibri" w:eastAsia="Times New Roman" w:hAnsi="Calibri" w:cs="Calibri"/>
+          <w:kern w:val="0"/>
           <w14:ligatures w14:val="none"/>
         </w:rPr>
         <w:t>Topical</w:t>
@@ -1119,8 +1196,6 @@
         <w:rPr>
           <w:rFonts w:ascii="Calibri" w:eastAsia="Times New Roman" w:hAnsi="Calibri" w:cs="Calibri"/>
           <w:kern w:val="0"/>
-          <w:sz w:val="22"/>
-          <w:szCs w:val="22"/>
           <w14:ligatures w14:val="none"/>
         </w:rPr>
         <w:t xml:space="preserve"> search constraints included:</w:t>
@@ -1136,8 +1211,6 @@
         <w:rPr>
           <w:rFonts w:ascii="Calibri" w:eastAsia="Times New Roman" w:hAnsi="Calibri" w:cs="Calibri"/>
           <w:kern w:val="0"/>
-          <w:sz w:val="22"/>
-          <w:szCs w:val="22"/>
           <w14:ligatures w14:val="none"/>
         </w:rPr>
       </w:pPr>
@@ -1145,8 +1218,6 @@
         <w:rPr>
           <w:rFonts w:ascii="Calibri" w:eastAsia="Times New Roman" w:hAnsi="Calibri" w:cs="Calibri"/>
           <w:kern w:val="0"/>
-          <w:sz w:val="22"/>
-          <w:szCs w:val="22"/>
           <w14:ligatures w14:val="none"/>
         </w:rPr>
         <w:t>For Bible references, use the New English Translation (NET) version. Utilize the Bible as the primary reference source. As secondary reference resources, use Christian theological concepts and doctrine derived directly from Apostolic teaching. Prefer theological interpretations as understood by Early Christian and Restoration Theology writers. </w:t>
@@ -1162,8 +1233,6 @@
         <w:rPr>
           <w:rFonts w:ascii="Calibri" w:eastAsia="Times New Roman" w:hAnsi="Calibri" w:cs="Calibri"/>
           <w:kern w:val="0"/>
-          <w:sz w:val="22"/>
-          <w:szCs w:val="22"/>
           <w14:ligatures w14:val="none"/>
         </w:rPr>
       </w:pPr>
@@ -1171,22 +1240,33 @@
         <w:rPr>
           <w:rFonts w:ascii="Calibri" w:eastAsia="Times New Roman" w:hAnsi="Calibri" w:cs="Calibri"/>
           <w:kern w:val="0"/>
-          <w:sz w:val="22"/>
-          <w:szCs w:val="22"/>
-          <w14:ligatures w14:val="none"/>
-        </w:rPr>
-        <w:lastRenderedPageBreak/>
+          <w14:ligatures w14:val="none"/>
+        </w:rPr>
         <w:t>Topically</w:t>
       </w:r>
       <w:r>
         <w:rPr>
           <w:rFonts w:ascii="Calibri" w:eastAsia="Times New Roman" w:hAnsi="Calibri" w:cs="Calibri"/>
           <w:kern w:val="0"/>
-          <w:sz w:val="22"/>
-          <w:szCs w:val="22"/>
-          <w14:ligatures w14:val="none"/>
-        </w:rPr>
-        <w:t>, remain first within the context of the referenced Bible book.  Then expand to the context of all the author’s writings.  Subsequently utilize the context of the entirety of scripture.  Lastly, leverage any extra-biblical resources as needed.</w:t>
+          <w14:ligatures w14:val="none"/>
+        </w:rPr>
+        <w:t xml:space="preserve">, remain first within the context of the referenced Bible book.  Then expand </w:t>
+      </w:r>
+      <w:r>
+        <w:rPr>
+          <w:rFonts w:ascii="Calibri" w:eastAsia="Times New Roman" w:hAnsi="Calibri" w:cs="Calibri"/>
+          <w:kern w:val="0"/>
+          <w14:ligatures w14:val="none"/>
+        </w:rPr>
+        <w:t>into</w:t>
+      </w:r>
+      <w:r>
+        <w:rPr>
+          <w:rFonts w:ascii="Calibri" w:eastAsia="Times New Roman" w:hAnsi="Calibri" w:cs="Calibri"/>
+          <w:kern w:val="0"/>
+          <w14:ligatures w14:val="none"/>
+        </w:rPr>
+        <w:t xml:space="preserve"> the context of all the author’s writings.  Subsequently utilize the context of the entirety of scripture.  Lastly, leverage any extra-biblical resources as needed.</w:t>
       </w:r>
     </w:p>
     <w:p>
@@ -1203,8 +1283,6 @@
         <w:rPr>
           <w:rFonts w:eastAsia="Times New Roman" w:cs="Calibri"/>
           <w:kern w:val="0"/>
-          <w:sz w:val="22"/>
-          <w:szCs w:val="22"/>
           <w14:ligatures w14:val="none"/>
         </w:rPr>
       </w:pPr>
@@ -1214,8 +1292,6 @@
           <w:b/>
           <w:bCs/>
           <w:kern w:val="0"/>
-          <w:sz w:val="22"/>
-          <w:szCs w:val="22"/>
           <w14:ligatures w14:val="none"/>
         </w:rPr>
         <w:t>Big purpose of the letter:</w:t>
@@ -1224,18 +1300,23 @@
         <w:rPr>
           <w:rFonts w:eastAsia="Times New Roman" w:cs="Calibri"/>
           <w:kern w:val="0"/>
-          <w:sz w:val="22"/>
-          <w:szCs w:val="22"/>
-          <w14:ligatures w14:val="none"/>
-        </w:rPr>
-        <w:t xml:space="preserve"> Paul left Timothy in Ephesus to confront false teaching and to re-stabilize church life (1 Tim 1:3–7). That includes (a) sound teaching, (b) public worship, (c) qualified leadership, and (d) a community life that fits “godliness” (ε</w:t>
+          <w14:ligatures w14:val="none"/>
+        </w:rPr>
+        <w:t xml:space="preserve"> Paul left Timothy in Ephesus to confront false teaching and to re-stabilize church life (1 Tim 1:3–7). That includes (a) sound teaching, (b) public worship, (c) qualified leadership, and (d) a community life that fits “godliness” (</w:t>
+      </w:r>
+      <w:proofErr w:type="spellStart"/>
+      <w:r>
+        <w:rPr>
+          <w:rFonts w:eastAsia="Times New Roman" w:cs="Calibri"/>
+          <w:kern w:val="0"/>
+          <w14:ligatures w14:val="none"/>
+        </w:rPr>
+        <w:t>ε</w:t>
       </w:r>
       <w:r>
         <w:rPr>
           <w:rFonts w:ascii="Arial" w:eastAsia="Times New Roman" w:hAnsi="Arial" w:cs="Arial"/>
           <w:kern w:val="0"/>
-          <w:sz w:val="22"/>
-          <w:szCs w:val="22"/>
           <w14:ligatures w14:val="none"/>
         </w:rPr>
         <w:t>ὐ</w:t>
@@ -1244,21 +1325,44 @@
         <w:rPr>
           <w:rFonts w:ascii="Aptos" w:eastAsia="Times New Roman" w:hAnsi="Aptos" w:cs="Aptos"/>
           <w:kern w:val="0"/>
-          <w:sz w:val="22"/>
-          <w:szCs w:val="22"/>
-          <w14:ligatures w14:val="none"/>
-        </w:rPr>
-        <w:t>σέβεια</w:t>
-      </w:r>
-      <w:r>
-        <w:rPr>
-          <w:rFonts w:eastAsia="Times New Roman" w:cs="Calibri"/>
-          <w:kern w:val="0"/>
-          <w:sz w:val="22"/>
-          <w:szCs w:val="22"/>
-          <w14:ligatures w14:val="none"/>
-        </w:rPr>
-        <w:t>, eusebeia).</w:t>
+          <w14:ligatures w14:val="none"/>
+        </w:rPr>
+        <w:t>σέ</w:t>
+      </w:r>
+      <w:proofErr w:type="spellEnd"/>
+      <w:r>
+        <w:rPr>
+          <w:rFonts w:ascii="Aptos" w:eastAsia="Times New Roman" w:hAnsi="Aptos" w:cs="Aptos"/>
+          <w:kern w:val="0"/>
+          <w14:ligatures w14:val="none"/>
+        </w:rPr>
+        <w:t>βεια</w:t>
+      </w:r>
+      <w:r>
+        <w:rPr>
+          <w:rFonts w:eastAsia="Times New Roman" w:cs="Calibri"/>
+          <w:kern w:val="0"/>
+          <w14:ligatures w14:val="none"/>
+        </w:rPr>
+        <w:t xml:space="preserve">, </w:t>
+      </w:r>
+      <w:proofErr w:type="spellStart"/>
+      <w:r>
+        <w:rPr>
+          <w:rFonts w:eastAsia="Times New Roman" w:cs="Calibri"/>
+          <w:kern w:val="0"/>
+          <w14:ligatures w14:val="none"/>
+        </w:rPr>
+        <w:t>eusebeia</w:t>
+      </w:r>
+      <w:proofErr w:type="spellEnd"/>
+      <w:r>
+        <w:rPr>
+          <w:rFonts w:eastAsia="Times New Roman" w:cs="Calibri"/>
+          <w:kern w:val="0"/>
+          <w14:ligatures w14:val="none"/>
+        </w:rPr>
+        <w:t>).</w:t>
       </w:r>
     </w:p>
     <w:p>
@@ -1267,8 +1371,6 @@
         <w:rPr>
           <w:rFonts w:eastAsia="Times New Roman" w:cs="Calibri"/>
           <w:kern w:val="0"/>
-          <w:sz w:val="22"/>
-          <w:szCs w:val="22"/>
           <w14:ligatures w14:val="none"/>
         </w:rPr>
       </w:pPr>
@@ -1278,8 +1380,6 @@
           <w:b/>
           <w:bCs/>
           <w:kern w:val="0"/>
-          <w:sz w:val="22"/>
-          <w:szCs w:val="22"/>
           <w14:ligatures w14:val="none"/>
         </w:rPr>
         <w:t>Immediate flow:</w:t>
@@ -1296,8 +1396,6 @@
         <w:rPr>
           <w:rFonts w:eastAsia="Times New Roman" w:cs="Calibri"/>
           <w:kern w:val="0"/>
-          <w:sz w:val="22"/>
-          <w:szCs w:val="22"/>
           <w14:ligatures w14:val="none"/>
         </w:rPr>
       </w:pPr>
@@ -1307,8 +1405,6 @@
           <w:b/>
           <w:bCs/>
           <w:kern w:val="0"/>
-          <w:sz w:val="22"/>
-          <w:szCs w:val="22"/>
           <w14:ligatures w14:val="none"/>
         </w:rPr>
         <w:t>2:1–7</w:t>
@@ -1317,8 +1413,6 @@
         <w:rPr>
           <w:rFonts w:eastAsia="Times New Roman" w:cs="Calibri"/>
           <w:kern w:val="0"/>
-          <w:sz w:val="22"/>
-          <w:szCs w:val="22"/>
           <w14:ligatures w14:val="none"/>
         </w:rPr>
         <w:t>: public prayer for all people.</w:t>
@@ -1335,8 +1429,6 @@
         <w:rPr>
           <w:rFonts w:eastAsia="Times New Roman" w:cs="Calibri"/>
           <w:kern w:val="0"/>
-          <w:sz w:val="22"/>
-          <w:szCs w:val="22"/>
           <w14:ligatures w14:val="none"/>
         </w:rPr>
       </w:pPr>
@@ -1346,8 +1438,6 @@
           <w:b/>
           <w:bCs/>
           <w:kern w:val="0"/>
-          <w:sz w:val="22"/>
-          <w:szCs w:val="22"/>
           <w14:ligatures w14:val="none"/>
         </w:rPr>
         <w:t>2:8</w:t>
@@ -1356,8 +1446,6 @@
         <w:rPr>
           <w:rFonts w:eastAsia="Times New Roman" w:cs="Calibri"/>
           <w:kern w:val="0"/>
-          <w:sz w:val="22"/>
-          <w:szCs w:val="22"/>
           <w14:ligatures w14:val="none"/>
         </w:rPr>
         <w:t>: men are to pray without anger/quarreling.</w:t>
@@ -1374,8 +1462,6 @@
         <w:rPr>
           <w:rFonts w:eastAsia="Times New Roman" w:cs="Calibri"/>
           <w:kern w:val="0"/>
-          <w:sz w:val="22"/>
-          <w:szCs w:val="22"/>
           <w14:ligatures w14:val="none"/>
         </w:rPr>
       </w:pPr>
@@ -1385,8 +1471,6 @@
           <w:b/>
           <w:bCs/>
           <w:kern w:val="0"/>
-          <w:sz w:val="22"/>
-          <w:szCs w:val="22"/>
           <w14:ligatures w14:val="none"/>
         </w:rPr>
         <w:t>2:9–10</w:t>
@@ -1395,8 +1479,6 @@
         <w:rPr>
           <w:rFonts w:eastAsia="Times New Roman" w:cs="Calibri"/>
           <w:kern w:val="0"/>
-          <w:sz w:val="22"/>
-          <w:szCs w:val="22"/>
           <w14:ligatures w14:val="none"/>
         </w:rPr>
         <w:t>: women’s outward presentation should fit reverence for God.</w:t>
@@ -1413,8 +1495,6 @@
         <w:rPr>
           <w:rFonts w:eastAsia="Times New Roman" w:cs="Calibri"/>
           <w:kern w:val="0"/>
-          <w:sz w:val="22"/>
-          <w:szCs w:val="22"/>
           <w14:ligatures w14:val="none"/>
         </w:rPr>
       </w:pPr>
@@ -1424,8 +1504,6 @@
           <w:b/>
           <w:bCs/>
           <w:kern w:val="0"/>
-          <w:sz w:val="22"/>
-          <w:szCs w:val="22"/>
           <w14:ligatures w14:val="none"/>
         </w:rPr>
         <w:t>2:11–15</w:t>
@@ -1434,8 +1512,6 @@
         <w:rPr>
           <w:rFonts w:eastAsia="Times New Roman" w:cs="Calibri"/>
           <w:kern w:val="0"/>
-          <w:sz w:val="22"/>
-          <w:szCs w:val="22"/>
           <w14:ligatures w14:val="none"/>
         </w:rPr>
         <w:t xml:space="preserve">: women must </w:t>
@@ -1446,8 +1522,6 @@
           <w:i/>
           <w:iCs/>
           <w:kern w:val="0"/>
-          <w:sz w:val="22"/>
-          <w:szCs w:val="22"/>
           <w14:ligatures w14:val="none"/>
         </w:rPr>
         <w:t>learn</w:t>
@@ -1456,8 +1530,6 @@
         <w:rPr>
           <w:rFonts w:eastAsia="Times New Roman" w:cs="Calibri"/>
           <w:kern w:val="0"/>
-          <w:sz w:val="22"/>
-          <w:szCs w:val="22"/>
           <w14:ligatures w14:val="none"/>
         </w:rPr>
         <w:t xml:space="preserve"> in a certain posture; then Paul gives a restriction tied to creation and deception; then a difficult closing promise about “childbearing.”</w:t>
@@ -1469,17 +1541,13 @@
         <w:rPr>
           <w:rFonts w:eastAsia="Times New Roman" w:cs="Calibri"/>
           <w:kern w:val="0"/>
-          <w:sz w:val="22"/>
-          <w:szCs w:val="22"/>
-          <w14:ligatures w14:val="none"/>
-        </w:rPr>
-      </w:pPr>
-      <w:r>
-        <w:rPr>
-          <w:rFonts w:eastAsia="Times New Roman" w:cs="Calibri"/>
-          <w:kern w:val="0"/>
-          <w:sz w:val="22"/>
-          <w:szCs w:val="22"/>
+          <w14:ligatures w14:val="none"/>
+        </w:rPr>
+      </w:pPr>
+      <w:r>
+        <w:rPr>
+          <w:rFonts w:eastAsia="Times New Roman" w:cs="Calibri"/>
+          <w:kern w:val="0"/>
           <w14:ligatures w14:val="none"/>
         </w:rPr>
         <w:t xml:space="preserve">So, this is not a random “women paragraph.” It’s part of Paul’s instructions for </w:t>
@@ -1490,8 +1558,6 @@
           <w:b/>
           <w:bCs/>
           <w:kern w:val="0"/>
-          <w:sz w:val="22"/>
-          <w:szCs w:val="22"/>
           <w14:ligatures w14:val="none"/>
         </w:rPr>
         <w:t>orderly, credible worship</w:t>
@@ -1500,8 +1566,6 @@
         <w:rPr>
           <w:rFonts w:eastAsia="Times New Roman" w:cs="Calibri"/>
           <w:kern w:val="0"/>
-          <w:sz w:val="22"/>
-          <w:szCs w:val="22"/>
           <w14:ligatures w14:val="none"/>
         </w:rPr>
         <w:t xml:space="preserve"> in a church threatened by disorder and doctrinal harm.</w:t>
@@ -1513,17 +1577,13 @@
         <w:rPr>
           <w:rFonts w:eastAsia="Times New Roman" w:cs="Calibri"/>
           <w:kern w:val="0"/>
-          <w:sz w:val="22"/>
-          <w:szCs w:val="22"/>
-          <w14:ligatures w14:val="none"/>
-        </w:rPr>
-      </w:pPr>
-      <w:r>
-        <w:rPr>
-          <w:rFonts w:eastAsia="Times New Roman" w:cs="Calibri"/>
-          <w:kern w:val="0"/>
-          <w:sz w:val="22"/>
-          <w:szCs w:val="22"/>
+          <w14:ligatures w14:val="none"/>
+        </w:rPr>
+      </w:pPr>
+      <w:r>
+        <w:rPr>
+          <w:rFonts w:eastAsia="Times New Roman" w:cs="Calibri"/>
+          <w:kern w:val="0"/>
           <w14:ligatures w14:val="none"/>
         </w:rPr>
         <w:t> </w:t>
@@ -1563,27 +1623,41 @@
         <w:rPr>
           <w:rFonts w:eastAsia="Times New Roman" w:cs="Calibri"/>
           <w:kern w:val="0"/>
-          <w:sz w:val="22"/>
-          <w:szCs w:val="22"/>
-          <w14:ligatures w14:val="none"/>
-        </w:rPr>
-      </w:pPr>
-      <w:r>
-        <w:rPr>
-          <w:rFonts w:eastAsia="Times New Roman" w:cs="Calibri"/>
-          <w:kern w:val="0"/>
-          <w:sz w:val="22"/>
-          <w:szCs w:val="22"/>
-          <w14:ligatures w14:val="none"/>
-        </w:rPr>
-        <w:t>“Likewise” (</w:t>
-      </w:r>
+          <w14:ligatures w14:val="none"/>
+        </w:rPr>
+      </w:pPr>
+      <w:r>
+        <w:rPr>
+          <w:rFonts w:eastAsia="Times New Roman" w:cs="Calibri"/>
+          <w:kern w:val="0"/>
+          <w14:ligatures w14:val="none"/>
+        </w:rPr>
+        <w:lastRenderedPageBreak/>
+        <w:t>“</w:t>
+      </w:r>
+      <w:proofErr w:type="gramStart"/>
+      <w:r>
+        <w:rPr>
+          <w:rFonts w:eastAsia="Times New Roman" w:cs="Calibri"/>
+          <w:kern w:val="0"/>
+          <w14:ligatures w14:val="none"/>
+        </w:rPr>
+        <w:t>Likewise</w:t>
+      </w:r>
+      <w:proofErr w:type="gramEnd"/>
+      <w:r>
+        <w:rPr>
+          <w:rFonts w:eastAsia="Times New Roman" w:cs="Calibri"/>
+          <w:kern w:val="0"/>
+          <w14:ligatures w14:val="none"/>
+        </w:rPr>
+        <w:t>” (</w:t>
+      </w:r>
+      <w:proofErr w:type="spellStart"/>
       <w:r>
         <w:rPr>
           <w:rFonts w:ascii="Arial" w:eastAsia="Times New Roman" w:hAnsi="Arial" w:cs="Arial"/>
           <w:kern w:val="0"/>
-          <w:sz w:val="22"/>
-          <w:szCs w:val="22"/>
           <w14:ligatures w14:val="none"/>
         </w:rPr>
         <w:t>ὡ</w:t>
@@ -1592,40 +1666,43 @@
         <w:rPr>
           <w:rFonts w:ascii="Aptos" w:eastAsia="Times New Roman" w:hAnsi="Aptos" w:cs="Aptos"/>
           <w:kern w:val="0"/>
-          <w:sz w:val="22"/>
-          <w:szCs w:val="22"/>
-          <w14:ligatures w14:val="none"/>
-        </w:rPr>
-        <w:t>σαύτως</w:t>
-      </w:r>
-      <w:r>
-        <w:rPr>
-          <w:rFonts w:eastAsia="Times New Roman" w:cs="Calibri"/>
-          <w:kern w:val="0"/>
-          <w:sz w:val="22"/>
-          <w:szCs w:val="22"/>
+          <w14:ligatures w14:val="none"/>
+        </w:rPr>
+        <w:t>σ</w:t>
+      </w:r>
+      <w:proofErr w:type="spellEnd"/>
+      <w:r>
+        <w:rPr>
+          <w:rFonts w:ascii="Aptos" w:eastAsia="Times New Roman" w:hAnsi="Aptos" w:cs="Aptos"/>
+          <w:kern w:val="0"/>
+          <w14:ligatures w14:val="none"/>
+        </w:rPr>
+        <w:t>αύτως</w:t>
+      </w:r>
+      <w:r>
+        <w:rPr>
+          <w:rFonts w:eastAsia="Times New Roman" w:cs="Calibri"/>
+          <w:kern w:val="0"/>
           <w14:ligatures w14:val="none"/>
         </w:rPr>
         <w:t xml:space="preserve">, </w:t>
       </w:r>
+      <w:proofErr w:type="spellStart"/>
       <w:r>
         <w:rPr>
           <w:rFonts w:eastAsia="Times New Roman" w:cs="Calibri"/>
           <w:i/>
           <w:iCs/>
           <w:kern w:val="0"/>
-          <w:sz w:val="22"/>
-          <w:szCs w:val="22"/>
           <w14:ligatures w14:val="none"/>
         </w:rPr>
         <w:t>hōsautōs</w:t>
       </w:r>
-      <w:r>
-        <w:rPr>
-          <w:rFonts w:eastAsia="Times New Roman" w:cs="Calibri"/>
-          <w:kern w:val="0"/>
-          <w:sz w:val="22"/>
-          <w:szCs w:val="22"/>
+      <w:proofErr w:type="spellEnd"/>
+      <w:r>
+        <w:rPr>
+          <w:rFonts w:eastAsia="Times New Roman" w:cs="Calibri"/>
+          <w:kern w:val="0"/>
           <w14:ligatures w14:val="none"/>
         </w:rPr>
         <w:t>) connects women’s instruction to v8’s instruction to men. Both are about what “fitting worship” looks like.</w:t>
@@ -1666,7 +1743,33 @@
           <w:szCs w:val="28"/>
           <w14:ligatures w14:val="none"/>
         </w:rPr>
-        <w:t>“suitable apparel… modesty and self-control”</w:t>
+        <w:t>“</w:t>
+      </w:r>
+      <w:proofErr w:type="gramStart"/>
+      <w:r>
+        <w:rPr>
+          <w:rFonts w:eastAsia="Times New Roman" w:cs="Calibri"/>
+          <w:b/>
+          <w:bCs/>
+          <w:kern w:val="0"/>
+          <w:sz w:val="28"/>
+          <w:szCs w:val="28"/>
+          <w14:ligatures w14:val="none"/>
+        </w:rPr>
+        <w:t>suitable</w:t>
+      </w:r>
+      <w:proofErr w:type="gramEnd"/>
+      <w:r>
+        <w:rPr>
+          <w:rFonts w:eastAsia="Times New Roman" w:cs="Calibri"/>
+          <w:b/>
+          <w:bCs/>
+          <w:kern w:val="0"/>
+          <w:sz w:val="28"/>
+          <w:szCs w:val="28"/>
+          <w14:ligatures w14:val="none"/>
+        </w:rPr>
+        <w:t xml:space="preserve"> apparel… modesty and self-control”</w:t>
       </w:r>
     </w:p>
     <w:p>
@@ -1680,39 +1783,51 @@
         <w:rPr>
           <w:rFonts w:eastAsia="Times New Roman" w:cs="Calibri"/>
           <w:kern w:val="0"/>
-          <w:sz w:val="22"/>
-          <w:szCs w:val="22"/>
-          <w14:ligatures w14:val="none"/>
-        </w:rPr>
-      </w:pPr>
-      <w:r>
-        <w:rPr>
-          <w:rFonts w:eastAsia="Times New Roman" w:cs="Calibri"/>
-          <w:kern w:val="0"/>
-          <w:sz w:val="22"/>
-          <w:szCs w:val="22"/>
-          <w14:ligatures w14:val="none"/>
-        </w:rPr>
-        <w:t xml:space="preserve">“Suitable/proper” (καταστολή, </w:t>
-      </w:r>
+          <w14:ligatures w14:val="none"/>
+        </w:rPr>
+      </w:pPr>
+      <w:r>
+        <w:rPr>
+          <w:rFonts w:eastAsia="Times New Roman" w:cs="Calibri"/>
+          <w:kern w:val="0"/>
+          <w14:ligatures w14:val="none"/>
+        </w:rPr>
+        <w:t>“Suitable/proper” (κατα</w:t>
+      </w:r>
+      <w:proofErr w:type="spellStart"/>
+      <w:r>
+        <w:rPr>
+          <w:rFonts w:eastAsia="Times New Roman" w:cs="Calibri"/>
+          <w:kern w:val="0"/>
+          <w14:ligatures w14:val="none"/>
+        </w:rPr>
+        <w:t>στολή</w:t>
+      </w:r>
+      <w:proofErr w:type="spellEnd"/>
+      <w:r>
+        <w:rPr>
+          <w:rFonts w:eastAsia="Times New Roman" w:cs="Calibri"/>
+          <w:kern w:val="0"/>
+          <w14:ligatures w14:val="none"/>
+        </w:rPr>
+        <w:t xml:space="preserve">, </w:t>
+      </w:r>
+      <w:proofErr w:type="spellStart"/>
       <w:r>
         <w:rPr>
           <w:rFonts w:eastAsia="Times New Roman" w:cs="Calibri"/>
           <w:i/>
           <w:iCs/>
           <w:kern w:val="0"/>
-          <w:sz w:val="22"/>
-          <w:szCs w:val="22"/>
           <w14:ligatures w14:val="none"/>
         </w:rPr>
         <w:t>katastolē</w:t>
       </w:r>
-      <w:r>
-        <w:rPr>
-          <w:rFonts w:eastAsia="Times New Roman" w:cs="Calibri"/>
-          <w:kern w:val="0"/>
-          <w:sz w:val="22"/>
-          <w:szCs w:val="22"/>
+      <w:proofErr w:type="spellEnd"/>
+      <w:r>
+        <w:rPr>
+          <w:rFonts w:eastAsia="Times New Roman" w:cs="Calibri"/>
+          <w:kern w:val="0"/>
           <w14:ligatures w14:val="none"/>
         </w:rPr>
         <w:t xml:space="preserve">) is about </w:t>
@@ -1723,8 +1838,6 @@
           <w:b/>
           <w:bCs/>
           <w:kern w:val="0"/>
-          <w:sz w:val="22"/>
-          <w:szCs w:val="22"/>
           <w14:ligatures w14:val="none"/>
         </w:rPr>
         <w:t>appropriate, respectable dress</w:t>
@@ -1733,8 +1846,6 @@
         <w:rPr>
           <w:rFonts w:eastAsia="Times New Roman" w:cs="Calibri"/>
           <w:kern w:val="0"/>
-          <w:sz w:val="22"/>
-          <w:szCs w:val="22"/>
           <w14:ligatures w14:val="none"/>
         </w:rPr>
         <w:t>—not merely “cover more skin,” but “presentation that doesn’t pull focus to status, sexuality, or wealth.”</w:t>
@@ -1751,27 +1862,22 @@
         <w:rPr>
           <w:rFonts w:eastAsia="Times New Roman" w:cs="Calibri"/>
           <w:kern w:val="0"/>
-          <w:sz w:val="22"/>
-          <w:szCs w:val="22"/>
-          <w14:ligatures w14:val="none"/>
-        </w:rPr>
-      </w:pPr>
-      <w:r>
-        <w:rPr>
-          <w:rFonts w:eastAsia="Times New Roman" w:cs="Calibri"/>
-          <w:kern w:val="0"/>
-          <w:sz w:val="22"/>
-          <w:szCs w:val="22"/>
+          <w14:ligatures w14:val="none"/>
+        </w:rPr>
+      </w:pPr>
+      <w:r>
+        <w:rPr>
+          <w:rFonts w:eastAsia="Times New Roman" w:cs="Calibri"/>
+          <w:kern w:val="0"/>
           <w14:ligatures w14:val="none"/>
         </w:rPr>
         <w:t>“Modesty” (α</w:t>
       </w:r>
+      <w:proofErr w:type="spellStart"/>
       <w:r>
         <w:rPr>
           <w:rFonts w:ascii="Arial" w:eastAsia="Times New Roman" w:hAnsi="Arial" w:cs="Arial"/>
           <w:kern w:val="0"/>
-          <w:sz w:val="22"/>
-          <w:szCs w:val="22"/>
           <w14:ligatures w14:val="none"/>
         </w:rPr>
         <w:t>ἰ</w:t>
@@ -1780,43 +1886,56 @@
         <w:rPr>
           <w:rFonts w:ascii="Aptos" w:eastAsia="Times New Roman" w:hAnsi="Aptos" w:cs="Aptos"/>
           <w:kern w:val="0"/>
-          <w:sz w:val="22"/>
-          <w:szCs w:val="22"/>
           <w14:ligatures w14:val="none"/>
         </w:rPr>
         <w:t>δώς</w:t>
       </w:r>
-      <w:r>
-        <w:rPr>
-          <w:rFonts w:eastAsia="Times New Roman" w:cs="Calibri"/>
-          <w:kern w:val="0"/>
-          <w:sz w:val="22"/>
-          <w:szCs w:val="22"/>
+      <w:proofErr w:type="spellEnd"/>
+      <w:r>
+        <w:rPr>
+          <w:rFonts w:eastAsia="Times New Roman" w:cs="Calibri"/>
+          <w:kern w:val="0"/>
           <w14:ligatures w14:val="none"/>
         </w:rPr>
         <w:t xml:space="preserve">, </w:t>
       </w:r>
+      <w:proofErr w:type="spellStart"/>
       <w:r>
         <w:rPr>
           <w:rFonts w:eastAsia="Times New Roman" w:cs="Calibri"/>
           <w:i/>
           <w:iCs/>
           <w:kern w:val="0"/>
-          <w:sz w:val="22"/>
-          <w:szCs w:val="22"/>
           <w14:ligatures w14:val="none"/>
         </w:rPr>
         <w:t>aidōs</w:t>
       </w:r>
-      <w:r>
-        <w:rPr>
-          <w:rFonts w:eastAsia="Times New Roman" w:cs="Calibri"/>
-          <w:kern w:val="0"/>
-          <w:sz w:val="22"/>
-          <w:szCs w:val="22"/>
-          <w14:ligatures w14:val="none"/>
-        </w:rPr>
-        <w:t xml:space="preserve">) is the sense of </w:t>
+      <w:proofErr w:type="spellEnd"/>
+      <w:r>
+        <w:rPr>
+          <w:rFonts w:eastAsia="Times New Roman" w:cs="Calibri"/>
+          <w:kern w:val="0"/>
+          <w14:ligatures w14:val="none"/>
+        </w:rPr>
+        <w:t xml:space="preserve">) is </w:t>
+      </w:r>
+      <w:proofErr w:type="gramStart"/>
+      <w:r>
+        <w:rPr>
+          <w:rFonts w:eastAsia="Times New Roman" w:cs="Calibri"/>
+          <w:kern w:val="0"/>
+          <w14:ligatures w14:val="none"/>
+        </w:rPr>
+        <w:t>the</w:t>
+      </w:r>
+      <w:proofErr w:type="gramEnd"/>
+      <w:r>
+        <w:rPr>
+          <w:rFonts w:eastAsia="Times New Roman" w:cs="Calibri"/>
+          <w:kern w:val="0"/>
+          <w14:ligatures w14:val="none"/>
+        </w:rPr>
+        <w:t xml:space="preserve"> sense of </w:t>
       </w:r>
       <w:r>
         <w:rPr>
@@ -1824,21 +1943,65 @@
           <w:b/>
           <w:bCs/>
           <w:kern w:val="0"/>
-          <w:sz w:val="22"/>
-          <w:szCs w:val="22"/>
-          <w14:ligatures w14:val="none"/>
-        </w:rPr>
-        <w:t>propriety/shamefastness</w:t>
-      </w:r>
-      <w:r>
-        <w:rPr>
-          <w:rFonts w:eastAsia="Times New Roman" w:cs="Calibri"/>
-          <w:kern w:val="0"/>
-          <w:sz w:val="22"/>
-          <w:szCs w:val="22"/>
-          <w14:ligatures w14:val="none"/>
-        </w:rPr>
-        <w:t>—a moral awareness of what’s fitting.</w:t>
+          <w14:ligatures w14:val="none"/>
+        </w:rPr>
+        <w:t>propriety/</w:t>
+      </w:r>
+      <w:proofErr w:type="spellStart"/>
+      <w:r>
+        <w:rPr>
+          <w:rFonts w:eastAsia="Times New Roman" w:cs="Calibri"/>
+          <w:b/>
+          <w:bCs/>
+          <w:kern w:val="0"/>
+          <w14:ligatures w14:val="none"/>
+        </w:rPr>
+        <w:t>shamefastness</w:t>
+      </w:r>
+      <w:proofErr w:type="spellEnd"/>
+      <w:r>
+        <w:rPr>
+          <w:rFonts w:eastAsia="Times New Roman" w:cs="Calibri"/>
+          <w:kern w:val="0"/>
+          <w14:ligatures w14:val="none"/>
+        </w:rPr>
+        <w:t xml:space="preserve">—a moral awareness of </w:t>
+      </w:r>
+      <w:proofErr w:type="gramStart"/>
+      <w:r>
+        <w:rPr>
+          <w:rFonts w:eastAsia="Times New Roman" w:cs="Calibri"/>
+          <w:kern w:val="0"/>
+          <w14:ligatures w14:val="none"/>
+        </w:rPr>
+        <w:t>what’s</w:t>
+      </w:r>
+      <w:proofErr w:type="gramEnd"/>
+      <w:r>
+        <w:rPr>
+          <w:rFonts w:eastAsia="Times New Roman" w:cs="Calibri"/>
+          <w:kern w:val="0"/>
+          <w14:ligatures w14:val="none"/>
+        </w:rPr>
+        <w:t xml:space="preserve"> </w:t>
+      </w:r>
+      <w:proofErr w:type="gramStart"/>
+      <w:r>
+        <w:rPr>
+          <w:rFonts w:eastAsia="Times New Roman" w:cs="Calibri"/>
+          <w:kern w:val="0"/>
+          <w14:ligatures w14:val="none"/>
+        </w:rPr>
+        <w:t>fitting</w:t>
+      </w:r>
+      <w:proofErr w:type="gramEnd"/>
+      <w:r>
+        <w:rPr>
+          <w:rFonts w:eastAsia="Times New Roman" w:cs="Calibri"/>
+          <w:kern w:val="0"/>
+          <w14:ligatures w14:val="none"/>
+        </w:rPr>
+        <w:t>.</w:t>
       </w:r>
     </w:p>
     <w:p>
@@ -1852,6 +2015,336 @@
         <w:rPr>
           <w:rFonts w:eastAsia="Times New Roman" w:cs="Calibri"/>
           <w:kern w:val="0"/>
+          <w14:ligatures w14:val="none"/>
+        </w:rPr>
+      </w:pPr>
+      <w:r>
+        <w:rPr>
+          <w:rFonts w:eastAsia="Times New Roman" w:cs="Calibri"/>
+          <w:kern w:val="0"/>
+          <w14:ligatures w14:val="none"/>
+        </w:rPr>
+        <w:t>“Self-control” (</w:t>
+      </w:r>
+      <w:proofErr w:type="spellStart"/>
+      <w:r>
+        <w:rPr>
+          <w:rFonts w:eastAsia="Times New Roman" w:cs="Calibri"/>
+          <w:kern w:val="0"/>
+          <w14:ligatures w14:val="none"/>
+        </w:rPr>
+        <w:t>σωφροσύνη</w:t>
+      </w:r>
+      <w:proofErr w:type="spellEnd"/>
+      <w:r>
+        <w:rPr>
+          <w:rFonts w:eastAsia="Times New Roman" w:cs="Calibri"/>
+          <w:kern w:val="0"/>
+          <w14:ligatures w14:val="none"/>
+        </w:rPr>
+        <w:t xml:space="preserve">, </w:t>
+      </w:r>
+      <w:proofErr w:type="spellStart"/>
+      <w:r>
+        <w:rPr>
+          <w:rFonts w:eastAsia="Times New Roman" w:cs="Calibri"/>
+          <w:i/>
+          <w:iCs/>
+          <w:kern w:val="0"/>
+          <w14:ligatures w14:val="none"/>
+        </w:rPr>
+        <w:t>sōphrosynē</w:t>
+      </w:r>
+      <w:proofErr w:type="spellEnd"/>
+      <w:r>
+        <w:rPr>
+          <w:rFonts w:eastAsia="Times New Roman" w:cs="Calibri"/>
+          <w:kern w:val="0"/>
+          <w14:ligatures w14:val="none"/>
+        </w:rPr>
+        <w:t xml:space="preserve">) is </w:t>
+      </w:r>
+      <w:r>
+        <w:rPr>
+          <w:rFonts w:eastAsia="Times New Roman" w:cs="Calibri"/>
+          <w:b/>
+          <w:bCs/>
+          <w:kern w:val="0"/>
+          <w14:ligatures w14:val="none"/>
+        </w:rPr>
+        <w:t>sound-minded restraint</w:t>
+      </w:r>
+      <w:r>
+        <w:rPr>
+          <w:rFonts w:eastAsia="Times New Roman" w:cs="Calibri"/>
+          <w:kern w:val="0"/>
+          <w14:ligatures w14:val="none"/>
+        </w:rPr>
+        <w:t xml:space="preserve"> (a major pastoral theme; see also Titus).</w:t>
+      </w:r>
+    </w:p>
+    <w:p>
+      <w:pPr>
+        <w:spacing w:after="0" w:line="240" w:lineRule="auto"/>
+        <w:rPr>
+          <w:rFonts w:eastAsia="Times New Roman" w:cs="Calibri"/>
+          <w:b/>
+          <w:bCs/>
+          <w:kern w:val="0"/>
+          <w:sz w:val="32"/>
+          <w:szCs w:val="32"/>
+          <w14:ligatures w14:val="none"/>
+        </w:rPr>
+      </w:pPr>
+    </w:p>
+    <w:p>
+      <w:pPr>
+        <w:spacing w:after="0" w:line="240" w:lineRule="auto"/>
+        <w:rPr>
+          <w:rFonts w:eastAsia="Times New Roman" w:cs="Calibri"/>
+          <w:kern w:val="0"/>
+          <w:sz w:val="28"/>
+          <w:szCs w:val="28"/>
+          <w14:ligatures w14:val="none"/>
+        </w:rPr>
+      </w:pPr>
+      <w:r>
+        <w:rPr>
+          <w:rFonts w:eastAsia="Times New Roman" w:cs="Calibri"/>
+          <w:b/>
+          <w:bCs/>
+          <w:kern w:val="0"/>
+          <w:sz w:val="28"/>
+          <w:szCs w:val="28"/>
+          <w14:ligatures w14:val="none"/>
+        </w:rPr>
+        <w:t>“</w:t>
+      </w:r>
+      <w:proofErr w:type="gramStart"/>
+      <w:r>
+        <w:rPr>
+          <w:rFonts w:eastAsia="Times New Roman" w:cs="Calibri"/>
+          <w:b/>
+          <w:bCs/>
+          <w:kern w:val="0"/>
+          <w:sz w:val="28"/>
+          <w:szCs w:val="28"/>
+          <w14:ligatures w14:val="none"/>
+        </w:rPr>
+        <w:t>not</w:t>
+      </w:r>
+      <w:proofErr w:type="gramEnd"/>
+      <w:r>
+        <w:rPr>
+          <w:rFonts w:eastAsia="Times New Roman" w:cs="Calibri"/>
+          <w:b/>
+          <w:bCs/>
+          <w:kern w:val="0"/>
+          <w:sz w:val="28"/>
+          <w:szCs w:val="28"/>
+          <w14:ligatures w14:val="none"/>
+        </w:rPr>
+        <w:t xml:space="preserve"> with braided hair and gold…”</w:t>
+      </w:r>
+    </w:p>
+    <w:p>
+      <w:pPr>
+        <w:spacing w:after="0" w:line="240" w:lineRule="auto"/>
+        <w:rPr>
+          <w:rFonts w:eastAsia="Times New Roman" w:cs="Calibri"/>
+          <w:kern w:val="0"/>
+          <w14:ligatures w14:val="none"/>
+        </w:rPr>
+      </w:pPr>
+      <w:r>
+        <w:rPr>
+          <w:rFonts w:eastAsia="Times New Roman" w:cs="Calibri"/>
+          <w:kern w:val="0"/>
+          <w14:ligatures w14:val="none"/>
+        </w:rPr>
+        <w:t xml:space="preserve">This is best read like other biblical “not X but Y” constructions: </w:t>
+      </w:r>
+      <w:r>
+        <w:rPr>
+          <w:rFonts w:eastAsia="Times New Roman" w:cs="Calibri"/>
+          <w:b/>
+          <w:bCs/>
+          <w:kern w:val="0"/>
+          <w14:ligatures w14:val="none"/>
+        </w:rPr>
+        <w:t>not prohibition of all jewelry ever</w:t>
+      </w:r>
+      <w:r>
+        <w:rPr>
+          <w:rFonts w:eastAsia="Times New Roman" w:cs="Calibri"/>
+          <w:kern w:val="0"/>
+          <w14:ligatures w14:val="none"/>
+        </w:rPr>
+        <w:t xml:space="preserve">, but a rejection of </w:t>
+      </w:r>
+      <w:r>
+        <w:rPr>
+          <w:rFonts w:eastAsia="Times New Roman" w:cs="Calibri"/>
+          <w:b/>
+          <w:bCs/>
+          <w:kern w:val="0"/>
+          <w14:ligatures w14:val="none"/>
+        </w:rPr>
+        <w:t>status-display and seduction</w:t>
+      </w:r>
+      <w:r>
+        <w:rPr>
+          <w:rFonts w:eastAsia="Times New Roman" w:cs="Calibri"/>
+          <w:kern w:val="0"/>
+          <w14:ligatures w14:val="none"/>
+        </w:rPr>
+        <w:t xml:space="preserve"> as the engine of identity. The positive alternative is the main point:</w:t>
+      </w:r>
+    </w:p>
+    <w:p>
+      <w:pPr>
+        <w:spacing w:after="0" w:line="240" w:lineRule="auto"/>
+        <w:rPr>
+          <w:rFonts w:eastAsia="Times New Roman" w:cs="Calibri"/>
+          <w:b/>
+          <w:bCs/>
+          <w:kern w:val="0"/>
+          <w:sz w:val="32"/>
+          <w:szCs w:val="32"/>
+          <w14:ligatures w14:val="none"/>
+        </w:rPr>
+      </w:pPr>
+    </w:p>
+    <w:p>
+      <w:pPr>
+        <w:spacing w:after="0" w:line="240" w:lineRule="auto"/>
+        <w:rPr>
+          <w:rFonts w:eastAsia="Times New Roman" w:cs="Calibri"/>
+          <w:kern w:val="0"/>
+          <w:sz w:val="28"/>
+          <w:szCs w:val="28"/>
+          <w14:ligatures w14:val="none"/>
+        </w:rPr>
+      </w:pPr>
+      <w:r>
+        <w:rPr>
+          <w:rFonts w:eastAsia="Times New Roman" w:cs="Calibri"/>
+          <w:b/>
+          <w:bCs/>
+          <w:kern w:val="0"/>
+          <w:sz w:val="28"/>
+          <w:szCs w:val="28"/>
+          <w14:ligatures w14:val="none"/>
+        </w:rPr>
+        <w:t>v10 “but with good deeds…”</w:t>
+      </w:r>
+    </w:p>
+    <w:p>
+      <w:pPr>
+        <w:spacing w:after="0" w:line="240" w:lineRule="auto"/>
+        <w:rPr>
+          <w:rFonts w:eastAsia="Times New Roman" w:cs="Calibri"/>
+          <w:kern w:val="0"/>
+          <w14:ligatures w14:val="none"/>
+        </w:rPr>
+      </w:pPr>
+      <w:r>
+        <w:rPr>
+          <w:rFonts w:eastAsia="Times New Roman" w:cs="Calibri"/>
+          <w:kern w:val="0"/>
+          <w14:ligatures w14:val="none"/>
+        </w:rPr>
+        <w:t xml:space="preserve">Women who “profess reverence for God” should be known for </w:t>
+      </w:r>
+      <w:r>
+        <w:rPr>
+          <w:rFonts w:eastAsia="Times New Roman" w:cs="Calibri"/>
+          <w:b/>
+          <w:bCs/>
+          <w:kern w:val="0"/>
+          <w14:ligatures w14:val="none"/>
+        </w:rPr>
+        <w:t>observable piety</w:t>
+      </w:r>
+      <w:r>
+        <w:rPr>
+          <w:rFonts w:eastAsia="Times New Roman" w:cs="Calibri"/>
+          <w:kern w:val="0"/>
+          <w14:ligatures w14:val="none"/>
+        </w:rPr>
+        <w:t xml:space="preserve"> (good works), not social signaling.</w:t>
+      </w:r>
+    </w:p>
+    <w:p>
+      <w:pPr>
+        <w:spacing w:after="0" w:line="240" w:lineRule="auto"/>
+        <w:rPr>
+          <w:rFonts w:eastAsia="Times New Roman" w:cs="Calibri"/>
+          <w:kern w:val="0"/>
+          <w14:ligatures w14:val="none"/>
+        </w:rPr>
+      </w:pPr>
+      <w:r>
+        <w:rPr>
+          <w:rFonts w:eastAsia="Times New Roman" w:cs="Calibri"/>
+          <w:b/>
+          <w:bCs/>
+          <w:kern w:val="0"/>
+          <w14:ligatures w14:val="none"/>
+        </w:rPr>
+        <w:t>In 1 Timothy specifically:</w:t>
+      </w:r>
+      <w:r>
+        <w:rPr>
+          <w:rFonts w:eastAsia="Times New Roman" w:cs="Calibri"/>
+          <w:kern w:val="0"/>
+          <w14:ligatures w14:val="none"/>
+        </w:rPr>
+        <w:t xml:space="preserve"> “good works” keeps showing up as a public marker of genuine faith (e.g., 5:10; 6:18). So vv9–10 are </w:t>
+      </w:r>
+      <w:proofErr w:type="gramStart"/>
+      <w:r>
+        <w:rPr>
+          <w:rFonts w:eastAsia="Times New Roman" w:cs="Calibri"/>
+          <w:kern w:val="0"/>
+          <w14:ligatures w14:val="none"/>
+        </w:rPr>
+        <w:t>really about</w:t>
+      </w:r>
+      <w:proofErr w:type="gramEnd"/>
+      <w:r>
+        <w:rPr>
+          <w:rFonts w:eastAsia="Times New Roman" w:cs="Calibri"/>
+          <w:kern w:val="0"/>
+          <w14:ligatures w14:val="none"/>
+        </w:rPr>
+        <w:t xml:space="preserve"> </w:t>
+      </w:r>
+      <w:r>
+        <w:rPr>
+          <w:rFonts w:eastAsia="Times New Roman" w:cs="Calibri"/>
+          <w:b/>
+          <w:bCs/>
+          <w:kern w:val="0"/>
+          <w14:ligatures w14:val="none"/>
+        </w:rPr>
+        <w:t>witness and order</w:t>
+      </w:r>
+      <w:r>
+        <w:rPr>
+          <w:rFonts w:eastAsia="Times New Roman" w:cs="Calibri"/>
+          <w:kern w:val="0"/>
+          <w14:ligatures w14:val="none"/>
+        </w:rPr>
+        <w:t>.</w:t>
+      </w:r>
+    </w:p>
+    <w:p>
+      <w:pPr>
+        <w:spacing w:after="0" w:line="240" w:lineRule="auto"/>
+        <w:rPr>
+          <w:rFonts w:eastAsia="Times New Roman" w:cs="Calibri"/>
+          <w:kern w:val="0"/>
           <w:sz w:val="22"/>
           <w:szCs w:val="22"/>
           <w14:ligatures w14:val="none"/>
@@ -1865,66 +2358,68 @@
           <w:szCs w:val="22"/>
           <w14:ligatures w14:val="none"/>
         </w:rPr>
-        <w:t xml:space="preserve">“Self-control” (σωφροσύνη, </w:t>
-      </w:r>
-      <w:r>
-        <w:rPr>
-          <w:rFonts w:eastAsia="Times New Roman" w:cs="Calibri"/>
-          <w:i/>
-          <w:iCs/>
-          <w:kern w:val="0"/>
-          <w:sz w:val="22"/>
-          <w:szCs w:val="22"/>
-          <w14:ligatures w14:val="none"/>
-        </w:rPr>
-        <w:t>sōphrosynē</w:t>
-      </w:r>
-      <w:r>
-        <w:rPr>
-          <w:rFonts w:eastAsia="Times New Roman" w:cs="Calibri"/>
-          <w:kern w:val="0"/>
-          <w:sz w:val="22"/>
-          <w:szCs w:val="22"/>
-          <w14:ligatures w14:val="none"/>
-        </w:rPr>
-        <w:t xml:space="preserve">) is </w:t>
-      </w:r>
+        <w:t> </w:t>
+      </w:r>
+    </w:p>
+    <w:p>
+      <w:pPr>
+        <w:pStyle w:val="Heading2"/>
+      </w:pPr>
+      <w:r>
+        <w:t>3) Verse 11: “let a woman learn” (often overlooked)</w:t>
+      </w:r>
+    </w:p>
+    <w:p>
+      <w:pPr>
+        <w:spacing w:after="0" w:line="240" w:lineRule="auto"/>
+        <w:rPr>
+          <w:rFonts w:eastAsia="Times New Roman" w:cs="Calibri"/>
+          <w:kern w:val="0"/>
+          <w:sz w:val="28"/>
+          <w:szCs w:val="28"/>
+          <w14:ligatures w14:val="none"/>
+        </w:rPr>
+      </w:pPr>
       <w:r>
         <w:rPr>
           <w:rFonts w:eastAsia="Times New Roman" w:cs="Calibri"/>
           <w:b/>
           <w:bCs/>
           <w:kern w:val="0"/>
-          <w:sz w:val="22"/>
-          <w:szCs w:val="22"/>
-          <w14:ligatures w14:val="none"/>
-        </w:rPr>
-        <w:t>sound-minded restraint</w:t>
-      </w:r>
-      <w:r>
-        <w:rPr>
-          <w:rFonts w:eastAsia="Times New Roman" w:cs="Calibri"/>
-          <w:kern w:val="0"/>
-          <w:sz w:val="22"/>
-          <w:szCs w:val="22"/>
-          <w14:ligatures w14:val="none"/>
-        </w:rPr>
-        <w:t xml:space="preserve"> (a major pastoral theme; see also Titus).</w:t>
+          <w:sz w:val="28"/>
+          <w:szCs w:val="28"/>
+          <w14:ligatures w14:val="none"/>
+        </w:rPr>
+        <w:t>v11 “A woman must learn…”</w:t>
       </w:r>
     </w:p>
     <w:p>
       <w:pPr>
         <w:spacing w:after="0" w:line="240" w:lineRule="auto"/>
+        <w:rPr>
+          <w:rFonts w:eastAsia="Times New Roman" w:cs="Calibri"/>
+          <w:kern w:val="0"/>
+          <w14:ligatures w14:val="none"/>
+        </w:rPr>
+      </w:pPr>
+      <w:r>
+        <w:rPr>
+          <w:rFonts w:eastAsia="Times New Roman" w:cs="Calibri"/>
+          <w:kern w:val="0"/>
+          <w14:ligatures w14:val="none"/>
+        </w:rPr>
+        <w:t xml:space="preserve">This is not a throwaway. In many ancient settings women were not expected to be taught as disciples. Paul explicitly says: </w:t>
+      </w:r>
+      <w:r>
         <w:rPr>
           <w:rFonts w:eastAsia="Times New Roman" w:cs="Calibri"/>
           <w:b/>
           <w:bCs/>
           <w:kern w:val="0"/>
-          <w:sz w:val="32"/>
-          <w:szCs w:val="32"/>
-          <w14:ligatures w14:val="none"/>
-        </w:rPr>
-      </w:pPr>
+          <w14:ligatures w14:val="none"/>
+        </w:rPr>
+        <w:t>let her learn.</w:t>
+      </w:r>
     </w:p>
     <w:p>
       <w:pPr>
@@ -1932,334 +2427,13 @@
         <w:rPr>
           <w:rFonts w:eastAsia="Times New Roman" w:cs="Calibri"/>
           <w:kern w:val="0"/>
-          <w:sz w:val="28"/>
-          <w:szCs w:val="28"/>
-          <w14:ligatures w14:val="none"/>
-        </w:rPr>
-      </w:pPr>
-      <w:r>
-        <w:rPr>
-          <w:rFonts w:eastAsia="Times New Roman" w:cs="Calibri"/>
-          <w:b/>
-          <w:bCs/>
-          <w:kern w:val="0"/>
-          <w:sz w:val="28"/>
-          <w:szCs w:val="28"/>
-          <w14:ligatures w14:val="none"/>
-        </w:rPr>
-        <w:t>“not with braided hair and gold…”</w:t>
-      </w:r>
-    </w:p>
-    <w:p>
-      <w:pPr>
-        <w:spacing w:after="0" w:line="240" w:lineRule="auto"/>
-        <w:rPr>
-          <w:rFonts w:eastAsia="Times New Roman" w:cs="Calibri"/>
-          <w:kern w:val="0"/>
-          <w:sz w:val="22"/>
-          <w:szCs w:val="22"/>
-          <w14:ligatures w14:val="none"/>
-        </w:rPr>
-      </w:pPr>
-      <w:r>
-        <w:rPr>
-          <w:rFonts w:eastAsia="Times New Roman" w:cs="Calibri"/>
-          <w:kern w:val="0"/>
-          <w:sz w:val="22"/>
-          <w:szCs w:val="22"/>
-          <w14:ligatures w14:val="none"/>
-        </w:rPr>
-        <w:t xml:space="preserve">This is best read like other biblical “not X but Y” constructions: </w:t>
-      </w:r>
-      <w:r>
-        <w:rPr>
-          <w:rFonts w:eastAsia="Times New Roman" w:cs="Calibri"/>
-          <w:b/>
-          <w:bCs/>
-          <w:kern w:val="0"/>
-          <w:sz w:val="22"/>
-          <w:szCs w:val="22"/>
-          <w14:ligatures w14:val="none"/>
-        </w:rPr>
-        <w:t>not prohibition of all jewelry ever</w:t>
-      </w:r>
-      <w:r>
-        <w:rPr>
-          <w:rFonts w:eastAsia="Times New Roman" w:cs="Calibri"/>
-          <w:kern w:val="0"/>
-          <w:sz w:val="22"/>
-          <w:szCs w:val="22"/>
-          <w14:ligatures w14:val="none"/>
-        </w:rPr>
-        <w:t xml:space="preserve">, but a rejection of </w:t>
-      </w:r>
-      <w:r>
-        <w:rPr>
-          <w:rFonts w:eastAsia="Times New Roman" w:cs="Calibri"/>
-          <w:b/>
-          <w:bCs/>
-          <w:kern w:val="0"/>
-          <w:sz w:val="22"/>
-          <w:szCs w:val="22"/>
-          <w14:ligatures w14:val="none"/>
-        </w:rPr>
-        <w:t>status-display and seduction</w:t>
-      </w:r>
-      <w:r>
-        <w:rPr>
-          <w:rFonts w:eastAsia="Times New Roman" w:cs="Calibri"/>
-          <w:kern w:val="0"/>
-          <w:sz w:val="22"/>
-          <w:szCs w:val="22"/>
-          <w14:ligatures w14:val="none"/>
-        </w:rPr>
-        <w:t xml:space="preserve"> as the engine of identity. The positive alternative is the main point:</w:t>
-      </w:r>
-    </w:p>
-    <w:p>
-      <w:pPr>
-        <w:spacing w:after="0" w:line="240" w:lineRule="auto"/>
-        <w:rPr>
-          <w:rFonts w:eastAsia="Times New Roman" w:cs="Calibri"/>
-          <w:b/>
-          <w:bCs/>
-          <w:kern w:val="0"/>
-          <w:sz w:val="32"/>
-          <w:szCs w:val="32"/>
-          <w14:ligatures w14:val="none"/>
-        </w:rPr>
-      </w:pPr>
-    </w:p>
-    <w:p>
-      <w:pPr>
-        <w:spacing w:after="0" w:line="240" w:lineRule="auto"/>
-        <w:rPr>
-          <w:rFonts w:eastAsia="Times New Roman" w:cs="Calibri"/>
-          <w:kern w:val="0"/>
-          <w:sz w:val="28"/>
-          <w:szCs w:val="28"/>
-          <w14:ligatures w14:val="none"/>
-        </w:rPr>
-      </w:pPr>
-      <w:r>
-        <w:rPr>
-          <w:rFonts w:eastAsia="Times New Roman" w:cs="Calibri"/>
-          <w:b/>
-          <w:bCs/>
-          <w:kern w:val="0"/>
-          <w:sz w:val="28"/>
-          <w:szCs w:val="28"/>
-          <w14:ligatures w14:val="none"/>
-        </w:rPr>
-        <w:t>v10 “but with good deeds…”</w:t>
-      </w:r>
-    </w:p>
-    <w:p>
-      <w:pPr>
-        <w:spacing w:after="0" w:line="240" w:lineRule="auto"/>
-        <w:rPr>
-          <w:rFonts w:eastAsia="Times New Roman" w:cs="Calibri"/>
-          <w:kern w:val="0"/>
-          <w:sz w:val="22"/>
-          <w:szCs w:val="22"/>
-          <w14:ligatures w14:val="none"/>
-        </w:rPr>
-      </w:pPr>
-      <w:r>
-        <w:rPr>
-          <w:rFonts w:eastAsia="Times New Roman" w:cs="Calibri"/>
-          <w:kern w:val="0"/>
-          <w:sz w:val="22"/>
-          <w:szCs w:val="22"/>
-          <w14:ligatures w14:val="none"/>
-        </w:rPr>
-        <w:t xml:space="preserve">Women who “profess reverence for God” should be known for </w:t>
-      </w:r>
-      <w:r>
-        <w:rPr>
-          <w:rFonts w:eastAsia="Times New Roman" w:cs="Calibri"/>
-          <w:b/>
-          <w:bCs/>
-          <w:kern w:val="0"/>
-          <w:sz w:val="22"/>
-          <w:szCs w:val="22"/>
-          <w14:ligatures w14:val="none"/>
-        </w:rPr>
-        <w:t>observable piety</w:t>
-      </w:r>
-      <w:r>
-        <w:rPr>
-          <w:rFonts w:eastAsia="Times New Roman" w:cs="Calibri"/>
-          <w:kern w:val="0"/>
-          <w:sz w:val="22"/>
-          <w:szCs w:val="22"/>
-          <w14:ligatures w14:val="none"/>
-        </w:rPr>
-        <w:t xml:space="preserve"> (good works), not social signaling.</w:t>
-      </w:r>
-    </w:p>
-    <w:p>
-      <w:pPr>
-        <w:spacing w:after="0" w:line="240" w:lineRule="auto"/>
-        <w:rPr>
-          <w:rFonts w:eastAsia="Times New Roman" w:cs="Calibri"/>
-          <w:kern w:val="0"/>
-          <w:sz w:val="22"/>
-          <w:szCs w:val="22"/>
-          <w14:ligatures w14:val="none"/>
-        </w:rPr>
-      </w:pPr>
-      <w:r>
-        <w:rPr>
-          <w:rFonts w:eastAsia="Times New Roman" w:cs="Calibri"/>
-          <w:b/>
-          <w:bCs/>
-          <w:kern w:val="0"/>
-          <w:sz w:val="22"/>
-          <w:szCs w:val="22"/>
-          <w14:ligatures w14:val="none"/>
-        </w:rPr>
-        <w:t>In 1 Timothy specifically:</w:t>
-      </w:r>
-      <w:r>
-        <w:rPr>
-          <w:rFonts w:eastAsia="Times New Roman" w:cs="Calibri"/>
-          <w:kern w:val="0"/>
-          <w:sz w:val="22"/>
-          <w:szCs w:val="22"/>
-          <w14:ligatures w14:val="none"/>
-        </w:rPr>
-        <w:t xml:space="preserve"> “good works” keeps showing up as a public marker of genuine faith (e.g., 5:10; 6:18). So vv9–10 are really about </w:t>
-      </w:r>
-      <w:r>
-        <w:rPr>
-          <w:rFonts w:eastAsia="Times New Roman" w:cs="Calibri"/>
-          <w:b/>
-          <w:bCs/>
-          <w:kern w:val="0"/>
-          <w:sz w:val="22"/>
-          <w:szCs w:val="22"/>
-          <w14:ligatures w14:val="none"/>
-        </w:rPr>
-        <w:t>witness and order</w:t>
-      </w:r>
-      <w:r>
-        <w:rPr>
-          <w:rFonts w:eastAsia="Times New Roman" w:cs="Calibri"/>
-          <w:kern w:val="0"/>
-          <w:sz w:val="22"/>
-          <w:szCs w:val="22"/>
-          <w14:ligatures w14:val="none"/>
-        </w:rPr>
-        <w:t>.</w:t>
-      </w:r>
-    </w:p>
-    <w:p>
-      <w:pPr>
-        <w:spacing w:after="0" w:line="240" w:lineRule="auto"/>
-        <w:rPr>
-          <w:rFonts w:eastAsia="Times New Roman" w:cs="Calibri"/>
-          <w:kern w:val="0"/>
-          <w:sz w:val="22"/>
-          <w:szCs w:val="22"/>
-          <w14:ligatures w14:val="none"/>
-        </w:rPr>
-      </w:pPr>
-      <w:r>
-        <w:rPr>
-          <w:rFonts w:eastAsia="Times New Roman" w:cs="Calibri"/>
-          <w:kern w:val="0"/>
-          <w:sz w:val="22"/>
-          <w:szCs w:val="22"/>
-          <w14:ligatures w14:val="none"/>
-        </w:rPr>
-        <w:t> </w:t>
-      </w:r>
-    </w:p>
-    <w:p>
-      <w:pPr>
-        <w:pStyle w:val="Heading2"/>
-      </w:pPr>
-      <w:r>
-        <w:lastRenderedPageBreak/>
-        <w:t>3) Verse 11: “let a woman learn” (often overlooked)</w:t>
-      </w:r>
-    </w:p>
-    <w:p>
-      <w:pPr>
-        <w:spacing w:after="0" w:line="240" w:lineRule="auto"/>
-        <w:rPr>
-          <w:rFonts w:eastAsia="Times New Roman" w:cs="Calibri"/>
-          <w:kern w:val="0"/>
-          <w:sz w:val="28"/>
-          <w:szCs w:val="28"/>
-          <w14:ligatures w14:val="none"/>
-        </w:rPr>
-      </w:pPr>
-      <w:r>
-        <w:rPr>
-          <w:rFonts w:eastAsia="Times New Roman" w:cs="Calibri"/>
-          <w:b/>
-          <w:bCs/>
-          <w:kern w:val="0"/>
-          <w:sz w:val="28"/>
-          <w:szCs w:val="28"/>
-          <w14:ligatures w14:val="none"/>
-        </w:rPr>
-        <w:t>v11 “A woman must learn…”</w:t>
-      </w:r>
-    </w:p>
-    <w:p>
-      <w:pPr>
-        <w:spacing w:after="0" w:line="240" w:lineRule="auto"/>
-        <w:rPr>
-          <w:rFonts w:eastAsia="Times New Roman" w:cs="Calibri"/>
-          <w:kern w:val="0"/>
-          <w:sz w:val="22"/>
-          <w:szCs w:val="22"/>
-          <w14:ligatures w14:val="none"/>
-        </w:rPr>
-      </w:pPr>
-      <w:r>
-        <w:rPr>
-          <w:rFonts w:eastAsia="Times New Roman" w:cs="Calibri"/>
-          <w:kern w:val="0"/>
-          <w:sz w:val="22"/>
-          <w:szCs w:val="22"/>
-          <w14:ligatures w14:val="none"/>
-        </w:rPr>
-        <w:t xml:space="preserve">This is not a throwaway. In many ancient settings women were not expected to be taught as disciples. Paul explicitly says: </w:t>
-      </w:r>
-      <w:r>
-        <w:rPr>
-          <w:rFonts w:eastAsia="Times New Roman" w:cs="Calibri"/>
-          <w:b/>
-          <w:bCs/>
-          <w:kern w:val="0"/>
-          <w:sz w:val="22"/>
-          <w:szCs w:val="22"/>
-          <w14:ligatures w14:val="none"/>
-        </w:rPr>
-        <w:t>let her learn.</w:t>
-      </w:r>
-    </w:p>
-    <w:p>
-      <w:pPr>
-        <w:spacing w:after="0" w:line="240" w:lineRule="auto"/>
-        <w:rPr>
-          <w:rFonts w:eastAsia="Times New Roman" w:cs="Calibri"/>
-          <w:kern w:val="0"/>
-          <w:sz w:val="22"/>
-          <w:szCs w:val="22"/>
-          <w14:ligatures w14:val="none"/>
-        </w:rPr>
-      </w:pPr>
-      <w:r>
-        <w:rPr>
-          <w:rFonts w:eastAsia="Times New Roman" w:cs="Calibri"/>
-          <w:kern w:val="0"/>
-          <w:sz w:val="22"/>
-          <w:szCs w:val="22"/>
+          <w14:ligatures w14:val="none"/>
+        </w:rPr>
+      </w:pPr>
+      <w:r>
+        <w:rPr>
+          <w:rFonts w:eastAsia="Times New Roman" w:cs="Calibri"/>
+          <w:kern w:val="0"/>
           <w14:ligatures w14:val="none"/>
         </w:rPr>
         <w:t>Two key words:</w:t>
@@ -2276,27 +2450,22 @@
         <w:rPr>
           <w:rFonts w:eastAsia="Times New Roman" w:cs="Calibri"/>
           <w:kern w:val="0"/>
-          <w:sz w:val="22"/>
-          <w:szCs w:val="22"/>
-          <w14:ligatures w14:val="none"/>
-        </w:rPr>
-      </w:pPr>
-      <w:r>
-        <w:rPr>
-          <w:rFonts w:eastAsia="Times New Roman" w:cs="Calibri"/>
-          <w:kern w:val="0"/>
-          <w:sz w:val="22"/>
-          <w:szCs w:val="22"/>
+          <w14:ligatures w14:val="none"/>
+        </w:rPr>
+      </w:pPr>
+      <w:r>
+        <w:rPr>
+          <w:rFonts w:eastAsia="Times New Roman" w:cs="Calibri"/>
+          <w:kern w:val="0"/>
           <w14:ligatures w14:val="none"/>
         </w:rPr>
         <w:t>“quietly” (</w:t>
       </w:r>
+      <w:proofErr w:type="spellStart"/>
       <w:r>
         <w:rPr>
           <w:rFonts w:ascii="Arial" w:eastAsia="Times New Roman" w:hAnsi="Arial" w:cs="Arial"/>
           <w:kern w:val="0"/>
-          <w:sz w:val="22"/>
-          <w:szCs w:val="22"/>
           <w14:ligatures w14:val="none"/>
         </w:rPr>
         <w:t>ἐ</w:t>
@@ -2305,28 +2474,24 @@
         <w:rPr>
           <w:rFonts w:ascii="Aptos" w:eastAsia="Times New Roman" w:hAnsi="Aptos" w:cs="Aptos"/>
           <w:kern w:val="0"/>
-          <w:sz w:val="22"/>
-          <w:szCs w:val="22"/>
           <w14:ligatures w14:val="none"/>
         </w:rPr>
         <w:t>ν</w:t>
       </w:r>
-      <w:r>
-        <w:rPr>
-          <w:rFonts w:eastAsia="Times New Roman" w:cs="Calibri"/>
-          <w:kern w:val="0"/>
-          <w:sz w:val="22"/>
-          <w:szCs w:val="22"/>
+      <w:proofErr w:type="spellEnd"/>
+      <w:r>
+        <w:rPr>
+          <w:rFonts w:eastAsia="Times New Roman" w:cs="Calibri"/>
+          <w:kern w:val="0"/>
           <w14:ligatures w14:val="none"/>
         </w:rPr>
         <w:t xml:space="preserve"> </w:t>
       </w:r>
+      <w:proofErr w:type="spellStart"/>
       <w:r>
         <w:rPr>
           <w:rFonts w:ascii="Arial" w:eastAsia="Times New Roman" w:hAnsi="Arial" w:cs="Arial"/>
           <w:kern w:val="0"/>
-          <w:sz w:val="22"/>
-          <w:szCs w:val="22"/>
           <w14:ligatures w14:val="none"/>
         </w:rPr>
         <w:t>ἡ</w:t>
@@ -2335,8 +2500,6 @@
         <w:rPr>
           <w:rFonts w:ascii="Aptos" w:eastAsia="Times New Roman" w:hAnsi="Aptos" w:cs="Aptos"/>
           <w:kern w:val="0"/>
-          <w:sz w:val="22"/>
-          <w:szCs w:val="22"/>
           <w14:ligatures w14:val="none"/>
         </w:rPr>
         <w:t>συχί</w:t>
@@ -2345,40 +2508,57 @@
         <w:rPr>
           <w:rFonts w:ascii="Arial" w:eastAsia="Times New Roman" w:hAnsi="Arial" w:cs="Arial"/>
           <w:kern w:val="0"/>
-          <w:sz w:val="22"/>
-          <w:szCs w:val="22"/>
           <w14:ligatures w14:val="none"/>
         </w:rPr>
         <w:t>ᾳ</w:t>
       </w:r>
-      <w:r>
-        <w:rPr>
-          <w:rFonts w:eastAsia="Times New Roman" w:cs="Calibri"/>
-          <w:kern w:val="0"/>
-          <w:sz w:val="22"/>
-          <w:szCs w:val="22"/>
+      <w:proofErr w:type="spellEnd"/>
+      <w:r>
+        <w:rPr>
+          <w:rFonts w:eastAsia="Times New Roman" w:cs="Calibri"/>
+          <w:kern w:val="0"/>
           <w14:ligatures w14:val="none"/>
         </w:rPr>
         <w:t xml:space="preserve">, </w:t>
       </w:r>
+      <w:proofErr w:type="spellStart"/>
       <w:r>
         <w:rPr>
           <w:rFonts w:eastAsia="Times New Roman" w:cs="Calibri"/>
           <w:i/>
           <w:iCs/>
           <w:kern w:val="0"/>
-          <w:sz w:val="22"/>
-          <w:szCs w:val="22"/>
-          <w14:ligatures w14:val="none"/>
-        </w:rPr>
-        <w:t>en hēsychia</w:t>
-      </w:r>
-      <w:r>
-        <w:rPr>
-          <w:rFonts w:eastAsia="Times New Roman" w:cs="Calibri"/>
-          <w:kern w:val="0"/>
-          <w:sz w:val="22"/>
-          <w:szCs w:val="22"/>
+          <w14:ligatures w14:val="none"/>
+        </w:rPr>
+        <w:t>en</w:t>
+      </w:r>
+      <w:proofErr w:type="spellEnd"/>
+      <w:r>
+        <w:rPr>
+          <w:rFonts w:eastAsia="Times New Roman" w:cs="Calibri"/>
+          <w:i/>
+          <w:iCs/>
+          <w:kern w:val="0"/>
+          <w14:ligatures w14:val="none"/>
+        </w:rPr>
+        <w:t xml:space="preserve"> </w:t>
+      </w:r>
+      <w:proofErr w:type="spellStart"/>
+      <w:r>
+        <w:rPr>
+          <w:rFonts w:eastAsia="Times New Roman" w:cs="Calibri"/>
+          <w:i/>
+          <w:iCs/>
+          <w:kern w:val="0"/>
+          <w14:ligatures w14:val="none"/>
+        </w:rPr>
+        <w:t>hēsychia</w:t>
+      </w:r>
+      <w:proofErr w:type="spellEnd"/>
+      <w:r>
+        <w:rPr>
+          <w:rFonts w:eastAsia="Times New Roman" w:cs="Calibri"/>
+          <w:kern w:val="0"/>
           <w14:ligatures w14:val="none"/>
         </w:rPr>
         <w:t>)</w:t>
@@ -2387,31 +2567,37 @@
         <w:rPr>
           <w:rFonts w:eastAsia="Times New Roman" w:cs="Calibri"/>
           <w:kern w:val="0"/>
-          <w:sz w:val="22"/>
-          <w:szCs w:val="22"/>
           <w14:ligatures w14:val="none"/>
         </w:rPr>
         <w:br/>
         <w:t xml:space="preserve">This word often means </w:t>
       </w:r>
+      <w:proofErr w:type="spellStart"/>
       <w:r>
         <w:rPr>
           <w:rFonts w:eastAsia="Times New Roman" w:cs="Calibri"/>
           <w:b/>
           <w:bCs/>
           <w:kern w:val="0"/>
-          <w:sz w:val="22"/>
-          <w:szCs w:val="22"/>
-          <w14:ligatures w14:val="none"/>
-        </w:rPr>
-        <w:t>settledness, calm, non-disruptiveness</w:t>
-      </w:r>
-      <w:r>
-        <w:rPr>
-          <w:rFonts w:eastAsia="Times New Roman" w:cs="Calibri"/>
-          <w:kern w:val="0"/>
-          <w:sz w:val="22"/>
-          <w:szCs w:val="22"/>
+          <w14:ligatures w14:val="none"/>
+        </w:rPr>
+        <w:t>settledness</w:t>
+      </w:r>
+      <w:proofErr w:type="spellEnd"/>
+      <w:r>
+        <w:rPr>
+          <w:rFonts w:eastAsia="Times New Roman" w:cs="Calibri"/>
+          <w:b/>
+          <w:bCs/>
+          <w:kern w:val="0"/>
+          <w14:ligatures w14:val="none"/>
+        </w:rPr>
+        <w:t>, calm, non-disruptiveness</w:t>
+      </w:r>
+      <w:r>
+        <w:rPr>
+          <w:rFonts w:eastAsia="Times New Roman" w:cs="Calibri"/>
+          <w:kern w:val="0"/>
           <w14:ligatures w14:val="none"/>
         </w:rPr>
         <w:t>, not absolute silence. Same root appears in 2:2 (“peaceful and quiet life”). The vibe is “not contentious, not interrupting, not disruptive.”</w:t>
@@ -2428,6 +2614,298 @@
         <w:rPr>
           <w:rFonts w:eastAsia="Times New Roman" w:cs="Calibri"/>
           <w:kern w:val="0"/>
+          <w14:ligatures w14:val="none"/>
+        </w:rPr>
+      </w:pPr>
+      <w:r>
+        <w:rPr>
+          <w:rFonts w:eastAsia="Times New Roman" w:cs="Calibri"/>
+          <w:kern w:val="0"/>
+          <w14:ligatures w14:val="none"/>
+        </w:rPr>
+        <w:t>“</w:t>
+      </w:r>
+      <w:proofErr w:type="gramStart"/>
+      <w:r>
+        <w:rPr>
+          <w:rFonts w:eastAsia="Times New Roman" w:cs="Calibri"/>
+          <w:kern w:val="0"/>
+          <w14:ligatures w14:val="none"/>
+        </w:rPr>
+        <w:t>with</w:t>
+      </w:r>
+      <w:proofErr w:type="gramEnd"/>
+      <w:r>
+        <w:rPr>
+          <w:rFonts w:eastAsia="Times New Roman" w:cs="Calibri"/>
+          <w:kern w:val="0"/>
+          <w14:ligatures w14:val="none"/>
+        </w:rPr>
+        <w:t xml:space="preserve"> all submissiveness” (</w:t>
+      </w:r>
+      <w:proofErr w:type="spellStart"/>
+      <w:r>
+        <w:rPr>
+          <w:rFonts w:ascii="Arial" w:eastAsia="Times New Roman" w:hAnsi="Arial" w:cs="Arial"/>
+          <w:kern w:val="0"/>
+          <w14:ligatures w14:val="none"/>
+        </w:rPr>
+        <w:t>ἐ</w:t>
+      </w:r>
+      <w:r>
+        <w:rPr>
+          <w:rFonts w:ascii="Aptos" w:eastAsia="Times New Roman" w:hAnsi="Aptos" w:cs="Aptos"/>
+          <w:kern w:val="0"/>
+          <w14:ligatures w14:val="none"/>
+        </w:rPr>
+        <w:t>ν</w:t>
+      </w:r>
+      <w:proofErr w:type="spellEnd"/>
+      <w:r>
+        <w:rPr>
+          <w:rFonts w:eastAsia="Times New Roman" w:cs="Calibri"/>
+          <w:kern w:val="0"/>
+          <w14:ligatures w14:val="none"/>
+        </w:rPr>
+        <w:t xml:space="preserve"> </w:t>
+      </w:r>
+      <w:r>
+        <w:rPr>
+          <w:rFonts w:ascii="Aptos" w:eastAsia="Times New Roman" w:hAnsi="Aptos" w:cs="Aptos"/>
+          <w:kern w:val="0"/>
+          <w14:ligatures w14:val="none"/>
+        </w:rPr>
+        <w:t>π</w:t>
+      </w:r>
+      <w:proofErr w:type="spellStart"/>
+      <w:r>
+        <w:rPr>
+          <w:rFonts w:ascii="Aptos" w:eastAsia="Times New Roman" w:hAnsi="Aptos" w:cs="Aptos"/>
+          <w:kern w:val="0"/>
+          <w14:ligatures w14:val="none"/>
+        </w:rPr>
+        <w:t>άσ</w:t>
+      </w:r>
+      <w:r>
+        <w:rPr>
+          <w:rFonts w:ascii="Arial" w:eastAsia="Times New Roman" w:hAnsi="Arial" w:cs="Arial"/>
+          <w:kern w:val="0"/>
+          <w14:ligatures w14:val="none"/>
+        </w:rPr>
+        <w:t>ῃ</w:t>
+      </w:r>
+      <w:proofErr w:type="spellEnd"/>
+      <w:r>
+        <w:rPr>
+          <w:rFonts w:eastAsia="Times New Roman" w:cs="Calibri"/>
+          <w:kern w:val="0"/>
+          <w14:ligatures w14:val="none"/>
+        </w:rPr>
+        <w:t xml:space="preserve"> </w:t>
+      </w:r>
+      <w:r>
+        <w:rPr>
+          <w:rFonts w:ascii="Arial" w:eastAsia="Times New Roman" w:hAnsi="Arial" w:cs="Arial"/>
+          <w:kern w:val="0"/>
+          <w14:ligatures w14:val="none"/>
+        </w:rPr>
+        <w:t>ὑ</w:t>
+      </w:r>
+      <w:r>
+        <w:rPr>
+          <w:rFonts w:ascii="Aptos" w:eastAsia="Times New Roman" w:hAnsi="Aptos" w:cs="Aptos"/>
+          <w:kern w:val="0"/>
+          <w14:ligatures w14:val="none"/>
+        </w:rPr>
+        <w:t>π</w:t>
+      </w:r>
+      <w:proofErr w:type="spellStart"/>
+      <w:r>
+        <w:rPr>
+          <w:rFonts w:ascii="Aptos" w:eastAsia="Times New Roman" w:hAnsi="Aptos" w:cs="Aptos"/>
+          <w:kern w:val="0"/>
+          <w14:ligatures w14:val="none"/>
+        </w:rPr>
+        <w:t>οτ</w:t>
+      </w:r>
+      <w:proofErr w:type="spellEnd"/>
+      <w:r>
+        <w:rPr>
+          <w:rFonts w:ascii="Aptos" w:eastAsia="Times New Roman" w:hAnsi="Aptos" w:cs="Aptos"/>
+          <w:kern w:val="0"/>
+          <w14:ligatures w14:val="none"/>
+        </w:rPr>
+        <w:t>αγ</w:t>
+      </w:r>
+      <w:r>
+        <w:rPr>
+          <w:rFonts w:ascii="Arial" w:eastAsia="Times New Roman" w:hAnsi="Arial" w:cs="Arial"/>
+          <w:kern w:val="0"/>
+          <w14:ligatures w14:val="none"/>
+        </w:rPr>
+        <w:t>ῇ</w:t>
+      </w:r>
+      <w:r>
+        <w:rPr>
+          <w:rFonts w:eastAsia="Times New Roman" w:cs="Calibri"/>
+          <w:kern w:val="0"/>
+          <w14:ligatures w14:val="none"/>
+        </w:rPr>
+        <w:t xml:space="preserve">, </w:t>
+      </w:r>
+      <w:proofErr w:type="spellStart"/>
+      <w:r>
+        <w:rPr>
+          <w:rFonts w:eastAsia="Times New Roman" w:cs="Calibri"/>
+          <w:i/>
+          <w:iCs/>
+          <w:kern w:val="0"/>
+          <w14:ligatures w14:val="none"/>
+        </w:rPr>
+        <w:t>en</w:t>
+      </w:r>
+      <w:proofErr w:type="spellEnd"/>
+      <w:r>
+        <w:rPr>
+          <w:rFonts w:eastAsia="Times New Roman" w:cs="Calibri"/>
+          <w:i/>
+          <w:iCs/>
+          <w:kern w:val="0"/>
+          <w14:ligatures w14:val="none"/>
+        </w:rPr>
+        <w:t xml:space="preserve"> </w:t>
+      </w:r>
+      <w:proofErr w:type="spellStart"/>
+      <w:r>
+        <w:rPr>
+          <w:rFonts w:eastAsia="Times New Roman" w:cs="Calibri"/>
+          <w:i/>
+          <w:iCs/>
+          <w:kern w:val="0"/>
+          <w14:ligatures w14:val="none"/>
+        </w:rPr>
+        <w:t>pasē</w:t>
+      </w:r>
+      <w:proofErr w:type="spellEnd"/>
+      <w:r>
+        <w:rPr>
+          <w:rFonts w:eastAsia="Times New Roman" w:cs="Calibri"/>
+          <w:i/>
+          <w:iCs/>
+          <w:kern w:val="0"/>
+          <w14:ligatures w14:val="none"/>
+        </w:rPr>
+        <w:t xml:space="preserve"> </w:t>
+      </w:r>
+      <w:proofErr w:type="spellStart"/>
+      <w:r>
+        <w:rPr>
+          <w:rFonts w:eastAsia="Times New Roman" w:cs="Calibri"/>
+          <w:i/>
+          <w:iCs/>
+          <w:kern w:val="0"/>
+          <w14:ligatures w14:val="none"/>
+        </w:rPr>
+        <w:t>hypotagē</w:t>
+      </w:r>
+      <w:proofErr w:type="spellEnd"/>
+      <w:r>
+        <w:rPr>
+          <w:rFonts w:eastAsia="Times New Roman" w:cs="Calibri"/>
+          <w:kern w:val="0"/>
+          <w14:ligatures w14:val="none"/>
+        </w:rPr>
+        <w:t>)</w:t>
+      </w:r>
+      <w:r>
+        <w:rPr>
+          <w:rFonts w:eastAsia="Times New Roman" w:cs="Calibri"/>
+          <w:kern w:val="0"/>
+          <w14:ligatures w14:val="none"/>
+        </w:rPr>
+        <w:br/>
+      </w:r>
+      <w:proofErr w:type="spellStart"/>
+      <w:r>
+        <w:rPr>
+          <w:rFonts w:eastAsia="Times New Roman" w:cs="Calibri"/>
+          <w:i/>
+          <w:iCs/>
+          <w:kern w:val="0"/>
+          <w14:ligatures w14:val="none"/>
+        </w:rPr>
+        <w:t>Hypotagē</w:t>
+      </w:r>
+      <w:proofErr w:type="spellEnd"/>
+      <w:r>
+        <w:rPr>
+          <w:rFonts w:eastAsia="Times New Roman" w:cs="Calibri"/>
+          <w:kern w:val="0"/>
+          <w14:ligatures w14:val="none"/>
+        </w:rPr>
+        <w:t xml:space="preserve"> is “orderly submission,” often to </w:t>
+      </w:r>
+      <w:r>
+        <w:rPr>
+          <w:rFonts w:eastAsia="Times New Roman" w:cs="Calibri"/>
+          <w:b/>
+          <w:bCs/>
+          <w:kern w:val="0"/>
+          <w14:ligatures w14:val="none"/>
+        </w:rPr>
+        <w:t>right teaching / right authority structures</w:t>
+      </w:r>
+      <w:r>
+        <w:rPr>
+          <w:rFonts w:eastAsia="Times New Roman" w:cs="Calibri"/>
+          <w:kern w:val="0"/>
+          <w14:ligatures w14:val="none"/>
+        </w:rPr>
+        <w:t xml:space="preserve">, not “women are inferior.” In a teaching environment, it looks like </w:t>
+      </w:r>
+      <w:r>
+        <w:rPr>
+          <w:rFonts w:eastAsia="Times New Roman" w:cs="Calibri"/>
+          <w:b/>
+          <w:bCs/>
+          <w:kern w:val="0"/>
+          <w14:ligatures w14:val="none"/>
+        </w:rPr>
+        <w:t>receiving instruction rather than taking the teacher’s seat</w:t>
+      </w:r>
+      <w:r>
+        <w:rPr>
+          <w:rFonts w:eastAsia="Times New Roman" w:cs="Calibri"/>
+          <w:kern w:val="0"/>
+          <w14:ligatures w14:val="none"/>
+        </w:rPr>
+        <w:t>.</w:t>
+      </w:r>
+    </w:p>
+    <w:p>
+      <w:pPr>
+        <w:spacing w:after="0" w:line="240" w:lineRule="auto"/>
+        <w:rPr>
+          <w:rFonts w:eastAsia="Times New Roman" w:cs="Calibri"/>
+          <w:kern w:val="0"/>
+          <w14:ligatures w14:val="none"/>
+        </w:rPr>
+      </w:pPr>
+      <w:r>
+        <w:rPr>
+          <w:rFonts w:eastAsia="Times New Roman" w:cs="Calibri"/>
+          <w:kern w:val="0"/>
+          <w14:ligatures w14:val="none"/>
+        </w:rPr>
+        <w:t>So v11 sets the posture: women are learners in the gathered setting, in calmness and receptivity.</w:t>
+      </w:r>
+    </w:p>
+    <w:p>
+      <w:pPr>
+        <w:spacing w:after="0" w:line="240" w:lineRule="auto"/>
+        <w:rPr>
+          <w:rFonts w:eastAsia="Times New Roman" w:cs="Calibri"/>
+          <w:kern w:val="0"/>
           <w:sz w:val="22"/>
           <w:szCs w:val="22"/>
           <w14:ligatures w14:val="none"/>
@@ -2441,433 +2919,213 @@
           <w:szCs w:val="22"/>
           <w14:ligatures w14:val="none"/>
         </w:rPr>
-        <w:t>“with all submissiveness” (</w:t>
-      </w:r>
-      <w:r>
-        <w:rPr>
-          <w:rFonts w:ascii="Arial" w:eastAsia="Times New Roman" w:hAnsi="Arial" w:cs="Arial"/>
-          <w:kern w:val="0"/>
-          <w:sz w:val="22"/>
-          <w:szCs w:val="22"/>
-          <w14:ligatures w14:val="none"/>
-        </w:rPr>
-        <w:t>ἐ</w:t>
-      </w:r>
-      <w:r>
-        <w:rPr>
-          <w:rFonts w:ascii="Aptos" w:eastAsia="Times New Roman" w:hAnsi="Aptos" w:cs="Aptos"/>
-          <w:kern w:val="0"/>
-          <w:sz w:val="22"/>
-          <w:szCs w:val="22"/>
-          <w14:ligatures w14:val="none"/>
-        </w:rPr>
-        <w:t>ν</w:t>
-      </w:r>
-      <w:r>
-        <w:rPr>
-          <w:rFonts w:eastAsia="Times New Roman" w:cs="Calibri"/>
-          <w:kern w:val="0"/>
-          <w:sz w:val="22"/>
-          <w:szCs w:val="22"/>
-          <w14:ligatures w14:val="none"/>
-        </w:rPr>
-        <w:t xml:space="preserve"> </w:t>
-      </w:r>
-      <w:r>
-        <w:rPr>
-          <w:rFonts w:ascii="Aptos" w:eastAsia="Times New Roman" w:hAnsi="Aptos" w:cs="Aptos"/>
-          <w:kern w:val="0"/>
-          <w:sz w:val="22"/>
-          <w:szCs w:val="22"/>
-          <w14:ligatures w14:val="none"/>
-        </w:rPr>
-        <w:t>πάσ</w:t>
-      </w:r>
-      <w:r>
-        <w:rPr>
-          <w:rFonts w:ascii="Arial" w:eastAsia="Times New Roman" w:hAnsi="Arial" w:cs="Arial"/>
-          <w:kern w:val="0"/>
-          <w:sz w:val="22"/>
-          <w:szCs w:val="22"/>
-          <w14:ligatures w14:val="none"/>
-        </w:rPr>
-        <w:t>ῃ</w:t>
-      </w:r>
-      <w:r>
-        <w:rPr>
-          <w:rFonts w:eastAsia="Times New Roman" w:cs="Calibri"/>
-          <w:kern w:val="0"/>
-          <w:sz w:val="22"/>
-          <w:szCs w:val="22"/>
-          <w14:ligatures w14:val="none"/>
-        </w:rPr>
-        <w:t xml:space="preserve"> </w:t>
-      </w:r>
-      <w:r>
-        <w:rPr>
-          <w:rFonts w:ascii="Arial" w:eastAsia="Times New Roman" w:hAnsi="Arial" w:cs="Arial"/>
-          <w:kern w:val="0"/>
-          <w:sz w:val="22"/>
-          <w:szCs w:val="22"/>
-          <w14:ligatures w14:val="none"/>
-        </w:rPr>
-        <w:t>ὑ</w:t>
-      </w:r>
-      <w:r>
-        <w:rPr>
-          <w:rFonts w:ascii="Aptos" w:eastAsia="Times New Roman" w:hAnsi="Aptos" w:cs="Aptos"/>
-          <w:kern w:val="0"/>
-          <w:sz w:val="22"/>
-          <w:szCs w:val="22"/>
-          <w14:ligatures w14:val="none"/>
-        </w:rPr>
-        <w:t>ποταγ</w:t>
-      </w:r>
-      <w:r>
-        <w:rPr>
-          <w:rFonts w:ascii="Arial" w:eastAsia="Times New Roman" w:hAnsi="Arial" w:cs="Arial"/>
-          <w:kern w:val="0"/>
-          <w:sz w:val="22"/>
-          <w:szCs w:val="22"/>
-          <w14:ligatures w14:val="none"/>
-        </w:rPr>
-        <w:t>ῇ</w:t>
-      </w:r>
-      <w:r>
-        <w:rPr>
-          <w:rFonts w:eastAsia="Times New Roman" w:cs="Calibri"/>
-          <w:kern w:val="0"/>
-          <w:sz w:val="22"/>
-          <w:szCs w:val="22"/>
-          <w14:ligatures w14:val="none"/>
-        </w:rPr>
-        <w:t xml:space="preserve">, </w:t>
-      </w:r>
-      <w:r>
-        <w:rPr>
-          <w:rFonts w:eastAsia="Times New Roman" w:cs="Calibri"/>
-          <w:i/>
-          <w:iCs/>
-          <w:kern w:val="0"/>
-          <w:sz w:val="22"/>
-          <w:szCs w:val="22"/>
-          <w14:ligatures w14:val="none"/>
-        </w:rPr>
-        <w:t>en pasē hypotagē</w:t>
-      </w:r>
-      <w:r>
-        <w:rPr>
-          <w:rFonts w:eastAsia="Times New Roman" w:cs="Calibri"/>
-          <w:kern w:val="0"/>
-          <w:sz w:val="22"/>
-          <w:szCs w:val="22"/>
-          <w14:ligatures w14:val="none"/>
-        </w:rPr>
-        <w:t>)</w:t>
-      </w:r>
-      <w:r>
-        <w:rPr>
-          <w:rFonts w:eastAsia="Times New Roman" w:cs="Calibri"/>
-          <w:kern w:val="0"/>
-          <w:sz w:val="22"/>
-          <w:szCs w:val="22"/>
-          <w14:ligatures w14:val="none"/>
-        </w:rPr>
-        <w:br/>
-      </w:r>
-      <w:r>
-        <w:rPr>
-          <w:rFonts w:eastAsia="Times New Roman" w:cs="Calibri"/>
-          <w:i/>
-          <w:iCs/>
-          <w:kern w:val="0"/>
-          <w:sz w:val="22"/>
-          <w:szCs w:val="22"/>
-          <w14:ligatures w14:val="none"/>
-        </w:rPr>
-        <w:t>Hypotagē</w:t>
-      </w:r>
-      <w:r>
-        <w:rPr>
-          <w:rFonts w:eastAsia="Times New Roman" w:cs="Calibri"/>
-          <w:kern w:val="0"/>
-          <w:sz w:val="22"/>
-          <w:szCs w:val="22"/>
-          <w14:ligatures w14:val="none"/>
-        </w:rPr>
-        <w:t xml:space="preserve"> is “orderly submission,” often to </w:t>
-      </w:r>
+        <w:t> </w:t>
+      </w:r>
+    </w:p>
+    <w:p>
+      <w:pPr>
+        <w:pStyle w:val="Heading2"/>
+      </w:pPr>
+      <w:r>
+        <w:lastRenderedPageBreak/>
+        <w:t>4) Verse 12: the crux (lexicon and syntax)</w:t>
+      </w:r>
+    </w:p>
+    <w:p>
+      <w:pPr>
+        <w:spacing w:after="0" w:line="240" w:lineRule="auto"/>
+        <w:rPr>
+          <w:rFonts w:eastAsia="Times New Roman" w:cs="Calibri"/>
+          <w:kern w:val="0"/>
+          <w:sz w:val="28"/>
+          <w:szCs w:val="28"/>
+          <w14:ligatures w14:val="none"/>
+        </w:rPr>
+      </w:pPr>
       <w:r>
         <w:rPr>
           <w:rFonts w:eastAsia="Times New Roman" w:cs="Calibri"/>
           <w:b/>
           <w:bCs/>
           <w:kern w:val="0"/>
-          <w:sz w:val="22"/>
-          <w:szCs w:val="22"/>
-          <w14:ligatures w14:val="none"/>
-        </w:rPr>
-        <w:t>right teaching / right authority structures</w:t>
-      </w:r>
-      <w:r>
-        <w:rPr>
-          <w:rFonts w:eastAsia="Times New Roman" w:cs="Calibri"/>
-          <w:kern w:val="0"/>
-          <w:sz w:val="22"/>
-          <w:szCs w:val="22"/>
-          <w14:ligatures w14:val="none"/>
-        </w:rPr>
-        <w:t xml:space="preserve">, not “women are inferior.” In a teaching environment, it looks like </w:t>
-      </w:r>
+          <w:sz w:val="28"/>
+          <w:szCs w:val="28"/>
+          <w14:ligatures w14:val="none"/>
+        </w:rPr>
+        <w:t>Greek text (key verbs)</w:t>
+      </w:r>
+    </w:p>
+    <w:p>
+      <w:pPr>
+        <w:spacing w:after="0" w:line="240" w:lineRule="auto"/>
+        <w:ind w:left="540"/>
+        <w:rPr>
+          <w:rFonts w:eastAsia="Times New Roman" w:cs="Calibri"/>
+          <w:kern w:val="0"/>
+          <w14:ligatures w14:val="none"/>
+        </w:rPr>
+      </w:pPr>
+      <w:proofErr w:type="spellStart"/>
+      <w:r>
+        <w:rPr>
+          <w:rFonts w:eastAsia="Times New Roman" w:cs="Calibri"/>
+          <w:kern w:val="0"/>
+          <w14:ligatures w14:val="none"/>
+        </w:rPr>
+        <w:t>διδάσκειν</w:t>
+      </w:r>
+      <w:proofErr w:type="spellEnd"/>
+      <w:r>
+        <w:rPr>
+          <w:rFonts w:eastAsia="Times New Roman" w:cs="Calibri"/>
+          <w:kern w:val="0"/>
+          <w14:ligatures w14:val="none"/>
+        </w:rPr>
+        <w:t xml:space="preserve"> </w:t>
+      </w:r>
+      <w:proofErr w:type="spellStart"/>
+      <w:r>
+        <w:rPr>
+          <w:rFonts w:eastAsia="Times New Roman" w:cs="Calibri"/>
+          <w:kern w:val="0"/>
+          <w14:ligatures w14:val="none"/>
+        </w:rPr>
+        <w:t>δ</w:t>
+      </w:r>
+      <w:r>
+        <w:rPr>
+          <w:rFonts w:ascii="Arial" w:eastAsia="Times New Roman" w:hAnsi="Arial" w:cs="Arial"/>
+          <w:kern w:val="0"/>
+          <w14:ligatures w14:val="none"/>
+        </w:rPr>
+        <w:t>ὲ</w:t>
+      </w:r>
+      <w:proofErr w:type="spellEnd"/>
+      <w:r>
+        <w:rPr>
+          <w:rFonts w:eastAsia="Times New Roman" w:cs="Calibri"/>
+          <w:kern w:val="0"/>
+          <w14:ligatures w14:val="none"/>
+        </w:rPr>
+        <w:t xml:space="preserve"> </w:t>
+      </w:r>
+      <w:proofErr w:type="spellStart"/>
+      <w:r>
+        <w:rPr>
+          <w:rFonts w:ascii="Aptos" w:eastAsia="Times New Roman" w:hAnsi="Aptos" w:cs="Aptos"/>
+          <w:kern w:val="0"/>
+          <w14:ligatures w14:val="none"/>
+        </w:rPr>
+        <w:t>γυν</w:t>
+      </w:r>
+      <w:proofErr w:type="spellEnd"/>
+      <w:r>
+        <w:rPr>
+          <w:rFonts w:ascii="Aptos" w:eastAsia="Times New Roman" w:hAnsi="Aptos" w:cs="Aptos"/>
+          <w:kern w:val="0"/>
+          <w14:ligatures w14:val="none"/>
+        </w:rPr>
+        <w:t>αικ</w:t>
+      </w:r>
+      <w:r>
+        <w:rPr>
+          <w:rFonts w:ascii="Arial" w:eastAsia="Times New Roman" w:hAnsi="Arial" w:cs="Arial"/>
+          <w:kern w:val="0"/>
+          <w14:ligatures w14:val="none"/>
+        </w:rPr>
+        <w:t>ὶ</w:t>
+      </w:r>
+      <w:r>
+        <w:rPr>
+          <w:rFonts w:eastAsia="Times New Roman" w:cs="Calibri"/>
+          <w:kern w:val="0"/>
+          <w14:ligatures w14:val="none"/>
+        </w:rPr>
+        <w:t xml:space="preserve"> </w:t>
+      </w:r>
+      <w:proofErr w:type="spellStart"/>
+      <w:r>
+        <w:rPr>
+          <w:rFonts w:ascii="Aptos" w:eastAsia="Times New Roman" w:hAnsi="Aptos" w:cs="Aptos"/>
+          <w:kern w:val="0"/>
+          <w14:ligatures w14:val="none"/>
+        </w:rPr>
+        <w:t>ο</w:t>
+      </w:r>
+      <w:r>
+        <w:rPr>
+          <w:rFonts w:ascii="Arial" w:eastAsia="Times New Roman" w:hAnsi="Arial" w:cs="Arial"/>
+          <w:kern w:val="0"/>
+          <w14:ligatures w14:val="none"/>
+        </w:rPr>
+        <w:t>ὐ</w:t>
+      </w:r>
+      <w:r>
+        <w:rPr>
+          <w:rFonts w:ascii="Aptos" w:eastAsia="Times New Roman" w:hAnsi="Aptos" w:cs="Aptos"/>
+          <w:kern w:val="0"/>
+          <w14:ligatures w14:val="none"/>
+        </w:rPr>
+        <w:t>κ</w:t>
+      </w:r>
+      <w:proofErr w:type="spellEnd"/>
+      <w:r>
+        <w:rPr>
+          <w:rFonts w:eastAsia="Times New Roman" w:cs="Calibri"/>
+          <w:kern w:val="0"/>
+          <w14:ligatures w14:val="none"/>
+        </w:rPr>
+        <w:t xml:space="preserve"> </w:t>
+      </w:r>
+      <w:r>
+        <w:rPr>
+          <w:rFonts w:ascii="Arial" w:eastAsia="Times New Roman" w:hAnsi="Arial" w:cs="Arial"/>
+          <w:kern w:val="0"/>
+          <w14:ligatures w14:val="none"/>
+        </w:rPr>
+        <w:t>ἐ</w:t>
+      </w:r>
+      <w:r>
+        <w:rPr>
+          <w:rFonts w:ascii="Aptos" w:eastAsia="Times New Roman" w:hAnsi="Aptos" w:cs="Aptos"/>
+          <w:kern w:val="0"/>
+          <w14:ligatures w14:val="none"/>
+        </w:rPr>
+        <w:t>π</w:t>
+      </w:r>
+      <w:proofErr w:type="spellStart"/>
+      <w:r>
+        <w:rPr>
+          <w:rFonts w:ascii="Aptos" w:eastAsia="Times New Roman" w:hAnsi="Aptos" w:cs="Aptos"/>
+          <w:kern w:val="0"/>
+          <w14:ligatures w14:val="none"/>
+        </w:rPr>
+        <w:t>ιτρέ</w:t>
+      </w:r>
+      <w:proofErr w:type="spellEnd"/>
+      <w:r>
+        <w:rPr>
+          <w:rFonts w:ascii="Aptos" w:eastAsia="Times New Roman" w:hAnsi="Aptos" w:cs="Aptos"/>
+          <w:kern w:val="0"/>
+          <w14:ligatures w14:val="none"/>
+        </w:rPr>
+        <w:t>πω</w:t>
+      </w:r>
+      <w:r>
+        <w:rPr>
+          <w:rFonts w:eastAsia="Times New Roman" w:cs="Calibri"/>
+          <w:kern w:val="0"/>
+          <w14:ligatures w14:val="none"/>
+        </w:rPr>
+        <w:t xml:space="preserve"> </w:t>
+      </w:r>
+      <w:proofErr w:type="spellStart"/>
       <w:r>
         <w:rPr>
           <w:rFonts w:eastAsia="Times New Roman" w:cs="Calibri"/>
           <w:b/>
           <w:bCs/>
           <w:kern w:val="0"/>
-          <w:sz w:val="22"/>
-          <w:szCs w:val="22"/>
-          <w14:ligatures w14:val="none"/>
-        </w:rPr>
-        <w:t>receiving instruction rather than taking the teacher’s seat</w:t>
-      </w:r>
-      <w:r>
-        <w:rPr>
-          <w:rFonts w:eastAsia="Times New Roman" w:cs="Calibri"/>
-          <w:kern w:val="0"/>
-          <w:sz w:val="22"/>
-          <w:szCs w:val="22"/>
-          <w14:ligatures w14:val="none"/>
-        </w:rPr>
-        <w:t>.</w:t>
-      </w:r>
-    </w:p>
-    <w:p>
-      <w:pPr>
-        <w:spacing w:after="0" w:line="240" w:lineRule="auto"/>
-        <w:rPr>
-          <w:rFonts w:eastAsia="Times New Roman" w:cs="Calibri"/>
-          <w:kern w:val="0"/>
-          <w:sz w:val="22"/>
-          <w:szCs w:val="22"/>
-          <w14:ligatures w14:val="none"/>
-        </w:rPr>
-      </w:pPr>
-      <w:r>
-        <w:rPr>
-          <w:rFonts w:eastAsia="Times New Roman" w:cs="Calibri"/>
-          <w:kern w:val="0"/>
-          <w:sz w:val="22"/>
-          <w:szCs w:val="22"/>
-          <w14:ligatures w14:val="none"/>
-        </w:rPr>
-        <w:t>So v11 sets the posture: women are learners in the gathered setting, in calmness and receptivity.</w:t>
-      </w:r>
-    </w:p>
-    <w:p>
-      <w:pPr>
-        <w:spacing w:after="0" w:line="240" w:lineRule="auto"/>
-        <w:rPr>
-          <w:rFonts w:eastAsia="Times New Roman" w:cs="Calibri"/>
-          <w:kern w:val="0"/>
-          <w:sz w:val="22"/>
-          <w:szCs w:val="22"/>
-          <w14:ligatures w14:val="none"/>
-        </w:rPr>
-      </w:pPr>
-      <w:r>
-        <w:rPr>
-          <w:rFonts w:eastAsia="Times New Roman" w:cs="Calibri"/>
-          <w:kern w:val="0"/>
-          <w:sz w:val="22"/>
-          <w:szCs w:val="22"/>
-          <w14:ligatures w14:val="none"/>
-        </w:rPr>
-        <w:t> </w:t>
-      </w:r>
-    </w:p>
-    <w:p>
-      <w:pPr>
-        <w:pStyle w:val="Heading2"/>
-      </w:pPr>
-      <w:r>
-        <w:t>4) Verse 12: the crux (lexicon and syntax)</w:t>
-      </w:r>
-    </w:p>
-    <w:p>
-      <w:pPr>
-        <w:spacing w:after="0" w:line="240" w:lineRule="auto"/>
-        <w:rPr>
-          <w:rFonts w:eastAsia="Times New Roman" w:cs="Calibri"/>
-          <w:kern w:val="0"/>
-          <w:sz w:val="28"/>
-          <w:szCs w:val="28"/>
-          <w14:ligatures w14:val="none"/>
-        </w:rPr>
-      </w:pPr>
-      <w:r>
-        <w:rPr>
-          <w:rFonts w:eastAsia="Times New Roman" w:cs="Calibri"/>
-          <w:b/>
-          <w:bCs/>
-          <w:kern w:val="0"/>
-          <w:sz w:val="28"/>
-          <w:szCs w:val="28"/>
-          <w14:ligatures w14:val="none"/>
-        </w:rPr>
-        <w:t>Greek text (key verbs)</w:t>
-      </w:r>
-    </w:p>
-    <w:p>
-      <w:pPr>
-        <w:spacing w:after="0" w:line="240" w:lineRule="auto"/>
-        <w:ind w:left="540"/>
-        <w:rPr>
-          <w:rFonts w:eastAsia="Times New Roman" w:cs="Calibri"/>
-          <w:kern w:val="0"/>
-          <w:sz w:val="22"/>
-          <w:szCs w:val="22"/>
-          <w14:ligatures w14:val="none"/>
-        </w:rPr>
-      </w:pPr>
-      <w:r>
-        <w:rPr>
-          <w:rFonts w:eastAsia="Times New Roman" w:cs="Calibri"/>
-          <w:kern w:val="0"/>
-          <w:sz w:val="22"/>
-          <w:szCs w:val="22"/>
-          <w14:ligatures w14:val="none"/>
-        </w:rPr>
-        <w:t>διδάσκειν δ</w:t>
-      </w:r>
-      <w:r>
-        <w:rPr>
-          <w:rFonts w:ascii="Arial" w:eastAsia="Times New Roman" w:hAnsi="Arial" w:cs="Arial"/>
-          <w:kern w:val="0"/>
-          <w:sz w:val="22"/>
-          <w:szCs w:val="22"/>
-          <w14:ligatures w14:val="none"/>
-        </w:rPr>
-        <w:t>ὲ</w:t>
-      </w:r>
-      <w:r>
-        <w:rPr>
-          <w:rFonts w:eastAsia="Times New Roman" w:cs="Calibri"/>
-          <w:kern w:val="0"/>
-          <w:sz w:val="22"/>
-          <w:szCs w:val="22"/>
-          <w14:ligatures w14:val="none"/>
-        </w:rPr>
-        <w:t xml:space="preserve"> </w:t>
-      </w:r>
-      <w:r>
-        <w:rPr>
-          <w:rFonts w:ascii="Aptos" w:eastAsia="Times New Roman" w:hAnsi="Aptos" w:cs="Aptos"/>
-          <w:kern w:val="0"/>
-          <w:sz w:val="22"/>
-          <w:szCs w:val="22"/>
-          <w14:ligatures w14:val="none"/>
-        </w:rPr>
-        <w:t>γυναικ</w:t>
-      </w:r>
-      <w:r>
-        <w:rPr>
-          <w:rFonts w:ascii="Arial" w:eastAsia="Times New Roman" w:hAnsi="Arial" w:cs="Arial"/>
-          <w:kern w:val="0"/>
-          <w:sz w:val="22"/>
-          <w:szCs w:val="22"/>
-          <w14:ligatures w14:val="none"/>
-        </w:rPr>
-        <w:t>ὶ</w:t>
-      </w:r>
-      <w:r>
-        <w:rPr>
-          <w:rFonts w:eastAsia="Times New Roman" w:cs="Calibri"/>
-          <w:kern w:val="0"/>
-          <w:sz w:val="22"/>
-          <w:szCs w:val="22"/>
-          <w14:ligatures w14:val="none"/>
-        </w:rPr>
-        <w:t xml:space="preserve"> </w:t>
-      </w:r>
-      <w:r>
-        <w:rPr>
-          <w:rFonts w:ascii="Aptos" w:eastAsia="Times New Roman" w:hAnsi="Aptos" w:cs="Aptos"/>
-          <w:kern w:val="0"/>
-          <w:sz w:val="22"/>
-          <w:szCs w:val="22"/>
-          <w14:ligatures w14:val="none"/>
-        </w:rPr>
-        <w:t>ο</w:t>
-      </w:r>
-      <w:r>
-        <w:rPr>
-          <w:rFonts w:ascii="Arial" w:eastAsia="Times New Roman" w:hAnsi="Arial" w:cs="Arial"/>
-          <w:kern w:val="0"/>
-          <w:sz w:val="22"/>
-          <w:szCs w:val="22"/>
-          <w14:ligatures w14:val="none"/>
-        </w:rPr>
-        <w:t>ὐ</w:t>
-      </w:r>
-      <w:r>
-        <w:rPr>
-          <w:rFonts w:ascii="Aptos" w:eastAsia="Times New Roman" w:hAnsi="Aptos" w:cs="Aptos"/>
-          <w:kern w:val="0"/>
-          <w:sz w:val="22"/>
-          <w:szCs w:val="22"/>
-          <w14:ligatures w14:val="none"/>
-        </w:rPr>
-        <w:t>κ</w:t>
-      </w:r>
-      <w:r>
-        <w:rPr>
-          <w:rFonts w:eastAsia="Times New Roman" w:cs="Calibri"/>
-          <w:kern w:val="0"/>
-          <w:sz w:val="22"/>
-          <w:szCs w:val="22"/>
-          <w14:ligatures w14:val="none"/>
-        </w:rPr>
-        <w:t xml:space="preserve"> </w:t>
-      </w:r>
-      <w:r>
-        <w:rPr>
-          <w:rFonts w:ascii="Arial" w:eastAsia="Times New Roman" w:hAnsi="Arial" w:cs="Arial"/>
-          <w:kern w:val="0"/>
-          <w:sz w:val="22"/>
-          <w:szCs w:val="22"/>
-          <w14:ligatures w14:val="none"/>
-        </w:rPr>
-        <w:t>ἐ</w:t>
-      </w:r>
-      <w:r>
-        <w:rPr>
-          <w:rFonts w:ascii="Aptos" w:eastAsia="Times New Roman" w:hAnsi="Aptos" w:cs="Aptos"/>
-          <w:kern w:val="0"/>
-          <w:sz w:val="22"/>
-          <w:szCs w:val="22"/>
-          <w14:ligatures w14:val="none"/>
-        </w:rPr>
-        <w:t>πιτρέπω</w:t>
-      </w:r>
-      <w:r>
-        <w:rPr>
-          <w:rFonts w:eastAsia="Times New Roman" w:cs="Calibri"/>
-          <w:kern w:val="0"/>
-          <w:sz w:val="22"/>
-          <w:szCs w:val="22"/>
-          <w14:ligatures w14:val="none"/>
-        </w:rPr>
-        <w:t xml:space="preserve"> </w:t>
-      </w:r>
-      <w:r>
-        <w:rPr>
-          <w:rFonts w:eastAsia="Times New Roman" w:cs="Calibri"/>
-          <w:b/>
-          <w:bCs/>
-          <w:kern w:val="0"/>
-          <w:sz w:val="22"/>
-          <w:szCs w:val="22"/>
           <w14:ligatures w14:val="none"/>
         </w:rPr>
         <w:t>ο</w:t>
@@ -2878,8 +3136,6 @@
           <w:b/>
           <w:bCs/>
           <w:kern w:val="0"/>
-          <w:sz w:val="22"/>
-          <w:szCs w:val="22"/>
           <w14:ligatures w14:val="none"/>
         </w:rPr>
         <w:t>ὐ</w:t>
@@ -2890,8 +3146,6 @@
           <w:b/>
           <w:bCs/>
           <w:kern w:val="0"/>
-          <w:sz w:val="22"/>
-          <w:szCs w:val="22"/>
           <w14:ligatures w14:val="none"/>
         </w:rPr>
         <w:t>δ</w:t>
@@ -2902,28 +3156,24 @@
           <w:b/>
           <w:bCs/>
           <w:kern w:val="0"/>
-          <w:sz w:val="22"/>
-          <w:szCs w:val="22"/>
           <w14:ligatures w14:val="none"/>
         </w:rPr>
         <w:t>ὲ</w:t>
       </w:r>
-      <w:r>
-        <w:rPr>
-          <w:rFonts w:eastAsia="Times New Roman" w:cs="Calibri"/>
-          <w:kern w:val="0"/>
-          <w:sz w:val="22"/>
-          <w:szCs w:val="22"/>
+      <w:proofErr w:type="spellEnd"/>
+      <w:r>
+        <w:rPr>
+          <w:rFonts w:eastAsia="Times New Roman" w:cs="Calibri"/>
+          <w:kern w:val="0"/>
           <w14:ligatures w14:val="none"/>
         </w:rPr>
         <w:t xml:space="preserve"> α</w:t>
       </w:r>
+      <w:proofErr w:type="spellStart"/>
       <w:r>
         <w:rPr>
           <w:rFonts w:ascii="Arial" w:eastAsia="Times New Roman" w:hAnsi="Arial" w:cs="Arial"/>
           <w:kern w:val="0"/>
-          <w:sz w:val="22"/>
-          <w:szCs w:val="22"/>
           <w14:ligatures w14:val="none"/>
         </w:rPr>
         <w:t>ὐ</w:t>
@@ -2932,8 +3182,6 @@
         <w:rPr>
           <w:rFonts w:ascii="Aptos" w:eastAsia="Times New Roman" w:hAnsi="Aptos" w:cs="Aptos"/>
           <w:kern w:val="0"/>
-          <w:sz w:val="22"/>
-          <w:szCs w:val="22"/>
           <w14:ligatures w14:val="none"/>
         </w:rPr>
         <w:t>θεντε</w:t>
@@ -2942,8 +3190,6 @@
         <w:rPr>
           <w:rFonts w:ascii="Arial" w:eastAsia="Times New Roman" w:hAnsi="Arial" w:cs="Arial"/>
           <w:kern w:val="0"/>
-          <w:sz w:val="22"/>
-          <w:szCs w:val="22"/>
           <w14:ligatures w14:val="none"/>
         </w:rPr>
         <w:t>ῖ</w:t>
@@ -2952,28 +3198,24 @@
         <w:rPr>
           <w:rFonts w:ascii="Aptos" w:eastAsia="Times New Roman" w:hAnsi="Aptos" w:cs="Aptos"/>
           <w:kern w:val="0"/>
-          <w:sz w:val="22"/>
-          <w:szCs w:val="22"/>
           <w14:ligatures w14:val="none"/>
         </w:rPr>
         <w:t>ν</w:t>
       </w:r>
-      <w:r>
-        <w:rPr>
-          <w:rFonts w:eastAsia="Times New Roman" w:cs="Calibri"/>
-          <w:kern w:val="0"/>
-          <w:sz w:val="22"/>
-          <w:szCs w:val="22"/>
+      <w:proofErr w:type="spellEnd"/>
+      <w:r>
+        <w:rPr>
+          <w:rFonts w:eastAsia="Times New Roman" w:cs="Calibri"/>
+          <w:kern w:val="0"/>
           <w14:ligatures w14:val="none"/>
         </w:rPr>
         <w:t xml:space="preserve"> </w:t>
       </w:r>
+      <w:proofErr w:type="spellStart"/>
       <w:r>
         <w:rPr>
           <w:rFonts w:ascii="Arial" w:eastAsia="Times New Roman" w:hAnsi="Arial" w:cs="Arial"/>
           <w:kern w:val="0"/>
-          <w:sz w:val="22"/>
-          <w:szCs w:val="22"/>
           <w14:ligatures w14:val="none"/>
         </w:rPr>
         <w:t>ἀ</w:t>
@@ -2982,28 +3224,24 @@
         <w:rPr>
           <w:rFonts w:ascii="Aptos" w:eastAsia="Times New Roman" w:hAnsi="Aptos" w:cs="Aptos"/>
           <w:kern w:val="0"/>
-          <w:sz w:val="22"/>
-          <w:szCs w:val="22"/>
           <w14:ligatures w14:val="none"/>
         </w:rPr>
         <w:t>νδρός</w:t>
       </w:r>
-      <w:r>
-        <w:rPr>
-          <w:rFonts w:eastAsia="Times New Roman" w:cs="Calibri"/>
-          <w:kern w:val="0"/>
-          <w:sz w:val="22"/>
-          <w:szCs w:val="22"/>
+      <w:proofErr w:type="spellEnd"/>
+      <w:r>
+        <w:rPr>
+          <w:rFonts w:eastAsia="Times New Roman" w:cs="Calibri"/>
+          <w:kern w:val="0"/>
           <w14:ligatures w14:val="none"/>
         </w:rPr>
         <w:t xml:space="preserve">, </w:t>
       </w:r>
+      <w:proofErr w:type="spellStart"/>
       <w:r>
         <w:rPr>
           <w:rFonts w:ascii="Arial" w:eastAsia="Times New Roman" w:hAnsi="Arial" w:cs="Arial"/>
           <w:kern w:val="0"/>
-          <w:sz w:val="22"/>
-          <w:szCs w:val="22"/>
           <w14:ligatures w14:val="none"/>
         </w:rPr>
         <w:t>ἀ</w:t>
@@ -3012,28 +3250,32 @@
         <w:rPr>
           <w:rFonts w:ascii="Aptos" w:eastAsia="Times New Roman" w:hAnsi="Aptos" w:cs="Aptos"/>
           <w:kern w:val="0"/>
-          <w:sz w:val="22"/>
-          <w:szCs w:val="22"/>
-          <w14:ligatures w14:val="none"/>
-        </w:rPr>
-        <w:t>λλ’</w:t>
-      </w:r>
-      <w:r>
-        <w:rPr>
-          <w:rFonts w:eastAsia="Times New Roman" w:cs="Calibri"/>
-          <w:kern w:val="0"/>
-          <w:sz w:val="22"/>
-          <w:szCs w:val="22"/>
+          <w14:ligatures w14:val="none"/>
+        </w:rPr>
+        <w:t>λλ</w:t>
+      </w:r>
+      <w:proofErr w:type="spellEnd"/>
+      <w:r>
+        <w:rPr>
+          <w:rFonts w:ascii="Aptos" w:eastAsia="Times New Roman" w:hAnsi="Aptos" w:cs="Aptos"/>
+          <w:kern w:val="0"/>
+          <w14:ligatures w14:val="none"/>
+        </w:rPr>
+        <w:t>’</w:t>
+      </w:r>
+      <w:r>
+        <w:rPr>
+          <w:rFonts w:eastAsia="Times New Roman" w:cs="Calibri"/>
+          <w:kern w:val="0"/>
           <w14:ligatures w14:val="none"/>
         </w:rPr>
         <w:t xml:space="preserve"> </w:t>
       </w:r>
+      <w:proofErr w:type="spellStart"/>
       <w:r>
         <w:rPr>
           <w:rFonts w:ascii="Aptos" w:eastAsia="Times New Roman" w:hAnsi="Aptos" w:cs="Aptos"/>
           <w:kern w:val="0"/>
-          <w:sz w:val="22"/>
-          <w:szCs w:val="22"/>
           <w14:ligatures w14:val="none"/>
         </w:rPr>
         <w:t>ε</w:t>
@@ -3042,8 +3284,6 @@
         <w:rPr>
           <w:rFonts w:ascii="Arial" w:eastAsia="Times New Roman" w:hAnsi="Arial" w:cs="Arial"/>
           <w:kern w:val="0"/>
-          <w:sz w:val="22"/>
-          <w:szCs w:val="22"/>
           <w14:ligatures w14:val="none"/>
         </w:rPr>
         <w:t>ἶ</w:t>
@@ -3052,28 +3292,32 @@
         <w:rPr>
           <w:rFonts w:ascii="Aptos" w:eastAsia="Times New Roman" w:hAnsi="Aptos" w:cs="Aptos"/>
           <w:kern w:val="0"/>
-          <w:sz w:val="22"/>
-          <w:szCs w:val="22"/>
-          <w14:ligatures w14:val="none"/>
-        </w:rPr>
-        <w:t>ναι</w:t>
-      </w:r>
-      <w:r>
-        <w:rPr>
-          <w:rFonts w:eastAsia="Times New Roman" w:cs="Calibri"/>
-          <w:kern w:val="0"/>
-          <w:sz w:val="22"/>
-          <w:szCs w:val="22"/>
+          <w14:ligatures w14:val="none"/>
+        </w:rPr>
+        <w:t>ν</w:t>
+      </w:r>
+      <w:proofErr w:type="spellEnd"/>
+      <w:r>
+        <w:rPr>
+          <w:rFonts w:ascii="Aptos" w:eastAsia="Times New Roman" w:hAnsi="Aptos" w:cs="Aptos"/>
+          <w:kern w:val="0"/>
+          <w14:ligatures w14:val="none"/>
+        </w:rPr>
+        <w:t>αι</w:t>
+      </w:r>
+      <w:r>
+        <w:rPr>
+          <w:rFonts w:eastAsia="Times New Roman" w:cs="Calibri"/>
+          <w:kern w:val="0"/>
           <w14:ligatures w14:val="none"/>
         </w:rPr>
         <w:t xml:space="preserve"> </w:t>
       </w:r>
+      <w:proofErr w:type="spellStart"/>
       <w:r>
         <w:rPr>
           <w:rFonts w:ascii="Arial" w:eastAsia="Times New Roman" w:hAnsi="Arial" w:cs="Arial"/>
           <w:kern w:val="0"/>
-          <w:sz w:val="22"/>
-          <w:szCs w:val="22"/>
           <w14:ligatures w14:val="none"/>
         </w:rPr>
         <w:t>ἐ</w:t>
@@ -3082,28 +3326,24 @@
         <w:rPr>
           <w:rFonts w:ascii="Aptos" w:eastAsia="Times New Roman" w:hAnsi="Aptos" w:cs="Aptos"/>
           <w:kern w:val="0"/>
-          <w:sz w:val="22"/>
-          <w:szCs w:val="22"/>
           <w14:ligatures w14:val="none"/>
         </w:rPr>
         <w:t>ν</w:t>
       </w:r>
-      <w:r>
-        <w:rPr>
-          <w:rFonts w:eastAsia="Times New Roman" w:cs="Calibri"/>
-          <w:kern w:val="0"/>
-          <w:sz w:val="22"/>
-          <w:szCs w:val="22"/>
+      <w:proofErr w:type="spellEnd"/>
+      <w:r>
+        <w:rPr>
+          <w:rFonts w:eastAsia="Times New Roman" w:cs="Calibri"/>
+          <w:kern w:val="0"/>
           <w14:ligatures w14:val="none"/>
         </w:rPr>
         <w:t xml:space="preserve"> </w:t>
       </w:r>
+      <w:proofErr w:type="spellStart"/>
       <w:r>
         <w:rPr>
           <w:rFonts w:ascii="Arial" w:eastAsia="Times New Roman" w:hAnsi="Arial" w:cs="Arial"/>
           <w:kern w:val="0"/>
-          <w:sz w:val="22"/>
-          <w:szCs w:val="22"/>
           <w14:ligatures w14:val="none"/>
         </w:rPr>
         <w:t>ἡ</w:t>
@@ -3112,8 +3352,6 @@
         <w:rPr>
           <w:rFonts w:ascii="Aptos" w:eastAsia="Times New Roman" w:hAnsi="Aptos" w:cs="Aptos"/>
           <w:kern w:val="0"/>
-          <w:sz w:val="22"/>
-          <w:szCs w:val="22"/>
           <w14:ligatures w14:val="none"/>
         </w:rPr>
         <w:t>συχί</w:t>
@@ -3122,18 +3360,15 @@
         <w:rPr>
           <w:rFonts w:ascii="Arial" w:eastAsia="Times New Roman" w:hAnsi="Arial" w:cs="Arial"/>
           <w:kern w:val="0"/>
-          <w:sz w:val="22"/>
-          <w:szCs w:val="22"/>
           <w14:ligatures w14:val="none"/>
         </w:rPr>
         <w:t>ᾳ</w:t>
       </w:r>
-      <w:r>
-        <w:rPr>
-          <w:rFonts w:eastAsia="Times New Roman" w:cs="Calibri"/>
-          <w:kern w:val="0"/>
-          <w:sz w:val="22"/>
-          <w:szCs w:val="22"/>
+      <w:proofErr w:type="spellEnd"/>
+      <w:r>
+        <w:rPr>
+          <w:rFonts w:eastAsia="Times New Roman" w:cs="Calibri"/>
+          <w:kern w:val="0"/>
           <w14:ligatures w14:val="none"/>
         </w:rPr>
         <w:t>.</w:t>
@@ -3150,51 +3385,45 @@
         <w:rPr>
           <w:rFonts w:eastAsia="Times New Roman" w:cs="Calibri"/>
           <w:kern w:val="0"/>
-          <w:sz w:val="22"/>
-          <w:szCs w:val="22"/>
-          <w14:ligatures w14:val="none"/>
-        </w:rPr>
-      </w:pPr>
+          <w14:ligatures w14:val="none"/>
+        </w:rPr>
+      </w:pPr>
+      <w:proofErr w:type="spellStart"/>
       <w:r>
         <w:rPr>
           <w:rFonts w:eastAsia="Times New Roman" w:cs="Calibri"/>
           <w:b/>
           <w:bCs/>
           <w:kern w:val="0"/>
-          <w:sz w:val="22"/>
-          <w:szCs w:val="22"/>
           <w14:ligatures w14:val="none"/>
         </w:rPr>
         <w:t>διδάσκειν</w:t>
       </w:r>
-      <w:r>
-        <w:rPr>
-          <w:rFonts w:eastAsia="Times New Roman" w:cs="Calibri"/>
-          <w:kern w:val="0"/>
-          <w:sz w:val="22"/>
-          <w:szCs w:val="22"/>
+      <w:proofErr w:type="spellEnd"/>
+      <w:r>
+        <w:rPr>
+          <w:rFonts w:eastAsia="Times New Roman" w:cs="Calibri"/>
+          <w:kern w:val="0"/>
           <w14:ligatures w14:val="none"/>
         </w:rPr>
         <w:t xml:space="preserve"> (</w:t>
       </w:r>
+      <w:proofErr w:type="spellStart"/>
       <w:r>
         <w:rPr>
           <w:rFonts w:eastAsia="Times New Roman" w:cs="Calibri"/>
           <w:i/>
           <w:iCs/>
           <w:kern w:val="0"/>
-          <w:sz w:val="22"/>
-          <w:szCs w:val="22"/>
           <w14:ligatures w14:val="none"/>
         </w:rPr>
         <w:t>didaskein</w:t>
       </w:r>
-      <w:r>
-        <w:rPr>
-          <w:rFonts w:eastAsia="Times New Roman" w:cs="Calibri"/>
-          <w:kern w:val="0"/>
-          <w:sz w:val="22"/>
-          <w:szCs w:val="22"/>
+      <w:proofErr w:type="spellEnd"/>
+      <w:r>
+        <w:rPr>
+          <w:rFonts w:eastAsia="Times New Roman" w:cs="Calibri"/>
+          <w:kern w:val="0"/>
           <w14:ligatures w14:val="none"/>
         </w:rPr>
         <w:t>) = “to teach” (normal word for doctrinal instruction).</w:t>
@@ -3211,19 +3440,16 @@
         <w:rPr>
           <w:rFonts w:eastAsia="Times New Roman" w:cs="Calibri"/>
           <w:kern w:val="0"/>
-          <w:sz w:val="22"/>
-          <w:szCs w:val="22"/>
-          <w14:ligatures w14:val="none"/>
-        </w:rPr>
-      </w:pPr>
+          <w14:ligatures w14:val="none"/>
+        </w:rPr>
+      </w:pPr>
+      <w:proofErr w:type="spellStart"/>
       <w:r>
         <w:rPr>
           <w:rFonts w:eastAsia="Times New Roman" w:cs="Calibri"/>
           <w:b/>
           <w:bCs/>
           <w:kern w:val="0"/>
-          <w:sz w:val="22"/>
-          <w:szCs w:val="22"/>
           <w14:ligatures w14:val="none"/>
         </w:rPr>
         <w:t>ο</w:t>
@@ -3234,8 +3460,6 @@
           <w:b/>
           <w:bCs/>
           <w:kern w:val="0"/>
-          <w:sz w:val="22"/>
-          <w:szCs w:val="22"/>
           <w14:ligatures w14:val="none"/>
         </w:rPr>
         <w:t>ὐ</w:t>
@@ -3246,20 +3470,17 @@
           <w:b/>
           <w:bCs/>
           <w:kern w:val="0"/>
-          <w:sz w:val="22"/>
-          <w:szCs w:val="22"/>
           <w14:ligatures w14:val="none"/>
         </w:rPr>
         <w:t>κ</w:t>
       </w:r>
+      <w:proofErr w:type="spellEnd"/>
       <w:r>
         <w:rPr>
           <w:rFonts w:eastAsia="Times New Roman" w:cs="Calibri"/>
           <w:b/>
           <w:bCs/>
           <w:kern w:val="0"/>
-          <w:sz w:val="22"/>
-          <w:szCs w:val="22"/>
           <w14:ligatures w14:val="none"/>
         </w:rPr>
         <w:t xml:space="preserve"> </w:t>
@@ -3270,8 +3491,6 @@
           <w:b/>
           <w:bCs/>
           <w:kern w:val="0"/>
-          <w:sz w:val="22"/>
-          <w:szCs w:val="22"/>
           <w14:ligatures w14:val="none"/>
         </w:rPr>
         <w:t>ἐ</w:t>
@@ -3282,40 +3501,78 @@
           <w:b/>
           <w:bCs/>
           <w:kern w:val="0"/>
-          <w:sz w:val="22"/>
-          <w:szCs w:val="22"/>
-          <w14:ligatures w14:val="none"/>
-        </w:rPr>
-        <w:t>πιτρέπω</w:t>
-      </w:r>
-      <w:r>
-        <w:rPr>
-          <w:rFonts w:eastAsia="Times New Roman" w:cs="Calibri"/>
-          <w:kern w:val="0"/>
-          <w:sz w:val="22"/>
-          <w:szCs w:val="22"/>
+          <w14:ligatures w14:val="none"/>
+        </w:rPr>
+        <w:t>π</w:t>
+      </w:r>
+      <w:proofErr w:type="spellStart"/>
+      <w:r>
+        <w:rPr>
+          <w:rFonts w:ascii="Aptos" w:eastAsia="Times New Roman" w:hAnsi="Aptos" w:cs="Aptos"/>
+          <w:b/>
+          <w:bCs/>
+          <w:kern w:val="0"/>
+          <w14:ligatures w14:val="none"/>
+        </w:rPr>
+        <w:t>ιτρέ</w:t>
+      </w:r>
+      <w:proofErr w:type="spellEnd"/>
+      <w:r>
+        <w:rPr>
+          <w:rFonts w:ascii="Aptos" w:eastAsia="Times New Roman" w:hAnsi="Aptos" w:cs="Aptos"/>
+          <w:b/>
+          <w:bCs/>
+          <w:kern w:val="0"/>
+          <w14:ligatures w14:val="none"/>
+        </w:rPr>
+        <w:t>πω</w:t>
+      </w:r>
+      <w:r>
+        <w:rPr>
+          <w:rFonts w:eastAsia="Times New Roman" w:cs="Calibri"/>
+          <w:kern w:val="0"/>
           <w14:ligatures w14:val="none"/>
         </w:rPr>
         <w:t xml:space="preserve"> (</w:t>
       </w:r>
+      <w:proofErr w:type="spellStart"/>
       <w:r>
         <w:rPr>
           <w:rFonts w:eastAsia="Times New Roman" w:cs="Calibri"/>
           <w:i/>
           <w:iCs/>
           <w:kern w:val="0"/>
-          <w:sz w:val="22"/>
-          <w:szCs w:val="22"/>
-          <w14:ligatures w14:val="none"/>
-        </w:rPr>
-        <w:t>ouk epitrepo</w:t>
-      </w:r>
-      <w:r>
-        <w:rPr>
-          <w:rFonts w:eastAsia="Times New Roman" w:cs="Calibri"/>
-          <w:kern w:val="0"/>
-          <w:sz w:val="22"/>
-          <w:szCs w:val="22"/>
+          <w14:ligatures w14:val="none"/>
+        </w:rPr>
+        <w:t>ouk</w:t>
+      </w:r>
+      <w:proofErr w:type="spellEnd"/>
+      <w:r>
+        <w:rPr>
+          <w:rFonts w:eastAsia="Times New Roman" w:cs="Calibri"/>
+          <w:i/>
+          <w:iCs/>
+          <w:kern w:val="0"/>
+          <w14:ligatures w14:val="none"/>
+        </w:rPr>
+        <w:t xml:space="preserve"> </w:t>
+      </w:r>
+      <w:proofErr w:type="spellStart"/>
+      <w:r>
+        <w:rPr>
+          <w:rFonts w:eastAsia="Times New Roman" w:cs="Calibri"/>
+          <w:i/>
+          <w:iCs/>
+          <w:kern w:val="0"/>
+          <w14:ligatures w14:val="none"/>
+        </w:rPr>
+        <w:t>epitrepo</w:t>
+      </w:r>
+      <w:proofErr w:type="spellEnd"/>
+      <w:r>
+        <w:rPr>
+          <w:rFonts w:eastAsia="Times New Roman" w:cs="Calibri"/>
+          <w:kern w:val="0"/>
           <w14:ligatures w14:val="none"/>
         </w:rPr>
         <w:t>) = “I do not permit/allow.”</w:t>
@@ -3332,19 +3589,16 @@
         <w:rPr>
           <w:rFonts w:eastAsia="Times New Roman" w:cs="Calibri"/>
           <w:kern w:val="0"/>
-          <w:sz w:val="22"/>
-          <w:szCs w:val="22"/>
-          <w14:ligatures w14:val="none"/>
-        </w:rPr>
-      </w:pPr>
+          <w14:ligatures w14:val="none"/>
+        </w:rPr>
+      </w:pPr>
+      <w:proofErr w:type="spellStart"/>
       <w:r>
         <w:rPr>
           <w:rFonts w:eastAsia="Times New Roman" w:cs="Calibri"/>
           <w:b/>
           <w:bCs/>
           <w:kern w:val="0"/>
-          <w:sz w:val="22"/>
-          <w:szCs w:val="22"/>
           <w14:ligatures w14:val="none"/>
         </w:rPr>
         <w:t>ο</w:t>
@@ -3355,8 +3609,6 @@
           <w:b/>
           <w:bCs/>
           <w:kern w:val="0"/>
-          <w:sz w:val="22"/>
-          <w:szCs w:val="22"/>
           <w14:ligatures w14:val="none"/>
         </w:rPr>
         <w:t>ὐ</w:t>
@@ -3367,8 +3619,6 @@
           <w:b/>
           <w:bCs/>
           <w:kern w:val="0"/>
-          <w:sz w:val="22"/>
-          <w:szCs w:val="22"/>
           <w14:ligatures w14:val="none"/>
         </w:rPr>
         <w:t>δ</w:t>
@@ -3379,40 +3629,35 @@
           <w:b/>
           <w:bCs/>
           <w:kern w:val="0"/>
-          <w:sz w:val="22"/>
-          <w:szCs w:val="22"/>
           <w14:ligatures w14:val="none"/>
         </w:rPr>
         <w:t>ὲ</w:t>
       </w:r>
-      <w:r>
-        <w:rPr>
-          <w:rFonts w:eastAsia="Times New Roman" w:cs="Calibri"/>
-          <w:kern w:val="0"/>
-          <w:sz w:val="22"/>
-          <w:szCs w:val="22"/>
+      <w:proofErr w:type="spellEnd"/>
+      <w:r>
+        <w:rPr>
+          <w:rFonts w:eastAsia="Times New Roman" w:cs="Calibri"/>
+          <w:kern w:val="0"/>
           <w14:ligatures w14:val="none"/>
         </w:rPr>
         <w:t xml:space="preserve"> (</w:t>
       </w:r>
+      <w:proofErr w:type="spellStart"/>
       <w:r>
         <w:rPr>
           <w:rFonts w:eastAsia="Times New Roman" w:cs="Calibri"/>
           <w:i/>
           <w:iCs/>
           <w:kern w:val="0"/>
-          <w:sz w:val="22"/>
-          <w:szCs w:val="22"/>
           <w14:ligatures w14:val="none"/>
         </w:rPr>
         <w:t>oude</w:t>
       </w:r>
-      <w:r>
-        <w:rPr>
-          <w:rFonts w:eastAsia="Times New Roman" w:cs="Calibri"/>
-          <w:kern w:val="0"/>
-          <w:sz w:val="22"/>
-          <w:szCs w:val="22"/>
+      <w:proofErr w:type="spellEnd"/>
+      <w:r>
+        <w:rPr>
+          <w:rFonts w:eastAsia="Times New Roman" w:cs="Calibri"/>
+          <w:kern w:val="0"/>
           <w14:ligatures w14:val="none"/>
         </w:rPr>
         <w:t>) = “and not / nor.” This links two items under one “I do not permit…”</w:t>
@@ -3429,8 +3674,6 @@
         <w:rPr>
           <w:rFonts w:eastAsia="Times New Roman" w:cs="Calibri"/>
           <w:kern w:val="0"/>
-          <w:sz w:val="22"/>
-          <w:szCs w:val="22"/>
           <w14:ligatures w14:val="none"/>
         </w:rPr>
       </w:pPr>
@@ -3440,20 +3683,17 @@
           <w:b/>
           <w:bCs/>
           <w:kern w:val="0"/>
-          <w:sz w:val="22"/>
-          <w:szCs w:val="22"/>
           <w14:ligatures w14:val="none"/>
         </w:rPr>
         <w:t>α</w:t>
       </w:r>
+      <w:proofErr w:type="spellStart"/>
       <w:r>
         <w:rPr>
           <w:rFonts w:ascii="Arial" w:eastAsia="Times New Roman" w:hAnsi="Arial" w:cs="Arial"/>
           <w:b/>
           <w:bCs/>
           <w:kern w:val="0"/>
-          <w:sz w:val="22"/>
-          <w:szCs w:val="22"/>
           <w14:ligatures w14:val="none"/>
         </w:rPr>
         <w:t>ὐ</w:t>
@@ -3464,8 +3704,6 @@
           <w:b/>
           <w:bCs/>
           <w:kern w:val="0"/>
-          <w:sz w:val="22"/>
-          <w:szCs w:val="22"/>
           <w14:ligatures w14:val="none"/>
         </w:rPr>
         <w:t>θεντε</w:t>
@@ -3476,8 +3714,6 @@
           <w:b/>
           <w:bCs/>
           <w:kern w:val="0"/>
-          <w:sz w:val="22"/>
-          <w:szCs w:val="22"/>
           <w14:ligatures w14:val="none"/>
         </w:rPr>
         <w:t>ῖ</w:t>
@@ -3488,40 +3724,35 @@
           <w:b/>
           <w:bCs/>
           <w:kern w:val="0"/>
-          <w:sz w:val="22"/>
-          <w:szCs w:val="22"/>
           <w14:ligatures w14:val="none"/>
         </w:rPr>
         <w:t>ν</w:t>
       </w:r>
-      <w:r>
-        <w:rPr>
-          <w:rFonts w:eastAsia="Times New Roman" w:cs="Calibri"/>
-          <w:kern w:val="0"/>
-          <w:sz w:val="22"/>
-          <w:szCs w:val="22"/>
+      <w:proofErr w:type="spellEnd"/>
+      <w:r>
+        <w:rPr>
+          <w:rFonts w:eastAsia="Times New Roman" w:cs="Calibri"/>
+          <w:kern w:val="0"/>
           <w14:ligatures w14:val="none"/>
         </w:rPr>
         <w:t xml:space="preserve"> (</w:t>
       </w:r>
+      <w:proofErr w:type="spellStart"/>
       <w:r>
         <w:rPr>
           <w:rFonts w:eastAsia="Times New Roman" w:cs="Calibri"/>
           <w:i/>
           <w:iCs/>
           <w:kern w:val="0"/>
-          <w:sz w:val="22"/>
-          <w:szCs w:val="22"/>
           <w14:ligatures w14:val="none"/>
         </w:rPr>
         <w:t>authentein</w:t>
       </w:r>
-      <w:r>
-        <w:rPr>
-          <w:rFonts w:eastAsia="Times New Roman" w:cs="Calibri"/>
-          <w:kern w:val="0"/>
-          <w:sz w:val="22"/>
-          <w:szCs w:val="22"/>
+      <w:proofErr w:type="spellEnd"/>
+      <w:r>
+        <w:rPr>
+          <w:rFonts w:eastAsia="Times New Roman" w:cs="Calibri"/>
+          <w:kern w:val="0"/>
           <w14:ligatures w14:val="none"/>
         </w:rPr>
         <w:t>) = the difficult word.</w:t>
@@ -3538,19 +3769,16 @@
         <w:rPr>
           <w:rFonts w:eastAsia="Times New Roman" w:cs="Calibri"/>
           <w:kern w:val="0"/>
-          <w:sz w:val="22"/>
-          <w:szCs w:val="22"/>
-          <w14:ligatures w14:val="none"/>
-        </w:rPr>
-      </w:pPr>
+          <w14:ligatures w14:val="none"/>
+        </w:rPr>
+      </w:pPr>
+      <w:proofErr w:type="spellStart"/>
       <w:r>
         <w:rPr>
           <w:rFonts w:ascii="Arial" w:eastAsia="Times New Roman" w:hAnsi="Arial" w:cs="Arial"/>
           <w:b/>
           <w:bCs/>
           <w:kern w:val="0"/>
-          <w:sz w:val="22"/>
-          <w:szCs w:val="22"/>
           <w14:ligatures w14:val="none"/>
         </w:rPr>
         <w:t>ἀ</w:t>
@@ -3561,40 +3789,35 @@
           <w:b/>
           <w:bCs/>
           <w:kern w:val="0"/>
-          <w:sz w:val="22"/>
-          <w:szCs w:val="22"/>
           <w14:ligatures w14:val="none"/>
         </w:rPr>
         <w:t>νδρός</w:t>
       </w:r>
-      <w:r>
-        <w:rPr>
-          <w:rFonts w:eastAsia="Times New Roman" w:cs="Calibri"/>
-          <w:kern w:val="0"/>
-          <w:sz w:val="22"/>
-          <w:szCs w:val="22"/>
+      <w:proofErr w:type="spellEnd"/>
+      <w:r>
+        <w:rPr>
+          <w:rFonts w:eastAsia="Times New Roman" w:cs="Calibri"/>
+          <w:kern w:val="0"/>
           <w14:ligatures w14:val="none"/>
         </w:rPr>
         <w:t xml:space="preserve"> (</w:t>
       </w:r>
+      <w:proofErr w:type="spellStart"/>
       <w:r>
         <w:rPr>
           <w:rFonts w:eastAsia="Times New Roman" w:cs="Calibri"/>
           <w:i/>
           <w:iCs/>
           <w:kern w:val="0"/>
-          <w:sz w:val="22"/>
-          <w:szCs w:val="22"/>
           <w14:ligatures w14:val="none"/>
         </w:rPr>
         <w:t>andros</w:t>
       </w:r>
-      <w:r>
-        <w:rPr>
-          <w:rFonts w:eastAsia="Times New Roman" w:cs="Calibri"/>
-          <w:kern w:val="0"/>
-          <w:sz w:val="22"/>
-          <w:szCs w:val="22"/>
+      <w:proofErr w:type="spellEnd"/>
+      <w:r>
+        <w:rPr>
+          <w:rFonts w:eastAsia="Times New Roman" w:cs="Calibri"/>
+          <w:kern w:val="0"/>
           <w14:ligatures w14:val="none"/>
         </w:rPr>
         <w:t>) = “man/husband” (context decides; it’s the adult male term).</w:t>
@@ -3611,19 +3834,16 @@
         <w:rPr>
           <w:rFonts w:eastAsia="Times New Roman" w:cs="Calibri"/>
           <w:kern w:val="0"/>
-          <w:sz w:val="22"/>
-          <w:szCs w:val="22"/>
-          <w14:ligatures w14:val="none"/>
-        </w:rPr>
-      </w:pPr>
+          <w14:ligatures w14:val="none"/>
+        </w:rPr>
+      </w:pPr>
+      <w:proofErr w:type="spellStart"/>
       <w:r>
         <w:rPr>
           <w:rFonts w:ascii="Arial" w:eastAsia="Times New Roman" w:hAnsi="Arial" w:cs="Arial"/>
           <w:b/>
           <w:bCs/>
           <w:kern w:val="0"/>
-          <w:sz w:val="22"/>
-          <w:szCs w:val="22"/>
           <w14:ligatures w14:val="none"/>
         </w:rPr>
         <w:t>ἀ</w:t>
@@ -3634,32 +3854,38 @@
           <w:b/>
           <w:bCs/>
           <w:kern w:val="0"/>
-          <w:sz w:val="22"/>
-          <w:szCs w:val="22"/>
-          <w14:ligatures w14:val="none"/>
-        </w:rPr>
-        <w:t>λλ’</w:t>
-      </w:r>
-      <w:r>
-        <w:rPr>
-          <w:rFonts w:eastAsia="Times New Roman" w:cs="Calibri"/>
-          <w:b/>
-          <w:bCs/>
-          <w:kern w:val="0"/>
-          <w:sz w:val="22"/>
-          <w:szCs w:val="22"/>
-          <w14:ligatures w14:val="none"/>
-        </w:rPr>
-        <w:t xml:space="preserve"> </w:t>
-      </w:r>
+          <w14:ligatures w14:val="none"/>
+        </w:rPr>
+        <w:t>λλ</w:t>
+      </w:r>
+      <w:proofErr w:type="spellEnd"/>
       <w:r>
         <w:rPr>
           <w:rFonts w:ascii="Aptos" w:eastAsia="Times New Roman" w:hAnsi="Aptos" w:cs="Aptos"/>
           <w:b/>
           <w:bCs/>
           <w:kern w:val="0"/>
-          <w:sz w:val="22"/>
-          <w:szCs w:val="22"/>
+          <w14:ligatures w14:val="none"/>
+        </w:rPr>
+        <w:t>’</w:t>
+      </w:r>
+      <w:r>
+        <w:rPr>
+          <w:rFonts w:eastAsia="Times New Roman" w:cs="Calibri"/>
+          <w:b/>
+          <w:bCs/>
+          <w:kern w:val="0"/>
+          <w14:ligatures w14:val="none"/>
+        </w:rPr>
+        <w:t xml:space="preserve"> </w:t>
+      </w:r>
+      <w:proofErr w:type="spellStart"/>
+      <w:r>
+        <w:rPr>
+          <w:rFonts w:ascii="Aptos" w:eastAsia="Times New Roman" w:hAnsi="Aptos" w:cs="Aptos"/>
+          <w:b/>
+          <w:bCs/>
+          <w:kern w:val="0"/>
           <w14:ligatures w14:val="none"/>
         </w:rPr>
         <w:t>ε</w:t>
@@ -3670,8 +3896,6 @@
           <w:b/>
           <w:bCs/>
           <w:kern w:val="0"/>
-          <w:sz w:val="22"/>
-          <w:szCs w:val="22"/>
           <w14:ligatures w14:val="none"/>
         </w:rPr>
         <w:t>ἶ</w:t>
@@ -3682,32 +3906,38 @@
           <w:b/>
           <w:bCs/>
           <w:kern w:val="0"/>
-          <w:sz w:val="22"/>
-          <w:szCs w:val="22"/>
-          <w14:ligatures w14:val="none"/>
-        </w:rPr>
-        <w:t>ναι</w:t>
-      </w:r>
-      <w:r>
-        <w:rPr>
-          <w:rFonts w:eastAsia="Times New Roman" w:cs="Calibri"/>
+          <w14:ligatures w14:val="none"/>
+        </w:rPr>
+        <w:t>ν</w:t>
+      </w:r>
+      <w:proofErr w:type="spellEnd"/>
+      <w:r>
+        <w:rPr>
+          <w:rFonts w:ascii="Aptos" w:eastAsia="Times New Roman" w:hAnsi="Aptos" w:cs="Aptos"/>
           <w:b/>
           <w:bCs/>
           <w:kern w:val="0"/>
-          <w:sz w:val="22"/>
-          <w:szCs w:val="22"/>
+          <w14:ligatures w14:val="none"/>
+        </w:rPr>
+        <w:t>αι</w:t>
+      </w:r>
+      <w:r>
+        <w:rPr>
+          <w:rFonts w:eastAsia="Times New Roman" w:cs="Calibri"/>
+          <w:b/>
+          <w:bCs/>
+          <w:kern w:val="0"/>
           <w14:ligatures w14:val="none"/>
         </w:rPr>
         <w:t xml:space="preserve"> </w:t>
       </w:r>
+      <w:proofErr w:type="spellStart"/>
       <w:r>
         <w:rPr>
           <w:rFonts w:ascii="Arial" w:eastAsia="Times New Roman" w:hAnsi="Arial" w:cs="Arial"/>
           <w:b/>
           <w:bCs/>
           <w:kern w:val="0"/>
-          <w:sz w:val="22"/>
-          <w:szCs w:val="22"/>
           <w14:ligatures w14:val="none"/>
         </w:rPr>
         <w:t>ἐ</w:t>
@@ -3718,32 +3948,28 @@
           <w:b/>
           <w:bCs/>
           <w:kern w:val="0"/>
-          <w:sz w:val="22"/>
-          <w:szCs w:val="22"/>
           <w14:ligatures w14:val="none"/>
         </w:rPr>
         <w:t>ν</w:t>
       </w:r>
+      <w:proofErr w:type="spellEnd"/>
       <w:r>
         <w:rPr>
           <w:rFonts w:eastAsia="Times New Roman" w:cs="Calibri"/>
           <w:b/>
           <w:bCs/>
           <w:kern w:val="0"/>
-          <w:sz w:val="22"/>
-          <w:szCs w:val="22"/>
           <w14:ligatures w14:val="none"/>
         </w:rPr>
         <w:t xml:space="preserve"> </w:t>
       </w:r>
+      <w:proofErr w:type="spellStart"/>
       <w:r>
         <w:rPr>
           <w:rFonts w:ascii="Arial" w:eastAsia="Times New Roman" w:hAnsi="Arial" w:cs="Arial"/>
           <w:b/>
           <w:bCs/>
           <w:kern w:val="0"/>
-          <w:sz w:val="22"/>
-          <w:szCs w:val="22"/>
           <w14:ligatures w14:val="none"/>
         </w:rPr>
         <w:t>ἡ</w:t>
@@ -3754,8 +3980,6 @@
           <w:b/>
           <w:bCs/>
           <w:kern w:val="0"/>
-          <w:sz w:val="22"/>
-          <w:szCs w:val="22"/>
           <w14:ligatures w14:val="none"/>
         </w:rPr>
         <w:t>συχί</w:t>
@@ -3766,21 +3990,36 @@
           <w:b/>
           <w:bCs/>
           <w:kern w:val="0"/>
-          <w:sz w:val="22"/>
-          <w:szCs w:val="22"/>
           <w14:ligatures w14:val="none"/>
         </w:rPr>
         <w:t>ᾳ</w:t>
       </w:r>
-      <w:r>
-        <w:rPr>
-          <w:rFonts w:eastAsia="Times New Roman" w:cs="Calibri"/>
-          <w:kern w:val="0"/>
-          <w:sz w:val="22"/>
-          <w:szCs w:val="22"/>
-          <w14:ligatures w14:val="none"/>
-        </w:rPr>
-        <w:t xml:space="preserve"> = “but to be in quietness/settledness” (returns to v11’s posture).</w:t>
+      <w:proofErr w:type="spellEnd"/>
+      <w:r>
+        <w:rPr>
+          <w:rFonts w:eastAsia="Times New Roman" w:cs="Calibri"/>
+          <w:kern w:val="0"/>
+          <w14:ligatures w14:val="none"/>
+        </w:rPr>
+        <w:t xml:space="preserve"> = “but to be in quietness/</w:t>
+      </w:r>
+      <w:proofErr w:type="spellStart"/>
+      <w:r>
+        <w:rPr>
+          <w:rFonts w:eastAsia="Times New Roman" w:cs="Calibri"/>
+          <w:kern w:val="0"/>
+          <w14:ligatures w14:val="none"/>
+        </w:rPr>
+        <w:t>settledness</w:t>
+      </w:r>
+      <w:proofErr w:type="spellEnd"/>
+      <w:r>
+        <w:rPr>
+          <w:rFonts w:eastAsia="Times New Roman" w:cs="Calibri"/>
+          <w:kern w:val="0"/>
+          <w14:ligatures w14:val="none"/>
+        </w:rPr>
+        <w:t>” (returns to v11’s posture).</w:t>
       </w:r>
     </w:p>
     <w:p>
@@ -3791,8 +4030,6 @@
           <w:b/>
           <w:bCs/>
           <w:kern w:val="0"/>
-          <w:sz w:val="32"/>
-          <w:szCs w:val="32"/>
           <w14:ligatures w14:val="none"/>
         </w:rPr>
       </w:pPr>
@@ -3818,7 +4055,33 @@
           <w:szCs w:val="28"/>
           <w14:ligatures w14:val="none"/>
         </w:rPr>
-        <w:t>What does authentein mean?</w:t>
+        <w:t xml:space="preserve">What does </w:t>
+      </w:r>
+      <w:proofErr w:type="spellStart"/>
+      <w:r>
+        <w:rPr>
+          <w:rFonts w:eastAsia="Times New Roman" w:cs="Calibri"/>
+          <w:b/>
+          <w:bCs/>
+          <w:kern w:val="0"/>
+          <w:sz w:val="28"/>
+          <w:szCs w:val="28"/>
+          <w14:ligatures w14:val="none"/>
+        </w:rPr>
+        <w:t>authentein</w:t>
+      </w:r>
+      <w:proofErr w:type="spellEnd"/>
+      <w:r>
+        <w:rPr>
+          <w:rFonts w:eastAsia="Times New Roman" w:cs="Calibri"/>
+          <w:b/>
+          <w:bCs/>
+          <w:kern w:val="0"/>
+          <w:sz w:val="28"/>
+          <w:szCs w:val="28"/>
+          <w14:ligatures w14:val="none"/>
+        </w:rPr>
+        <w:t xml:space="preserve"> mean?</w:t>
       </w:r>
     </w:p>
     <w:p>
@@ -3827,17 +4090,13 @@
         <w:rPr>
           <w:rFonts w:eastAsia="Times New Roman" w:cs="Calibri"/>
           <w:kern w:val="0"/>
-          <w:sz w:val="22"/>
-          <w:szCs w:val="22"/>
-          <w14:ligatures w14:val="none"/>
-        </w:rPr>
-      </w:pPr>
-      <w:r>
-        <w:rPr>
-          <w:rFonts w:eastAsia="Times New Roman" w:cs="Calibri"/>
-          <w:kern w:val="0"/>
-          <w:sz w:val="22"/>
-          <w:szCs w:val="22"/>
+          <w14:ligatures w14:val="none"/>
+        </w:rPr>
+      </w:pPr>
+      <w:r>
+        <w:rPr>
+          <w:rFonts w:eastAsia="Times New Roman" w:cs="Calibri"/>
+          <w:kern w:val="0"/>
           <w14:ligatures w14:val="none"/>
         </w:rPr>
         <w:t>This verb is rare in the NT (this is the only occurrence). In broader Greek usage, the semantic range commonly discussed is:</w:t>
@@ -3854,8 +4113,6 @@
         <w:rPr>
           <w:rFonts w:eastAsia="Times New Roman" w:cs="Calibri"/>
           <w:kern w:val="0"/>
-          <w:sz w:val="22"/>
-          <w:szCs w:val="22"/>
           <w14:ligatures w14:val="none"/>
         </w:rPr>
       </w:pPr>
@@ -3865,8 +4122,6 @@
           <w:b/>
           <w:bCs/>
           <w:kern w:val="0"/>
-          <w:sz w:val="22"/>
-          <w:szCs w:val="22"/>
           <w14:ligatures w14:val="none"/>
         </w:rPr>
         <w:t>to exercise authority</w:t>
@@ -3875,8 +4130,6 @@
         <w:rPr>
           <w:rFonts w:eastAsia="Times New Roman" w:cs="Calibri"/>
           <w:kern w:val="0"/>
-          <w:sz w:val="22"/>
-          <w:szCs w:val="22"/>
           <w14:ligatures w14:val="none"/>
         </w:rPr>
         <w:t xml:space="preserve"> (neutral sense: “to have/act with authority”)</w:t>
@@ -3893,8 +4146,6 @@
         <w:rPr>
           <w:rFonts w:eastAsia="Times New Roman" w:cs="Calibri"/>
           <w:kern w:val="0"/>
-          <w:sz w:val="22"/>
-          <w:szCs w:val="22"/>
           <w14:ligatures w14:val="none"/>
         </w:rPr>
       </w:pPr>
@@ -3904,8 +4155,6 @@
           <w:b/>
           <w:bCs/>
           <w:kern w:val="0"/>
-          <w:sz w:val="22"/>
-          <w:szCs w:val="22"/>
           <w14:ligatures w14:val="none"/>
         </w:rPr>
         <w:t>to domineer / to control / to act autocratically</w:t>
@@ -3914,8 +4163,6 @@
         <w:rPr>
           <w:rFonts w:eastAsia="Times New Roman" w:cs="Calibri"/>
           <w:kern w:val="0"/>
-          <w:sz w:val="22"/>
-          <w:szCs w:val="22"/>
           <w14:ligatures w14:val="none"/>
         </w:rPr>
         <w:t xml:space="preserve"> (negative sense)</w:t>
@@ -3927,20 +4174,34 @@
         <w:rPr>
           <w:rFonts w:eastAsia="Times New Roman" w:cs="Calibri"/>
           <w:kern w:val="0"/>
-          <w:sz w:val="22"/>
-          <w:szCs w:val="22"/>
-          <w14:ligatures w14:val="none"/>
-        </w:rPr>
-      </w:pPr>
-      <w:r>
-        <w:rPr>
-          <w:rFonts w:eastAsia="Times New Roman" w:cs="Calibri"/>
-          <w:kern w:val="0"/>
-          <w:sz w:val="22"/>
-          <w:szCs w:val="22"/>
-          <w14:ligatures w14:val="none"/>
-        </w:rPr>
-        <w:t xml:space="preserve">A lexicon-level summary often comes out like: “to assume a stance of independent authority,” sometimes with the nuance “to dominate.” The problem is not that the word is unknowable; it’s that </w:t>
+          <w14:ligatures w14:val="none"/>
+        </w:rPr>
+      </w:pPr>
+      <w:r>
+        <w:rPr>
+          <w:rFonts w:eastAsia="Times New Roman" w:cs="Calibri"/>
+          <w:kern w:val="0"/>
+          <w14:ligatures w14:val="none"/>
+        </w:rPr>
+        <w:t xml:space="preserve">A lexicon-level summary often comes out like: “to assume a stance of independent authority,” sometimes with the nuance “to dominate.” The problem is not that the word is </w:t>
+      </w:r>
+      <w:proofErr w:type="gramStart"/>
+      <w:r>
+        <w:rPr>
+          <w:rFonts w:eastAsia="Times New Roman" w:cs="Calibri"/>
+          <w:kern w:val="0"/>
+          <w14:ligatures w14:val="none"/>
+        </w:rPr>
+        <w:t>unknowable</w:t>
+      </w:r>
+      <w:proofErr w:type="gramEnd"/>
+      <w:r>
+        <w:rPr>
+          <w:rFonts w:eastAsia="Times New Roman" w:cs="Calibri"/>
+          <w:kern w:val="0"/>
+          <w14:ligatures w14:val="none"/>
+        </w:rPr>
+        <w:t xml:space="preserve">; it’s that </w:t>
       </w:r>
       <w:r>
         <w:rPr>
@@ -3948,8 +4209,6 @@
           <w:b/>
           <w:bCs/>
           <w:kern w:val="0"/>
-          <w:sz w:val="22"/>
-          <w:szCs w:val="22"/>
           <w14:ligatures w14:val="none"/>
         </w:rPr>
         <w:t>its nuance here is debated</w:t>
@@ -3958,8 +4217,6 @@
         <w:rPr>
           <w:rFonts w:eastAsia="Times New Roman" w:cs="Calibri"/>
           <w:kern w:val="0"/>
-          <w:sz w:val="22"/>
-          <w:szCs w:val="22"/>
           <w14:ligatures w14:val="none"/>
         </w:rPr>
         <w:t>.</w:t>
@@ -4009,17 +4266,13 @@
         <w:rPr>
           <w:rFonts w:eastAsia="Times New Roman" w:cs="Calibri"/>
           <w:kern w:val="0"/>
-          <w:sz w:val="22"/>
-          <w:szCs w:val="22"/>
-          <w14:ligatures w14:val="none"/>
-        </w:rPr>
-      </w:pPr>
-      <w:r>
-        <w:rPr>
-          <w:rFonts w:eastAsia="Times New Roman" w:cs="Calibri"/>
-          <w:kern w:val="0"/>
-          <w:sz w:val="22"/>
-          <w:szCs w:val="22"/>
+          <w14:ligatures w14:val="none"/>
+        </w:rPr>
+      </w:pPr>
+      <w:r>
+        <w:rPr>
+          <w:rFonts w:eastAsia="Times New Roman" w:cs="Calibri"/>
+          <w:kern w:val="0"/>
           <w14:ligatures w14:val="none"/>
         </w:rPr>
         <w:t>Paul states one prohibition with two linked infinitives:</w:t>
@@ -4036,17 +4289,13 @@
         <w:rPr>
           <w:rFonts w:eastAsia="Times New Roman" w:cs="Calibri"/>
           <w:kern w:val="0"/>
-          <w:sz w:val="22"/>
-          <w:szCs w:val="22"/>
-          <w14:ligatures w14:val="none"/>
-        </w:rPr>
-      </w:pPr>
-      <w:r>
-        <w:rPr>
-          <w:rFonts w:eastAsia="Times New Roman" w:cs="Calibri"/>
-          <w:kern w:val="0"/>
-          <w:sz w:val="22"/>
-          <w:szCs w:val="22"/>
+          <w14:ligatures w14:val="none"/>
+        </w:rPr>
+      </w:pPr>
+      <w:r>
+        <w:rPr>
+          <w:rFonts w:eastAsia="Times New Roman" w:cs="Calibri"/>
+          <w:kern w:val="0"/>
           <w14:ligatures w14:val="none"/>
         </w:rPr>
         <w:t xml:space="preserve">“I do not permit a woman </w:t>
@@ -4057,8 +4306,6 @@
           <w:b/>
           <w:bCs/>
           <w:kern w:val="0"/>
-          <w:sz w:val="22"/>
-          <w:szCs w:val="22"/>
           <w14:ligatures w14:val="none"/>
         </w:rPr>
         <w:t>to teach</w:t>
@@ -4069,19 +4316,27 @@
           <w:b/>
           <w:bCs/>
           <w:kern w:val="0"/>
-          <w:sz w:val="22"/>
-          <w:szCs w:val="22"/>
           <w14:ligatures w14:val="none"/>
         </w:rPr>
         <w:br/>
-        <w:t>nor to authentein</w:t>
-      </w:r>
-      <w:r>
-        <w:rPr>
-          <w:rFonts w:eastAsia="Times New Roman" w:cs="Calibri"/>
-          <w:kern w:val="0"/>
-          <w:sz w:val="22"/>
-          <w:szCs w:val="22"/>
+        <w:t xml:space="preserve">nor to </w:t>
+      </w:r>
+      <w:proofErr w:type="spellStart"/>
+      <w:r>
+        <w:rPr>
+          <w:rFonts w:eastAsia="Times New Roman" w:cs="Calibri"/>
+          <w:b/>
+          <w:bCs/>
+          <w:kern w:val="0"/>
+          <w14:ligatures w14:val="none"/>
+        </w:rPr>
+        <w:t>authentein</w:t>
+      </w:r>
+      <w:proofErr w:type="spellEnd"/>
+      <w:r>
+        <w:rPr>
+          <w:rFonts w:eastAsia="Times New Roman" w:cs="Calibri"/>
+          <w:kern w:val="0"/>
           <w14:ligatures w14:val="none"/>
         </w:rPr>
         <w:t xml:space="preserve"> a man…”</w:t>
@@ -4093,17 +4348,13 @@
         <w:rPr>
           <w:rFonts w:eastAsia="Times New Roman" w:cs="Calibri"/>
           <w:kern w:val="0"/>
-          <w:sz w:val="22"/>
-          <w:szCs w:val="22"/>
-          <w14:ligatures w14:val="none"/>
-        </w:rPr>
-      </w:pPr>
-      <w:r>
-        <w:rPr>
-          <w:rFonts w:eastAsia="Times New Roman" w:cs="Calibri"/>
-          <w:kern w:val="0"/>
-          <w:sz w:val="22"/>
-          <w:szCs w:val="22"/>
+          <w14:ligatures w14:val="none"/>
+        </w:rPr>
+      </w:pPr>
+      <w:r>
+        <w:rPr>
+          <w:rFonts w:eastAsia="Times New Roman" w:cs="Calibri"/>
+          <w:kern w:val="0"/>
           <w14:ligatures w14:val="none"/>
         </w:rPr>
         <w:t>Then a contrasting directive:</w:t>
@@ -4120,20 +4371,34 @@
         <w:rPr>
           <w:rFonts w:eastAsia="Times New Roman" w:cs="Calibri"/>
           <w:kern w:val="0"/>
-          <w:sz w:val="22"/>
-          <w:szCs w:val="22"/>
-          <w14:ligatures w14:val="none"/>
-        </w:rPr>
-      </w:pPr>
-      <w:r>
-        <w:rPr>
-          <w:rFonts w:eastAsia="Times New Roman" w:cs="Calibri"/>
-          <w:kern w:val="0"/>
-          <w:sz w:val="22"/>
-          <w:szCs w:val="22"/>
-          <w14:ligatures w14:val="none"/>
-        </w:rPr>
-        <w:t>“but to be in quietness.”</w:t>
+          <w14:ligatures w14:val="none"/>
+        </w:rPr>
+      </w:pPr>
+      <w:r>
+        <w:rPr>
+          <w:rFonts w:eastAsia="Times New Roman" w:cs="Calibri"/>
+          <w:kern w:val="0"/>
+          <w14:ligatures w14:val="none"/>
+        </w:rPr>
+        <w:t>“</w:t>
+      </w:r>
+      <w:proofErr w:type="gramStart"/>
+      <w:r>
+        <w:rPr>
+          <w:rFonts w:eastAsia="Times New Roman" w:cs="Calibri"/>
+          <w:kern w:val="0"/>
+          <w14:ligatures w14:val="none"/>
+        </w:rPr>
+        <w:t>but</w:t>
+      </w:r>
+      <w:proofErr w:type="gramEnd"/>
+      <w:r>
+        <w:rPr>
+          <w:rFonts w:eastAsia="Times New Roman" w:cs="Calibri"/>
+          <w:kern w:val="0"/>
+          <w14:ligatures w14:val="none"/>
+        </w:rPr>
+        <w:t xml:space="preserve"> to be in quietness.”</w:t>
       </w:r>
     </w:p>
     <w:p>
@@ -4142,17 +4407,13 @@
         <w:rPr>
           <w:rFonts w:eastAsia="Times New Roman" w:cs="Calibri"/>
           <w:kern w:val="0"/>
-          <w:sz w:val="22"/>
-          <w:szCs w:val="22"/>
-          <w14:ligatures w14:val="none"/>
-        </w:rPr>
-      </w:pPr>
-      <w:r>
-        <w:rPr>
-          <w:rFonts w:eastAsia="Times New Roman" w:cs="Calibri"/>
-          <w:kern w:val="0"/>
-          <w:sz w:val="22"/>
-          <w:szCs w:val="22"/>
+          <w14:ligatures w14:val="none"/>
+        </w:rPr>
+      </w:pPr>
+      <w:r>
+        <w:rPr>
+          <w:rFonts w:eastAsia="Times New Roman" w:cs="Calibri"/>
+          <w:kern w:val="0"/>
           <w14:ligatures w14:val="none"/>
         </w:rPr>
         <w:t>Two big interpretive questions follow from the grammar:</w:t>
@@ -4169,27 +4430,39 @@
         <w:rPr>
           <w:rFonts w:eastAsia="Times New Roman" w:cs="Calibri"/>
           <w:kern w:val="0"/>
-          <w:sz w:val="22"/>
-          <w:szCs w:val="22"/>
-          <w14:ligatures w14:val="none"/>
-        </w:rPr>
-      </w:pPr>
-      <w:r>
-        <w:rPr>
-          <w:rFonts w:eastAsia="Times New Roman" w:cs="Calibri"/>
-          <w:kern w:val="0"/>
-          <w:sz w:val="22"/>
-          <w:szCs w:val="22"/>
-          <w14:ligatures w14:val="none"/>
-        </w:rPr>
-        <w:t>Are “teach” and “authentein” two separate prohibitions?</w:t>
-      </w:r>
-      <w:r>
-        <w:rPr>
-          <w:rFonts w:eastAsia="Times New Roman" w:cs="Calibri"/>
-          <w:kern w:val="0"/>
-          <w:sz w:val="22"/>
-          <w:szCs w:val="22"/>
+          <w14:ligatures w14:val="none"/>
+        </w:rPr>
+      </w:pPr>
+      <w:r>
+        <w:rPr>
+          <w:rFonts w:eastAsia="Times New Roman" w:cs="Calibri"/>
+          <w:kern w:val="0"/>
+          <w14:ligatures w14:val="none"/>
+        </w:rPr>
+        <w:t>Are “teach” and “</w:t>
+      </w:r>
+      <w:proofErr w:type="spellStart"/>
+      <w:r>
+        <w:rPr>
+          <w:rFonts w:eastAsia="Times New Roman" w:cs="Calibri"/>
+          <w:kern w:val="0"/>
+          <w14:ligatures w14:val="none"/>
+        </w:rPr>
+        <w:t>authentein</w:t>
+      </w:r>
+      <w:proofErr w:type="spellEnd"/>
+      <w:r>
+        <w:rPr>
+          <w:rFonts w:eastAsia="Times New Roman" w:cs="Calibri"/>
+          <w:kern w:val="0"/>
+          <w14:ligatures w14:val="none"/>
+        </w:rPr>
+        <w:t>” two separate prohibitions?</w:t>
+      </w:r>
+      <w:r>
+        <w:rPr>
+          <w:rFonts w:eastAsia="Times New Roman" w:cs="Calibri"/>
+          <w:kern w:val="0"/>
           <w14:ligatures w14:val="none"/>
         </w:rPr>
         <w:br/>
@@ -4207,28 +4480,21 @@
         <w:rPr>
           <w:rFonts w:eastAsia="Times New Roman" w:cs="Calibri"/>
           <w:kern w:val="0"/>
-          <w:sz w:val="22"/>
-          <w:szCs w:val="22"/>
-          <w14:ligatures w14:val="none"/>
-        </w:rPr>
-      </w:pPr>
-      <w:r>
-        <w:rPr>
-          <w:rFonts w:eastAsia="Times New Roman" w:cs="Calibri"/>
-          <w:kern w:val="0"/>
-          <w:sz w:val="22"/>
-          <w:szCs w:val="22"/>
-          <w14:ligatures w14:val="none"/>
-        </w:rPr>
-        <w:lastRenderedPageBreak/>
+          <w14:ligatures w14:val="none"/>
+        </w:rPr>
+      </w:pPr>
+      <w:r>
+        <w:rPr>
+          <w:rFonts w:eastAsia="Times New Roman" w:cs="Calibri"/>
+          <w:kern w:val="0"/>
+          <w14:ligatures w14:val="none"/>
+        </w:rPr>
         <w:t>Does the second verb define the kind of teaching in view (a hendiadys-like effect: “teach in a domineering way”)?</w:t>
       </w:r>
       <w:r>
         <w:rPr>
           <w:rFonts w:eastAsia="Times New Roman" w:cs="Calibri"/>
           <w:kern w:val="0"/>
-          <w:sz w:val="22"/>
-          <w:szCs w:val="22"/>
           <w14:ligatures w14:val="none"/>
         </w:rPr>
         <w:br/>
@@ -4293,17 +4559,13 @@
         <w:rPr>
           <w:rFonts w:eastAsia="Times New Roman" w:cs="Calibri"/>
           <w:kern w:val="0"/>
-          <w:sz w:val="22"/>
-          <w:szCs w:val="22"/>
-          <w14:ligatures w14:val="none"/>
-        </w:rPr>
-      </w:pPr>
-      <w:r>
-        <w:rPr>
-          <w:rFonts w:eastAsia="Times New Roman" w:cs="Calibri"/>
-          <w:kern w:val="0"/>
-          <w:sz w:val="22"/>
-          <w:szCs w:val="22"/>
+          <w14:ligatures w14:val="none"/>
+        </w:rPr>
+      </w:pPr>
+      <w:r>
+        <w:rPr>
+          <w:rFonts w:eastAsia="Times New Roman" w:cs="Calibri"/>
+          <w:kern w:val="0"/>
           <w14:ligatures w14:val="none"/>
         </w:rPr>
         <w:t xml:space="preserve">Within this letter, “teach” is repeatedly tied to </w:t>
@@ -4314,8 +4576,6 @@
           <w:b/>
           <w:bCs/>
           <w:kern w:val="0"/>
-          <w:sz w:val="22"/>
-          <w:szCs w:val="22"/>
           <w14:ligatures w14:val="none"/>
         </w:rPr>
         <w:t>official doctrinal transmission</w:t>
@@ -4324,8 +4584,6 @@
         <w:rPr>
           <w:rFonts w:eastAsia="Times New Roman" w:cs="Calibri"/>
           <w:kern w:val="0"/>
-          <w:sz w:val="22"/>
-          <w:szCs w:val="22"/>
           <w14:ligatures w14:val="none"/>
         </w:rPr>
         <w:t xml:space="preserve"> that guards the church (1:3–7; 4:11–16; 6:2–5). And the next chapter immediately defines </w:t>
@@ -4336,8 +4594,6 @@
           <w:b/>
           <w:bCs/>
           <w:kern w:val="0"/>
-          <w:sz w:val="22"/>
-          <w:szCs w:val="22"/>
           <w14:ligatures w14:val="none"/>
         </w:rPr>
         <w:t>overseer/elder</w:t>
@@ -4346,8 +4602,6 @@
         <w:rPr>
           <w:rFonts w:eastAsia="Times New Roman" w:cs="Calibri"/>
           <w:kern w:val="0"/>
-          <w:sz w:val="22"/>
-          <w:szCs w:val="22"/>
           <w14:ligatures w14:val="none"/>
         </w:rPr>
         <w:t xml:space="preserve"> qualifications (3:1–7), where being “able to teach” is a key trait (3:2). That pulls many interpreters toward this conclusion:</w:t>
@@ -4364,17 +4618,13 @@
         <w:rPr>
           <w:rFonts w:eastAsia="Times New Roman" w:cs="Calibri"/>
           <w:kern w:val="0"/>
-          <w:sz w:val="22"/>
-          <w:szCs w:val="22"/>
-          <w14:ligatures w14:val="none"/>
-        </w:rPr>
-      </w:pPr>
-      <w:r>
-        <w:rPr>
-          <w:rFonts w:eastAsia="Times New Roman" w:cs="Calibri"/>
-          <w:kern w:val="0"/>
-          <w:sz w:val="22"/>
-          <w:szCs w:val="22"/>
+          <w14:ligatures w14:val="none"/>
+        </w:rPr>
+      </w:pPr>
+      <w:r>
+        <w:rPr>
+          <w:rFonts w:eastAsia="Times New Roman" w:cs="Calibri"/>
+          <w:kern w:val="0"/>
           <w14:ligatures w14:val="none"/>
         </w:rPr>
         <w:t xml:space="preserve">v12 is restricting women from </w:t>
@@ -4385,8 +4635,6 @@
           <w:b/>
           <w:bCs/>
           <w:kern w:val="0"/>
-          <w:sz w:val="22"/>
-          <w:szCs w:val="22"/>
           <w14:ligatures w14:val="none"/>
         </w:rPr>
         <w:t>the teaching/authority role</w:t>
@@ -4395,8 +4643,6 @@
         <w:rPr>
           <w:rFonts w:eastAsia="Times New Roman" w:cs="Calibri"/>
           <w:kern w:val="0"/>
-          <w:sz w:val="22"/>
-          <w:szCs w:val="22"/>
           <w14:ligatures w14:val="none"/>
         </w:rPr>
         <w:t xml:space="preserve"> that governs adult men in the gathered church (the role closely associated with overseers/elders).</w:t>
@@ -4408,19 +4654,16 @@
         <w:rPr>
           <w:rFonts w:eastAsia="Times New Roman" w:cs="Calibri"/>
           <w:kern w:val="0"/>
-          <w:sz w:val="22"/>
-          <w:szCs w:val="22"/>
-          <w14:ligatures w14:val="none"/>
-        </w:rPr>
-      </w:pPr>
-      <w:r>
-        <w:rPr>
-          <w:rFonts w:eastAsia="Times New Roman" w:cs="Calibri"/>
-          <w:kern w:val="0"/>
-          <w:sz w:val="22"/>
-          <w:szCs w:val="22"/>
-          <w14:ligatures w14:val="none"/>
-        </w:rPr>
+          <w14:ligatures w14:val="none"/>
+        </w:rPr>
+      </w:pPr>
+      <w:r>
+        <w:rPr>
+          <w:rFonts w:eastAsia="Times New Roman" w:cs="Calibri"/>
+          <w:kern w:val="0"/>
+          <w14:ligatures w14:val="none"/>
+        </w:rPr>
+        <w:lastRenderedPageBreak/>
         <w:t>But there is also a real contextual factor in 1 Timothy:</w:t>
       </w:r>
     </w:p>
@@ -4435,17 +4678,13 @@
         <w:rPr>
           <w:rFonts w:eastAsia="Times New Roman" w:cs="Calibri"/>
           <w:kern w:val="0"/>
-          <w:sz w:val="22"/>
-          <w:szCs w:val="22"/>
-          <w14:ligatures w14:val="none"/>
-        </w:rPr>
-      </w:pPr>
-      <w:r>
-        <w:rPr>
-          <w:rFonts w:eastAsia="Times New Roman" w:cs="Calibri"/>
-          <w:kern w:val="0"/>
-          <w:sz w:val="22"/>
-          <w:szCs w:val="22"/>
+          <w14:ligatures w14:val="none"/>
+        </w:rPr>
+      </w:pPr>
+      <w:r>
+        <w:rPr>
+          <w:rFonts w:eastAsia="Times New Roman" w:cs="Calibri"/>
+          <w:kern w:val="0"/>
           <w14:ligatures w14:val="none"/>
         </w:rPr>
         <w:t>Women are singled out later as being targeted and destabilized by false teachers (5:13–15; compare also the concern for deception language).</w:t>
@@ -4457,17 +4696,13 @@
         <w:rPr>
           <w:rFonts w:eastAsia="Times New Roman" w:cs="Calibri"/>
           <w:kern w:val="0"/>
-          <w:sz w:val="22"/>
-          <w:szCs w:val="22"/>
-          <w14:ligatures w14:val="none"/>
-        </w:rPr>
-      </w:pPr>
-      <w:r>
-        <w:rPr>
-          <w:rFonts w:eastAsia="Times New Roman" w:cs="Calibri"/>
-          <w:kern w:val="0"/>
-          <w:sz w:val="22"/>
-          <w:szCs w:val="22"/>
+          <w14:ligatures w14:val="none"/>
+        </w:rPr>
+      </w:pPr>
+      <w:r>
+        <w:rPr>
+          <w:rFonts w:eastAsia="Times New Roman" w:cs="Calibri"/>
+          <w:kern w:val="0"/>
           <w14:ligatures w14:val="none"/>
         </w:rPr>
         <w:t>That context makes another reading plausible:</w:t>
@@ -4484,17 +4719,13 @@
         <w:rPr>
           <w:rFonts w:eastAsia="Times New Roman" w:cs="Calibri"/>
           <w:kern w:val="0"/>
-          <w:sz w:val="22"/>
-          <w:szCs w:val="22"/>
-          <w14:ligatures w14:val="none"/>
-        </w:rPr>
-      </w:pPr>
-      <w:r>
-        <w:rPr>
-          <w:rFonts w:eastAsia="Times New Roman" w:cs="Calibri"/>
-          <w:kern w:val="0"/>
-          <w:sz w:val="22"/>
-          <w:szCs w:val="22"/>
+          <w14:ligatures w14:val="none"/>
+        </w:rPr>
+      </w:pPr>
+      <w:r>
+        <w:rPr>
+          <w:rFonts w:eastAsia="Times New Roman" w:cs="Calibri"/>
+          <w:kern w:val="0"/>
           <w14:ligatures w14:val="none"/>
         </w:rPr>
         <w:t xml:space="preserve">v12 addresses a </w:t>
@@ -4505,8 +4736,6 @@
           <w:b/>
           <w:bCs/>
           <w:kern w:val="0"/>
-          <w:sz w:val="22"/>
-          <w:szCs w:val="22"/>
           <w14:ligatures w14:val="none"/>
         </w:rPr>
         <w:t>disorder/problem</w:t>
@@ -4515,11 +4744,27 @@
         <w:rPr>
           <w:rFonts w:eastAsia="Times New Roman" w:cs="Calibri"/>
           <w:kern w:val="0"/>
-          <w:sz w:val="22"/>
-          <w:szCs w:val="22"/>
-          <w14:ligatures w14:val="none"/>
-        </w:rPr>
-        <w:t xml:space="preserve">: untrained women (or certain women) asserting themselves as teachers and taking control, spreading error or creating upheaval. Under that reading, “authentein” is more like </w:t>
+          <w14:ligatures w14:val="none"/>
+        </w:rPr>
+        <w:t>: untrained women (or certain women) asserting themselves as teachers and taking control, spreading error or creating upheaval. Under that reading, “</w:t>
+      </w:r>
+      <w:proofErr w:type="spellStart"/>
+      <w:r>
+        <w:rPr>
+          <w:rFonts w:eastAsia="Times New Roman" w:cs="Calibri"/>
+          <w:kern w:val="0"/>
+          <w14:ligatures w14:val="none"/>
+        </w:rPr>
+        <w:t>authentein</w:t>
+      </w:r>
+      <w:proofErr w:type="spellEnd"/>
+      <w:r>
+        <w:rPr>
+          <w:rFonts w:eastAsia="Times New Roman" w:cs="Calibri"/>
+          <w:kern w:val="0"/>
+          <w14:ligatures w14:val="none"/>
+        </w:rPr>
+        <w:t xml:space="preserve">” is more like </w:t>
       </w:r>
       <w:r>
         <w:rPr>
@@ -4527,8 +4772,6 @@
           <w:b/>
           <w:bCs/>
           <w:kern w:val="0"/>
-          <w:sz w:val="22"/>
-          <w:szCs w:val="22"/>
           <w14:ligatures w14:val="none"/>
         </w:rPr>
         <w:t>usurping/domineering</w:t>
@@ -4537,8 +4780,6 @@
         <w:rPr>
           <w:rFonts w:eastAsia="Times New Roman" w:cs="Calibri"/>
           <w:kern w:val="0"/>
-          <w:sz w:val="22"/>
-          <w:szCs w:val="22"/>
           <w14:ligatures w14:val="none"/>
         </w:rPr>
         <w:t>, not simply “holding any authority.”</w:t>
@@ -4550,8 +4791,6 @@
         <w:rPr>
           <w:rFonts w:eastAsia="Times New Roman" w:cs="Calibri"/>
           <w:kern w:val="0"/>
-          <w:sz w:val="22"/>
-          <w:szCs w:val="22"/>
           <w14:ligatures w14:val="none"/>
         </w:rPr>
       </w:pPr>
@@ -4561,8 +4800,6 @@
           <w:b/>
           <w:bCs/>
           <w:kern w:val="0"/>
-          <w:sz w:val="22"/>
-          <w:szCs w:val="22"/>
           <w14:ligatures w14:val="none"/>
         </w:rPr>
         <w:t>What you can say with confidence from the text itself:</w:t>
@@ -4579,17 +4816,13 @@
         <w:rPr>
           <w:rFonts w:eastAsia="Times New Roman" w:cs="Calibri"/>
           <w:kern w:val="0"/>
-          <w:sz w:val="22"/>
-          <w:szCs w:val="22"/>
-          <w14:ligatures w14:val="none"/>
-        </w:rPr>
-      </w:pPr>
-      <w:r>
-        <w:rPr>
-          <w:rFonts w:eastAsia="Times New Roman" w:cs="Calibri"/>
-          <w:kern w:val="0"/>
-          <w:sz w:val="22"/>
-          <w:szCs w:val="22"/>
+          <w14:ligatures w14:val="none"/>
+        </w:rPr>
+      </w:pPr>
+      <w:r>
+        <w:rPr>
+          <w:rFonts w:eastAsia="Times New Roman" w:cs="Calibri"/>
+          <w:kern w:val="0"/>
           <w14:ligatures w14:val="none"/>
         </w:rPr>
         <w:t>Paul restricts something in the gathered-church teaching/authority dynamic between women and adult men.</w:t>
@@ -4606,17 +4839,13 @@
         <w:rPr>
           <w:rFonts w:eastAsia="Times New Roman" w:cs="Calibri"/>
           <w:kern w:val="0"/>
-          <w:sz w:val="22"/>
-          <w:szCs w:val="22"/>
-          <w14:ligatures w14:val="none"/>
-        </w:rPr>
-      </w:pPr>
-      <w:r>
-        <w:rPr>
-          <w:rFonts w:eastAsia="Times New Roman" w:cs="Calibri"/>
-          <w:kern w:val="0"/>
-          <w:sz w:val="22"/>
-          <w:szCs w:val="22"/>
+          <w14:ligatures w14:val="none"/>
+        </w:rPr>
+      </w:pPr>
+      <w:r>
+        <w:rPr>
+          <w:rFonts w:eastAsia="Times New Roman" w:cs="Calibri"/>
+          <w:kern w:val="0"/>
           <w14:ligatures w14:val="none"/>
         </w:rPr>
         <w:t>He grounds it with reasons (vv13–14), which means he does not treat it as a mere etiquette note.</w:t>
@@ -4633,6 +4862,42 @@
         <w:rPr>
           <w:rFonts w:eastAsia="Times New Roman" w:cs="Calibri"/>
           <w:kern w:val="0"/>
+          <w14:ligatures w14:val="none"/>
+        </w:rPr>
+      </w:pPr>
+      <w:r>
+        <w:rPr>
+          <w:rFonts w:eastAsia="Times New Roman" w:cs="Calibri"/>
+          <w:kern w:val="0"/>
+          <w14:ligatures w14:val="none"/>
+        </w:rPr>
+        <w:t xml:space="preserve">He wants women </w:t>
+      </w:r>
+      <w:proofErr w:type="gramStart"/>
+      <w:r>
+        <w:rPr>
+          <w:rFonts w:eastAsia="Times New Roman" w:cs="Calibri"/>
+          <w:kern w:val="0"/>
+          <w14:ligatures w14:val="none"/>
+        </w:rPr>
+        <w:t>learning, but</w:t>
+      </w:r>
+      <w:proofErr w:type="gramEnd"/>
+      <w:r>
+        <w:rPr>
+          <w:rFonts w:eastAsia="Times New Roman" w:cs="Calibri"/>
+          <w:kern w:val="0"/>
+          <w14:ligatures w14:val="none"/>
+        </w:rPr>
+        <w:t xml:space="preserve"> learning in a posture that preserves order and protects the church.</w:t>
+      </w:r>
+    </w:p>
+    <w:p>
+      <w:pPr>
+        <w:spacing w:after="0" w:line="240" w:lineRule="auto"/>
+        <w:rPr>
+          <w:rFonts w:eastAsia="Times New Roman" w:cs="Calibri"/>
+          <w:kern w:val="0"/>
           <w:sz w:val="22"/>
           <w:szCs w:val="22"/>
           <w14:ligatures w14:val="none"/>
@@ -4646,28 +4911,6 @@
           <w:szCs w:val="22"/>
           <w14:ligatures w14:val="none"/>
         </w:rPr>
-        <w:t>He wants women learning, but learning in a posture that preserves order and protects the church.</w:t>
-      </w:r>
-    </w:p>
-    <w:p>
-      <w:pPr>
-        <w:spacing w:after="0" w:line="240" w:lineRule="auto"/>
-        <w:rPr>
-          <w:rFonts w:eastAsia="Times New Roman" w:cs="Calibri"/>
-          <w:kern w:val="0"/>
-          <w:sz w:val="22"/>
-          <w:szCs w:val="22"/>
-          <w14:ligatures w14:val="none"/>
-        </w:rPr>
-      </w:pPr>
-      <w:r>
-        <w:rPr>
-          <w:rFonts w:eastAsia="Times New Roman" w:cs="Calibri"/>
-          <w:kern w:val="0"/>
-          <w:sz w:val="22"/>
-          <w:szCs w:val="22"/>
-          <w14:ligatures w14:val="none"/>
-        </w:rPr>
         <w:t> </w:t>
       </w:r>
     </w:p>
@@ -4709,17 +4952,13 @@
         <w:rPr>
           <w:rFonts w:eastAsia="Times New Roman" w:cs="Calibri"/>
           <w:kern w:val="0"/>
-          <w:sz w:val="22"/>
-          <w:szCs w:val="22"/>
-          <w14:ligatures w14:val="none"/>
-        </w:rPr>
-      </w:pPr>
-      <w:r>
-        <w:rPr>
-          <w:rFonts w:eastAsia="Times New Roman" w:cs="Calibri"/>
-          <w:kern w:val="0"/>
-          <w:sz w:val="22"/>
-          <w:szCs w:val="22"/>
+          <w14:ligatures w14:val="none"/>
+        </w:rPr>
+      </w:pPr>
+      <w:r>
+        <w:rPr>
+          <w:rFonts w:eastAsia="Times New Roman" w:cs="Calibri"/>
+          <w:kern w:val="0"/>
           <w14:ligatures w14:val="none"/>
         </w:rPr>
         <w:t xml:space="preserve">Paul appeals to </w:t>
@@ -4730,8 +4969,6 @@
           <w:b/>
           <w:bCs/>
           <w:kern w:val="0"/>
-          <w:sz w:val="22"/>
-          <w:szCs w:val="22"/>
           <w14:ligatures w14:val="none"/>
         </w:rPr>
         <w:t>creation order</w:t>
@@ -4740,8 +4977,6 @@
         <w:rPr>
           <w:rFonts w:eastAsia="Times New Roman" w:cs="Calibri"/>
           <w:kern w:val="0"/>
-          <w:sz w:val="22"/>
-          <w:szCs w:val="22"/>
           <w14:ligatures w14:val="none"/>
         </w:rPr>
         <w:t xml:space="preserve"> (Genesis 2). That is a weighty move: he’s not merely saying, “Here’s what works in Ephesus.” He’s saying the created pattern matters.</w:t>
@@ -4753,17 +4988,13 @@
         <w:rPr>
           <w:rFonts w:eastAsia="Times New Roman" w:cs="Calibri"/>
           <w:kern w:val="0"/>
-          <w:sz w:val="22"/>
-          <w:szCs w:val="22"/>
-          <w14:ligatures w14:val="none"/>
-        </w:rPr>
-      </w:pPr>
-      <w:r>
-        <w:rPr>
-          <w:rFonts w:eastAsia="Times New Roman" w:cs="Calibri"/>
-          <w:kern w:val="0"/>
-          <w:sz w:val="22"/>
-          <w:szCs w:val="22"/>
+          <w14:ligatures w14:val="none"/>
+        </w:rPr>
+      </w:pPr>
+      <w:r>
+        <w:rPr>
+          <w:rFonts w:eastAsia="Times New Roman" w:cs="Calibri"/>
+          <w:kern w:val="0"/>
           <w14:ligatures w14:val="none"/>
         </w:rPr>
         <w:t>Interpretive options:</w:t>
@@ -4780,8 +5011,6 @@
         <w:rPr>
           <w:rFonts w:eastAsia="Times New Roman" w:cs="Calibri"/>
           <w:kern w:val="0"/>
-          <w:sz w:val="22"/>
-          <w:szCs w:val="22"/>
           <w14:ligatures w14:val="none"/>
         </w:rPr>
       </w:pPr>
@@ -4791,8 +5020,6 @@
           <w:b/>
           <w:bCs/>
           <w:kern w:val="0"/>
-          <w:sz w:val="22"/>
-          <w:szCs w:val="22"/>
           <w14:ligatures w14:val="none"/>
         </w:rPr>
         <w:t>Universal-pattern reading:</w:t>
@@ -4801,8 +5028,6 @@
         <w:rPr>
           <w:rFonts w:eastAsia="Times New Roman" w:cs="Calibri"/>
           <w:kern w:val="0"/>
-          <w:sz w:val="22"/>
-          <w:szCs w:val="22"/>
           <w14:ligatures w14:val="none"/>
         </w:rPr>
         <w:t xml:space="preserve"> creation order implies a lasting role distinction in church governance/authoritative teaching.</w:t>
@@ -4819,8 +5044,6 @@
         <w:rPr>
           <w:rFonts w:eastAsia="Times New Roman" w:cs="Calibri"/>
           <w:kern w:val="0"/>
-          <w:sz w:val="22"/>
-          <w:szCs w:val="22"/>
           <w14:ligatures w14:val="none"/>
         </w:rPr>
       </w:pPr>
@@ -4830,8 +5053,6 @@
           <w:b/>
           <w:bCs/>
           <w:kern w:val="0"/>
-          <w:sz w:val="22"/>
-          <w:szCs w:val="22"/>
           <w14:ligatures w14:val="none"/>
         </w:rPr>
         <w:t>Local-problem reading with creation backing:</w:t>
@@ -4840,8 +5061,6 @@
         <w:rPr>
           <w:rFonts w:eastAsia="Times New Roman" w:cs="Calibri"/>
           <w:kern w:val="0"/>
-          <w:sz w:val="22"/>
-          <w:szCs w:val="22"/>
           <w14:ligatures w14:val="none"/>
         </w:rPr>
         <w:t xml:space="preserve"> Paul uses Genesis to expose how role-reversal plus deception played out in the Fall, warning against repeating it amid present deception.</w:t>
@@ -4853,17 +5072,13 @@
         <w:rPr>
           <w:rFonts w:eastAsia="Times New Roman" w:cs="Calibri"/>
           <w:kern w:val="0"/>
-          <w:sz w:val="22"/>
-          <w:szCs w:val="22"/>
-          <w14:ligatures w14:val="none"/>
-        </w:rPr>
-      </w:pPr>
-      <w:r>
-        <w:rPr>
-          <w:rFonts w:eastAsia="Times New Roman" w:cs="Calibri"/>
-          <w:kern w:val="0"/>
-          <w:sz w:val="22"/>
-          <w:szCs w:val="22"/>
+          <w14:ligatures w14:val="none"/>
+        </w:rPr>
+      </w:pPr>
+      <w:r>
+        <w:rPr>
+          <w:rFonts w:eastAsia="Times New Roman" w:cs="Calibri"/>
+          <w:kern w:val="0"/>
           <w14:ligatures w14:val="none"/>
         </w:rPr>
         <w:t>Either way, Paul thinks Genesis is relevant for church order.</w:t>
@@ -4913,17 +5128,13 @@
         <w:rPr>
           <w:rFonts w:eastAsia="Times New Roman" w:cs="Calibri"/>
           <w:kern w:val="0"/>
-          <w:sz w:val="22"/>
-          <w:szCs w:val="22"/>
-          <w14:ligatures w14:val="none"/>
-        </w:rPr>
-      </w:pPr>
-      <w:r>
-        <w:rPr>
-          <w:rFonts w:eastAsia="Times New Roman" w:cs="Calibri"/>
-          <w:kern w:val="0"/>
-          <w:sz w:val="22"/>
-          <w:szCs w:val="22"/>
+          <w14:ligatures w14:val="none"/>
+        </w:rPr>
+      </w:pPr>
+      <w:r>
+        <w:rPr>
+          <w:rFonts w:eastAsia="Times New Roman" w:cs="Calibri"/>
+          <w:kern w:val="0"/>
           <w14:ligatures w14:val="none"/>
         </w:rPr>
         <w:t>This is often mishandled. Paul is not saying “women are always more gullible.” He is describing the Genesis narrative: Eve is deceived by the serpent; Adam follows into transgression.</w:t>
@@ -4935,20 +5146,34 @@
         <w:rPr>
           <w:rFonts w:eastAsia="Times New Roman" w:cs="Calibri"/>
           <w:kern w:val="0"/>
-          <w:sz w:val="22"/>
-          <w:szCs w:val="22"/>
-          <w14:ligatures w14:val="none"/>
-        </w:rPr>
-      </w:pPr>
-      <w:r>
-        <w:rPr>
-          <w:rFonts w:eastAsia="Times New Roman" w:cs="Calibri"/>
-          <w:kern w:val="0"/>
-          <w:sz w:val="22"/>
-          <w:szCs w:val="22"/>
-          <w14:ligatures w14:val="none"/>
-        </w:rPr>
-        <w:t>Inside 1 Timothy, deception is a live threat. So Paul is connecting:</w:t>
+          <w14:ligatures w14:val="none"/>
+        </w:rPr>
+      </w:pPr>
+      <w:r>
+        <w:rPr>
+          <w:rFonts w:eastAsia="Times New Roman" w:cs="Calibri"/>
+          <w:kern w:val="0"/>
+          <w14:ligatures w14:val="none"/>
+        </w:rPr>
+        <w:t xml:space="preserve">Inside 1 Timothy, deception is a live threat. </w:t>
+      </w:r>
+      <w:proofErr w:type="gramStart"/>
+      <w:r>
+        <w:rPr>
+          <w:rFonts w:eastAsia="Times New Roman" w:cs="Calibri"/>
+          <w:kern w:val="0"/>
+          <w14:ligatures w14:val="none"/>
+        </w:rPr>
+        <w:t>So</w:t>
+      </w:r>
+      <w:proofErr w:type="gramEnd"/>
+      <w:r>
+        <w:rPr>
+          <w:rFonts w:eastAsia="Times New Roman" w:cs="Calibri"/>
+          <w:kern w:val="0"/>
+          <w14:ligatures w14:val="none"/>
+        </w:rPr>
+        <w:t xml:space="preserve"> Paul is connecting:</w:t>
       </w:r>
     </w:p>
     <w:p>
@@ -4962,8 +5187,6 @@
         <w:rPr>
           <w:rFonts w:eastAsia="Times New Roman" w:cs="Calibri"/>
           <w:kern w:val="0"/>
-          <w:sz w:val="22"/>
-          <w:szCs w:val="22"/>
           <w14:ligatures w14:val="none"/>
         </w:rPr>
       </w:pPr>
@@ -4973,19 +5196,14 @@
           <w:b/>
           <w:bCs/>
           <w:kern w:val="0"/>
-          <w:sz w:val="22"/>
-          <w:szCs w:val="22"/>
-          <w14:ligatures w14:val="none"/>
-        </w:rPr>
-        <w:lastRenderedPageBreak/>
+          <w14:ligatures w14:val="none"/>
+        </w:rPr>
         <w:t>then:</w:t>
       </w:r>
       <w:r>
         <w:rPr>
           <w:rFonts w:eastAsia="Times New Roman" w:cs="Calibri"/>
           <w:kern w:val="0"/>
-          <w:sz w:val="22"/>
-          <w:szCs w:val="22"/>
           <w14:ligatures w14:val="none"/>
         </w:rPr>
         <w:t xml:space="preserve"> deception led to ruin,</w:t>
@@ -5002,8 +5220,6 @@
         <w:rPr>
           <w:rFonts w:eastAsia="Times New Roman" w:cs="Calibri"/>
           <w:kern w:val="0"/>
-          <w:sz w:val="22"/>
-          <w:szCs w:val="22"/>
           <w14:ligatures w14:val="none"/>
         </w:rPr>
       </w:pPr>
@@ -5013,8 +5229,6 @@
           <w:b/>
           <w:bCs/>
           <w:kern w:val="0"/>
-          <w:sz w:val="22"/>
-          <w:szCs w:val="22"/>
           <w14:ligatures w14:val="none"/>
         </w:rPr>
         <w:t>now:</w:t>
@@ -5023,8 +5237,6 @@
         <w:rPr>
           <w:rFonts w:eastAsia="Times New Roman" w:cs="Calibri"/>
           <w:kern w:val="0"/>
-          <w:sz w:val="22"/>
-          <w:szCs w:val="22"/>
           <w14:ligatures w14:val="none"/>
         </w:rPr>
         <w:t xml:space="preserve"> deception is wrecking people (1 Tim 4:1; 2 Tim 3:6–7 is also relevant if you widen to the Pastorals).</w:t>
@@ -5036,17 +5248,13 @@
         <w:rPr>
           <w:rFonts w:eastAsia="Times New Roman" w:cs="Calibri"/>
           <w:kern w:val="0"/>
-          <w:sz w:val="22"/>
-          <w:szCs w:val="22"/>
-          <w14:ligatures w14:val="none"/>
-        </w:rPr>
-      </w:pPr>
-      <w:r>
-        <w:rPr>
-          <w:rFonts w:eastAsia="Times New Roman" w:cs="Calibri"/>
-          <w:kern w:val="0"/>
-          <w:sz w:val="22"/>
-          <w:szCs w:val="22"/>
+          <w14:ligatures w14:val="none"/>
+        </w:rPr>
+      </w:pPr>
+      <w:r>
+        <w:rPr>
+          <w:rFonts w:eastAsia="Times New Roman" w:cs="Calibri"/>
+          <w:kern w:val="0"/>
           <w14:ligatures w14:val="none"/>
         </w:rPr>
         <w:t xml:space="preserve">So vv13–14 function as </w:t>
@@ -5057,8 +5265,6 @@
           <w:b/>
           <w:bCs/>
           <w:kern w:val="0"/>
-          <w:sz w:val="22"/>
-          <w:szCs w:val="22"/>
           <w14:ligatures w14:val="none"/>
         </w:rPr>
         <w:t>theological rationale</w:t>
@@ -5067,8 +5273,6 @@
         <w:rPr>
           <w:rFonts w:eastAsia="Times New Roman" w:cs="Calibri"/>
           <w:kern w:val="0"/>
-          <w:sz w:val="22"/>
-          <w:szCs w:val="22"/>
           <w14:ligatures w14:val="none"/>
         </w:rPr>
         <w:t>: the church must not replay patterns that invite doctrinal disaster.</w:t>
@@ -5123,19 +5327,16 @@
         <w:rPr>
           <w:rFonts w:eastAsia="Times New Roman" w:cs="Calibri"/>
           <w:kern w:val="0"/>
-          <w:sz w:val="22"/>
-          <w:szCs w:val="22"/>
-          <w14:ligatures w14:val="none"/>
-        </w:rPr>
-      </w:pPr>
-      <w:r>
-        <w:rPr>
-          <w:rFonts w:eastAsia="Times New Roman" w:cs="Calibri"/>
-          <w:kern w:val="0"/>
-          <w:sz w:val="22"/>
-          <w:szCs w:val="22"/>
-          <w14:ligatures w14:val="none"/>
-        </w:rPr>
+          <w14:ligatures w14:val="none"/>
+        </w:rPr>
+      </w:pPr>
+      <w:r>
+        <w:rPr>
+          <w:rFonts w:eastAsia="Times New Roman" w:cs="Calibri"/>
+          <w:kern w:val="0"/>
+          <w14:ligatures w14:val="none"/>
+        </w:rPr>
+        <w:lastRenderedPageBreak/>
         <w:t>“But she will be delivered through childbearing, if she continues in faith and love and holiness with self-control.”</w:t>
       </w:r>
     </w:p>
@@ -5145,17 +5346,13 @@
         <w:rPr>
           <w:rFonts w:eastAsia="Times New Roman" w:cs="Calibri"/>
           <w:kern w:val="0"/>
-          <w:sz w:val="22"/>
-          <w:szCs w:val="22"/>
-          <w14:ligatures w14:val="none"/>
-        </w:rPr>
-      </w:pPr>
-      <w:r>
-        <w:rPr>
-          <w:rFonts w:eastAsia="Times New Roman" w:cs="Calibri"/>
-          <w:kern w:val="0"/>
-          <w:sz w:val="22"/>
-          <w:szCs w:val="22"/>
+          <w14:ligatures w14:val="none"/>
+        </w:rPr>
+      </w:pPr>
+      <w:r>
+        <w:rPr>
+          <w:rFonts w:eastAsia="Times New Roman" w:cs="Calibri"/>
+          <w:kern w:val="0"/>
           <w14:ligatures w14:val="none"/>
         </w:rPr>
         <w:t>Key points:</w:t>
@@ -5172,39 +5369,51 @@
         <w:rPr>
           <w:rFonts w:eastAsia="Times New Roman" w:cs="Calibri"/>
           <w:kern w:val="0"/>
-          <w:sz w:val="22"/>
-          <w:szCs w:val="22"/>
-          <w14:ligatures w14:val="none"/>
-        </w:rPr>
-      </w:pPr>
-      <w:r>
-        <w:rPr>
-          <w:rFonts w:eastAsia="Times New Roman" w:cs="Calibri"/>
-          <w:kern w:val="0"/>
-          <w:sz w:val="22"/>
-          <w:szCs w:val="22"/>
-          <w14:ligatures w14:val="none"/>
-        </w:rPr>
-        <w:t xml:space="preserve">The verb (σωθήσεται, </w:t>
-      </w:r>
+          <w14:ligatures w14:val="none"/>
+        </w:rPr>
+      </w:pPr>
+      <w:r>
+        <w:rPr>
+          <w:rFonts w:eastAsia="Times New Roman" w:cs="Calibri"/>
+          <w:kern w:val="0"/>
+          <w14:ligatures w14:val="none"/>
+        </w:rPr>
+        <w:t>The verb (</w:t>
+      </w:r>
+      <w:proofErr w:type="spellStart"/>
+      <w:r>
+        <w:rPr>
+          <w:rFonts w:eastAsia="Times New Roman" w:cs="Calibri"/>
+          <w:kern w:val="0"/>
+          <w14:ligatures w14:val="none"/>
+        </w:rPr>
+        <w:t>σωθήσετ</w:t>
+      </w:r>
+      <w:proofErr w:type="spellEnd"/>
+      <w:r>
+        <w:rPr>
+          <w:rFonts w:eastAsia="Times New Roman" w:cs="Calibri"/>
+          <w:kern w:val="0"/>
+          <w14:ligatures w14:val="none"/>
+        </w:rPr>
+        <w:t xml:space="preserve">αι, </w:t>
+      </w:r>
+      <w:proofErr w:type="spellStart"/>
       <w:r>
         <w:rPr>
           <w:rFonts w:eastAsia="Times New Roman" w:cs="Calibri"/>
           <w:i/>
           <w:iCs/>
           <w:kern w:val="0"/>
-          <w:sz w:val="22"/>
-          <w:szCs w:val="22"/>
           <w14:ligatures w14:val="none"/>
         </w:rPr>
         <w:t>sōthēsetai</w:t>
       </w:r>
-      <w:r>
-        <w:rPr>
-          <w:rFonts w:eastAsia="Times New Roman" w:cs="Calibri"/>
-          <w:kern w:val="0"/>
-          <w:sz w:val="22"/>
-          <w:szCs w:val="22"/>
+      <w:proofErr w:type="spellEnd"/>
+      <w:r>
+        <w:rPr>
+          <w:rFonts w:eastAsia="Times New Roman" w:cs="Calibri"/>
+          <w:kern w:val="0"/>
           <w14:ligatures w14:val="none"/>
         </w:rPr>
         <w:t xml:space="preserve">) can mean “be saved” in the full salvation sense, </w:t>
@@ -5215,8 +5424,6 @@
           <w:b/>
           <w:bCs/>
           <w:kern w:val="0"/>
-          <w:sz w:val="22"/>
-          <w:szCs w:val="22"/>
           <w14:ligatures w14:val="none"/>
         </w:rPr>
         <w:t>or</w:t>
@@ -5225,8 +5432,6 @@
         <w:rPr>
           <w:rFonts w:eastAsia="Times New Roman" w:cs="Calibri"/>
           <w:kern w:val="0"/>
-          <w:sz w:val="22"/>
-          <w:szCs w:val="22"/>
           <w14:ligatures w14:val="none"/>
         </w:rPr>
         <w:t xml:space="preserve"> “be preserved/delivered” depending on context. In the Pastorals it often carries full salvation weight, but not always in a simplistic “works” way.</w:t>
@@ -5243,47 +5448,48 @@
         <w:rPr>
           <w:rFonts w:eastAsia="Times New Roman" w:cs="Calibri"/>
           <w:kern w:val="0"/>
-          <w:sz w:val="22"/>
-          <w:szCs w:val="22"/>
-          <w14:ligatures w14:val="none"/>
-        </w:rPr>
-      </w:pPr>
-      <w:r>
-        <w:rPr>
-          <w:rFonts w:eastAsia="Times New Roman" w:cs="Calibri"/>
-          <w:kern w:val="0"/>
-          <w:sz w:val="22"/>
-          <w:szCs w:val="22"/>
-          <w14:ligatures w14:val="none"/>
-        </w:rPr>
-        <w:t>“Through childbearing” (δι</w:t>
+          <w14:ligatures w14:val="none"/>
+        </w:rPr>
+      </w:pPr>
+      <w:r>
+        <w:rPr>
+          <w:rFonts w:eastAsia="Times New Roman" w:cs="Calibri"/>
+          <w:kern w:val="0"/>
+          <w14:ligatures w14:val="none"/>
+        </w:rPr>
+        <w:t>“Through childbearing” (</w:t>
+      </w:r>
+      <w:proofErr w:type="spellStart"/>
+      <w:r>
+        <w:rPr>
+          <w:rFonts w:eastAsia="Times New Roman" w:cs="Calibri"/>
+          <w:kern w:val="0"/>
+          <w14:ligatures w14:val="none"/>
+        </w:rPr>
+        <w:t>δι</w:t>
       </w:r>
       <w:r>
         <w:rPr>
           <w:rFonts w:ascii="Arial" w:eastAsia="Times New Roman" w:hAnsi="Arial" w:cs="Arial"/>
           <w:kern w:val="0"/>
-          <w:sz w:val="22"/>
-          <w:szCs w:val="22"/>
           <w14:ligatures w14:val="none"/>
         </w:rPr>
         <w:t>ὰ</w:t>
       </w:r>
-      <w:r>
-        <w:rPr>
-          <w:rFonts w:eastAsia="Times New Roman" w:cs="Calibri"/>
-          <w:kern w:val="0"/>
-          <w:sz w:val="22"/>
-          <w:szCs w:val="22"/>
+      <w:proofErr w:type="spellEnd"/>
+      <w:r>
+        <w:rPr>
+          <w:rFonts w:eastAsia="Times New Roman" w:cs="Calibri"/>
+          <w:kern w:val="0"/>
           <w14:ligatures w14:val="none"/>
         </w:rPr>
         <w:t xml:space="preserve"> </w:t>
       </w:r>
+      <w:proofErr w:type="spellStart"/>
       <w:r>
         <w:rPr>
           <w:rFonts w:ascii="Aptos" w:eastAsia="Times New Roman" w:hAnsi="Aptos" w:cs="Aptos"/>
           <w:kern w:val="0"/>
-          <w:sz w:val="22"/>
-          <w:szCs w:val="22"/>
           <w14:ligatures w14:val="none"/>
         </w:rPr>
         <w:t>τ</w:t>
@@ -5292,8 +5498,6 @@
         <w:rPr>
           <w:rFonts w:ascii="Arial" w:eastAsia="Times New Roman" w:hAnsi="Arial" w:cs="Arial"/>
           <w:kern w:val="0"/>
-          <w:sz w:val="22"/>
-          <w:szCs w:val="22"/>
           <w14:ligatures w14:val="none"/>
         </w:rPr>
         <w:t>ῆ</w:t>
@@ -5302,60 +5506,105 @@
         <w:rPr>
           <w:rFonts w:ascii="Aptos" w:eastAsia="Times New Roman" w:hAnsi="Aptos" w:cs="Aptos"/>
           <w:kern w:val="0"/>
-          <w:sz w:val="22"/>
-          <w:szCs w:val="22"/>
           <w14:ligatures w14:val="none"/>
         </w:rPr>
         <w:t>ς</w:t>
       </w:r>
-      <w:r>
-        <w:rPr>
-          <w:rFonts w:eastAsia="Times New Roman" w:cs="Calibri"/>
-          <w:kern w:val="0"/>
-          <w:sz w:val="22"/>
-          <w:szCs w:val="22"/>
+      <w:proofErr w:type="spellEnd"/>
+      <w:r>
+        <w:rPr>
+          <w:rFonts w:eastAsia="Times New Roman" w:cs="Calibri"/>
+          <w:kern w:val="0"/>
           <w14:ligatures w14:val="none"/>
         </w:rPr>
         <w:t xml:space="preserve"> </w:t>
       </w:r>
+      <w:proofErr w:type="spellStart"/>
       <w:r>
         <w:rPr>
           <w:rFonts w:ascii="Aptos" w:eastAsia="Times New Roman" w:hAnsi="Aptos" w:cs="Aptos"/>
           <w:kern w:val="0"/>
-          <w:sz w:val="22"/>
-          <w:szCs w:val="22"/>
-          <w14:ligatures w14:val="none"/>
-        </w:rPr>
-        <w:t>τεκνογονίας</w:t>
-      </w:r>
-      <w:r>
-        <w:rPr>
-          <w:rFonts w:eastAsia="Times New Roman" w:cs="Calibri"/>
-          <w:kern w:val="0"/>
-          <w:sz w:val="22"/>
-          <w:szCs w:val="22"/>
+          <w14:ligatures w14:val="none"/>
+        </w:rPr>
+        <w:t>τεκνογονί</w:t>
+      </w:r>
+      <w:proofErr w:type="spellEnd"/>
+      <w:r>
+        <w:rPr>
+          <w:rFonts w:ascii="Aptos" w:eastAsia="Times New Roman" w:hAnsi="Aptos" w:cs="Aptos"/>
+          <w:kern w:val="0"/>
+          <w14:ligatures w14:val="none"/>
+        </w:rPr>
+        <w:t>ας</w:t>
+      </w:r>
+      <w:r>
+        <w:rPr>
+          <w:rFonts w:eastAsia="Times New Roman" w:cs="Calibri"/>
+          <w:kern w:val="0"/>
           <w14:ligatures w14:val="none"/>
         </w:rPr>
         <w:t xml:space="preserve">, </w:t>
       </w:r>
+      <w:proofErr w:type="spellStart"/>
       <w:r>
         <w:rPr>
           <w:rFonts w:eastAsia="Times New Roman" w:cs="Calibri"/>
           <w:i/>
           <w:iCs/>
           <w:kern w:val="0"/>
-          <w:sz w:val="22"/>
-          <w:szCs w:val="22"/>
-          <w14:ligatures w14:val="none"/>
-        </w:rPr>
-        <w:t>dia tēs teknogonias</w:t>
-      </w:r>
-      <w:r>
-        <w:rPr>
-          <w:rFonts w:eastAsia="Times New Roman" w:cs="Calibri"/>
-          <w:kern w:val="0"/>
-          <w:sz w:val="22"/>
-          <w:szCs w:val="22"/>
+          <w14:ligatures w14:val="none"/>
+        </w:rPr>
+        <w:t>dia</w:t>
+      </w:r>
+      <w:proofErr w:type="spellEnd"/>
+      <w:r>
+        <w:rPr>
+          <w:rFonts w:eastAsia="Times New Roman" w:cs="Calibri"/>
+          <w:i/>
+          <w:iCs/>
+          <w:kern w:val="0"/>
+          <w14:ligatures w14:val="none"/>
+        </w:rPr>
+        <w:t xml:space="preserve"> </w:t>
+      </w:r>
+      <w:proofErr w:type="spellStart"/>
+      <w:r>
+        <w:rPr>
+          <w:rFonts w:eastAsia="Times New Roman" w:cs="Calibri"/>
+          <w:i/>
+          <w:iCs/>
+          <w:kern w:val="0"/>
+          <w14:ligatures w14:val="none"/>
+        </w:rPr>
+        <w:t>tēs</w:t>
+      </w:r>
+      <w:proofErr w:type="spellEnd"/>
+      <w:r>
+        <w:rPr>
+          <w:rFonts w:eastAsia="Times New Roman" w:cs="Calibri"/>
+          <w:i/>
+          <w:iCs/>
+          <w:kern w:val="0"/>
+          <w14:ligatures w14:val="none"/>
+        </w:rPr>
+        <w:t xml:space="preserve"> </w:t>
+      </w:r>
+      <w:proofErr w:type="spellStart"/>
+      <w:r>
+        <w:rPr>
+          <w:rFonts w:eastAsia="Times New Roman" w:cs="Calibri"/>
+          <w:i/>
+          <w:iCs/>
+          <w:kern w:val="0"/>
+          <w14:ligatures w14:val="none"/>
+        </w:rPr>
+        <w:t>teknogonias</w:t>
+      </w:r>
+      <w:proofErr w:type="spellEnd"/>
+      <w:r>
+        <w:rPr>
+          <w:rFonts w:eastAsia="Times New Roman" w:cs="Calibri"/>
+          <w:kern w:val="0"/>
           <w14:ligatures w14:val="none"/>
         </w:rPr>
         <w:t>) is strange if taken as “women earn salvation by having babies.” That would contradict Paul everywhere.</w:t>
@@ -5367,8 +5616,6 @@
         <w:rPr>
           <w:rFonts w:eastAsia="Times New Roman" w:cs="Calibri"/>
           <w:kern w:val="0"/>
-          <w:sz w:val="22"/>
-          <w:szCs w:val="22"/>
           <w14:ligatures w14:val="none"/>
         </w:rPr>
       </w:pPr>
@@ -5379,17 +5626,13 @@
         <w:rPr>
           <w:rFonts w:eastAsia="Times New Roman" w:cs="Calibri"/>
           <w:kern w:val="0"/>
-          <w:sz w:val="22"/>
-          <w:szCs w:val="22"/>
-          <w14:ligatures w14:val="none"/>
-        </w:rPr>
-      </w:pPr>
-      <w:r>
-        <w:rPr>
-          <w:rFonts w:eastAsia="Times New Roman" w:cs="Calibri"/>
-          <w:kern w:val="0"/>
-          <w:sz w:val="22"/>
-          <w:szCs w:val="22"/>
+          <w14:ligatures w14:val="none"/>
+        </w:rPr>
+      </w:pPr>
+      <w:r>
+        <w:rPr>
+          <w:rFonts w:eastAsia="Times New Roman" w:cs="Calibri"/>
+          <w:kern w:val="0"/>
           <w14:ligatures w14:val="none"/>
         </w:rPr>
         <w:t>So,</w:t>
@@ -5398,8 +5641,6 @@
         <w:rPr>
           <w:rFonts w:eastAsia="Times New Roman" w:cs="Calibri"/>
           <w:kern w:val="0"/>
-          <w:sz w:val="22"/>
-          <w:szCs w:val="22"/>
           <w14:ligatures w14:val="none"/>
         </w:rPr>
         <w:t xml:space="preserve"> what does it mean?</w:t>
@@ -5411,8 +5652,6 @@
         <w:rPr>
           <w:rFonts w:eastAsia="Times New Roman" w:cs="Calibri"/>
           <w:kern w:val="0"/>
-          <w:sz w:val="22"/>
-          <w:szCs w:val="22"/>
           <w14:ligatures w14:val="none"/>
         </w:rPr>
       </w:pPr>
@@ -5423,17 +5662,13 @@
         <w:rPr>
           <w:rFonts w:eastAsia="Times New Roman" w:cs="Calibri"/>
           <w:kern w:val="0"/>
-          <w:sz w:val="22"/>
-          <w:szCs w:val="22"/>
-          <w14:ligatures w14:val="none"/>
-        </w:rPr>
-      </w:pPr>
-      <w:r>
-        <w:rPr>
-          <w:rFonts w:eastAsia="Times New Roman" w:cs="Calibri"/>
-          <w:kern w:val="0"/>
-          <w:sz w:val="22"/>
-          <w:szCs w:val="22"/>
+          <w14:ligatures w14:val="none"/>
+        </w:rPr>
+      </w:pPr>
+      <w:r>
+        <w:rPr>
+          <w:rFonts w:eastAsia="Times New Roman" w:cs="Calibri"/>
+          <w:kern w:val="0"/>
           <w14:ligatures w14:val="none"/>
         </w:rPr>
         <w:t>Major interpretive options:</w:t>
@@ -5469,17 +5704,13 @@
         <w:rPr>
           <w:rFonts w:eastAsia="Times New Roman" w:cs="Calibri"/>
           <w:kern w:val="0"/>
-          <w:sz w:val="22"/>
-          <w:szCs w:val="22"/>
-          <w14:ligatures w14:val="none"/>
-        </w:rPr>
-      </w:pPr>
-      <w:r>
-        <w:rPr>
-          <w:rFonts w:eastAsia="Times New Roman" w:cs="Calibri"/>
-          <w:kern w:val="0"/>
-          <w:sz w:val="22"/>
-          <w:szCs w:val="22"/>
+          <w14:ligatures w14:val="none"/>
+        </w:rPr>
+      </w:pPr>
+      <w:r>
+        <w:rPr>
+          <w:rFonts w:eastAsia="Times New Roman" w:cs="Calibri"/>
+          <w:kern w:val="0"/>
           <w14:ligatures w14:val="none"/>
         </w:rPr>
         <w:t xml:space="preserve">Some read it as: “she (woman) will be saved through </w:t>
@@ -5490,8 +5721,6 @@
           <w:b/>
           <w:bCs/>
           <w:kern w:val="0"/>
-          <w:sz w:val="22"/>
-          <w:szCs w:val="22"/>
           <w14:ligatures w14:val="none"/>
         </w:rPr>
         <w:t>the</w:t>
@@ -5500,8 +5729,6 @@
         <w:rPr>
           <w:rFonts w:eastAsia="Times New Roman" w:cs="Calibri"/>
           <w:kern w:val="0"/>
-          <w:sz w:val="22"/>
-          <w:szCs w:val="22"/>
           <w14:ligatures w14:val="none"/>
         </w:rPr>
         <w:t xml:space="preserve"> childbearing” — pointing to the promised seed (Genesis 3:15 → Messiah). This can fit the shift from Eve to “she,” and it fits Bible-theology. The weakness is that “childbearing” is a general term and the grammar is debated.</w:t>
@@ -5515,8 +5742,6 @@
           <w:b/>
           <w:bCs/>
           <w:kern w:val="0"/>
-          <w:sz w:val="32"/>
-          <w:szCs w:val="32"/>
           <w14:ligatures w14:val="none"/>
         </w:rPr>
       </w:pPr>
@@ -5551,17 +5776,13 @@
         <w:rPr>
           <w:rFonts w:eastAsia="Times New Roman" w:cs="Calibri"/>
           <w:kern w:val="0"/>
-          <w:sz w:val="22"/>
-          <w:szCs w:val="22"/>
-          <w14:ligatures w14:val="none"/>
-        </w:rPr>
-      </w:pPr>
-      <w:r>
-        <w:rPr>
-          <w:rFonts w:eastAsia="Times New Roman" w:cs="Calibri"/>
-          <w:kern w:val="0"/>
-          <w:sz w:val="22"/>
-          <w:szCs w:val="22"/>
+          <w14:ligatures w14:val="none"/>
+        </w:rPr>
+      </w:pPr>
+      <w:r>
+        <w:rPr>
+          <w:rFonts w:eastAsia="Times New Roman" w:cs="Calibri"/>
+          <w:kern w:val="0"/>
           <w14:ligatures w14:val="none"/>
         </w:rPr>
         <w:t>Ancient childbirth was dangerous. “Delivered/preserved through childbearing” could mean physical preservation. The weakness: the conditional “if they continue in faith…” sounds more like moral/spiritual perseverance than medical outcomes.</w:t>
@@ -5575,8 +5796,6 @@
           <w:b/>
           <w:bCs/>
           <w:kern w:val="0"/>
-          <w:sz w:val="32"/>
-          <w:szCs w:val="32"/>
           <w14:ligatures w14:val="none"/>
         </w:rPr>
       </w:pPr>
@@ -5611,17 +5830,13 @@
         <w:rPr>
           <w:rFonts w:eastAsia="Times New Roman" w:cs="Calibri"/>
           <w:kern w:val="0"/>
-          <w:sz w:val="22"/>
-          <w:szCs w:val="22"/>
-          <w14:ligatures w14:val="none"/>
-        </w:rPr>
-      </w:pPr>
-      <w:r>
-        <w:rPr>
-          <w:rFonts w:eastAsia="Times New Roman" w:cs="Calibri"/>
-          <w:kern w:val="0"/>
-          <w:sz w:val="22"/>
-          <w:szCs w:val="22"/>
+          <w14:ligatures w14:val="none"/>
+        </w:rPr>
+      </w:pPr>
+      <w:r>
+        <w:rPr>
+          <w:rFonts w:eastAsia="Times New Roman" w:cs="Calibri"/>
+          <w:kern w:val="0"/>
           <w14:ligatures w14:val="none"/>
         </w:rPr>
         <w:t xml:space="preserve">This reads v15 as reassurance: women are not “second class” in God’s saving plan; they live out salvation in faith/love/holiness/self-control, often expressed in ordinary embodied life (including motherhood), rather than grasping status in the assembly. This fits the letter’s “godliness” ethic and the self-control theme (vv9–10, 15). It does </w:t>
@@ -5632,8 +5847,6 @@
           <w:b/>
           <w:bCs/>
           <w:kern w:val="0"/>
-          <w:sz w:val="22"/>
-          <w:szCs w:val="22"/>
           <w14:ligatures w14:val="none"/>
         </w:rPr>
         <w:t>not</w:t>
@@ -5642,8 +5855,6 @@
         <w:rPr>
           <w:rFonts w:eastAsia="Times New Roman" w:cs="Calibri"/>
           <w:kern w:val="0"/>
-          <w:sz w:val="22"/>
-          <w:szCs w:val="22"/>
           <w14:ligatures w14:val="none"/>
         </w:rPr>
         <w:t xml:space="preserve"> mean all women must be mothers; it uses “childbearing” as a representative sphere of life in that culture.</w:t>
@@ -5655,8 +5866,6 @@
         <w:rPr>
           <w:rFonts w:eastAsia="Times New Roman" w:cs="Calibri"/>
           <w:kern w:val="0"/>
-          <w:sz w:val="22"/>
-          <w:szCs w:val="22"/>
           <w14:ligatures w14:val="none"/>
         </w:rPr>
       </w:pPr>
@@ -5666,8 +5875,6 @@
           <w:b/>
           <w:bCs/>
           <w:kern w:val="0"/>
-          <w:sz w:val="22"/>
-          <w:szCs w:val="22"/>
           <w14:ligatures w14:val="none"/>
         </w:rPr>
         <w:t>What v15 clearly does do:</w:t>
@@ -5676,11 +5883,27 @@
         <w:rPr>
           <w:rFonts w:eastAsia="Times New Roman" w:cs="Calibri"/>
           <w:kern w:val="0"/>
-          <w:sz w:val="22"/>
-          <w:szCs w:val="22"/>
-          <w14:ligatures w14:val="none"/>
-        </w:rPr>
-        <w:t xml:space="preserve"> it re-centers the discussion on </w:t>
+          <w14:ligatures w14:val="none"/>
+        </w:rPr>
+        <w:t xml:space="preserve"> </w:t>
+      </w:r>
+      <w:proofErr w:type="gramStart"/>
+      <w:r>
+        <w:rPr>
+          <w:rFonts w:eastAsia="Times New Roman" w:cs="Calibri"/>
+          <w:kern w:val="0"/>
+          <w14:ligatures w14:val="none"/>
+        </w:rPr>
+        <w:t>it</w:t>
+      </w:r>
+      <w:proofErr w:type="gramEnd"/>
+      <w:r>
+        <w:rPr>
+          <w:rFonts w:eastAsia="Times New Roman" w:cs="Calibri"/>
+          <w:kern w:val="0"/>
+          <w14:ligatures w14:val="none"/>
+        </w:rPr>
+        <w:t xml:space="preserve"> re-centers the discussion on </w:t>
       </w:r>
       <w:r>
         <w:rPr>
@@ -5688,8 +5911,6 @@
           <w:b/>
           <w:bCs/>
           <w:kern w:val="0"/>
-          <w:sz w:val="22"/>
-          <w:szCs w:val="22"/>
           <w14:ligatures w14:val="none"/>
         </w:rPr>
         <w:t>persevering godliness</w:t>
@@ -5698,8 +5919,6 @@
         <w:rPr>
           <w:rFonts w:eastAsia="Times New Roman" w:cs="Calibri"/>
           <w:kern w:val="0"/>
-          <w:sz w:val="22"/>
-          <w:szCs w:val="22"/>
           <w14:ligatures w14:val="none"/>
         </w:rPr>
         <w:t xml:space="preserve"> (faith, love, holiness, self-control). Whatever else it means, Paul is not ending with “women, stay down.” He ends with “women, continue in mature holiness.”</w:t>
@@ -5753,17 +5972,13 @@
         <w:rPr>
           <w:rFonts w:eastAsia="Times New Roman" w:cs="Calibri"/>
           <w:kern w:val="0"/>
-          <w:sz w:val="22"/>
-          <w:szCs w:val="22"/>
-          <w14:ligatures w14:val="none"/>
-        </w:rPr>
-      </w:pPr>
-      <w:r>
-        <w:rPr>
-          <w:rFonts w:eastAsia="Times New Roman" w:cs="Calibri"/>
-          <w:kern w:val="0"/>
-          <w:sz w:val="22"/>
-          <w:szCs w:val="22"/>
+          <w14:ligatures w14:val="none"/>
+        </w:rPr>
+      </w:pPr>
+      <w:r>
+        <w:rPr>
+          <w:rFonts w:eastAsia="Times New Roman" w:cs="Calibri"/>
+          <w:kern w:val="0"/>
           <w14:ligatures w14:val="none"/>
         </w:rPr>
         <w:t>Two controlling Pauline realities:</w:t>
@@ -5782,8 +5997,6 @@
           <w:b/>
           <w:bCs/>
           <w:kern w:val="0"/>
-          <w:sz w:val="22"/>
-          <w:szCs w:val="22"/>
           <w14:ligatures w14:val="none"/>
         </w:rPr>
       </w:pPr>
@@ -5793,8 +6006,6 @@
           <w:b/>
           <w:bCs/>
           <w:kern w:val="0"/>
-          <w:sz w:val="22"/>
-          <w:szCs w:val="22"/>
           <w14:ligatures w14:val="none"/>
         </w:rPr>
         <w:t>Paul affirms women’s significant ministry</w:t>
@@ -5811,17 +6022,13 @@
         <w:rPr>
           <w:rFonts w:eastAsia="Times New Roman" w:cs="Calibri"/>
           <w:kern w:val="0"/>
-          <w:sz w:val="22"/>
-          <w:szCs w:val="22"/>
-          <w14:ligatures w14:val="none"/>
-        </w:rPr>
-      </w:pPr>
-      <w:r>
-        <w:rPr>
-          <w:rFonts w:eastAsia="Times New Roman" w:cs="Calibri"/>
-          <w:kern w:val="0"/>
-          <w:sz w:val="22"/>
-          <w:szCs w:val="22"/>
+          <w14:ligatures w14:val="none"/>
+        </w:rPr>
+      </w:pPr>
+      <w:r>
+        <w:rPr>
+          <w:rFonts w:eastAsia="Times New Roman" w:cs="Calibri"/>
+          <w:kern w:val="0"/>
           <w14:ligatures w14:val="none"/>
         </w:rPr>
         <w:t>Women labor in the gospel (Phil 4:2–3).</w:t>
@@ -5838,20 +6045,15 @@
         <w:rPr>
           <w:rFonts w:eastAsia="Times New Roman" w:cs="Calibri"/>
           <w:kern w:val="0"/>
-          <w:sz w:val="22"/>
-          <w:szCs w:val="22"/>
-          <w14:ligatures w14:val="none"/>
-        </w:rPr>
-      </w:pPr>
-      <w:r>
-        <w:rPr>
-          <w:rFonts w:eastAsia="Times New Roman" w:cs="Calibri"/>
-          <w:kern w:val="0"/>
-          <w:sz w:val="22"/>
-          <w:szCs w:val="22"/>
-          <w14:ligatures w14:val="none"/>
-        </w:rPr>
-        <w:lastRenderedPageBreak/>
+          <w14:ligatures w14:val="none"/>
+        </w:rPr>
+      </w:pPr>
+      <w:r>
+        <w:rPr>
+          <w:rFonts w:eastAsia="Times New Roman" w:cs="Calibri"/>
+          <w:kern w:val="0"/>
+          <w14:ligatures w14:val="none"/>
+        </w:rPr>
         <w:t>Women can pray and prophesy (1 Cor 11:5) with appropriate honor/order.</w:t>
       </w:r>
     </w:p>
@@ -5866,17 +6068,13 @@
         <w:rPr>
           <w:rFonts w:eastAsia="Times New Roman" w:cs="Calibri"/>
           <w:kern w:val="0"/>
-          <w:sz w:val="22"/>
-          <w:szCs w:val="22"/>
-          <w14:ligatures w14:val="none"/>
-        </w:rPr>
-      </w:pPr>
-      <w:r>
-        <w:rPr>
-          <w:rFonts w:eastAsia="Times New Roman" w:cs="Calibri"/>
-          <w:kern w:val="0"/>
-          <w:sz w:val="22"/>
-          <w:szCs w:val="22"/>
+          <w14:ligatures w14:val="none"/>
+        </w:rPr>
+      </w:pPr>
+      <w:r>
+        <w:rPr>
+          <w:rFonts w:eastAsia="Times New Roman" w:cs="Calibri"/>
+          <w:kern w:val="0"/>
           <w14:ligatures w14:val="none"/>
         </w:rPr>
         <w:t>Paul commends women coworkers (Romans 16).</w:t>
@@ -5888,17 +6086,13 @@
         <w:rPr>
           <w:rFonts w:eastAsia="Times New Roman" w:cs="Calibri"/>
           <w:kern w:val="0"/>
-          <w:sz w:val="22"/>
-          <w:szCs w:val="22"/>
-          <w14:ligatures w14:val="none"/>
-        </w:rPr>
-      </w:pPr>
-      <w:r>
-        <w:rPr>
-          <w:rFonts w:eastAsia="Times New Roman" w:cs="Calibri"/>
-          <w:kern w:val="0"/>
-          <w:sz w:val="22"/>
-          <w:szCs w:val="22"/>
+          <w14:ligatures w14:val="none"/>
+        </w:rPr>
+      </w:pPr>
+      <w:r>
+        <w:rPr>
+          <w:rFonts w:eastAsia="Times New Roman" w:cs="Calibri"/>
+          <w:kern w:val="0"/>
           <w14:ligatures w14:val="none"/>
         </w:rPr>
         <w:t>So whatever 1 Tim 2:12 means, it cannot mean “women do nothing” or “women have no voice.”</w:t>
@@ -5917,8 +6111,6 @@
           <w:b/>
           <w:bCs/>
           <w:kern w:val="0"/>
-          <w:sz w:val="22"/>
-          <w:szCs w:val="22"/>
           <w14:ligatures w14:val="none"/>
         </w:rPr>
       </w:pPr>
@@ -5928,10 +6120,9 @@
           <w:b/>
           <w:bCs/>
           <w:kern w:val="0"/>
-          <w:sz w:val="22"/>
-          <w:szCs w:val="22"/>
-          <w14:ligatures w14:val="none"/>
-        </w:rPr>
+          <w14:ligatures w14:val="none"/>
+        </w:rPr>
+        <w:lastRenderedPageBreak/>
         <w:t>Paul also preserves ordered leadership and guards authoritative teaching</w:t>
       </w:r>
     </w:p>
@@ -5946,17 +6137,13 @@
         <w:rPr>
           <w:rFonts w:eastAsia="Times New Roman" w:cs="Calibri"/>
           <w:kern w:val="0"/>
-          <w:sz w:val="22"/>
-          <w:szCs w:val="22"/>
-          <w14:ligatures w14:val="none"/>
-        </w:rPr>
-      </w:pPr>
-      <w:r>
-        <w:rPr>
-          <w:rFonts w:eastAsia="Times New Roman" w:cs="Calibri"/>
-          <w:kern w:val="0"/>
-          <w:sz w:val="22"/>
-          <w:szCs w:val="22"/>
+          <w14:ligatures w14:val="none"/>
+        </w:rPr>
+      </w:pPr>
+      <w:r>
+        <w:rPr>
+          <w:rFonts w:eastAsia="Times New Roman" w:cs="Calibri"/>
+          <w:kern w:val="0"/>
           <w14:ligatures w14:val="none"/>
         </w:rPr>
         <w:t>The gathered-church teaching that defines doctrine and binds conscience is treated as serious and guarded (Gal 1; 1 Cor 15; Pastoral Epistles).</w:t>
@@ -5973,17 +6160,13 @@
         <w:rPr>
           <w:rFonts w:eastAsia="Times New Roman" w:cs="Calibri"/>
           <w:kern w:val="0"/>
-          <w:sz w:val="22"/>
-          <w:szCs w:val="22"/>
-          <w14:ligatures w14:val="none"/>
-        </w:rPr>
-      </w:pPr>
-      <w:r>
-        <w:rPr>
-          <w:rFonts w:eastAsia="Times New Roman" w:cs="Calibri"/>
-          <w:kern w:val="0"/>
-          <w:sz w:val="22"/>
-          <w:szCs w:val="22"/>
+          <w14:ligatures w14:val="none"/>
+        </w:rPr>
+      </w:pPr>
+      <w:r>
+        <w:rPr>
+          <w:rFonts w:eastAsia="Times New Roman" w:cs="Calibri"/>
+          <w:kern w:val="0"/>
           <w14:ligatures w14:val="none"/>
         </w:rPr>
         <w:t>Elders/overseers are charged to teach, refute error, and shepherd (esp. in the Pastorals).</w:t>
@@ -5995,17 +6178,13 @@
         <w:rPr>
           <w:rFonts w:eastAsia="Times New Roman" w:cs="Calibri"/>
           <w:kern w:val="0"/>
-          <w:sz w:val="22"/>
-          <w:szCs w:val="22"/>
-          <w14:ligatures w14:val="none"/>
-        </w:rPr>
-      </w:pPr>
-      <w:r>
-        <w:rPr>
-          <w:rFonts w:eastAsia="Times New Roman" w:cs="Calibri"/>
-          <w:kern w:val="0"/>
-          <w:sz w:val="22"/>
-          <w:szCs w:val="22"/>
+          <w14:ligatures w14:val="none"/>
+        </w:rPr>
+      </w:pPr>
+      <w:r>
+        <w:rPr>
+          <w:rFonts w:eastAsia="Times New Roman" w:cs="Calibri"/>
+          <w:kern w:val="0"/>
           <w14:ligatures w14:val="none"/>
         </w:rPr>
         <w:t>So,</w:t>
@@ -6014,8 +6193,6 @@
         <w:rPr>
           <w:rFonts w:eastAsia="Times New Roman" w:cs="Calibri"/>
           <w:kern w:val="0"/>
-          <w:sz w:val="22"/>
-          <w:szCs w:val="22"/>
           <w14:ligatures w14:val="none"/>
         </w:rPr>
         <w:t xml:space="preserve"> 1 Tim 2:11–15 sits right at the intersection of:</w:t>
@@ -6032,17 +6209,13 @@
         <w:rPr>
           <w:rFonts w:eastAsia="Times New Roman" w:cs="Calibri"/>
           <w:kern w:val="0"/>
-          <w:sz w:val="22"/>
-          <w:szCs w:val="22"/>
-          <w14:ligatures w14:val="none"/>
-        </w:rPr>
-      </w:pPr>
-      <w:r>
-        <w:rPr>
-          <w:rFonts w:eastAsia="Times New Roman" w:cs="Calibri"/>
-          <w:kern w:val="0"/>
-          <w:sz w:val="22"/>
-          <w:szCs w:val="22"/>
+          <w14:ligatures w14:val="none"/>
+        </w:rPr>
+      </w:pPr>
+      <w:r>
+        <w:rPr>
+          <w:rFonts w:eastAsia="Times New Roman" w:cs="Calibri"/>
+          <w:kern w:val="0"/>
           <w14:ligatures w14:val="none"/>
         </w:rPr>
         <w:t>women’s real participation,</w:t>
@@ -6059,17 +6232,13 @@
         <w:rPr>
           <w:rFonts w:eastAsia="Times New Roman" w:cs="Calibri"/>
           <w:kern w:val="0"/>
-          <w:sz w:val="22"/>
-          <w:szCs w:val="22"/>
-          <w14:ligatures w14:val="none"/>
-        </w:rPr>
-      </w:pPr>
-      <w:r>
-        <w:rPr>
-          <w:rFonts w:eastAsia="Times New Roman" w:cs="Calibri"/>
-          <w:kern w:val="0"/>
-          <w:sz w:val="22"/>
-          <w:szCs w:val="22"/>
+          <w14:ligatures w14:val="none"/>
+        </w:rPr>
+      </w:pPr>
+      <w:r>
+        <w:rPr>
+          <w:rFonts w:eastAsia="Times New Roman" w:cs="Calibri"/>
+          <w:kern w:val="0"/>
           <w14:ligatures w14:val="none"/>
         </w:rPr>
         <w:t>and the church’s need for protected, ordered doctrinal authority.</w:t>
@@ -6128,8 +6297,6 @@
         <w:rPr>
           <w:rFonts w:eastAsia="Times New Roman" w:cs="Calibri"/>
           <w:kern w:val="0"/>
-          <w:sz w:val="22"/>
-          <w:szCs w:val="22"/>
           <w14:ligatures w14:val="none"/>
         </w:rPr>
       </w:pPr>
@@ -6139,8 +6306,6 @@
           <w:b/>
           <w:bCs/>
           <w:kern w:val="0"/>
-          <w:sz w:val="22"/>
-          <w:szCs w:val="22"/>
           <w14:ligatures w14:val="none"/>
         </w:rPr>
         <w:t>Creation:</w:t>
@@ -6149,8 +6314,6 @@
         <w:rPr>
           <w:rFonts w:eastAsia="Times New Roman" w:cs="Calibri"/>
           <w:kern w:val="0"/>
-          <w:sz w:val="22"/>
-          <w:szCs w:val="22"/>
           <w14:ligatures w14:val="none"/>
         </w:rPr>
         <w:t xml:space="preserve"> male and female equally bear God’s image (Gen 1:27). Any reading that implies female inferiority is off.</w:t>
@@ -6167,8 +6330,6 @@
         <w:rPr>
           <w:rFonts w:eastAsia="Times New Roman" w:cs="Calibri"/>
           <w:kern w:val="0"/>
-          <w:sz w:val="22"/>
-          <w:szCs w:val="22"/>
           <w14:ligatures w14:val="none"/>
         </w:rPr>
       </w:pPr>
@@ -6178,8 +6339,6 @@
           <w:b/>
           <w:bCs/>
           <w:kern w:val="0"/>
-          <w:sz w:val="22"/>
-          <w:szCs w:val="22"/>
           <w14:ligatures w14:val="none"/>
         </w:rPr>
         <w:t>Fall:</w:t>
@@ -6188,8 +6347,6 @@
         <w:rPr>
           <w:rFonts w:eastAsia="Times New Roman" w:cs="Calibri"/>
           <w:kern w:val="0"/>
-          <w:sz w:val="22"/>
-          <w:szCs w:val="22"/>
           <w14:ligatures w14:val="none"/>
         </w:rPr>
         <w:t xml:space="preserve"> deception and disorder enter; grasping, domination, and blame rupture relationships (Gen 3).</w:t>
@@ -6206,8 +6363,6 @@
         <w:rPr>
           <w:rFonts w:eastAsia="Times New Roman" w:cs="Calibri"/>
           <w:kern w:val="0"/>
-          <w:sz w:val="22"/>
-          <w:szCs w:val="22"/>
           <w14:ligatures w14:val="none"/>
         </w:rPr>
       </w:pPr>
@@ -6217,8 +6372,6 @@
           <w:b/>
           <w:bCs/>
           <w:kern w:val="0"/>
-          <w:sz w:val="22"/>
-          <w:szCs w:val="22"/>
           <w14:ligatures w14:val="none"/>
         </w:rPr>
         <w:t>Redemption:</w:t>
@@ -6227,8 +6380,6 @@
         <w:rPr>
           <w:rFonts w:eastAsia="Times New Roman" w:cs="Calibri"/>
           <w:kern w:val="0"/>
-          <w:sz w:val="22"/>
-          <w:szCs w:val="22"/>
           <w14:ligatures w14:val="none"/>
         </w:rPr>
         <w:t xml:space="preserve"> women are honored as disciples, witnesses, and coworkers in the gospel (Gospels/Acts/Paul).</w:t>
@@ -6245,8 +6396,6 @@
         <w:rPr>
           <w:rFonts w:eastAsia="Times New Roman" w:cs="Calibri"/>
           <w:kern w:val="0"/>
-          <w:sz w:val="22"/>
-          <w:szCs w:val="22"/>
           <w14:ligatures w14:val="none"/>
         </w:rPr>
       </w:pPr>
@@ -6256,8 +6405,6 @@
           <w:b/>
           <w:bCs/>
           <w:kern w:val="0"/>
-          <w:sz w:val="22"/>
-          <w:szCs w:val="22"/>
           <w14:ligatures w14:val="none"/>
         </w:rPr>
         <w:t>Church order:</w:t>
@@ -6266,8 +6413,6 @@
         <w:rPr>
           <w:rFonts w:eastAsia="Times New Roman" w:cs="Calibri"/>
           <w:kern w:val="0"/>
-          <w:sz w:val="22"/>
-          <w:szCs w:val="22"/>
           <w14:ligatures w14:val="none"/>
         </w:rPr>
         <w:t xml:space="preserve"> the NT repeatedly insists that the church must be protected from false teaching and must worship in peace and good order.</w:t>
@@ -6279,17 +6424,13 @@
         <w:rPr>
           <w:rFonts w:eastAsia="Times New Roman" w:cs="Calibri"/>
           <w:kern w:val="0"/>
-          <w:sz w:val="22"/>
-          <w:szCs w:val="22"/>
-          <w14:ligatures w14:val="none"/>
-        </w:rPr>
-      </w:pPr>
-      <w:r>
-        <w:rPr>
-          <w:rFonts w:eastAsia="Times New Roman" w:cs="Calibri"/>
-          <w:kern w:val="0"/>
-          <w:sz w:val="22"/>
-          <w:szCs w:val="22"/>
+          <w14:ligatures w14:val="none"/>
+        </w:rPr>
+      </w:pPr>
+      <w:r>
+        <w:rPr>
+          <w:rFonts w:eastAsia="Times New Roman" w:cs="Calibri"/>
+          <w:kern w:val="0"/>
           <w14:ligatures w14:val="none"/>
         </w:rPr>
         <w:t>So,</w:t>
@@ -6298,8 +6439,6 @@
         <w:rPr>
           <w:rFonts w:eastAsia="Times New Roman" w:cs="Calibri"/>
           <w:kern w:val="0"/>
-          <w:sz w:val="22"/>
-          <w:szCs w:val="22"/>
           <w14:ligatures w14:val="none"/>
         </w:rPr>
         <w:t xml:space="preserve"> 1 Tim 2:9–15 is best read as:</w:t>
@@ -6316,8 +6455,6 @@
         <w:rPr>
           <w:rFonts w:eastAsia="Times New Roman" w:cs="Calibri"/>
           <w:kern w:val="0"/>
-          <w:sz w:val="22"/>
-          <w:szCs w:val="22"/>
           <w14:ligatures w14:val="none"/>
         </w:rPr>
       </w:pPr>
@@ -6327,8 +6464,6 @@
           <w:b/>
           <w:bCs/>
           <w:kern w:val="0"/>
-          <w:sz w:val="22"/>
-          <w:szCs w:val="22"/>
           <w14:ligatures w14:val="none"/>
         </w:rPr>
         <w:t>a call to visible godliness,</w:t>
@@ -6345,8 +6480,6 @@
         <w:rPr>
           <w:rFonts w:eastAsia="Times New Roman" w:cs="Calibri"/>
           <w:kern w:val="0"/>
-          <w:sz w:val="22"/>
-          <w:szCs w:val="22"/>
           <w14:ligatures w14:val="none"/>
         </w:rPr>
       </w:pPr>
@@ -6356,8 +6489,6 @@
           <w:b/>
           <w:bCs/>
           <w:kern w:val="0"/>
-          <w:sz w:val="22"/>
-          <w:szCs w:val="22"/>
           <w14:ligatures w14:val="none"/>
         </w:rPr>
         <w:t>an insistence that women be taught as learners,</w:t>
@@ -6374,8 +6505,6 @@
         <w:rPr>
           <w:rFonts w:eastAsia="Times New Roman" w:cs="Calibri"/>
           <w:kern w:val="0"/>
-          <w:sz w:val="22"/>
-          <w:szCs w:val="22"/>
           <w14:ligatures w14:val="none"/>
         </w:rPr>
       </w:pPr>
@@ -6385,11 +6514,31 @@
           <w:b/>
           <w:bCs/>
           <w:kern w:val="0"/>
-          <w:sz w:val="22"/>
-          <w:szCs w:val="22"/>
-          <w14:ligatures w14:val="none"/>
-        </w:rPr>
-        <w:t>a restriction on a woman taking the doctrinal-teaching/authority posture over adult men in the gathered assembly,</w:t>
+          <w14:ligatures w14:val="none"/>
+        </w:rPr>
+        <w:t xml:space="preserve">a restriction on a woman taking the </w:t>
+      </w:r>
+      <w:proofErr w:type="gramStart"/>
+      <w:r>
+        <w:rPr>
+          <w:rFonts w:eastAsia="Times New Roman" w:cs="Calibri"/>
+          <w:b/>
+          <w:bCs/>
+          <w:kern w:val="0"/>
+          <w14:ligatures w14:val="none"/>
+        </w:rPr>
+        <w:t>doctrinal-teaching</w:t>
+      </w:r>
+      <w:proofErr w:type="gramEnd"/>
+      <w:r>
+        <w:rPr>
+          <w:rFonts w:eastAsia="Times New Roman" w:cs="Calibri"/>
+          <w:b/>
+          <w:bCs/>
+          <w:kern w:val="0"/>
+          <w14:ligatures w14:val="none"/>
+        </w:rPr>
+        <w:t>/authority posture over adult men in the gathered assembly,</w:t>
       </w:r>
     </w:p>
     <w:p>
@@ -6403,17 +6552,13 @@
         <w:rPr>
           <w:rFonts w:eastAsia="Times New Roman" w:cs="Calibri"/>
           <w:kern w:val="0"/>
-          <w:sz w:val="22"/>
-          <w:szCs w:val="22"/>
-          <w14:ligatures w14:val="none"/>
-        </w:rPr>
-      </w:pPr>
-      <w:r>
-        <w:rPr>
-          <w:rFonts w:eastAsia="Times New Roman" w:cs="Calibri"/>
-          <w:kern w:val="0"/>
-          <w:sz w:val="22"/>
-          <w:szCs w:val="22"/>
+          <w14:ligatures w14:val="none"/>
+        </w:rPr>
+      </w:pPr>
+      <w:r>
+        <w:rPr>
+          <w:rFonts w:eastAsia="Times New Roman" w:cs="Calibri"/>
+          <w:kern w:val="0"/>
           <w14:ligatures w14:val="none"/>
         </w:rPr>
         <w:t>grounded in Genesis, and</w:t>
@@ -6430,57 +6575,17 @@
         <w:rPr>
           <w:rFonts w:eastAsia="Times New Roman" w:cs="Calibri"/>
           <w:kern w:val="0"/>
-          <w:sz w:val="22"/>
-          <w:szCs w:val="22"/>
-          <w14:ligatures w14:val="none"/>
-        </w:rPr>
-      </w:pPr>
-      <w:r>
-        <w:rPr>
-          <w:rFonts w:eastAsia="Times New Roman" w:cs="Calibri"/>
-          <w:kern w:val="0"/>
-          <w:sz w:val="22"/>
-          <w:szCs w:val="22"/>
+          <w14:ligatures w14:val="none"/>
+        </w:rPr>
+      </w:pPr>
+      <w:r>
+        <w:rPr>
+          <w:rFonts w:eastAsia="Times New Roman" w:cs="Calibri"/>
+          <w:kern w:val="0"/>
           <w14:ligatures w14:val="none"/>
         </w:rPr>
         <w:t>framed with a closing reassurance about persevering salvation expressed in mature holiness.</w:t>
       </w:r>
-    </w:p>
-    <w:p>
-      <w:pPr>
-        <w:spacing w:after="0" w:line="240" w:lineRule="auto"/>
-        <w:rPr>
-          <w:rFonts w:eastAsia="Times New Roman" w:cs="Calibri"/>
-          <w:kern w:val="0"/>
-          <w:sz w:val="22"/>
-          <w:szCs w:val="22"/>
-          <w14:ligatures w14:val="none"/>
-        </w:rPr>
-      </w:pPr>
-      <w:r>
-        <w:rPr>
-          <w:rFonts w:eastAsia="Times New Roman" w:cs="Calibri"/>
-          <w:kern w:val="0"/>
-          <w:sz w:val="22"/>
-          <w:szCs w:val="22"/>
-          <w14:ligatures w14:val="none"/>
-        </w:rPr>
-        <w:t> </w:t>
-      </w:r>
-    </w:p>
-    <w:p>
-      <w:pPr>
-        <w:spacing w:after="0" w:line="240" w:lineRule="auto"/>
-        <w:rPr>
-          <w:rFonts w:eastAsia="Times New Roman" w:cs="Calibri"/>
-          <w:b/>
-          <w:bCs/>
-          <w:kern w:val="0"/>
-          <w:sz w:val="36"/>
-          <w:szCs w:val="36"/>
-          <w14:ligatures w14:val="none"/>
-        </w:rPr>
-      </w:pPr>
     </w:p>
     <w:p>
       <w:pPr>
@@ -6864,6 +6969,7 @@
       <w:r>
         <w:t xml:space="preserve">The syntax of 2:12 is blunt: Paul’s “I do not permit” governs two infinitives joined by </w:t>
       </w:r>
+      <w:proofErr w:type="spellStart"/>
       <w:r>
         <w:rPr>
           <w:b/>
@@ -6894,15 +7000,33 @@
         </w:rPr>
         <w:t>ὲ</w:t>
       </w:r>
+      <w:proofErr w:type="spellEnd"/>
       <w:r>
         <w:t xml:space="preserve"> (“not…nor”): </w:t>
       </w:r>
+      <w:proofErr w:type="spellStart"/>
       <w:r>
         <w:rPr>
           <w:b/>
           <w:bCs/>
         </w:rPr>
-        <w:t>διδάσκειν…ο</w:t>
+        <w:t>διδάσκειν</w:t>
+      </w:r>
+      <w:proofErr w:type="spellEnd"/>
+      <w:r>
+        <w:rPr>
+          <w:b/>
+          <w:bCs/>
+        </w:rPr>
+        <w:t>…</w:t>
+      </w:r>
+      <w:proofErr w:type="spellStart"/>
+      <w:r>
+        <w:rPr>
+          <w:b/>
+          <w:bCs/>
+        </w:rPr>
+        <w:t>ο</w:t>
       </w:r>
       <w:r>
         <w:rPr>
@@ -6927,6 +7051,7 @@
         </w:rPr>
         <w:t>ὲ</w:t>
       </w:r>
+      <w:proofErr w:type="spellEnd"/>
       <w:r>
         <w:rPr>
           <w:b/>
@@ -6934,6 +7059,7 @@
         </w:rPr>
         <w:t xml:space="preserve"> α</w:t>
       </w:r>
+      <w:proofErr w:type="spellStart"/>
       <w:r>
         <w:rPr>
           <w:rFonts w:ascii="Arial" w:hAnsi="Arial" w:cs="Arial"/>
@@ -6962,8 +7088,17 @@
           <w:b/>
           <w:bCs/>
         </w:rPr>
-        <w:t xml:space="preserve">ν </w:t>
-      </w:r>
+        <w:t>ν</w:t>
+      </w:r>
+      <w:proofErr w:type="spellEnd"/>
+      <w:r>
+        <w:rPr>
+          <w:b/>
+          <w:bCs/>
+        </w:rPr>
+        <w:t xml:space="preserve"> </w:t>
+      </w:r>
+      <w:proofErr w:type="spellStart"/>
       <w:r>
         <w:rPr>
           <w:rFonts w:ascii="Arial" w:hAnsi="Arial" w:cs="Arial"/>
@@ -6979,9 +7114,11 @@
         </w:rPr>
         <w:t>νδρός</w:t>
       </w:r>
+      <w:proofErr w:type="spellEnd"/>
       <w:r>
         <w:t xml:space="preserve">, followed by </w:t>
       </w:r>
+      <w:proofErr w:type="spellStart"/>
       <w:r>
         <w:rPr>
           <w:rFonts w:ascii="Arial" w:hAnsi="Arial" w:cs="Arial"/>
@@ -6995,7 +7132,23 @@
           <w:b/>
           <w:bCs/>
         </w:rPr>
-        <w:t>λλ’ ε</w:t>
+        <w:t>λλ</w:t>
+      </w:r>
+      <w:proofErr w:type="spellEnd"/>
+      <w:r>
+        <w:rPr>
+          <w:b/>
+          <w:bCs/>
+        </w:rPr>
+        <w:t xml:space="preserve">’ </w:t>
+      </w:r>
+      <w:proofErr w:type="spellStart"/>
+      <w:r>
+        <w:rPr>
+          <w:b/>
+          <w:bCs/>
+        </w:rPr>
+        <w:t>ε</w:t>
       </w:r>
       <w:r>
         <w:rPr>
@@ -7010,8 +7163,17 @@
           <w:b/>
           <w:bCs/>
         </w:rPr>
-        <w:t xml:space="preserve">ναι </w:t>
-      </w:r>
+        <w:t>ν</w:t>
+      </w:r>
+      <w:proofErr w:type="spellEnd"/>
+      <w:r>
+        <w:rPr>
+          <w:b/>
+          <w:bCs/>
+        </w:rPr>
+        <w:t xml:space="preserve">αι </w:t>
+      </w:r>
+      <w:proofErr w:type="spellStart"/>
       <w:r>
         <w:rPr>
           <w:rFonts w:ascii="Arial" w:hAnsi="Arial" w:cs="Arial"/>
@@ -7025,8 +7187,17 @@
           <w:b/>
           <w:bCs/>
         </w:rPr>
-        <w:t xml:space="preserve">ν </w:t>
-      </w:r>
+        <w:t>ν</w:t>
+      </w:r>
+      <w:proofErr w:type="spellEnd"/>
+      <w:r>
+        <w:rPr>
+          <w:b/>
+          <w:bCs/>
+        </w:rPr>
+        <w:t xml:space="preserve"> </w:t>
+      </w:r>
+      <w:proofErr w:type="spellStart"/>
       <w:r>
         <w:rPr>
           <w:rFonts w:ascii="Arial" w:hAnsi="Arial" w:cs="Arial"/>
@@ -7050,6 +7221,7 @@
         </w:rPr>
         <w:t>ᾳ</w:t>
       </w:r>
+      <w:proofErr w:type="spellEnd"/>
       <w:r>
         <w:t xml:space="preserve"> (“but to be in quietness”). </w:t>
       </w:r>
@@ -7064,6 +7236,7 @@
       <w:r>
         <w:t xml:space="preserve"> Lexically, </w:t>
       </w:r>
+      <w:proofErr w:type="spellStart"/>
       <w:r>
         <w:rPr>
           <w:b/>
@@ -7071,6 +7244,7 @@
         </w:rPr>
         <w:t>διδάσκω</w:t>
       </w:r>
+      <w:proofErr w:type="spellEnd"/>
       <w:r>
         <w:t xml:space="preserve"> is “to teach” (broadly: instruct/serve as teacher), </w:t>
       </w:r>
@@ -7081,6 +7255,7 @@
         </w:rPr>
         <w:t>α</w:t>
       </w:r>
+      <w:proofErr w:type="spellStart"/>
       <w:r>
         <w:rPr>
           <w:rFonts w:ascii="Arial" w:hAnsi="Arial" w:cs="Arial"/>
@@ -7096,9 +7271,11 @@
         </w:rPr>
         <w:t>θεντέω</w:t>
       </w:r>
+      <w:proofErr w:type="spellEnd"/>
       <w:r>
         <w:t xml:space="preserve"> has a semantic profile of acting on one’s own authority / “dominate…usurp authority over,” and </w:t>
       </w:r>
+      <w:proofErr w:type="spellStart"/>
       <w:r>
         <w:rPr>
           <w:rFonts w:ascii="Arial" w:hAnsi="Arial" w:cs="Arial"/>
@@ -7112,7 +7289,15 @@
           <w:b/>
           <w:bCs/>
         </w:rPr>
-        <w:t>συχία</w:t>
+        <w:t>συχί</w:t>
+      </w:r>
+      <w:proofErr w:type="spellEnd"/>
+      <w:r>
+        <w:rPr>
+          <w:b/>
+          <w:bCs/>
+        </w:rPr>
+        <w:t>α</w:t>
       </w:r>
       <w:r>
         <w:t xml:space="preserve"> denotes “stillness…quietness/silence” (not </w:t>
@@ -7145,7 +7330,23 @@
           <w:b/>
           <w:bCs/>
         </w:rPr>
-        <w:t>ποταγή</w:t>
+        <w:t>π</w:t>
+      </w:r>
+      <w:proofErr w:type="spellStart"/>
+      <w:r>
+        <w:rPr>
+          <w:b/>
+          <w:bCs/>
+        </w:rPr>
+        <w:t>οτ</w:t>
+      </w:r>
+      <w:proofErr w:type="spellEnd"/>
+      <w:r>
+        <w:rPr>
+          <w:b/>
+          <w:bCs/>
+        </w:rPr>
+        <w:t>αγή</w:t>
       </w:r>
       <w:r>
         <w:t xml:space="preserve">” (submission/subjection) in 2:11. </w:t>
@@ -7166,6 +7367,7 @@
       <w:r>
         <w:t xml:space="preserve">Most decisively, Paul then supplies explicit </w:t>
       </w:r>
+      <w:proofErr w:type="spellStart"/>
       <w:r>
         <w:rPr>
           <w:b/>
@@ -7173,6 +7375,7 @@
         </w:rPr>
         <w:t>γάρ</w:t>
       </w:r>
+      <w:proofErr w:type="spellEnd"/>
       <w:r>
         <w:t xml:space="preserve">-reasons (2:13–14): </w:t>
       </w:r>
@@ -7241,7 +7444,15 @@
         <w:pStyle w:val="FirstParagraph"/>
       </w:pPr>
       <w:r>
-        <w:t xml:space="preserve">The macro-flow is: </w:t>
+        <w:t xml:space="preserve">The macro-flow </w:t>
+      </w:r>
+      <w:proofErr w:type="gramStart"/>
+      <w:r>
+        <w:t>is:</w:t>
+      </w:r>
+      <w:proofErr w:type="gramEnd"/>
+      <w:r>
+        <w:t xml:space="preserve"> </w:t>
       </w:r>
       <w:r>
         <w:rPr>
@@ -7271,7 +7482,15 @@
         <w:t>purpose statement about God’s household and truth</w:t>
       </w:r>
       <w:r>
-        <w:t xml:space="preserve"> (3:15) → renewed emphasis on deceptive teaching and disciplined instruction (chs. 4–6). </w:t>
+        <w:t xml:space="preserve"> (3:15) → renewed emphasis on deceptive teaching and disciplined instruction (</w:t>
+      </w:r>
+      <w:proofErr w:type="spellStart"/>
+      <w:r>
+        <w:t>chs</w:t>
+      </w:r>
+      <w:proofErr w:type="spellEnd"/>
+      <w:r>
+        <w:t xml:space="preserve">. 4–6). </w:t>
       </w:r>
       <w:hyperlink r:id="rId22">
         <w:r>
@@ -7614,7 +7833,11 @@
               <w:pStyle w:val="Compact"/>
             </w:pPr>
             <w:r>
-              <w:t>General syntactic rule (ο</w:t>
+              <w:t>General syntactic rule (</w:t>
+            </w:r>
+            <w:proofErr w:type="spellStart"/>
+            <w:r>
+              <w:t>ο</w:t>
             </w:r>
             <w:r>
               <w:rPr>
@@ -7631,9 +7854,11 @@
               </w:rPr>
               <w:t>ὲ</w:t>
             </w:r>
+            <w:proofErr w:type="spellEnd"/>
             <w:r>
               <w:t>…</w:t>
             </w:r>
+            <w:proofErr w:type="spellStart"/>
             <w:r>
               <w:rPr>
                 <w:rFonts w:ascii="Arial" w:hAnsi="Arial" w:cs="Arial"/>
@@ -7641,7 +7866,11 @@
               <w:t>ἀ</w:t>
             </w:r>
             <w:r>
-              <w:t>λλ’)</w:t>
+              <w:t>λλ</w:t>
+            </w:r>
+            <w:proofErr w:type="spellEnd"/>
+            <w:r>
+              <w:t>’)</w:t>
             </w:r>
           </w:p>
         </w:tc>
@@ -7899,7 +8128,11 @@
         <w:t>Primarily theological/trans-local</w:t>
       </w:r>
       <w:r>
-        <w:t xml:space="preserve"> (strongest internal case): v.12 is framed as a straightforward prohibition and posture command (ο</w:t>
+        <w:t xml:space="preserve"> (strongest internal case): v.12 is framed as a straightforward prohibition and posture command (</w:t>
+      </w:r>
+      <w:proofErr w:type="spellStart"/>
+      <w:r>
+        <w:t>ο</w:t>
       </w:r>
       <w:r>
         <w:rPr>
@@ -7908,7 +8141,11 @@
         <w:t>ὐ</w:t>
       </w:r>
       <w:r>
-        <w:t xml:space="preserve">κ </w:t>
+        <w:t>κ</w:t>
+      </w:r>
+      <w:proofErr w:type="spellEnd"/>
+      <w:r>
+        <w:t xml:space="preserve"> </w:t>
       </w:r>
       <w:r>
         <w:rPr>
@@ -7917,7 +8154,15 @@
         <w:t>ἐ</w:t>
       </w:r>
       <w:r>
-        <w:t>πιτρέπω…ο</w:t>
+        <w:t>π</w:t>
+      </w:r>
+      <w:proofErr w:type="spellStart"/>
+      <w:r>
+        <w:t>ιτρέ</w:t>
+      </w:r>
+      <w:proofErr w:type="spellEnd"/>
+      <w:r>
+        <w:t>πω…ο</w:t>
       </w:r>
       <w:r>
         <w:rPr>
@@ -8014,7 +8259,23 @@
           <w:b/>
           <w:bCs/>
         </w:rPr>
-        <w:t>theological grounding (Genesis) + ecclesial-structure placement (ch. 3)</w:t>
+        <w:t>theological grounding (Genesis) + ecclesial-structure placement (</w:t>
+      </w:r>
+      <w:proofErr w:type="spellStart"/>
+      <w:r>
+        <w:rPr>
+          <w:b/>
+          <w:bCs/>
+        </w:rPr>
+        <w:t>ch.</w:t>
+      </w:r>
+      <w:proofErr w:type="spellEnd"/>
+      <w:r>
+        <w:rPr>
+          <w:b/>
+          <w:bCs/>
+        </w:rPr>
+        <w:t xml:space="preserve"> 3)</w:t>
       </w:r>
       <w:r>
         <w:t>, with local factors plausibly shaping urgency and application rather than constituting Paul’s stated rationale.</w:t>
@@ -8028,6 +8289,7 @@
         <w:pict w14:anchorId="7CBD5C49">
           <v:rect id="Rectangle 1" o:spid="_x0000_s2050" alt="" style="width:468pt;height:.05pt;visibility:visible;mso-wrap-style:square;mso-width-percent:0;mso-height-percent:0;mso-left-percent:-10001;mso-top-percent:-10001;mso-position-horizontal:absolute;mso-position-horizontal-relative:char;mso-position-vertical:absolute;mso-position-vertical-relative:line;mso-width-percent:0;mso-height-percent:0;mso-left-percent:-10001;mso-top-percent:-10001;v-text-anchor:top" filled="f">
             <o:lock v:ext="edit" aspectratio="t"/>
+            <w10:wrap type="none"/>
             <w10:anchorlock/>
           </v:rect>
         </w:pict>
@@ -8392,7 +8654,15 @@
         </w:r>
       </w:hyperlink>
       <w:r>
-        <w:t xml:space="preserve"> G1321 - didaskō - Strong's Greek Lexicon (NASB20)</w:t>
+        <w:t xml:space="preserve"> G1321 - </w:t>
+      </w:r>
+      <w:proofErr w:type="spellStart"/>
+      <w:r>
+        <w:t>didaskō</w:t>
+      </w:r>
+      <w:proofErr w:type="spellEnd"/>
+      <w:r>
+        <w:t xml:space="preserve"> - Strong's Greek Lexicon (NASB20)</w:t>
       </w:r>
     </w:p>
     <w:p>
@@ -8596,6 +8866,7 @@
         <w:rPr>
           <w:b/>
           <w:bCs/>
+          <w:highlight w:val="yellow"/>
         </w:rPr>
         <w:t>Egalitarian versus Complementarian – Which one is correct?</w:t>
       </w:r>
@@ -8608,6 +8879,7 @@
         <w:r>
           <w:rPr>
             <w:rStyle w:val="Hyperlink"/>
+            <w:highlight w:val="yellow"/>
           </w:rPr>
           <w:t>https://www.youtube.com/watch?v=PFwvdeUjt5s</w:t>
         </w:r>
@@ -8741,7 +9013,15 @@
         <w:spacing w:before="0" w:line="240" w:lineRule="auto"/>
       </w:pPr>
       <w:r>
-        <w:t>“I do not permit a woman to teach (didaskein) or to exercise authority over a man…”</w:t>
+        <w:t>“I do not permit a woman to teach (</w:t>
+      </w:r>
+      <w:proofErr w:type="spellStart"/>
+      <w:r>
+        <w:t>didaskein</w:t>
+      </w:r>
+      <w:proofErr w:type="spellEnd"/>
+      <w:r>
+        <w:t>) or to exercise authority over a man…”</w:t>
       </w:r>
     </w:p>
     <w:p>
@@ -8753,6 +9033,7 @@
       <w:r>
         <w:t xml:space="preserve">Is </w:t>
       </w:r>
+      <w:proofErr w:type="spellStart"/>
       <w:r>
         <w:rPr>
           <w:i/>
@@ -8760,6 +9041,7 @@
         </w:rPr>
         <w:t>didaskein</w:t>
       </w:r>
+      <w:proofErr w:type="spellEnd"/>
       <w:r>
         <w:t>:</w:t>
       </w:r>
@@ -9162,13 +9444,23 @@
           <w14:ligatures w14:val="none"/>
         </w:rPr>
       </w:pPr>
-      <w:r>
-        <w:rPr>
-          <w:rFonts w:eastAsia="Times New Roman" w:cs="Calibri"/>
-          <w:kern w:val="0"/>
-          <w14:ligatures w14:val="none"/>
-        </w:rPr>
-        <w:t>shaping belief and behavior</w:t>
+      <w:proofErr w:type="gramStart"/>
+      <w:r>
+        <w:rPr>
+          <w:rFonts w:eastAsia="Times New Roman" w:cs="Calibri"/>
+          <w:kern w:val="0"/>
+          <w14:ligatures w14:val="none"/>
+        </w:rPr>
+        <w:t>shaping</w:t>
+      </w:r>
+      <w:proofErr w:type="gramEnd"/>
+      <w:r>
+        <w:rPr>
+          <w:rFonts w:eastAsia="Times New Roman" w:cs="Calibri"/>
+          <w:kern w:val="0"/>
+          <w14:ligatures w14:val="none"/>
+        </w:rPr>
+        <w:t xml:space="preserve"> belief and behavior</w:t>
       </w:r>
     </w:p>
     <w:p>
@@ -10170,7 +10462,25 @@
           <w14:ligatures w14:val="none"/>
         </w:rPr>
         <w:lastRenderedPageBreak/>
-        <w:t>Same verb root (didask-).</w:t>
+        <w:t>Same verb root (</w:t>
+      </w:r>
+      <w:proofErr w:type="spellStart"/>
+      <w:r>
+        <w:rPr>
+          <w:rFonts w:eastAsia="Times New Roman" w:cs="Calibri"/>
+          <w:kern w:val="0"/>
+          <w14:ligatures w14:val="none"/>
+        </w:rPr>
+        <w:t>didask</w:t>
+      </w:r>
+      <w:proofErr w:type="spellEnd"/>
+      <w:r>
+        <w:rPr>
+          <w:rFonts w:eastAsia="Times New Roman" w:cs="Calibri"/>
+          <w:kern w:val="0"/>
+          <w14:ligatures w14:val="none"/>
+        </w:rPr>
+        <w:t>-).</w:t>
       </w:r>
     </w:p>
     <w:p>
@@ -10219,7 +10529,25 @@
           <w:kern w:val="0"/>
           <w14:ligatures w14:val="none"/>
         </w:rPr>
-        <w:t>The restriction in 1 Tim 2 must therefore be context-bound.</w:t>
+        <w:t xml:space="preserve">The restriction in 1 Tim 2 must therefore be </w:t>
+      </w:r>
+      <w:proofErr w:type="gramStart"/>
+      <w:r>
+        <w:rPr>
+          <w:rFonts w:eastAsia="Times New Roman" w:cs="Calibri"/>
+          <w:kern w:val="0"/>
+          <w14:ligatures w14:val="none"/>
+        </w:rPr>
+        <w:t>context-bound</w:t>
+      </w:r>
+      <w:proofErr w:type="gramEnd"/>
+      <w:r>
+        <w:rPr>
+          <w:rFonts w:eastAsia="Times New Roman" w:cs="Calibri"/>
+          <w:kern w:val="0"/>
+          <w14:ligatures w14:val="none"/>
+        </w:rPr>
+        <w:t>.</w:t>
       </w:r>
     </w:p>
     <w:p>
@@ -10308,6 +10636,7 @@
           <w14:ligatures w14:val="none"/>
         </w:rPr>
       </w:pPr>
+      <w:proofErr w:type="spellStart"/>
       <w:r>
         <w:rPr>
           <w:rFonts w:eastAsia="Times New Roman" w:cs="Calibri"/>
@@ -10318,6 +10647,7 @@
         </w:rPr>
         <w:t>didaskein</w:t>
       </w:r>
+      <w:proofErr w:type="spellEnd"/>
       <w:r>
         <w:rPr>
           <w:rFonts w:eastAsia="Times New Roman" w:cs="Calibri"/>
@@ -10394,6 +10724,7 @@
         </w:rPr>
         <w:t xml:space="preserve"> </w:t>
       </w:r>
+      <w:proofErr w:type="spellStart"/>
       <w:r>
         <w:rPr>
           <w:rFonts w:eastAsia="Times New Roman" w:cs="Calibri"/>
@@ -10404,6 +10735,7 @@
         </w:rPr>
         <w:t>didaskein</w:t>
       </w:r>
+      <w:proofErr w:type="spellEnd"/>
       <w:r>
         <w:rPr>
           <w:rFonts w:eastAsia="Times New Roman" w:cs="Calibri"/>
@@ -11634,7 +11966,23 @@
         <w:t>So,</w:t>
       </w:r>
       <w:r>
-        <w:t xml:space="preserve"> Corinth already had gender-related speech regulation.</w:t>
+        <w:t xml:space="preserve"> Corinth already </w:t>
+      </w:r>
+      <w:proofErr w:type="gramStart"/>
+      <w:r>
+        <w:t>had</w:t>
+      </w:r>
+      <w:proofErr w:type="gramEnd"/>
+      <w:r>
+        <w:t xml:space="preserve"> gender-related speech </w:t>
+      </w:r>
+      <w:proofErr w:type="gramStart"/>
+      <w:r>
+        <w:t>regulation</w:t>
+      </w:r>
+      <w:proofErr w:type="gramEnd"/>
+      <w:r>
+        <w:t>.</w:t>
       </w:r>
     </w:p>
     <w:p>
@@ -12641,6 +12989,7 @@
         </w:rPr>
         <w:t xml:space="preserve">The Bible presents rebellion as both human and angelic.  Genesis 6 introduces “sons of God” who cross boundaries.  Psalm 82 shows heavenly rulers judged for injustice.  Isaiah 24 speaks of heavenly powers imprisoned for later judgment.  Second Temple literature like 1 Enoch connects these pieces.  Angelic </w:t>
       </w:r>
+      <w:proofErr w:type="gramStart"/>
       <w:r>
         <w:rPr>
           <w:rFonts w:eastAsiaTheme="majorEastAsia" w:cstheme="majorBidi"/>
@@ -12650,6 +12999,7 @@
         </w:rPr>
         <w:t>beings</w:t>
       </w:r>
+      <w:proofErr w:type="gramEnd"/>
       <w:r>
         <w:rPr>
           <w:rFonts w:eastAsiaTheme="majorEastAsia" w:cstheme="majorBidi"/>
@@ -12889,6 +13239,7 @@
       <w:r>
         <w:t xml:space="preserve">Eve is formed </w:t>
       </w:r>
+      <w:proofErr w:type="gramStart"/>
       <w:r>
         <w:rPr>
           <w:i/>
@@ -12896,6 +13247,7 @@
         </w:rPr>
         <w:t>from</w:t>
       </w:r>
+      <w:proofErr w:type="gramEnd"/>
       <w:r>
         <w:t xml:space="preserve"> him.</w:t>
       </w:r>
@@ -13161,7 +13513,15 @@
         </w:numPr>
       </w:pPr>
       <w:r>
-        <w:t>the Watchers in Enochic tradition (Genesis 6, Deuteronomy 32)</w:t>
+        <w:t xml:space="preserve">the Watchers in </w:t>
+      </w:r>
+      <w:proofErr w:type="spellStart"/>
+      <w:r>
+        <w:t>Enochic</w:t>
+      </w:r>
+      <w:proofErr w:type="spellEnd"/>
+      <w:r>
+        <w:t xml:space="preserve"> tradition (Genesis 6, Deuteronomy 32)</w:t>
       </w:r>
     </w:p>
     <w:p>
@@ -13272,7 +13632,15 @@
         <w:ind w:left="360"/>
       </w:pPr>
       <w:r>
-        <w:t>He does not abolish order.</w:t>
+        <w:t xml:space="preserve">He does not abolish </w:t>
+      </w:r>
+      <w:proofErr w:type="gramStart"/>
+      <w:r>
+        <w:t>order</w:t>
+      </w:r>
+      <w:proofErr w:type="gramEnd"/>
+      <w:r>
+        <w:t>.</w:t>
       </w:r>
     </w:p>
     <w:p>
@@ -13327,8 +13695,13 @@
           <w:numId w:val="58"/>
         </w:numPr>
       </w:pPr>
-      <w:r>
-        <w:t>the last Adam</w:t>
+      <w:proofErr w:type="gramStart"/>
+      <w:r>
+        <w:t>the last</w:t>
+      </w:r>
+      <w:proofErr w:type="gramEnd"/>
+      <w:r>
+        <w:t xml:space="preserve"> Adam</w:t>
       </w:r>
     </w:p>
     <w:p>
@@ -13351,8 +13724,13 @@
           <w:numId w:val="58"/>
         </w:numPr>
       </w:pPr>
-      <w:r>
-        <w:t>the obedient Son</w:t>
+      <w:proofErr w:type="gramStart"/>
+      <w:r>
+        <w:t>the obedient</w:t>
+      </w:r>
+      <w:proofErr w:type="gramEnd"/>
+      <w:r>
+        <w:t xml:space="preserve"> Son</w:t>
       </w:r>
     </w:p>
     <w:p>
@@ -13379,7 +13757,15 @@
         </w:numPr>
       </w:pPr>
       <w:r>
-        <w:t>He submits to the Father.</w:t>
+        <w:t xml:space="preserve">He </w:t>
+      </w:r>
+      <w:proofErr w:type="gramStart"/>
+      <w:r>
+        <w:t>submits</w:t>
+      </w:r>
+      <w:proofErr w:type="gramEnd"/>
+      <w:r>
+        <w:t xml:space="preserve"> to the Father.</w:t>
       </w:r>
     </w:p>
     <w:p>
@@ -13727,9 +14113,14 @@
           <w:numId w:val="63"/>
         </w:numPr>
       </w:pPr>
+      <w:proofErr w:type="gramStart"/>
       <w:r>
         <w:lastRenderedPageBreak/>
-        <w:t>the church must not reenact Genesis 3.</w:t>
+        <w:t>the</w:t>
+      </w:r>
+      <w:proofErr w:type="gramEnd"/>
+      <w:r>
+        <w:t xml:space="preserve"> church must not reenact Genesis 3.</w:t>
       </w:r>
     </w:p>
     <w:p>
@@ -13811,7 +14202,23 @@
           <w:b/>
           <w:bCs/>
         </w:rPr>
-        <w:t>God’s will is not dominance.</w:t>
+        <w:t xml:space="preserve">God’s will </w:t>
+      </w:r>
+      <w:proofErr w:type="gramStart"/>
+      <w:r>
+        <w:rPr>
+          <w:b/>
+          <w:bCs/>
+        </w:rPr>
+        <w:t>is</w:t>
+      </w:r>
+      <w:proofErr w:type="gramEnd"/>
+      <w:r>
+        <w:rPr>
+          <w:b/>
+          <w:bCs/>
+        </w:rPr>
+        <w:t xml:space="preserve"> not dominance.</w:t>
       </w:r>
       <w:r>
         <w:rPr>
@@ -13933,9 +14340,19 @@
           <w:numId w:val="65"/>
         </w:numPr>
       </w:pPr>
-      <w:r>
-        <w:t>judgment of usurpation</w:t>
-      </w:r>
+      <w:proofErr w:type="gramStart"/>
+      <w:r>
+        <w:t>judgment</w:t>
+      </w:r>
+      <w:proofErr w:type="gramEnd"/>
+      <w:r>
+        <w:t xml:space="preserve"> of </w:t>
+      </w:r>
+      <w:proofErr w:type="gramStart"/>
+      <w:r>
+        <w:t>usurpation</w:t>
+      </w:r>
+      <w:proofErr w:type="gramEnd"/>
     </w:p>
     <w:p>
       <w:pPr>
@@ -14486,7 +14903,15 @@
         </w:numPr>
       </w:pPr>
       <w:r>
-        <w:t>He wants restored sons and daughters,</w:t>
+        <w:t xml:space="preserve">He wants </w:t>
+      </w:r>
+      <w:proofErr w:type="gramStart"/>
+      <w:r>
+        <w:t>restored</w:t>
+      </w:r>
+      <w:proofErr w:type="gramEnd"/>
+      <w:r>
+        <w:t xml:space="preserve"> sons and daughters,</w:t>
       </w:r>
     </w:p>
     <w:p>
@@ -14522,8 +14947,13 @@
           <w:numId w:val="70"/>
         </w:numPr>
       </w:pPr>
-      <w:r>
-        <w:t>reflecting the harmony of new creation.</w:t>
+      <w:proofErr w:type="gramStart"/>
+      <w:r>
+        <w:t>reflecting</w:t>
+      </w:r>
+      <w:proofErr w:type="gramEnd"/>
+      <w:r>
+        <w:t xml:space="preserve"> the harmony of new creation.</w:t>
       </w:r>
     </w:p>
     <w:sectPr>

--- a/2026-Q1/Resources/1Timothy2-Exegesis.docx
+++ b/2026-Q1/Resources/1Timothy2-Exegesis.docx
@@ -92,13 +92,8 @@
         </w:rPr>
       </w:pPr>
       <w:r>
-        <w:rPr>
-          <w:noProof/>
-        </w:rPr>
-      </w:r>
-      <w:r>
-        <w:pict w14:anchorId="794600BA">
-          <v:rect id="Rectangle 51" o:spid="_x0000_s2062" style="width:468pt;height:.05pt;visibility:visible;mso-wrap-style:square;mso-left-percent:-10001;mso-top-percent:-10001;mso-position-horizontal:absolute;mso-position-horizontal-relative:char;mso-position-vertical:absolute;mso-position-vertical-relative:line;mso-left-percent:-10001;mso-top-percent:-10001;v-text-anchor:top" o:gfxdata="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" filled="f">
+        <w:pict w14:anchorId="7FFE19B9">
+          <v:rect id="Rectangle 51" o:spid="_x0000_s2062" alt="" style="width:468pt;height:.05pt;visibility:visible;mso-wrap-style:square;mso-width-percent:0;mso-height-percent:0;mso-left-percent:-10001;mso-top-percent:-10001;mso-position-horizontal:absolute;mso-position-horizontal-relative:char;mso-position-vertical:absolute;mso-position-vertical-relative:line;mso-width-percent:0;mso-height-percent:0;mso-left-percent:-10001;mso-top-percent:-10001;v-text-anchor:top" filled="f">
             <o:lock v:ext="edit" aspectratio="t"/>
             <w10:anchorlock/>
           </v:rect>
@@ -145,13 +140,8 @@
         </w:rPr>
       </w:pPr>
       <w:r>
-        <w:rPr>
-          <w:noProof/>
-        </w:rPr>
-      </w:r>
-      <w:r>
-        <w:pict w14:anchorId="7C27B928">
-          <v:rect id="Rectangle 49" o:spid="_x0000_s2061" style="width:468pt;height:.05pt;visibility:visible;mso-wrap-style:square;mso-left-percent:-10001;mso-top-percent:-10001;mso-position-horizontal:absolute;mso-position-horizontal-relative:char;mso-position-vertical:absolute;mso-position-vertical-relative:line;mso-left-percent:-10001;mso-top-percent:-10001;v-text-anchor:top" o:gfxdata="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" filled="f">
+        <w:pict w14:anchorId="7921D9AB">
+          <v:rect id="Rectangle 49" o:spid="_x0000_s2061" alt="" style="width:468pt;height:.05pt;visibility:visible;mso-wrap-style:square;mso-width-percent:0;mso-height-percent:0;mso-left-percent:-10001;mso-top-percent:-10001;mso-position-horizontal:absolute;mso-position-horizontal-relative:char;mso-position-vertical:absolute;mso-position-vertical-relative:line;mso-width-percent:0;mso-height-percent:0;mso-left-percent:-10001;mso-top-percent:-10001;v-text-anchor:top" filled="f">
             <o:lock v:ext="edit" aspectratio="t"/>
             <w10:anchorlock/>
           </v:rect>
@@ -212,25 +202,7 @@
           <w:sz w:val="21"/>
           <w:szCs w:val="21"/>
         </w:rPr>
-        <w:t xml:space="preserve">Anyone writing on this passage </w:t>
-      </w:r>
-      <w:r>
-        <w:rPr>
-          <w:rFonts w:ascii="Segoe UI" w:hAnsi="Segoe UI" w:cs="Segoe UI"/>
-          <w:color w:val="352F3D"/>
-          <w:sz w:val="21"/>
-          <w:szCs w:val="21"/>
-        </w:rPr>
-        <w:t>must</w:t>
-      </w:r>
-      <w:r>
-        <w:rPr>
-          <w:rFonts w:ascii="Segoe UI" w:hAnsi="Segoe UI" w:cs="Segoe UI"/>
-          <w:color w:val="352F3D"/>
-          <w:sz w:val="21"/>
-          <w:szCs w:val="21"/>
-        </w:rPr>
-        <w:t xml:space="preserve"> choose between two positions, and much confusion comes from writers who never make the choice explicit.</w:t>
+        <w:t>Anyone writing on this passage must choose between two positions, and much confusion comes from writers who never make the choice explicit.</w:t>
       </w:r>
     </w:p>
     <w:p>
@@ -280,16 +252,16 @@
           <w:sz w:val="21"/>
           <w:szCs w:val="21"/>
         </w:rPr>
-        <w:t> 9). This position reads 1 Corinthians 14:34 at full strength and treats the ante-Nicene consensus as apostolic practice carrying normative weight.</w:t>
-      </w:r>
-      <w:r>
-        <w:rPr>
-          <w:rFonts w:ascii="Segoe UI" w:hAnsi="Segoe UI" w:cs="Segoe UI"/>
-          <w:color w:val="352F3D"/>
-          <w:sz w:val="21"/>
-          <w:szCs w:val="21"/>
-        </w:rPr>
-        <w:t xml:space="preserve"> This position has held as normative church practice for two millennia.</w:t>
+        <w:t> 9). This position reads 1 Corinthians 14:34 at full strength and treats the ante-Nicene consensus as apostolic practice carrying normative weight. This position has held as normative church practice for two millennia.</w:t>
+      </w:r>
+      <w:r>
+        <w:rPr>
+          <w:rFonts w:ascii="Segoe UI" w:hAnsi="Segoe UI" w:cs="Segoe UI"/>
+          <w:color w:val="352F3D"/>
+          <w:sz w:val="21"/>
+          <w:szCs w:val="21"/>
+        </w:rPr>
+        <w:t xml:space="preserve">  </w:t>
       </w:r>
     </w:p>
     <w:p>
@@ -320,43 +292,7 @@
           <w:sz w:val="21"/>
           <w:szCs w:val="21"/>
         </w:rPr>
-        <w:t> Scripture restricts one function: the authoritative doctrinal teaching that governs the gathered church, along with the elder or overseer office attached to it. Other forms of participation</w:t>
-      </w:r>
-      <w:r>
-        <w:rPr>
-          <w:rFonts w:ascii="Segoe UI" w:hAnsi="Segoe UI" w:cs="Segoe UI"/>
-          <w:color w:val="352F3D"/>
-          <w:sz w:val="21"/>
-          <w:szCs w:val="21"/>
-        </w:rPr>
-        <w:t xml:space="preserve"> (</w:t>
-      </w:r>
-      <w:r>
-        <w:rPr>
-          <w:rFonts w:ascii="Segoe UI" w:hAnsi="Segoe UI" w:cs="Segoe UI"/>
-          <w:color w:val="352F3D"/>
-          <w:sz w:val="21"/>
-          <w:szCs w:val="21"/>
-        </w:rPr>
-        <w:t>praying, prophesying, singing, confessing, teaching women and children, private instruction, diaconal service</w:t>
-      </w:r>
-      <w:r>
-        <w:rPr>
-          <w:rFonts w:ascii="Segoe UI" w:hAnsi="Segoe UI" w:cs="Segoe UI"/>
-          <w:color w:val="352F3D"/>
-          <w:sz w:val="21"/>
-          <w:szCs w:val="21"/>
-        </w:rPr>
-        <w:t xml:space="preserve">) </w:t>
-      </w:r>
-      <w:r>
-        <w:rPr>
-          <w:rFonts w:ascii="Segoe UI" w:hAnsi="Segoe UI" w:cs="Segoe UI"/>
-          <w:color w:val="352F3D"/>
-          <w:sz w:val="21"/>
-          <w:szCs w:val="21"/>
-        </w:rPr>
-        <w:t>are not restricted.</w:t>
+        <w:t> Scripture restricts one function: the authoritative doctrinal teaching that governs the gathered church, along with the elder or overseer office attached to it. Other forms of participation (praying, prophesying, singing, confessing, teaching women and children, private instruction, diaconal service) are not restricted.</w:t>
       </w:r>
     </w:p>
     <w:p>
@@ -380,6 +316,42 @@
         </w:rPr>
         <w:t>This study argues the narrow position.</w:t>
       </w:r>
+      <w:r>
+        <w:rPr>
+          <w:rStyle w:val="Strong"/>
+          <w:rFonts w:ascii="Segoe UI" w:hAnsi="Segoe UI" w:cs="Segoe UI"/>
+          <w:b w:val="0"/>
+          <w:bCs w:val="0"/>
+          <w:color w:val="352F3D"/>
+          <w:sz w:val="21"/>
+          <w:szCs w:val="21"/>
+        </w:rPr>
+        <w:t xml:space="preserve">  Regardless, </w:t>
+      </w:r>
+      <w:r>
+        <w:rPr>
+          <w:rStyle w:val="Strong"/>
+          <w:rFonts w:ascii="Segoe UI" w:hAnsi="Segoe UI" w:cs="Segoe UI"/>
+          <w:b w:val="0"/>
+          <w:bCs w:val="0"/>
+          <w:color w:val="352F3D"/>
+          <w:sz w:val="21"/>
+          <w:szCs w:val="21"/>
+        </w:rPr>
+        <w:t xml:space="preserve">it seems appropriate that anyone arguing against the normative precedent established by apostolic-era Christian communities should face a high-bar of </w:t>
+      </w:r>
+      <w:r>
+        <w:rPr>
+          <w:rStyle w:val="Strong"/>
+          <w:rFonts w:ascii="Segoe UI" w:hAnsi="Segoe UI" w:cs="Segoe UI"/>
+          <w:b w:val="0"/>
+          <w:bCs w:val="0"/>
+          <w:color w:val="352F3D"/>
+          <w:sz w:val="21"/>
+          <w:szCs w:val="21"/>
+        </w:rPr>
+        <w:t>critical analysis.  Such criticism is not within the scope of this document.</w:t>
+      </w:r>
     </w:p>
     <w:p>
       <w:pPr>
@@ -480,6 +452,7 @@
           <w:sz w:val="21"/>
           <w:szCs w:val="21"/>
         </w:rPr>
+        <w:lastRenderedPageBreak/>
         <w:t>Second, Titus 2:3–5.</w:t>
       </w:r>
       <w:r>
@@ -530,7 +503,6 @@
           <w:sz w:val="21"/>
           <w:szCs w:val="21"/>
         </w:rPr>
-        <w:lastRenderedPageBreak/>
         <w:t>Third, Acts 18:26.</w:t>
       </w:r>
       <w:r>
@@ -540,7 +512,34 @@
           <w:sz w:val="21"/>
           <w:szCs w:val="21"/>
         </w:rPr>
-        <w:t> Priscilla and Aquila took Apollos aside and explained the way of God more accurately. Luke reports this without censure. The broad position must explain it away. The narrow position permits it directly.</w:t>
+        <w:t xml:space="preserve"> Priscilla and Aquila took Apollos aside and explained the way of God more accurately. Luke reports this without censure. The broad position must explain it away. The narrow position permits </w:t>
+      </w:r>
+      <w:r>
+        <w:rPr>
+          <w:rFonts w:ascii="Segoe UI" w:hAnsi="Segoe UI" w:cs="Segoe UI"/>
+          <w:color w:val="352F3D"/>
+          <w:sz w:val="21"/>
+          <w:szCs w:val="21"/>
+        </w:rPr>
+        <w:t>it</w:t>
+      </w:r>
+      <w:r>
+        <w:rPr>
+          <w:rFonts w:ascii="Segoe UI" w:hAnsi="Segoe UI" w:cs="Segoe UI"/>
+          <w:color w:val="352F3D"/>
+          <w:sz w:val="21"/>
+          <w:szCs w:val="21"/>
+        </w:rPr>
+        <w:t xml:space="preserve"> directly</w:t>
+      </w:r>
+      <w:r>
+        <w:rPr>
+          <w:rFonts w:ascii="Segoe UI" w:hAnsi="Segoe UI" w:cs="Segoe UI"/>
+          <w:color w:val="352F3D"/>
+          <w:sz w:val="21"/>
+          <w:szCs w:val="21"/>
+        </w:rPr>
+        <w:t xml:space="preserve">.  </w:t>
       </w:r>
     </w:p>
     <w:p>
@@ -781,6 +780,15 @@
         </w:rPr>
         <w:t> Any reading requiring 1 Corinthians 11:5 to disappear is rejected here.</w:t>
       </w:r>
+      <w:r>
+        <w:rPr>
+          <w:rFonts w:ascii="Segoe UI" w:hAnsi="Segoe UI" w:cs="Segoe UI"/>
+          <w:color w:val="352F3D"/>
+          <w:sz w:val="21"/>
+          <w:szCs w:val="21"/>
+        </w:rPr>
+        <w:t xml:space="preserve">  </w:t>
+      </w:r>
     </w:p>
     <w:p>
       <w:pPr>
@@ -799,11 +807,26 @@
           <w:color w:val="352F3D"/>
         </w:rPr>
         <w:t>1.4 The Honest Ranking</w:t>
+      </w:r>
+      <w:r>
+        <w:rPr>
+          <w:rFonts w:ascii="Segoe UI" w:hAnsi="Segoe UI" w:cs="Segoe UI"/>
+          <w:color w:val="352F3D"/>
+        </w:rPr>
+        <w:t xml:space="preserve"> </w:t>
       </w:r>
     </w:p>
     <w:tbl>
       <w:tblPr>
         <w:tblW w:w="0" w:type="auto"/>
+        <w:tblBorders>
+          <w:top w:val="single" w:sz="4" w:space="0" w:color="auto"/>
+          <w:left w:val="single" w:sz="4" w:space="0" w:color="auto"/>
+          <w:bottom w:val="single" w:sz="4" w:space="0" w:color="auto"/>
+          <w:right w:val="single" w:sz="4" w:space="0" w:color="auto"/>
+          <w:insideH w:val="single" w:sz="4" w:space="0" w:color="auto"/>
+          <w:insideV w:val="single" w:sz="4" w:space="0" w:color="auto"/>
+        </w:tblBorders>
         <w:tblCellMar>
           <w:top w:w="15" w:type="dxa"/>
           <w:left w:w="15" w:type="dxa"/>
@@ -813,9 +836,9 @@
         <w:tblLook w:val="04A0" w:firstRow="1" w:lastRow="0" w:firstColumn="1" w:lastColumn="0" w:noHBand="0" w:noVBand="1"/>
       </w:tblPr>
       <w:tblGrid>
-        <w:gridCol w:w="4176"/>
-        <w:gridCol w:w="3460"/>
-        <w:gridCol w:w="1724"/>
+        <w:gridCol w:w="3755"/>
+        <w:gridCol w:w="3940"/>
+        <w:gridCol w:w="1655"/>
       </w:tblGrid>
       <w:tr>
         <w:trPr>
@@ -963,7 +986,25 @@
                 <w:sz w:val="21"/>
                 <w:szCs w:val="21"/>
               </w:rPr>
-              <w:t>Elder/overseer office restricted to men</w:t>
+              <w:t>Elder/overseer</w:t>
+            </w:r>
+            <w:r>
+              <w:rPr>
+                <w:rFonts w:ascii="Segoe UI" w:hAnsi="Segoe UI" w:cs="Segoe UI"/>
+                <w:color w:val="352F3D"/>
+                <w:sz w:val="21"/>
+                <w:szCs w:val="21"/>
+              </w:rPr>
+              <w:t xml:space="preserve"> &amp; deacon </w:t>
+            </w:r>
+            <w:r>
+              <w:rPr>
+                <w:rFonts w:ascii="Segoe UI" w:hAnsi="Segoe UI" w:cs="Segoe UI"/>
+                <w:color w:val="352F3D"/>
+                <w:sz w:val="21"/>
+                <w:szCs w:val="21"/>
+              </w:rPr>
+              <w:t>office restricted to men</w:t>
             </w:r>
           </w:p>
         </w:tc>
@@ -996,7 +1037,43 @@
                 <w:sz w:val="21"/>
                 <w:szCs w:val="21"/>
               </w:rPr>
-              <w:t>1 Tim 3:2; Titus 1:6 (explicit qualifications)</w:t>
+              <w:t xml:space="preserve">1 Tim 3:2; </w:t>
+            </w:r>
+            <w:r>
+              <w:rPr>
+                <w:rFonts w:ascii="Segoe UI" w:hAnsi="Segoe UI" w:cs="Segoe UI"/>
+                <w:color w:val="352F3D"/>
+                <w:sz w:val="21"/>
+                <w:szCs w:val="21"/>
+              </w:rPr>
+              <w:t>1 Tim 3:11</w:t>
+            </w:r>
+            <w:r>
+              <w:rPr>
+                <w:rFonts w:ascii="Segoe UI" w:hAnsi="Segoe UI" w:cs="Segoe UI"/>
+                <w:color w:val="352F3D"/>
+                <w:sz w:val="21"/>
+                <w:szCs w:val="21"/>
+              </w:rPr>
+              <w:t>;</w:t>
+            </w:r>
+            <w:r>
+              <w:rPr>
+                <w:rFonts w:ascii="Segoe UI" w:hAnsi="Segoe UI" w:cs="Segoe UI"/>
+                <w:color w:val="352F3D"/>
+                <w:sz w:val="21"/>
+                <w:szCs w:val="21"/>
+              </w:rPr>
+              <w:t xml:space="preserve"> </w:t>
+            </w:r>
+            <w:r>
+              <w:rPr>
+                <w:rFonts w:ascii="Segoe UI" w:hAnsi="Segoe UI" w:cs="Segoe UI"/>
+                <w:color w:val="352F3D"/>
+                <w:sz w:val="21"/>
+                <w:szCs w:val="21"/>
+              </w:rPr>
+              <w:t>Titus 1:6 (explicit qualifications)</w:t>
             </w:r>
           </w:p>
         </w:tc>
@@ -1539,6 +1616,158 @@
           </w:p>
         </w:tc>
       </w:tr>
+      <w:tr>
+        <w:tc>
+          <w:tcPr>
+            <w:tcW w:w="0" w:type="auto"/>
+            <w:tcMar>
+              <w:top w:w="75" w:type="dxa"/>
+              <w:left w:w="150" w:type="dxa"/>
+              <w:bottom w:w="75" w:type="dxa"/>
+              <w:right w:w="150" w:type="dxa"/>
+            </w:tcMar>
+            <w:vAlign w:val="center"/>
+          </w:tcPr>
+          <w:p>
+            <w:pPr>
+              <w:spacing w:after="168"/>
+              <w:rPr>
+                <w:rFonts w:ascii="Segoe UI" w:hAnsi="Segoe UI" w:cs="Segoe UI"/>
+                <w:color w:val="352F3D"/>
+                <w:sz w:val="21"/>
+                <w:szCs w:val="21"/>
+              </w:rPr>
+            </w:pPr>
+            <w:r>
+              <w:rPr>
+                <w:rFonts w:ascii="Segoe UI" w:hAnsi="Segoe UI" w:cs="Segoe UI"/>
+                <w:color w:val="352F3D"/>
+                <w:sz w:val="21"/>
+                <w:szCs w:val="21"/>
+              </w:rPr>
+              <w:t xml:space="preserve">Women </w:t>
+            </w:r>
+            <w:r>
+              <w:rPr>
+                <w:rFonts w:ascii="Segoe UI" w:hAnsi="Segoe UI" w:cs="Segoe UI"/>
+                <w:color w:val="352F3D"/>
+                <w:sz w:val="21"/>
+                <w:szCs w:val="21"/>
+              </w:rPr>
+              <w:t>have quiet demeanor</w:t>
+            </w:r>
+            <w:r>
+              <w:rPr>
+                <w:rFonts w:ascii="Segoe UI" w:hAnsi="Segoe UI" w:cs="Segoe UI"/>
+                <w:color w:val="352F3D"/>
+                <w:sz w:val="21"/>
+                <w:szCs w:val="21"/>
+              </w:rPr>
+              <w:t xml:space="preserve"> in church assembly</w:t>
+            </w:r>
+          </w:p>
+        </w:tc>
+        <w:tc>
+          <w:tcPr>
+            <w:tcW w:w="0" w:type="auto"/>
+            <w:tcMar>
+              <w:top w:w="75" w:type="dxa"/>
+              <w:left w:w="150" w:type="dxa"/>
+              <w:bottom w:w="75" w:type="dxa"/>
+              <w:right w:w="150" w:type="dxa"/>
+            </w:tcMar>
+            <w:vAlign w:val="center"/>
+          </w:tcPr>
+          <w:p>
+            <w:pPr>
+              <w:spacing w:after="168"/>
+              <w:rPr>
+                <w:rFonts w:ascii="Segoe UI" w:hAnsi="Segoe UI" w:cs="Segoe UI"/>
+                <w:color w:val="352F3D"/>
+                <w:sz w:val="21"/>
+                <w:szCs w:val="21"/>
+              </w:rPr>
+            </w:pPr>
+            <w:r>
+              <w:rPr>
+                <w:rFonts w:ascii="Segoe UI" w:hAnsi="Segoe UI" w:cs="Segoe UI"/>
+                <w:color w:val="352F3D"/>
+                <w:sz w:val="21"/>
+                <w:szCs w:val="21"/>
+              </w:rPr>
+              <w:t xml:space="preserve">1 Cor 11; </w:t>
+            </w:r>
+            <w:r>
+              <w:rPr>
+                <w:rFonts w:ascii="Segoe UI" w:hAnsi="Segoe UI" w:cs="Segoe UI"/>
+                <w:color w:val="352F3D"/>
+                <w:sz w:val="21"/>
+                <w:szCs w:val="21"/>
+              </w:rPr>
+              <w:t xml:space="preserve">1 Cor 14:34; </w:t>
+            </w:r>
+            <w:r>
+              <w:rPr>
+                <w:rFonts w:ascii="Segoe UI" w:hAnsi="Segoe UI" w:cs="Segoe UI"/>
+                <w:color w:val="352F3D"/>
+                <w:sz w:val="21"/>
+                <w:szCs w:val="21"/>
+              </w:rPr>
+              <w:t>1 Tim 2</w:t>
+            </w:r>
+            <w:r>
+              <w:rPr>
+                <w:rFonts w:ascii="Segoe UI" w:hAnsi="Segoe UI" w:cs="Segoe UI"/>
+                <w:color w:val="352F3D"/>
+                <w:sz w:val="21"/>
+                <w:szCs w:val="21"/>
+              </w:rPr>
+              <w:t xml:space="preserve">:11-12; </w:t>
+            </w:r>
+            <w:r>
+              <w:rPr>
+                <w:rFonts w:ascii="Segoe UI" w:hAnsi="Segoe UI" w:cs="Segoe UI"/>
+                <w:color w:val="352F3D"/>
+                <w:sz w:val="21"/>
+                <w:szCs w:val="21"/>
+              </w:rPr>
+              <w:t>Apostolic directive</w:t>
+            </w:r>
+          </w:p>
+        </w:tc>
+        <w:tc>
+          <w:tcPr>
+            <w:tcW w:w="0" w:type="auto"/>
+            <w:tcMar>
+              <w:top w:w="75" w:type="dxa"/>
+              <w:left w:w="150" w:type="dxa"/>
+              <w:bottom w:w="75" w:type="dxa"/>
+              <w:right w:w="150" w:type="dxa"/>
+            </w:tcMar>
+            <w:vAlign w:val="center"/>
+          </w:tcPr>
+          <w:p>
+            <w:pPr>
+              <w:spacing w:after="168"/>
+              <w:rPr>
+                <w:rFonts w:ascii="Segoe UI" w:hAnsi="Segoe UI" w:cs="Segoe UI"/>
+                <w:color w:val="352F3D"/>
+                <w:sz w:val="21"/>
+                <w:szCs w:val="21"/>
+              </w:rPr>
+            </w:pPr>
+            <w:r>
+              <w:rPr>
+                <w:rFonts w:ascii="Segoe UI" w:hAnsi="Segoe UI" w:cs="Segoe UI"/>
+                <w:color w:val="352F3D"/>
+                <w:sz w:val="21"/>
+                <w:szCs w:val="21"/>
+              </w:rPr>
+              <w:t>Moderate</w:t>
+            </w:r>
+          </w:p>
+        </w:tc>
+      </w:tr>
     </w:tbl>
     <w:p>
       <w:pPr>
@@ -1550,13 +1779,8 @@
         </w:rPr>
       </w:pPr>
       <w:r>
-        <w:rPr>
-          <w:noProof/>
-        </w:rPr>
-      </w:r>
-      <w:r>
-        <w:pict w14:anchorId="303A3176">
-          <v:rect id="Rectangle 47" o:spid="_x0000_s2060" style="width:468pt;height:.35pt;visibility:visible;mso-wrap-style:square;mso-left-percent:-10001;mso-top-percent:-10001;mso-position-horizontal:absolute;mso-position-horizontal-relative:char;mso-position-vertical:absolute;mso-position-vertical-relative:line;mso-left-percent:-10001;mso-top-percent:-10001;v-text-anchor:top" o:gfxdata="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" filled="f">
+        <w:pict w14:anchorId="11F91CED">
+          <v:rect id="Rectangle 47" o:spid="_x0000_s2060" alt="" style="width:468pt;height:.35pt;visibility:visible;mso-wrap-style:square;mso-width-percent:0;mso-height-percent:0;mso-left-percent:-10001;mso-top-percent:-10001;mso-position-horizontal:absolute;mso-position-horizontal-relative:char;mso-position-vertical:absolute;mso-position-vertical-relative:line;mso-width-percent:0;mso-height-percent:0;mso-left-percent:-10001;mso-top-percent:-10001;v-text-anchor:top" filled="f">
             <o:lock v:ext="edit" aspectratio="t"/>
             <w10:anchorlock/>
           </v:rect>
@@ -1579,6 +1803,7 @@
           <w:rFonts w:ascii="Segoe UI" w:hAnsi="Segoe UI" w:cs="Segoe UI"/>
           <w:color w:val="352F3D"/>
         </w:rPr>
+        <w:lastRenderedPageBreak/>
         <w:t>Part Two: The Big Questions</w:t>
       </w:r>
     </w:p>
@@ -1717,7 +1942,6 @@
           <w:sz w:val="21"/>
           <w:szCs w:val="21"/>
         </w:rPr>
-        <w:lastRenderedPageBreak/>
         <w:t>What does this and related Scripture</w:t>
       </w:r>
       <w:r>
@@ -1748,13 +1972,8 @@
         </w:rPr>
       </w:pPr>
       <w:r>
-        <w:rPr>
-          <w:noProof/>
-        </w:rPr>
-      </w:r>
-      <w:r>
-        <w:pict w14:anchorId="0F94062A">
-          <v:rect id="Rectangle 45" o:spid="_x0000_s2059" style="width:468pt;height:.35pt;visibility:visible;mso-wrap-style:square;mso-left-percent:-10001;mso-top-percent:-10001;mso-position-horizontal:absolute;mso-position-horizontal-relative:char;mso-position-vertical:absolute;mso-position-vertical-relative:line;mso-left-percent:-10001;mso-top-percent:-10001;v-text-anchor:top" o:gfxdata="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" filled="f">
+        <w:pict w14:anchorId="348D74F4">
+          <v:rect id="Rectangle 45" o:spid="_x0000_s2059" alt="" style="width:468pt;height:.35pt;visibility:visible;mso-wrap-style:square;mso-width-percent:0;mso-height-percent:0;mso-left-percent:-10001;mso-top-percent:-10001;mso-position-horizontal:absolute;mso-position-horizontal-relative:char;mso-position-vertical:absolute;mso-position-vertical-relative:line;mso-width-percent:0;mso-height-percent:0;mso-left-percent:-10001;mso-top-percent:-10001;v-text-anchor:top" filled="f">
             <o:lock v:ext="edit" aspectratio="t"/>
             <w10:anchorlock/>
           </v:rect>
@@ -1883,7 +2102,7 @@
           <w:sz w:val="21"/>
           <w:szCs w:val="21"/>
         </w:rPr>
-        <w:t xml:space="preserve"> and to the way deception played out at the Fall. Women are not shut out of salvation or honor. They live out deliverance as they persevere in faith, love, holiness, and self-control, even in ordinary embodied life such as childbearing.</w:t>
+        <w:t>and to the way deception played out at the Fall. Women are not shut out of salvation or honor. They live out deliverance as they persevere in faith, love, holiness, and self-control, even in ordinary embodied life such as childbearing.</w:t>
       </w:r>
     </w:p>
     <w:p>
@@ -1997,13 +2216,8 @@
         </w:rPr>
       </w:pPr>
       <w:r>
-        <w:rPr>
-          <w:noProof/>
-        </w:rPr>
-      </w:r>
-      <w:r>
-        <w:pict w14:anchorId="03ECD43C">
-          <v:rect id="Rectangle 43" o:spid="_x0000_s2058" style="width:468pt;height:.35pt;visibility:visible;mso-wrap-style:square;mso-left-percent:-10001;mso-top-percent:-10001;mso-position-horizontal:absolute;mso-position-horizontal-relative:char;mso-position-vertical:absolute;mso-position-vertical-relative:line;mso-left-percent:-10001;mso-top-percent:-10001;v-text-anchor:top" o:gfxdata="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" filled="f">
+        <w:pict w14:anchorId="51D4FD5D">
+          <v:rect id="Rectangle 43" o:spid="_x0000_s2058" alt="" style="width:468pt;height:.35pt;visibility:visible;mso-wrap-style:square;mso-width-percent:0;mso-height-percent:0;mso-left-percent:-10001;mso-top-percent:-10001;mso-position-horizontal:absolute;mso-position-horizontal-relative:char;mso-position-vertical:absolute;mso-position-vertical-relative:line;mso-width-percent:0;mso-height-percent:0;mso-left-percent:-10001;mso-top-percent:-10001;v-text-anchor:top" filled="f">
             <o:lock v:ext="edit" aspectratio="t"/>
             <w10:anchorlock/>
           </v:rect>
@@ -2254,6 +2468,7 @@
           <w:sz w:val="21"/>
           <w:szCs w:val="21"/>
         </w:rPr>
+        <w:lastRenderedPageBreak/>
         <w:t xml:space="preserve">2:11–15 </w:t>
       </w:r>
       <w:r>
@@ -2312,7 +2527,6 @@
           <w:rFonts w:ascii="Segoe UI" w:hAnsi="Segoe UI" w:cs="Segoe UI"/>
           <w:color w:val="352F3D"/>
         </w:rPr>
-        <w:lastRenderedPageBreak/>
         <w:t>4.2 Verses 9–10: Dress and Good Works</w:t>
       </w:r>
     </w:p>
@@ -2406,7 +2620,25 @@
           <w:sz w:val="21"/>
           <w:szCs w:val="21"/>
         </w:rPr>
-        <w:t>) — respectable presentation. Not merely covering skin, but presentation that does not pull focus to status, sexuality, or wealth.</w:t>
+        <w:t xml:space="preserve">) </w:t>
+      </w:r>
+      <w:r>
+        <w:rPr>
+          <w:rFonts w:ascii="Segoe UI" w:hAnsi="Segoe UI" w:cs="Segoe UI"/>
+          <w:color w:val="352F3D"/>
+          <w:sz w:val="21"/>
+          <w:szCs w:val="21"/>
+        </w:rPr>
+        <w:t>-</w:t>
+      </w:r>
+      <w:r>
+        <w:rPr>
+          <w:rFonts w:ascii="Segoe UI" w:hAnsi="Segoe UI" w:cs="Segoe UI"/>
+          <w:color w:val="352F3D"/>
+          <w:sz w:val="21"/>
+          <w:szCs w:val="21"/>
+        </w:rPr>
+        <w:t xml:space="preserve"> respectable presentation. Not merely covering skin, but presentation that does not pull focus to status, sexuality, or wealth.</w:t>
       </w:r>
     </w:p>
     <w:p>
@@ -2459,7 +2691,25 @@
           <w:sz w:val="21"/>
           <w:szCs w:val="21"/>
         </w:rPr>
-        <w:t>) — a sense of propriety, moral awareness of what fits.</w:t>
+        <w:t xml:space="preserve">) </w:t>
+      </w:r>
+      <w:r>
+        <w:rPr>
+          <w:rFonts w:ascii="Segoe UI" w:hAnsi="Segoe UI" w:cs="Segoe UI"/>
+          <w:color w:val="352F3D"/>
+          <w:sz w:val="21"/>
+          <w:szCs w:val="21"/>
+        </w:rPr>
+        <w:t>-</w:t>
+      </w:r>
+      <w:r>
+        <w:rPr>
+          <w:rFonts w:ascii="Segoe UI" w:hAnsi="Segoe UI" w:cs="Segoe UI"/>
+          <w:color w:val="352F3D"/>
+          <w:sz w:val="21"/>
+          <w:szCs w:val="21"/>
+        </w:rPr>
+        <w:t xml:space="preserve"> a sense of propriety, moral awareness of what fits.</w:t>
       </w:r>
     </w:p>
     <w:p>
@@ -2512,7 +2762,25 @@
           <w:sz w:val="21"/>
           <w:szCs w:val="21"/>
         </w:rPr>
-        <w:t>) — sound-minded restraint, a major pastoral theme in the Pastorals.</w:t>
+        <w:t xml:space="preserve">) </w:t>
+      </w:r>
+      <w:r>
+        <w:rPr>
+          <w:rFonts w:ascii="Segoe UI" w:hAnsi="Segoe UI" w:cs="Segoe UI"/>
+          <w:color w:val="352F3D"/>
+          <w:sz w:val="21"/>
+          <w:szCs w:val="21"/>
+        </w:rPr>
+        <w:t>-</w:t>
+      </w:r>
+      <w:r>
+        <w:rPr>
+          <w:rFonts w:ascii="Segoe UI" w:hAnsi="Segoe UI" w:cs="Segoe UI"/>
+          <w:color w:val="352F3D"/>
+          <w:sz w:val="21"/>
+          <w:szCs w:val="21"/>
+        </w:rPr>
+        <w:t xml:space="preserve"> sound-minded restraint, a major pastoral theme in the Pastorals.</w:t>
       </w:r>
     </w:p>
     <w:p>
@@ -2554,7 +2822,25 @@
           <w:sz w:val="21"/>
           <w:szCs w:val="21"/>
         </w:rPr>
-        <w:t>In 1 Timothy specifically, "good works" recurs as a public marker of genuine faith (5:10; 6:18). So vv. 9–10 concern witness and order.</w:t>
+        <w:t xml:space="preserve">In 1 Timothy specifically, "good works" recurs as a public marker of genuine faith (5:10; 6:18). </w:t>
+      </w:r>
+      <w:r>
+        <w:rPr>
+          <w:rFonts w:ascii="Segoe UI" w:hAnsi="Segoe UI" w:cs="Segoe UI"/>
+          <w:color w:val="352F3D"/>
+          <w:sz w:val="21"/>
+          <w:szCs w:val="21"/>
+        </w:rPr>
+        <w:t>So,</w:t>
+      </w:r>
+      <w:r>
+        <w:rPr>
+          <w:rFonts w:ascii="Segoe UI" w:hAnsi="Segoe UI" w:cs="Segoe UI"/>
+          <w:color w:val="352F3D"/>
+          <w:sz w:val="21"/>
+          <w:szCs w:val="21"/>
+        </w:rPr>
+        <w:t xml:space="preserve"> vv. 9–10 concern witness and order.</w:t>
       </w:r>
     </w:p>
     <w:p>
@@ -3276,6 +3562,7 @@
           <w:sz w:val="21"/>
           <w:szCs w:val="21"/>
         </w:rPr>
+        <w:lastRenderedPageBreak/>
         <w:t xml:space="preserve">1:3 </w:t>
       </w:r>
       <w:r>
@@ -3441,7 +3728,6 @@
           <w:sz w:val="21"/>
           <w:szCs w:val="21"/>
         </w:rPr>
-        <w:lastRenderedPageBreak/>
         <w:t>In every case it refers to doctrinal instruction, transmission of authoritative truth, correction of error, and the shaping of belief and behavior. It is not informal Bible conversation, not testimony, not prophecy. It is doctrinal governance.</w:t>
       </w:r>
     </w:p>
@@ -4113,6 +4399,7 @@
           <w:sz w:val="21"/>
           <w:szCs w:val="21"/>
         </w:rPr>
+        <w:lastRenderedPageBreak/>
         <w:t>The verb (σωθήσεται, </w:t>
       </w:r>
       <w:r>
@@ -4154,7 +4441,6 @@
           <w:sz w:val="21"/>
           <w:szCs w:val="21"/>
         </w:rPr>
-        <w:lastRenderedPageBreak/>
         <w:t>Option A — the Messiah's birth.</w:t>
       </w:r>
       <w:r>
@@ -4278,13 +4564,8 @@
         </w:rPr>
       </w:pPr>
       <w:r>
-        <w:rPr>
-          <w:noProof/>
-        </w:rPr>
-      </w:r>
-      <w:r>
-        <w:pict w14:anchorId="748CF35B">
-          <v:rect id="Rectangle 41" o:spid="_x0000_s2057" style="width:468pt;height:.35pt;visibility:visible;mso-wrap-style:square;mso-left-percent:-10001;mso-top-percent:-10001;mso-position-horizontal:absolute;mso-position-horizontal-relative:char;mso-position-vertical:absolute;mso-position-vertical-relative:line;mso-left-percent:-10001;mso-top-percent:-10001;v-text-anchor:top" o:gfxdata="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" filled="f">
+        <w:pict w14:anchorId="6D63F6D6">
+          <v:rect id="Rectangle 41" o:spid="_x0000_s2057" alt="" style="width:468pt;height:.35pt;visibility:visible;mso-wrap-style:square;mso-width-percent:0;mso-height-percent:0;mso-left-percent:-10001;mso-top-percent:-10001;mso-position-horizontal:absolute;mso-position-horizontal-relative:char;mso-position-vertical:absolute;mso-position-vertical-relative:line;mso-width-percent:0;mso-height-percent:0;mso-left-percent:-10001;mso-top-percent:-10001;v-text-anchor:top" filled="f">
             <o:lock v:ext="edit" aspectratio="t"/>
             <w10:anchorlock/>
           </v:rect>
@@ -4865,6 +5146,7 @@
           <w:sz w:val="21"/>
           <w:szCs w:val="21"/>
         </w:rPr>
+        <w:lastRenderedPageBreak/>
         <w:t>The </w:t>
       </w:r>
       <w:r>
@@ -4903,7 +5185,6 @@
           <w:rFonts w:ascii="Segoe UI" w:hAnsi="Segoe UI" w:cs="Segoe UI"/>
           <w:color w:val="352F3D"/>
         </w:rPr>
-        <w:lastRenderedPageBreak/>
         <w:t>5.3 A Secondary Objection</w:t>
       </w:r>
     </w:p>
@@ -5153,13 +5434,8 @@
         </w:rPr>
       </w:pPr>
       <w:r>
-        <w:rPr>
-          <w:noProof/>
-        </w:rPr>
-      </w:r>
-      <w:r>
-        <w:pict w14:anchorId="00D10578">
-          <v:rect id="Rectangle 39" o:spid="_x0000_s2056" style="width:468pt;height:.35pt;visibility:visible;mso-wrap-style:square;mso-left-percent:-10001;mso-top-percent:-10001;mso-position-horizontal:absolute;mso-position-horizontal-relative:char;mso-position-vertical:absolute;mso-position-vertical-relative:line;mso-left-percent:-10001;mso-top-percent:-10001;v-text-anchor:top" o:gfxdata="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" filled="f">
+        <w:pict w14:anchorId="1108C605">
+          <v:rect id="Rectangle 39" o:spid="_x0000_s2056" alt="" style="width:468pt;height:.35pt;visibility:visible;mso-wrap-style:square;mso-width-percent:0;mso-height-percent:0;mso-left-percent:-10001;mso-top-percent:-10001;mso-position-horizontal:absolute;mso-position-horizontal-relative:char;mso-position-vertical:absolute;mso-position-vertical-relative:line;mso-width-percent:0;mso-height-percent:0;mso-left-percent:-10001;mso-top-percent:-10001;v-text-anchor:top" filled="f">
             <o:lock v:ext="edit" aspectratio="t"/>
             <w10:anchorlock/>
           </v:rect>
@@ -5426,6 +5702,7 @@
           <w:sz w:val="21"/>
           <w:szCs w:val="21"/>
         </w:rPr>
+        <w:lastRenderedPageBreak/>
         <w:t>That structure makes 2:11–12 read less like isolated cultural accommodation and more like a boundary condition for who occupies the congregation-shaping teaching and authority space that chapter 3 immediately regulates.</w:t>
       </w:r>
     </w:p>
@@ -5445,7 +5722,6 @@
           <w:rFonts w:ascii="Segoe UI" w:hAnsi="Segoe UI" w:cs="Segoe UI"/>
           <w:color w:val="352F3D"/>
         </w:rPr>
-        <w:lastRenderedPageBreak/>
         <w:t>6.4 "Why Doesn't Paul Repeat It Everywhere?"</w:t>
       </w:r>
     </w:p>
@@ -6690,6 +6966,7 @@
           <w:rFonts w:ascii="Segoe UI" w:hAnsi="Segoe UI" w:cs="Segoe UI"/>
           <w:color w:val="352F3D"/>
         </w:rPr>
+        <w:lastRenderedPageBreak/>
         <w:t>6.6 Judgment</w:t>
       </w:r>
     </w:p>
@@ -6732,7 +7009,6 @@
           <w:sz w:val="21"/>
           <w:szCs w:val="21"/>
         </w:rPr>
-        <w:lastRenderedPageBreak/>
         <w:t>The dominant internal signals are theological grounding (Genesis) and structural placement (chapter 3). Local factors plausibly shaped urgency and application rather than constituting Paul's stated rationale.</w:t>
       </w:r>
     </w:p>
@@ -6745,13 +7021,8 @@
         </w:rPr>
       </w:pPr>
       <w:r>
-        <w:rPr>
-          <w:noProof/>
-        </w:rPr>
-      </w:r>
-      <w:r>
-        <w:pict w14:anchorId="53EAA306">
-          <v:rect id="Rectangle 37" o:spid="_x0000_s2055" style="width:468pt;height:.35pt;visibility:visible;mso-wrap-style:square;mso-left-percent:-10001;mso-top-percent:-10001;mso-position-horizontal:absolute;mso-position-horizontal-relative:char;mso-position-vertical:absolute;mso-position-vertical-relative:line;mso-left-percent:-10001;mso-top-percent:-10001;v-text-anchor:top" o:gfxdata="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" filled="f">
+        <w:pict w14:anchorId="672D2799">
+          <v:rect id="Rectangle 37" o:spid="_x0000_s2055" alt="" style="width:468pt;height:.35pt;visibility:visible;mso-wrap-style:square;mso-width-percent:0;mso-height-percent:0;mso-left-percent:-10001;mso-top-percent:-10001;mso-position-horizontal:absolute;mso-position-horizontal-relative:char;mso-position-vertical:absolute;mso-position-vertical-relative:line;mso-width-percent:0;mso-height-percent:0;mso-left-percent:-10001;mso-top-percent:-10001;v-text-anchor:top" filled="f">
             <o:lock v:ext="edit" aspectratio="t"/>
             <w10:anchorlock/>
           </v:rect>
@@ -7404,6 +7675,7 @@
           <w:sz w:val="21"/>
           <w:szCs w:val="21"/>
         </w:rPr>
+        <w:lastRenderedPageBreak/>
         <w:t>New creation</w:t>
       </w:r>
       <w:r>
@@ -7443,13 +7715,8 @@
         </w:rPr>
       </w:pPr>
       <w:r>
-        <w:rPr>
-          <w:noProof/>
-        </w:rPr>
-      </w:r>
-      <w:r>
-        <w:pict w14:anchorId="002EE781">
-          <v:rect id="Rectangle 35" o:spid="_x0000_s2054" style="width:468pt;height:.35pt;visibility:visible;mso-wrap-style:square;mso-left-percent:-10001;mso-top-percent:-10001;mso-position-horizontal:absolute;mso-position-horizontal-relative:char;mso-position-vertical:absolute;mso-position-vertical-relative:line;mso-left-percent:-10001;mso-top-percent:-10001;v-text-anchor:top" o:gfxdata="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" filled="f">
+        <w:pict w14:anchorId="7E1AF877">
+          <v:rect id="Rectangle 35" o:spid="_x0000_s2054" alt="" style="width:468pt;height:.35pt;visibility:visible;mso-wrap-style:square;mso-width-percent:0;mso-height-percent:0;mso-left-percent:-10001;mso-top-percent:-10001;mso-position-horizontal:absolute;mso-position-horizontal-relative:char;mso-position-vertical:absolute;mso-position-vertical-relative:line;mso-width-percent:0;mso-height-percent:0;mso-left-percent:-10001;mso-top-percent:-10001;v-text-anchor:top" filled="f">
             <o:lock v:ext="edit" aspectratio="t"/>
             <w10:anchorlock/>
           </v:rect>
@@ -7472,7 +7739,6 @@
           <w:rFonts w:ascii="Segoe UI" w:hAnsi="Segoe UI" w:cs="Segoe UI"/>
           <w:color w:val="352F3D"/>
         </w:rPr>
-        <w:lastRenderedPageBreak/>
         <w:t>Part Eight: The Argument from Apostolic Appointment</w:t>
       </w:r>
     </w:p>
@@ -7813,7 +8079,28 @@
           <w:sz w:val="21"/>
           <w:szCs w:val="21"/>
         </w:rPr>
-        <w:t>Paul's own standing rests on appointment rather than attainment: "</w:t>
+        <w:t xml:space="preserve">Paul's own standing rests on appointment rather than attainment: </w:t>
+      </w:r>
+    </w:p>
+    <w:p>
+      <w:pPr>
+        <w:pStyle w:val="code-line"/>
+        <w:spacing w:before="0" w:beforeAutospacing="0" w:after="240" w:afterAutospacing="0"/>
+        <w:rPr>
+          <w:rFonts w:ascii="Segoe UI" w:hAnsi="Segoe UI" w:cs="Segoe UI"/>
+          <w:color w:val="352F3D"/>
+          <w:sz w:val="21"/>
+          <w:szCs w:val="21"/>
+        </w:rPr>
+      </w:pPr>
+      <w:r>
+        <w:rPr>
+          <w:rFonts w:ascii="Segoe UI" w:hAnsi="Segoe UI" w:cs="Segoe UI"/>
+          <w:color w:val="352F3D"/>
+          <w:sz w:val="21"/>
+          <w:szCs w:val="21"/>
+        </w:rPr>
+        <w:t>"</w:t>
       </w:r>
       <w:r>
         <w:rPr>
@@ -7987,13 +8274,8 @@
         </w:rPr>
       </w:pPr>
       <w:r>
-        <w:rPr>
-          <w:noProof/>
-        </w:rPr>
-      </w:r>
-      <w:r>
-        <w:pict w14:anchorId="21E590F9">
-          <v:rect id="Rectangle 33" o:spid="_x0000_s2053" style="width:468pt;height:.35pt;visibility:visible;mso-wrap-style:square;mso-left-percent:-10001;mso-top-percent:-10001;mso-position-horizontal:absolute;mso-position-horizontal-relative:char;mso-position-vertical:absolute;mso-position-vertical-relative:line;mso-left-percent:-10001;mso-top-percent:-10001;v-text-anchor:top" o:gfxdata="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" filled="f">
+        <w:pict w14:anchorId="1563F7CF">
+          <v:rect id="Rectangle 33" o:spid="_x0000_s2053" alt="" style="width:468pt;height:.35pt;visibility:visible;mso-wrap-style:square;mso-width-percent:0;mso-height-percent:0;mso-left-percent:-10001;mso-top-percent:-10001;mso-position-horizontal:absolute;mso-position-horizontal-relative:char;mso-position-vertical:absolute;mso-position-vertical-relative:line;mso-width-percent:0;mso-height-percent:0;mso-left-percent:-10001;mso-top-percent:-10001;v-text-anchor:top" filled="f">
             <o:lock v:ext="edit" aspectratio="t"/>
             <w10:anchorlock/>
           </v:rect>
@@ -8059,7 +8341,6 @@
           <w:sz w:val="21"/>
           <w:szCs w:val="21"/>
         </w:rPr>
-        <w:lastRenderedPageBreak/>
         <w:t>Tertullian</w:t>
       </w:r>
       <w:r>
@@ -8351,13 +8632,8 @@
         </w:rPr>
       </w:pPr>
       <w:r>
-        <w:rPr>
-          <w:noProof/>
-        </w:rPr>
-      </w:r>
-      <w:r>
-        <w:pict w14:anchorId="16AD8250">
-          <v:rect id="Rectangle 31" o:spid="_x0000_s2052" style="width:468pt;height:.35pt;visibility:visible;mso-wrap-style:square;mso-left-percent:-10001;mso-top-percent:-10001;mso-position-horizontal:absolute;mso-position-horizontal-relative:char;mso-position-vertical:absolute;mso-position-vertical-relative:line;mso-left-percent:-10001;mso-top-percent:-10001;v-text-anchor:top" o:gfxdata="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" filled="f">
+        <w:pict w14:anchorId="05CFDF00">
+          <v:rect id="Rectangle 31" o:spid="_x0000_s2052" alt="" style="width:468pt;height:.35pt;visibility:visible;mso-wrap-style:square;mso-width-percent:0;mso-height-percent:0;mso-left-percent:-10001;mso-top-percent:-10001;mso-position-horizontal:absolute;mso-position-horizontal-relative:char;mso-position-vertical:absolute;mso-position-vertical-relative:line;mso-width-percent:0;mso-height-percent:0;mso-left-percent:-10001;mso-top-percent:-10001;v-text-anchor:top" filled="f">
             <o:lock v:ext="edit" aspectratio="t"/>
             <w10:anchorlock/>
           </v:rect>
@@ -8534,6 +8810,7 @@
           <w:sz w:val="21"/>
           <w:szCs w:val="21"/>
         </w:rPr>
+        <w:lastRenderedPageBreak/>
         <w:t>In the church</w:t>
       </w:r>
       <w:r>
@@ -8643,7 +8920,6 @@
           <w:sz w:val="21"/>
           <w:szCs w:val="21"/>
         </w:rPr>
-        <w:lastRenderedPageBreak/>
         <w:t>The deepest answer to "what does God want?" is restored sons and daughters, under Christ the faithful head, living in ordered love, reflecting the harmony of new creation.</w:t>
       </w:r>
     </w:p>
@@ -8656,13 +8932,8 @@
         </w:rPr>
       </w:pPr>
       <w:r>
-        <w:rPr>
-          <w:noProof/>
-        </w:rPr>
-      </w:r>
-      <w:r>
-        <w:pict w14:anchorId="6161C86F">
-          <v:rect id="Rectangle 29" o:spid="_x0000_s2051" style="width:468pt;height:.05pt;visibility:visible;mso-wrap-style:square;mso-left-percent:-10001;mso-top-percent:-10001;mso-position-horizontal:absolute;mso-position-horizontal-relative:char;mso-position-vertical:absolute;mso-position-vertical-relative:line;mso-left-percent:-10001;mso-top-percent:-10001;v-text-anchor:top" o:gfxdata="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" filled="f">
+        <w:pict w14:anchorId="3F1C558E">
+          <v:rect id="Rectangle 29" o:spid="_x0000_s2051" alt="" style="width:468pt;height:.05pt;visibility:visible;mso-wrap-style:square;mso-width-percent:0;mso-height-percent:0;mso-left-percent:-10001;mso-top-percent:-10001;mso-position-horizontal:absolute;mso-position-horizontal-relative:char;mso-position-vertical:absolute;mso-position-vertical-relative:line;mso-width-percent:0;mso-height-percent:0;mso-left-percent:-10001;mso-top-percent:-10001;v-text-anchor:top" filled="f">
             <o:lock v:ext="edit" aspectratio="t"/>
             <w10:anchorlock/>
           </v:rect>
@@ -8976,13 +9247,8 @@
         </w:rPr>
       </w:pPr>
       <w:r>
-        <w:rPr>
-          <w:noProof/>
-        </w:rPr>
-      </w:r>
-      <w:r>
-        <w:pict w14:anchorId="290263B6">
-          <v:rect id="Rectangle 27" o:spid="_x0000_s2050" style="width:468pt;height:.35pt;visibility:visible;mso-wrap-style:square;mso-left-percent:-10001;mso-top-percent:-10001;mso-position-horizontal:absolute;mso-position-horizontal-relative:char;mso-position-vertical:absolute;mso-position-vertical-relative:line;mso-left-percent:-10001;mso-top-percent:-10001;v-text-anchor:top" o:gfxdata="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" filled="f">
+        <w:pict w14:anchorId="5B80582F">
+          <v:rect id="Rectangle 27" o:spid="_x0000_s2050" alt="" style="width:468pt;height:.35pt;visibility:visible;mso-wrap-style:square;mso-width-percent:0;mso-height-percent:0;mso-left-percent:-10001;mso-top-percent:-10001;mso-position-horizontal:absolute;mso-position-horizontal-relative:char;mso-position-vertical:absolute;mso-position-vertical-relative:line;mso-width-percent:0;mso-height-percent:0;mso-left-percent:-10001;mso-top-percent:-10001;v-text-anchor:top" filled="f">
             <o:lock v:ext="edit" aspectratio="t"/>
             <w10:anchorlock/>
           </v:rect>
@@ -9357,6 +9623,7 @@
           <w:sz w:val="21"/>
           <w:szCs w:val="21"/>
         </w:rPr>
+        <w:lastRenderedPageBreak/>
         <w:t>Representative opposing views.</w:t>
       </w:r>
       <w:r>
@@ -9630,7 +9897,12 @@
       </w:r>
     </w:p>
     <w:sectPr>
-      <w:footerReference w:type="default" r:id="rId16"/>
+      <w:headerReference w:type="even" r:id="rId16"/>
+      <w:headerReference w:type="default" r:id="rId17"/>
+      <w:footerReference w:type="even" r:id="rId18"/>
+      <w:footerReference w:type="default" r:id="rId19"/>
+      <w:headerReference w:type="first" r:id="rId20"/>
+      <w:footerReference w:type="first" r:id="rId21"/>
       <w:pgSz w:w="12240" w:h="20160" w:code="5"/>
       <w:pgMar w:top="1440" w:right="1440" w:bottom="1440" w:left="1440" w:header="720" w:footer="720" w:gutter="0"/>
       <w:cols w:space="720"/>
@@ -9669,6 +9941,16 @@
 <w:ftr xmlns:wpc="http://schemas.microsoft.com/office/word/2010/wordprocessingCanvas" xmlns:cx="http://schemas.microsoft.com/office/drawing/2014/chartex" xmlns:cx1="http://schemas.microsoft.com/office/drawing/2015/9/8/chartex" xmlns:cx2="http://schemas.microsoft.com/office/drawing/2015/10/21/chartex" xmlns:cx3="http://schemas.microsoft.com/office/drawing/2016/5/9/chartex" xmlns:cx4="http://schemas.microsoft.com/office/drawing/2016/5/10/chartex" xmlns:cx5="http://schemas.microsoft.com/office/drawing/2016/5/11/chartex" xmlns:cx6="http://schemas.microsoft.com/office/drawing/2016/5/12/chartex" xmlns:cx7="http://schemas.microsoft.com/office/drawing/2016/5/13/chartex" xmlns:cx8="http://schemas.microsoft.com/office/drawing/2016/5/14/chartex" xmlns:mc="http://schemas.openxmlformats.org/markup-compatibility/2006" xmlns:m="http://schemas.openxmlformats.org/officeDocument/2006/math" xmlns:aink="http://schemas.microsoft.com/office/drawing/2016/ink" xmlns:am3d="http://schemas.microsoft.com/office/drawing/2017/model3d" xmlns:oel="http://schemas.microsoft.com/office/2019/extlst" xmlns:r="http://schemas.openxmlformats.org/officeDocument/2006/relationships" xmlns:wp14="http://schemas.microsoft.com/office/word/2010/wordprocessingDrawing" xmlns:wp="http://schemas.openxmlformats.org/drawingml/2006/wordprocessingDrawing" xmlns:wpg="http://schemas.microsoft.com/office/word/2010/wordprocessingGroup" xmlns:wpi="http://schemas.microsoft.com/office/word/2010/wordprocessingInk" xmlns:wps="http://schemas.microsoft.com/office/word/2010/wordprocessingShape" xmlns:o="urn:schemas-microsoft-com:office:office" xmlns:v="urn:schemas-microsoft-com:vml" xmlns:w10="urn:schemas-microsoft-com:office:word" xmlns:w="http://schemas.openxmlformats.org/wordprocessingml/2006/main" xmlns:w14="http://schemas.microsoft.com/office/word/2010/wordml" xmlns:w15="http://schemas.microsoft.com/office/word/2012/wordml" xmlns:w16cei="http://schemas.microsoft.com/office/word/2026/wordml/cei" xmlns:w16cex="http://schemas.microsoft.com/office/word/2018/wordml/cex" xmlns:w16cid="http://schemas.microsoft.com/office/word/2016/wordml/cid" xmlns:w16="http://schemas.microsoft.com/office/word/2018/wordml" xmlns:w16sdtdh="http://schemas.microsoft.com/office/word/2020/wordml/sdtdatahash" xmlns:w16sdtfl="http://schemas.microsoft.com/office/word/2024/wordml/sdtformatlock" xmlns:w16se="http://schemas.microsoft.com/office/word/2015/wordml/symex" xmlns:w16du="http://schemas.microsoft.com/office/word/2023/wordml/word16du" xmlns:wne="http://schemas.microsoft.com/office/word/2006/wordml" mc:Ignorable="w14 w15 w16se w16cid w16 w16cex w16sdtdh w16sdtfl w16du wp14">
   <w:p>
     <w:pPr>
+      <w:pStyle w:val="Footer"/>
+    </w:pPr>
+  </w:p>
+</w:ftr>
+</file>
+
+<file path=word/footer2.xml><?xml version="1.0" encoding="utf-8"?>
+<w:ftr xmlns:wpc="http://schemas.microsoft.com/office/word/2010/wordprocessingCanvas" xmlns:cx="http://schemas.microsoft.com/office/drawing/2014/chartex" xmlns:cx1="http://schemas.microsoft.com/office/drawing/2015/9/8/chartex" xmlns:cx2="http://schemas.microsoft.com/office/drawing/2015/10/21/chartex" xmlns:cx3="http://schemas.microsoft.com/office/drawing/2016/5/9/chartex" xmlns:cx4="http://schemas.microsoft.com/office/drawing/2016/5/10/chartex" xmlns:cx5="http://schemas.microsoft.com/office/drawing/2016/5/11/chartex" xmlns:cx6="http://schemas.microsoft.com/office/drawing/2016/5/12/chartex" xmlns:cx7="http://schemas.microsoft.com/office/drawing/2016/5/13/chartex" xmlns:cx8="http://schemas.microsoft.com/office/drawing/2016/5/14/chartex" xmlns:mc="http://schemas.openxmlformats.org/markup-compatibility/2006" xmlns:m="http://schemas.openxmlformats.org/officeDocument/2006/math" xmlns:aink="http://schemas.microsoft.com/office/drawing/2016/ink" xmlns:am3d="http://schemas.microsoft.com/office/drawing/2017/model3d" xmlns:oel="http://schemas.microsoft.com/office/2019/extlst" xmlns:r="http://schemas.openxmlformats.org/officeDocument/2006/relationships" xmlns:wp14="http://schemas.microsoft.com/office/word/2010/wordprocessingDrawing" xmlns:wp="http://schemas.openxmlformats.org/drawingml/2006/wordprocessingDrawing" xmlns:wpg="http://schemas.microsoft.com/office/word/2010/wordprocessingGroup" xmlns:wpi="http://schemas.microsoft.com/office/word/2010/wordprocessingInk" xmlns:wps="http://schemas.microsoft.com/office/word/2010/wordprocessingShape" xmlns:o="urn:schemas-microsoft-com:office:office" xmlns:v="urn:schemas-microsoft-com:vml" xmlns:w10="urn:schemas-microsoft-com:office:word" xmlns:w="http://schemas.openxmlformats.org/wordprocessingml/2006/main" xmlns:w14="http://schemas.microsoft.com/office/word/2010/wordml" xmlns:w15="http://schemas.microsoft.com/office/word/2012/wordml" xmlns:w16cei="http://schemas.microsoft.com/office/word/2026/wordml/cei" xmlns:w16cex="http://schemas.microsoft.com/office/word/2018/wordml/cex" xmlns:w16cid="http://schemas.microsoft.com/office/word/2016/wordml/cid" xmlns:w16="http://schemas.microsoft.com/office/word/2018/wordml" xmlns:w16sdtdh="http://schemas.microsoft.com/office/word/2020/wordml/sdtdatahash" xmlns:w16sdtfl="http://schemas.microsoft.com/office/word/2024/wordml/sdtformatlock" xmlns:w16se="http://schemas.microsoft.com/office/word/2015/wordml/symex" xmlns:w16du="http://schemas.microsoft.com/office/word/2023/wordml/word16du" xmlns:wne="http://schemas.microsoft.com/office/word/2006/wordml" mc:Ignorable="w14 w15 w16se w16cid w16 w16cex w16sdtdh w16sdtfl w16du wp14">
+  <w:p>
+    <w:pPr>
       <w:tabs>
         <w:tab w:val="center" w:pos="4550"/>
         <w:tab w:val="left" w:pos="5818"/>
@@ -9775,6 +10057,16 @@
 </w:ftr>
 </file>
 
+<file path=word/footer3.xml><?xml version="1.0" encoding="utf-8"?>
+<w:ftr xmlns:wpc="http://schemas.microsoft.com/office/word/2010/wordprocessingCanvas" xmlns:cx="http://schemas.microsoft.com/office/drawing/2014/chartex" xmlns:cx1="http://schemas.microsoft.com/office/drawing/2015/9/8/chartex" xmlns:cx2="http://schemas.microsoft.com/office/drawing/2015/10/21/chartex" xmlns:cx3="http://schemas.microsoft.com/office/drawing/2016/5/9/chartex" xmlns:cx4="http://schemas.microsoft.com/office/drawing/2016/5/10/chartex" xmlns:cx5="http://schemas.microsoft.com/office/drawing/2016/5/11/chartex" xmlns:cx6="http://schemas.microsoft.com/office/drawing/2016/5/12/chartex" xmlns:cx7="http://schemas.microsoft.com/office/drawing/2016/5/13/chartex" xmlns:cx8="http://schemas.microsoft.com/office/drawing/2016/5/14/chartex" xmlns:mc="http://schemas.openxmlformats.org/markup-compatibility/2006" xmlns:m="http://schemas.openxmlformats.org/officeDocument/2006/math" xmlns:aink="http://schemas.microsoft.com/office/drawing/2016/ink" xmlns:am3d="http://schemas.microsoft.com/office/drawing/2017/model3d" xmlns:oel="http://schemas.microsoft.com/office/2019/extlst" xmlns:r="http://schemas.openxmlformats.org/officeDocument/2006/relationships" xmlns:wp14="http://schemas.microsoft.com/office/word/2010/wordprocessingDrawing" xmlns:wp="http://schemas.openxmlformats.org/drawingml/2006/wordprocessingDrawing" xmlns:wpg="http://schemas.microsoft.com/office/word/2010/wordprocessingGroup" xmlns:wpi="http://schemas.microsoft.com/office/word/2010/wordprocessingInk" xmlns:wps="http://schemas.microsoft.com/office/word/2010/wordprocessingShape" xmlns:o="urn:schemas-microsoft-com:office:office" xmlns:v="urn:schemas-microsoft-com:vml" xmlns:w10="urn:schemas-microsoft-com:office:word" xmlns:w="http://schemas.openxmlformats.org/wordprocessingml/2006/main" xmlns:w14="http://schemas.microsoft.com/office/word/2010/wordml" xmlns:w15="http://schemas.microsoft.com/office/word/2012/wordml" xmlns:w16cei="http://schemas.microsoft.com/office/word/2026/wordml/cei" xmlns:w16cex="http://schemas.microsoft.com/office/word/2018/wordml/cex" xmlns:w16cid="http://schemas.microsoft.com/office/word/2016/wordml/cid" xmlns:w16="http://schemas.microsoft.com/office/word/2018/wordml" xmlns:w16sdtdh="http://schemas.microsoft.com/office/word/2020/wordml/sdtdatahash" xmlns:w16sdtfl="http://schemas.microsoft.com/office/word/2024/wordml/sdtformatlock" xmlns:w16se="http://schemas.microsoft.com/office/word/2015/wordml/symex" xmlns:w16du="http://schemas.microsoft.com/office/word/2023/wordml/word16du" xmlns:wne="http://schemas.microsoft.com/office/word/2006/wordml" mc:Ignorable="w14 w15 w16se w16cid w16 w16cex w16sdtdh w16sdtfl w16du wp14">
+  <w:p>
+    <w:pPr>
+      <w:pStyle w:val="Footer"/>
+    </w:pPr>
+  </w:p>
+</w:ftr>
+</file>
+
 <file path=word/footnotes.xml><?xml version="1.0" encoding="utf-8"?>
 <w:footnotes xmlns:wpc="http://schemas.microsoft.com/office/word/2010/wordprocessingCanvas" xmlns:cx="http://schemas.microsoft.com/office/drawing/2014/chartex" xmlns:cx1="http://schemas.microsoft.com/office/drawing/2015/9/8/chartex" xmlns:cx2="http://schemas.microsoft.com/office/drawing/2015/10/21/chartex" xmlns:cx3="http://schemas.microsoft.com/office/drawing/2016/5/9/chartex" xmlns:cx4="http://schemas.microsoft.com/office/drawing/2016/5/10/chartex" xmlns:cx5="http://schemas.microsoft.com/office/drawing/2016/5/11/chartex" xmlns:cx6="http://schemas.microsoft.com/office/drawing/2016/5/12/chartex" xmlns:cx7="http://schemas.microsoft.com/office/drawing/2016/5/13/chartex" xmlns:cx8="http://schemas.microsoft.com/office/drawing/2016/5/14/chartex" xmlns:mc="http://schemas.openxmlformats.org/markup-compatibility/2006" xmlns:m="http://schemas.openxmlformats.org/officeDocument/2006/math" xmlns:aink="http://schemas.microsoft.com/office/drawing/2016/ink" xmlns:am3d="http://schemas.microsoft.com/office/drawing/2017/model3d" xmlns:oel="http://schemas.microsoft.com/office/2019/extlst" xmlns:r="http://schemas.openxmlformats.org/officeDocument/2006/relationships" xmlns:wp14="http://schemas.microsoft.com/office/word/2010/wordprocessingDrawing" xmlns:wp="http://schemas.openxmlformats.org/drawingml/2006/wordprocessingDrawing" xmlns:wpg="http://schemas.microsoft.com/office/word/2010/wordprocessingGroup" xmlns:wpi="http://schemas.microsoft.com/office/word/2010/wordprocessingInk" xmlns:wps="http://schemas.microsoft.com/office/word/2010/wordprocessingShape" xmlns:o="urn:schemas-microsoft-com:office:office" xmlns:v="urn:schemas-microsoft-com:vml" xmlns:w10="urn:schemas-microsoft-com:office:word" xmlns:w="http://schemas.openxmlformats.org/wordprocessingml/2006/main" xmlns:w14="http://schemas.microsoft.com/office/word/2010/wordml" xmlns:w15="http://schemas.microsoft.com/office/word/2012/wordml" xmlns:w16cei="http://schemas.microsoft.com/office/word/2026/wordml/cei" xmlns:w16cex="http://schemas.microsoft.com/office/word/2018/wordml/cex" xmlns:w16cid="http://schemas.microsoft.com/office/word/2016/wordml/cid" xmlns:w16="http://schemas.microsoft.com/office/word/2018/wordml" xmlns:w16sdtdh="http://schemas.microsoft.com/office/word/2020/wordml/sdtdatahash" xmlns:w16sdtfl="http://schemas.microsoft.com/office/word/2024/wordml/sdtformatlock" xmlns:w16se="http://schemas.microsoft.com/office/word/2015/wordml/symex" xmlns:w16du="http://schemas.microsoft.com/office/word/2023/wordml/word16du" xmlns:wne="http://schemas.microsoft.com/office/word/2006/wordml" mc:Ignorable="w14 w15 w16se w16cid w16 w16cex w16sdtdh w16sdtfl w16du wp14">
   <w:footnote w:type="separator" w:id="-1">
@@ -9798,6 +10090,36 @@
     </w:p>
   </w:footnote>
 </w:footnotes>
+</file>
+
+<file path=word/header1.xml><?xml version="1.0" encoding="utf-8"?>
+<w:hdr xmlns:wpc="http://schemas.microsoft.com/office/word/2010/wordprocessingCanvas" xmlns:cx="http://schemas.microsoft.com/office/drawing/2014/chartex" xmlns:cx1="http://schemas.microsoft.com/office/drawing/2015/9/8/chartex" xmlns:cx2="http://schemas.microsoft.com/office/drawing/2015/10/21/chartex" xmlns:cx3="http://schemas.microsoft.com/office/drawing/2016/5/9/chartex" xmlns:cx4="http://schemas.microsoft.com/office/drawing/2016/5/10/chartex" xmlns:cx5="http://schemas.microsoft.com/office/drawing/2016/5/11/chartex" xmlns:cx6="http://schemas.microsoft.com/office/drawing/2016/5/12/chartex" xmlns:cx7="http://schemas.microsoft.com/office/drawing/2016/5/13/chartex" xmlns:cx8="http://schemas.microsoft.com/office/drawing/2016/5/14/chartex" xmlns:mc="http://schemas.openxmlformats.org/markup-compatibility/2006" xmlns:m="http://schemas.openxmlformats.org/officeDocument/2006/math" xmlns:aink="http://schemas.microsoft.com/office/drawing/2016/ink" xmlns:am3d="http://schemas.microsoft.com/office/drawing/2017/model3d" xmlns:oel="http://schemas.microsoft.com/office/2019/extlst" xmlns:r="http://schemas.openxmlformats.org/officeDocument/2006/relationships" xmlns:wp14="http://schemas.microsoft.com/office/word/2010/wordprocessingDrawing" xmlns:wp="http://schemas.openxmlformats.org/drawingml/2006/wordprocessingDrawing" xmlns:wpg="http://schemas.microsoft.com/office/word/2010/wordprocessingGroup" xmlns:wpi="http://schemas.microsoft.com/office/word/2010/wordprocessingInk" xmlns:wps="http://schemas.microsoft.com/office/word/2010/wordprocessingShape" xmlns:o="urn:schemas-microsoft-com:office:office" xmlns:v="urn:schemas-microsoft-com:vml" xmlns:w10="urn:schemas-microsoft-com:office:word" xmlns:w="http://schemas.openxmlformats.org/wordprocessingml/2006/main" xmlns:w14="http://schemas.microsoft.com/office/word/2010/wordml" xmlns:w15="http://schemas.microsoft.com/office/word/2012/wordml" xmlns:w16cei="http://schemas.microsoft.com/office/word/2026/wordml/cei" xmlns:w16cex="http://schemas.microsoft.com/office/word/2018/wordml/cex" xmlns:w16cid="http://schemas.microsoft.com/office/word/2016/wordml/cid" xmlns:w16="http://schemas.microsoft.com/office/word/2018/wordml" xmlns:w16sdtdh="http://schemas.microsoft.com/office/word/2020/wordml/sdtdatahash" xmlns:w16sdtfl="http://schemas.microsoft.com/office/word/2024/wordml/sdtformatlock" xmlns:w16se="http://schemas.microsoft.com/office/word/2015/wordml/symex" xmlns:w16du="http://schemas.microsoft.com/office/word/2023/wordml/word16du" xmlns:wne="http://schemas.microsoft.com/office/word/2006/wordml" mc:Ignorable="w14 w15 w16se w16cid w16 w16cex w16sdtdh w16sdtfl w16du wp14">
+  <w:p>
+    <w:pPr>
+      <w:pStyle w:val="Header"/>
+    </w:pPr>
+  </w:p>
+</w:hdr>
+</file>
+
+<file path=word/header2.xml><?xml version="1.0" encoding="utf-8"?>
+<w:hdr xmlns:wpc="http://schemas.microsoft.com/office/word/2010/wordprocessingCanvas" xmlns:cx="http://schemas.microsoft.com/office/drawing/2014/chartex" xmlns:cx1="http://schemas.microsoft.com/office/drawing/2015/9/8/chartex" xmlns:cx2="http://schemas.microsoft.com/office/drawing/2015/10/21/chartex" xmlns:cx3="http://schemas.microsoft.com/office/drawing/2016/5/9/chartex" xmlns:cx4="http://schemas.microsoft.com/office/drawing/2016/5/10/chartex" xmlns:cx5="http://schemas.microsoft.com/office/drawing/2016/5/11/chartex" xmlns:cx6="http://schemas.microsoft.com/office/drawing/2016/5/12/chartex" xmlns:cx7="http://schemas.microsoft.com/office/drawing/2016/5/13/chartex" xmlns:cx8="http://schemas.microsoft.com/office/drawing/2016/5/14/chartex" xmlns:mc="http://schemas.openxmlformats.org/markup-compatibility/2006" xmlns:m="http://schemas.openxmlformats.org/officeDocument/2006/math" xmlns:aink="http://schemas.microsoft.com/office/drawing/2016/ink" xmlns:am3d="http://schemas.microsoft.com/office/drawing/2017/model3d" xmlns:oel="http://schemas.microsoft.com/office/2019/extlst" xmlns:r="http://schemas.openxmlformats.org/officeDocument/2006/relationships" xmlns:wp14="http://schemas.microsoft.com/office/word/2010/wordprocessingDrawing" xmlns:wp="http://schemas.openxmlformats.org/drawingml/2006/wordprocessingDrawing" xmlns:wpg="http://schemas.microsoft.com/office/word/2010/wordprocessingGroup" xmlns:wpi="http://schemas.microsoft.com/office/word/2010/wordprocessingInk" xmlns:wps="http://schemas.microsoft.com/office/word/2010/wordprocessingShape" xmlns:o="urn:schemas-microsoft-com:office:office" xmlns:v="urn:schemas-microsoft-com:vml" xmlns:w10="urn:schemas-microsoft-com:office:word" xmlns:w="http://schemas.openxmlformats.org/wordprocessingml/2006/main" xmlns:w14="http://schemas.microsoft.com/office/word/2010/wordml" xmlns:w15="http://schemas.microsoft.com/office/word/2012/wordml" xmlns:w16cei="http://schemas.microsoft.com/office/word/2026/wordml/cei" xmlns:w16cex="http://schemas.microsoft.com/office/word/2018/wordml/cex" xmlns:w16cid="http://schemas.microsoft.com/office/word/2016/wordml/cid" xmlns:w16="http://schemas.microsoft.com/office/word/2018/wordml" xmlns:w16sdtdh="http://schemas.microsoft.com/office/word/2020/wordml/sdtdatahash" xmlns:w16sdtfl="http://schemas.microsoft.com/office/word/2024/wordml/sdtformatlock" xmlns:w16se="http://schemas.microsoft.com/office/word/2015/wordml/symex" xmlns:w16du="http://schemas.microsoft.com/office/word/2023/wordml/word16du" xmlns:wne="http://schemas.microsoft.com/office/word/2006/wordml" mc:Ignorable="w14 w15 w16se w16cid w16 w16cex w16sdtdh w16sdtfl w16du wp14">
+  <w:p>
+    <w:pPr>
+      <w:pStyle w:val="Header"/>
+    </w:pPr>
+  </w:p>
+</w:hdr>
+</file>
+
+<file path=word/header3.xml><?xml version="1.0" encoding="utf-8"?>
+<w:hdr xmlns:wpc="http://schemas.microsoft.com/office/word/2010/wordprocessingCanvas" xmlns:cx="http://schemas.microsoft.com/office/drawing/2014/chartex" xmlns:cx1="http://schemas.microsoft.com/office/drawing/2015/9/8/chartex" xmlns:cx2="http://schemas.microsoft.com/office/drawing/2015/10/21/chartex" xmlns:cx3="http://schemas.microsoft.com/office/drawing/2016/5/9/chartex" xmlns:cx4="http://schemas.microsoft.com/office/drawing/2016/5/10/chartex" xmlns:cx5="http://schemas.microsoft.com/office/drawing/2016/5/11/chartex" xmlns:cx6="http://schemas.microsoft.com/office/drawing/2016/5/12/chartex" xmlns:cx7="http://schemas.microsoft.com/office/drawing/2016/5/13/chartex" xmlns:cx8="http://schemas.microsoft.com/office/drawing/2016/5/14/chartex" xmlns:mc="http://schemas.openxmlformats.org/markup-compatibility/2006" xmlns:m="http://schemas.openxmlformats.org/officeDocument/2006/math" xmlns:aink="http://schemas.microsoft.com/office/drawing/2016/ink" xmlns:am3d="http://schemas.microsoft.com/office/drawing/2017/model3d" xmlns:oel="http://schemas.microsoft.com/office/2019/extlst" xmlns:r="http://schemas.openxmlformats.org/officeDocument/2006/relationships" xmlns:wp14="http://schemas.microsoft.com/office/word/2010/wordprocessingDrawing" xmlns:wp="http://schemas.openxmlformats.org/drawingml/2006/wordprocessingDrawing" xmlns:wpg="http://schemas.microsoft.com/office/word/2010/wordprocessingGroup" xmlns:wpi="http://schemas.microsoft.com/office/word/2010/wordprocessingInk" xmlns:wps="http://schemas.microsoft.com/office/word/2010/wordprocessingShape" xmlns:o="urn:schemas-microsoft-com:office:office" xmlns:v="urn:schemas-microsoft-com:vml" xmlns:w10="urn:schemas-microsoft-com:office:word" xmlns:w="http://schemas.openxmlformats.org/wordprocessingml/2006/main" xmlns:w14="http://schemas.microsoft.com/office/word/2010/wordml" xmlns:w15="http://schemas.microsoft.com/office/word/2012/wordml" xmlns:w16cei="http://schemas.microsoft.com/office/word/2026/wordml/cei" xmlns:w16cex="http://schemas.microsoft.com/office/word/2018/wordml/cex" xmlns:w16cid="http://schemas.microsoft.com/office/word/2016/wordml/cid" xmlns:w16="http://schemas.microsoft.com/office/word/2018/wordml" xmlns:w16sdtdh="http://schemas.microsoft.com/office/word/2020/wordml/sdtdatahash" xmlns:w16sdtfl="http://schemas.microsoft.com/office/word/2024/wordml/sdtformatlock" xmlns:w16se="http://schemas.microsoft.com/office/word/2015/wordml/symex" xmlns:w16du="http://schemas.microsoft.com/office/word/2023/wordml/word16du" xmlns:wne="http://schemas.microsoft.com/office/word/2006/wordml" mc:Ignorable="w14 w15 w16se w16cid w16 w16cex w16sdtdh w16sdtfl w16du wp14">
+  <w:p>
+    <w:pPr>
+      <w:pStyle w:val="Header"/>
+    </w:pPr>
+  </w:p>
+</w:hdr>
 </file>
 
 <file path=word/numbering.xml><?xml version="1.0" encoding="utf-8"?>
@@ -20425,6 +20747,90 @@
       <w:iCs/>
     </w:rPr>
   </w:style>
+  <w:style w:type="character" w:styleId="BookTitle">
+    <w:name w:val="Book Title"/>
+    <w:basedOn w:val="DefaultParagraphFont"/>
+    <w:uiPriority w:val="33"/>
+    <w:qFormat/>
+    <w:rsid w:val="009D3E26"/>
+    <w:rPr>
+      <w:b/>
+      <w:bCs/>
+      <w:i/>
+      <w:iCs/>
+      <w:spacing w:val="5"/>
+    </w:rPr>
+  </w:style>
+  <w:style w:type="paragraph" w:styleId="Caption">
+    <w:name w:val="caption"/>
+    <w:basedOn w:val="Normal"/>
+    <w:next w:val="Normal"/>
+    <w:uiPriority w:val="35"/>
+    <w:semiHidden/>
+    <w:unhideWhenUsed/>
+    <w:qFormat/>
+    <w:rsid w:val="009D3E26"/>
+    <w:pPr>
+      <w:spacing w:after="200" w:line="240" w:lineRule="auto"/>
+    </w:pPr>
+    <w:rPr>
+      <w:i/>
+      <w:iCs/>
+      <w:color w:val="0E2841" w:themeColor="text2"/>
+      <w:sz w:val="18"/>
+      <w:szCs w:val="18"/>
+    </w:rPr>
+  </w:style>
+  <w:style w:type="paragraph" w:styleId="NoSpacing">
+    <w:name w:val="No Spacing"/>
+    <w:uiPriority w:val="1"/>
+    <w:qFormat/>
+    <w:rsid w:val="009D3E26"/>
+    <w:pPr>
+      <w:spacing w:after="0" w:line="240" w:lineRule="auto"/>
+    </w:pPr>
+  </w:style>
+  <w:style w:type="character" w:styleId="SubtleEmphasis">
+    <w:name w:val="Subtle Emphasis"/>
+    <w:basedOn w:val="DefaultParagraphFont"/>
+    <w:uiPriority w:val="19"/>
+    <w:qFormat/>
+    <w:rsid w:val="009D3E26"/>
+    <w:rPr>
+      <w:i/>
+      <w:iCs/>
+      <w:color w:val="404040" w:themeColor="text1" w:themeTint="BF"/>
+    </w:rPr>
+  </w:style>
+  <w:style w:type="character" w:styleId="SubtleReference">
+    <w:name w:val="Subtle Reference"/>
+    <w:basedOn w:val="DefaultParagraphFont"/>
+    <w:uiPriority w:val="31"/>
+    <w:qFormat/>
+    <w:rsid w:val="009D3E26"/>
+    <w:rPr>
+      <w:smallCaps/>
+      <w:color w:val="5A5A5A" w:themeColor="text1" w:themeTint="A5"/>
+    </w:rPr>
+  </w:style>
+  <w:style w:type="paragraph" w:styleId="TOCHeading">
+    <w:name w:val="TOC Heading"/>
+    <w:basedOn w:val="Heading1"/>
+    <w:next w:val="Normal"/>
+    <w:uiPriority w:val="39"/>
+    <w:semiHidden/>
+    <w:unhideWhenUsed/>
+    <w:qFormat/>
+    <w:rsid w:val="009D3E26"/>
+    <w:pPr>
+      <w:spacing w:before="240" w:after="0"/>
+      <w:outlineLvl w:val="9"/>
+    </w:pPr>
+    <w:rPr>
+      <w:sz w:val="32"/>
+      <w:szCs w:val="32"/>
+    </w:rPr>
+  </w:style>
 </w:styles>
 </file>
 

--- a/2026-Q1/Resources/1Timothy2-Exegesis.docx
+++ b/2026-Q1/Resources/1Timothy2-Exegesis.docx
@@ -92,7 +92,7 @@
         </w:rPr>
       </w:pPr>
       <w:r>
-        <w:pict w14:anchorId="7FFE19B9">
+        <w:pict w14:anchorId="5AB0E486">
           <v:rect id="Rectangle 51" o:spid="_x0000_s2062" alt="" style="width:468pt;height:.05pt;visibility:visible;mso-wrap-style:square;mso-width-percent:0;mso-height-percent:0;mso-left-percent:-10001;mso-top-percent:-10001;mso-position-horizontal:absolute;mso-position-horizontal-relative:char;mso-position-vertical:absolute;mso-position-vertical-relative:line;mso-width-percent:0;mso-height-percent:0;mso-left-percent:-10001;mso-top-percent:-10001;v-text-anchor:top" filled="f">
             <o:lock v:ext="edit" aspectratio="t"/>
             <w10:anchorlock/>
@@ -140,7 +140,7 @@
         </w:rPr>
       </w:pPr>
       <w:r>
-        <w:pict w14:anchorId="7921D9AB">
+        <w:pict w14:anchorId="4076B1FF">
           <v:rect id="Rectangle 49" o:spid="_x0000_s2061" alt="" style="width:468pt;height:.05pt;visibility:visible;mso-wrap-style:square;mso-width-percent:0;mso-height-percent:0;mso-left-percent:-10001;mso-top-percent:-10001;mso-position-horizontal:absolute;mso-position-horizontal-relative:char;mso-position-vertical:absolute;mso-position-vertical-relative:line;mso-width-percent:0;mso-height-percent:0;mso-left-percent:-10001;mso-top-percent:-10001;v-text-anchor:top" filled="f">
             <o:lock v:ext="edit" aspectratio="t"/>
             <w10:anchorlock/>
@@ -539,7 +539,16 @@
           <w:sz w:val="21"/>
           <w:szCs w:val="21"/>
         </w:rPr>
-        <w:t xml:space="preserve">.  </w:t>
+        <w:t>.</w:t>
+      </w:r>
+      <w:r>
+        <w:rPr>
+          <w:rFonts w:ascii="Segoe UI" w:hAnsi="Segoe UI" w:cs="Segoe UI"/>
+          <w:color w:val="352F3D"/>
+          <w:sz w:val="21"/>
+          <w:szCs w:val="21"/>
+        </w:rPr>
+        <w:t xml:space="preserve">  Note also the differences in teaching venue, private versus assembly.</w:t>
       </w:r>
     </w:p>
     <w:p>
@@ -570,7 +579,25 @@
           <w:sz w:val="21"/>
           <w:szCs w:val="21"/>
         </w:rPr>
-        <w:t> Immediately after 2:11–15 come the qualifications for overseers, where "able to teach" is a listed requirement (3:2). The restriction in 2:12 and the office in 3:2 sit adjacent for a reason. This suggests 2:12 concerns the governing teaching function, not speech in general.</w:t>
+        <w:t> Immediately after 2:11–15 come the qualifications for overseers, where "able to teach" is a listed requirement (3:2). The restriction in 2:12 and the office in 3:2 sit adjacent for a reason. This suggests 2:12 concerns the governing</w:t>
+      </w:r>
+      <w:r>
+        <w:rPr>
+          <w:rFonts w:ascii="Segoe UI" w:hAnsi="Segoe UI" w:cs="Segoe UI"/>
+          <w:color w:val="352F3D"/>
+          <w:sz w:val="21"/>
+          <w:szCs w:val="21"/>
+        </w:rPr>
+        <w:t xml:space="preserve"> or authoritative </w:t>
+      </w:r>
+      <w:r>
+        <w:rPr>
+          <w:rFonts w:ascii="Segoe UI" w:hAnsi="Segoe UI" w:cs="Segoe UI"/>
+          <w:color w:val="352F3D"/>
+          <w:sz w:val="21"/>
+          <w:szCs w:val="21"/>
+        </w:rPr>
+        <w:t>teaching function, not speech in general.</w:t>
       </w:r>
     </w:p>
     <w:p>
@@ -697,7 +724,43 @@
           <w:sz w:val="21"/>
           <w:szCs w:val="21"/>
         </w:rPr>
-        <w:t> (c. 230–250) calls it "a transgression of the commandment." That is weighty testimony about apostolic practice. It is not apostolic command, and this study will not present it as one.</w:t>
+        <w:t xml:space="preserve"> (c. 230–250) calls it "a transgression of the commandment." That is weighty testimony about apostolic practice. It is not </w:t>
+      </w:r>
+      <w:r>
+        <w:rPr>
+          <w:rFonts w:ascii="Segoe UI" w:hAnsi="Segoe UI" w:cs="Segoe UI"/>
+          <w:color w:val="352F3D"/>
+          <w:sz w:val="21"/>
+          <w:szCs w:val="21"/>
+        </w:rPr>
+        <w:t xml:space="preserve">and explicit </w:t>
+      </w:r>
+      <w:r>
+        <w:rPr>
+          <w:rFonts w:ascii="Segoe UI" w:hAnsi="Segoe UI" w:cs="Segoe UI"/>
+          <w:color w:val="352F3D"/>
+          <w:sz w:val="21"/>
+          <w:szCs w:val="21"/>
+        </w:rPr>
+        <w:t xml:space="preserve">apostolic </w:t>
+      </w:r>
+      <w:r>
+        <w:rPr>
+          <w:rFonts w:ascii="Segoe UI" w:hAnsi="Segoe UI" w:cs="Segoe UI"/>
+          <w:color w:val="352F3D"/>
+          <w:sz w:val="21"/>
+          <w:szCs w:val="21"/>
+        </w:rPr>
+        <w:t>command</w:t>
+      </w:r>
+      <w:r>
+        <w:rPr>
+          <w:rFonts w:ascii="Segoe UI" w:hAnsi="Segoe UI" w:cs="Segoe UI"/>
+          <w:color w:val="352F3D"/>
+          <w:sz w:val="21"/>
+          <w:szCs w:val="21"/>
+        </w:rPr>
+        <w:t>, and this study will not present it as one.</w:t>
       </w:r>
     </w:p>
     <w:p>
@@ -788,6 +851,15 @@
           <w:szCs w:val="21"/>
         </w:rPr>
         <w:t xml:space="preserve">  </w:t>
+      </w:r>
+      <w:r>
+        <w:rPr>
+          <w:rFonts w:ascii="Segoe UI" w:hAnsi="Segoe UI" w:cs="Segoe UI"/>
+          <w:color w:val="352F3D"/>
+          <w:sz w:val="21"/>
+          <w:szCs w:val="21"/>
+        </w:rPr>
+        <w:t>Women did prophecy, pray, and speak in tongues during assembly (though Paul restricted each form).</w:t>
       </w:r>
     </w:p>
     <w:p>
@@ -1779,7 +1851,7 @@
         </w:rPr>
       </w:pPr>
       <w:r>
-        <w:pict w14:anchorId="11F91CED">
+        <w:pict w14:anchorId="3C2D022A">
           <v:rect id="Rectangle 47" o:spid="_x0000_s2060" alt="" style="width:468pt;height:.35pt;visibility:visible;mso-wrap-style:square;mso-width-percent:0;mso-height-percent:0;mso-left-percent:-10001;mso-top-percent:-10001;mso-position-horizontal:absolute;mso-position-horizontal-relative:char;mso-position-vertical:absolute;mso-position-vertical-relative:line;mso-width-percent:0;mso-height-percent:0;mso-left-percent:-10001;mso-top-percent:-10001;v-text-anchor:top" filled="f">
             <o:lock v:ext="edit" aspectratio="t"/>
             <w10:anchorlock/>
@@ -1803,7 +1875,6 @@
           <w:rFonts w:ascii="Segoe UI" w:hAnsi="Segoe UI" w:cs="Segoe UI"/>
           <w:color w:val="352F3D"/>
         </w:rPr>
-        <w:lastRenderedPageBreak/>
         <w:t>Part Two: The Big Questions</w:t>
       </w:r>
     </w:p>
@@ -1962,17 +2033,77 @@
         </w:rPr>
         <w:t xml:space="preserve"> indicate about the roles of men and women in the church?</w:t>
       </w:r>
-    </w:p>
-    <w:p>
-      <w:pPr>
-        <w:rPr>
-          <w:rFonts w:ascii="Segoe UI" w:hAnsi="Segoe UI" w:cs="Segoe UI"/>
-          <w:sz w:val="21"/>
-          <w:szCs w:val="21"/>
-        </w:rPr>
-      </w:pPr>
-      <w:r>
-        <w:pict w14:anchorId="348D74F4">
+      <w:r>
+        <w:rPr>
+          <w:rFonts w:ascii="Segoe UI" w:hAnsi="Segoe UI" w:cs="Segoe UI"/>
+          <w:color w:val="352F3D"/>
+          <w:sz w:val="21"/>
+          <w:szCs w:val="21"/>
+        </w:rPr>
+        <w:t xml:space="preserve">  </w:t>
+      </w:r>
+    </w:p>
+    <w:p>
+      <w:pPr>
+        <w:pStyle w:val="code-line"/>
+        <w:numPr>
+          <w:ilvl w:val="0"/>
+          <w:numId w:val="63"/>
+        </w:numPr>
+        <w:rPr>
+          <w:rFonts w:ascii="Segoe UI" w:hAnsi="Segoe UI" w:cs="Segoe UI"/>
+          <w:color w:val="352F3D"/>
+          <w:sz w:val="21"/>
+          <w:szCs w:val="21"/>
+        </w:rPr>
+      </w:pPr>
+      <w:r>
+        <w:rPr>
+          <w:rFonts w:ascii="Segoe UI" w:hAnsi="Segoe UI" w:cs="Segoe UI"/>
+          <w:color w:val="352F3D"/>
+          <w:sz w:val="21"/>
+          <w:szCs w:val="21"/>
+        </w:rPr>
+        <w:t>Given that Paul refers to God’s created order (</w:t>
+      </w:r>
+      <w:r>
+        <w:rPr>
+          <w:rFonts w:ascii="Segoe UI" w:hAnsi="Segoe UI" w:cs="Segoe UI"/>
+          <w:color w:val="352F3D"/>
+          <w:sz w:val="21"/>
+          <w:szCs w:val="21"/>
+        </w:rPr>
+        <w:t xml:space="preserve">Genesis 2 - </w:t>
+      </w:r>
+      <w:r>
+        <w:rPr>
+          <w:rFonts w:ascii="Segoe UI" w:hAnsi="Segoe UI" w:cs="Segoe UI"/>
+          <w:color w:val="352F3D"/>
+          <w:sz w:val="21"/>
+          <w:szCs w:val="21"/>
+        </w:rPr>
+        <w:t>male, female) and even before the Fall</w:t>
+      </w:r>
+      <w:r>
+        <w:rPr>
+          <w:rFonts w:ascii="Segoe UI" w:hAnsi="Segoe UI" w:cs="Segoe UI"/>
+          <w:color w:val="352F3D"/>
+          <w:sz w:val="21"/>
+          <w:szCs w:val="21"/>
+        </w:rPr>
+        <w:t xml:space="preserve"> (Genesis 3), how does God’s original design indicate his purpose for gender roles? </w:t>
+      </w:r>
+    </w:p>
+    <w:p>
+      <w:pPr>
+        <w:rPr>
+          <w:rFonts w:ascii="Segoe UI" w:hAnsi="Segoe UI" w:cs="Segoe UI"/>
+          <w:sz w:val="21"/>
+          <w:szCs w:val="21"/>
+        </w:rPr>
+      </w:pPr>
+      <w:r>
+        <w:pict w14:anchorId="5CA8F9A8">
           <v:rect id="Rectangle 45" o:spid="_x0000_s2059" alt="" style="width:468pt;height:.35pt;visibility:visible;mso-wrap-style:square;mso-width-percent:0;mso-height-percent:0;mso-left-percent:-10001;mso-top-percent:-10001;mso-position-horizontal:absolute;mso-position-horizontal-relative:char;mso-position-vertical:absolute;mso-position-vertical-relative:line;mso-width-percent:0;mso-height-percent:0;mso-left-percent:-10001;mso-top-percent:-10001;v-text-anchor:top" filled="f">
             <o:lock v:ext="edit" aspectratio="t"/>
             <w10:anchorlock/>
@@ -2164,7 +2295,45 @@
           <w:sz w:val="21"/>
           <w:szCs w:val="21"/>
         </w:rPr>
-        <w:t> Let a woman learn, with a quiet demeanor and full receptiveness to the teaching. But I am not currently permitting a woman to teach in a domineering manner over a man; rather she is to learn receptively.</w:t>
+        <w:t xml:space="preserve"> Let a woman learn, with a quiet demeanor and full receptiveness to the teaching. But I am not </w:t>
+      </w:r>
+      <w:r>
+        <w:rPr>
+          <w:rFonts w:ascii="Segoe UI" w:hAnsi="Segoe UI" w:cs="Segoe UI"/>
+          <w:i/>
+          <w:iCs/>
+          <w:color w:val="352F3D"/>
+          <w:sz w:val="21"/>
+          <w:szCs w:val="21"/>
+        </w:rPr>
+        <w:t>currently</w:t>
+      </w:r>
+      <w:r>
+        <w:rPr>
+          <w:rFonts w:ascii="Segoe UI" w:hAnsi="Segoe UI" w:cs="Segoe UI"/>
+          <w:color w:val="352F3D"/>
+          <w:sz w:val="21"/>
+          <w:szCs w:val="21"/>
+        </w:rPr>
+        <w:t xml:space="preserve"> permitting a woman to teach in a</w:t>
+      </w:r>
+      <w:r>
+        <w:rPr>
+          <w:rFonts w:ascii="Segoe UI" w:hAnsi="Segoe UI" w:cs="Segoe UI"/>
+          <w:color w:val="352F3D"/>
+          <w:sz w:val="21"/>
+          <w:szCs w:val="21"/>
+        </w:rPr>
+        <w:t xml:space="preserve"> domineering</w:t>
+      </w:r>
+      <w:r>
+        <w:rPr>
+          <w:rFonts w:ascii="Segoe UI" w:hAnsi="Segoe UI" w:cs="Segoe UI"/>
+          <w:color w:val="352F3D"/>
+          <w:sz w:val="21"/>
+          <w:szCs w:val="21"/>
+        </w:rPr>
+        <w:t xml:space="preserve"> manner over a man; rather she is to learn receptively.</w:t>
       </w:r>
     </w:p>
     <w:p>
@@ -2216,7 +2385,7 @@
         </w:rPr>
       </w:pPr>
       <w:r>
-        <w:pict w14:anchorId="51D4FD5D">
+        <w:pict w14:anchorId="79643CCE">
           <v:rect id="Rectangle 43" o:spid="_x0000_s2058" alt="" style="width:468pt;height:.35pt;visibility:visible;mso-wrap-style:square;mso-width-percent:0;mso-height-percent:0;mso-left-percent:-10001;mso-top-percent:-10001;mso-position-horizontal:absolute;mso-position-horizontal-relative:char;mso-position-vertical:absolute;mso-position-vertical-relative:line;mso-width-percent:0;mso-height-percent:0;mso-left-percent:-10001;mso-top-percent:-10001;v-text-anchor:top" filled="f">
             <o:lock v:ext="edit" aspectratio="t"/>
             <w10:anchorlock/>
@@ -2384,6 +2553,7 @@
           <w:sz w:val="21"/>
           <w:szCs w:val="21"/>
         </w:rPr>
+        <w:lastRenderedPageBreak/>
         <w:t xml:space="preserve">2:8 </w:t>
       </w:r>
       <w:r>
@@ -2468,7 +2638,6 @@
           <w:sz w:val="21"/>
           <w:szCs w:val="21"/>
         </w:rPr>
-        <w:lastRenderedPageBreak/>
         <w:t xml:space="preserve">2:11–15 </w:t>
       </w:r>
       <w:r>
@@ -3498,6 +3667,7 @@
           <w:sz w:val="30"/>
           <w:szCs w:val="30"/>
         </w:rPr>
+        <w:lastRenderedPageBreak/>
         <w:t>How </w:t>
       </w:r>
       <w:r>
@@ -3562,7 +3732,6 @@
           <w:sz w:val="21"/>
           <w:szCs w:val="21"/>
         </w:rPr>
-        <w:lastRenderedPageBreak/>
         <w:t xml:space="preserve">1:3 </w:t>
       </w:r>
       <w:r>
@@ -4357,6 +4526,7 @@
           <w:rFonts w:ascii="Segoe UI" w:hAnsi="Segoe UI" w:cs="Segoe UI"/>
           <w:color w:val="352F3D"/>
         </w:rPr>
+        <w:lastRenderedPageBreak/>
         <w:t>4.6 Verse 15: "Saved Through Childbearing"</w:t>
       </w:r>
     </w:p>
@@ -4399,7 +4569,6 @@
           <w:sz w:val="21"/>
           <w:szCs w:val="21"/>
         </w:rPr>
-        <w:lastRenderedPageBreak/>
         <w:t>The verb (σωθήσεται, </w:t>
       </w:r>
       <w:r>
@@ -4564,7 +4733,7 @@
         </w:rPr>
       </w:pPr>
       <w:r>
-        <w:pict w14:anchorId="6D63F6D6">
+        <w:pict w14:anchorId="74735BA0">
           <v:rect id="Rectangle 41" o:spid="_x0000_s2057" alt="" style="width:468pt;height:.35pt;visibility:visible;mso-wrap-style:square;mso-width-percent:0;mso-height-percent:0;mso-left-percent:-10001;mso-top-percent:-10001;mso-position-horizontal:absolute;mso-position-horizontal-relative:char;mso-position-vertical:absolute;mso-position-vertical-relative:line;mso-width-percent:0;mso-height-percent:0;mso-left-percent:-10001;mso-top-percent:-10001;v-text-anchor:top" filled="f">
             <o:lock v:ext="edit" aspectratio="t"/>
             <w10:anchorlock/>
@@ -5076,6 +5245,7 @@
           <w:sz w:val="21"/>
           <w:szCs w:val="21"/>
         </w:rPr>
+        <w:lastRenderedPageBreak/>
         <w:t>One does not need Genesis 2 to explain why bullying is wrong. If the problem were abuse of authority, the natural reason would be "because domineering is wrong," or an appeal to Christ's teaching on servant leadership (Mark 10:42–45), which Paul knew.</w:t>
       </w:r>
     </w:p>
@@ -5146,7 +5316,6 @@
           <w:sz w:val="21"/>
           <w:szCs w:val="21"/>
         </w:rPr>
-        <w:lastRenderedPageBreak/>
         <w:t>The </w:t>
       </w:r>
       <w:r>
@@ -5434,7 +5603,7 @@
         </w:rPr>
       </w:pPr>
       <w:r>
-        <w:pict w14:anchorId="1108C605">
+        <w:pict w14:anchorId="14C6BC14">
           <v:rect id="Rectangle 39" o:spid="_x0000_s2056" alt="" style="width:468pt;height:.35pt;visibility:visible;mso-wrap-style:square;mso-width-percent:0;mso-height-percent:0;mso-left-percent:-10001;mso-top-percent:-10001;mso-position-horizontal:absolute;mso-position-horizontal-relative:char;mso-position-vertical:absolute;mso-position-vertical-relative:line;mso-width-percent:0;mso-height-percent:0;mso-left-percent:-10001;mso-top-percent:-10001;v-text-anchor:top" filled="f">
             <o:lock v:ext="edit" aspectratio="t"/>
             <w10:anchorlock/>
@@ -5660,6 +5829,7 @@
           <w:rFonts w:ascii="Segoe UI" w:hAnsi="Segoe UI" w:cs="Segoe UI"/>
           <w:color w:val="352F3D"/>
         </w:rPr>
+        <w:lastRenderedPageBreak/>
         <w:t>6.3 Structure and Placement</w:t>
       </w:r>
     </w:p>
@@ -5702,7 +5872,6 @@
           <w:sz w:val="21"/>
           <w:szCs w:val="21"/>
         </w:rPr>
-        <w:lastRenderedPageBreak/>
         <w:t>That structure makes 2:11–12 read less like isolated cultural accommodation and more like a boundary condition for who occupies the congregation-shaping teaching and authority space that chapter 3 immediately regulates.</w:t>
       </w:r>
     </w:p>
@@ -6845,6 +7014,7 @@
                 <w:sz w:val="21"/>
                 <w:szCs w:val="21"/>
               </w:rPr>
+              <w:lastRenderedPageBreak/>
               <w:t>5:13–15</w:t>
             </w:r>
           </w:p>
@@ -6966,7 +7136,6 @@
           <w:rFonts w:ascii="Segoe UI" w:hAnsi="Segoe UI" w:cs="Segoe UI"/>
           <w:color w:val="352F3D"/>
         </w:rPr>
-        <w:lastRenderedPageBreak/>
         <w:t>6.6 Judgment</w:t>
       </w:r>
     </w:p>
@@ -7021,7 +7190,7 @@
         </w:rPr>
       </w:pPr>
       <w:r>
-        <w:pict w14:anchorId="672D2799">
+        <w:pict w14:anchorId="2DEB9901">
           <v:rect id="Rectangle 37" o:spid="_x0000_s2055" alt="" style="width:468pt;height:.35pt;visibility:visible;mso-wrap-style:square;mso-width-percent:0;mso-height-percent:0;mso-left-percent:-10001;mso-top-percent:-10001;mso-position-horizontal:absolute;mso-position-horizontal-relative:char;mso-position-vertical:absolute;mso-position-vertical-relative:line;mso-width-percent:0;mso-height-percent:0;mso-left-percent:-10001;mso-top-percent:-10001;v-text-anchor:top" filled="f">
             <o:lock v:ext="edit" aspectratio="t"/>
             <w10:anchorlock/>
@@ -7153,7 +7322,34 @@
           <w:sz w:val="21"/>
           <w:szCs w:val="21"/>
         </w:rPr>
-        <w:t> of the church at Cenchrea (Romans 16:1)</w:t>
+        <w:t> </w:t>
+      </w:r>
+      <w:r>
+        <w:rPr>
+          <w:rFonts w:ascii="Segoe UI" w:hAnsi="Segoe UI" w:cs="Segoe UI"/>
+          <w:color w:val="352F3D"/>
+          <w:sz w:val="21"/>
+          <w:szCs w:val="21"/>
+        </w:rPr>
+        <w:t xml:space="preserve">(i.e. a servant) </w:t>
+      </w:r>
+      <w:r>
+        <w:rPr>
+          <w:rFonts w:ascii="Segoe UI" w:hAnsi="Segoe UI" w:cs="Segoe UI"/>
+          <w:color w:val="352F3D"/>
+          <w:sz w:val="21"/>
+          <w:szCs w:val="21"/>
+        </w:rPr>
+        <w:t>of the church at Cenchrea (Romans 16:1)</w:t>
+      </w:r>
+      <w:r>
+        <w:rPr>
+          <w:rFonts w:ascii="Segoe UI" w:hAnsi="Segoe UI" w:cs="Segoe UI"/>
+          <w:color w:val="352F3D"/>
+          <w:sz w:val="21"/>
+          <w:szCs w:val="21"/>
+        </w:rPr>
+        <w:t>, though Paul is most probably invoking “complementary praise” instead of recognition of church office.</w:t>
       </w:r>
     </w:p>
     <w:p>
@@ -7442,6 +7638,7 @@
           <w:rFonts w:ascii="Segoe UI" w:hAnsi="Segoe UI" w:cs="Segoe UI"/>
           <w:color w:val="352F3D"/>
         </w:rPr>
+        <w:lastRenderedPageBreak/>
         <w:t>7.4 Whole-Bible Synthesis</w:t>
       </w:r>
     </w:p>
@@ -7675,7 +7872,6 @@
           <w:sz w:val="21"/>
           <w:szCs w:val="21"/>
         </w:rPr>
-        <w:lastRenderedPageBreak/>
         <w:t>New creation</w:t>
       </w:r>
       <w:r>
@@ -7715,7 +7911,7 @@
         </w:rPr>
       </w:pPr>
       <w:r>
-        <w:pict w14:anchorId="7E1AF877">
+        <w:pict w14:anchorId="1F3A7C8E">
           <v:rect id="Rectangle 35" o:spid="_x0000_s2054" alt="" style="width:468pt;height:.35pt;visibility:visible;mso-wrap-style:square;mso-width-percent:0;mso-height-percent:0;mso-left-percent:-10001;mso-top-percent:-10001;mso-position-horizontal:absolute;mso-position-horizontal-relative:char;mso-position-vertical:absolute;mso-position-vertical-relative:line;mso-width-percent:0;mso-height-percent:0;mso-left-percent:-10001;mso-top-percent:-10001;v-text-anchor:top" filled="f">
             <o:lock v:ext="edit" aspectratio="t"/>
             <w10:anchorlock/>
@@ -8201,6 +8397,7 @@
           <w:sz w:val="21"/>
           <w:szCs w:val="21"/>
         </w:rPr>
+        <w:lastRenderedPageBreak/>
         <w:t>The premise is fair, and the history should humble everyone. But note </w:t>
       </w:r>
       <w:r>
@@ -8274,7 +8471,7 @@
         </w:rPr>
       </w:pPr>
       <w:r>
-        <w:pict w14:anchorId="1563F7CF">
+        <w:pict w14:anchorId="484DB344">
           <v:rect id="Rectangle 33" o:spid="_x0000_s2053" alt="" style="width:468pt;height:.35pt;visibility:visible;mso-wrap-style:square;mso-width-percent:0;mso-height-percent:0;mso-left-percent:-10001;mso-top-percent:-10001;mso-position-horizontal:absolute;mso-position-horizontal-relative:char;mso-position-vertical:absolute;mso-position-vertical-relative:line;mso-width-percent:0;mso-height-percent:0;mso-left-percent:-10001;mso-top-percent:-10001;v-text-anchor:top" filled="f">
             <o:lock v:ext="edit" aspectratio="t"/>
             <w10:anchorlock/>
@@ -8632,7 +8829,7 @@
         </w:rPr>
       </w:pPr>
       <w:r>
-        <w:pict w14:anchorId="05CFDF00">
+        <w:pict w14:anchorId="0696080E">
           <v:rect id="Rectangle 31" o:spid="_x0000_s2052" alt="" style="width:468pt;height:.35pt;visibility:visible;mso-wrap-style:square;mso-width-percent:0;mso-height-percent:0;mso-left-percent:-10001;mso-top-percent:-10001;mso-position-horizontal:absolute;mso-position-horizontal-relative:char;mso-position-vertical:absolute;mso-position-vertical-relative:line;mso-width-percent:0;mso-height-percent:0;mso-left-percent:-10001;mso-top-percent:-10001;v-text-anchor:top" filled="f">
             <o:lock v:ext="edit" aspectratio="t"/>
             <w10:anchorlock/>
@@ -8748,6 +8945,7 @@
           <w:sz w:val="21"/>
           <w:szCs w:val="21"/>
         </w:rPr>
+        <w:lastRenderedPageBreak/>
         <w:t>In the fall</w:t>
       </w:r>
       <w:r>
@@ -8810,7 +9008,6 @@
           <w:sz w:val="21"/>
           <w:szCs w:val="21"/>
         </w:rPr>
-        <w:lastRenderedPageBreak/>
         <w:t>In the church</w:t>
       </w:r>
       <w:r>
@@ -8932,7 +9129,7 @@
         </w:rPr>
       </w:pPr>
       <w:r>
-        <w:pict w14:anchorId="3F1C558E">
+        <w:pict w14:anchorId="0384C384">
           <v:rect id="Rectangle 29" o:spid="_x0000_s2051" alt="" style="width:468pt;height:.05pt;visibility:visible;mso-wrap-style:square;mso-width-percent:0;mso-height-percent:0;mso-left-percent:-10001;mso-top-percent:-10001;mso-position-horizontal:absolute;mso-position-horizontal-relative:char;mso-position-vertical:absolute;mso-position-vertical-relative:line;mso-width-percent:0;mso-height-percent:0;mso-left-percent:-10001;mso-top-percent:-10001;v-text-anchor:top" filled="f">
             <o:lock v:ext="edit" aspectratio="t"/>
             <w10:anchorlock/>
@@ -9247,7 +9444,7 @@
         </w:rPr>
       </w:pPr>
       <w:r>
-        <w:pict w14:anchorId="5B80582F">
+        <w:pict w14:anchorId="704E8839">
           <v:rect id="Rectangle 27" o:spid="_x0000_s2050" alt="" style="width:468pt;height:.35pt;visibility:visible;mso-wrap-style:square;mso-width-percent:0;mso-height-percent:0;mso-left-percent:-10001;mso-top-percent:-10001;mso-position-horizontal:absolute;mso-position-horizontal-relative:char;mso-position-vertical:absolute;mso-position-vertical-relative:line;mso-width-percent:0;mso-height-percent:0;mso-left-percent:-10001;mso-top-percent:-10001;v-text-anchor:top" filled="f">
             <o:lock v:ext="edit" aspectratio="t"/>
             <w10:anchorlock/>
@@ -9404,7 +9601,27 @@
             <w:sz w:val="21"/>
             <w:szCs w:val="21"/>
           </w:rPr>
-          <w:t>https://www.newadvent.org/fathers/0403.htm</w:t>
+          <w:t>https://www.newad</w:t>
+        </w:r>
+        <w:r>
+          <w:rPr>
+            <w:rStyle w:val="Hyperlink"/>
+            <w:rFonts w:ascii="Segoe UI" w:hAnsi="Segoe UI" w:cs="Segoe UI"/>
+            <w:color w:val="7138CC"/>
+            <w:sz w:val="21"/>
+            <w:szCs w:val="21"/>
+          </w:rPr>
+          <w:t>v</w:t>
+        </w:r>
+        <w:r>
+          <w:rPr>
+            <w:rStyle w:val="Hyperlink"/>
+            <w:rFonts w:ascii="Segoe UI" w:hAnsi="Segoe UI" w:cs="Segoe UI"/>
+            <w:color w:val="7138CC"/>
+            <w:sz w:val="21"/>
+            <w:szCs w:val="21"/>
+          </w:rPr>
+          <w:t>ent.org/fathers/0403.htm</w:t>
         </w:r>
       </w:hyperlink>
       <w:r>
@@ -9582,7 +9799,17 @@
           <w:sz w:val="21"/>
           <w:szCs w:val="21"/>
         </w:rPr>
-        <w:t>, 3rd ed., ed. Köstenberger and Thomas R. Schreiner (Crossway, 2016), 117–62. A. L. Bowman, "Women in Ministry: An Exegetical Study of 1 Timothy 2:11–15," </w:t>
+        <w:t xml:space="preserve">, 3rd ed., ed. Köstenberger and Thomas R. Schreiner (Crossway, 2016), 117–62. A. L. Bowman, "Women in Ministry: </w:t>
+      </w:r>
+      <w:r>
+        <w:rPr>
+          <w:rFonts w:ascii="Segoe UI" w:hAnsi="Segoe UI" w:cs="Segoe UI"/>
+          <w:color w:val="352F3D"/>
+          <w:sz w:val="21"/>
+          <w:szCs w:val="21"/>
+        </w:rPr>
+        <w:lastRenderedPageBreak/>
+        <w:t>An Exegetical Study of 1 Timothy 2:11–15," </w:t>
       </w:r>
       <w:r>
         <w:rPr>
@@ -9623,7 +9850,6 @@
           <w:sz w:val="21"/>
           <w:szCs w:val="21"/>
         </w:rPr>
-        <w:lastRenderedPageBreak/>
         <w:t>Representative opposing views.</w:t>
       </w:r>
       <w:r>
@@ -9644,7 +9870,27 @@
             <w:sz w:val="21"/>
             <w:szCs w:val="21"/>
           </w:rPr>
-          <w:t>https://michaelfbird.substack.com/p/1-tim-212-and-authentein</w:t>
+          <w:t>https://mich</w:t>
+        </w:r>
+        <w:r>
+          <w:rPr>
+            <w:rStyle w:val="Hyperlink"/>
+            <w:rFonts w:ascii="Segoe UI" w:hAnsi="Segoe UI" w:cs="Segoe UI"/>
+            <w:color w:val="7138CC"/>
+            <w:sz w:val="21"/>
+            <w:szCs w:val="21"/>
+          </w:rPr>
+          <w:t>a</w:t>
+        </w:r>
+        <w:r>
+          <w:rPr>
+            <w:rStyle w:val="Hyperlink"/>
+            <w:rFonts w:ascii="Segoe UI" w:hAnsi="Segoe UI" w:cs="Segoe UI"/>
+            <w:color w:val="7138CC"/>
+            <w:sz w:val="21"/>
+            <w:szCs w:val="21"/>
+          </w:rPr>
+          <w:t>elfbird.substack.com/p/1-tim-212-and-authentein</w:t>
         </w:r>
       </w:hyperlink>
       <w:r>
@@ -9684,7 +9930,27 @@
             <w:sz w:val="21"/>
             <w:szCs w:val="21"/>
           </w:rPr>
-          <w:t>https://johnmarkhicks.com/2021/03/15/fourteen-questions-about-and-eleven-interpretations-of-1-timothy-212/</w:t>
+          <w:t>https://johnmarkhicks.com/2021/03/15/fourteen-qu</w:t>
+        </w:r>
+        <w:r>
+          <w:rPr>
+            <w:rStyle w:val="Hyperlink"/>
+            <w:rFonts w:ascii="Segoe UI" w:hAnsi="Segoe UI" w:cs="Segoe UI"/>
+            <w:color w:val="7138CC"/>
+            <w:sz w:val="21"/>
+            <w:szCs w:val="21"/>
+          </w:rPr>
+          <w:t>e</w:t>
+        </w:r>
+        <w:r>
+          <w:rPr>
+            <w:rStyle w:val="Hyperlink"/>
+            <w:rFonts w:ascii="Segoe UI" w:hAnsi="Segoe UI" w:cs="Segoe UI"/>
+            <w:color w:val="7138CC"/>
+            <w:sz w:val="21"/>
+            <w:szCs w:val="21"/>
+          </w:rPr>
+          <w:t>stions-about-and-eleven-interpretations-of-1-timothy-212/</w:t>
         </w:r>
       </w:hyperlink>
       <w:r>

--- a/2026-Q1/Resources/1Timothy2-Exegesis.docx
+++ b/2026-Q1/Resources/1Timothy2-Exegesis.docx
@@ -92,7 +92,7 @@
         </w:rPr>
       </w:pPr>
       <w:r>
-        <w:pict w14:anchorId="5AB0E486">
+        <w:pict w14:anchorId="5D320108">
           <v:rect id="Rectangle 51" o:spid="_x0000_s2062" alt="" style="width:468pt;height:.05pt;visibility:visible;mso-wrap-style:square;mso-width-percent:0;mso-height-percent:0;mso-left-percent:-10001;mso-top-percent:-10001;mso-position-horizontal:absolute;mso-position-horizontal-relative:char;mso-position-vertical:absolute;mso-position-vertical-relative:line;mso-width-percent:0;mso-height-percent:0;mso-left-percent:-10001;mso-top-percent:-10001;v-text-anchor:top" filled="f">
             <o:lock v:ext="edit" aspectratio="t"/>
             <w10:anchorlock/>
@@ -140,7 +140,7 @@
         </w:rPr>
       </w:pPr>
       <w:r>
-        <w:pict w14:anchorId="4076B1FF">
+        <w:pict w14:anchorId="2598B186">
           <v:rect id="Rectangle 49" o:spid="_x0000_s2061" alt="" style="width:468pt;height:.05pt;visibility:visible;mso-wrap-style:square;mso-width-percent:0;mso-height-percent:0;mso-left-percent:-10001;mso-top-percent:-10001;mso-position-horizontal:absolute;mso-position-horizontal-relative:char;mso-position-vertical:absolute;mso-position-vertical-relative:line;mso-width-percent:0;mso-height-percent:0;mso-left-percent:-10001;mso-top-percent:-10001;v-text-anchor:top" filled="f">
             <o:lock v:ext="edit" aspectratio="t"/>
             <w10:anchorlock/>
@@ -1835,7 +1835,7 @@
                 <w:sz w:val="21"/>
                 <w:szCs w:val="21"/>
               </w:rPr>
-              <w:t>Moderate</w:t>
+              <w:t>Strong</w:t>
             </w:r>
           </w:p>
         </w:tc>
@@ -1851,7 +1851,7 @@
         </w:rPr>
       </w:pPr>
       <w:r>
-        <w:pict w14:anchorId="3C2D022A">
+        <w:pict w14:anchorId="6EBB1C9A">
           <v:rect id="Rectangle 47" o:spid="_x0000_s2060" alt="" style="width:468pt;height:.35pt;visibility:visible;mso-wrap-style:square;mso-width-percent:0;mso-height-percent:0;mso-left-percent:-10001;mso-top-percent:-10001;mso-position-horizontal:absolute;mso-position-horizontal-relative:char;mso-position-vertical:absolute;mso-position-vertical-relative:line;mso-width-percent:0;mso-height-percent:0;mso-left-percent:-10001;mso-top-percent:-10001;v-text-anchor:top" filled="f">
             <o:lock v:ext="edit" aspectratio="t"/>
             <w10:anchorlock/>
@@ -2073,16 +2073,70 @@
           <w:sz w:val="21"/>
           <w:szCs w:val="21"/>
         </w:rPr>
-        <w:t xml:space="preserve">Genesis 2 - </w:t>
-      </w:r>
-      <w:r>
-        <w:rPr>
-          <w:rFonts w:ascii="Segoe UI" w:hAnsi="Segoe UI" w:cs="Segoe UI"/>
-          <w:color w:val="352F3D"/>
-          <w:sz w:val="21"/>
-          <w:szCs w:val="21"/>
-        </w:rPr>
-        <w:t>male, female) and even before the Fall</w:t>
+        <w:t xml:space="preserve">Genesis 2 </w:t>
+      </w:r>
+      <w:r>
+        <w:rPr>
+          <w:rFonts w:ascii="Segoe UI" w:hAnsi="Segoe UI" w:cs="Segoe UI"/>
+          <w:color w:val="352F3D"/>
+          <w:sz w:val="21"/>
+          <w:szCs w:val="21"/>
+        </w:rPr>
+        <w:t>–</w:t>
+      </w:r>
+      <w:r>
+        <w:rPr>
+          <w:rFonts w:ascii="Segoe UI" w:hAnsi="Segoe UI" w:cs="Segoe UI"/>
+          <w:color w:val="352F3D"/>
+          <w:sz w:val="21"/>
+          <w:szCs w:val="21"/>
+        </w:rPr>
+        <w:t xml:space="preserve"> </w:t>
+      </w:r>
+      <w:r>
+        <w:rPr>
+          <w:rFonts w:ascii="Segoe UI" w:hAnsi="Segoe UI" w:cs="Segoe UI"/>
+          <w:color w:val="352F3D"/>
+          <w:sz w:val="21"/>
+          <w:szCs w:val="21"/>
+        </w:rPr>
+        <w:t>male</w:t>
+      </w:r>
+      <w:r>
+        <w:rPr>
+          <w:rFonts w:ascii="Segoe UI" w:hAnsi="Segoe UI" w:cs="Segoe UI"/>
+          <w:color w:val="352F3D"/>
+          <w:sz w:val="21"/>
+          <w:szCs w:val="21"/>
+        </w:rPr>
+        <w:t xml:space="preserve"> and </w:t>
+      </w:r>
+      <w:r>
+        <w:rPr>
+          <w:rFonts w:ascii="Segoe UI" w:hAnsi="Segoe UI" w:cs="Segoe UI"/>
+          <w:color w:val="352F3D"/>
+          <w:sz w:val="21"/>
+          <w:szCs w:val="21"/>
+        </w:rPr>
+        <w:t>female</w:t>
+      </w:r>
+      <w:r>
+        <w:rPr>
+          <w:rFonts w:ascii="Segoe UI" w:hAnsi="Segoe UI" w:cs="Segoe UI"/>
+          <w:color w:val="352F3D"/>
+          <w:sz w:val="21"/>
+          <w:szCs w:val="21"/>
+        </w:rPr>
+        <w:t xml:space="preserve"> roles</w:t>
+      </w:r>
+      <w:r>
+        <w:rPr>
+          <w:rFonts w:ascii="Segoe UI" w:hAnsi="Segoe UI" w:cs="Segoe UI"/>
+          <w:color w:val="352F3D"/>
+          <w:sz w:val="21"/>
+          <w:szCs w:val="21"/>
+        </w:rPr>
+        <w:t>) and even before the Fall</w:t>
       </w:r>
       <w:r>
         <w:rPr>
@@ -2103,7 +2157,7 @@
         </w:rPr>
       </w:pPr>
       <w:r>
-        <w:pict w14:anchorId="5CA8F9A8">
+        <w:pict w14:anchorId="499BC15E">
           <v:rect id="Rectangle 45" o:spid="_x0000_s2059" alt="" style="width:468pt;height:.35pt;visibility:visible;mso-wrap-style:square;mso-width-percent:0;mso-height-percent:0;mso-left-percent:-10001;mso-top-percent:-10001;mso-position-horizontal:absolute;mso-position-horizontal-relative:char;mso-position-vertical:absolute;mso-position-vertical-relative:line;mso-width-percent:0;mso-height-percent:0;mso-left-percent:-10001;mso-top-percent:-10001;v-text-anchor:top" filled="f">
             <o:lock v:ext="edit" aspectratio="t"/>
             <w10:anchorlock/>
@@ -2385,7 +2439,7 @@
         </w:rPr>
       </w:pPr>
       <w:r>
-        <w:pict w14:anchorId="79643CCE">
+        <w:pict w14:anchorId="7BFBFC0C">
           <v:rect id="Rectangle 43" o:spid="_x0000_s2058" alt="" style="width:468pt;height:.35pt;visibility:visible;mso-wrap-style:square;mso-width-percent:0;mso-height-percent:0;mso-left-percent:-10001;mso-top-percent:-10001;mso-position-horizontal:absolute;mso-position-horizontal-relative:char;mso-position-vertical:absolute;mso-position-vertical-relative:line;mso-width-percent:0;mso-height-percent:0;mso-left-percent:-10001;mso-top-percent:-10001;v-text-anchor:top" filled="f">
             <o:lock v:ext="edit" aspectratio="t"/>
             <w10:anchorlock/>
@@ -2511,6 +2565,7 @@
           <w:sz w:val="21"/>
           <w:szCs w:val="21"/>
         </w:rPr>
+        <w:lastRenderedPageBreak/>
         <w:t xml:space="preserve">2:1–7 </w:t>
       </w:r>
       <w:r>
@@ -2553,7 +2608,6 @@
           <w:sz w:val="21"/>
           <w:szCs w:val="21"/>
         </w:rPr>
-        <w:lastRenderedPageBreak/>
         <w:t xml:space="preserve">2:8 </w:t>
       </w:r>
       <w:r>
@@ -4733,7 +4787,7 @@
         </w:rPr>
       </w:pPr>
       <w:r>
-        <w:pict w14:anchorId="74735BA0">
+        <w:pict w14:anchorId="624D1AB6">
           <v:rect id="Rectangle 41" o:spid="_x0000_s2057" alt="" style="width:468pt;height:.35pt;visibility:visible;mso-wrap-style:square;mso-width-percent:0;mso-height-percent:0;mso-left-percent:-10001;mso-top-percent:-10001;mso-position-horizontal:absolute;mso-position-horizontal-relative:char;mso-position-vertical:absolute;mso-position-vertical-relative:line;mso-width-percent:0;mso-height-percent:0;mso-left-percent:-10001;mso-top-percent:-10001;v-text-anchor:top" filled="f">
             <o:lock v:ext="edit" aspectratio="t"/>
             <w10:anchorlock/>
@@ -5603,7 +5657,7 @@
         </w:rPr>
       </w:pPr>
       <w:r>
-        <w:pict w14:anchorId="14C6BC14">
+        <w:pict w14:anchorId="7DE6FD4E">
           <v:rect id="Rectangle 39" o:spid="_x0000_s2056" alt="" style="width:468pt;height:.35pt;visibility:visible;mso-wrap-style:square;mso-width-percent:0;mso-height-percent:0;mso-left-percent:-10001;mso-top-percent:-10001;mso-position-horizontal:absolute;mso-position-horizontal-relative:char;mso-position-vertical:absolute;mso-position-vertical-relative:line;mso-width-percent:0;mso-height-percent:0;mso-left-percent:-10001;mso-top-percent:-10001;v-text-anchor:top" filled="f">
             <o:lock v:ext="edit" aspectratio="t"/>
             <w10:anchorlock/>
@@ -7190,7 +7244,7 @@
         </w:rPr>
       </w:pPr>
       <w:r>
-        <w:pict w14:anchorId="2DEB9901">
+        <w:pict w14:anchorId="605D7079">
           <v:rect id="Rectangle 37" o:spid="_x0000_s2055" alt="" style="width:468pt;height:.35pt;visibility:visible;mso-wrap-style:square;mso-width-percent:0;mso-height-percent:0;mso-left-percent:-10001;mso-top-percent:-10001;mso-position-horizontal:absolute;mso-position-horizontal-relative:char;mso-position-vertical:absolute;mso-position-vertical-relative:line;mso-width-percent:0;mso-height-percent:0;mso-left-percent:-10001;mso-top-percent:-10001;v-text-anchor:top" filled="f">
             <o:lock v:ext="edit" aspectratio="t"/>
             <w10:anchorlock/>
@@ -7911,7 +7965,7 @@
         </w:rPr>
       </w:pPr>
       <w:r>
-        <w:pict w14:anchorId="1F3A7C8E">
+        <w:pict w14:anchorId="0FE83671">
           <v:rect id="Rectangle 35" o:spid="_x0000_s2054" alt="" style="width:468pt;height:.35pt;visibility:visible;mso-wrap-style:square;mso-width-percent:0;mso-height-percent:0;mso-left-percent:-10001;mso-top-percent:-10001;mso-position-horizontal:absolute;mso-position-horizontal-relative:char;mso-position-vertical:absolute;mso-position-vertical-relative:line;mso-width-percent:0;mso-height-percent:0;mso-left-percent:-10001;mso-top-percent:-10001;v-text-anchor:top" filled="f">
             <o:lock v:ext="edit" aspectratio="t"/>
             <w10:anchorlock/>
@@ -8471,7 +8525,7 @@
         </w:rPr>
       </w:pPr>
       <w:r>
-        <w:pict w14:anchorId="484DB344">
+        <w:pict w14:anchorId="3F182F86">
           <v:rect id="Rectangle 33" o:spid="_x0000_s2053" alt="" style="width:468pt;height:.35pt;visibility:visible;mso-wrap-style:square;mso-width-percent:0;mso-height-percent:0;mso-left-percent:-10001;mso-top-percent:-10001;mso-position-horizontal:absolute;mso-position-horizontal-relative:char;mso-position-vertical:absolute;mso-position-vertical-relative:line;mso-width-percent:0;mso-height-percent:0;mso-left-percent:-10001;mso-top-percent:-10001;v-text-anchor:top" filled="f">
             <o:lock v:ext="edit" aspectratio="t"/>
             <w10:anchorlock/>
@@ -8829,7 +8883,7 @@
         </w:rPr>
       </w:pPr>
       <w:r>
-        <w:pict w14:anchorId="0696080E">
+        <w:pict w14:anchorId="31561488">
           <v:rect id="Rectangle 31" o:spid="_x0000_s2052" alt="" style="width:468pt;height:.35pt;visibility:visible;mso-wrap-style:square;mso-width-percent:0;mso-height-percent:0;mso-left-percent:-10001;mso-top-percent:-10001;mso-position-horizontal:absolute;mso-position-horizontal-relative:char;mso-position-vertical:absolute;mso-position-vertical-relative:line;mso-width-percent:0;mso-height-percent:0;mso-left-percent:-10001;mso-top-percent:-10001;v-text-anchor:top" filled="f">
             <o:lock v:ext="edit" aspectratio="t"/>
             <w10:anchorlock/>
@@ -9129,7 +9183,7 @@
         </w:rPr>
       </w:pPr>
       <w:r>
-        <w:pict w14:anchorId="0384C384">
+        <w:pict w14:anchorId="34B63C2C">
           <v:rect id="Rectangle 29" o:spid="_x0000_s2051" alt="" style="width:468pt;height:.05pt;visibility:visible;mso-wrap-style:square;mso-width-percent:0;mso-height-percent:0;mso-left-percent:-10001;mso-top-percent:-10001;mso-position-horizontal:absolute;mso-position-horizontal-relative:char;mso-position-vertical:absolute;mso-position-vertical-relative:line;mso-width-percent:0;mso-height-percent:0;mso-left-percent:-10001;mso-top-percent:-10001;v-text-anchor:top" filled="f">
             <o:lock v:ext="edit" aspectratio="t"/>
             <w10:anchorlock/>
@@ -9444,7 +9498,7 @@
         </w:rPr>
       </w:pPr>
       <w:r>
-        <w:pict w14:anchorId="704E8839">
+        <w:pict w14:anchorId="2BA84F1C">
           <v:rect id="Rectangle 27" o:spid="_x0000_s2050" alt="" style="width:468pt;height:.35pt;visibility:visible;mso-wrap-style:square;mso-width-percent:0;mso-height-percent:0;mso-left-percent:-10001;mso-top-percent:-10001;mso-position-horizontal:absolute;mso-position-horizontal-relative:char;mso-position-vertical:absolute;mso-position-vertical-relative:line;mso-width-percent:0;mso-height-percent:0;mso-left-percent:-10001;mso-top-percent:-10001;v-text-anchor:top" filled="f">
             <o:lock v:ext="edit" aspectratio="t"/>
             <w10:anchorlock/>
@@ -9601,27 +9655,7 @@
             <w:sz w:val="21"/>
             <w:szCs w:val="21"/>
           </w:rPr>
-          <w:t>https://www.newad</w:t>
-        </w:r>
-        <w:r>
-          <w:rPr>
-            <w:rStyle w:val="Hyperlink"/>
-            <w:rFonts w:ascii="Segoe UI" w:hAnsi="Segoe UI" w:cs="Segoe UI"/>
-            <w:color w:val="7138CC"/>
-            <w:sz w:val="21"/>
-            <w:szCs w:val="21"/>
-          </w:rPr>
-          <w:t>v</w:t>
-        </w:r>
-        <w:r>
-          <w:rPr>
-            <w:rStyle w:val="Hyperlink"/>
-            <w:rFonts w:ascii="Segoe UI" w:hAnsi="Segoe UI" w:cs="Segoe UI"/>
-            <w:color w:val="7138CC"/>
-            <w:sz w:val="21"/>
-            <w:szCs w:val="21"/>
-          </w:rPr>
-          <w:t>ent.org/fathers/0403.htm</w:t>
+          <w:t>https://www.newadvent.org/fathers/0403.htm</w:t>
         </w:r>
       </w:hyperlink>
       <w:r>
@@ -9870,27 +9904,7 @@
             <w:sz w:val="21"/>
             <w:szCs w:val="21"/>
           </w:rPr>
-          <w:t>https://mich</w:t>
-        </w:r>
-        <w:r>
-          <w:rPr>
-            <w:rStyle w:val="Hyperlink"/>
-            <w:rFonts w:ascii="Segoe UI" w:hAnsi="Segoe UI" w:cs="Segoe UI"/>
-            <w:color w:val="7138CC"/>
-            <w:sz w:val="21"/>
-            <w:szCs w:val="21"/>
-          </w:rPr>
-          <w:t>a</w:t>
-        </w:r>
-        <w:r>
-          <w:rPr>
-            <w:rStyle w:val="Hyperlink"/>
-            <w:rFonts w:ascii="Segoe UI" w:hAnsi="Segoe UI" w:cs="Segoe UI"/>
-            <w:color w:val="7138CC"/>
-            <w:sz w:val="21"/>
-            <w:szCs w:val="21"/>
-          </w:rPr>
-          <w:t>elfbird.substack.com/p/1-tim-212-and-authentein</w:t>
+          <w:t>https://michaelfbird.substack.com/p/1-tim-212-and-authentein</w:t>
         </w:r>
       </w:hyperlink>
       <w:r>
@@ -9930,27 +9944,7 @@
             <w:sz w:val="21"/>
             <w:szCs w:val="21"/>
           </w:rPr>
-          <w:t>https://johnmarkhicks.com/2021/03/15/fourteen-qu</w:t>
-        </w:r>
-        <w:r>
-          <w:rPr>
-            <w:rStyle w:val="Hyperlink"/>
-            <w:rFonts w:ascii="Segoe UI" w:hAnsi="Segoe UI" w:cs="Segoe UI"/>
-            <w:color w:val="7138CC"/>
-            <w:sz w:val="21"/>
-            <w:szCs w:val="21"/>
-          </w:rPr>
-          <w:t>e</w:t>
-        </w:r>
-        <w:r>
-          <w:rPr>
-            <w:rStyle w:val="Hyperlink"/>
-            <w:rFonts w:ascii="Segoe UI" w:hAnsi="Segoe UI" w:cs="Segoe UI"/>
-            <w:color w:val="7138CC"/>
-            <w:sz w:val="21"/>
-            <w:szCs w:val="21"/>
-          </w:rPr>
-          <w:t>stions-about-and-eleven-interpretations-of-1-timothy-212/</w:t>
+          <w:t>https://johnmarkhicks.com/2021/03/15/fourteen-questions-about-and-eleven-interpretations-of-1-timothy-212/</w:t>
         </w:r>
       </w:hyperlink>
       <w:r>
@@ -10151,16 +10145,6 @@
           <w:szCs w:val="21"/>
         </w:rPr>
       </w:pPr>
-      <w:r>
-        <w:rPr>
-          <w:rStyle w:val="Emphasis"/>
-          <w:rFonts w:ascii="Segoe UI" w:hAnsi="Segoe UI" w:cs="Segoe UI"/>
-          <w:color w:val="352F3D"/>
-          <w:sz w:val="21"/>
-          <w:szCs w:val="21"/>
-        </w:rPr>
-        <w:t>Portions of the passage-context analysis in Part Four were drafted with research automation assistance and subsequently verified against the primary sources listed above.</w:t>
-      </w:r>
     </w:p>
     <w:sectPr>
       <w:headerReference w:type="even" r:id="rId16"/>

--- a/2026-Q1/Resources/1Timothy2-Exegesis.docx
+++ b/2026-Q1/Resources/1Timothy2-Exegesis.docx
@@ -92,7 +92,7 @@
         </w:rPr>
       </w:pPr>
       <w:r>
-        <w:pict w14:anchorId="5D320108">
+        <w:pict w14:anchorId="73EC9E1B">
           <v:rect id="Rectangle 51" o:spid="_x0000_s2062" alt="" style="width:468pt;height:.05pt;visibility:visible;mso-wrap-style:square;mso-width-percent:0;mso-height-percent:0;mso-left-percent:-10001;mso-top-percent:-10001;mso-position-horizontal:absolute;mso-position-horizontal-relative:char;mso-position-vertical:absolute;mso-position-vertical-relative:line;mso-width-percent:0;mso-height-percent:0;mso-left-percent:-10001;mso-top-percent:-10001;v-text-anchor:top" filled="f">
             <o:lock v:ext="edit" aspectratio="t"/>
             <w10:anchorlock/>
@@ -140,7 +140,7 @@
         </w:rPr>
       </w:pPr>
       <w:r>
-        <w:pict w14:anchorId="2598B186">
+        <w:pict w14:anchorId="0E0D8855">
           <v:rect id="Rectangle 49" o:spid="_x0000_s2061" alt="" style="width:468pt;height:.05pt;visibility:visible;mso-wrap-style:square;mso-width-percent:0;mso-height-percent:0;mso-left-percent:-10001;mso-top-percent:-10001;mso-position-horizontal:absolute;mso-position-horizontal-relative:char;mso-position-vertical:absolute;mso-position-vertical-relative:line;mso-width-percent:0;mso-height-percent:0;mso-left-percent:-10001;mso-top-percent:-10001;v-text-anchor:top" filled="f">
             <o:lock v:ext="edit" aspectratio="t"/>
             <w10:anchorlock/>
@@ -599,6 +599,15 @@
         </w:rPr>
         <w:t>teaching function, not speech in general.</w:t>
       </w:r>
+      <w:r>
+        <w:rPr>
+          <w:rFonts w:ascii="Segoe UI" w:hAnsi="Segoe UI" w:cs="Segoe UI"/>
+          <w:color w:val="352F3D"/>
+          <w:sz w:val="21"/>
+          <w:szCs w:val="21"/>
+        </w:rPr>
+        <w:t xml:space="preserve"> </w:t>
+      </w:r>
     </w:p>
     <w:p>
       <w:pPr>
@@ -668,16 +677,16 @@
           <w:sz w:val="21"/>
           <w:szCs w:val="21"/>
         </w:rPr>
-        <w:t xml:space="preserve"> The New Testament contains no explicit prohibition on a woman baptizing. The early church did prohibit it </w:t>
-      </w:r>
-      <w:r>
-        <w:rPr>
-          <w:rFonts w:ascii="Segoe UI" w:hAnsi="Segoe UI" w:cs="Segoe UI"/>
-          <w:color w:val="352F3D"/>
-          <w:sz w:val="21"/>
-          <w:szCs w:val="21"/>
-        </w:rPr>
-        <w:t xml:space="preserve">- </w:t>
+        <w:t> The New Testament contains no explicit prohibition on a woman baptizing. The early church did prohibit it</w:t>
+      </w:r>
+      <w:r>
+        <w:rPr>
+          <w:rFonts w:ascii="Segoe UI" w:hAnsi="Segoe UI" w:cs="Segoe UI"/>
+          <w:color w:val="352F3D"/>
+          <w:sz w:val="21"/>
+          <w:szCs w:val="21"/>
+        </w:rPr>
+        <w:t xml:space="preserve">...., </w:t>
       </w:r>
       <w:r>
         <w:rPr>
@@ -733,7 +742,7 @@
           <w:sz w:val="21"/>
           <w:szCs w:val="21"/>
         </w:rPr>
-        <w:t xml:space="preserve">and explicit </w:t>
+        <w:t xml:space="preserve">an explicit </w:t>
       </w:r>
       <w:r>
         <w:rPr>
@@ -791,7 +800,25 @@
           <w:sz w:val="21"/>
           <w:szCs w:val="21"/>
         </w:rPr>
-        <w:t> Scripture does not specify who presides. Tertullian includes "offering" among the restricted functions and the early church was uniform on the point. Strong practice, no stated command. Note also that </w:t>
+        <w:t> Scripture does not specify who presides. Tertullian includes "offering"</w:t>
+      </w:r>
+      <w:r>
+        <w:rPr>
+          <w:rFonts w:ascii="Segoe UI" w:hAnsi="Segoe UI" w:cs="Segoe UI"/>
+          <w:color w:val="352F3D"/>
+          <w:sz w:val="21"/>
+          <w:szCs w:val="21"/>
+        </w:rPr>
+        <w:t xml:space="preserve"> (i.e. communion)</w:t>
+      </w:r>
+      <w:r>
+        <w:rPr>
+          <w:rFonts w:ascii="Segoe UI" w:hAnsi="Segoe UI" w:cs="Segoe UI"/>
+          <w:color w:val="352F3D"/>
+          <w:sz w:val="21"/>
+          <w:szCs w:val="21"/>
+        </w:rPr>
+        <w:t xml:space="preserve"> among the restricted functions and the early church was uniform on the point. Strong practice, no stated command. Note also that </w:t>
       </w:r>
       <w:r>
         <w:rPr>
@@ -859,7 +886,25 @@
           <w:sz w:val="21"/>
           <w:szCs w:val="21"/>
         </w:rPr>
-        <w:t>Women did prophecy, pray, and speak in tongues during assembly (though Paul restricted each form).</w:t>
+        <w:t>Women did prophecy, pray, and speak in tongues during assembly (though Paul restricted each form</w:t>
+      </w:r>
+      <w:r>
+        <w:rPr>
+          <w:rFonts w:ascii="Segoe UI" w:hAnsi="Segoe UI" w:cs="Segoe UI"/>
+          <w:color w:val="352F3D"/>
+          <w:sz w:val="21"/>
+          <w:szCs w:val="21"/>
+        </w:rPr>
+        <w:t xml:space="preserve"> on account of prevalent disorder in the assembly</w:t>
+      </w:r>
+      <w:r>
+        <w:rPr>
+          <w:rFonts w:ascii="Segoe UI" w:hAnsi="Segoe UI" w:cs="Segoe UI"/>
+          <w:color w:val="352F3D"/>
+          <w:sz w:val="21"/>
+          <w:szCs w:val="21"/>
+        </w:rPr>
+        <w:t>).</w:t>
       </w:r>
     </w:p>
     <w:p>
@@ -908,9 +953,9 @@
         <w:tblLook w:val="04A0" w:firstRow="1" w:lastRow="0" w:firstColumn="1" w:lastColumn="0" w:noHBand="0" w:noVBand="1"/>
       </w:tblPr>
       <w:tblGrid>
-        <w:gridCol w:w="3755"/>
-        <w:gridCol w:w="3940"/>
-        <w:gridCol w:w="1655"/>
+        <w:gridCol w:w="3853"/>
+        <w:gridCol w:w="3854"/>
+        <w:gridCol w:w="1643"/>
       </w:tblGrid>
       <w:tr>
         <w:trPr>
@@ -1726,6 +1771,15 @@
                 <w:sz w:val="21"/>
                 <w:szCs w:val="21"/>
               </w:rPr>
+              <w:t xml:space="preserve">must </w:t>
+            </w:r>
+            <w:r>
+              <w:rPr>
+                <w:rFonts w:ascii="Segoe UI" w:hAnsi="Segoe UI" w:cs="Segoe UI"/>
+                <w:color w:val="352F3D"/>
+                <w:sz w:val="21"/>
+                <w:szCs w:val="21"/>
+              </w:rPr>
               <w:t>have quiet demeanor</w:t>
             </w:r>
             <w:r>
@@ -1851,7 +1905,7 @@
         </w:rPr>
       </w:pPr>
       <w:r>
-        <w:pict w14:anchorId="6EBB1C9A">
+        <w:pict w14:anchorId="4D2945C2">
           <v:rect id="Rectangle 47" o:spid="_x0000_s2060" alt="" style="width:468pt;height:.35pt;visibility:visible;mso-wrap-style:square;mso-width-percent:0;mso-height-percent:0;mso-left-percent:-10001;mso-top-percent:-10001;mso-position-horizontal:absolute;mso-position-horizontal-relative:char;mso-position-vertical:absolute;mso-position-vertical-relative:line;mso-width-percent:0;mso-height-percent:0;mso-left-percent:-10001;mso-top-percent:-10001;v-text-anchor:top" filled="f">
             <o:lock v:ext="edit" aspectratio="t"/>
             <w10:anchorlock/>
@@ -2145,19 +2199,37 @@
           <w:sz w:val="21"/>
           <w:szCs w:val="21"/>
         </w:rPr>
-        <w:t xml:space="preserve"> (Genesis 3), how does God’s original design indicate his purpose for gender roles? </w:t>
-      </w:r>
-    </w:p>
-    <w:p>
-      <w:pPr>
-        <w:rPr>
-          <w:rFonts w:ascii="Segoe UI" w:hAnsi="Segoe UI" w:cs="Segoe UI"/>
-          <w:sz w:val="21"/>
-          <w:szCs w:val="21"/>
-        </w:rPr>
-      </w:pPr>
-      <w:r>
-        <w:pict w14:anchorId="499BC15E">
+        <w:t xml:space="preserve"> (Genesis 3), how does God’s original design indicate his purpose for gender roles</w:t>
+      </w:r>
+      <w:r>
+        <w:rPr>
+          <w:rFonts w:ascii="Segoe UI" w:hAnsi="Segoe UI" w:cs="Segoe UI"/>
+          <w:color w:val="352F3D"/>
+          <w:sz w:val="21"/>
+          <w:szCs w:val="21"/>
+        </w:rPr>
+        <w:t xml:space="preserve"> within His church</w:t>
+      </w:r>
+      <w:r>
+        <w:rPr>
+          <w:rFonts w:ascii="Segoe UI" w:hAnsi="Segoe UI" w:cs="Segoe UI"/>
+          <w:color w:val="352F3D"/>
+          <w:sz w:val="21"/>
+          <w:szCs w:val="21"/>
+        </w:rPr>
+        <w:t xml:space="preserve">? </w:t>
+      </w:r>
+    </w:p>
+    <w:p>
+      <w:pPr>
+        <w:rPr>
+          <w:rFonts w:ascii="Segoe UI" w:hAnsi="Segoe UI" w:cs="Segoe UI"/>
+          <w:sz w:val="21"/>
+          <w:szCs w:val="21"/>
+        </w:rPr>
+      </w:pPr>
+      <w:r>
+        <w:pict w14:anchorId="05AF5769">
           <v:rect id="Rectangle 45" o:spid="_x0000_s2059" alt="" style="width:468pt;height:.35pt;visibility:visible;mso-wrap-style:square;mso-width-percent:0;mso-height-percent:0;mso-left-percent:-10001;mso-top-percent:-10001;mso-position-horizontal:absolute;mso-position-horizontal-relative:char;mso-position-vertical:absolute;mso-position-vertical-relative:line;mso-width-percent:0;mso-height-percent:0;mso-left-percent:-10001;mso-top-percent:-10001;v-text-anchor:top" filled="f">
             <o:lock v:ext="edit" aspectratio="t"/>
             <w10:anchorlock/>
@@ -2439,7 +2511,7 @@
         </w:rPr>
       </w:pPr>
       <w:r>
-        <w:pict w14:anchorId="7BFBFC0C">
+        <w:pict w14:anchorId="440D0D8D">
           <v:rect id="Rectangle 43" o:spid="_x0000_s2058" alt="" style="width:468pt;height:.35pt;visibility:visible;mso-wrap-style:square;mso-width-percent:0;mso-height-percent:0;mso-left-percent:-10001;mso-top-percent:-10001;mso-position-horizontal:absolute;mso-position-horizontal-relative:char;mso-position-vertical:absolute;mso-position-vertical-relative:line;mso-width-percent:0;mso-height-percent:0;mso-left-percent:-10001;mso-top-percent:-10001;v-text-anchor:top" filled="f">
             <o:lock v:ext="edit" aspectratio="t"/>
             <w10:anchorlock/>
@@ -4107,7 +4179,43 @@
           <w:sz w:val="21"/>
           <w:szCs w:val="21"/>
         </w:rPr>
-        <w:t>The verb occurs once in the New Testament. In broader Greek the discussed range includes:</w:t>
+        <w:t xml:space="preserve">The verb occurs </w:t>
+      </w:r>
+      <w:r>
+        <w:rPr>
+          <w:rFonts w:ascii="Segoe UI" w:hAnsi="Segoe UI" w:cs="Segoe UI"/>
+          <w:color w:val="352F3D"/>
+          <w:sz w:val="21"/>
+          <w:szCs w:val="21"/>
+        </w:rPr>
+        <w:t xml:space="preserve">just </w:t>
+      </w:r>
+      <w:r>
+        <w:rPr>
+          <w:rFonts w:ascii="Segoe UI" w:hAnsi="Segoe UI" w:cs="Segoe UI"/>
+          <w:color w:val="352F3D"/>
+          <w:sz w:val="21"/>
+          <w:szCs w:val="21"/>
+        </w:rPr>
+        <w:t xml:space="preserve">once in the New Testament. In broader </w:t>
+      </w:r>
+      <w:r>
+        <w:rPr>
+          <w:rFonts w:ascii="Segoe UI" w:hAnsi="Segoe UI" w:cs="Segoe UI"/>
+          <w:color w:val="352F3D"/>
+          <w:sz w:val="21"/>
+          <w:szCs w:val="21"/>
+        </w:rPr>
+        <w:t xml:space="preserve">period </w:t>
+      </w:r>
+      <w:r>
+        <w:rPr>
+          <w:rFonts w:ascii="Segoe UI" w:hAnsi="Segoe UI" w:cs="Segoe UI"/>
+          <w:color w:val="352F3D"/>
+          <w:sz w:val="21"/>
+          <w:szCs w:val="21"/>
+        </w:rPr>
+        <w:t>Greek the discussed range includes:</w:t>
       </w:r>
     </w:p>
     <w:p>
@@ -4775,19 +4883,37 @@
           <w:sz w:val="21"/>
           <w:szCs w:val="21"/>
         </w:rPr>
-        <w:t>What v.15 clearly does: it re-centers on persevering godliness. Paul does not end with "women, stay down." He ends with "women, continue in mature holiness."</w:t>
-      </w:r>
-    </w:p>
-    <w:p>
-      <w:pPr>
-        <w:rPr>
-          <w:rFonts w:ascii="Segoe UI" w:hAnsi="Segoe UI" w:cs="Segoe UI"/>
-          <w:sz w:val="21"/>
-          <w:szCs w:val="21"/>
-        </w:rPr>
-      </w:pPr>
-      <w:r>
-        <w:pict w14:anchorId="624D1AB6">
+        <w:t>What v.15 clearly does</w:t>
+      </w:r>
+      <w:r>
+        <w:rPr>
+          <w:rFonts w:ascii="Segoe UI" w:hAnsi="Segoe UI" w:cs="Segoe UI"/>
+          <w:color w:val="352F3D"/>
+          <w:sz w:val="21"/>
+          <w:szCs w:val="21"/>
+        </w:rPr>
+        <w:t xml:space="preserve"> is </w:t>
+      </w:r>
+      <w:r>
+        <w:rPr>
+          <w:rFonts w:ascii="Segoe UI" w:hAnsi="Segoe UI" w:cs="Segoe UI"/>
+          <w:color w:val="352F3D"/>
+          <w:sz w:val="21"/>
+          <w:szCs w:val="21"/>
+        </w:rPr>
+        <w:t>re-center on persevering godliness. Paul does not end with "women, stay down." He ends with "women, continue in mature holiness."</w:t>
+      </w:r>
+    </w:p>
+    <w:p>
+      <w:pPr>
+        <w:rPr>
+          <w:rFonts w:ascii="Segoe UI" w:hAnsi="Segoe UI" w:cs="Segoe UI"/>
+          <w:sz w:val="21"/>
+          <w:szCs w:val="21"/>
+        </w:rPr>
+      </w:pPr>
+      <w:r>
+        <w:pict w14:anchorId="0B143587">
           <v:rect id="Rectangle 41" o:spid="_x0000_s2057" alt="" style="width:468pt;height:.35pt;visibility:visible;mso-wrap-style:square;mso-width-percent:0;mso-height-percent:0;mso-left-percent:-10001;mso-top-percent:-10001;mso-position-horizontal:absolute;mso-position-horizontal-relative:char;mso-position-vertical:absolute;mso-position-vertical-relative:line;mso-width-percent:0;mso-height-percent:0;mso-left-percent:-10001;mso-top-percent:-10001;v-text-anchor:top" filled="f">
             <o:lock v:ext="edit" aspectratio="t"/>
             <w10:anchorlock/>
@@ -5199,25 +5325,25 @@
           <w:sz w:val="21"/>
           <w:szCs w:val="21"/>
         </w:rPr>
-        <w:t xml:space="preserve"> teaching by women </w:t>
-      </w:r>
-      <w:r>
-        <w:rPr>
-          <w:rFonts w:ascii="Segoe UI" w:hAnsi="Segoe UI" w:cs="Segoe UI"/>
-          <w:color w:val="352F3D"/>
-          <w:sz w:val="21"/>
-          <w:szCs w:val="21"/>
-        </w:rPr>
-        <w:t>-</w:t>
-      </w:r>
-      <w:r>
-        <w:rPr>
-          <w:rFonts w:ascii="Segoe UI" w:hAnsi="Segoe UI" w:cs="Segoe UI"/>
-          <w:color w:val="352F3D"/>
-          <w:sz w:val="21"/>
-          <w:szCs w:val="21"/>
-        </w:rPr>
-        <w:t xml:space="preserve"> and therefore permits women any true teaching, including the governing kind. Few argue this, because it makes verse 13 incoherent.</w:t>
+        <w:t> teaching by women</w:t>
+      </w:r>
+      <w:r>
+        <w:rPr>
+          <w:rFonts w:ascii="Segoe UI" w:hAnsi="Segoe UI" w:cs="Segoe UI"/>
+          <w:color w:val="352F3D"/>
+          <w:sz w:val="21"/>
+          <w:szCs w:val="21"/>
+        </w:rPr>
+        <w:t xml:space="preserve">…, </w:t>
+      </w:r>
+      <w:r>
+        <w:rPr>
+          <w:rFonts w:ascii="Segoe UI" w:hAnsi="Segoe UI" w:cs="Segoe UI"/>
+          <w:color w:val="352F3D"/>
+          <w:sz w:val="21"/>
+          <w:szCs w:val="21"/>
+        </w:rPr>
+        <w:t>and therefore permits women any true teaching, including the governing kind. Few argue this, because it makes verse 13 incoherent.</w:t>
       </w:r>
     </w:p>
     <w:p>
@@ -5587,25 +5713,61 @@
           <w:sz w:val="21"/>
           <w:szCs w:val="21"/>
         </w:rPr>
-        <w:t xml:space="preserve"> itself spans neutral "to rule" and negative "to tyrannize," so the renderings do not settle the question </w:t>
-      </w:r>
-      <w:r>
-        <w:rPr>
-          <w:rFonts w:ascii="Segoe UI" w:hAnsi="Segoe UI" w:cs="Segoe UI"/>
-          <w:color w:val="352F3D"/>
-          <w:sz w:val="21"/>
-          <w:szCs w:val="21"/>
-        </w:rPr>
-        <w:t xml:space="preserve">- </w:t>
-      </w:r>
-      <w:r>
-        <w:rPr>
-          <w:rFonts w:ascii="Segoe UI" w:hAnsi="Segoe UI" w:cs="Segoe UI"/>
-          <w:color w:val="352F3D"/>
-          <w:sz w:val="21"/>
-          <w:szCs w:val="21"/>
-        </w:rPr>
-        <w:t>and in any case they do not address the </w:t>
+        <w:t> itself spans neutral "to rule" and negative "to tyrannize," so the renderings do not settle the question</w:t>
+      </w:r>
+      <w:r>
+        <w:rPr>
+          <w:rFonts w:ascii="Segoe UI" w:hAnsi="Segoe UI" w:cs="Segoe UI"/>
+          <w:color w:val="352F3D"/>
+          <w:sz w:val="21"/>
+          <w:szCs w:val="21"/>
+        </w:rPr>
+        <w:t>. A</w:t>
+      </w:r>
+      <w:r>
+        <w:rPr>
+          <w:rFonts w:ascii="Segoe UI" w:hAnsi="Segoe UI" w:cs="Segoe UI"/>
+          <w:color w:val="352F3D"/>
+          <w:sz w:val="21"/>
+          <w:szCs w:val="21"/>
+        </w:rPr>
+        <w:t>nd</w:t>
+      </w:r>
+      <w:r>
+        <w:rPr>
+          <w:rFonts w:ascii="Segoe UI" w:hAnsi="Segoe UI" w:cs="Segoe UI"/>
+          <w:color w:val="352F3D"/>
+          <w:sz w:val="21"/>
+          <w:szCs w:val="21"/>
+        </w:rPr>
+        <w:t>,</w:t>
+      </w:r>
+      <w:r>
+        <w:rPr>
+          <w:rFonts w:ascii="Segoe UI" w:hAnsi="Segoe UI" w:cs="Segoe UI"/>
+          <w:color w:val="352F3D"/>
+          <w:sz w:val="21"/>
+          <w:szCs w:val="21"/>
+        </w:rPr>
+        <w:t xml:space="preserve"> in any case</w:t>
+      </w:r>
+      <w:r>
+        <w:rPr>
+          <w:rFonts w:ascii="Segoe UI" w:hAnsi="Segoe UI" w:cs="Segoe UI"/>
+          <w:color w:val="352F3D"/>
+          <w:sz w:val="21"/>
+          <w:szCs w:val="21"/>
+        </w:rPr>
+        <w:t>,</w:t>
+      </w:r>
+      <w:r>
+        <w:rPr>
+          <w:rFonts w:ascii="Segoe UI" w:hAnsi="Segoe UI" w:cs="Segoe UI"/>
+          <w:color w:val="352F3D"/>
+          <w:sz w:val="21"/>
+          <w:szCs w:val="21"/>
+        </w:rPr>
+        <w:t xml:space="preserve"> they do not address the </w:t>
       </w:r>
       <w:r>
         <w:rPr>
@@ -5645,19 +5807,37 @@
           <w:sz w:val="21"/>
           <w:szCs w:val="21"/>
         </w:rPr>
-        <w:t>The second concession: there was real disorder among some women in Ephesus (5:13–15). That context plausibly explains the letter's urgency and some adjacent applications. It does not supply Paul's stated reason in 2:13–14.</w:t>
-      </w:r>
-    </w:p>
-    <w:p>
-      <w:pPr>
-        <w:rPr>
-          <w:rFonts w:ascii="Segoe UI" w:hAnsi="Segoe UI" w:cs="Segoe UI"/>
-          <w:sz w:val="21"/>
-          <w:szCs w:val="21"/>
-        </w:rPr>
-      </w:pPr>
-      <w:r>
-        <w:pict w14:anchorId="7DE6FD4E">
+        <w:t>The second concession</w:t>
+      </w:r>
+      <w:r>
+        <w:rPr>
+          <w:rFonts w:ascii="Segoe UI" w:hAnsi="Segoe UI" w:cs="Segoe UI"/>
+          <w:color w:val="352F3D"/>
+          <w:sz w:val="21"/>
+          <w:szCs w:val="21"/>
+        </w:rPr>
+        <w:t xml:space="preserve">…, </w:t>
+      </w:r>
+      <w:r>
+        <w:rPr>
+          <w:rFonts w:ascii="Segoe UI" w:hAnsi="Segoe UI" w:cs="Segoe UI"/>
+          <w:color w:val="352F3D"/>
+          <w:sz w:val="21"/>
+          <w:szCs w:val="21"/>
+        </w:rPr>
+        <w:t>there was real disorder among some women in Ephesus (5:13–15). That context plausibly explains the letter's urgency and some adjacent applications. It does not supply Paul's stated reason in 2:13–14.</w:t>
+      </w:r>
+    </w:p>
+    <w:p>
+      <w:pPr>
+        <w:rPr>
+          <w:rFonts w:ascii="Segoe UI" w:hAnsi="Segoe UI" w:cs="Segoe UI"/>
+          <w:sz w:val="21"/>
+          <w:szCs w:val="21"/>
+        </w:rPr>
+      </w:pPr>
+      <w:r>
+        <w:pict w14:anchorId="2B9B60A4">
           <v:rect id="Rectangle 39" o:spid="_x0000_s2056" alt="" style="width:468pt;height:.35pt;visibility:visible;mso-wrap-style:square;mso-width-percent:0;mso-height-percent:0;mso-left-percent:-10001;mso-top-percent:-10001;mso-position-horizontal:absolute;mso-position-horizontal-relative:char;mso-position-vertical:absolute;mso-position-vertical-relative:line;mso-width-percent:0;mso-height-percent:0;mso-left-percent:-10001;mso-top-percent:-10001;v-text-anchor:top" filled="f">
             <o:lock v:ext="edit" aspectratio="t"/>
             <w10:anchorlock/>
@@ -5905,7 +6085,25 @@
           <w:sz w:val="21"/>
           <w:szCs w:val="21"/>
         </w:rPr>
-        <w:t>The macro-flow runs: ordered worship (2:1–15) → qualified overseers and deacons (3:1–13) → purpose statement about God's household and truth (3:15) → renewed emphasis on deceptive teaching (chs. 4–6).</w:t>
+        <w:t>The macro-flow runs</w:t>
+      </w:r>
+      <w:r>
+        <w:rPr>
+          <w:rFonts w:ascii="Segoe UI" w:hAnsi="Segoe UI" w:cs="Segoe UI"/>
+          <w:color w:val="352F3D"/>
+          <w:sz w:val="21"/>
+          <w:szCs w:val="21"/>
+        </w:rPr>
+        <w:t>…,</w:t>
+      </w:r>
+      <w:r>
+        <w:rPr>
+          <w:rFonts w:ascii="Segoe UI" w:hAnsi="Segoe UI" w:cs="Segoe UI"/>
+          <w:color w:val="352F3D"/>
+          <w:sz w:val="21"/>
+          <w:szCs w:val="21"/>
+        </w:rPr>
+        <w:t xml:space="preserve"> ordered worship (2:1–15) → qualified overseers and deacons (3:1–13) → purpose statement about God's household and truth (3:15) → renewed emphasis on deceptive teaching (chs. 4–6).</w:t>
       </w:r>
     </w:p>
     <w:p>
@@ -6210,10 +6408,10 @@
         <w:tblLook w:val="04A0" w:firstRow="1" w:lastRow="0" w:firstColumn="1" w:lastColumn="0" w:noHBand="0" w:noVBand="1"/>
       </w:tblPr>
       <w:tblGrid>
-        <w:gridCol w:w="1351"/>
-        <w:gridCol w:w="3036"/>
-        <w:gridCol w:w="2213"/>
-        <w:gridCol w:w="2760"/>
+        <w:gridCol w:w="1244"/>
+        <w:gridCol w:w="2635"/>
+        <w:gridCol w:w="1893"/>
+        <w:gridCol w:w="3588"/>
       </w:tblGrid>
       <w:tr>
         <w:trPr>
@@ -7170,6 +7368,15 @@
               </w:rPr>
               <w:t>Real local disorder, but Paul does not link it to 2:13–14</w:t>
             </w:r>
+            <w:r>
+              <w:rPr>
+                <w:rFonts w:ascii="Segoe UI" w:hAnsi="Segoe UI" w:cs="Segoe UI"/>
+                <w:color w:val="352F3D"/>
+                <w:sz w:val="21"/>
+                <w:szCs w:val="21"/>
+              </w:rPr>
+              <w:t>, nor does this indicate “abusive usurpation” of men in the church.</w:t>
+            </w:r>
           </w:p>
         </w:tc>
       </w:tr>
@@ -7244,7 +7451,7 @@
         </w:rPr>
       </w:pPr>
       <w:r>
-        <w:pict w14:anchorId="605D7079">
+        <w:pict w14:anchorId="16F9D7F8">
           <v:rect id="Rectangle 37" o:spid="_x0000_s2055" alt="" style="width:468pt;height:.35pt;visibility:visible;mso-wrap-style:square;mso-width-percent:0;mso-height-percent:0;mso-left-percent:-10001;mso-top-percent:-10001;mso-position-horizontal:absolute;mso-position-horizontal-relative:char;mso-position-vertical:absolute;mso-position-vertical-relative:line;mso-width-percent:0;mso-height-percent:0;mso-left-percent:-10001;mso-top-percent:-10001;v-text-anchor:top" filled="f">
             <o:lock v:ext="edit" aspectratio="t"/>
             <w10:anchorlock/>
@@ -7403,7 +7610,43 @@
           <w:sz w:val="21"/>
           <w:szCs w:val="21"/>
         </w:rPr>
-        <w:t>, though Paul is most probably invoking “complementary praise” instead of recognition of church office.</w:t>
+        <w:t xml:space="preserve">, though Paul is most </w:t>
+      </w:r>
+      <w:r>
+        <w:rPr>
+          <w:rFonts w:ascii="Segoe UI" w:hAnsi="Segoe UI" w:cs="Segoe UI"/>
+          <w:color w:val="352F3D"/>
+          <w:sz w:val="21"/>
+          <w:szCs w:val="21"/>
+        </w:rPr>
+        <w:t>contextually</w:t>
+      </w:r>
+      <w:r>
+        <w:rPr>
+          <w:rFonts w:ascii="Segoe UI" w:hAnsi="Segoe UI" w:cs="Segoe UI"/>
+          <w:color w:val="352F3D"/>
+          <w:sz w:val="21"/>
+          <w:szCs w:val="21"/>
+        </w:rPr>
+        <w:t xml:space="preserve"> invoking “complementary praise” </w:t>
+      </w:r>
+      <w:r>
+        <w:rPr>
+          <w:rFonts w:ascii="Segoe UI" w:hAnsi="Segoe UI" w:cs="Segoe UI"/>
+          <w:color w:val="352F3D"/>
+          <w:sz w:val="21"/>
+          <w:szCs w:val="21"/>
+        </w:rPr>
+        <w:t>rather than</w:t>
+      </w:r>
+      <w:r>
+        <w:rPr>
+          <w:rFonts w:ascii="Segoe UI" w:hAnsi="Segoe UI" w:cs="Segoe UI"/>
+          <w:color w:val="352F3D"/>
+          <w:sz w:val="21"/>
+          <w:szCs w:val="21"/>
+        </w:rPr>
+        <w:t xml:space="preserve"> recognition of church office.</w:t>
       </w:r>
     </w:p>
     <w:p>
@@ -7965,7 +8208,7 @@
         </w:rPr>
       </w:pPr>
       <w:r>
-        <w:pict w14:anchorId="0FE83671">
+        <w:pict w14:anchorId="57DA9FE2">
           <v:rect id="Rectangle 35" o:spid="_x0000_s2054" alt="" style="width:468pt;height:.35pt;visibility:visible;mso-wrap-style:square;mso-width-percent:0;mso-height-percent:0;mso-left-percent:-10001;mso-top-percent:-10001;mso-position-horizontal:absolute;mso-position-horizontal-relative:char;mso-position-vertical:absolute;mso-position-vertical-relative:line;mso-width-percent:0;mso-height-percent:0;mso-left-percent:-10001;mso-top-percent:-10001;v-text-anchor:top" filled="f">
             <o:lock v:ext="edit" aspectratio="t"/>
             <w10:anchorlock/>
@@ -8076,16 +8319,34 @@
           <w:sz w:val="21"/>
           <w:szCs w:val="21"/>
         </w:rPr>
-        <w:t>-</w:t>
-      </w:r>
-      <w:r>
-        <w:rPr>
-          <w:rFonts w:ascii="Segoe UI" w:hAnsi="Segoe UI" w:cs="Segoe UI"/>
-          <w:color w:val="352F3D"/>
-          <w:sz w:val="21"/>
-          <w:szCs w:val="21"/>
-        </w:rPr>
-        <w:t xml:space="preserve"> delivered by appointment, handed down, received. Or it is </w:t>
+        <w:t xml:space="preserve">(i.e. </w:t>
+      </w:r>
+      <w:r>
+        <w:rPr>
+          <w:rFonts w:ascii="Segoe UI" w:hAnsi="Segoe UI" w:cs="Segoe UI"/>
+          <w:color w:val="352F3D"/>
+          <w:sz w:val="21"/>
+          <w:szCs w:val="21"/>
+        </w:rPr>
+        <w:t>delivered by appointment, handed down, received</w:t>
+      </w:r>
+      <w:r>
+        <w:rPr>
+          <w:rFonts w:ascii="Segoe UI" w:hAnsi="Segoe UI" w:cs="Segoe UI"/>
+          <w:color w:val="352F3D"/>
+          <w:sz w:val="21"/>
+          <w:szCs w:val="21"/>
+        </w:rPr>
+        <w:t>) o</w:t>
+      </w:r>
+      <w:r>
+        <w:rPr>
+          <w:rFonts w:ascii="Segoe UI" w:hAnsi="Segoe UI" w:cs="Segoe UI"/>
+          <w:color w:val="352F3D"/>
+          <w:sz w:val="21"/>
+          <w:szCs w:val="21"/>
+        </w:rPr>
+        <w:t>r it is </w:t>
       </w:r>
       <w:r>
         <w:rPr>
@@ -8113,16 +8374,34 @@
           <w:sz w:val="21"/>
           <w:szCs w:val="21"/>
         </w:rPr>
-        <w:t>-</w:t>
-      </w:r>
-      <w:r>
-        <w:rPr>
-          <w:rFonts w:ascii="Segoe UI" w:hAnsi="Segoe UI" w:cs="Segoe UI"/>
-          <w:color w:val="352F3D"/>
-          <w:sz w:val="21"/>
-          <w:szCs w:val="21"/>
-        </w:rPr>
-        <w:t xml:space="preserve"> produced by gifting, sincerity, demonstrated results, or cultural progress.</w:t>
+        <w:t xml:space="preserve">(i.e. </w:t>
+      </w:r>
+      <w:r>
+        <w:rPr>
+          <w:rFonts w:ascii="Segoe UI" w:hAnsi="Segoe UI" w:cs="Segoe UI"/>
+          <w:color w:val="352F3D"/>
+          <w:sz w:val="21"/>
+          <w:szCs w:val="21"/>
+        </w:rPr>
+        <w:t>produced by gifting, sincerity, demonstrated results, or cultural progress</w:t>
+      </w:r>
+      <w:r>
+        <w:rPr>
+          <w:rFonts w:ascii="Segoe UI" w:hAnsi="Segoe UI" w:cs="Segoe UI"/>
+          <w:color w:val="352F3D"/>
+          <w:sz w:val="21"/>
+          <w:szCs w:val="21"/>
+        </w:rPr>
+        <w:t>)</w:t>
+      </w:r>
+      <w:r>
+        <w:rPr>
+          <w:rFonts w:ascii="Segoe UI" w:hAnsi="Segoe UI" w:cs="Segoe UI"/>
+          <w:color w:val="352F3D"/>
+          <w:sz w:val="21"/>
+          <w:szCs w:val="21"/>
+        </w:rPr>
+        <w:t>.</w:t>
       </w:r>
     </w:p>
     <w:p>
@@ -8143,7 +8422,92 @@
           <w:sz w:val="21"/>
           <w:szCs w:val="21"/>
         </w:rPr>
-        <w:t>Every historic argument against the reading advanced here takes the second answer, though the vocabulary changes by era: direct revelation among the Montanists and later the Quakers; demonstrated fruit in nineteenth-century revivalism; reconstructed background or redemptive trajectory in modern scholarship.</w:t>
+        <w:t xml:space="preserve">Every historic argument </w:t>
+      </w:r>
+      <w:r>
+        <w:rPr>
+          <w:rFonts w:ascii="Segoe UI" w:hAnsi="Segoe UI" w:cs="Segoe UI"/>
+          <w:i/>
+          <w:iCs/>
+          <w:color w:val="352F3D"/>
+          <w:sz w:val="21"/>
+          <w:szCs w:val="21"/>
+        </w:rPr>
+        <w:t>against the reading advanced her</w:t>
+      </w:r>
+      <w:r>
+        <w:rPr>
+          <w:rFonts w:ascii="Segoe UI" w:hAnsi="Segoe UI" w:cs="Segoe UI"/>
+          <w:i/>
+          <w:iCs/>
+          <w:color w:val="352F3D"/>
+          <w:sz w:val="21"/>
+          <w:szCs w:val="21"/>
+        </w:rPr>
+        <w:t>ein</w:t>
+      </w:r>
+      <w:r>
+        <w:rPr>
+          <w:rFonts w:ascii="Segoe UI" w:hAnsi="Segoe UI" w:cs="Segoe UI"/>
+          <w:color w:val="352F3D"/>
+          <w:sz w:val="21"/>
+          <w:szCs w:val="21"/>
+        </w:rPr>
+        <w:t xml:space="preserve"> takes the second answer, though the vocabulary changes by era</w:t>
+      </w:r>
+      <w:r>
+        <w:rPr>
+          <w:rFonts w:ascii="Segoe UI" w:hAnsi="Segoe UI" w:cs="Segoe UI"/>
+          <w:color w:val="352F3D"/>
+          <w:sz w:val="21"/>
+          <w:szCs w:val="21"/>
+        </w:rPr>
+        <w:t xml:space="preserve"> (e.g. </w:t>
+      </w:r>
+      <w:r>
+        <w:rPr>
+          <w:rFonts w:ascii="Segoe UI" w:hAnsi="Segoe UI" w:cs="Segoe UI"/>
+          <w:color w:val="352F3D"/>
+          <w:sz w:val="21"/>
+          <w:szCs w:val="21"/>
+        </w:rPr>
+        <w:t xml:space="preserve">direct revelation among the Montanists and later the Quakers; demonstrated fruit in nineteenth-century revivalism; reconstructed background or redemptive trajectory </w:t>
+      </w:r>
+      <w:r>
+        <w:rPr>
+          <w:rFonts w:ascii="Segoe UI" w:hAnsi="Segoe UI" w:cs="Segoe UI"/>
+          <w:color w:val="352F3D"/>
+          <w:sz w:val="21"/>
+          <w:szCs w:val="21"/>
+        </w:rPr>
+        <w:t xml:space="preserve">or even egalitarian ideology </w:t>
+      </w:r>
+      <w:r>
+        <w:rPr>
+          <w:rFonts w:ascii="Segoe UI" w:hAnsi="Segoe UI" w:cs="Segoe UI"/>
+          <w:color w:val="352F3D"/>
+          <w:sz w:val="21"/>
+          <w:szCs w:val="21"/>
+        </w:rPr>
+        <w:t>in modern scholarship</w:t>
+      </w:r>
+      <w:r>
+        <w:rPr>
+          <w:rFonts w:ascii="Segoe UI" w:hAnsi="Segoe UI" w:cs="Segoe UI"/>
+          <w:color w:val="352F3D"/>
+          <w:sz w:val="21"/>
+          <w:szCs w:val="21"/>
+        </w:rPr>
+        <w:t>)</w:t>
+      </w:r>
+      <w:r>
+        <w:rPr>
+          <w:rFonts w:ascii="Segoe UI" w:hAnsi="Segoe UI" w:cs="Segoe UI"/>
+          <w:color w:val="352F3D"/>
+          <w:sz w:val="21"/>
+          <w:szCs w:val="21"/>
+        </w:rPr>
+        <w:t>.</w:t>
       </w:r>
     </w:p>
     <w:p>
@@ -8262,25 +8626,25 @@
           <w:sz w:val="21"/>
           <w:szCs w:val="21"/>
         </w:rPr>
-        <w:t>-</w:t>
-      </w:r>
-      <w:r>
-        <w:rPr>
-          <w:rFonts w:ascii="Segoe UI" w:hAnsi="Segoe UI" w:cs="Segoe UI"/>
-          <w:color w:val="352F3D"/>
-          <w:sz w:val="21"/>
-          <w:szCs w:val="21"/>
-        </w:rPr>
-        <w:t xml:space="preserve"> prophetic gifting and spiritual maturity </w:t>
-      </w:r>
-      <w:r>
-        <w:rPr>
-          <w:rFonts w:ascii="Segoe UI" w:hAnsi="Segoe UI" w:cs="Segoe UI"/>
-          <w:color w:val="352F3D"/>
-          <w:sz w:val="21"/>
-          <w:szCs w:val="21"/>
-        </w:rPr>
-        <w:t xml:space="preserve">- </w:t>
+        <w:t xml:space="preserve">(i.e. </w:t>
+      </w:r>
+      <w:r>
+        <w:rPr>
+          <w:rFonts w:ascii="Segoe UI" w:hAnsi="Segoe UI" w:cs="Segoe UI"/>
+          <w:color w:val="352F3D"/>
+          <w:sz w:val="21"/>
+          <w:szCs w:val="21"/>
+        </w:rPr>
+        <w:t>prophetic gifting and spiritual maturity</w:t>
+      </w:r>
+      <w:r>
+        <w:rPr>
+          <w:rFonts w:ascii="Segoe UI" w:hAnsi="Segoe UI" w:cs="Segoe UI"/>
+          <w:color w:val="352F3D"/>
+          <w:sz w:val="21"/>
+          <w:szCs w:val="21"/>
+        </w:rPr>
+        <w:t xml:space="preserve">) </w:t>
       </w:r>
       <w:r>
         <w:rPr>
@@ -8430,7 +8794,43 @@
           <w:sz w:val="21"/>
           <w:szCs w:val="21"/>
         </w:rPr>
-        <w:t>A common argument holds that Scripture regulated slavery without condemning it, that the church eventually moved past slavery, and that gender follows the same arc.</w:t>
+        <w:t xml:space="preserve">A common argument holds that Scripture regulated slavery without condemning it, that the church eventually moved past slavery, and that </w:t>
+      </w:r>
+      <w:r>
+        <w:rPr>
+          <w:rFonts w:ascii="Segoe UI" w:hAnsi="Segoe UI" w:cs="Segoe UI"/>
+          <w:color w:val="352F3D"/>
+          <w:sz w:val="21"/>
+          <w:szCs w:val="21"/>
+        </w:rPr>
+        <w:t xml:space="preserve">historic </w:t>
+      </w:r>
+      <w:r>
+        <w:rPr>
+          <w:rFonts w:ascii="Segoe UI" w:hAnsi="Segoe UI" w:cs="Segoe UI"/>
+          <w:color w:val="352F3D"/>
+          <w:sz w:val="21"/>
+          <w:szCs w:val="21"/>
+        </w:rPr>
+        <w:t>gender</w:t>
+      </w:r>
+      <w:r>
+        <w:rPr>
+          <w:rFonts w:ascii="Segoe UI" w:hAnsi="Segoe UI" w:cs="Segoe UI"/>
+          <w:color w:val="352F3D"/>
+          <w:sz w:val="21"/>
+          <w:szCs w:val="21"/>
+        </w:rPr>
+        <w:t xml:space="preserve"> regulation in the church</w:t>
+      </w:r>
+      <w:r>
+        <w:rPr>
+          <w:rFonts w:ascii="Segoe UI" w:hAnsi="Segoe UI" w:cs="Segoe UI"/>
+          <w:color w:val="352F3D"/>
+          <w:sz w:val="21"/>
+          <w:szCs w:val="21"/>
+        </w:rPr>
+        <w:t xml:space="preserve"> follows the same arc.</w:t>
       </w:r>
     </w:p>
     <w:p>
@@ -8452,7 +8852,25 @@
           <w:szCs w:val="21"/>
         </w:rPr>
         <w:lastRenderedPageBreak/>
-        <w:t>The premise is fair, and the history should humble everyone. But note </w:t>
+        <w:t>The premise is</w:t>
+      </w:r>
+      <w:r>
+        <w:rPr>
+          <w:rFonts w:ascii="Segoe UI" w:hAnsi="Segoe UI" w:cs="Segoe UI"/>
+          <w:color w:val="352F3D"/>
+          <w:sz w:val="21"/>
+          <w:szCs w:val="21"/>
+        </w:rPr>
+        <w:t xml:space="preserve"> situationally fair</w:t>
+      </w:r>
+      <w:r>
+        <w:rPr>
+          <w:rFonts w:ascii="Segoe UI" w:hAnsi="Segoe UI" w:cs="Segoe UI"/>
+          <w:color w:val="352F3D"/>
+          <w:sz w:val="21"/>
+          <w:szCs w:val="21"/>
+        </w:rPr>
+        <w:t>, and the history should humble everyone. But note </w:t>
       </w:r>
       <w:r>
         <w:rPr>
@@ -8471,7 +8889,25 @@
           <w:sz w:val="21"/>
           <w:szCs w:val="21"/>
         </w:rPr>
-        <w:t> the church could move.</w:t>
+        <w:t> the church could move</w:t>
+      </w:r>
+      <w:r>
+        <w:rPr>
+          <w:rFonts w:ascii="Segoe UI" w:hAnsi="Segoe UI" w:cs="Segoe UI"/>
+          <w:color w:val="352F3D"/>
+          <w:sz w:val="21"/>
+          <w:szCs w:val="21"/>
+        </w:rPr>
+        <w:t xml:space="preserve"> for change in consideration of slavery</w:t>
+      </w:r>
+      <w:r>
+        <w:rPr>
+          <w:rFonts w:ascii="Segoe UI" w:hAnsi="Segoe UI" w:cs="Segoe UI"/>
+          <w:color w:val="352F3D"/>
+          <w:sz w:val="21"/>
+          <w:szCs w:val="21"/>
+        </w:rPr>
+        <w:t>.</w:t>
       </w:r>
     </w:p>
     <w:p>
@@ -8492,7 +8928,34 @@
           <w:sz w:val="21"/>
           <w:szCs w:val="21"/>
         </w:rPr>
-        <w:t>Paul regulates slavery. He never grounds the master–slave relation in anything prior to society. There is no verse reading "for the master was formed first." The anchor was cultural, and cultural anchors drag.</w:t>
+        <w:t>Paul regulates slavery. He never grounds the master–slave relation in anything prior to society. There is no verse reading "for the master was formed first." The anchor was cultural, and cultural anchors drag</w:t>
+      </w:r>
+      <w:r>
+        <w:rPr>
+          <w:rFonts w:ascii="Segoe UI" w:hAnsi="Segoe UI" w:cs="Segoe UI"/>
+          <w:color w:val="352F3D"/>
+          <w:sz w:val="21"/>
+          <w:szCs w:val="21"/>
+        </w:rPr>
+        <w:t xml:space="preserve"> on generational </w:t>
+      </w:r>
+      <w:r>
+        <w:rPr>
+          <w:rFonts w:ascii="Segoe UI" w:hAnsi="Segoe UI" w:cs="Segoe UI"/>
+          <w:color w:val="352F3D"/>
+          <w:sz w:val="21"/>
+          <w:szCs w:val="21"/>
+        </w:rPr>
+        <w:t>conscience</w:t>
+      </w:r>
+      <w:r>
+        <w:rPr>
+          <w:rFonts w:ascii="Segoe UI" w:hAnsi="Segoe UI" w:cs="Segoe UI"/>
+          <w:color w:val="352F3D"/>
+          <w:sz w:val="21"/>
+          <w:szCs w:val="21"/>
+        </w:rPr>
+        <w:t>.</w:t>
       </w:r>
     </w:p>
     <w:p>
@@ -8513,19 +8976,37 @@
           <w:sz w:val="21"/>
           <w:szCs w:val="21"/>
         </w:rPr>
-        <w:t>Twice, in two letters, Paul grounds the assembly instruction in the created order (1 Timothy 2:13; 1 Corinthians 11:8–9). The feature that made slavery movable is precisely the feature this instruction has that slavery lacked.</w:t>
-      </w:r>
-    </w:p>
-    <w:p>
-      <w:pPr>
-        <w:rPr>
-          <w:rFonts w:ascii="Segoe UI" w:hAnsi="Segoe UI" w:cs="Segoe UI"/>
-          <w:sz w:val="21"/>
-          <w:szCs w:val="21"/>
-        </w:rPr>
-      </w:pPr>
-      <w:r>
-        <w:pict w14:anchorId="3F182F86">
+        <w:t xml:space="preserve">Twice, in two letters, Paul grounds the assembly instruction in the created order (1 Timothy 2:13; 1 Corinthians 11:8–9). </w:t>
+      </w:r>
+      <w:r>
+        <w:rPr>
+          <w:rFonts w:ascii="Segoe UI" w:hAnsi="Segoe UI" w:cs="Segoe UI"/>
+          <w:color w:val="352F3D"/>
+          <w:sz w:val="21"/>
+          <w:szCs w:val="21"/>
+        </w:rPr>
+        <w:t xml:space="preserve">This is God’s design. </w:t>
+      </w:r>
+      <w:r>
+        <w:rPr>
+          <w:rFonts w:ascii="Segoe UI" w:hAnsi="Segoe UI" w:cs="Segoe UI"/>
+          <w:color w:val="352F3D"/>
+          <w:sz w:val="21"/>
+          <w:szCs w:val="21"/>
+        </w:rPr>
+        <w:t>The feature that made slavery movable is precisely the feature this instruction has that slavery lacked.</w:t>
+      </w:r>
+    </w:p>
+    <w:p>
+      <w:pPr>
+        <w:rPr>
+          <w:rFonts w:ascii="Segoe UI" w:hAnsi="Segoe UI" w:cs="Segoe UI"/>
+          <w:sz w:val="21"/>
+          <w:szCs w:val="21"/>
+        </w:rPr>
+      </w:pPr>
+      <w:r>
+        <w:pict w14:anchorId="78522664">
           <v:rect id="Rectangle 33" o:spid="_x0000_s2053" alt="" style="width:468pt;height:.35pt;visibility:visible;mso-wrap-style:square;mso-width-percent:0;mso-height-percent:0;mso-left-percent:-10001;mso-top-percent:-10001;mso-position-horizontal:absolute;mso-position-horizontal-relative:char;mso-position-vertical:absolute;mso-position-vertical-relative:line;mso-width-percent:0;mso-height-percent:0;mso-left-percent:-10001;mso-top-percent:-10001;v-text-anchor:top" filled="f">
             <o:lock v:ext="edit" aspectratio="t"/>
             <w10:anchorlock/>
@@ -8760,16 +9241,34 @@
           <w:sz w:val="21"/>
           <w:szCs w:val="21"/>
         </w:rPr>
-        <w:t>-</w:t>
-      </w:r>
-      <w:r>
-        <w:rPr>
-          <w:rFonts w:ascii="Segoe UI" w:hAnsi="Segoe UI" w:cs="Segoe UI"/>
-          <w:color w:val="352F3D"/>
-          <w:sz w:val="21"/>
-          <w:szCs w:val="21"/>
-        </w:rPr>
-        <w:t xml:space="preserve"> they anoint women at baptism and instruct them afterward, though a man pronounces the invocation over the water. The document calls the ministry of a woman deacon "especially needful and important."</w:t>
+        <w:t xml:space="preserve">(i.e. </w:t>
+      </w:r>
+      <w:r>
+        <w:rPr>
+          <w:rFonts w:ascii="Segoe UI" w:hAnsi="Segoe UI" w:cs="Segoe UI"/>
+          <w:color w:val="352F3D"/>
+          <w:sz w:val="21"/>
+          <w:szCs w:val="21"/>
+        </w:rPr>
+        <w:t>they anoint women at baptism and instruct them afterward, though a man pronounces the invocation over the water</w:t>
+      </w:r>
+      <w:r>
+        <w:rPr>
+          <w:rFonts w:ascii="Segoe UI" w:hAnsi="Segoe UI" w:cs="Segoe UI"/>
+          <w:color w:val="352F3D"/>
+          <w:sz w:val="21"/>
+          <w:szCs w:val="21"/>
+        </w:rPr>
+        <w:t>)</w:t>
+      </w:r>
+      <w:r>
+        <w:rPr>
+          <w:rFonts w:ascii="Segoe UI" w:hAnsi="Segoe UI" w:cs="Segoe UI"/>
+          <w:color w:val="352F3D"/>
+          <w:sz w:val="21"/>
+          <w:szCs w:val="21"/>
+        </w:rPr>
+        <w:t>. The document calls the ministry of a woman deacon "especially needful and important."</w:t>
       </w:r>
     </w:p>
     <w:p>
@@ -8841,16 +9340,34 @@
           <w:sz w:val="21"/>
           <w:szCs w:val="21"/>
         </w:rPr>
-        <w:t>-</w:t>
-      </w:r>
-      <w:r>
-        <w:rPr>
-          <w:rFonts w:ascii="Segoe UI" w:hAnsi="Segoe UI" w:cs="Segoe UI"/>
-          <w:color w:val="352F3D"/>
-          <w:sz w:val="21"/>
-          <w:szCs w:val="21"/>
-        </w:rPr>
-        <w:t xml:space="preserve"> Tertullian is arguing, which means North African congregations were permitting what he opposed. And the geographic spread is narrow: Carthage, Rome, Syria, Alexandria, with Syrian practice differing from North African on the deaconess question.</w:t>
+        <w:t xml:space="preserve">(e.g. </w:t>
+      </w:r>
+      <w:r>
+        <w:rPr>
+          <w:rFonts w:ascii="Segoe UI" w:hAnsi="Segoe UI" w:cs="Segoe UI"/>
+          <w:color w:val="352F3D"/>
+          <w:sz w:val="21"/>
+          <w:szCs w:val="21"/>
+        </w:rPr>
+        <w:t>Tertullian is arguing, which means North African congregations were permitting what he opposed</w:t>
+      </w:r>
+      <w:r>
+        <w:rPr>
+          <w:rFonts w:ascii="Segoe UI" w:hAnsi="Segoe UI" w:cs="Segoe UI"/>
+          <w:color w:val="352F3D"/>
+          <w:sz w:val="21"/>
+          <w:szCs w:val="21"/>
+        </w:rPr>
+        <w:t>)</w:t>
+      </w:r>
+      <w:r>
+        <w:rPr>
+          <w:rFonts w:ascii="Segoe UI" w:hAnsi="Segoe UI" w:cs="Segoe UI"/>
+          <w:color w:val="352F3D"/>
+          <w:sz w:val="21"/>
+          <w:szCs w:val="21"/>
+        </w:rPr>
+        <w:t>. And the geographic spread is narrow: Carthage, Rome, Syria, Alexandria, with Syrian practice differing from North African on the deaconess question.</w:t>
       </w:r>
     </w:p>
     <w:p>
@@ -8883,7 +9400,7 @@
         </w:rPr>
       </w:pPr>
       <w:r>
-        <w:pict w14:anchorId="31561488">
+        <w:pict w14:anchorId="239EBBFB">
           <v:rect id="Rectangle 31" o:spid="_x0000_s2052" alt="" style="width:468pt;height:.35pt;visibility:visible;mso-wrap-style:square;mso-width-percent:0;mso-height-percent:0;mso-left-percent:-10001;mso-top-percent:-10001;mso-position-horizontal:absolute;mso-position-horizontal-relative:char;mso-position-vertical:absolute;mso-position-vertical-relative:line;mso-width-percent:0;mso-height-percent:0;mso-left-percent:-10001;mso-top-percent:-10001;v-text-anchor:top" filled="f">
             <o:lock v:ext="edit" aspectratio="t"/>
             <w10:anchorlock/>
@@ -8968,16 +9485,34 @@
           <w:sz w:val="21"/>
           <w:szCs w:val="21"/>
         </w:rPr>
-        <w:t>-</w:t>
-      </w:r>
-      <w:r>
-        <w:rPr>
-          <w:rFonts w:ascii="Segoe UI" w:hAnsi="Segoe UI" w:cs="Segoe UI"/>
-          <w:color w:val="352F3D"/>
-          <w:sz w:val="21"/>
-          <w:szCs w:val="21"/>
-        </w:rPr>
-        <w:t xml:space="preserve"> a strong ally, not an assistant. God's design is ordered unity, shared dominion, relational harmony, and communion with Himself.</w:t>
+        <w:t xml:space="preserve">(i.e. </w:t>
+      </w:r>
+      <w:r>
+        <w:rPr>
+          <w:rFonts w:ascii="Segoe UI" w:hAnsi="Segoe UI" w:cs="Segoe UI"/>
+          <w:color w:val="352F3D"/>
+          <w:sz w:val="21"/>
+          <w:szCs w:val="21"/>
+        </w:rPr>
+        <w:t>a strong ally, not an assistant</w:t>
+      </w:r>
+      <w:r>
+        <w:rPr>
+          <w:rFonts w:ascii="Segoe UI" w:hAnsi="Segoe UI" w:cs="Segoe UI"/>
+          <w:color w:val="352F3D"/>
+          <w:sz w:val="21"/>
+          <w:szCs w:val="21"/>
+        </w:rPr>
+        <w:t>)</w:t>
+      </w:r>
+      <w:r>
+        <w:rPr>
+          <w:rFonts w:ascii="Segoe UI" w:hAnsi="Segoe UI" w:cs="Segoe UI"/>
+          <w:color w:val="352F3D"/>
+          <w:sz w:val="21"/>
+          <w:szCs w:val="21"/>
+        </w:rPr>
+        <w:t>. God's design is ordered unity, shared dominion, relational harmony, and communion with Himself.</w:t>
       </w:r>
     </w:p>
     <w:p>
@@ -9009,7 +9544,25 @@
           <w:sz w:val="21"/>
           <w:szCs w:val="21"/>
         </w:rPr>
-        <w:t>, Genesis 3 is not merely about eating fruit. The serpent bypasses God's word, the man fails to guard, the woman is deceived, trust collapses, blame shifts, and communion breaks. The pattern recurs throughout Scripture: a creature steps outside an assigned place, autonomy replaces trust, order collapses, relationship fractures.</w:t>
+        <w:t>, Genesis 3 is not merely about eating fruit. The serpent bypasses God's word, the man fails to guard, the woman is deceived, trust collapses, blame shifts, and communion breaks. The pattern recurs throughout Scripture</w:t>
+      </w:r>
+      <w:r>
+        <w:rPr>
+          <w:rFonts w:ascii="Segoe UI" w:hAnsi="Segoe UI" w:cs="Segoe UI"/>
+          <w:color w:val="352F3D"/>
+          <w:sz w:val="21"/>
+          <w:szCs w:val="21"/>
+        </w:rPr>
+        <w:t xml:space="preserve">…, </w:t>
+      </w:r>
+      <w:r>
+        <w:rPr>
+          <w:rFonts w:ascii="Segoe UI" w:hAnsi="Segoe UI" w:cs="Segoe UI"/>
+          <w:color w:val="352F3D"/>
+          <w:sz w:val="21"/>
+          <w:szCs w:val="21"/>
+        </w:rPr>
+        <w:t>a creature steps outside an assigned place, autonomy replaces trust, order collapses, relationship fractures.</w:t>
       </w:r>
     </w:p>
     <w:p>
@@ -9040,7 +9593,25 @@
           <w:sz w:val="21"/>
           <w:szCs w:val="21"/>
         </w:rPr>
-        <w:t>, God does not abolish order. He restores it. He does not flatten distinction; He heals it. Christ is the last Adam, the head of the church, the obedient Son who does not grasp autonomy (Philippians 2) but submits to the Father, and through ordered obedience restores communion.</w:t>
+        <w:t>, God does not abolish order. He restores it. He does not flatten distinction</w:t>
+      </w:r>
+      <w:r>
+        <w:rPr>
+          <w:rFonts w:ascii="Segoe UI" w:hAnsi="Segoe UI" w:cs="Segoe UI"/>
+          <w:color w:val="352F3D"/>
+          <w:sz w:val="21"/>
+          <w:szCs w:val="21"/>
+        </w:rPr>
+        <w:t xml:space="preserve">. </w:t>
+      </w:r>
+      <w:r>
+        <w:rPr>
+          <w:rFonts w:ascii="Segoe UI" w:hAnsi="Segoe UI" w:cs="Segoe UI"/>
+          <w:color w:val="352F3D"/>
+          <w:sz w:val="21"/>
+          <w:szCs w:val="21"/>
+        </w:rPr>
+        <w:t>He heals it. Christ is the last Adam, the head of the church, the obedient Son who does not grasp autonomy (Philippians 2) but submits to the Father, and through ordered obedience restores communion.</w:t>
       </w:r>
     </w:p>
     <w:p>
@@ -9080,16 +9651,34 @@
           <w:sz w:val="21"/>
           <w:szCs w:val="21"/>
         </w:rPr>
-        <w:t>-</w:t>
-      </w:r>
-      <w:r>
-        <w:rPr>
-          <w:rFonts w:ascii="Segoe UI" w:hAnsi="Segoe UI" w:cs="Segoe UI"/>
-          <w:color w:val="352F3D"/>
-          <w:sz w:val="21"/>
-          <w:szCs w:val="21"/>
-        </w:rPr>
-        <w:t xml:space="preserve"> not corporation, not competitive platform. In a family, authority exists, love governs it, sacrifice defines it, and flourishing is shared.</w:t>
+        <w:t xml:space="preserve">(i.e. </w:t>
+      </w:r>
+      <w:r>
+        <w:rPr>
+          <w:rFonts w:ascii="Segoe UI" w:hAnsi="Segoe UI" w:cs="Segoe UI"/>
+          <w:color w:val="352F3D"/>
+          <w:sz w:val="21"/>
+          <w:szCs w:val="21"/>
+        </w:rPr>
+        <w:t>not corporation, not competitive platform</w:t>
+      </w:r>
+      <w:r>
+        <w:rPr>
+          <w:rFonts w:ascii="Segoe UI" w:hAnsi="Segoe UI" w:cs="Segoe UI"/>
+          <w:color w:val="352F3D"/>
+          <w:sz w:val="21"/>
+          <w:szCs w:val="21"/>
+        </w:rPr>
+        <w:t>)</w:t>
+      </w:r>
+      <w:r>
+        <w:rPr>
+          <w:rFonts w:ascii="Segoe UI" w:hAnsi="Segoe UI" w:cs="Segoe UI"/>
+          <w:color w:val="352F3D"/>
+          <w:sz w:val="21"/>
+          <w:szCs w:val="21"/>
+        </w:rPr>
+        <w:t>. In a family, authority exists, love governs it, sacrifice defines it, and flourishing is shared.</w:t>
       </w:r>
     </w:p>
     <w:p>
@@ -9098,14 +9687,18 @@
         <w:spacing w:before="0" w:beforeAutospacing="0" w:after="240" w:afterAutospacing="0"/>
         <w:rPr>
           <w:rFonts w:ascii="Segoe UI" w:hAnsi="Segoe UI" w:cs="Segoe UI"/>
-          <w:color w:val="352F3D"/>
-          <w:sz w:val="21"/>
-          <w:szCs w:val="21"/>
-        </w:rPr>
-      </w:pPr>
-      <w:r>
-        <w:rPr>
-          <w:rFonts w:ascii="Segoe UI" w:hAnsi="Segoe UI" w:cs="Segoe UI"/>
+          <w:i/>
+          <w:iCs/>
+          <w:color w:val="352F3D"/>
+          <w:sz w:val="21"/>
+          <w:szCs w:val="21"/>
+        </w:rPr>
+      </w:pPr>
+      <w:r>
+        <w:rPr>
+          <w:rFonts w:ascii="Segoe UI" w:hAnsi="Segoe UI" w:cs="Segoe UI"/>
+          <w:i/>
+          <w:iCs/>
           <w:color w:val="352F3D"/>
           <w:sz w:val="21"/>
           <w:szCs w:val="21"/>
@@ -9115,6 +9708,8 @@
       <w:r>
         <w:rPr>
           <w:rFonts w:ascii="Segoe UI" w:hAnsi="Segoe UI" w:cs="Segoe UI"/>
+          <w:i/>
+          <w:iCs/>
           <w:color w:val="352F3D"/>
           <w:sz w:val="21"/>
           <w:szCs w:val="21"/>
@@ -9150,7 +9745,27 @@
           <w:sz w:val="21"/>
           <w:szCs w:val="21"/>
         </w:rPr>
-        <w:t> The end of Scripture is not hierarchy. It is family dwelling with God: "Look! The residence of God is among human beings" (Revelation 21:3).</w:t>
+        <w:t xml:space="preserve"> The end of Scripture is not hierarchy. It is family dwelling with God: </w:t>
+      </w:r>
+      <w:r>
+        <w:rPr>
+          <w:rFonts w:ascii="Segoe UI" w:hAnsi="Segoe UI" w:cs="Segoe UI"/>
+          <w:i/>
+          <w:iCs/>
+          <w:color w:val="352F3D"/>
+          <w:sz w:val="21"/>
+          <w:szCs w:val="21"/>
+        </w:rPr>
+        <w:t>"Look! The residence of God is among human beings"</w:t>
+      </w:r>
+      <w:r>
+        <w:rPr>
+          <w:rFonts w:ascii="Segoe UI" w:hAnsi="Segoe UI" w:cs="Segoe UI"/>
+          <w:color w:val="352F3D"/>
+          <w:sz w:val="21"/>
+          <w:szCs w:val="21"/>
+        </w:rPr>
+        <w:t xml:space="preserve"> (Revelation 21:3).</w:t>
       </w:r>
     </w:p>
     <w:p>
@@ -9183,7 +9798,7 @@
         </w:rPr>
       </w:pPr>
       <w:r>
-        <w:pict w14:anchorId="34B63C2C">
+        <w:pict w14:anchorId="582CAF31">
           <v:rect id="Rectangle 29" o:spid="_x0000_s2051" alt="" style="width:468pt;height:.05pt;visibility:visible;mso-wrap-style:square;mso-width-percent:0;mso-height-percent:0;mso-left-percent:-10001;mso-top-percent:-10001;mso-position-horizontal:absolute;mso-position-horizontal-relative:char;mso-position-vertical:absolute;mso-position-vertical-relative:line;mso-width-percent:0;mso-height-percent:0;mso-left-percent:-10001;mso-top-percent:-10001;v-text-anchor:top" filled="f">
             <o:lock v:ext="edit" aspectratio="t"/>
             <w10:anchorlock/>
@@ -9295,25 +9910,25 @@
           <w:sz w:val="21"/>
           <w:szCs w:val="21"/>
         </w:rPr>
-        <w:t xml:space="preserve"> fails on two grounds </w:t>
-      </w:r>
-      <w:r>
-        <w:rPr>
-          <w:rFonts w:ascii="Segoe UI" w:hAnsi="Segoe UI" w:cs="Segoe UI"/>
-          <w:color w:val="352F3D"/>
-          <w:sz w:val="21"/>
-          <w:szCs w:val="21"/>
-        </w:rPr>
-        <w:t>-</w:t>
-      </w:r>
-      <w:r>
-        <w:rPr>
-          <w:rFonts w:ascii="Segoe UI" w:hAnsi="Segoe UI" w:cs="Segoe UI"/>
-          <w:color w:val="352F3D"/>
-          <w:sz w:val="21"/>
-          <w:szCs w:val="21"/>
-        </w:rPr>
-        <w:t xml:space="preserve"> the </w:t>
+        <w:t> fails on two grounds</w:t>
+      </w:r>
+      <w:r>
+        <w:rPr>
+          <w:rFonts w:ascii="Segoe UI" w:hAnsi="Segoe UI" w:cs="Segoe UI"/>
+          <w:color w:val="352F3D"/>
+          <w:sz w:val="21"/>
+          <w:szCs w:val="21"/>
+        </w:rPr>
+        <w:t xml:space="preserve">…, </w:t>
+      </w:r>
+      <w:r>
+        <w:rPr>
+          <w:rFonts w:ascii="Segoe UI" w:hAnsi="Segoe UI" w:cs="Segoe UI"/>
+          <w:color w:val="352F3D"/>
+          <w:sz w:val="21"/>
+          <w:szCs w:val="21"/>
+        </w:rPr>
+        <w:t>the </w:t>
       </w:r>
       <w:r>
         <w:rPr>
@@ -9391,34 +10006,34 @@
           <w:sz w:val="21"/>
           <w:szCs w:val="21"/>
         </w:rPr>
-        <w:t>-</w:t>
-      </w:r>
-      <w:r>
-        <w:rPr>
-          <w:rFonts w:ascii="Segoe UI" w:hAnsi="Segoe UI" w:cs="Segoe UI"/>
-          <w:color w:val="352F3D"/>
-          <w:sz w:val="21"/>
-          <w:szCs w:val="21"/>
-        </w:rPr>
-        <w:t xml:space="preserve"> prophesying versus authoritative evaluation </w:t>
-      </w:r>
-      <w:r>
-        <w:rPr>
-          <w:rFonts w:ascii="Segoe UI" w:hAnsi="Segoe UI" w:cs="Segoe UI"/>
-          <w:color w:val="352F3D"/>
-          <w:sz w:val="21"/>
-          <w:szCs w:val="21"/>
-        </w:rPr>
-        <w:t>-</w:t>
-      </w:r>
-      <w:r>
-        <w:rPr>
-          <w:rFonts w:ascii="Segoe UI" w:hAnsi="Segoe UI" w:cs="Segoe UI"/>
-          <w:color w:val="352F3D"/>
-          <w:sz w:val="21"/>
-          <w:szCs w:val="21"/>
-        </w:rPr>
-        <w:t xml:space="preserve"> and both stand.</w:t>
+        <w:t xml:space="preserve">(i.e. </w:t>
+      </w:r>
+      <w:r>
+        <w:rPr>
+          <w:rFonts w:ascii="Segoe UI" w:hAnsi="Segoe UI" w:cs="Segoe UI"/>
+          <w:color w:val="352F3D"/>
+          <w:sz w:val="21"/>
+          <w:szCs w:val="21"/>
+        </w:rPr>
+        <w:t>prophesying versus authoritative evaluation</w:t>
+      </w:r>
+      <w:r>
+        <w:rPr>
+          <w:rFonts w:ascii="Segoe UI" w:hAnsi="Segoe UI" w:cs="Segoe UI"/>
+          <w:color w:val="352F3D"/>
+          <w:sz w:val="21"/>
+          <w:szCs w:val="21"/>
+        </w:rPr>
+        <w:t xml:space="preserve">) </w:t>
+      </w:r>
+      <w:r>
+        <w:rPr>
+          <w:rFonts w:ascii="Segoe UI" w:hAnsi="Segoe UI" w:cs="Segoe UI"/>
+          <w:color w:val="352F3D"/>
+          <w:sz w:val="21"/>
+          <w:szCs w:val="21"/>
+        </w:rPr>
+        <w:t>and both stand.</w:t>
       </w:r>
     </w:p>
     <w:p>
@@ -9468,7 +10083,25 @@
           <w:sz w:val="21"/>
           <w:szCs w:val="21"/>
         </w:rPr>
-        <w:t xml:space="preserve">Restrictions on women baptizing or presiding at communion rest on early church practice rather than apostolic </w:t>
+        <w:t xml:space="preserve">Restrictions on women baptizing or presiding at communion rest on early church practice rather than </w:t>
+      </w:r>
+      <w:r>
+        <w:rPr>
+          <w:rFonts w:ascii="Segoe UI" w:hAnsi="Segoe UI" w:cs="Segoe UI"/>
+          <w:color w:val="352F3D"/>
+          <w:sz w:val="21"/>
+          <w:szCs w:val="21"/>
+        </w:rPr>
+        <w:t xml:space="preserve">explicit </w:t>
+      </w:r>
+      <w:r>
+        <w:rPr>
+          <w:rFonts w:ascii="Segoe UI" w:hAnsi="Segoe UI" w:cs="Segoe UI"/>
+          <w:color w:val="352F3D"/>
+          <w:sz w:val="21"/>
+          <w:szCs w:val="21"/>
+        </w:rPr>
+        <w:t xml:space="preserve">apostolic </w:t>
       </w:r>
       <w:r>
         <w:rPr>
@@ -9498,7 +10131,7 @@
         </w:rPr>
       </w:pPr>
       <w:r>
-        <w:pict w14:anchorId="2BA84F1C">
+        <w:pict w14:anchorId="5B85CB56">
           <v:rect id="Rectangle 27" o:spid="_x0000_s2050" alt="" style="width:468pt;height:.35pt;visibility:visible;mso-wrap-style:square;mso-width-percent:0;mso-height-percent:0;mso-left-percent:-10001;mso-top-percent:-10001;mso-position-horizontal:absolute;mso-position-horizontal-relative:char;mso-position-vertical:absolute;mso-position-vertical-relative:line;mso-width-percent:0;mso-height-percent:0;mso-left-percent:-10001;mso-top-percent:-10001;v-text-anchor:top" filled="f">
             <o:lock v:ext="edit" aspectratio="t"/>
             <w10:anchorlock/>
@@ -10145,14 +10778,72 @@
           <w:szCs w:val="21"/>
         </w:rPr>
       </w:pPr>
+      <w:r>
+        <w:rPr>
+          <w:rFonts w:ascii="Segoe UI" w:hAnsi="Segoe UI" w:cs="Segoe UI"/>
+          <w:b/>
+          <w:bCs/>
+          <w:color w:val="352F3D"/>
+          <w:sz w:val="21"/>
+          <w:szCs w:val="21"/>
+        </w:rPr>
+        <w:t>The Great Feminization</w:t>
+      </w:r>
+      <w:r>
+        <w:rPr>
+          <w:rFonts w:ascii="Segoe UI" w:hAnsi="Segoe UI" w:cs="Segoe UI"/>
+          <w:color w:val="352F3D"/>
+          <w:sz w:val="21"/>
+          <w:szCs w:val="21"/>
+        </w:rPr>
+        <w:t>.  An analysis of modern societal trends toward a plurality of females within traditionally male institutions.  (</w:t>
+      </w:r>
+      <w:hyperlink r:id="rId16" w:history="1">
+        <w:r>
+          <w:rPr>
+            <w:rStyle w:val="Hyperlink"/>
+            <w:rFonts w:ascii="Segoe UI" w:hAnsi="Segoe UI" w:cs="Segoe UI"/>
+            <w:sz w:val="21"/>
+            <w:szCs w:val="21"/>
+          </w:rPr>
+          <w:t>https://</w:t>
+        </w:r>
+        <w:r>
+          <w:rPr>
+            <w:rStyle w:val="Hyperlink"/>
+            <w:rFonts w:ascii="Segoe UI" w:hAnsi="Segoe UI" w:cs="Segoe UI"/>
+            <w:sz w:val="21"/>
+            <w:szCs w:val="21"/>
+          </w:rPr>
+          <w:t>tinyurl.com/TeachTheWord</w:t>
+        </w:r>
+        <w:r>
+          <w:rPr>
+            <w:rStyle w:val="Hyperlink"/>
+            <w:rFonts w:ascii="Segoe UI" w:hAnsi="Segoe UI" w:cs="Segoe UI"/>
+            <w:sz w:val="21"/>
+            <w:szCs w:val="21"/>
+          </w:rPr>
+          <w:t>/2026-Q1/Resources/TheGreatFemIntro.pdf</w:t>
+        </w:r>
+      </w:hyperlink>
+      <w:r>
+        <w:rPr>
+          <w:rFonts w:ascii="Segoe UI" w:hAnsi="Segoe UI" w:cs="Segoe UI"/>
+          <w:color w:val="352F3D"/>
+          <w:sz w:val="21"/>
+          <w:szCs w:val="21"/>
+        </w:rPr>
+        <w:t>)</w:t>
+      </w:r>
     </w:p>
     <w:sectPr>
-      <w:headerReference w:type="even" r:id="rId16"/>
-      <w:headerReference w:type="default" r:id="rId17"/>
-      <w:footerReference w:type="even" r:id="rId18"/>
-      <w:footerReference w:type="default" r:id="rId19"/>
-      <w:headerReference w:type="first" r:id="rId20"/>
-      <w:footerReference w:type="first" r:id="rId21"/>
+      <w:headerReference w:type="even" r:id="rId17"/>
+      <w:headerReference w:type="default" r:id="rId18"/>
+      <w:footerReference w:type="even" r:id="rId19"/>
+      <w:footerReference w:type="default" r:id="rId20"/>
+      <w:headerReference w:type="first" r:id="rId21"/>
+      <w:footerReference w:type="first" r:id="rId22"/>
       <w:pgSz w:w="12240" w:h="20160" w:code="5"/>
       <w:pgMar w:top="1440" w:right="1440" w:bottom="1440" w:left="1440" w:header="720" w:footer="720" w:gutter="0"/>
       <w:cols w:space="720"/>

--- a/2026-Q1/Resources/1Timothy2-Exegesis.docx
+++ b/2026-Q1/Resources/1Timothy2-Exegesis.docx
@@ -1,6 +1,6 @@
 
 <file path=word/document.xml><?xml version="1.0" encoding="utf-8"?>
-<w:document xmlns:wpc="http://schemas.microsoft.com/office/word/2010/wordprocessingCanvas" xmlns:cx="http://schemas.microsoft.com/office/drawing/2014/chartex" xmlns:cx1="http://schemas.microsoft.com/office/drawing/2015/9/8/chartex" xmlns:cx2="http://schemas.microsoft.com/office/drawing/2015/10/21/chartex" xmlns:cx3="http://schemas.microsoft.com/office/drawing/2016/5/9/chartex" xmlns:cx4="http://schemas.microsoft.com/office/drawing/2016/5/10/chartex" xmlns:cx5="http://schemas.microsoft.com/office/drawing/2016/5/11/chartex" xmlns:cx6="http://schemas.microsoft.com/office/drawing/2016/5/12/chartex" xmlns:cx7="http://schemas.microsoft.com/office/drawing/2016/5/13/chartex" xmlns:cx8="http://schemas.microsoft.com/office/drawing/2016/5/14/chartex" xmlns:mc="http://schemas.openxmlformats.org/markup-compatibility/2006" xmlns:m="http://schemas.openxmlformats.org/officeDocument/2006/math" xmlns:aink="http://schemas.microsoft.com/office/drawing/2016/ink" xmlns:am3d="http://schemas.microsoft.com/office/drawing/2017/model3d" xmlns:oel="http://schemas.microsoft.com/office/2019/extlst" xmlns:r="http://schemas.openxmlformats.org/officeDocument/2006/relationships" xmlns:wp14="http://schemas.microsoft.com/office/word/2010/wordprocessingDrawing" xmlns:wp="http://schemas.openxmlformats.org/drawingml/2006/wordprocessingDrawing" xmlns:wpg="http://schemas.microsoft.com/office/word/2010/wordprocessingGroup" xmlns:wpi="http://schemas.microsoft.com/office/word/2010/wordprocessingInk" xmlns:wps="http://schemas.microsoft.com/office/word/2010/wordprocessingShape" xmlns:o="urn:schemas-microsoft-com:office:office" xmlns:v="urn:schemas-microsoft-com:vml" xmlns:w10="urn:schemas-microsoft-com:office:word" xmlns:w="http://schemas.openxmlformats.org/wordprocessingml/2006/main" xmlns:w14="http://schemas.microsoft.com/office/word/2010/wordml" xmlns:w15="http://schemas.microsoft.com/office/word/2012/wordml" xmlns:w16cei="http://schemas.microsoft.com/office/word/2026/wordml/cei" xmlns:w16cex="http://schemas.microsoft.com/office/word/2018/wordml/cex" xmlns:w16cid="http://schemas.microsoft.com/office/word/2016/wordml/cid" xmlns:w16="http://schemas.microsoft.com/office/word/2018/wordml" xmlns:w16sdtdh="http://schemas.microsoft.com/office/word/2020/wordml/sdtdatahash" xmlns:w16sdtfl="http://schemas.microsoft.com/office/word/2024/wordml/sdtformatlock" xmlns:w16se="http://schemas.microsoft.com/office/word/2015/wordml/symex" xmlns:w16du="http://schemas.microsoft.com/office/word/2023/wordml/word16du" xmlns:wne="http://schemas.microsoft.com/office/word/2006/wordml" mc:Ignorable="w14 w15 w16se w16cid w16 w16cex w16sdtdh w16sdtfl w16du wp14">
+<w:document xmlns:wpc="http://schemas.microsoft.com/office/word/2010/wordprocessingCanvas" xmlns:cx="http://schemas.microsoft.com/office/drawing/2014/chartex" xmlns:cx1="http://schemas.microsoft.com/office/drawing/2015/9/8/chartex" xmlns:cx2="http://schemas.microsoft.com/office/drawing/2015/10/21/chartex" xmlns:cx3="http://schemas.microsoft.com/office/drawing/2016/5/9/chartex" xmlns:cx4="http://schemas.microsoft.com/office/drawing/2016/5/10/chartex" xmlns:cx5="http://schemas.microsoft.com/office/drawing/2016/5/11/chartex" xmlns:cx6="http://schemas.microsoft.com/office/drawing/2016/5/12/chartex" xmlns:cx7="http://schemas.microsoft.com/office/drawing/2016/5/13/chartex" xmlns:cx8="http://schemas.microsoft.com/office/drawing/2016/5/14/chartex" xmlns:mc="http://schemas.openxmlformats.org/markup-compatibility/2006" xmlns:m="http://schemas.openxmlformats.org/officeDocument/2006/math" xmlns:aink="http://schemas.microsoft.com/office/drawing/2016/ink" xmlns:am3d="http://schemas.microsoft.com/office/drawing/2017/model3d" xmlns:oel="http://schemas.microsoft.com/office/2019/extlst" xmlns:r="http://schemas.openxmlformats.org/officeDocument/2006/relationships" xmlns:wp14="http://schemas.microsoft.com/office/word/2010/wordprocessingDrawing" xmlns:wp="http://schemas.openxmlformats.org/drawingml/2006/wordprocessingDrawing" xmlns:wpg="http://schemas.microsoft.com/office/word/2010/wordprocessingGroup" xmlns:wpi="http://schemas.microsoft.com/office/word/2010/wordprocessingInk" xmlns:wps="http://schemas.microsoft.com/office/word/2010/wordprocessingShape" xmlns:o="urn:schemas-microsoft-com:office:office" xmlns:v="urn:schemas-microsoft-com:vml" xmlns:w10="urn:schemas-microsoft-com:office:word" xmlns:w="http://schemas.openxmlformats.org/wordprocessingml/2006/main" xmlns:w14="http://schemas.microsoft.com/office/word/2010/wordml" xmlns:w15="http://schemas.microsoft.com/office/word/2012/wordml" xmlns:w16cex="http://schemas.microsoft.com/office/word/2018/wordml/cex" xmlns:w16cid="http://schemas.microsoft.com/office/word/2016/wordml/cid" xmlns:w16="http://schemas.microsoft.com/office/word/2018/wordml" xmlns:w16sdtdh="http://schemas.microsoft.com/office/word/2020/wordml/sdtdatahash" xmlns:w16sdtfl="http://schemas.microsoft.com/office/word/2024/wordml/sdtformatlock" xmlns:w16se="http://schemas.microsoft.com/office/word/2015/wordml/symex" xmlns:w16du="http://schemas.microsoft.com/office/word/2023/wordml/word16du" xmlns:wne="http://schemas.microsoft.com/office/word/2006/wordml" mc:Ignorable="w14 w15 w16se w16cid w16 w16cex w16sdtdh w16sdtfl w16du wp14">
   <w:body>
     <w:p>
       <w:pPr>
@@ -92,7 +92,7 @@
         </w:rPr>
       </w:pPr>
       <w:r>
-        <w:pict w14:anchorId="73EC9E1B">
+        <w:pict w14:anchorId="386FC75E">
           <v:rect id="Rectangle 51" o:spid="_x0000_s2062" alt="" style="width:468pt;height:.05pt;visibility:visible;mso-wrap-style:square;mso-width-percent:0;mso-height-percent:0;mso-left-percent:-10001;mso-top-percent:-10001;mso-position-horizontal:absolute;mso-position-horizontal-relative:char;mso-position-vertical:absolute;mso-position-vertical-relative:line;mso-width-percent:0;mso-height-percent:0;mso-left-percent:-10001;mso-top-percent:-10001;v-text-anchor:top" filled="f">
             <o:lock v:ext="edit" aspectratio="t"/>
             <w10:anchorlock/>
@@ -140,7 +140,7 @@
         </w:rPr>
       </w:pPr>
       <w:r>
-        <w:pict w14:anchorId="0E0D8855">
+        <w:pict w14:anchorId="304F65BA">
           <v:rect id="Rectangle 49" o:spid="_x0000_s2061" alt="" style="width:468pt;height:.05pt;visibility:visible;mso-wrap-style:square;mso-width-percent:0;mso-height-percent:0;mso-left-percent:-10001;mso-top-percent:-10001;mso-position-horizontal:absolute;mso-position-horizontal-relative:char;mso-position-vertical:absolute;mso-position-vertical-relative:line;mso-width-percent:0;mso-height-percent:0;mso-left-percent:-10001;mso-top-percent:-10001;v-text-anchor:top" filled="f">
             <o:lock v:ext="edit" aspectratio="t"/>
             <w10:anchorlock/>
@@ -292,7 +292,25 @@
           <w:sz w:val="21"/>
           <w:szCs w:val="21"/>
         </w:rPr>
-        <w:t> Scripture restricts one function: the authoritative doctrinal teaching that governs the gathered church, along with the elder or overseer office attached to it. Other forms of participation (praying, prophesying, singing, confessing, teaching women and children, private instruction, diaconal service) are not restricted.</w:t>
+        <w:t xml:space="preserve"> Scripture restricts one function: the authoritative doctrinal teaching that governs the gathered church, along with the elder or overseer office attached to it. Other forms of participation (praying, prophesying, singing, confessing, teaching women and children, private instruction, diaconal service) are not </w:t>
+      </w:r>
+      <w:r>
+        <w:rPr>
+          <w:rFonts w:ascii="Segoe UI" w:hAnsi="Segoe UI" w:cs="Segoe UI"/>
+          <w:color w:val="352F3D"/>
+          <w:sz w:val="21"/>
+          <w:szCs w:val="21"/>
+        </w:rPr>
+        <w:t xml:space="preserve">explicitly </w:t>
+      </w:r>
+      <w:r>
+        <w:rPr>
+          <w:rFonts w:ascii="Segoe UI" w:hAnsi="Segoe UI" w:cs="Segoe UI"/>
+          <w:color w:val="352F3D"/>
+          <w:sz w:val="21"/>
+          <w:szCs w:val="21"/>
+        </w:rPr>
+        <w:t>restricted.</w:t>
       </w:r>
     </w:p>
     <w:p>
@@ -326,7 +344,7 @@
           <w:sz w:val="21"/>
           <w:szCs w:val="21"/>
         </w:rPr>
-        <w:t xml:space="preserve">  Regardless, </w:t>
+        <w:t xml:space="preserve">  </w:t>
       </w:r>
       <w:r>
         <w:rPr>
@@ -338,7 +356,7 @@
           <w:sz w:val="21"/>
           <w:szCs w:val="21"/>
         </w:rPr>
-        <w:t xml:space="preserve">it seems appropriate that anyone arguing against the normative precedent established by apostolic-era Christian communities should face a high-bar of </w:t>
+        <w:t>I</w:t>
       </w:r>
       <w:r>
         <w:rPr>
@@ -350,7 +368,43 @@
           <w:sz w:val="21"/>
           <w:szCs w:val="21"/>
         </w:rPr>
-        <w:t>critical analysis.  Such criticism is not within the scope of this document.</w:t>
+        <w:t xml:space="preserve">t seems appropriate that anyone arguing against the normative precedent established by apostolic-era Christian communities should face a high-bar of </w:t>
+      </w:r>
+      <w:r>
+        <w:rPr>
+          <w:rStyle w:val="Strong"/>
+          <w:rFonts w:ascii="Segoe UI" w:hAnsi="Segoe UI" w:cs="Segoe UI"/>
+          <w:b w:val="0"/>
+          <w:bCs w:val="0"/>
+          <w:color w:val="352F3D"/>
+          <w:sz w:val="21"/>
+          <w:szCs w:val="21"/>
+        </w:rPr>
+        <w:t xml:space="preserve">critical analysis.  </w:t>
+      </w:r>
+      <w:r>
+        <w:rPr>
+          <w:rStyle w:val="Strong"/>
+          <w:rFonts w:ascii="Segoe UI" w:hAnsi="Segoe UI" w:cs="Segoe UI"/>
+          <w:b w:val="0"/>
+          <w:bCs w:val="0"/>
+          <w:color w:val="352F3D"/>
+          <w:sz w:val="21"/>
+          <w:szCs w:val="21"/>
+        </w:rPr>
+        <w:t>Early church practices and non-Apostolic writings provide sufficient sources for topical debate.  Such c</w:t>
+      </w:r>
+      <w:r>
+        <w:rPr>
+          <w:rStyle w:val="Strong"/>
+          <w:rFonts w:ascii="Segoe UI" w:hAnsi="Segoe UI" w:cs="Segoe UI"/>
+          <w:b w:val="0"/>
+          <w:bCs w:val="0"/>
+          <w:color w:val="352F3D"/>
+          <w:sz w:val="21"/>
+          <w:szCs w:val="21"/>
+        </w:rPr>
+        <w:t>riticism is not within the scope of this document.</w:t>
       </w:r>
     </w:p>
     <w:p>
@@ -1905,7 +1959,7 @@
         </w:rPr>
       </w:pPr>
       <w:r>
-        <w:pict w14:anchorId="4D2945C2">
+        <w:pict w14:anchorId="624E3779">
           <v:rect id="Rectangle 47" o:spid="_x0000_s2060" alt="" style="width:468pt;height:.35pt;visibility:visible;mso-wrap-style:square;mso-width-percent:0;mso-height-percent:0;mso-left-percent:-10001;mso-top-percent:-10001;mso-position-horizontal:absolute;mso-position-horizontal-relative:char;mso-position-vertical:absolute;mso-position-vertical-relative:line;mso-width-percent:0;mso-height-percent:0;mso-left-percent:-10001;mso-top-percent:-10001;v-text-anchor:top" filled="f">
             <o:lock v:ext="edit" aspectratio="t"/>
             <w10:anchorlock/>
@@ -2229,7 +2283,7 @@
         </w:rPr>
       </w:pPr>
       <w:r>
-        <w:pict w14:anchorId="05AF5769">
+        <w:pict w14:anchorId="39BA82FC">
           <v:rect id="Rectangle 45" o:spid="_x0000_s2059" alt="" style="width:468pt;height:.35pt;visibility:visible;mso-wrap-style:square;mso-width-percent:0;mso-height-percent:0;mso-left-percent:-10001;mso-top-percent:-10001;mso-position-horizontal:absolute;mso-position-horizontal-relative:char;mso-position-vertical:absolute;mso-position-vertical-relative:line;mso-width-percent:0;mso-height-percent:0;mso-left-percent:-10001;mso-top-percent:-10001;v-text-anchor:top" filled="f">
             <o:lock v:ext="edit" aspectratio="t"/>
             <w10:anchorlock/>
@@ -2511,7 +2565,7 @@
         </w:rPr>
       </w:pPr>
       <w:r>
-        <w:pict w14:anchorId="440D0D8D">
+        <w:pict w14:anchorId="3C93B161">
           <v:rect id="Rectangle 43" o:spid="_x0000_s2058" alt="" style="width:468pt;height:.35pt;visibility:visible;mso-wrap-style:square;mso-width-percent:0;mso-height-percent:0;mso-left-percent:-10001;mso-top-percent:-10001;mso-position-horizontal:absolute;mso-position-horizontal-relative:char;mso-position-vertical:absolute;mso-position-vertical-relative:line;mso-width-percent:0;mso-height-percent:0;mso-left-percent:-10001;mso-top-percent:-10001;v-text-anchor:top" filled="f">
             <o:lock v:ext="edit" aspectratio="t"/>
             <w10:anchorlock/>
@@ -3671,6 +3725,15 @@
         </w:rPr>
         <w:t xml:space="preserve"> the disputed word</w:t>
       </w:r>
+      <w:r>
+        <w:rPr>
+          <w:rFonts w:ascii="Segoe UI" w:hAnsi="Segoe UI" w:cs="Segoe UI"/>
+          <w:color w:val="352F3D"/>
+          <w:sz w:val="21"/>
+          <w:szCs w:val="21"/>
+        </w:rPr>
+        <w:t xml:space="preserve"> </w:t>
+      </w:r>
     </w:p>
     <w:p>
       <w:pPr>
@@ -4772,35 +4835,46 @@
           <w:sz w:val="21"/>
           <w:szCs w:val="21"/>
         </w:rPr>
-        <w:t>Option A — the Messiah's birth.</w:t>
-      </w:r>
-      <w:r>
-        <w:rPr>
-          <w:rFonts w:ascii="Segoe UI" w:hAnsi="Segoe UI" w:cs="Segoe UI"/>
-          <w:color w:val="352F3D"/>
-          <w:sz w:val="21"/>
-          <w:szCs w:val="21"/>
-        </w:rPr>
-        <w:t> "She will be saved through </w:t>
-      </w:r>
-      <w:r>
-        <w:rPr>
-          <w:rStyle w:val="Emphasis"/>
-          <w:rFonts w:ascii="Segoe UI" w:hAnsi="Segoe UI" w:cs="Segoe UI"/>
-          <w:color w:val="352F3D"/>
-          <w:sz w:val="21"/>
-          <w:szCs w:val="21"/>
-        </w:rPr>
-        <w:t>the</w:t>
-      </w:r>
-      <w:r>
-        <w:rPr>
-          <w:rFonts w:ascii="Segoe UI" w:hAnsi="Segoe UI" w:cs="Segoe UI"/>
-          <w:color w:val="352F3D"/>
-          <w:sz w:val="21"/>
-          <w:szCs w:val="21"/>
-        </w:rPr>
-        <w:t> childbearing," pointing to the promised seed (Genesis 3:15). Fits biblical theology; the grammar is debated and "childbearing" is a general term.</w:t>
+        <w:t>S</w:t>
+      </w:r>
+      <w:r>
+        <w:rPr>
+          <w:rStyle w:val="Strong"/>
+          <w:rFonts w:ascii="Segoe UI" w:hAnsi="Segoe UI" w:cs="Segoe UI"/>
+          <w:color w:val="352F3D"/>
+          <w:sz w:val="21"/>
+          <w:szCs w:val="21"/>
+        </w:rPr>
+        <w:t xml:space="preserve">alvation worked out in the embraced </w:t>
+      </w:r>
+      <w:r>
+        <w:rPr>
+          <w:rStyle w:val="Strong"/>
+          <w:rFonts w:ascii="Segoe UI" w:hAnsi="Segoe UI" w:cs="Segoe UI"/>
+          <w:color w:val="352F3D"/>
+          <w:sz w:val="21"/>
+          <w:szCs w:val="21"/>
+        </w:rPr>
+        <w:t xml:space="preserve">feminine </w:t>
+      </w:r>
+      <w:r>
+        <w:rPr>
+          <w:rStyle w:val="Strong"/>
+          <w:rFonts w:ascii="Segoe UI" w:hAnsi="Segoe UI" w:cs="Segoe UI"/>
+          <w:color w:val="352F3D"/>
+          <w:sz w:val="21"/>
+          <w:szCs w:val="21"/>
+        </w:rPr>
+        <w:t>calling.</w:t>
+      </w:r>
+      <w:r>
+        <w:rPr>
+          <w:rFonts w:ascii="Segoe UI" w:hAnsi="Segoe UI" w:cs="Segoe UI"/>
+          <w:color w:val="352F3D"/>
+          <w:sz w:val="21"/>
+          <w:szCs w:val="21"/>
+        </w:rPr>
+        <w:t> Women are not second class in God's saving plan; they live out salvation in faith, love, holiness, and self-control, often in ordinary embodied life including motherhood, rather than by grasping status in the assembly. This fits the letter's godliness ethic and the self-control theme in vv. 9–10 and 15. It does not require that all women be mothers; childbearing is a representative sphere.</w:t>
       </w:r>
     </w:p>
     <w:p>
@@ -4816,68 +4890,6 @@
       </w:pPr>
       <w:r>
         <w:rPr>
-          <w:rStyle w:val="Strong"/>
-          <w:rFonts w:ascii="Segoe UI" w:hAnsi="Segoe UI" w:cs="Segoe UI"/>
-          <w:color w:val="352F3D"/>
-          <w:sz w:val="21"/>
-          <w:szCs w:val="21"/>
-        </w:rPr>
-        <w:t>Option B — preservation through the dangers of childbirth.</w:t>
-      </w:r>
-      <w:r>
-        <w:rPr>
-          <w:rFonts w:ascii="Segoe UI" w:hAnsi="Segoe UI" w:cs="Segoe UI"/>
-          <w:color w:val="352F3D"/>
-          <w:sz w:val="21"/>
-          <w:szCs w:val="21"/>
-        </w:rPr>
-        <w:t> Ancient childbirth was dangerous. Weakness: the condition "if they continue in faith" sounds moral and spiritual rather than medical.</w:t>
-      </w:r>
-    </w:p>
-    <w:p>
-      <w:pPr>
-        <w:pStyle w:val="code-line"/>
-        <w:spacing w:before="0" w:beforeAutospacing="0" w:after="240" w:afterAutospacing="0"/>
-        <w:rPr>
-          <w:rFonts w:ascii="Segoe UI" w:hAnsi="Segoe UI" w:cs="Segoe UI"/>
-          <w:color w:val="352F3D"/>
-          <w:sz w:val="21"/>
-          <w:szCs w:val="21"/>
-        </w:rPr>
-      </w:pPr>
-      <w:r>
-        <w:rPr>
-          <w:rStyle w:val="Strong"/>
-          <w:rFonts w:ascii="Segoe UI" w:hAnsi="Segoe UI" w:cs="Segoe UI"/>
-          <w:color w:val="352F3D"/>
-          <w:sz w:val="21"/>
-          <w:szCs w:val="21"/>
-        </w:rPr>
-        <w:t>Option C — salvation worked out in the embraced calling.</w:t>
-      </w:r>
-      <w:r>
-        <w:rPr>
-          <w:rFonts w:ascii="Segoe UI" w:hAnsi="Segoe UI" w:cs="Segoe UI"/>
-          <w:color w:val="352F3D"/>
-          <w:sz w:val="21"/>
-          <w:szCs w:val="21"/>
-        </w:rPr>
-        <w:t> Women are not second class in God's saving plan; they live out salvation in faith, love, holiness, and self-control, often in ordinary embodied life including motherhood, rather than by grasping status in the assembly. This fits the letter's godliness ethic and the self-control theme in vv. 9–10 and 15. It does not require that all women be mothers; childbearing is a representative sphere.</w:t>
-      </w:r>
-    </w:p>
-    <w:p>
-      <w:pPr>
-        <w:pStyle w:val="code-line"/>
-        <w:spacing w:before="0" w:beforeAutospacing="0" w:after="240" w:afterAutospacing="0"/>
-        <w:rPr>
-          <w:rFonts w:ascii="Segoe UI" w:hAnsi="Segoe UI" w:cs="Segoe UI"/>
-          <w:color w:val="352F3D"/>
-          <w:sz w:val="21"/>
-          <w:szCs w:val="21"/>
-        </w:rPr>
-      </w:pPr>
-      <w:r>
-        <w:rPr>
           <w:rFonts w:ascii="Segoe UI" w:hAnsi="Segoe UI" w:cs="Segoe UI"/>
           <w:color w:val="352F3D"/>
           <w:sz w:val="21"/>
@@ -4913,7 +4925,7 @@
         </w:rPr>
       </w:pPr>
       <w:r>
-        <w:pict w14:anchorId="0B143587">
+        <w:pict w14:anchorId="7FB992B5">
           <v:rect id="Rectangle 41" o:spid="_x0000_s2057" alt="" style="width:468pt;height:.35pt;visibility:visible;mso-wrap-style:square;mso-width-percent:0;mso-height-percent:0;mso-left-percent:-10001;mso-top-percent:-10001;mso-position-horizontal:absolute;mso-position-horizontal-relative:char;mso-position-vertical:absolute;mso-position-vertical-relative:line;mso-width-percent:0;mso-height-percent:0;mso-left-percent:-10001;mso-top-percent:-10001;v-text-anchor:top" filled="f">
             <o:lock v:ext="edit" aspectratio="t"/>
             <w10:anchorlock/>
@@ -5425,7 +5437,6 @@
           <w:sz w:val="21"/>
           <w:szCs w:val="21"/>
         </w:rPr>
-        <w:lastRenderedPageBreak/>
         <w:t>One does not need Genesis 2 to explain why bullying is wrong. If the problem were abuse of authority, the natural reason would be "because domineering is wrong," or an appeal to Christ's teaching on servant leadership (Mark 10:42–45), which Paul knew.</w:t>
       </w:r>
     </w:p>
@@ -5496,6 +5507,7 @@
           <w:sz w:val="21"/>
           <w:szCs w:val="21"/>
         </w:rPr>
+        <w:lastRenderedPageBreak/>
         <w:t>The </w:t>
       </w:r>
       <w:r>
@@ -5595,7 +5607,25 @@
           <w:sz w:val="21"/>
           <w:szCs w:val="21"/>
         </w:rPr>
-        <w:t>Two things, and they should be conceded.</w:t>
+        <w:t xml:space="preserve">Two things, and </w:t>
+      </w:r>
+      <w:r>
+        <w:rPr>
+          <w:rFonts w:ascii="Segoe UI" w:hAnsi="Segoe UI" w:cs="Segoe UI"/>
+          <w:color w:val="352F3D"/>
+          <w:sz w:val="21"/>
+          <w:szCs w:val="21"/>
+        </w:rPr>
+        <w:t>that</w:t>
+      </w:r>
+      <w:r>
+        <w:rPr>
+          <w:rFonts w:ascii="Segoe UI" w:hAnsi="Segoe UI" w:cs="Segoe UI"/>
+          <w:color w:val="352F3D"/>
+          <w:sz w:val="21"/>
+          <w:szCs w:val="21"/>
+        </w:rPr>
+        <w:t xml:space="preserve"> should be conceded.</w:t>
       </w:r>
     </w:p>
     <w:p>
@@ -5837,7 +5867,7 @@
         </w:rPr>
       </w:pPr>
       <w:r>
-        <w:pict w14:anchorId="2B9B60A4">
+        <w:pict w14:anchorId="79B79DE0">
           <v:rect id="Rectangle 39" o:spid="_x0000_s2056" alt="" style="width:468pt;height:.35pt;visibility:visible;mso-wrap-style:square;mso-width-percent:0;mso-height-percent:0;mso-left-percent:-10001;mso-top-percent:-10001;mso-position-horizontal:absolute;mso-position-horizontal-relative:char;mso-position-vertical:absolute;mso-position-vertical-relative:line;mso-width-percent:0;mso-height-percent:0;mso-left-percent:-10001;mso-top-percent:-10001;v-text-anchor:top" filled="f">
             <o:lock v:ext="edit" aspectratio="t"/>
             <w10:anchorlock/>
@@ -6044,7 +6074,25 @@
           <w:sz w:val="21"/>
           <w:szCs w:val="21"/>
         </w:rPr>
-        <w:t>This is the strongest internal evidence against reading v.12 as a culturally contingent stopgap.</w:t>
+        <w:t xml:space="preserve">This is </w:t>
+      </w:r>
+      <w:r>
+        <w:rPr>
+          <w:rFonts w:ascii="Segoe UI" w:hAnsi="Segoe UI" w:cs="Segoe UI"/>
+          <w:color w:val="352F3D"/>
+          <w:sz w:val="21"/>
+          <w:szCs w:val="21"/>
+        </w:rPr>
+        <w:t xml:space="preserve">perhaps </w:t>
+      </w:r>
+      <w:r>
+        <w:rPr>
+          <w:rFonts w:ascii="Segoe UI" w:hAnsi="Segoe UI" w:cs="Segoe UI"/>
+          <w:color w:val="352F3D"/>
+          <w:sz w:val="21"/>
+          <w:szCs w:val="21"/>
+        </w:rPr>
+        <w:t>the strongest internal evidence against reading v.12 as a culturally contingent stopgap.</w:t>
       </w:r>
     </w:p>
     <w:p>
@@ -6063,7 +6111,6 @@
           <w:rFonts w:ascii="Segoe UI" w:hAnsi="Segoe UI" w:cs="Segoe UI"/>
           <w:color w:val="352F3D"/>
         </w:rPr>
-        <w:lastRenderedPageBreak/>
         <w:t>6.3 Structure and Placement</w:t>
       </w:r>
     </w:p>
@@ -6124,6 +6171,7 @@
           <w:sz w:val="21"/>
           <w:szCs w:val="21"/>
         </w:rPr>
+        <w:lastRenderedPageBreak/>
         <w:t>That structure makes 2:11–12 read less like isolated cultural accommodation and more like a boundary condition for who occupies the congregation-shaping teaching and authority space that chapter 3 immediately regulates.</w:t>
       </w:r>
     </w:p>
@@ -7266,7 +7314,6 @@
                 <w:sz w:val="21"/>
                 <w:szCs w:val="21"/>
               </w:rPr>
-              <w:lastRenderedPageBreak/>
               <w:t>5:13–15</w:t>
             </w:r>
           </w:p>
@@ -7397,6 +7444,7 @@
           <w:rFonts w:ascii="Segoe UI" w:hAnsi="Segoe UI" w:cs="Segoe UI"/>
           <w:color w:val="352F3D"/>
         </w:rPr>
+        <w:lastRenderedPageBreak/>
         <w:t>6.6 Judgment</w:t>
       </w:r>
     </w:p>
@@ -7451,7 +7499,7 @@
         </w:rPr>
       </w:pPr>
       <w:r>
-        <w:pict w14:anchorId="16F9D7F8">
+        <w:pict w14:anchorId="04475107">
           <v:rect id="Rectangle 37" o:spid="_x0000_s2055" alt="" style="width:468pt;height:.35pt;visibility:visible;mso-wrap-style:square;mso-width-percent:0;mso-height-percent:0;mso-left-percent:-10001;mso-top-percent:-10001;mso-position-horizontal:absolute;mso-position-horizontal-relative:char;mso-position-vertical:absolute;mso-position-vertical-relative:line;mso-width-percent:0;mso-height-percent:0;mso-left-percent:-10001;mso-top-percent:-10001;v-text-anchor:top" filled="f">
             <o:lock v:ext="edit" aspectratio="t"/>
             <w10:anchorlock/>
@@ -7935,7 +7983,6 @@
           <w:rFonts w:ascii="Segoe UI" w:hAnsi="Segoe UI" w:cs="Segoe UI"/>
           <w:color w:val="352F3D"/>
         </w:rPr>
-        <w:lastRenderedPageBreak/>
         <w:t>7.4 Whole-Bible Synthesis</w:t>
       </w:r>
     </w:p>
@@ -8117,6 +8164,7 @@
           <w:sz w:val="21"/>
           <w:szCs w:val="21"/>
         </w:rPr>
+        <w:lastRenderedPageBreak/>
         <w:t>Church order</w:t>
       </w:r>
       <w:r>
@@ -8208,7 +8256,7 @@
         </w:rPr>
       </w:pPr>
       <w:r>
-        <w:pict w14:anchorId="57DA9FE2">
+        <w:pict w14:anchorId="044642B5">
           <v:rect id="Rectangle 35" o:spid="_x0000_s2054" alt="" style="width:468pt;height:.35pt;visibility:visible;mso-wrap-style:square;mso-width-percent:0;mso-height-percent:0;mso-left-percent:-10001;mso-top-percent:-10001;mso-position-horizontal:absolute;mso-position-horizontal-relative:char;mso-position-vertical:absolute;mso-position-vertical-relative:line;mso-width-percent:0;mso-height-percent:0;mso-left-percent:-10001;mso-top-percent:-10001;v-text-anchor:top" filled="f">
             <o:lock v:ext="edit" aspectratio="t"/>
             <w10:anchorlock/>
@@ -8851,7 +8899,6 @@
           <w:sz w:val="21"/>
           <w:szCs w:val="21"/>
         </w:rPr>
-        <w:lastRenderedPageBreak/>
         <w:t>The premise is</w:t>
       </w:r>
       <w:r>
@@ -8976,6 +9023,7 @@
           <w:sz w:val="21"/>
           <w:szCs w:val="21"/>
         </w:rPr>
+        <w:lastRenderedPageBreak/>
         <w:t xml:space="preserve">Twice, in two letters, Paul grounds the assembly instruction in the created order (1 Timothy 2:13; 1 Corinthians 11:8–9). </w:t>
       </w:r>
       <w:r>
@@ -9006,7 +9054,7 @@
         </w:rPr>
       </w:pPr>
       <w:r>
-        <w:pict w14:anchorId="78522664">
+        <w:pict w14:anchorId="7AE140C6">
           <v:rect id="Rectangle 33" o:spid="_x0000_s2053" alt="" style="width:468pt;height:.35pt;visibility:visible;mso-wrap-style:square;mso-width-percent:0;mso-height-percent:0;mso-left-percent:-10001;mso-top-percent:-10001;mso-position-horizontal:absolute;mso-position-horizontal-relative:char;mso-position-vertical:absolute;mso-position-vertical-relative:line;mso-width-percent:0;mso-height-percent:0;mso-left-percent:-10001;mso-top-percent:-10001;v-text-anchor:top" filled="f">
             <o:lock v:ext="edit" aspectratio="t"/>
             <w10:anchorlock/>
@@ -9400,7 +9448,7 @@
         </w:rPr>
       </w:pPr>
       <w:r>
-        <w:pict w14:anchorId="239EBBFB">
+        <w:pict w14:anchorId="211FA28F">
           <v:rect id="Rectangle 31" o:spid="_x0000_s2052" alt="" style="width:468pt;height:.35pt;visibility:visible;mso-wrap-style:square;mso-width-percent:0;mso-height-percent:0;mso-left-percent:-10001;mso-top-percent:-10001;mso-position-horizontal:absolute;mso-position-horizontal-relative:char;mso-position-vertical:absolute;mso-position-vertical-relative:line;mso-width-percent:0;mso-height-percent:0;mso-left-percent:-10001;mso-top-percent:-10001;v-text-anchor:top" filled="f">
             <o:lock v:ext="edit" aspectratio="t"/>
             <w10:anchorlock/>
@@ -9534,7 +9582,6 @@
           <w:sz w:val="21"/>
           <w:szCs w:val="21"/>
         </w:rPr>
-        <w:lastRenderedPageBreak/>
         <w:t>In the fall</w:t>
       </w:r>
       <w:r>
@@ -9584,6 +9631,7 @@
           <w:sz w:val="21"/>
           <w:szCs w:val="21"/>
         </w:rPr>
+        <w:lastRenderedPageBreak/>
         <w:t>In redemption</w:t>
       </w:r>
       <w:r>
@@ -9798,7 +9846,7 @@
         </w:rPr>
       </w:pPr>
       <w:r>
-        <w:pict w14:anchorId="582CAF31">
+        <w:pict w14:anchorId="28AAC32A">
           <v:rect id="Rectangle 29" o:spid="_x0000_s2051" alt="" style="width:468pt;height:.05pt;visibility:visible;mso-wrap-style:square;mso-width-percent:0;mso-height-percent:0;mso-left-percent:-10001;mso-top-percent:-10001;mso-position-horizontal:absolute;mso-position-horizontal-relative:char;mso-position-vertical:absolute;mso-position-vertical-relative:line;mso-width-percent:0;mso-height-percent:0;mso-left-percent:-10001;mso-top-percent:-10001;v-text-anchor:top" filled="f">
             <o:lock v:ext="edit" aspectratio="t"/>
             <w10:anchorlock/>
@@ -10131,7 +10179,7 @@
         </w:rPr>
       </w:pPr>
       <w:r>
-        <w:pict w14:anchorId="5B85CB56">
+        <w:pict w14:anchorId="4CA88BBE">
           <v:rect id="Rectangle 27" o:spid="_x0000_s2050" alt="" style="width:468pt;height:.35pt;visibility:visible;mso-wrap-style:square;mso-width-percent:0;mso-height-percent:0;mso-left-percent:-10001;mso-top-percent:-10001;mso-position-horizontal:absolute;mso-position-horizontal-relative:char;mso-position-vertical:absolute;mso-position-vertical-relative:line;mso-width-percent:0;mso-height-percent:0;mso-left-percent:-10001;mso-top-percent:-10001;v-text-anchor:top" filled="f">
             <o:lock v:ext="edit" aspectratio="t"/>
             <w10:anchorlock/>
@@ -10466,17 +10514,7 @@
           <w:sz w:val="21"/>
           <w:szCs w:val="21"/>
         </w:rPr>
-        <w:t xml:space="preserve">, 3rd ed., ed. Köstenberger and Thomas R. Schreiner (Crossway, 2016), 117–62. A. L. Bowman, "Women in Ministry: </w:t>
-      </w:r>
-      <w:r>
-        <w:rPr>
-          <w:rFonts w:ascii="Segoe UI" w:hAnsi="Segoe UI" w:cs="Segoe UI"/>
-          <w:color w:val="352F3D"/>
-          <w:sz w:val="21"/>
-          <w:szCs w:val="21"/>
-        </w:rPr>
-        <w:lastRenderedPageBreak/>
-        <w:t>An Exegetical Study of 1 Timothy 2:11–15," </w:t>
+        <w:t>, 3rd ed., ed. Köstenberger and Thomas R. Schreiner (Crossway, 2016), 117–62. A. L. Bowman, "Women in Ministry: An Exegetical Study of 1 Timothy 2:11–15," </w:t>
       </w:r>
       <w:r>
         <w:rPr>
@@ -10517,6 +10555,7 @@
           <w:sz w:val="21"/>
           <w:szCs w:val="21"/>
         </w:rPr>
+        <w:lastRenderedPageBreak/>
         <w:t>Representative opposing views.</w:t>
       </w:r>
       <w:r>
@@ -10806,25 +10845,7 @@
             <w:sz w:val="21"/>
             <w:szCs w:val="21"/>
           </w:rPr>
-          <w:t>https://</w:t>
-        </w:r>
-        <w:r>
-          <w:rPr>
-            <w:rStyle w:val="Hyperlink"/>
-            <w:rFonts w:ascii="Segoe UI" w:hAnsi="Segoe UI" w:cs="Segoe UI"/>
-            <w:sz w:val="21"/>
-            <w:szCs w:val="21"/>
-          </w:rPr>
-          <w:t>tinyurl.com/TeachTheWord</w:t>
-        </w:r>
-        <w:r>
-          <w:rPr>
-            <w:rStyle w:val="Hyperlink"/>
-            <w:rFonts w:ascii="Segoe UI" w:hAnsi="Segoe UI" w:cs="Segoe UI"/>
-            <w:sz w:val="21"/>
-            <w:szCs w:val="21"/>
-          </w:rPr>
-          <w:t>/2026-Q1/Resources/TheGreatFemIntro.pdf</w:t>
+          <w:t>https://tinyurl.com/TeachTheWord/2026-Q1/Resources/TheGreatFemIntro.pdf</w:t>
         </w:r>
       </w:hyperlink>
       <w:r>
@@ -10854,7 +10875,7 @@
 </file>
 
 <file path=word/endnotes.xml><?xml version="1.0" encoding="utf-8"?>
-<w:endnotes xmlns:wpc="http://schemas.microsoft.com/office/word/2010/wordprocessingCanvas" xmlns:cx="http://schemas.microsoft.com/office/drawing/2014/chartex" xmlns:cx1="http://schemas.microsoft.com/office/drawing/2015/9/8/chartex" xmlns:cx2="http://schemas.microsoft.com/office/drawing/2015/10/21/chartex" xmlns:cx3="http://schemas.microsoft.com/office/drawing/2016/5/9/chartex" xmlns:cx4="http://schemas.microsoft.com/office/drawing/2016/5/10/chartex" xmlns:cx5="http://schemas.microsoft.com/office/drawing/2016/5/11/chartex" xmlns:cx6="http://schemas.microsoft.com/office/drawing/2016/5/12/chartex" xmlns:cx7="http://schemas.microsoft.com/office/drawing/2016/5/13/chartex" xmlns:cx8="http://schemas.microsoft.com/office/drawing/2016/5/14/chartex" xmlns:mc="http://schemas.openxmlformats.org/markup-compatibility/2006" xmlns:m="http://schemas.openxmlformats.org/officeDocument/2006/math" xmlns:aink="http://schemas.microsoft.com/office/drawing/2016/ink" xmlns:am3d="http://schemas.microsoft.com/office/drawing/2017/model3d" xmlns:oel="http://schemas.microsoft.com/office/2019/extlst" xmlns:r="http://schemas.openxmlformats.org/officeDocument/2006/relationships" xmlns:wp14="http://schemas.microsoft.com/office/word/2010/wordprocessingDrawing" xmlns:wp="http://schemas.openxmlformats.org/drawingml/2006/wordprocessingDrawing" xmlns:wpg="http://schemas.microsoft.com/office/word/2010/wordprocessingGroup" xmlns:wpi="http://schemas.microsoft.com/office/word/2010/wordprocessingInk" xmlns:wps="http://schemas.microsoft.com/office/word/2010/wordprocessingShape" xmlns:o="urn:schemas-microsoft-com:office:office" xmlns:v="urn:schemas-microsoft-com:vml" xmlns:w10="urn:schemas-microsoft-com:office:word" xmlns:w="http://schemas.openxmlformats.org/wordprocessingml/2006/main" xmlns:w14="http://schemas.microsoft.com/office/word/2010/wordml" xmlns:w15="http://schemas.microsoft.com/office/word/2012/wordml" xmlns:w16cei="http://schemas.microsoft.com/office/word/2026/wordml/cei" xmlns:w16cex="http://schemas.microsoft.com/office/word/2018/wordml/cex" xmlns:w16cid="http://schemas.microsoft.com/office/word/2016/wordml/cid" xmlns:w16="http://schemas.microsoft.com/office/word/2018/wordml" xmlns:w16sdtdh="http://schemas.microsoft.com/office/word/2020/wordml/sdtdatahash" xmlns:w16sdtfl="http://schemas.microsoft.com/office/word/2024/wordml/sdtformatlock" xmlns:w16se="http://schemas.microsoft.com/office/word/2015/wordml/symex" xmlns:w16du="http://schemas.microsoft.com/office/word/2023/wordml/word16du" xmlns:wne="http://schemas.microsoft.com/office/word/2006/wordml" mc:Ignorable="w14 w15 w16se w16cid w16 w16cex w16sdtdh w16sdtfl w16du wp14">
+<w:endnotes xmlns:wpc="http://schemas.microsoft.com/office/word/2010/wordprocessingCanvas" xmlns:cx="http://schemas.microsoft.com/office/drawing/2014/chartex" xmlns:cx1="http://schemas.microsoft.com/office/drawing/2015/9/8/chartex" xmlns:cx2="http://schemas.microsoft.com/office/drawing/2015/10/21/chartex" xmlns:cx3="http://schemas.microsoft.com/office/drawing/2016/5/9/chartex" xmlns:cx4="http://schemas.microsoft.com/office/drawing/2016/5/10/chartex" xmlns:cx5="http://schemas.microsoft.com/office/drawing/2016/5/11/chartex" xmlns:cx6="http://schemas.microsoft.com/office/drawing/2016/5/12/chartex" xmlns:cx7="http://schemas.microsoft.com/office/drawing/2016/5/13/chartex" xmlns:cx8="http://schemas.microsoft.com/office/drawing/2016/5/14/chartex" xmlns:mc="http://schemas.openxmlformats.org/markup-compatibility/2006" xmlns:m="http://schemas.openxmlformats.org/officeDocument/2006/math" xmlns:aink="http://schemas.microsoft.com/office/drawing/2016/ink" xmlns:am3d="http://schemas.microsoft.com/office/drawing/2017/model3d" xmlns:oel="http://schemas.microsoft.com/office/2019/extlst" xmlns:r="http://schemas.openxmlformats.org/officeDocument/2006/relationships" xmlns:wp14="http://schemas.microsoft.com/office/word/2010/wordprocessingDrawing" xmlns:wp="http://schemas.openxmlformats.org/drawingml/2006/wordprocessingDrawing" xmlns:wpg="http://schemas.microsoft.com/office/word/2010/wordprocessingGroup" xmlns:wpi="http://schemas.microsoft.com/office/word/2010/wordprocessingInk" xmlns:wps="http://schemas.microsoft.com/office/word/2010/wordprocessingShape" xmlns:o="urn:schemas-microsoft-com:office:office" xmlns:v="urn:schemas-microsoft-com:vml" xmlns:w10="urn:schemas-microsoft-com:office:word" xmlns:w="http://schemas.openxmlformats.org/wordprocessingml/2006/main" xmlns:w14="http://schemas.microsoft.com/office/word/2010/wordml" xmlns:w15="http://schemas.microsoft.com/office/word/2012/wordml" xmlns:w16cex="http://schemas.microsoft.com/office/word/2018/wordml/cex" xmlns:w16cid="http://schemas.microsoft.com/office/word/2016/wordml/cid" xmlns:w16="http://schemas.microsoft.com/office/word/2018/wordml" xmlns:w16sdtdh="http://schemas.microsoft.com/office/word/2020/wordml/sdtdatahash" xmlns:w16sdtfl="http://schemas.microsoft.com/office/word/2024/wordml/sdtformatlock" xmlns:w16se="http://schemas.microsoft.com/office/word/2015/wordml/symex" xmlns:w16du="http://schemas.microsoft.com/office/word/2023/wordml/word16du" xmlns:wne="http://schemas.microsoft.com/office/word/2006/wordml" mc:Ignorable="w14 w15 w16se w16cid w16 w16cex w16sdtdh w16sdtfl w16du wp14">
   <w:endnote w:type="separator" w:id="-1">
     <w:p>
       <w:pPr>
@@ -10879,7 +10900,7 @@
 </file>
 
 <file path=word/footer1.xml><?xml version="1.0" encoding="utf-8"?>
-<w:ftr xmlns:wpc="http://schemas.microsoft.com/office/word/2010/wordprocessingCanvas" xmlns:cx="http://schemas.microsoft.com/office/drawing/2014/chartex" xmlns:cx1="http://schemas.microsoft.com/office/drawing/2015/9/8/chartex" xmlns:cx2="http://schemas.microsoft.com/office/drawing/2015/10/21/chartex" xmlns:cx3="http://schemas.microsoft.com/office/drawing/2016/5/9/chartex" xmlns:cx4="http://schemas.microsoft.com/office/drawing/2016/5/10/chartex" xmlns:cx5="http://schemas.microsoft.com/office/drawing/2016/5/11/chartex" xmlns:cx6="http://schemas.microsoft.com/office/drawing/2016/5/12/chartex" xmlns:cx7="http://schemas.microsoft.com/office/drawing/2016/5/13/chartex" xmlns:cx8="http://schemas.microsoft.com/office/drawing/2016/5/14/chartex" xmlns:mc="http://schemas.openxmlformats.org/markup-compatibility/2006" xmlns:m="http://schemas.openxmlformats.org/officeDocument/2006/math" xmlns:aink="http://schemas.microsoft.com/office/drawing/2016/ink" xmlns:am3d="http://schemas.microsoft.com/office/drawing/2017/model3d" xmlns:oel="http://schemas.microsoft.com/office/2019/extlst" xmlns:r="http://schemas.openxmlformats.org/officeDocument/2006/relationships" xmlns:wp14="http://schemas.microsoft.com/office/word/2010/wordprocessingDrawing" xmlns:wp="http://schemas.openxmlformats.org/drawingml/2006/wordprocessingDrawing" xmlns:wpg="http://schemas.microsoft.com/office/word/2010/wordprocessingGroup" xmlns:wpi="http://schemas.microsoft.com/office/word/2010/wordprocessingInk" xmlns:wps="http://schemas.microsoft.com/office/word/2010/wordprocessingShape" xmlns:o="urn:schemas-microsoft-com:office:office" xmlns:v="urn:schemas-microsoft-com:vml" xmlns:w10="urn:schemas-microsoft-com:office:word" xmlns:w="http://schemas.openxmlformats.org/wordprocessingml/2006/main" xmlns:w14="http://schemas.microsoft.com/office/word/2010/wordml" xmlns:w15="http://schemas.microsoft.com/office/word/2012/wordml" xmlns:w16cei="http://schemas.microsoft.com/office/word/2026/wordml/cei" xmlns:w16cex="http://schemas.microsoft.com/office/word/2018/wordml/cex" xmlns:w16cid="http://schemas.microsoft.com/office/word/2016/wordml/cid" xmlns:w16="http://schemas.microsoft.com/office/word/2018/wordml" xmlns:w16sdtdh="http://schemas.microsoft.com/office/word/2020/wordml/sdtdatahash" xmlns:w16sdtfl="http://schemas.microsoft.com/office/word/2024/wordml/sdtformatlock" xmlns:w16se="http://schemas.microsoft.com/office/word/2015/wordml/symex" xmlns:w16du="http://schemas.microsoft.com/office/word/2023/wordml/word16du" xmlns:wne="http://schemas.microsoft.com/office/word/2006/wordml" mc:Ignorable="w14 w15 w16se w16cid w16 w16cex w16sdtdh w16sdtfl w16du wp14">
+<w:ftr xmlns:wpc="http://schemas.microsoft.com/office/word/2010/wordprocessingCanvas" xmlns:cx="http://schemas.microsoft.com/office/drawing/2014/chartex" xmlns:cx1="http://schemas.microsoft.com/office/drawing/2015/9/8/chartex" xmlns:cx2="http://schemas.microsoft.com/office/drawing/2015/10/21/chartex" xmlns:cx3="http://schemas.microsoft.com/office/drawing/2016/5/9/chartex" xmlns:cx4="http://schemas.microsoft.com/office/drawing/2016/5/10/chartex" xmlns:cx5="http://schemas.microsoft.com/office/drawing/2016/5/11/chartex" xmlns:cx6="http://schemas.microsoft.com/office/drawing/2016/5/12/chartex" xmlns:cx7="http://schemas.microsoft.com/office/drawing/2016/5/13/chartex" xmlns:cx8="http://schemas.microsoft.com/office/drawing/2016/5/14/chartex" xmlns:mc="http://schemas.openxmlformats.org/markup-compatibility/2006" xmlns:m="http://schemas.openxmlformats.org/officeDocument/2006/math" xmlns:aink="http://schemas.microsoft.com/office/drawing/2016/ink" xmlns:am3d="http://schemas.microsoft.com/office/drawing/2017/model3d" xmlns:oel="http://schemas.microsoft.com/office/2019/extlst" xmlns:r="http://schemas.openxmlformats.org/officeDocument/2006/relationships" xmlns:wp14="http://schemas.microsoft.com/office/word/2010/wordprocessingDrawing" xmlns:wp="http://schemas.openxmlformats.org/drawingml/2006/wordprocessingDrawing" xmlns:wpg="http://schemas.microsoft.com/office/word/2010/wordprocessingGroup" xmlns:wpi="http://schemas.microsoft.com/office/word/2010/wordprocessingInk" xmlns:wps="http://schemas.microsoft.com/office/word/2010/wordprocessingShape" xmlns:o="urn:schemas-microsoft-com:office:office" xmlns:v="urn:schemas-microsoft-com:vml" xmlns:w10="urn:schemas-microsoft-com:office:word" xmlns:w="http://schemas.openxmlformats.org/wordprocessingml/2006/main" xmlns:w14="http://schemas.microsoft.com/office/word/2010/wordml" xmlns:w15="http://schemas.microsoft.com/office/word/2012/wordml" xmlns:w16cex="http://schemas.microsoft.com/office/word/2018/wordml/cex" xmlns:w16cid="http://schemas.microsoft.com/office/word/2016/wordml/cid" xmlns:w16="http://schemas.microsoft.com/office/word/2018/wordml" xmlns:w16sdtdh="http://schemas.microsoft.com/office/word/2020/wordml/sdtdatahash" xmlns:w16sdtfl="http://schemas.microsoft.com/office/word/2024/wordml/sdtformatlock" xmlns:w16se="http://schemas.microsoft.com/office/word/2015/wordml/symex" xmlns:w16du="http://schemas.microsoft.com/office/word/2023/wordml/word16du" xmlns:wne="http://schemas.microsoft.com/office/word/2006/wordml" mc:Ignorable="w14 w15 w16se w16cid w16 w16cex w16sdtdh w16sdtfl w16du wp14">
   <w:p>
     <w:pPr>
       <w:pStyle w:val="Footer"/>
@@ -10889,7 +10910,7 @@
 </file>
 
 <file path=word/footer2.xml><?xml version="1.0" encoding="utf-8"?>
-<w:ftr xmlns:wpc="http://schemas.microsoft.com/office/word/2010/wordprocessingCanvas" xmlns:cx="http://schemas.microsoft.com/office/drawing/2014/chartex" xmlns:cx1="http://schemas.microsoft.com/office/drawing/2015/9/8/chartex" xmlns:cx2="http://schemas.microsoft.com/office/drawing/2015/10/21/chartex" xmlns:cx3="http://schemas.microsoft.com/office/drawing/2016/5/9/chartex" xmlns:cx4="http://schemas.microsoft.com/office/drawing/2016/5/10/chartex" xmlns:cx5="http://schemas.microsoft.com/office/drawing/2016/5/11/chartex" xmlns:cx6="http://schemas.microsoft.com/office/drawing/2016/5/12/chartex" xmlns:cx7="http://schemas.microsoft.com/office/drawing/2016/5/13/chartex" xmlns:cx8="http://schemas.microsoft.com/office/drawing/2016/5/14/chartex" xmlns:mc="http://schemas.openxmlformats.org/markup-compatibility/2006" xmlns:m="http://schemas.openxmlformats.org/officeDocument/2006/math" xmlns:aink="http://schemas.microsoft.com/office/drawing/2016/ink" xmlns:am3d="http://schemas.microsoft.com/office/drawing/2017/model3d" xmlns:oel="http://schemas.microsoft.com/office/2019/extlst" xmlns:r="http://schemas.openxmlformats.org/officeDocument/2006/relationships" xmlns:wp14="http://schemas.microsoft.com/office/word/2010/wordprocessingDrawing" xmlns:wp="http://schemas.openxmlformats.org/drawingml/2006/wordprocessingDrawing" xmlns:wpg="http://schemas.microsoft.com/office/word/2010/wordprocessingGroup" xmlns:wpi="http://schemas.microsoft.com/office/word/2010/wordprocessingInk" xmlns:wps="http://schemas.microsoft.com/office/word/2010/wordprocessingShape" xmlns:o="urn:schemas-microsoft-com:office:office" xmlns:v="urn:schemas-microsoft-com:vml" xmlns:w10="urn:schemas-microsoft-com:office:word" xmlns:w="http://schemas.openxmlformats.org/wordprocessingml/2006/main" xmlns:w14="http://schemas.microsoft.com/office/word/2010/wordml" xmlns:w15="http://schemas.microsoft.com/office/word/2012/wordml" xmlns:w16cei="http://schemas.microsoft.com/office/word/2026/wordml/cei" xmlns:w16cex="http://schemas.microsoft.com/office/word/2018/wordml/cex" xmlns:w16cid="http://schemas.microsoft.com/office/word/2016/wordml/cid" xmlns:w16="http://schemas.microsoft.com/office/word/2018/wordml" xmlns:w16sdtdh="http://schemas.microsoft.com/office/word/2020/wordml/sdtdatahash" xmlns:w16sdtfl="http://schemas.microsoft.com/office/word/2024/wordml/sdtformatlock" xmlns:w16se="http://schemas.microsoft.com/office/word/2015/wordml/symex" xmlns:w16du="http://schemas.microsoft.com/office/word/2023/wordml/word16du" xmlns:wne="http://schemas.microsoft.com/office/word/2006/wordml" mc:Ignorable="w14 w15 w16se w16cid w16 w16cex w16sdtdh w16sdtfl w16du wp14">
+<w:ftr xmlns:wpc="http://schemas.microsoft.com/office/word/2010/wordprocessingCanvas" xmlns:cx="http://schemas.microsoft.com/office/drawing/2014/chartex" xmlns:cx1="http://schemas.microsoft.com/office/drawing/2015/9/8/chartex" xmlns:cx2="http://schemas.microsoft.com/office/drawing/2015/10/21/chartex" xmlns:cx3="http://schemas.microsoft.com/office/drawing/2016/5/9/chartex" xmlns:cx4="http://schemas.microsoft.com/office/drawing/2016/5/10/chartex" xmlns:cx5="http://schemas.microsoft.com/office/drawing/2016/5/11/chartex" xmlns:cx6="http://schemas.microsoft.com/office/drawing/2016/5/12/chartex" xmlns:cx7="http://schemas.microsoft.com/office/drawing/2016/5/13/chartex" xmlns:cx8="http://schemas.microsoft.com/office/drawing/2016/5/14/chartex" xmlns:mc="http://schemas.openxmlformats.org/markup-compatibility/2006" xmlns:m="http://schemas.openxmlformats.org/officeDocument/2006/math" xmlns:aink="http://schemas.microsoft.com/office/drawing/2016/ink" xmlns:am3d="http://schemas.microsoft.com/office/drawing/2017/model3d" xmlns:oel="http://schemas.microsoft.com/office/2019/extlst" xmlns:r="http://schemas.openxmlformats.org/officeDocument/2006/relationships" xmlns:wp14="http://schemas.microsoft.com/office/word/2010/wordprocessingDrawing" xmlns:wp="http://schemas.openxmlformats.org/drawingml/2006/wordprocessingDrawing" xmlns:wpg="http://schemas.microsoft.com/office/word/2010/wordprocessingGroup" xmlns:wpi="http://schemas.microsoft.com/office/word/2010/wordprocessingInk" xmlns:wps="http://schemas.microsoft.com/office/word/2010/wordprocessingShape" xmlns:o="urn:schemas-microsoft-com:office:office" xmlns:v="urn:schemas-microsoft-com:vml" xmlns:w10="urn:schemas-microsoft-com:office:word" xmlns:w="http://schemas.openxmlformats.org/wordprocessingml/2006/main" xmlns:w14="http://schemas.microsoft.com/office/word/2010/wordml" xmlns:w15="http://schemas.microsoft.com/office/word/2012/wordml" xmlns:w16cex="http://schemas.microsoft.com/office/word/2018/wordml/cex" xmlns:w16cid="http://schemas.microsoft.com/office/word/2016/wordml/cid" xmlns:w16="http://schemas.microsoft.com/office/word/2018/wordml" xmlns:w16sdtdh="http://schemas.microsoft.com/office/word/2020/wordml/sdtdatahash" xmlns:w16sdtfl="http://schemas.microsoft.com/office/word/2024/wordml/sdtformatlock" xmlns:w16se="http://schemas.microsoft.com/office/word/2015/wordml/symex" xmlns:w16du="http://schemas.microsoft.com/office/word/2023/wordml/word16du" xmlns:wne="http://schemas.microsoft.com/office/word/2006/wordml" mc:Ignorable="w14 w15 w16se w16cid w16 w16cex w16sdtdh w16sdtfl w16du wp14">
   <w:p>
     <w:pPr>
       <w:tabs>
@@ -10999,7 +11020,7 @@
 </file>
 
 <file path=word/footer3.xml><?xml version="1.0" encoding="utf-8"?>
-<w:ftr xmlns:wpc="http://schemas.microsoft.com/office/word/2010/wordprocessingCanvas" xmlns:cx="http://schemas.microsoft.com/office/drawing/2014/chartex" xmlns:cx1="http://schemas.microsoft.com/office/drawing/2015/9/8/chartex" xmlns:cx2="http://schemas.microsoft.com/office/drawing/2015/10/21/chartex" xmlns:cx3="http://schemas.microsoft.com/office/drawing/2016/5/9/chartex" xmlns:cx4="http://schemas.microsoft.com/office/drawing/2016/5/10/chartex" xmlns:cx5="http://schemas.microsoft.com/office/drawing/2016/5/11/chartex" xmlns:cx6="http://schemas.microsoft.com/office/drawing/2016/5/12/chartex" xmlns:cx7="http://schemas.microsoft.com/office/drawing/2016/5/13/chartex" xmlns:cx8="http://schemas.microsoft.com/office/drawing/2016/5/14/chartex" xmlns:mc="http://schemas.openxmlformats.org/markup-compatibility/2006" xmlns:m="http://schemas.openxmlformats.org/officeDocument/2006/math" xmlns:aink="http://schemas.microsoft.com/office/drawing/2016/ink" xmlns:am3d="http://schemas.microsoft.com/office/drawing/2017/model3d" xmlns:oel="http://schemas.microsoft.com/office/2019/extlst" xmlns:r="http://schemas.openxmlformats.org/officeDocument/2006/relationships" xmlns:wp14="http://schemas.microsoft.com/office/word/2010/wordprocessingDrawing" xmlns:wp="http://schemas.openxmlformats.org/drawingml/2006/wordprocessingDrawing" xmlns:wpg="http://schemas.microsoft.com/office/word/2010/wordprocessingGroup" xmlns:wpi="http://schemas.microsoft.com/office/word/2010/wordprocessingInk" xmlns:wps="http://schemas.microsoft.com/office/word/2010/wordprocessingShape" xmlns:o="urn:schemas-microsoft-com:office:office" xmlns:v="urn:schemas-microsoft-com:vml" xmlns:w10="urn:schemas-microsoft-com:office:word" xmlns:w="http://schemas.openxmlformats.org/wordprocessingml/2006/main" xmlns:w14="http://schemas.microsoft.com/office/word/2010/wordml" xmlns:w15="http://schemas.microsoft.com/office/word/2012/wordml" xmlns:w16cei="http://schemas.microsoft.com/office/word/2026/wordml/cei" xmlns:w16cex="http://schemas.microsoft.com/office/word/2018/wordml/cex" xmlns:w16cid="http://schemas.microsoft.com/office/word/2016/wordml/cid" xmlns:w16="http://schemas.microsoft.com/office/word/2018/wordml" xmlns:w16sdtdh="http://schemas.microsoft.com/office/word/2020/wordml/sdtdatahash" xmlns:w16sdtfl="http://schemas.microsoft.com/office/word/2024/wordml/sdtformatlock" xmlns:w16se="http://schemas.microsoft.com/office/word/2015/wordml/symex" xmlns:w16du="http://schemas.microsoft.com/office/word/2023/wordml/word16du" xmlns:wne="http://schemas.microsoft.com/office/word/2006/wordml" mc:Ignorable="w14 w15 w16se w16cid w16 w16cex w16sdtdh w16sdtfl w16du wp14">
+<w:ftr xmlns:wpc="http://schemas.microsoft.com/office/word/2010/wordprocessingCanvas" xmlns:cx="http://schemas.microsoft.com/office/drawing/2014/chartex" xmlns:cx1="http://schemas.microsoft.com/office/drawing/2015/9/8/chartex" xmlns:cx2="http://schemas.microsoft.com/office/drawing/2015/10/21/chartex" xmlns:cx3="http://schemas.microsoft.com/office/drawing/2016/5/9/chartex" xmlns:cx4="http://schemas.microsoft.com/office/drawing/2016/5/10/chartex" xmlns:cx5="http://schemas.microsoft.com/office/drawing/2016/5/11/chartex" xmlns:cx6="http://schemas.microsoft.com/office/drawing/2016/5/12/chartex" xmlns:cx7="http://schemas.microsoft.com/office/drawing/2016/5/13/chartex" xmlns:cx8="http://schemas.microsoft.com/office/drawing/2016/5/14/chartex" xmlns:mc="http://schemas.openxmlformats.org/markup-compatibility/2006" xmlns:m="http://schemas.openxmlformats.org/officeDocument/2006/math" xmlns:aink="http://schemas.microsoft.com/office/drawing/2016/ink" xmlns:am3d="http://schemas.microsoft.com/office/drawing/2017/model3d" xmlns:oel="http://schemas.microsoft.com/office/2019/extlst" xmlns:r="http://schemas.openxmlformats.org/officeDocument/2006/relationships" xmlns:wp14="http://schemas.microsoft.com/office/word/2010/wordprocessingDrawing" xmlns:wp="http://schemas.openxmlformats.org/drawingml/2006/wordprocessingDrawing" xmlns:wpg="http://schemas.microsoft.com/office/word/2010/wordprocessingGroup" xmlns:wpi="http://schemas.microsoft.com/office/word/2010/wordprocessingInk" xmlns:wps="http://schemas.microsoft.com/office/word/2010/wordprocessingShape" xmlns:o="urn:schemas-microsoft-com:office:office" xmlns:v="urn:schemas-microsoft-com:vml" xmlns:w10="urn:schemas-microsoft-com:office:word" xmlns:w="http://schemas.openxmlformats.org/wordprocessingml/2006/main" xmlns:w14="http://schemas.microsoft.com/office/word/2010/wordml" xmlns:w15="http://schemas.microsoft.com/office/word/2012/wordml" xmlns:w16cex="http://schemas.microsoft.com/office/word/2018/wordml/cex" xmlns:w16cid="http://schemas.microsoft.com/office/word/2016/wordml/cid" xmlns:w16="http://schemas.microsoft.com/office/word/2018/wordml" xmlns:w16sdtdh="http://schemas.microsoft.com/office/word/2020/wordml/sdtdatahash" xmlns:w16sdtfl="http://schemas.microsoft.com/office/word/2024/wordml/sdtformatlock" xmlns:w16se="http://schemas.microsoft.com/office/word/2015/wordml/symex" xmlns:w16du="http://schemas.microsoft.com/office/word/2023/wordml/word16du" xmlns:wne="http://schemas.microsoft.com/office/word/2006/wordml" mc:Ignorable="w14 w15 w16se w16cid w16 w16cex w16sdtdh w16sdtfl w16du wp14">
   <w:p>
     <w:pPr>
       <w:pStyle w:val="Footer"/>
@@ -11009,7 +11030,7 @@
 </file>
 
 <file path=word/footnotes.xml><?xml version="1.0" encoding="utf-8"?>
-<w:footnotes xmlns:wpc="http://schemas.microsoft.com/office/word/2010/wordprocessingCanvas" xmlns:cx="http://schemas.microsoft.com/office/drawing/2014/chartex" xmlns:cx1="http://schemas.microsoft.com/office/drawing/2015/9/8/chartex" xmlns:cx2="http://schemas.microsoft.com/office/drawing/2015/10/21/chartex" xmlns:cx3="http://schemas.microsoft.com/office/drawing/2016/5/9/chartex" xmlns:cx4="http://schemas.microsoft.com/office/drawing/2016/5/10/chartex" xmlns:cx5="http://schemas.microsoft.com/office/drawing/2016/5/11/chartex" xmlns:cx6="http://schemas.microsoft.com/office/drawing/2016/5/12/chartex" xmlns:cx7="http://schemas.microsoft.com/office/drawing/2016/5/13/chartex" xmlns:cx8="http://schemas.microsoft.com/office/drawing/2016/5/14/chartex" xmlns:mc="http://schemas.openxmlformats.org/markup-compatibility/2006" xmlns:m="http://schemas.openxmlformats.org/officeDocument/2006/math" xmlns:aink="http://schemas.microsoft.com/office/drawing/2016/ink" xmlns:am3d="http://schemas.microsoft.com/office/drawing/2017/model3d" xmlns:oel="http://schemas.microsoft.com/office/2019/extlst" xmlns:r="http://schemas.openxmlformats.org/officeDocument/2006/relationships" xmlns:wp14="http://schemas.microsoft.com/office/word/2010/wordprocessingDrawing" xmlns:wp="http://schemas.openxmlformats.org/drawingml/2006/wordprocessingDrawing" xmlns:wpg="http://schemas.microsoft.com/office/word/2010/wordprocessingGroup" xmlns:wpi="http://schemas.microsoft.com/office/word/2010/wordprocessingInk" xmlns:wps="http://schemas.microsoft.com/office/word/2010/wordprocessingShape" xmlns:o="urn:schemas-microsoft-com:office:office" xmlns:v="urn:schemas-microsoft-com:vml" xmlns:w10="urn:schemas-microsoft-com:office:word" xmlns:w="http://schemas.openxmlformats.org/wordprocessingml/2006/main" xmlns:w14="http://schemas.microsoft.com/office/word/2010/wordml" xmlns:w15="http://schemas.microsoft.com/office/word/2012/wordml" xmlns:w16cei="http://schemas.microsoft.com/office/word/2026/wordml/cei" xmlns:w16cex="http://schemas.microsoft.com/office/word/2018/wordml/cex" xmlns:w16cid="http://schemas.microsoft.com/office/word/2016/wordml/cid" xmlns:w16="http://schemas.microsoft.com/office/word/2018/wordml" xmlns:w16sdtdh="http://schemas.microsoft.com/office/word/2020/wordml/sdtdatahash" xmlns:w16sdtfl="http://schemas.microsoft.com/office/word/2024/wordml/sdtformatlock" xmlns:w16se="http://schemas.microsoft.com/office/word/2015/wordml/symex" xmlns:w16du="http://schemas.microsoft.com/office/word/2023/wordml/word16du" xmlns:wne="http://schemas.microsoft.com/office/word/2006/wordml" mc:Ignorable="w14 w15 w16se w16cid w16 w16cex w16sdtdh w16sdtfl w16du wp14">
+<w:footnotes xmlns:wpc="http://schemas.microsoft.com/office/word/2010/wordprocessingCanvas" xmlns:cx="http://schemas.microsoft.com/office/drawing/2014/chartex" xmlns:cx1="http://schemas.microsoft.com/office/drawing/2015/9/8/chartex" xmlns:cx2="http://schemas.microsoft.com/office/drawing/2015/10/21/chartex" xmlns:cx3="http://schemas.microsoft.com/office/drawing/2016/5/9/chartex" xmlns:cx4="http://schemas.microsoft.com/office/drawing/2016/5/10/chartex" xmlns:cx5="http://schemas.microsoft.com/office/drawing/2016/5/11/chartex" xmlns:cx6="http://schemas.microsoft.com/office/drawing/2016/5/12/chartex" xmlns:cx7="http://schemas.microsoft.com/office/drawing/2016/5/13/chartex" xmlns:cx8="http://schemas.microsoft.com/office/drawing/2016/5/14/chartex" xmlns:mc="http://schemas.openxmlformats.org/markup-compatibility/2006" xmlns:m="http://schemas.openxmlformats.org/officeDocument/2006/math" xmlns:aink="http://schemas.microsoft.com/office/drawing/2016/ink" xmlns:am3d="http://schemas.microsoft.com/office/drawing/2017/model3d" xmlns:oel="http://schemas.microsoft.com/office/2019/extlst" xmlns:r="http://schemas.openxmlformats.org/officeDocument/2006/relationships" xmlns:wp14="http://schemas.microsoft.com/office/word/2010/wordprocessingDrawing" xmlns:wp="http://schemas.openxmlformats.org/drawingml/2006/wordprocessingDrawing" xmlns:wpg="http://schemas.microsoft.com/office/word/2010/wordprocessingGroup" xmlns:wpi="http://schemas.microsoft.com/office/word/2010/wordprocessingInk" xmlns:wps="http://schemas.microsoft.com/office/word/2010/wordprocessingShape" xmlns:o="urn:schemas-microsoft-com:office:office" xmlns:v="urn:schemas-microsoft-com:vml" xmlns:w10="urn:schemas-microsoft-com:office:word" xmlns:w="http://schemas.openxmlformats.org/wordprocessingml/2006/main" xmlns:w14="http://schemas.microsoft.com/office/word/2010/wordml" xmlns:w15="http://schemas.microsoft.com/office/word/2012/wordml" xmlns:w16cex="http://schemas.microsoft.com/office/word/2018/wordml/cex" xmlns:w16cid="http://schemas.microsoft.com/office/word/2016/wordml/cid" xmlns:w16="http://schemas.microsoft.com/office/word/2018/wordml" xmlns:w16sdtdh="http://schemas.microsoft.com/office/word/2020/wordml/sdtdatahash" xmlns:w16sdtfl="http://schemas.microsoft.com/office/word/2024/wordml/sdtformatlock" xmlns:w16se="http://schemas.microsoft.com/office/word/2015/wordml/symex" xmlns:w16du="http://schemas.microsoft.com/office/word/2023/wordml/word16du" xmlns:wne="http://schemas.microsoft.com/office/word/2006/wordml" mc:Ignorable="w14 w15 w16se w16cid w16 w16cex w16sdtdh w16sdtfl w16du wp14">
   <w:footnote w:type="separator" w:id="-1">
     <w:p>
       <w:pPr>
@@ -11034,7 +11055,7 @@
 </file>
 
 <file path=word/header1.xml><?xml version="1.0" encoding="utf-8"?>
-<w:hdr xmlns:wpc="http://schemas.microsoft.com/office/word/2010/wordprocessingCanvas" xmlns:cx="http://schemas.microsoft.com/office/drawing/2014/chartex" xmlns:cx1="http://schemas.microsoft.com/office/drawing/2015/9/8/chartex" xmlns:cx2="http://schemas.microsoft.com/office/drawing/2015/10/21/chartex" xmlns:cx3="http://schemas.microsoft.com/office/drawing/2016/5/9/chartex" xmlns:cx4="http://schemas.microsoft.com/office/drawing/2016/5/10/chartex" xmlns:cx5="http://schemas.microsoft.com/office/drawing/2016/5/11/chartex" xmlns:cx6="http://schemas.microsoft.com/office/drawing/2016/5/12/chartex" xmlns:cx7="http://schemas.microsoft.com/office/drawing/2016/5/13/chartex" xmlns:cx8="http://schemas.microsoft.com/office/drawing/2016/5/14/chartex" xmlns:mc="http://schemas.openxmlformats.org/markup-compatibility/2006" xmlns:m="http://schemas.openxmlformats.org/officeDocument/2006/math" xmlns:aink="http://schemas.microsoft.com/office/drawing/2016/ink" xmlns:am3d="http://schemas.microsoft.com/office/drawing/2017/model3d" xmlns:oel="http://schemas.microsoft.com/office/2019/extlst" xmlns:r="http://schemas.openxmlformats.org/officeDocument/2006/relationships" xmlns:wp14="http://schemas.microsoft.com/office/word/2010/wordprocessingDrawing" xmlns:wp="http://schemas.openxmlformats.org/drawingml/2006/wordprocessingDrawing" xmlns:wpg="http://schemas.microsoft.com/office/word/2010/wordprocessingGroup" xmlns:wpi="http://schemas.microsoft.com/office/word/2010/wordprocessingInk" xmlns:wps="http://schemas.microsoft.com/office/word/2010/wordprocessingShape" xmlns:o="urn:schemas-microsoft-com:office:office" xmlns:v="urn:schemas-microsoft-com:vml" xmlns:w10="urn:schemas-microsoft-com:office:word" xmlns:w="http://schemas.openxmlformats.org/wordprocessingml/2006/main" xmlns:w14="http://schemas.microsoft.com/office/word/2010/wordml" xmlns:w15="http://schemas.microsoft.com/office/word/2012/wordml" xmlns:w16cei="http://schemas.microsoft.com/office/word/2026/wordml/cei" xmlns:w16cex="http://schemas.microsoft.com/office/word/2018/wordml/cex" xmlns:w16cid="http://schemas.microsoft.com/office/word/2016/wordml/cid" xmlns:w16="http://schemas.microsoft.com/office/word/2018/wordml" xmlns:w16sdtdh="http://schemas.microsoft.com/office/word/2020/wordml/sdtdatahash" xmlns:w16sdtfl="http://schemas.microsoft.com/office/word/2024/wordml/sdtformatlock" xmlns:w16se="http://schemas.microsoft.com/office/word/2015/wordml/symex" xmlns:w16du="http://schemas.microsoft.com/office/word/2023/wordml/word16du" xmlns:wne="http://schemas.microsoft.com/office/word/2006/wordml" mc:Ignorable="w14 w15 w16se w16cid w16 w16cex w16sdtdh w16sdtfl w16du wp14">
+<w:hdr xmlns:wpc="http://schemas.microsoft.com/office/word/2010/wordprocessingCanvas" xmlns:cx="http://schemas.microsoft.com/office/drawing/2014/chartex" xmlns:cx1="http://schemas.microsoft.com/office/drawing/2015/9/8/chartex" xmlns:cx2="http://schemas.microsoft.com/office/drawing/2015/10/21/chartex" xmlns:cx3="http://schemas.microsoft.com/office/drawing/2016/5/9/chartex" xmlns:cx4="http://schemas.microsoft.com/office/drawing/2016/5/10/chartex" xmlns:cx5="http://schemas.microsoft.com/office/drawing/2016/5/11/chartex" xmlns:cx6="http://schemas.microsoft.com/office/drawing/2016/5/12/chartex" xmlns:cx7="http://schemas.microsoft.com/office/drawing/2016/5/13/chartex" xmlns:cx8="http://schemas.microsoft.com/office/drawing/2016/5/14/chartex" xmlns:mc="http://schemas.openxmlformats.org/markup-compatibility/2006" xmlns:m="http://schemas.openxmlformats.org/officeDocument/2006/math" xmlns:aink="http://schemas.microsoft.com/office/drawing/2016/ink" xmlns:am3d="http://schemas.microsoft.com/office/drawing/2017/model3d" xmlns:oel="http://schemas.microsoft.com/office/2019/extlst" xmlns:r="http://schemas.openxmlformats.org/officeDocument/2006/relationships" xmlns:wp14="http://schemas.microsoft.com/office/word/2010/wordprocessingDrawing" xmlns:wp="http://schemas.openxmlformats.org/drawingml/2006/wordprocessingDrawing" xmlns:wpg="http://schemas.microsoft.com/office/word/2010/wordprocessingGroup" xmlns:wpi="http://schemas.microsoft.com/office/word/2010/wordprocessingInk" xmlns:wps="http://schemas.microsoft.com/office/word/2010/wordprocessingShape" xmlns:o="urn:schemas-microsoft-com:office:office" xmlns:v="urn:schemas-microsoft-com:vml" xmlns:w10="urn:schemas-microsoft-com:office:word" xmlns:w="http://schemas.openxmlformats.org/wordprocessingml/2006/main" xmlns:w14="http://schemas.microsoft.com/office/word/2010/wordml" xmlns:w15="http://schemas.microsoft.com/office/word/2012/wordml" xmlns:w16cex="http://schemas.microsoft.com/office/word/2018/wordml/cex" xmlns:w16cid="http://schemas.microsoft.com/office/word/2016/wordml/cid" xmlns:w16="http://schemas.microsoft.com/office/word/2018/wordml" xmlns:w16sdtdh="http://schemas.microsoft.com/office/word/2020/wordml/sdtdatahash" xmlns:w16sdtfl="http://schemas.microsoft.com/office/word/2024/wordml/sdtformatlock" xmlns:w16se="http://schemas.microsoft.com/office/word/2015/wordml/symex" xmlns:w16du="http://schemas.microsoft.com/office/word/2023/wordml/word16du" xmlns:wne="http://schemas.microsoft.com/office/word/2006/wordml" mc:Ignorable="w14 w15 w16se w16cid w16 w16cex w16sdtdh w16sdtfl w16du wp14">
   <w:p>
     <w:pPr>
       <w:pStyle w:val="Header"/>
@@ -11044,7 +11065,7 @@
 </file>
 
 <file path=word/header2.xml><?xml version="1.0" encoding="utf-8"?>
-<w:hdr xmlns:wpc="http://schemas.microsoft.com/office/word/2010/wordprocessingCanvas" xmlns:cx="http://schemas.microsoft.com/office/drawing/2014/chartex" xmlns:cx1="http://schemas.microsoft.com/office/drawing/2015/9/8/chartex" xmlns:cx2="http://schemas.microsoft.com/office/drawing/2015/10/21/chartex" xmlns:cx3="http://schemas.microsoft.com/office/drawing/2016/5/9/chartex" xmlns:cx4="http://schemas.microsoft.com/office/drawing/2016/5/10/chartex" xmlns:cx5="http://schemas.microsoft.com/office/drawing/2016/5/11/chartex" xmlns:cx6="http://schemas.microsoft.com/office/drawing/2016/5/12/chartex" xmlns:cx7="http://schemas.microsoft.com/office/drawing/2016/5/13/chartex" xmlns:cx8="http://schemas.microsoft.com/office/drawing/2016/5/14/chartex" xmlns:mc="http://schemas.openxmlformats.org/markup-compatibility/2006" xmlns:m="http://schemas.openxmlformats.org/officeDocument/2006/math" xmlns:aink="http://schemas.microsoft.com/office/drawing/2016/ink" xmlns:am3d="http://schemas.microsoft.com/office/drawing/2017/model3d" xmlns:oel="http://schemas.microsoft.com/office/2019/extlst" xmlns:r="http://schemas.openxmlformats.org/officeDocument/2006/relationships" xmlns:wp14="http://schemas.microsoft.com/office/word/2010/wordprocessingDrawing" xmlns:wp="http://schemas.openxmlformats.org/drawingml/2006/wordprocessingDrawing" xmlns:wpg="http://schemas.microsoft.com/office/word/2010/wordprocessingGroup" xmlns:wpi="http://schemas.microsoft.com/office/word/2010/wordprocessingInk" xmlns:wps="http://schemas.microsoft.com/office/word/2010/wordprocessingShape" xmlns:o="urn:schemas-microsoft-com:office:office" xmlns:v="urn:schemas-microsoft-com:vml" xmlns:w10="urn:schemas-microsoft-com:office:word" xmlns:w="http://schemas.openxmlformats.org/wordprocessingml/2006/main" xmlns:w14="http://schemas.microsoft.com/office/word/2010/wordml" xmlns:w15="http://schemas.microsoft.com/office/word/2012/wordml" xmlns:w16cei="http://schemas.microsoft.com/office/word/2026/wordml/cei" xmlns:w16cex="http://schemas.microsoft.com/office/word/2018/wordml/cex" xmlns:w16cid="http://schemas.microsoft.com/office/word/2016/wordml/cid" xmlns:w16="http://schemas.microsoft.com/office/word/2018/wordml" xmlns:w16sdtdh="http://schemas.microsoft.com/office/word/2020/wordml/sdtdatahash" xmlns:w16sdtfl="http://schemas.microsoft.com/office/word/2024/wordml/sdtformatlock" xmlns:w16se="http://schemas.microsoft.com/office/word/2015/wordml/symex" xmlns:w16du="http://schemas.microsoft.com/office/word/2023/wordml/word16du" xmlns:wne="http://schemas.microsoft.com/office/word/2006/wordml" mc:Ignorable="w14 w15 w16se w16cid w16 w16cex w16sdtdh w16sdtfl w16du wp14">
+<w:hdr xmlns:wpc="http://schemas.microsoft.com/office/word/2010/wordprocessingCanvas" xmlns:cx="http://schemas.microsoft.com/office/drawing/2014/chartex" xmlns:cx1="http://schemas.microsoft.com/office/drawing/2015/9/8/chartex" xmlns:cx2="http://schemas.microsoft.com/office/drawing/2015/10/21/chartex" xmlns:cx3="http://schemas.microsoft.com/office/drawing/2016/5/9/chartex" xmlns:cx4="http://schemas.microsoft.com/office/drawing/2016/5/10/chartex" xmlns:cx5="http://schemas.microsoft.com/office/drawing/2016/5/11/chartex" xmlns:cx6="http://schemas.microsoft.com/office/drawing/2016/5/12/chartex" xmlns:cx7="http://schemas.microsoft.com/office/drawing/2016/5/13/chartex" xmlns:cx8="http://schemas.microsoft.com/office/drawing/2016/5/14/chartex" xmlns:mc="http://schemas.openxmlformats.org/markup-compatibility/2006" xmlns:m="http://schemas.openxmlformats.org/officeDocument/2006/math" xmlns:aink="http://schemas.microsoft.com/office/drawing/2016/ink" xmlns:am3d="http://schemas.microsoft.com/office/drawing/2017/model3d" xmlns:oel="http://schemas.microsoft.com/office/2019/extlst" xmlns:r="http://schemas.openxmlformats.org/officeDocument/2006/relationships" xmlns:wp14="http://schemas.microsoft.com/office/word/2010/wordprocessingDrawing" xmlns:wp="http://schemas.openxmlformats.org/drawingml/2006/wordprocessingDrawing" xmlns:wpg="http://schemas.microsoft.com/office/word/2010/wordprocessingGroup" xmlns:wpi="http://schemas.microsoft.com/office/word/2010/wordprocessingInk" xmlns:wps="http://schemas.microsoft.com/office/word/2010/wordprocessingShape" xmlns:o="urn:schemas-microsoft-com:office:office" xmlns:v="urn:schemas-microsoft-com:vml" xmlns:w10="urn:schemas-microsoft-com:office:word" xmlns:w="http://schemas.openxmlformats.org/wordprocessingml/2006/main" xmlns:w14="http://schemas.microsoft.com/office/word/2010/wordml" xmlns:w15="http://schemas.microsoft.com/office/word/2012/wordml" xmlns:w16cex="http://schemas.microsoft.com/office/word/2018/wordml/cex" xmlns:w16cid="http://schemas.microsoft.com/office/word/2016/wordml/cid" xmlns:w16="http://schemas.microsoft.com/office/word/2018/wordml" xmlns:w16sdtdh="http://schemas.microsoft.com/office/word/2020/wordml/sdtdatahash" xmlns:w16sdtfl="http://schemas.microsoft.com/office/word/2024/wordml/sdtformatlock" xmlns:w16se="http://schemas.microsoft.com/office/word/2015/wordml/symex" xmlns:w16du="http://schemas.microsoft.com/office/word/2023/wordml/word16du" xmlns:wne="http://schemas.microsoft.com/office/word/2006/wordml" mc:Ignorable="w14 w15 w16se w16cid w16 w16cex w16sdtdh w16sdtfl w16du wp14">
   <w:p>
     <w:pPr>
       <w:pStyle w:val="Header"/>
@@ -11054,7 +11075,7 @@
 </file>
 
 <file path=word/header3.xml><?xml version="1.0" encoding="utf-8"?>
-<w:hdr xmlns:wpc="http://schemas.microsoft.com/office/word/2010/wordprocessingCanvas" xmlns:cx="http://schemas.microsoft.com/office/drawing/2014/chartex" xmlns:cx1="http://schemas.microsoft.com/office/drawing/2015/9/8/chartex" xmlns:cx2="http://schemas.microsoft.com/office/drawing/2015/10/21/chartex" xmlns:cx3="http://schemas.microsoft.com/office/drawing/2016/5/9/chartex" xmlns:cx4="http://schemas.microsoft.com/office/drawing/2016/5/10/chartex" xmlns:cx5="http://schemas.microsoft.com/office/drawing/2016/5/11/chartex" xmlns:cx6="http://schemas.microsoft.com/office/drawing/2016/5/12/chartex" xmlns:cx7="http://schemas.microsoft.com/office/drawing/2016/5/13/chartex" xmlns:cx8="http://schemas.microsoft.com/office/drawing/2016/5/14/chartex" xmlns:mc="http://schemas.openxmlformats.org/markup-compatibility/2006" xmlns:m="http://schemas.openxmlformats.org/officeDocument/2006/math" xmlns:aink="http://schemas.microsoft.com/office/drawing/2016/ink" xmlns:am3d="http://schemas.microsoft.com/office/drawing/2017/model3d" xmlns:oel="http://schemas.microsoft.com/office/2019/extlst" xmlns:r="http://schemas.openxmlformats.org/officeDocument/2006/relationships" xmlns:wp14="http://schemas.microsoft.com/office/word/2010/wordprocessingDrawing" xmlns:wp="http://schemas.openxmlformats.org/drawingml/2006/wordprocessingDrawing" xmlns:wpg="http://schemas.microsoft.com/office/word/2010/wordprocessingGroup" xmlns:wpi="http://schemas.microsoft.com/office/word/2010/wordprocessingInk" xmlns:wps="http://schemas.microsoft.com/office/word/2010/wordprocessingShape" xmlns:o="urn:schemas-microsoft-com:office:office" xmlns:v="urn:schemas-microsoft-com:vml" xmlns:w10="urn:schemas-microsoft-com:office:word" xmlns:w="http://schemas.openxmlformats.org/wordprocessingml/2006/main" xmlns:w14="http://schemas.microsoft.com/office/word/2010/wordml" xmlns:w15="http://schemas.microsoft.com/office/word/2012/wordml" xmlns:w16cei="http://schemas.microsoft.com/office/word/2026/wordml/cei" xmlns:w16cex="http://schemas.microsoft.com/office/word/2018/wordml/cex" xmlns:w16cid="http://schemas.microsoft.com/office/word/2016/wordml/cid" xmlns:w16="http://schemas.microsoft.com/office/word/2018/wordml" xmlns:w16sdtdh="http://schemas.microsoft.com/office/word/2020/wordml/sdtdatahash" xmlns:w16sdtfl="http://schemas.microsoft.com/office/word/2024/wordml/sdtformatlock" xmlns:w16se="http://schemas.microsoft.com/office/word/2015/wordml/symex" xmlns:w16du="http://schemas.microsoft.com/office/word/2023/wordml/word16du" xmlns:wne="http://schemas.microsoft.com/office/word/2006/wordml" mc:Ignorable="w14 w15 w16se w16cid w16 w16cex w16sdtdh w16sdtfl w16du wp14">
+<w:hdr xmlns:wpc="http://schemas.microsoft.com/office/word/2010/wordprocessingCanvas" xmlns:cx="http://schemas.microsoft.com/office/drawing/2014/chartex" xmlns:cx1="http://schemas.microsoft.com/office/drawing/2015/9/8/chartex" xmlns:cx2="http://schemas.microsoft.com/office/drawing/2015/10/21/chartex" xmlns:cx3="http://schemas.microsoft.com/office/drawing/2016/5/9/chartex" xmlns:cx4="http://schemas.microsoft.com/office/drawing/2016/5/10/chartex" xmlns:cx5="http://schemas.microsoft.com/office/drawing/2016/5/11/chartex" xmlns:cx6="http://schemas.microsoft.com/office/drawing/2016/5/12/chartex" xmlns:cx7="http://schemas.microsoft.com/office/drawing/2016/5/13/chartex" xmlns:cx8="http://schemas.microsoft.com/office/drawing/2016/5/14/chartex" xmlns:mc="http://schemas.openxmlformats.org/markup-compatibility/2006" xmlns:m="http://schemas.openxmlformats.org/officeDocument/2006/math" xmlns:aink="http://schemas.microsoft.com/office/drawing/2016/ink" xmlns:am3d="http://schemas.microsoft.com/office/drawing/2017/model3d" xmlns:oel="http://schemas.microsoft.com/office/2019/extlst" xmlns:r="http://schemas.openxmlformats.org/officeDocument/2006/relationships" xmlns:wp14="http://schemas.microsoft.com/office/word/2010/wordprocessingDrawing" xmlns:wp="http://schemas.openxmlformats.org/drawingml/2006/wordprocessingDrawing" xmlns:wpg="http://schemas.microsoft.com/office/word/2010/wordprocessingGroup" xmlns:wpi="http://schemas.microsoft.com/office/word/2010/wordprocessingInk" xmlns:wps="http://schemas.microsoft.com/office/word/2010/wordprocessingShape" xmlns:o="urn:schemas-microsoft-com:office:office" xmlns:v="urn:schemas-microsoft-com:vml" xmlns:w10="urn:schemas-microsoft-com:office:word" xmlns:w="http://schemas.openxmlformats.org/wordprocessingml/2006/main" xmlns:w14="http://schemas.microsoft.com/office/word/2010/wordml" xmlns:w15="http://schemas.microsoft.com/office/word/2012/wordml" xmlns:w16cex="http://schemas.microsoft.com/office/word/2018/wordml/cex" xmlns:w16cid="http://schemas.microsoft.com/office/word/2016/wordml/cid" xmlns:w16="http://schemas.microsoft.com/office/word/2018/wordml" xmlns:w16sdtdh="http://schemas.microsoft.com/office/word/2020/wordml/sdtdatahash" xmlns:w16sdtfl="http://schemas.microsoft.com/office/word/2024/wordml/sdtformatlock" xmlns:w16se="http://schemas.microsoft.com/office/word/2015/wordml/symex" xmlns:w16du="http://schemas.microsoft.com/office/word/2023/wordml/word16du" xmlns:wne="http://schemas.microsoft.com/office/word/2006/wordml" mc:Ignorable="w14 w15 w16se w16cid w16 w16cex w16sdtdh w16sdtfl w16du wp14">
   <w:p>
     <w:pPr>
       <w:pStyle w:val="Header"/>
@@ -11064,7 +11085,7 @@
 </file>
 
 <file path=word/numbering.xml><?xml version="1.0" encoding="utf-8"?>
-<w:numbering xmlns:wpc="http://schemas.microsoft.com/office/word/2010/wordprocessingCanvas" xmlns:cx="http://schemas.microsoft.com/office/drawing/2014/chartex" xmlns:cx1="http://schemas.microsoft.com/office/drawing/2015/9/8/chartex" xmlns:cx2="http://schemas.microsoft.com/office/drawing/2015/10/21/chartex" xmlns:cx3="http://schemas.microsoft.com/office/drawing/2016/5/9/chartex" xmlns:cx4="http://schemas.microsoft.com/office/drawing/2016/5/10/chartex" xmlns:cx5="http://schemas.microsoft.com/office/drawing/2016/5/11/chartex" xmlns:cx6="http://schemas.microsoft.com/office/drawing/2016/5/12/chartex" xmlns:cx7="http://schemas.microsoft.com/office/drawing/2016/5/13/chartex" xmlns:cx8="http://schemas.microsoft.com/office/drawing/2016/5/14/chartex" xmlns:mc="http://schemas.openxmlformats.org/markup-compatibility/2006" xmlns:m="http://schemas.openxmlformats.org/officeDocument/2006/math" xmlns:aink="http://schemas.microsoft.com/office/drawing/2016/ink" xmlns:am3d="http://schemas.microsoft.com/office/drawing/2017/model3d" xmlns:oel="http://schemas.microsoft.com/office/2019/extlst" xmlns:r="http://schemas.openxmlformats.org/officeDocument/2006/relationships" xmlns:wp14="http://schemas.microsoft.com/office/word/2010/wordprocessingDrawing" xmlns:wp="http://schemas.openxmlformats.org/drawingml/2006/wordprocessingDrawing" xmlns:wpg="http://schemas.microsoft.com/office/word/2010/wordprocessingGroup" xmlns:wpi="http://schemas.microsoft.com/office/word/2010/wordprocessingInk" xmlns:wps="http://schemas.microsoft.com/office/word/2010/wordprocessingShape" xmlns:o="urn:schemas-microsoft-com:office:office" xmlns:v="urn:schemas-microsoft-com:vml" xmlns:w10="urn:schemas-microsoft-com:office:word" xmlns:w="http://schemas.openxmlformats.org/wordprocessingml/2006/main" xmlns:w14="http://schemas.microsoft.com/office/word/2010/wordml" xmlns:w15="http://schemas.microsoft.com/office/word/2012/wordml" xmlns:w16cei="http://schemas.microsoft.com/office/word/2026/wordml/cei" xmlns:w16cex="http://schemas.microsoft.com/office/word/2018/wordml/cex" xmlns:w16cid="http://schemas.microsoft.com/office/word/2016/wordml/cid" xmlns:w16="http://schemas.microsoft.com/office/word/2018/wordml" xmlns:w16sdtdh="http://schemas.microsoft.com/office/word/2020/wordml/sdtdatahash" xmlns:w16sdtfl="http://schemas.microsoft.com/office/word/2024/wordml/sdtformatlock" xmlns:w16se="http://schemas.microsoft.com/office/word/2015/wordml/symex" xmlns:w16du="http://schemas.microsoft.com/office/word/2023/wordml/word16du" xmlns:wne="http://schemas.microsoft.com/office/word/2006/wordml" mc:Ignorable="w14 w15 w16se w16cid w16 w16cex w16sdtdh w16sdtfl w16du wp14">
+<w:numbering xmlns:wpc="http://schemas.microsoft.com/office/word/2010/wordprocessingCanvas" xmlns:cx="http://schemas.microsoft.com/office/drawing/2014/chartex" xmlns:cx1="http://schemas.microsoft.com/office/drawing/2015/9/8/chartex" xmlns:cx2="http://schemas.microsoft.com/office/drawing/2015/10/21/chartex" xmlns:cx3="http://schemas.microsoft.com/office/drawing/2016/5/9/chartex" xmlns:cx4="http://schemas.microsoft.com/office/drawing/2016/5/10/chartex" xmlns:cx5="http://schemas.microsoft.com/office/drawing/2016/5/11/chartex" xmlns:cx6="http://schemas.microsoft.com/office/drawing/2016/5/12/chartex" xmlns:cx7="http://schemas.microsoft.com/office/drawing/2016/5/13/chartex" xmlns:cx8="http://schemas.microsoft.com/office/drawing/2016/5/14/chartex" xmlns:mc="http://schemas.openxmlformats.org/markup-compatibility/2006" xmlns:m="http://schemas.openxmlformats.org/officeDocument/2006/math" xmlns:aink="http://schemas.microsoft.com/office/drawing/2016/ink" xmlns:am3d="http://schemas.microsoft.com/office/drawing/2017/model3d" xmlns:oel="http://schemas.microsoft.com/office/2019/extlst" xmlns:r="http://schemas.openxmlformats.org/officeDocument/2006/relationships" xmlns:wp14="http://schemas.microsoft.com/office/word/2010/wordprocessingDrawing" xmlns:wp="http://schemas.openxmlformats.org/drawingml/2006/wordprocessingDrawing" xmlns:wpg="http://schemas.microsoft.com/office/word/2010/wordprocessingGroup" xmlns:wpi="http://schemas.microsoft.com/office/word/2010/wordprocessingInk" xmlns:wps="http://schemas.microsoft.com/office/word/2010/wordprocessingShape" xmlns:o="urn:schemas-microsoft-com:office:office" xmlns:v="urn:schemas-microsoft-com:vml" xmlns:w10="urn:schemas-microsoft-com:office:word" xmlns:w="http://schemas.openxmlformats.org/wordprocessingml/2006/main" xmlns:w14="http://schemas.microsoft.com/office/word/2010/wordml" xmlns:w15="http://schemas.microsoft.com/office/word/2012/wordml" xmlns:w16cex="http://schemas.microsoft.com/office/word/2018/wordml/cex" xmlns:w16cid="http://schemas.microsoft.com/office/word/2016/wordml/cid" xmlns:w16="http://schemas.microsoft.com/office/word/2018/wordml" xmlns:w16sdtdh="http://schemas.microsoft.com/office/word/2020/wordml/sdtdatahash" xmlns:w16sdtfl="http://schemas.microsoft.com/office/word/2024/wordml/sdtformatlock" xmlns:w16se="http://schemas.microsoft.com/office/word/2015/wordml/symex" xmlns:w16du="http://schemas.microsoft.com/office/word/2023/wordml/word16du" xmlns:wne="http://schemas.microsoft.com/office/word/2006/wordml" mc:Ignorable="w14 w15 w16se w16cid w16 w16cex w16sdtdh w16sdtfl w16du wp14">
   <w:abstractNum w:abstractNumId="0" w15:restartNumberingAfterBreak="0">
     <w:nsid w:val="03FC78EC"/>
     <w:multiLevelType w:val="hybridMultilevel"/>
